--- a/BRD_Auto_Count_Social_Media_Reach.docx
+++ b/BRD_Auto_Count_Social_Media_Reach.docx
@@ -2,6 +2,8 @@
 <file path=word/document.xml><?xml version="1.0" encoding="utf-8"?>
 <w:document xmlns:wpc="http://schemas.microsoft.com/office/word/2010/wordprocessingCanvas" xmlns:mo="http://schemas.microsoft.com/office/mac/office/2008/main" xmlns:mc="http://schemas.openxmlformats.org/markup-compatibility/2006" xmlns:mv="urn:schemas-microsoft-com:mac:vml" xmlns:o="urn:schemas-microsoft-com:office:office" xmlns:r="http://schemas.openxmlformats.org/officeDocument/2006/relationships" xmlns:m="http://schemas.openxmlformats.org/officeDocument/2006/math" xmlns:v="urn:schemas-microsoft-com:vml" xmlns:wp14="http://schemas.microsoft.com/office/word/2010/wordprocessingDrawing" xmlns:wp="http://schemas.openxmlformats.org/drawingml/2006/wordprocessingDrawing" xmlns:w10="urn:schemas-microsoft-com:office:word" xmlns:w="http://schemas.openxmlformats.org/wordprocessingml/2006/main" xmlns:w14="http://schemas.microsoft.com/office/word/2010/wordml" xmlns:wpg="http://schemas.microsoft.com/office/word/2010/wordprocessingGroup" xmlns:wpi="http://schemas.microsoft.com/office/word/2010/wordprocessingInk" xmlns:wne="http://schemas.microsoft.com/office/word/2006/wordml" xmlns:wps="http://schemas.microsoft.com/office/word/2010/wordprocessingShape" mc:Ignorable="w14 wp14">
   <w:body>
+    <w:p/>
+    <w:p/>
     <w:p>
       <w:pPr>
         <w:jc w:val="center"/>
@@ -10,11 +12,12 @@
         <w:rPr>
           <w:b/>
           <w:color w:val="1F497D"/>
-          <w:sz w:val="44"/>
+          <w:sz w:val="48"/>
         </w:rPr>
         <w:t>BUSINESS REQUIREMENTS DOCUMENT</w:t>
       </w:r>
     </w:p>
+    <w:p/>
     <w:p>
       <w:pPr>
         <w:jc w:val="center"/>
@@ -22,12 +25,27 @@
       <w:r>
         <w:rPr>
           <w:b/>
-          <w:color w:val="1F497D"/>
-          <w:sz w:val="32"/>
+          <w:color w:val="4472C4"/>
+          <w:sz w:val="36"/>
         </w:rPr>
         <w:t>Auto Count Social Media Reach</w:t>
       </w:r>
     </w:p>
+    <w:p/>
+    <w:p>
+      <w:pPr>
+        <w:jc w:val="center"/>
+      </w:pPr>
+      <w:r>
+        <w:rPr>
+          <w:i/>
+          <w:color w:val="595959"/>
+          <w:sz w:val="26"/>
+        </w:rPr>
+        <w:t>AI-Assisted Video Metrics Automation System</w:t>
+      </w:r>
+    </w:p>
+    <w:p/>
     <w:p/>
     <w:tbl>
       <w:tblPr>
@@ -42,8 +60,9 @@
       <w:tr>
         <w:tc>
           <w:tcPr>
-            <w:tcW w:type="dxa" w:w="3168"/>
-            <w:shd w:val="clear" w:color="auto" w:fill="E2EFFF"/>
+            <w:tcW w:type="dxa" w:w="4680"/>
+            <w:tcW w:w="3168" w:type="dxa"/>
+            <w:shd w:val="clear" w:color="auto" w:fill="D6E4F7"/>
             <w:tcBorders>
               <w:top w:val="single" w:sz="4" w:space="0" w:color="CCCCCC"/>
               <w:left w:val="single" w:sz="4" w:space="0" w:color="CCCCCC"/>
@@ -63,7 +82,8 @@
         </w:tc>
         <w:tc>
           <w:tcPr>
-            <w:tcW w:type="dxa" w:w="7632"/>
+            <w:tcW w:type="dxa" w:w="4680"/>
+            <w:tcW w:w="6192" w:type="dxa"/>
             <w:tcBorders>
               <w:top w:val="single" w:sz="4" w:space="0" w:color="CCCCCC"/>
               <w:left w:val="single" w:sz="4" w:space="0" w:color="CCCCCC"/>
@@ -76,7 +96,7 @@
               <w:rPr>
                 <w:sz w:val="20"/>
               </w:rPr>
-              <w:t>1.0</w:t>
+              <w:t>3.0</w:t>
             </w:r>
           </w:p>
         </w:tc>
@@ -84,8 +104,9 @@
       <w:tr>
         <w:tc>
           <w:tcPr>
-            <w:tcW w:type="dxa" w:w="3168"/>
-            <w:shd w:val="clear" w:color="auto" w:fill="E2EFFF"/>
+            <w:tcW w:type="dxa" w:w="4680"/>
+            <w:tcW w:w="3168" w:type="dxa"/>
+            <w:shd w:val="clear" w:color="auto" w:fill="D6E4F7"/>
             <w:tcBorders>
               <w:top w:val="single" w:sz="4" w:space="0" w:color="CCCCCC"/>
               <w:left w:val="single" w:sz="4" w:space="0" w:color="CCCCCC"/>
@@ -105,7 +126,8 @@
         </w:tc>
         <w:tc>
           <w:tcPr>
-            <w:tcW w:type="dxa" w:w="7632"/>
+            <w:tcW w:type="dxa" w:w="4680"/>
+            <w:tcW w:w="6192" w:type="dxa"/>
             <w:tcBorders>
               <w:top w:val="single" w:sz="4" w:space="0" w:color="CCCCCC"/>
               <w:left w:val="single" w:sz="4" w:space="0" w:color="CCCCCC"/>
@@ -118,7 +140,7 @@
               <w:rPr>
                 <w:sz w:val="20"/>
               </w:rPr>
-              <w:t>07 May 2026</w:t>
+              <w:t>09 May 2026</w:t>
             </w:r>
           </w:p>
         </w:tc>
@@ -126,8 +148,9 @@
       <w:tr>
         <w:tc>
           <w:tcPr>
-            <w:tcW w:type="dxa" w:w="3168"/>
-            <w:shd w:val="clear" w:color="auto" w:fill="E2EFFF"/>
+            <w:tcW w:type="dxa" w:w="4680"/>
+            <w:tcW w:w="3168" w:type="dxa"/>
+            <w:shd w:val="clear" w:color="auto" w:fill="D6E4F7"/>
             <w:tcBorders>
               <w:top w:val="single" w:sz="4" w:space="0" w:color="CCCCCC"/>
               <w:left w:val="single" w:sz="4" w:space="0" w:color="CCCCCC"/>
@@ -147,7 +170,8 @@
         </w:tc>
         <w:tc>
           <w:tcPr>
-            <w:tcW w:type="dxa" w:w="7632"/>
+            <w:tcW w:type="dxa" w:w="4680"/>
+            <w:tcW w:w="6192" w:type="dxa"/>
             <w:tcBorders>
               <w:top w:val="single" w:sz="4" w:space="0" w:color="CCCCCC"/>
               <w:left w:val="single" w:sz="4" w:space="0" w:color="CCCCCC"/>
@@ -168,8 +192,9 @@
       <w:tr>
         <w:tc>
           <w:tcPr>
-            <w:tcW w:type="dxa" w:w="3168"/>
-            <w:shd w:val="clear" w:color="auto" w:fill="E2EFFF"/>
+            <w:tcW w:type="dxa" w:w="4680"/>
+            <w:tcW w:w="3168" w:type="dxa"/>
+            <w:shd w:val="clear" w:color="auto" w:fill="D6E4F7"/>
             <w:tcBorders>
               <w:top w:val="single" w:sz="4" w:space="0" w:color="CCCCCC"/>
               <w:left w:val="single" w:sz="4" w:space="0" w:color="CCCCCC"/>
@@ -189,7 +214,8 @@
         </w:tc>
         <w:tc>
           <w:tcPr>
-            <w:tcW w:type="dxa" w:w="7632"/>
+            <w:tcW w:type="dxa" w:w="4680"/>
+            <w:tcW w:w="6192" w:type="dxa"/>
             <w:tcBorders>
               <w:top w:val="single" w:sz="4" w:space="0" w:color="CCCCCC"/>
               <w:left w:val="single" w:sz="4" w:space="0" w:color="CCCCCC"/>
@@ -202,7 +228,51 @@
               <w:rPr>
                 <w:sz w:val="20"/>
               </w:rPr>
-              <w:t>Business Analyst</w:t>
+              <w:t>jingyi-rere</w:t>
+            </w:r>
+          </w:p>
+        </w:tc>
+      </w:tr>
+      <w:tr>
+        <w:tc>
+          <w:tcPr>
+            <w:tcW w:type="dxa" w:w="4680"/>
+            <w:tcW w:w="3168" w:type="dxa"/>
+            <w:shd w:val="clear" w:color="auto" w:fill="D6E4F7"/>
+            <w:tcBorders>
+              <w:top w:val="single" w:sz="4" w:space="0" w:color="CCCCCC"/>
+              <w:left w:val="single" w:sz="4" w:space="0" w:color="CCCCCC"/>
+              <w:bottom w:val="single" w:sz="4" w:space="0" w:color="CCCCCC"/>
+              <w:right w:val="single" w:sz="4" w:space="0" w:color="CCCCCC"/>
+            </w:tcBorders>
+          </w:tcPr>
+          <w:p>
+            <w:r>
+              <w:rPr>
+                <w:b/>
+                <w:sz w:val="20"/>
+              </w:rPr>
+              <w:t>Reviewed By:</w:t>
+            </w:r>
+          </w:p>
+        </w:tc>
+        <w:tc>
+          <w:tcPr>
+            <w:tcW w:type="dxa" w:w="4680"/>
+            <w:tcW w:w="6192" w:type="dxa"/>
+            <w:tcBorders>
+              <w:top w:val="single" w:sz="4" w:space="0" w:color="CCCCCC"/>
+              <w:left w:val="single" w:sz="4" w:space="0" w:color="CCCCCC"/>
+              <w:bottom w:val="single" w:sz="4" w:space="0" w:color="CCCCCC"/>
+              <w:right w:val="single" w:sz="4" w:space="0" w:color="CCCCCC"/>
+            </w:tcBorders>
+          </w:tcPr>
+          <w:p>
+            <w:r>
+              <w:rPr>
+                <w:sz w:val="20"/>
+              </w:rPr>
+              <w:t>Pending</w:t>
             </w:r>
           </w:p>
         </w:tc>
@@ -210,6 +280,385 @@
     </w:tbl>
     <w:p/>
     <w:p/>
+    <w:p>
+      <w:pPr>
+        <w:pStyle w:val="Heading2"/>
+      </w:pPr>
+      <w:r>
+        <w:t>Document Version History</w:t>
+      </w:r>
+    </w:p>
+    <w:tbl>
+      <w:tblPr>
+        <w:tblW w:type="auto" w:w="0"/>
+        <w:jc w:val="left"/>
+        <w:tblLook w:firstColumn="1" w:firstRow="1" w:lastColumn="0" w:lastRow="0" w:noHBand="0" w:noVBand="1" w:val="04A0"/>
+      </w:tblPr>
+      <w:tblGrid>
+        <w:gridCol w:w="2340"/>
+        <w:gridCol w:w="2340"/>
+        <w:gridCol w:w="2340"/>
+        <w:gridCol w:w="2340"/>
+      </w:tblGrid>
+      <w:tr>
+        <w:tc>
+          <w:tcPr>
+            <w:tcW w:type="dxa" w:w="2340"/>
+            <w:tcW w:w="1007" w:type="dxa"/>
+            <w:shd w:val="clear" w:color="auto" w:fill="1F497D"/>
+            <w:tcBorders>
+              <w:top w:val="single" w:sz="4" w:space="0" w:color="1F497D"/>
+              <w:left w:val="single" w:sz="4" w:space="0" w:color="1F497D"/>
+              <w:bottom w:val="single" w:sz="4" w:space="0" w:color="1F497D"/>
+              <w:right w:val="single" w:sz="4" w:space="0" w:color="1F497D"/>
+            </w:tcBorders>
+          </w:tcPr>
+          <w:p>
+            <w:r>
+              <w:rPr>
+                <w:b/>
+                <w:color w:val="FFFFFF"/>
+                <w:sz w:val="20"/>
+              </w:rPr>
+              <w:t>Version</w:t>
+            </w:r>
+          </w:p>
+        </w:tc>
+        <w:tc>
+          <w:tcPr>
+            <w:tcW w:type="dxa" w:w="2340"/>
+            <w:tcW w:w="2160" w:type="dxa"/>
+            <w:shd w:val="clear" w:color="auto" w:fill="1F497D"/>
+            <w:tcBorders>
+              <w:top w:val="single" w:sz="4" w:space="0" w:color="1F497D"/>
+              <w:left w:val="single" w:sz="4" w:space="0" w:color="1F497D"/>
+              <w:bottom w:val="single" w:sz="4" w:space="0" w:color="1F497D"/>
+              <w:right w:val="single" w:sz="4" w:space="0" w:color="1F497D"/>
+            </w:tcBorders>
+          </w:tcPr>
+          <w:p>
+            <w:r>
+              <w:rPr>
+                <w:b/>
+                <w:color w:val="FFFFFF"/>
+                <w:sz w:val="20"/>
+              </w:rPr>
+              <w:t>Date</w:t>
+            </w:r>
+          </w:p>
+        </w:tc>
+        <w:tc>
+          <w:tcPr>
+            <w:tcW w:type="dxa" w:w="2340"/>
+            <w:tcW w:w="2160" w:type="dxa"/>
+            <w:shd w:val="clear" w:color="auto" w:fill="1F497D"/>
+            <w:tcBorders>
+              <w:top w:val="single" w:sz="4" w:space="0" w:color="1F497D"/>
+              <w:left w:val="single" w:sz="4" w:space="0" w:color="1F497D"/>
+              <w:bottom w:val="single" w:sz="4" w:space="0" w:color="1F497D"/>
+              <w:right w:val="single" w:sz="4" w:space="0" w:color="1F497D"/>
+            </w:tcBorders>
+          </w:tcPr>
+          <w:p>
+            <w:r>
+              <w:rPr>
+                <w:b/>
+                <w:color w:val="FFFFFF"/>
+                <w:sz w:val="20"/>
+              </w:rPr>
+              <w:t>Author</w:t>
+            </w:r>
+          </w:p>
+        </w:tc>
+        <w:tc>
+          <w:tcPr>
+            <w:tcW w:type="dxa" w:w="2340"/>
+            <w:tcW w:w="5472" w:type="dxa"/>
+            <w:shd w:val="clear" w:color="auto" w:fill="1F497D"/>
+            <w:tcBorders>
+              <w:top w:val="single" w:sz="4" w:space="0" w:color="1F497D"/>
+              <w:left w:val="single" w:sz="4" w:space="0" w:color="1F497D"/>
+              <w:bottom w:val="single" w:sz="4" w:space="0" w:color="1F497D"/>
+              <w:right w:val="single" w:sz="4" w:space="0" w:color="1F497D"/>
+            </w:tcBorders>
+          </w:tcPr>
+          <w:p>
+            <w:r>
+              <w:rPr>
+                <w:b/>
+                <w:color w:val="FFFFFF"/>
+                <w:sz w:val="20"/>
+              </w:rPr>
+              <w:t>Changes</w:t>
+            </w:r>
+          </w:p>
+        </w:tc>
+      </w:tr>
+      <w:tr>
+        <w:tc>
+          <w:tcPr>
+            <w:tcW w:type="dxa" w:w="2340"/>
+            <w:tcW w:w="1007" w:type="dxa"/>
+            <w:shd w:val="clear" w:color="auto" w:fill="FFFFFF"/>
+            <w:tcBorders>
+              <w:top w:val="single" w:sz="4" w:space="0" w:color="CCCCCC"/>
+              <w:left w:val="single" w:sz="4" w:space="0" w:color="CCCCCC"/>
+              <w:bottom w:val="single" w:sz="4" w:space="0" w:color="CCCCCC"/>
+              <w:right w:val="single" w:sz="4" w:space="0" w:color="CCCCCC"/>
+            </w:tcBorders>
+          </w:tcPr>
+          <w:p>
+            <w:r>
+              <w:rPr>
+                <w:sz w:val="20"/>
+              </w:rPr>
+              <w:t>1.0</w:t>
+            </w:r>
+          </w:p>
+        </w:tc>
+        <w:tc>
+          <w:tcPr>
+            <w:tcW w:type="dxa" w:w="2340"/>
+            <w:tcW w:w="2160" w:type="dxa"/>
+            <w:shd w:val="clear" w:color="auto" w:fill="FFFFFF"/>
+            <w:tcBorders>
+              <w:top w:val="single" w:sz="4" w:space="0" w:color="CCCCCC"/>
+              <w:left w:val="single" w:sz="4" w:space="0" w:color="CCCCCC"/>
+              <w:bottom w:val="single" w:sz="4" w:space="0" w:color="CCCCCC"/>
+              <w:right w:val="single" w:sz="4" w:space="0" w:color="CCCCCC"/>
+            </w:tcBorders>
+          </w:tcPr>
+          <w:p>
+            <w:r>
+              <w:rPr>
+                <w:sz w:val="20"/>
+              </w:rPr>
+              <w:t>07 May 2026</w:t>
+            </w:r>
+          </w:p>
+        </w:tc>
+        <w:tc>
+          <w:tcPr>
+            <w:tcW w:type="dxa" w:w="2340"/>
+            <w:tcW w:w="2160" w:type="dxa"/>
+            <w:shd w:val="clear" w:color="auto" w:fill="FFFFFF"/>
+            <w:tcBorders>
+              <w:top w:val="single" w:sz="4" w:space="0" w:color="CCCCCC"/>
+              <w:left w:val="single" w:sz="4" w:space="0" w:color="CCCCCC"/>
+              <w:bottom w:val="single" w:sz="4" w:space="0" w:color="CCCCCC"/>
+              <w:right w:val="single" w:sz="4" w:space="0" w:color="CCCCCC"/>
+            </w:tcBorders>
+          </w:tcPr>
+          <w:p>
+            <w:r>
+              <w:rPr>
+                <w:sz w:val="20"/>
+              </w:rPr>
+              <w:t>jingyi-rere</w:t>
+            </w:r>
+          </w:p>
+        </w:tc>
+        <w:tc>
+          <w:tcPr>
+            <w:tcW w:type="dxa" w:w="2340"/>
+            <w:tcW w:w="5472" w:type="dxa"/>
+            <w:shd w:val="clear" w:color="auto" w:fill="FFFFFF"/>
+            <w:tcBorders>
+              <w:top w:val="single" w:sz="4" w:space="0" w:color="CCCCCC"/>
+              <w:left w:val="single" w:sz="4" w:space="0" w:color="CCCCCC"/>
+              <w:bottom w:val="single" w:sz="4" w:space="0" w:color="CCCCCC"/>
+              <w:right w:val="single" w:sz="4" w:space="0" w:color="CCCCCC"/>
+            </w:tcBorders>
+          </w:tcPr>
+          <w:p>
+            <w:r>
+              <w:rPr>
+                <w:sz w:val="20"/>
+              </w:rPr>
+              <w:t>Initial draft</w:t>
+            </w:r>
+          </w:p>
+        </w:tc>
+      </w:tr>
+      <w:tr>
+        <w:tc>
+          <w:tcPr>
+            <w:tcW w:type="dxa" w:w="2340"/>
+            <w:tcW w:w="1007" w:type="dxa"/>
+            <w:shd w:val="clear" w:color="auto" w:fill="F0F4FF"/>
+            <w:tcBorders>
+              <w:top w:val="single" w:sz="4" w:space="0" w:color="CCCCCC"/>
+              <w:left w:val="single" w:sz="4" w:space="0" w:color="CCCCCC"/>
+              <w:bottom w:val="single" w:sz="4" w:space="0" w:color="CCCCCC"/>
+              <w:right w:val="single" w:sz="4" w:space="0" w:color="CCCCCC"/>
+            </w:tcBorders>
+          </w:tcPr>
+          <w:p>
+            <w:r>
+              <w:rPr>
+                <w:sz w:val="20"/>
+              </w:rPr>
+              <w:t>2.0</w:t>
+            </w:r>
+          </w:p>
+        </w:tc>
+        <w:tc>
+          <w:tcPr>
+            <w:tcW w:type="dxa" w:w="2340"/>
+            <w:tcW w:w="2160" w:type="dxa"/>
+            <w:shd w:val="clear" w:color="auto" w:fill="F0F4FF"/>
+            <w:tcBorders>
+              <w:top w:val="single" w:sz="4" w:space="0" w:color="CCCCCC"/>
+              <w:left w:val="single" w:sz="4" w:space="0" w:color="CCCCCC"/>
+              <w:bottom w:val="single" w:sz="4" w:space="0" w:color="CCCCCC"/>
+              <w:right w:val="single" w:sz="4" w:space="0" w:color="CCCCCC"/>
+            </w:tcBorders>
+          </w:tcPr>
+          <w:p>
+            <w:r>
+              <w:rPr>
+                <w:sz w:val="20"/>
+              </w:rPr>
+              <w:t>09 May 2026</w:t>
+            </w:r>
+          </w:p>
+        </w:tc>
+        <w:tc>
+          <w:tcPr>
+            <w:tcW w:type="dxa" w:w="2340"/>
+            <w:tcW w:w="2160" w:type="dxa"/>
+            <w:shd w:val="clear" w:color="auto" w:fill="F0F4FF"/>
+            <w:tcBorders>
+              <w:top w:val="single" w:sz="4" w:space="0" w:color="CCCCCC"/>
+              <w:left w:val="single" w:sz="4" w:space="0" w:color="CCCCCC"/>
+              <w:bottom w:val="single" w:sz="4" w:space="0" w:color="CCCCCC"/>
+              <w:right w:val="single" w:sz="4" w:space="0" w:color="CCCCCC"/>
+            </w:tcBorders>
+          </w:tcPr>
+          <w:p>
+            <w:r>
+              <w:rPr>
+                <w:sz w:val="20"/>
+              </w:rPr>
+              <w:t>jingyi-rere</w:t>
+            </w:r>
+          </w:p>
+        </w:tc>
+        <w:tc>
+          <w:tcPr>
+            <w:tcW w:type="dxa" w:w="2340"/>
+            <w:tcW w:w="5472" w:type="dxa"/>
+            <w:shd w:val="clear" w:color="auto" w:fill="F0F4FF"/>
+            <w:tcBorders>
+              <w:top w:val="single" w:sz="4" w:space="0" w:color="CCCCCC"/>
+              <w:left w:val="single" w:sz="4" w:space="0" w:color="CCCCCC"/>
+              <w:bottom w:val="single" w:sz="4" w:space="0" w:color="CCCCCC"/>
+              <w:right w:val="single" w:sz="4" w:space="0" w:color="CCCCCC"/>
+            </w:tcBorders>
+          </w:tcPr>
+          <w:p>
+            <w:r>
+              <w:rPr>
+                <w:sz w:val="20"/>
+              </w:rPr>
+              <w:t>Added user stories, MoSCoW, As-Is vs To-Be, Risk Register, Roadmap</w:t>
+            </w:r>
+          </w:p>
+        </w:tc>
+      </w:tr>
+      <w:tr>
+        <w:tc>
+          <w:tcPr>
+            <w:tcW w:type="dxa" w:w="2340"/>
+            <w:tcW w:w="1007" w:type="dxa"/>
+            <w:shd w:val="clear" w:color="auto" w:fill="FFFFFF"/>
+            <w:tcBorders>
+              <w:top w:val="single" w:sz="4" w:space="0" w:color="CCCCCC"/>
+              <w:left w:val="single" w:sz="4" w:space="0" w:color="CCCCCC"/>
+              <w:bottom w:val="single" w:sz="4" w:space="0" w:color="CCCCCC"/>
+              <w:right w:val="single" w:sz="4" w:space="0" w:color="CCCCCC"/>
+            </w:tcBorders>
+          </w:tcPr>
+          <w:p>
+            <w:r>
+              <w:rPr>
+                <w:sz w:val="20"/>
+              </w:rPr>
+              <w:t>3.0</w:t>
+            </w:r>
+          </w:p>
+        </w:tc>
+        <w:tc>
+          <w:tcPr>
+            <w:tcW w:type="dxa" w:w="2340"/>
+            <w:tcW w:w="2160" w:type="dxa"/>
+            <w:shd w:val="clear" w:color="auto" w:fill="FFFFFF"/>
+            <w:tcBorders>
+              <w:top w:val="single" w:sz="4" w:space="0" w:color="CCCCCC"/>
+              <w:left w:val="single" w:sz="4" w:space="0" w:color="CCCCCC"/>
+              <w:bottom w:val="single" w:sz="4" w:space="0" w:color="CCCCCC"/>
+              <w:right w:val="single" w:sz="4" w:space="0" w:color="CCCCCC"/>
+            </w:tcBorders>
+          </w:tcPr>
+          <w:p>
+            <w:r>
+              <w:rPr>
+                <w:sz w:val="20"/>
+              </w:rPr>
+              <w:t>09 May 2026</w:t>
+            </w:r>
+          </w:p>
+        </w:tc>
+        <w:tc>
+          <w:tcPr>
+            <w:tcW w:type="dxa" w:w="2340"/>
+            <w:tcW w:w="2160" w:type="dxa"/>
+            <w:shd w:val="clear" w:color="auto" w:fill="FFFFFF"/>
+            <w:tcBorders>
+              <w:top w:val="single" w:sz="4" w:space="0" w:color="CCCCCC"/>
+              <w:left w:val="single" w:sz="4" w:space="0" w:color="CCCCCC"/>
+              <w:bottom w:val="single" w:sz="4" w:space="0" w:color="CCCCCC"/>
+              <w:right w:val="single" w:sz="4" w:space="0" w:color="CCCCCC"/>
+            </w:tcBorders>
+          </w:tcPr>
+          <w:p>
+            <w:r>
+              <w:rPr>
+                <w:sz w:val="20"/>
+              </w:rPr>
+              <w:t>jingyi-rere</w:t>
+            </w:r>
+          </w:p>
+        </w:tc>
+        <w:tc>
+          <w:tcPr>
+            <w:tcW w:type="dxa" w:w="2340"/>
+            <w:tcW w:w="5472" w:type="dxa"/>
+            <w:shd w:val="clear" w:color="auto" w:fill="FFFFFF"/>
+            <w:tcBorders>
+              <w:top w:val="single" w:sz="4" w:space="0" w:color="CCCCCC"/>
+              <w:left w:val="single" w:sz="4" w:space="0" w:color="CCCCCC"/>
+              <w:bottom w:val="single" w:sz="4" w:space="0" w:color="CCCCCC"/>
+              <w:right w:val="single" w:sz="4" w:space="0" w:color="CCCCCC"/>
+            </w:tcBorders>
+          </w:tcPr>
+          <w:p>
+            <w:r>
+              <w:rPr>
+                <w:sz w:val="20"/>
+              </w:rPr>
+              <w:t>Updated: video content only, Lark Sheet output, exact column mapping A-H</w:t>
+            </w:r>
+          </w:p>
+        </w:tc>
+      </w:tr>
+    </w:tbl>
+    <w:p/>
+    <w:p>
+      <w:r>
+        <w:br w:type="page"/>
+      </w:r>
+    </w:p>
     <w:p>
       <w:pPr>
         <w:pStyle w:val="Heading1"/>
@@ -226,7 +675,7 @@
           <w:i w:val="0"/>
           <w:sz w:val="22"/>
         </w:rPr>
-        <w:t>This document defines the business requirements for an AI-assisted Social Media Reach Automation system. The system will replace the existing manual process of tracking social media performance metrics — including reach, views, and engagement — with an automated, centralised solution that ingests post links, extracts key metrics, consolidates data into a structured tracking sheet, and generates actionable performance insights.</w:t>
+        <w:t>This document defines the business requirements for an AI-assisted Social Media Video Metrics Automation system. The system is designed for a single video content creator who manages video content across 7 social media platforms. Instead of manually visiting each platform and recording numbers, the user simply pastes video links into the system. The system automatically extracts key video performance metrics and writes them directly into the correct columns of the user's existing Lark Sheet. The system also generates AI-powered performance analysis and content recommendations for the next posting cycle.</w:t>
       </w:r>
     </w:p>
     <w:p>
@@ -242,7 +691,7 @@
         <w:pStyle w:val="Heading2"/>
       </w:pPr>
       <w:r>
-        <w:t>2.1 Current State</w:t>
+        <w:t>2.1 As-Is Process (Current — Manual)</w:t>
       </w:r>
     </w:p>
     <w:p>
@@ -253,59 +702,7 @@
           <w:i w:val="0"/>
           <w:sz w:val="22"/>
         </w:rPr>
-        <w:t>The existing process requires team members to perform the following steps manually:</w:t>
-      </w:r>
-    </w:p>
-    <w:p>
-      <w:pPr>
-        <w:pStyle w:val="ListBullet"/>
-      </w:pPr>
-      <w:r>
-        <w:rPr>
-          <w:sz w:val="22"/>
-        </w:rPr>
-        <w:t>Search across multiple social media platforms individually.</w:t>
-      </w:r>
-    </w:p>
-    <w:p>
-      <w:pPr>
-        <w:pStyle w:val="ListBullet"/>
-      </w:pPr>
-      <w:r>
-        <w:rPr>
-          <w:sz w:val="22"/>
-        </w:rPr>
-        <w:t>Manually locate each post and record reach and view figures.</w:t>
-      </w:r>
-    </w:p>
-    <w:p>
-      <w:pPr>
-        <w:pStyle w:val="ListBullet"/>
-      </w:pPr>
-      <w:r>
-        <w:rPr>
-          <w:sz w:val="22"/>
-        </w:rPr>
-        <w:t>Transcribe data into a tracking spreadsheet by hand.</w:t>
-      </w:r>
-    </w:p>
-    <w:p>
-      <w:pPr>
-        <w:pStyle w:val="ListBullet"/>
-      </w:pPr>
-      <w:r>
-        <w:rPr>
-          <w:sz w:val="22"/>
-        </w:rPr>
-        <w:t>Compile and review results for reporting purposes.</w:t>
-      </w:r>
-    </w:p>
-    <w:p>
-      <w:pPr>
-        <w:pStyle w:val="Heading2"/>
-      </w:pPr>
-      <w:r>
-        <w:t>2.2 Pain Points</w:t>
+        <w:t>Every reporting cycle, the user has to manually:</w:t>
       </w:r>
     </w:p>
     <w:tbl>
@@ -322,8 +719,80 @@
       <w:tr>
         <w:tc>
           <w:tcPr>
-            <w:tcW w:type="dxa" w:w="864"/>
+            <w:tcW w:type="dxa" w:w="3120"/>
+            <w:tcW w:w="720" w:type="dxa"/>
             <w:shd w:val="clear" w:color="auto" w:fill="1F497D"/>
+            <w:tcBorders>
+              <w:top w:val="single" w:sz="4" w:space="0" w:color="1F497D"/>
+              <w:left w:val="single" w:sz="4" w:space="0" w:color="1F497D"/>
+              <w:bottom w:val="single" w:sz="4" w:space="0" w:color="1F497D"/>
+              <w:right w:val="single" w:sz="4" w:space="0" w:color="1F497D"/>
+            </w:tcBorders>
+          </w:tcPr>
+          <w:p>
+            <w:r>
+              <w:rPr>
+                <w:b/>
+                <w:color w:val="FFFFFF"/>
+                <w:sz w:val="20"/>
+              </w:rPr>
+              <w:t>Step</w:t>
+            </w:r>
+          </w:p>
+        </w:tc>
+        <w:tc>
+          <w:tcPr>
+            <w:tcW w:type="dxa" w:w="3120"/>
+            <w:tcW w:w="2160" w:type="dxa"/>
+            <w:shd w:val="clear" w:color="auto" w:fill="1F497D"/>
+            <w:tcBorders>
+              <w:top w:val="single" w:sz="4" w:space="0" w:color="1F497D"/>
+              <w:left w:val="single" w:sz="4" w:space="0" w:color="1F497D"/>
+              <w:bottom w:val="single" w:sz="4" w:space="0" w:color="1F497D"/>
+              <w:right w:val="single" w:sz="4" w:space="0" w:color="1F497D"/>
+            </w:tcBorders>
+          </w:tcPr>
+          <w:p>
+            <w:r>
+              <w:rPr>
+                <w:b/>
+                <w:color w:val="FFFFFF"/>
+                <w:sz w:val="20"/>
+              </w:rPr>
+              <w:t>Platform</w:t>
+            </w:r>
+          </w:p>
+        </w:tc>
+        <w:tc>
+          <w:tcPr>
+            <w:tcW w:type="dxa" w:w="3120"/>
+            <w:tcW w:w="7920" w:type="dxa"/>
+            <w:shd w:val="clear" w:color="auto" w:fill="1F497D"/>
+            <w:tcBorders>
+              <w:top w:val="single" w:sz="4" w:space="0" w:color="1F497D"/>
+              <w:left w:val="single" w:sz="4" w:space="0" w:color="1F497D"/>
+              <w:bottom w:val="single" w:sz="4" w:space="0" w:color="1F497D"/>
+              <w:right w:val="single" w:sz="4" w:space="0" w:color="1F497D"/>
+            </w:tcBorders>
+          </w:tcPr>
+          <w:p>
+            <w:r>
+              <w:rPr>
+                <w:b/>
+                <w:color w:val="FFFFFF"/>
+                <w:sz w:val="20"/>
+              </w:rPr>
+              <w:t>What the User Does Manually</w:t>
+            </w:r>
+          </w:p>
+        </w:tc>
+      </w:tr>
+      <w:tr>
+        <w:tc>
+          <w:tcPr>
+            <w:tcW w:type="dxa" w:w="3120"/>
+            <w:tcW w:w="720" w:type="dxa"/>
+            <w:shd w:val="clear" w:color="auto" w:fill="FFFFFF"/>
             <w:tcBorders>
               <w:top w:val="single" w:sz="4" w:space="0" w:color="CCCCCC"/>
               <w:left w:val="single" w:sz="4" w:space="0" w:color="CCCCCC"/>
@@ -334,18 +803,17 @@
           <w:p>
             <w:r>
               <w:rPr>
-                <w:b/>
-                <w:color w:val="FFFFFF"/>
-                <w:sz w:val="20"/>
-              </w:rPr>
-              <w:t>#</w:t>
-            </w:r>
-          </w:p>
-        </w:tc>
-        <w:tc>
-          <w:tcPr>
-            <w:tcW w:type="dxa" w:w="3600"/>
-            <w:shd w:val="clear" w:color="auto" w:fill="1F497D"/>
+                <w:sz w:val="20"/>
+              </w:rPr>
+              <w:t>1</w:t>
+            </w:r>
+          </w:p>
+        </w:tc>
+        <w:tc>
+          <w:tcPr>
+            <w:tcW w:type="dxa" w:w="3120"/>
+            <w:tcW w:w="2160" w:type="dxa"/>
+            <w:shd w:val="clear" w:color="auto" w:fill="FFFFFF"/>
             <w:tcBorders>
               <w:top w:val="single" w:sz="4" w:space="0" w:color="CCCCCC"/>
               <w:left w:val="single" w:sz="4" w:space="0" w:color="CCCCCC"/>
@@ -356,18 +824,17 @@
           <w:p>
             <w:r>
               <w:rPr>
-                <w:b/>
-                <w:color w:val="FFFFFF"/>
-                <w:sz w:val="20"/>
-              </w:rPr>
-              <w:t>Pain Point</w:t>
-            </w:r>
-          </w:p>
-        </w:tc>
-        <w:tc>
-          <w:tcPr>
-            <w:tcW w:type="dxa" w:w="6336"/>
-            <w:shd w:val="clear" w:color="auto" w:fill="1F497D"/>
+                <w:sz w:val="20"/>
+              </w:rPr>
+              <w:t>Instagram</w:t>
+            </w:r>
+          </w:p>
+        </w:tc>
+        <w:tc>
+          <w:tcPr>
+            <w:tcW w:type="dxa" w:w="3120"/>
+            <w:tcW w:w="7920" w:type="dxa"/>
+            <w:shd w:val="clear" w:color="auto" w:fill="FFFFFF"/>
             <w:tcBorders>
               <w:top w:val="single" w:sz="4" w:space="0" w:color="CCCCCC"/>
               <w:left w:val="single" w:sz="4" w:space="0" w:color="CCCCCC"/>
@@ -378,11 +845,9 @@
           <w:p>
             <w:r>
               <w:rPr>
-                <w:b/>
-                <w:color w:val="FFFFFF"/>
-                <w:sz w:val="20"/>
-              </w:rPr>
-              <w:t>Impact</w:t>
+                <w:sz w:val="20"/>
+              </w:rPr>
+              <w:t>Find each Reel, record view count, copy caption, note posted date</w:t>
             </w:r>
           </w:p>
         </w:tc>
@@ -390,8 +855,9 @@
       <w:tr>
         <w:tc>
           <w:tcPr>
-            <w:tcW w:type="dxa" w:w="864"/>
-            <w:shd w:val="clear" w:color="auto" w:fill="FFFFFF"/>
+            <w:tcW w:type="dxa" w:w="3120"/>
+            <w:tcW w:w="720" w:type="dxa"/>
+            <w:shd w:val="clear" w:color="auto" w:fill="F0F4FF"/>
             <w:tcBorders>
               <w:top w:val="single" w:sz="4" w:space="0" w:color="CCCCCC"/>
               <w:left w:val="single" w:sz="4" w:space="0" w:color="CCCCCC"/>
@@ -404,14 +870,15 @@
               <w:rPr>
                 <w:sz w:val="20"/>
               </w:rPr>
-              <w:t>1</w:t>
-            </w:r>
-          </w:p>
-        </w:tc>
-        <w:tc>
-          <w:tcPr>
-            <w:tcW w:type="dxa" w:w="3600"/>
-            <w:shd w:val="clear" w:color="auto" w:fill="FFFFFF"/>
+              <w:t>2</w:t>
+            </w:r>
+          </w:p>
+        </w:tc>
+        <w:tc>
+          <w:tcPr>
+            <w:tcW w:type="dxa" w:w="3120"/>
+            <w:tcW w:w="2160" w:type="dxa"/>
+            <w:shd w:val="clear" w:color="auto" w:fill="F0F4FF"/>
             <w:tcBorders>
               <w:top w:val="single" w:sz="4" w:space="0" w:color="CCCCCC"/>
               <w:left w:val="single" w:sz="4" w:space="0" w:color="CCCCCC"/>
@@ -424,14 +891,15 @@
               <w:rPr>
                 <w:sz w:val="20"/>
               </w:rPr>
-              <w:t>Time-consuming manual searches</w:t>
-            </w:r>
-          </w:p>
-        </w:tc>
-        <w:tc>
-          <w:tcPr>
-            <w:tcW w:type="dxa" w:w="6336"/>
-            <w:shd w:val="clear" w:color="auto" w:fill="FFFFFF"/>
+              <w:t>TikTok</w:t>
+            </w:r>
+          </w:p>
+        </w:tc>
+        <w:tc>
+          <w:tcPr>
+            <w:tcW w:type="dxa" w:w="3120"/>
+            <w:tcW w:w="7920" w:type="dxa"/>
+            <w:shd w:val="clear" w:color="auto" w:fill="F0F4FF"/>
             <w:tcBorders>
               <w:top w:val="single" w:sz="4" w:space="0" w:color="CCCCCC"/>
               <w:left w:val="single" w:sz="4" w:space="0" w:color="CCCCCC"/>
@@ -444,7 +912,7 @@
               <w:rPr>
                 <w:sz w:val="20"/>
               </w:rPr>
-              <w:t>Hours spent per reporting cycle; opportunity cost on higher-value work</w:t>
+              <w:t>Find each video, record view count, copy caption, note posted date</w:t>
             </w:r>
           </w:p>
         </w:tc>
@@ -452,8 +920,9 @@
       <w:tr>
         <w:tc>
           <w:tcPr>
-            <w:tcW w:type="dxa" w:w="864"/>
-            <w:shd w:val="clear" w:color="auto" w:fill="F0F4FF"/>
+            <w:tcW w:type="dxa" w:w="3120"/>
+            <w:tcW w:w="720" w:type="dxa"/>
+            <w:shd w:val="clear" w:color="auto" w:fill="FFFFFF"/>
             <w:tcBorders>
               <w:top w:val="single" w:sz="4" w:space="0" w:color="CCCCCC"/>
               <w:left w:val="single" w:sz="4" w:space="0" w:color="CCCCCC"/>
@@ -466,14 +935,15 @@
               <w:rPr>
                 <w:sz w:val="20"/>
               </w:rPr>
-              <w:t>2</w:t>
-            </w:r>
-          </w:p>
-        </w:tc>
-        <w:tc>
-          <w:tcPr>
-            <w:tcW w:type="dxa" w:w="3600"/>
-            <w:shd w:val="clear" w:color="auto" w:fill="F0F4FF"/>
+              <w:t>3</w:t>
+            </w:r>
+          </w:p>
+        </w:tc>
+        <w:tc>
+          <w:tcPr>
+            <w:tcW w:type="dxa" w:w="3120"/>
+            <w:tcW w:w="2160" w:type="dxa"/>
+            <w:shd w:val="clear" w:color="auto" w:fill="FFFFFF"/>
             <w:tcBorders>
               <w:top w:val="single" w:sz="4" w:space="0" w:color="CCCCCC"/>
               <w:left w:val="single" w:sz="4" w:space="0" w:color="CCCCCC"/>
@@ -486,14 +956,15 @@
               <w:rPr>
                 <w:sz w:val="20"/>
               </w:rPr>
-              <w:t>Human error in data entry</w:t>
-            </w:r>
-          </w:p>
-        </w:tc>
-        <w:tc>
-          <w:tcPr>
-            <w:tcW w:type="dxa" w:w="6336"/>
-            <w:shd w:val="clear" w:color="auto" w:fill="F0F4FF"/>
+              <w:t>Facebook</w:t>
+            </w:r>
+          </w:p>
+        </w:tc>
+        <w:tc>
+          <w:tcPr>
+            <w:tcW w:type="dxa" w:w="3120"/>
+            <w:tcW w:w="7920" w:type="dxa"/>
+            <w:shd w:val="clear" w:color="auto" w:fill="FFFFFF"/>
             <w:tcBorders>
               <w:top w:val="single" w:sz="4" w:space="0" w:color="CCCCCC"/>
               <w:left w:val="single" w:sz="4" w:space="0" w:color="CCCCCC"/>
@@ -506,7 +977,7 @@
               <w:rPr>
                 <w:sz w:val="20"/>
               </w:rPr>
-              <w:t>Inaccurate metrics lead to flawed strategic decisions</w:t>
+              <w:t>Find each video, record view count, copy caption, note posted date</w:t>
             </w:r>
           </w:p>
         </w:tc>
@@ -514,8 +985,9 @@
       <w:tr>
         <w:tc>
           <w:tcPr>
-            <w:tcW w:type="dxa" w:w="864"/>
-            <w:shd w:val="clear" w:color="auto" w:fill="FFFFFF"/>
+            <w:tcW w:type="dxa" w:w="3120"/>
+            <w:tcW w:w="720" w:type="dxa"/>
+            <w:shd w:val="clear" w:color="auto" w:fill="F0F4FF"/>
             <w:tcBorders>
               <w:top w:val="single" w:sz="4" w:space="0" w:color="CCCCCC"/>
               <w:left w:val="single" w:sz="4" w:space="0" w:color="CCCCCC"/>
@@ -528,14 +1000,15 @@
               <w:rPr>
                 <w:sz w:val="20"/>
               </w:rPr>
-              <w:t>3</w:t>
-            </w:r>
-          </w:p>
-        </w:tc>
-        <w:tc>
-          <w:tcPr>
-            <w:tcW w:type="dxa" w:w="3600"/>
-            <w:shd w:val="clear" w:color="auto" w:fill="FFFFFF"/>
+              <w:t>4</w:t>
+            </w:r>
+          </w:p>
+        </w:tc>
+        <w:tc>
+          <w:tcPr>
+            <w:tcW w:type="dxa" w:w="3120"/>
+            <w:tcW w:w="2160" w:type="dxa"/>
+            <w:shd w:val="clear" w:color="auto" w:fill="F0F4FF"/>
             <w:tcBorders>
               <w:top w:val="single" w:sz="4" w:space="0" w:color="CCCCCC"/>
               <w:left w:val="single" w:sz="4" w:space="0" w:color="CCCCCC"/>
@@ -548,14 +1021,15 @@
               <w:rPr>
                 <w:sz w:val="20"/>
               </w:rPr>
-              <w:t>Inconsistent reporting format</w:t>
-            </w:r>
-          </w:p>
-        </w:tc>
-        <w:tc>
-          <w:tcPr>
-            <w:tcW w:type="dxa" w:w="6336"/>
-            <w:shd w:val="clear" w:color="auto" w:fill="FFFFFF"/>
+              <w:t>YouTube</w:t>
+            </w:r>
+          </w:p>
+        </w:tc>
+        <w:tc>
+          <w:tcPr>
+            <w:tcW w:type="dxa" w:w="3120"/>
+            <w:tcW w:w="7920" w:type="dxa"/>
+            <w:shd w:val="clear" w:color="auto" w:fill="F0F4FF"/>
             <w:tcBorders>
               <w:top w:val="single" w:sz="4" w:space="0" w:color="CCCCCC"/>
               <w:left w:val="single" w:sz="4" w:space="0" w:color="CCCCCC"/>
@@ -568,7 +1042,7 @@
               <w:rPr>
                 <w:sz w:val="20"/>
               </w:rPr>
-              <w:t>Difficulty benchmarking performance across periods</w:t>
+              <w:t>Find each video, record view count, copy title, note posted date</w:t>
             </w:r>
           </w:p>
         </w:tc>
@@ -576,8 +1050,9 @@
       <w:tr>
         <w:tc>
           <w:tcPr>
-            <w:tcW w:type="dxa" w:w="864"/>
-            <w:shd w:val="clear" w:color="auto" w:fill="F0F4FF"/>
+            <w:tcW w:type="dxa" w:w="3120"/>
+            <w:tcW w:w="720" w:type="dxa"/>
+            <w:shd w:val="clear" w:color="auto" w:fill="FFFFFF"/>
             <w:tcBorders>
               <w:top w:val="single" w:sz="4" w:space="0" w:color="CCCCCC"/>
               <w:left w:val="single" w:sz="4" w:space="0" w:color="CCCCCC"/>
@@ -590,14 +1065,15 @@
               <w:rPr>
                 <w:sz w:val="20"/>
               </w:rPr>
-              <w:t>4</w:t>
-            </w:r>
-          </w:p>
-        </w:tc>
-        <w:tc>
-          <w:tcPr>
-            <w:tcW w:type="dxa" w:w="3600"/>
-            <w:shd w:val="clear" w:color="auto" w:fill="F0F4FF"/>
+              <w:t>5</w:t>
+            </w:r>
+          </w:p>
+        </w:tc>
+        <w:tc>
+          <w:tcPr>
+            <w:tcW w:type="dxa" w:w="3120"/>
+            <w:tcW w:w="2160" w:type="dxa"/>
+            <w:shd w:val="clear" w:color="auto" w:fill="FFFFFF"/>
             <w:tcBorders>
               <w:top w:val="single" w:sz="4" w:space="0" w:color="CCCCCC"/>
               <w:left w:val="single" w:sz="4" w:space="0" w:color="CCCCCC"/>
@@ -610,14 +1086,15 @@
               <w:rPr>
                 <w:sz w:val="20"/>
               </w:rPr>
-              <w:t>No automated analysis</w:t>
-            </w:r>
-          </w:p>
-        </w:tc>
-        <w:tc>
-          <w:tcPr>
-            <w:tcW w:type="dxa" w:w="6336"/>
-            <w:shd w:val="clear" w:color="auto" w:fill="F0F4FF"/>
+              <w:t>X (Twitter)</w:t>
+            </w:r>
+          </w:p>
+        </w:tc>
+        <w:tc>
+          <w:tcPr>
+            <w:tcW w:type="dxa" w:w="3120"/>
+            <w:tcW w:w="7920" w:type="dxa"/>
+            <w:shd w:val="clear" w:color="auto" w:fill="FFFFFF"/>
             <w:tcBorders>
               <w:top w:val="single" w:sz="4" w:space="0" w:color="CCCCCC"/>
               <w:left w:val="single" w:sz="4" w:space="0" w:color="CCCCCC"/>
@@ -630,7 +1107,917 @@
               <w:rPr>
                 <w:sz w:val="20"/>
               </w:rPr>
-              <w:t>Insights are slow to surface; recommendations lag behind the data</w:t>
+              <w:t>Find each video, record view count, copy caption, note posted date</w:t>
+            </w:r>
+          </w:p>
+        </w:tc>
+      </w:tr>
+      <w:tr>
+        <w:tc>
+          <w:tcPr>
+            <w:tcW w:type="dxa" w:w="3120"/>
+            <w:tcW w:w="720" w:type="dxa"/>
+            <w:shd w:val="clear" w:color="auto" w:fill="F0F4FF"/>
+            <w:tcBorders>
+              <w:top w:val="single" w:sz="4" w:space="0" w:color="CCCCCC"/>
+              <w:left w:val="single" w:sz="4" w:space="0" w:color="CCCCCC"/>
+              <w:bottom w:val="single" w:sz="4" w:space="0" w:color="CCCCCC"/>
+              <w:right w:val="single" w:sz="4" w:space="0" w:color="CCCCCC"/>
+            </w:tcBorders>
+          </w:tcPr>
+          <w:p>
+            <w:r>
+              <w:rPr>
+                <w:sz w:val="20"/>
+              </w:rPr>
+              <w:t>6</w:t>
+            </w:r>
+          </w:p>
+        </w:tc>
+        <w:tc>
+          <w:tcPr>
+            <w:tcW w:type="dxa" w:w="3120"/>
+            <w:tcW w:w="2160" w:type="dxa"/>
+            <w:shd w:val="clear" w:color="auto" w:fill="F0F4FF"/>
+            <w:tcBorders>
+              <w:top w:val="single" w:sz="4" w:space="0" w:color="CCCCCC"/>
+              <w:left w:val="single" w:sz="4" w:space="0" w:color="CCCCCC"/>
+              <w:bottom w:val="single" w:sz="4" w:space="0" w:color="CCCCCC"/>
+              <w:right w:val="single" w:sz="4" w:space="0" w:color="CCCCCC"/>
+            </w:tcBorders>
+          </w:tcPr>
+          <w:p>
+            <w:r>
+              <w:rPr>
+                <w:sz w:val="20"/>
+              </w:rPr>
+              <w:t>RedNote</w:t>
+            </w:r>
+          </w:p>
+        </w:tc>
+        <w:tc>
+          <w:tcPr>
+            <w:tcW w:type="dxa" w:w="3120"/>
+            <w:tcW w:w="7920" w:type="dxa"/>
+            <w:shd w:val="clear" w:color="auto" w:fill="F0F4FF"/>
+            <w:tcBorders>
+              <w:top w:val="single" w:sz="4" w:space="0" w:color="CCCCCC"/>
+              <w:left w:val="single" w:sz="4" w:space="0" w:color="CCCCCC"/>
+              <w:bottom w:val="single" w:sz="4" w:space="0" w:color="CCCCCC"/>
+              <w:right w:val="single" w:sz="4" w:space="0" w:color="CCCCCC"/>
+            </w:tcBorders>
+          </w:tcPr>
+          <w:p>
+            <w:r>
+              <w:rPr>
+                <w:sz w:val="20"/>
+              </w:rPr>
+              <w:t>Find each video, record view count, copy caption, note posted date</w:t>
+            </w:r>
+          </w:p>
+        </w:tc>
+      </w:tr>
+      <w:tr>
+        <w:tc>
+          <w:tcPr>
+            <w:tcW w:type="dxa" w:w="3120"/>
+            <w:tcW w:w="720" w:type="dxa"/>
+            <w:shd w:val="clear" w:color="auto" w:fill="FFFFFF"/>
+            <w:tcBorders>
+              <w:top w:val="single" w:sz="4" w:space="0" w:color="CCCCCC"/>
+              <w:left w:val="single" w:sz="4" w:space="0" w:color="CCCCCC"/>
+              <w:bottom w:val="single" w:sz="4" w:space="0" w:color="CCCCCC"/>
+              <w:right w:val="single" w:sz="4" w:space="0" w:color="CCCCCC"/>
+            </w:tcBorders>
+          </w:tcPr>
+          <w:p>
+            <w:r>
+              <w:rPr>
+                <w:sz w:val="20"/>
+              </w:rPr>
+              <w:t>7</w:t>
+            </w:r>
+          </w:p>
+        </w:tc>
+        <w:tc>
+          <w:tcPr>
+            <w:tcW w:type="dxa" w:w="3120"/>
+            <w:tcW w:w="2160" w:type="dxa"/>
+            <w:shd w:val="clear" w:color="auto" w:fill="FFFFFF"/>
+            <w:tcBorders>
+              <w:top w:val="single" w:sz="4" w:space="0" w:color="CCCCCC"/>
+              <w:left w:val="single" w:sz="4" w:space="0" w:color="CCCCCC"/>
+              <w:bottom w:val="single" w:sz="4" w:space="0" w:color="CCCCCC"/>
+              <w:right w:val="single" w:sz="4" w:space="0" w:color="CCCCCC"/>
+            </w:tcBorders>
+          </w:tcPr>
+          <w:p>
+            <w:r>
+              <w:rPr>
+                <w:sz w:val="20"/>
+              </w:rPr>
+              <w:t>Threads</w:t>
+            </w:r>
+          </w:p>
+        </w:tc>
+        <w:tc>
+          <w:tcPr>
+            <w:tcW w:type="dxa" w:w="3120"/>
+            <w:tcW w:w="7920" w:type="dxa"/>
+            <w:shd w:val="clear" w:color="auto" w:fill="FFFFFF"/>
+            <w:tcBorders>
+              <w:top w:val="single" w:sz="4" w:space="0" w:color="CCCCCC"/>
+              <w:left w:val="single" w:sz="4" w:space="0" w:color="CCCCCC"/>
+              <w:bottom w:val="single" w:sz="4" w:space="0" w:color="CCCCCC"/>
+              <w:right w:val="single" w:sz="4" w:space="0" w:color="CCCCCC"/>
+            </w:tcBorders>
+          </w:tcPr>
+          <w:p>
+            <w:r>
+              <w:rPr>
+                <w:sz w:val="20"/>
+              </w:rPr>
+              <w:t>Find each video, record view count, copy caption, note posted date</w:t>
+            </w:r>
+          </w:p>
+        </w:tc>
+      </w:tr>
+      <w:tr>
+        <w:tc>
+          <w:tcPr>
+            <w:tcW w:type="dxa" w:w="3120"/>
+            <w:tcW w:w="720" w:type="dxa"/>
+            <w:shd w:val="clear" w:color="auto" w:fill="F0F4FF"/>
+            <w:tcBorders>
+              <w:top w:val="single" w:sz="4" w:space="0" w:color="CCCCCC"/>
+              <w:left w:val="single" w:sz="4" w:space="0" w:color="CCCCCC"/>
+              <w:bottom w:val="single" w:sz="4" w:space="0" w:color="CCCCCC"/>
+              <w:right w:val="single" w:sz="4" w:space="0" w:color="CCCCCC"/>
+            </w:tcBorders>
+          </w:tcPr>
+          <w:p>
+            <w:r>
+              <w:rPr>
+                <w:sz w:val="20"/>
+              </w:rPr>
+              <w:t>8</w:t>
+            </w:r>
+          </w:p>
+        </w:tc>
+        <w:tc>
+          <w:tcPr>
+            <w:tcW w:type="dxa" w:w="3120"/>
+            <w:tcW w:w="2160" w:type="dxa"/>
+            <w:shd w:val="clear" w:color="auto" w:fill="F0F4FF"/>
+            <w:tcBorders>
+              <w:top w:val="single" w:sz="4" w:space="0" w:color="CCCCCC"/>
+              <w:left w:val="single" w:sz="4" w:space="0" w:color="CCCCCC"/>
+              <w:bottom w:val="single" w:sz="4" w:space="0" w:color="CCCCCC"/>
+              <w:right w:val="single" w:sz="4" w:space="0" w:color="CCCCCC"/>
+            </w:tcBorders>
+          </w:tcPr>
+          <w:p>
+            <w:r>
+              <w:rPr>
+                <w:sz w:val="20"/>
+              </w:rPr>
+              <w:t>Lark Sheet</w:t>
+            </w:r>
+          </w:p>
+        </w:tc>
+        <w:tc>
+          <w:tcPr>
+            <w:tcW w:type="dxa" w:w="3120"/>
+            <w:tcW w:w="7920" w:type="dxa"/>
+            <w:shd w:val="clear" w:color="auto" w:fill="F0F4FF"/>
+            <w:tcBorders>
+              <w:top w:val="single" w:sz="4" w:space="0" w:color="CCCCCC"/>
+              <w:left w:val="single" w:sz="4" w:space="0" w:color="CCCCCC"/>
+              <w:bottom w:val="single" w:sz="4" w:space="0" w:color="CCCCCC"/>
+              <w:right w:val="single" w:sz="4" w:space="0" w:color="CCCCCC"/>
+            </w:tcBorders>
+          </w:tcPr>
+          <w:p>
+            <w:r>
+              <w:rPr>
+                <w:sz w:val="20"/>
+              </w:rPr>
+              <w:t>Type all data into correct columns A, D, E, F, G manually</w:t>
+            </w:r>
+          </w:p>
+        </w:tc>
+      </w:tr>
+    </w:tbl>
+    <w:p/>
+    <w:p>
+      <w:pPr>
+        <w:pStyle w:val="Heading2"/>
+      </w:pPr>
+      <w:r>
+        <w:t>2.2 To-Be Process (Future — Automated)</w:t>
+      </w:r>
+    </w:p>
+    <w:p>
+      <w:pPr/>
+      <w:r>
+        <w:rPr>
+          <w:b w:val="0"/>
+          <w:i w:val="0"/>
+          <w:sz w:val="22"/>
+        </w:rPr>
+        <w:t>With the new system, the user only needs to do ONE thing:</w:t>
+      </w:r>
+    </w:p>
+    <w:tbl>
+      <w:tblPr>
+        <w:tblW w:type="auto" w:w="0"/>
+        <w:jc w:val="left"/>
+        <w:tblLook w:firstColumn="1" w:firstRow="1" w:lastColumn="0" w:lastRow="0" w:noHBand="0" w:noVBand="1" w:val="04A0"/>
+      </w:tblPr>
+      <w:tblGrid>
+        <w:gridCol w:w="3120"/>
+        <w:gridCol w:w="3120"/>
+        <w:gridCol w:w="3120"/>
+      </w:tblGrid>
+      <w:tr>
+        <w:tc>
+          <w:tcPr>
+            <w:tcW w:type="dxa" w:w="3120"/>
+            <w:tcW w:w="720" w:type="dxa"/>
+            <w:shd w:val="clear" w:color="auto" w:fill="1F497D"/>
+            <w:tcBorders>
+              <w:top w:val="single" w:sz="4" w:space="0" w:color="1F497D"/>
+              <w:left w:val="single" w:sz="4" w:space="0" w:color="1F497D"/>
+              <w:bottom w:val="single" w:sz="4" w:space="0" w:color="1F497D"/>
+              <w:right w:val="single" w:sz="4" w:space="0" w:color="1F497D"/>
+            </w:tcBorders>
+          </w:tcPr>
+          <w:p>
+            <w:r>
+              <w:rPr>
+                <w:b/>
+                <w:color w:val="FFFFFF"/>
+                <w:sz w:val="20"/>
+              </w:rPr>
+              <w:t>Step</w:t>
+            </w:r>
+          </w:p>
+        </w:tc>
+        <w:tc>
+          <w:tcPr>
+            <w:tcW w:type="dxa" w:w="3120"/>
+            <w:tcW w:w="4031" w:type="dxa"/>
+            <w:shd w:val="clear" w:color="auto" w:fill="1F497D"/>
+            <w:tcBorders>
+              <w:top w:val="single" w:sz="4" w:space="0" w:color="1F497D"/>
+              <w:left w:val="single" w:sz="4" w:space="0" w:color="1F497D"/>
+              <w:bottom w:val="single" w:sz="4" w:space="0" w:color="1F497D"/>
+              <w:right w:val="single" w:sz="4" w:space="0" w:color="1F497D"/>
+            </w:tcBorders>
+          </w:tcPr>
+          <w:p>
+            <w:r>
+              <w:rPr>
+                <w:b/>
+                <w:color w:val="FFFFFF"/>
+                <w:sz w:val="20"/>
+              </w:rPr>
+              <w:t>What the User Does</w:t>
+            </w:r>
+          </w:p>
+        </w:tc>
+        <w:tc>
+          <w:tcPr>
+            <w:tcW w:type="dxa" w:w="3120"/>
+            <w:tcW w:w="6048" w:type="dxa"/>
+            <w:shd w:val="clear" w:color="auto" w:fill="1F497D"/>
+            <w:tcBorders>
+              <w:top w:val="single" w:sz="4" w:space="0" w:color="1F497D"/>
+              <w:left w:val="single" w:sz="4" w:space="0" w:color="1F497D"/>
+              <w:bottom w:val="single" w:sz="4" w:space="0" w:color="1F497D"/>
+              <w:right w:val="single" w:sz="4" w:space="0" w:color="1F497D"/>
+            </w:tcBorders>
+          </w:tcPr>
+          <w:p>
+            <w:r>
+              <w:rPr>
+                <w:b/>
+                <w:color w:val="FFFFFF"/>
+                <w:sz w:val="20"/>
+              </w:rPr>
+              <w:t>What the System Does</w:t>
+            </w:r>
+          </w:p>
+        </w:tc>
+      </w:tr>
+      <w:tr>
+        <w:tc>
+          <w:tcPr>
+            <w:tcW w:type="dxa" w:w="3120"/>
+            <w:tcW w:w="720" w:type="dxa"/>
+            <w:shd w:val="clear" w:color="auto" w:fill="FFFFFF"/>
+            <w:tcBorders>
+              <w:top w:val="single" w:sz="4" w:space="0" w:color="CCCCCC"/>
+              <w:left w:val="single" w:sz="4" w:space="0" w:color="CCCCCC"/>
+              <w:bottom w:val="single" w:sz="4" w:space="0" w:color="CCCCCC"/>
+              <w:right w:val="single" w:sz="4" w:space="0" w:color="CCCCCC"/>
+            </w:tcBorders>
+          </w:tcPr>
+          <w:p>
+            <w:r>
+              <w:rPr>
+                <w:sz w:val="20"/>
+              </w:rPr>
+              <w:t>1</w:t>
+            </w:r>
+          </w:p>
+        </w:tc>
+        <w:tc>
+          <w:tcPr>
+            <w:tcW w:type="dxa" w:w="3120"/>
+            <w:tcW w:w="4031" w:type="dxa"/>
+            <w:shd w:val="clear" w:color="auto" w:fill="FFFFFF"/>
+            <w:tcBorders>
+              <w:top w:val="single" w:sz="4" w:space="0" w:color="CCCCCC"/>
+              <w:left w:val="single" w:sz="4" w:space="0" w:color="CCCCCC"/>
+              <w:bottom w:val="single" w:sz="4" w:space="0" w:color="CCCCCC"/>
+              <w:right w:val="single" w:sz="4" w:space="0" w:color="CCCCCC"/>
+            </w:tcBorders>
+          </w:tcPr>
+          <w:p>
+            <w:r>
+              <w:rPr>
+                <w:sz w:val="20"/>
+              </w:rPr>
+              <w:t>Paste video links into the system</w:t>
+            </w:r>
+          </w:p>
+        </w:tc>
+        <w:tc>
+          <w:tcPr>
+            <w:tcW w:type="dxa" w:w="3120"/>
+            <w:tcW w:w="6048" w:type="dxa"/>
+            <w:shd w:val="clear" w:color="auto" w:fill="FFFFFF"/>
+            <w:tcBorders>
+              <w:top w:val="single" w:sz="4" w:space="0" w:color="CCCCCC"/>
+              <w:left w:val="single" w:sz="4" w:space="0" w:color="CCCCCC"/>
+              <w:bottom w:val="single" w:sz="4" w:space="0" w:color="CCCCCC"/>
+              <w:right w:val="single" w:sz="4" w:space="0" w:color="CCCCCC"/>
+            </w:tcBorders>
+          </w:tcPr>
+          <w:p>
+            <w:r>
+              <w:rPr>
+                <w:sz w:val="20"/>
+              </w:rPr>
+              <w:t>Validates each link and identifies the platform</w:t>
+            </w:r>
+          </w:p>
+        </w:tc>
+      </w:tr>
+      <w:tr>
+        <w:tc>
+          <w:tcPr>
+            <w:tcW w:type="dxa" w:w="3120"/>
+            <w:tcW w:w="720" w:type="dxa"/>
+            <w:shd w:val="clear" w:color="auto" w:fill="F0F4FF"/>
+            <w:tcBorders>
+              <w:top w:val="single" w:sz="4" w:space="0" w:color="CCCCCC"/>
+              <w:left w:val="single" w:sz="4" w:space="0" w:color="CCCCCC"/>
+              <w:bottom w:val="single" w:sz="4" w:space="0" w:color="CCCCCC"/>
+              <w:right w:val="single" w:sz="4" w:space="0" w:color="CCCCCC"/>
+            </w:tcBorders>
+          </w:tcPr>
+          <w:p>
+            <w:r>
+              <w:rPr>
+                <w:sz w:val="20"/>
+              </w:rPr>
+              <w:t>2</w:t>
+            </w:r>
+          </w:p>
+        </w:tc>
+        <w:tc>
+          <w:tcPr>
+            <w:tcW w:type="dxa" w:w="3120"/>
+            <w:tcW w:w="4031" w:type="dxa"/>
+            <w:shd w:val="clear" w:color="auto" w:fill="F0F4FF"/>
+            <w:tcBorders>
+              <w:top w:val="single" w:sz="4" w:space="0" w:color="CCCCCC"/>
+              <w:left w:val="single" w:sz="4" w:space="0" w:color="CCCCCC"/>
+              <w:bottom w:val="single" w:sz="4" w:space="0" w:color="CCCCCC"/>
+              <w:right w:val="single" w:sz="4" w:space="0" w:color="CCCCCC"/>
+            </w:tcBorders>
+          </w:tcPr>
+          <w:p>
+            <w:r>
+              <w:rPr>
+                <w:sz w:val="20"/>
+              </w:rPr>
+              <w:t>Wait</w:t>
+            </w:r>
+          </w:p>
+        </w:tc>
+        <w:tc>
+          <w:tcPr>
+            <w:tcW w:type="dxa" w:w="3120"/>
+            <w:tcW w:w="6048" w:type="dxa"/>
+            <w:shd w:val="clear" w:color="auto" w:fill="F0F4FF"/>
+            <w:tcBorders>
+              <w:top w:val="single" w:sz="4" w:space="0" w:color="CCCCCC"/>
+              <w:left w:val="single" w:sz="4" w:space="0" w:color="CCCCCC"/>
+              <w:bottom w:val="single" w:sz="4" w:space="0" w:color="CCCCCC"/>
+              <w:right w:val="single" w:sz="4" w:space="0" w:color="CCCCCC"/>
+            </w:tcBorders>
+          </w:tcPr>
+          <w:p>
+            <w:r>
+              <w:rPr>
+                <w:sz w:val="20"/>
+              </w:rPr>
+              <w:t>Extracts: posted date, caption (no hashtags), view count from all 7 platforms</w:t>
+            </w:r>
+          </w:p>
+        </w:tc>
+      </w:tr>
+      <w:tr>
+        <w:tc>
+          <w:tcPr>
+            <w:tcW w:type="dxa" w:w="3120"/>
+            <w:tcW w:w="720" w:type="dxa"/>
+            <w:shd w:val="clear" w:color="auto" w:fill="FFFFFF"/>
+            <w:tcBorders>
+              <w:top w:val="single" w:sz="4" w:space="0" w:color="CCCCCC"/>
+              <w:left w:val="single" w:sz="4" w:space="0" w:color="CCCCCC"/>
+              <w:bottom w:val="single" w:sz="4" w:space="0" w:color="CCCCCC"/>
+              <w:right w:val="single" w:sz="4" w:space="0" w:color="CCCCCC"/>
+            </w:tcBorders>
+          </w:tcPr>
+          <w:p>
+            <w:r>
+              <w:rPr>
+                <w:sz w:val="20"/>
+              </w:rPr>
+              <w:t>3</w:t>
+            </w:r>
+          </w:p>
+        </w:tc>
+        <w:tc>
+          <w:tcPr>
+            <w:tcW w:type="dxa" w:w="3120"/>
+            <w:tcW w:w="4031" w:type="dxa"/>
+            <w:shd w:val="clear" w:color="auto" w:fill="FFFFFF"/>
+            <w:tcBorders>
+              <w:top w:val="single" w:sz="4" w:space="0" w:color="CCCCCC"/>
+              <w:left w:val="single" w:sz="4" w:space="0" w:color="CCCCCC"/>
+              <w:bottom w:val="single" w:sz="4" w:space="0" w:color="CCCCCC"/>
+              <w:right w:val="single" w:sz="4" w:space="0" w:color="CCCCCC"/>
+            </w:tcBorders>
+          </w:tcPr>
+          <w:p>
+            <w:r>
+              <w:rPr>
+                <w:sz w:val="20"/>
+              </w:rPr>
+              <w:t>Done!</w:t>
+            </w:r>
+          </w:p>
+        </w:tc>
+        <w:tc>
+          <w:tcPr>
+            <w:tcW w:type="dxa" w:w="3120"/>
+            <w:tcW w:w="6048" w:type="dxa"/>
+            <w:shd w:val="clear" w:color="auto" w:fill="FFFFFF"/>
+            <w:tcBorders>
+              <w:top w:val="single" w:sz="4" w:space="0" w:color="CCCCCC"/>
+              <w:left w:val="single" w:sz="4" w:space="0" w:color="CCCCCC"/>
+              <w:bottom w:val="single" w:sz="4" w:space="0" w:color="CCCCCC"/>
+              <w:right w:val="single" w:sz="4" w:space="0" w:color="CCCCCC"/>
+            </w:tcBorders>
+          </w:tcPr>
+          <w:p>
+            <w:r>
+              <w:rPr>
+                <w:sz w:val="20"/>
+              </w:rPr>
+              <w:t>Writes data into correct Lark Sheet columns A, D, E, F, G automatically</w:t>
+            </w:r>
+          </w:p>
+        </w:tc>
+      </w:tr>
+    </w:tbl>
+    <w:p/>
+    <w:p>
+      <w:pPr>
+        <w:pStyle w:val="Heading2"/>
+      </w:pPr>
+      <w:r>
+        <w:t>2.3 Pain Points</w:t>
+      </w:r>
+    </w:p>
+    <w:tbl>
+      <w:tblPr>
+        <w:tblW w:type="auto" w:w="0"/>
+        <w:jc w:val="left"/>
+        <w:tblLook w:firstColumn="1" w:firstRow="1" w:lastColumn="0" w:lastRow="0" w:noHBand="0" w:noVBand="1" w:val="04A0"/>
+      </w:tblPr>
+      <w:tblGrid>
+        <w:gridCol w:w="3120"/>
+        <w:gridCol w:w="3120"/>
+        <w:gridCol w:w="3120"/>
+      </w:tblGrid>
+      <w:tr>
+        <w:tc>
+          <w:tcPr>
+            <w:tcW w:type="dxa" w:w="3120"/>
+            <w:tcW w:w="720" w:type="dxa"/>
+            <w:shd w:val="clear" w:color="auto" w:fill="1F497D"/>
+            <w:tcBorders>
+              <w:top w:val="single" w:sz="4" w:space="0" w:color="1F497D"/>
+              <w:left w:val="single" w:sz="4" w:space="0" w:color="1F497D"/>
+              <w:bottom w:val="single" w:sz="4" w:space="0" w:color="1F497D"/>
+              <w:right w:val="single" w:sz="4" w:space="0" w:color="1F497D"/>
+            </w:tcBorders>
+          </w:tcPr>
+          <w:p>
+            <w:r>
+              <w:rPr>
+                <w:b/>
+                <w:color w:val="FFFFFF"/>
+                <w:sz w:val="20"/>
+              </w:rPr>
+              <w:t>#</w:t>
+            </w:r>
+          </w:p>
+        </w:tc>
+        <w:tc>
+          <w:tcPr>
+            <w:tcW w:type="dxa" w:w="3120"/>
+            <w:tcW w:w="4320" w:type="dxa"/>
+            <w:shd w:val="clear" w:color="auto" w:fill="1F497D"/>
+            <w:tcBorders>
+              <w:top w:val="single" w:sz="4" w:space="0" w:color="1F497D"/>
+              <w:left w:val="single" w:sz="4" w:space="0" w:color="1F497D"/>
+              <w:bottom w:val="single" w:sz="4" w:space="0" w:color="1F497D"/>
+              <w:right w:val="single" w:sz="4" w:space="0" w:color="1F497D"/>
+            </w:tcBorders>
+          </w:tcPr>
+          <w:p>
+            <w:r>
+              <w:rPr>
+                <w:b/>
+                <w:color w:val="FFFFFF"/>
+                <w:sz w:val="20"/>
+              </w:rPr>
+              <w:t>Pain Point</w:t>
+            </w:r>
+          </w:p>
+        </w:tc>
+        <w:tc>
+          <w:tcPr>
+            <w:tcW w:type="dxa" w:w="3120"/>
+            <w:tcW w:w="5760" w:type="dxa"/>
+            <w:shd w:val="clear" w:color="auto" w:fill="1F497D"/>
+            <w:tcBorders>
+              <w:top w:val="single" w:sz="4" w:space="0" w:color="1F497D"/>
+              <w:left w:val="single" w:sz="4" w:space="0" w:color="1F497D"/>
+              <w:bottom w:val="single" w:sz="4" w:space="0" w:color="1F497D"/>
+              <w:right w:val="single" w:sz="4" w:space="0" w:color="1F497D"/>
+            </w:tcBorders>
+          </w:tcPr>
+          <w:p>
+            <w:r>
+              <w:rPr>
+                <w:b/>
+                <w:color w:val="FFFFFF"/>
+                <w:sz w:val="20"/>
+              </w:rPr>
+              <w:t>Impact</w:t>
+            </w:r>
+          </w:p>
+        </w:tc>
+      </w:tr>
+      <w:tr>
+        <w:tc>
+          <w:tcPr>
+            <w:tcW w:type="dxa" w:w="3120"/>
+            <w:tcW w:w="720" w:type="dxa"/>
+            <w:shd w:val="clear" w:color="auto" w:fill="FFFFFF"/>
+            <w:tcBorders>
+              <w:top w:val="single" w:sz="4" w:space="0" w:color="CCCCCC"/>
+              <w:left w:val="single" w:sz="4" w:space="0" w:color="CCCCCC"/>
+              <w:bottom w:val="single" w:sz="4" w:space="0" w:color="CCCCCC"/>
+              <w:right w:val="single" w:sz="4" w:space="0" w:color="CCCCCC"/>
+            </w:tcBorders>
+          </w:tcPr>
+          <w:p>
+            <w:r>
+              <w:rPr>
+                <w:sz w:val="20"/>
+              </w:rPr>
+              <w:t>1</w:t>
+            </w:r>
+          </w:p>
+        </w:tc>
+        <w:tc>
+          <w:tcPr>
+            <w:tcW w:type="dxa" w:w="3120"/>
+            <w:tcW w:w="4320" w:type="dxa"/>
+            <w:shd w:val="clear" w:color="auto" w:fill="FFFFFF"/>
+            <w:tcBorders>
+              <w:top w:val="single" w:sz="4" w:space="0" w:color="CCCCCC"/>
+              <w:left w:val="single" w:sz="4" w:space="0" w:color="CCCCCC"/>
+              <w:bottom w:val="single" w:sz="4" w:space="0" w:color="CCCCCC"/>
+              <w:right w:val="single" w:sz="4" w:space="0" w:color="CCCCCC"/>
+            </w:tcBorders>
+          </w:tcPr>
+          <w:p>
+            <w:r>
+              <w:rPr>
+                <w:sz w:val="20"/>
+              </w:rPr>
+              <w:t>Opens 7 platforms manually every cycle</w:t>
+            </w:r>
+          </w:p>
+        </w:tc>
+        <w:tc>
+          <w:tcPr>
+            <w:tcW w:type="dxa" w:w="3120"/>
+            <w:tcW w:w="5760" w:type="dxa"/>
+            <w:shd w:val="clear" w:color="auto" w:fill="FFFFFF"/>
+            <w:tcBorders>
+              <w:top w:val="single" w:sz="4" w:space="0" w:color="CCCCCC"/>
+              <w:left w:val="single" w:sz="4" w:space="0" w:color="CCCCCC"/>
+              <w:bottom w:val="single" w:sz="4" w:space="0" w:color="CCCCCC"/>
+              <w:right w:val="single" w:sz="4" w:space="0" w:color="CCCCCC"/>
+            </w:tcBorders>
+          </w:tcPr>
+          <w:p>
+            <w:r>
+              <w:rPr>
+                <w:sz w:val="20"/>
+              </w:rPr>
+              <w:t>Very time-consuming</w:t>
+            </w:r>
+          </w:p>
+        </w:tc>
+      </w:tr>
+      <w:tr>
+        <w:tc>
+          <w:tcPr>
+            <w:tcW w:type="dxa" w:w="3120"/>
+            <w:tcW w:w="720" w:type="dxa"/>
+            <w:shd w:val="clear" w:color="auto" w:fill="F0F4FF"/>
+            <w:tcBorders>
+              <w:top w:val="single" w:sz="4" w:space="0" w:color="CCCCCC"/>
+              <w:left w:val="single" w:sz="4" w:space="0" w:color="CCCCCC"/>
+              <w:bottom w:val="single" w:sz="4" w:space="0" w:color="CCCCCC"/>
+              <w:right w:val="single" w:sz="4" w:space="0" w:color="CCCCCC"/>
+            </w:tcBorders>
+          </w:tcPr>
+          <w:p>
+            <w:r>
+              <w:rPr>
+                <w:sz w:val="20"/>
+              </w:rPr>
+              <w:t>2</w:t>
+            </w:r>
+          </w:p>
+        </w:tc>
+        <w:tc>
+          <w:tcPr>
+            <w:tcW w:type="dxa" w:w="3120"/>
+            <w:tcW w:w="4320" w:type="dxa"/>
+            <w:shd w:val="clear" w:color="auto" w:fill="F0F4FF"/>
+            <w:tcBorders>
+              <w:top w:val="single" w:sz="4" w:space="0" w:color="CCCCCC"/>
+              <w:left w:val="single" w:sz="4" w:space="0" w:color="CCCCCC"/>
+              <w:bottom w:val="single" w:sz="4" w:space="0" w:color="CCCCCC"/>
+              <w:right w:val="single" w:sz="4" w:space="0" w:color="CCCCCC"/>
+            </w:tcBorders>
+          </w:tcPr>
+          <w:p>
+            <w:r>
+              <w:rPr>
+                <w:sz w:val="20"/>
+              </w:rPr>
+              <w:t>Types data into wrong Lark column accidentally</w:t>
+            </w:r>
+          </w:p>
+        </w:tc>
+        <w:tc>
+          <w:tcPr>
+            <w:tcW w:type="dxa" w:w="3120"/>
+            <w:tcW w:w="5760" w:type="dxa"/>
+            <w:shd w:val="clear" w:color="auto" w:fill="F0F4FF"/>
+            <w:tcBorders>
+              <w:top w:val="single" w:sz="4" w:space="0" w:color="CCCCCC"/>
+              <w:left w:val="single" w:sz="4" w:space="0" w:color="CCCCCC"/>
+              <w:bottom w:val="single" w:sz="4" w:space="0" w:color="CCCCCC"/>
+              <w:right w:val="single" w:sz="4" w:space="0" w:color="CCCCCC"/>
+            </w:tcBorders>
+          </w:tcPr>
+          <w:p>
+            <w:r>
+              <w:rPr>
+                <w:sz w:val="20"/>
+              </w:rPr>
+              <w:t>Data errors that are hard to spot</w:t>
+            </w:r>
+          </w:p>
+        </w:tc>
+      </w:tr>
+      <w:tr>
+        <w:tc>
+          <w:tcPr>
+            <w:tcW w:type="dxa" w:w="3120"/>
+            <w:tcW w:w="720" w:type="dxa"/>
+            <w:shd w:val="clear" w:color="auto" w:fill="FFFFFF"/>
+            <w:tcBorders>
+              <w:top w:val="single" w:sz="4" w:space="0" w:color="CCCCCC"/>
+              <w:left w:val="single" w:sz="4" w:space="0" w:color="CCCCCC"/>
+              <w:bottom w:val="single" w:sz="4" w:space="0" w:color="CCCCCC"/>
+              <w:right w:val="single" w:sz="4" w:space="0" w:color="CCCCCC"/>
+            </w:tcBorders>
+          </w:tcPr>
+          <w:p>
+            <w:r>
+              <w:rPr>
+                <w:sz w:val="20"/>
+              </w:rPr>
+              <w:t>3</w:t>
+            </w:r>
+          </w:p>
+        </w:tc>
+        <w:tc>
+          <w:tcPr>
+            <w:tcW w:type="dxa" w:w="3120"/>
+            <w:tcW w:w="4320" w:type="dxa"/>
+            <w:shd w:val="clear" w:color="auto" w:fill="FFFFFF"/>
+            <w:tcBorders>
+              <w:top w:val="single" w:sz="4" w:space="0" w:color="CCCCCC"/>
+              <w:left w:val="single" w:sz="4" w:space="0" w:color="CCCCCC"/>
+              <w:bottom w:val="single" w:sz="4" w:space="0" w:color="CCCCCC"/>
+              <w:right w:val="single" w:sz="4" w:space="0" w:color="CCCCCC"/>
+            </w:tcBorders>
+          </w:tcPr>
+          <w:p>
+            <w:r>
+              <w:rPr>
+                <w:sz w:val="20"/>
+              </w:rPr>
+              <w:t>Removes hashtags from captions manually</w:t>
+            </w:r>
+          </w:p>
+        </w:tc>
+        <w:tc>
+          <w:tcPr>
+            <w:tcW w:type="dxa" w:w="3120"/>
+            <w:tcW w:w="5760" w:type="dxa"/>
+            <w:shd w:val="clear" w:color="auto" w:fill="FFFFFF"/>
+            <w:tcBorders>
+              <w:top w:val="single" w:sz="4" w:space="0" w:color="CCCCCC"/>
+              <w:left w:val="single" w:sz="4" w:space="0" w:color="CCCCCC"/>
+              <w:bottom w:val="single" w:sz="4" w:space="0" w:color="CCCCCC"/>
+              <w:right w:val="single" w:sz="4" w:space="0" w:color="CCCCCC"/>
+            </w:tcBorders>
+          </w:tcPr>
+          <w:p>
+            <w:r>
+              <w:rPr>
+                <w:sz w:val="20"/>
+              </w:rPr>
+              <w:t>Easy to miss some hashtags</w:t>
+            </w:r>
+          </w:p>
+        </w:tc>
+      </w:tr>
+      <w:tr>
+        <w:tc>
+          <w:tcPr>
+            <w:tcW w:type="dxa" w:w="3120"/>
+            <w:tcW w:w="720" w:type="dxa"/>
+            <w:shd w:val="clear" w:color="auto" w:fill="F0F4FF"/>
+            <w:tcBorders>
+              <w:top w:val="single" w:sz="4" w:space="0" w:color="CCCCCC"/>
+              <w:left w:val="single" w:sz="4" w:space="0" w:color="CCCCCC"/>
+              <w:bottom w:val="single" w:sz="4" w:space="0" w:color="CCCCCC"/>
+              <w:right w:val="single" w:sz="4" w:space="0" w:color="CCCCCC"/>
+            </w:tcBorders>
+          </w:tcPr>
+          <w:p>
+            <w:r>
+              <w:rPr>
+                <w:sz w:val="20"/>
+              </w:rPr>
+              <w:t>4</w:t>
+            </w:r>
+          </w:p>
+        </w:tc>
+        <w:tc>
+          <w:tcPr>
+            <w:tcW w:type="dxa" w:w="3120"/>
+            <w:tcW w:w="4320" w:type="dxa"/>
+            <w:shd w:val="clear" w:color="auto" w:fill="F0F4FF"/>
+            <w:tcBorders>
+              <w:top w:val="single" w:sz="4" w:space="0" w:color="CCCCCC"/>
+              <w:left w:val="single" w:sz="4" w:space="0" w:color="CCCCCC"/>
+              <w:bottom w:val="single" w:sz="4" w:space="0" w:color="CCCCCC"/>
+              <w:right w:val="single" w:sz="4" w:space="0" w:color="CCCCCC"/>
+            </w:tcBorders>
+          </w:tcPr>
+          <w:p>
+            <w:r>
+              <w:rPr>
+                <w:sz w:val="20"/>
+              </w:rPr>
+              <w:t>No automated performance analysis</w:t>
+            </w:r>
+          </w:p>
+        </w:tc>
+        <w:tc>
+          <w:tcPr>
+            <w:tcW w:type="dxa" w:w="3120"/>
+            <w:tcW w:w="5760" w:type="dxa"/>
+            <w:shd w:val="clear" w:color="auto" w:fill="F0F4FF"/>
+            <w:tcBorders>
+              <w:top w:val="single" w:sz="4" w:space="0" w:color="CCCCCC"/>
+              <w:left w:val="single" w:sz="4" w:space="0" w:color="CCCCCC"/>
+              <w:bottom w:val="single" w:sz="4" w:space="0" w:color="CCCCCC"/>
+              <w:right w:val="single" w:sz="4" w:space="0" w:color="CCCCCC"/>
+            </w:tcBorders>
+          </w:tcPr>
+          <w:p>
+            <w:r>
+              <w:rPr>
+                <w:sz w:val="20"/>
+              </w:rPr>
+              <w:t>Cannot quickly see which videos worked best</w:t>
+            </w:r>
+          </w:p>
+        </w:tc>
+      </w:tr>
+      <w:tr>
+        <w:tc>
+          <w:tcPr>
+            <w:tcW w:type="dxa" w:w="3120"/>
+            <w:tcW w:w="720" w:type="dxa"/>
+            <w:shd w:val="clear" w:color="auto" w:fill="FFFFFF"/>
+            <w:tcBorders>
+              <w:top w:val="single" w:sz="4" w:space="0" w:color="CCCCCC"/>
+              <w:left w:val="single" w:sz="4" w:space="0" w:color="CCCCCC"/>
+              <w:bottom w:val="single" w:sz="4" w:space="0" w:color="CCCCCC"/>
+              <w:right w:val="single" w:sz="4" w:space="0" w:color="CCCCCC"/>
+            </w:tcBorders>
+          </w:tcPr>
+          <w:p>
+            <w:r>
+              <w:rPr>
+                <w:sz w:val="20"/>
+              </w:rPr>
+              <w:t>5</w:t>
+            </w:r>
+          </w:p>
+        </w:tc>
+        <w:tc>
+          <w:tcPr>
+            <w:tcW w:type="dxa" w:w="3120"/>
+            <w:tcW w:w="4320" w:type="dxa"/>
+            <w:shd w:val="clear" w:color="auto" w:fill="FFFFFF"/>
+            <w:tcBorders>
+              <w:top w:val="single" w:sz="4" w:space="0" w:color="CCCCCC"/>
+              <w:left w:val="single" w:sz="4" w:space="0" w:color="CCCCCC"/>
+              <w:bottom w:val="single" w:sz="4" w:space="0" w:color="CCCCCC"/>
+              <w:right w:val="single" w:sz="4" w:space="0" w:color="CCCCCC"/>
+            </w:tcBorders>
+          </w:tcPr>
+          <w:p>
+            <w:r>
+              <w:rPr>
+                <w:sz w:val="20"/>
+              </w:rPr>
+              <w:t>Repetitive task takes time away from content creation</w:t>
+            </w:r>
+          </w:p>
+        </w:tc>
+        <w:tc>
+          <w:tcPr>
+            <w:tcW w:type="dxa" w:w="3120"/>
+            <w:tcW w:w="5760" w:type="dxa"/>
+            <w:shd w:val="clear" w:color="auto" w:fill="FFFFFF"/>
+            <w:tcBorders>
+              <w:top w:val="single" w:sz="4" w:space="0" w:color="CCCCCC"/>
+              <w:left w:val="single" w:sz="4" w:space="0" w:color="CCCCCC"/>
+              <w:bottom w:val="single" w:sz="4" w:space="0" w:color="CCCCCC"/>
+              <w:right w:val="single" w:sz="4" w:space="0" w:color="CCCCCC"/>
+            </w:tcBorders>
+          </w:tcPr>
+          <w:p>
+            <w:r>
+              <w:rPr>
+                <w:sz w:val="20"/>
+              </w:rPr>
+              <w:t>Less time for creative work</w:t>
             </w:r>
           </w:p>
         </w:tc>
@@ -653,7 +2040,7 @@
         <w:rPr>
           <w:sz w:val="22"/>
         </w:rPr>
-        <w:t>Eliminate manual data entry for social media metrics collection.</w:t>
+        <w:t>Save time — reduce reporting time by at least 80% per cycle.</w:t>
       </w:r>
     </w:p>
     <w:p>
@@ -664,7 +2051,7 @@
         <w:rPr>
           <w:sz w:val="22"/>
         </w:rPr>
-        <w:t>Reduce reporting time per cycle by at least 80%.</w:t>
+        <w:t>Automatically fill the correct Lark Sheet columns with accurate data.</w:t>
       </w:r>
     </w:p>
     <w:p>
@@ -675,7 +2062,7 @@
         <w:rPr>
           <w:sz w:val="22"/>
         </w:rPr>
-        <w:t>Improve data accuracy and consistency across all platforms.</w:t>
+        <w:t>Extract video captions and remove all hashtags automatically.</w:t>
       </w:r>
     </w:p>
     <w:p>
@@ -686,7 +2073,7 @@
         <w:rPr>
           <w:sz w:val="22"/>
         </w:rPr>
-        <w:t>Provide automated performance analysis and strategic recommendations.</w:t>
+        <w:t>Default Content Type to "Content Casual" without manual selection.</w:t>
       </w:r>
     </w:p>
     <w:p>
@@ -697,23 +2084,7 @@
         <w:rPr>
           <w:sz w:val="22"/>
         </w:rPr>
-        <w:t>Enable faster, data-driven decision-making for content strategy.</w:t>
-      </w:r>
-    </w:p>
-    <w:p>
-      <w:pPr>
-        <w:pStyle w:val="Heading1"/>
-      </w:pPr>
-      <w:r>
-        <w:t>4. Scope</w:t>
-      </w:r>
-    </w:p>
-    <w:p>
-      <w:pPr>
-        <w:pStyle w:val="Heading2"/>
-      </w:pPr>
-      <w:r>
-        <w:t>4.1 In Scope</w:t>
+        <w:t>Generate AI-powered video performance summary and recommendations.</w:t>
       </w:r>
     </w:p>
     <w:p>
@@ -724,103 +2095,7 @@
         <w:rPr>
           <w:sz w:val="22"/>
         </w:rPr>
-        <w:t>Ingestion of post URLs from supported social media platforms.</w:t>
-      </w:r>
-    </w:p>
-    <w:p>
-      <w:pPr>
-        <w:pStyle w:val="ListBullet"/>
-      </w:pPr>
-      <w:r>
-        <w:rPr>
-          <w:sz w:val="22"/>
-        </w:rPr>
-        <w:t>Automated extraction of reach, views, and engagement metrics.</w:t>
-      </w:r>
-    </w:p>
-    <w:p>
-      <w:pPr>
-        <w:pStyle w:val="ListBullet"/>
-      </w:pPr>
-      <w:r>
-        <w:rPr>
-          <w:sz w:val="22"/>
-        </w:rPr>
-        <w:t>Consolidation of metrics into a centralised tracking sheet.</w:t>
-      </w:r>
-    </w:p>
-    <w:p>
-      <w:pPr>
-        <w:pStyle w:val="ListBullet"/>
-      </w:pPr>
-      <w:r>
-        <w:rPr>
-          <w:sz w:val="22"/>
-        </w:rPr>
-        <w:t>AI-generated performance summaries and recommendations.</w:t>
-      </w:r>
-    </w:p>
-    <w:p>
-      <w:pPr>
-        <w:pStyle w:val="ListBullet"/>
-      </w:pPr>
-      <w:r>
-        <w:rPr>
-          <w:sz w:val="22"/>
-        </w:rPr>
-        <w:t>Support for platforms: Facebook, Instagram, TikTok, LinkedIn, X (Twitter), YouTube.</w:t>
-      </w:r>
-    </w:p>
-    <w:p>
-      <w:pPr>
-        <w:pStyle w:val="Heading2"/>
-      </w:pPr>
-      <w:r>
-        <w:t>4.2 Out of Scope</w:t>
-      </w:r>
-    </w:p>
-    <w:p>
-      <w:pPr>
-        <w:pStyle w:val="ListBullet"/>
-      </w:pPr>
-      <w:r>
-        <w:rPr>
-          <w:sz w:val="22"/>
-        </w:rPr>
-        <w:t>Publishing or scheduling social media posts.</w:t>
-      </w:r>
-    </w:p>
-    <w:p>
-      <w:pPr>
-        <w:pStyle w:val="ListBullet"/>
-      </w:pPr>
-      <w:r>
-        <w:rPr>
-          <w:sz w:val="22"/>
-        </w:rPr>
-        <w:t>Paid advertising metrics (focus is on organic reach only).</w:t>
-      </w:r>
-    </w:p>
-    <w:p>
-      <w:pPr>
-        <w:pStyle w:val="ListBullet"/>
-      </w:pPr>
-      <w:r>
-        <w:rPr>
-          <w:sz w:val="22"/>
-        </w:rPr>
-        <w:t>Real-time streaming of live engagement data.</w:t>
-      </w:r>
-    </w:p>
-    <w:p>
-      <w:pPr>
-        <w:pStyle w:val="ListBullet"/>
-      </w:pPr>
-      <w:r>
-        <w:rPr>
-          <w:sz w:val="22"/>
-        </w:rPr>
-        <w:t>Integration with third-party CRM or ERP systems (Phase 1).</w:t>
+        <w:t>Support all 7 platforms the user posts video content on.</w:t>
       </w:r>
     </w:p>
     <w:p>
@@ -828,7 +2103,3087 @@
         <w:pStyle w:val="Heading1"/>
       </w:pPr>
       <w:r>
-        <w:t>5. Stakeholders</w:t>
+        <w:t>4. User Stories</w:t>
+      </w:r>
+    </w:p>
+    <w:tbl>
+      <w:tblPr>
+        <w:tblW w:type="auto" w:w="0"/>
+        <w:jc w:val="left"/>
+        <w:tblLook w:firstColumn="1" w:firstRow="1" w:lastColumn="0" w:lastRow="0" w:noHBand="0" w:noVBand="1" w:val="04A0"/>
+      </w:tblPr>
+      <w:tblGrid>
+        <w:gridCol w:w="4680"/>
+        <w:gridCol w:w="4680"/>
+      </w:tblGrid>
+      <w:tr>
+        <w:tc>
+          <w:tcPr>
+            <w:tcW w:type="dxa" w:w="4680"/>
+            <w:tcW w:w="1152" w:type="dxa"/>
+            <w:shd w:val="clear" w:color="auto" w:fill="1F497D"/>
+            <w:tcBorders>
+              <w:top w:val="single" w:sz="4" w:space="0" w:color="1F497D"/>
+              <w:left w:val="single" w:sz="4" w:space="0" w:color="1F497D"/>
+              <w:bottom w:val="single" w:sz="4" w:space="0" w:color="1F497D"/>
+              <w:right w:val="single" w:sz="4" w:space="0" w:color="1F497D"/>
+            </w:tcBorders>
+          </w:tcPr>
+          <w:p>
+            <w:r>
+              <w:rPr>
+                <w:b/>
+                <w:color w:val="FFFFFF"/>
+                <w:sz w:val="20"/>
+              </w:rPr>
+              <w:t>ID</w:t>
+            </w:r>
+          </w:p>
+        </w:tc>
+        <w:tc>
+          <w:tcPr>
+            <w:tcW w:type="dxa" w:w="4680"/>
+            <w:tcW w:w="9648" w:type="dxa"/>
+            <w:shd w:val="clear" w:color="auto" w:fill="1F497D"/>
+            <w:tcBorders>
+              <w:top w:val="single" w:sz="4" w:space="0" w:color="1F497D"/>
+              <w:left w:val="single" w:sz="4" w:space="0" w:color="1F497D"/>
+              <w:bottom w:val="single" w:sz="4" w:space="0" w:color="1F497D"/>
+              <w:right w:val="single" w:sz="4" w:space="0" w:color="1F497D"/>
+            </w:tcBorders>
+          </w:tcPr>
+          <w:p>
+            <w:r>
+              <w:rPr>
+                <w:b/>
+                <w:color w:val="FFFFFF"/>
+                <w:sz w:val="20"/>
+              </w:rPr>
+              <w:t>User Story</w:t>
+            </w:r>
+          </w:p>
+        </w:tc>
+      </w:tr>
+      <w:tr>
+        <w:tc>
+          <w:tcPr>
+            <w:tcW w:type="dxa" w:w="4680"/>
+            <w:tcW w:w="1152" w:type="dxa"/>
+            <w:shd w:val="clear" w:color="auto" w:fill="FFFFFF"/>
+            <w:tcBorders>
+              <w:top w:val="single" w:sz="4" w:space="0" w:color="CCCCCC"/>
+              <w:left w:val="single" w:sz="4" w:space="0" w:color="CCCCCC"/>
+              <w:bottom w:val="single" w:sz="4" w:space="0" w:color="CCCCCC"/>
+              <w:right w:val="single" w:sz="4" w:space="0" w:color="CCCCCC"/>
+            </w:tcBorders>
+          </w:tcPr>
+          <w:p>
+            <w:r>
+              <w:rPr>
+                <w:sz w:val="20"/>
+              </w:rPr>
+              <w:t>US-01</w:t>
+            </w:r>
+          </w:p>
+        </w:tc>
+        <w:tc>
+          <w:tcPr>
+            <w:tcW w:type="dxa" w:w="4680"/>
+            <w:tcW w:w="9648" w:type="dxa"/>
+            <w:shd w:val="clear" w:color="auto" w:fill="FFFFFF"/>
+            <w:tcBorders>
+              <w:top w:val="single" w:sz="4" w:space="0" w:color="CCCCCC"/>
+              <w:left w:val="single" w:sz="4" w:space="0" w:color="CCCCCC"/>
+              <w:bottom w:val="single" w:sz="4" w:space="0" w:color="CCCCCC"/>
+              <w:right w:val="single" w:sz="4" w:space="0" w:color="CCCCCC"/>
+            </w:tcBorders>
+          </w:tcPr>
+          <w:p>
+            <w:r>
+              <w:rPr>
+                <w:sz w:val="20"/>
+              </w:rPr>
+              <w:t>As a video content creator, I want to paste video links so the system fills my Lark Sheet automatically without me typing anything.</w:t>
+            </w:r>
+          </w:p>
+        </w:tc>
+      </w:tr>
+      <w:tr>
+        <w:tc>
+          <w:tcPr>
+            <w:tcW w:type="dxa" w:w="4680"/>
+            <w:tcW w:w="1152" w:type="dxa"/>
+            <w:shd w:val="clear" w:color="auto" w:fill="F0F4FF"/>
+            <w:tcBorders>
+              <w:top w:val="single" w:sz="4" w:space="0" w:color="CCCCCC"/>
+              <w:left w:val="single" w:sz="4" w:space="0" w:color="CCCCCC"/>
+              <w:bottom w:val="single" w:sz="4" w:space="0" w:color="CCCCCC"/>
+              <w:right w:val="single" w:sz="4" w:space="0" w:color="CCCCCC"/>
+            </w:tcBorders>
+          </w:tcPr>
+          <w:p>
+            <w:r>
+              <w:rPr>
+                <w:sz w:val="20"/>
+              </w:rPr>
+              <w:t>US-02</w:t>
+            </w:r>
+          </w:p>
+        </w:tc>
+        <w:tc>
+          <w:tcPr>
+            <w:tcW w:type="dxa" w:w="4680"/>
+            <w:tcW w:w="9648" w:type="dxa"/>
+            <w:shd w:val="clear" w:color="auto" w:fill="F0F4FF"/>
+            <w:tcBorders>
+              <w:top w:val="single" w:sz="4" w:space="0" w:color="CCCCCC"/>
+              <w:left w:val="single" w:sz="4" w:space="0" w:color="CCCCCC"/>
+              <w:bottom w:val="single" w:sz="4" w:space="0" w:color="CCCCCC"/>
+              <w:right w:val="single" w:sz="4" w:space="0" w:color="CCCCCC"/>
+            </w:tcBorders>
+          </w:tcPr>
+          <w:p>
+            <w:r>
+              <w:rPr>
+                <w:sz w:val="20"/>
+              </w:rPr>
+              <w:t>As a user, I want the video posted date auto-filled in Column A so I do not have to look it up manually.</w:t>
+            </w:r>
+          </w:p>
+        </w:tc>
+      </w:tr>
+      <w:tr>
+        <w:tc>
+          <w:tcPr>
+            <w:tcW w:type="dxa" w:w="4680"/>
+            <w:tcW w:w="1152" w:type="dxa"/>
+            <w:shd w:val="clear" w:color="auto" w:fill="FFFFFF"/>
+            <w:tcBorders>
+              <w:top w:val="single" w:sz="4" w:space="0" w:color="CCCCCC"/>
+              <w:left w:val="single" w:sz="4" w:space="0" w:color="CCCCCC"/>
+              <w:bottom w:val="single" w:sz="4" w:space="0" w:color="CCCCCC"/>
+              <w:right w:val="single" w:sz="4" w:space="0" w:color="CCCCCC"/>
+            </w:tcBorders>
+          </w:tcPr>
+          <w:p>
+            <w:r>
+              <w:rPr>
+                <w:sz w:val="20"/>
+              </w:rPr>
+              <w:t>US-03</w:t>
+            </w:r>
+          </w:p>
+        </w:tc>
+        <w:tc>
+          <w:tcPr>
+            <w:tcW w:type="dxa" w:w="4680"/>
+            <w:tcW w:w="9648" w:type="dxa"/>
+            <w:shd w:val="clear" w:color="auto" w:fill="FFFFFF"/>
+            <w:tcBorders>
+              <w:top w:val="single" w:sz="4" w:space="0" w:color="CCCCCC"/>
+              <w:left w:val="single" w:sz="4" w:space="0" w:color="CCCCCC"/>
+              <w:bottom w:val="single" w:sz="4" w:space="0" w:color="CCCCCC"/>
+              <w:right w:val="single" w:sz="4" w:space="0" w:color="CCCCCC"/>
+            </w:tcBorders>
+          </w:tcPr>
+          <w:p>
+            <w:r>
+              <w:rPr>
+                <w:sz w:val="20"/>
+              </w:rPr>
+              <w:t>As a user, I want the video caption (without hashtags) filled in Column D automatically.</w:t>
+            </w:r>
+          </w:p>
+        </w:tc>
+      </w:tr>
+      <w:tr>
+        <w:tc>
+          <w:tcPr>
+            <w:tcW w:type="dxa" w:w="4680"/>
+            <w:tcW w:w="1152" w:type="dxa"/>
+            <w:shd w:val="clear" w:color="auto" w:fill="F0F4FF"/>
+            <w:tcBorders>
+              <w:top w:val="single" w:sz="4" w:space="0" w:color="CCCCCC"/>
+              <w:left w:val="single" w:sz="4" w:space="0" w:color="CCCCCC"/>
+              <w:bottom w:val="single" w:sz="4" w:space="0" w:color="CCCCCC"/>
+              <w:right w:val="single" w:sz="4" w:space="0" w:color="CCCCCC"/>
+            </w:tcBorders>
+          </w:tcPr>
+          <w:p>
+            <w:r>
+              <w:rPr>
+                <w:sz w:val="20"/>
+              </w:rPr>
+              <w:t>US-04</w:t>
+            </w:r>
+          </w:p>
+        </w:tc>
+        <w:tc>
+          <w:tcPr>
+            <w:tcW w:type="dxa" w:w="4680"/>
+            <w:tcW w:w="9648" w:type="dxa"/>
+            <w:shd w:val="clear" w:color="auto" w:fill="F0F4FF"/>
+            <w:tcBorders>
+              <w:top w:val="single" w:sz="4" w:space="0" w:color="CCCCCC"/>
+              <w:left w:val="single" w:sz="4" w:space="0" w:color="CCCCCC"/>
+              <w:bottom w:val="single" w:sz="4" w:space="0" w:color="CCCCCC"/>
+              <w:right w:val="single" w:sz="4" w:space="0" w:color="CCCCCC"/>
+            </w:tcBorders>
+          </w:tcPr>
+          <w:p>
+            <w:r>
+              <w:rPr>
+                <w:sz w:val="20"/>
+              </w:rPr>
+              <w:t>As a user, I want Column E (Content Type) to default to "Content Casual" so I do not have to select it every time.</w:t>
+            </w:r>
+          </w:p>
+        </w:tc>
+      </w:tr>
+      <w:tr>
+        <w:tc>
+          <w:tcPr>
+            <w:tcW w:type="dxa" w:w="4680"/>
+            <w:tcW w:w="1152" w:type="dxa"/>
+            <w:shd w:val="clear" w:color="auto" w:fill="FFFFFF"/>
+            <w:tcBorders>
+              <w:top w:val="single" w:sz="4" w:space="0" w:color="CCCCCC"/>
+              <w:left w:val="single" w:sz="4" w:space="0" w:color="CCCCCC"/>
+              <w:bottom w:val="single" w:sz="4" w:space="0" w:color="CCCCCC"/>
+              <w:right w:val="single" w:sz="4" w:space="0" w:color="CCCCCC"/>
+            </w:tcBorders>
+          </w:tcPr>
+          <w:p>
+            <w:r>
+              <w:rPr>
+                <w:sz w:val="20"/>
+              </w:rPr>
+              <w:t>US-05</w:t>
+            </w:r>
+          </w:p>
+        </w:tc>
+        <w:tc>
+          <w:tcPr>
+            <w:tcW w:type="dxa" w:w="4680"/>
+            <w:tcW w:w="9648" w:type="dxa"/>
+            <w:shd w:val="clear" w:color="auto" w:fill="FFFFFF"/>
+            <w:tcBorders>
+              <w:top w:val="single" w:sz="4" w:space="0" w:color="CCCCCC"/>
+              <w:left w:val="single" w:sz="4" w:space="0" w:color="CCCCCC"/>
+              <w:bottom w:val="single" w:sz="4" w:space="0" w:color="CCCCCC"/>
+              <w:right w:val="single" w:sz="4" w:space="0" w:color="CCCCCC"/>
+            </w:tcBorders>
+          </w:tcPr>
+          <w:p>
+            <w:r>
+              <w:rPr>
+                <w:sz w:val="20"/>
+              </w:rPr>
+              <w:t>As a user, I want the video URL filled in Column F automatically.</w:t>
+            </w:r>
+          </w:p>
+        </w:tc>
+      </w:tr>
+      <w:tr>
+        <w:tc>
+          <w:tcPr>
+            <w:tcW w:type="dxa" w:w="4680"/>
+            <w:tcW w:w="1152" w:type="dxa"/>
+            <w:shd w:val="clear" w:color="auto" w:fill="F0F4FF"/>
+            <w:tcBorders>
+              <w:top w:val="single" w:sz="4" w:space="0" w:color="CCCCCC"/>
+              <w:left w:val="single" w:sz="4" w:space="0" w:color="CCCCCC"/>
+              <w:bottom w:val="single" w:sz="4" w:space="0" w:color="CCCCCC"/>
+              <w:right w:val="single" w:sz="4" w:space="0" w:color="CCCCCC"/>
+            </w:tcBorders>
+          </w:tcPr>
+          <w:p>
+            <w:r>
+              <w:rPr>
+                <w:sz w:val="20"/>
+              </w:rPr>
+              <w:t>US-06</w:t>
+            </w:r>
+          </w:p>
+        </w:tc>
+        <w:tc>
+          <w:tcPr>
+            <w:tcW w:type="dxa" w:w="4680"/>
+            <w:tcW w:w="9648" w:type="dxa"/>
+            <w:shd w:val="clear" w:color="auto" w:fill="F0F4FF"/>
+            <w:tcBorders>
+              <w:top w:val="single" w:sz="4" w:space="0" w:color="CCCCCC"/>
+              <w:left w:val="single" w:sz="4" w:space="0" w:color="CCCCCC"/>
+              <w:bottom w:val="single" w:sz="4" w:space="0" w:color="CCCCCC"/>
+              <w:right w:val="single" w:sz="4" w:space="0" w:color="CCCCCC"/>
+            </w:tcBorders>
+          </w:tcPr>
+          <w:p>
+            <w:r>
+              <w:rPr>
+                <w:sz w:val="20"/>
+              </w:rPr>
+              <w:t>As a user, I want the view count filled in Column G (Reach) so I can track performance easily.</w:t>
+            </w:r>
+          </w:p>
+        </w:tc>
+      </w:tr>
+      <w:tr>
+        <w:tc>
+          <w:tcPr>
+            <w:tcW w:type="dxa" w:w="4680"/>
+            <w:tcW w:w="1152" w:type="dxa"/>
+            <w:shd w:val="clear" w:color="auto" w:fill="FFFFFF"/>
+            <w:tcBorders>
+              <w:top w:val="single" w:sz="4" w:space="0" w:color="CCCCCC"/>
+              <w:left w:val="single" w:sz="4" w:space="0" w:color="CCCCCC"/>
+              <w:bottom w:val="single" w:sz="4" w:space="0" w:color="CCCCCC"/>
+              <w:right w:val="single" w:sz="4" w:space="0" w:color="CCCCCC"/>
+            </w:tcBorders>
+          </w:tcPr>
+          <w:p>
+            <w:r>
+              <w:rPr>
+                <w:sz w:val="20"/>
+              </w:rPr>
+              <w:t>US-07</w:t>
+            </w:r>
+          </w:p>
+        </w:tc>
+        <w:tc>
+          <w:tcPr>
+            <w:tcW w:type="dxa" w:w="4680"/>
+            <w:tcW w:w="9648" w:type="dxa"/>
+            <w:shd w:val="clear" w:color="auto" w:fill="FFFFFF"/>
+            <w:tcBorders>
+              <w:top w:val="single" w:sz="4" w:space="0" w:color="CCCCCC"/>
+              <w:left w:val="single" w:sz="4" w:space="0" w:color="CCCCCC"/>
+              <w:bottom w:val="single" w:sz="4" w:space="0" w:color="CCCCCC"/>
+              <w:right w:val="single" w:sz="4" w:space="0" w:color="CCCCCC"/>
+            </w:tcBorders>
+          </w:tcPr>
+          <w:p>
+            <w:r>
+              <w:rPr>
+                <w:sz w:val="20"/>
+              </w:rPr>
+              <w:t>As a user, I want the system to leave Columns B, C, and H completely untouched.</w:t>
+            </w:r>
+          </w:p>
+        </w:tc>
+      </w:tr>
+      <w:tr>
+        <w:tc>
+          <w:tcPr>
+            <w:tcW w:type="dxa" w:w="4680"/>
+            <w:tcW w:w="1152" w:type="dxa"/>
+            <w:shd w:val="clear" w:color="auto" w:fill="F0F4FF"/>
+            <w:tcBorders>
+              <w:top w:val="single" w:sz="4" w:space="0" w:color="CCCCCC"/>
+              <w:left w:val="single" w:sz="4" w:space="0" w:color="CCCCCC"/>
+              <w:bottom w:val="single" w:sz="4" w:space="0" w:color="CCCCCC"/>
+              <w:right w:val="single" w:sz="4" w:space="0" w:color="CCCCCC"/>
+            </w:tcBorders>
+          </w:tcPr>
+          <w:p>
+            <w:r>
+              <w:rPr>
+                <w:sz w:val="20"/>
+              </w:rPr>
+              <w:t>US-08</w:t>
+            </w:r>
+          </w:p>
+        </w:tc>
+        <w:tc>
+          <w:tcPr>
+            <w:tcW w:type="dxa" w:w="4680"/>
+            <w:tcW w:w="9648" w:type="dxa"/>
+            <w:shd w:val="clear" w:color="auto" w:fill="F0F4FF"/>
+            <w:tcBorders>
+              <w:top w:val="single" w:sz="4" w:space="0" w:color="CCCCCC"/>
+              <w:left w:val="single" w:sz="4" w:space="0" w:color="CCCCCC"/>
+              <w:bottom w:val="single" w:sz="4" w:space="0" w:color="CCCCCC"/>
+              <w:right w:val="single" w:sz="4" w:space="0" w:color="CCCCCC"/>
+            </w:tcBorders>
+          </w:tcPr>
+          <w:p>
+            <w:r>
+              <w:rPr>
+                <w:sz w:val="20"/>
+              </w:rPr>
+              <w:t>As a user, I want AI recommendations so I know what type of videos to create next cycle.</w:t>
+            </w:r>
+          </w:p>
+        </w:tc>
+      </w:tr>
+    </w:tbl>
+    <w:p/>
+    <w:p>
+      <w:pPr>
+        <w:pStyle w:val="Heading1"/>
+      </w:pPr>
+      <w:r>
+        <w:t>5. Lark Sheet Column Mapping</w:t>
+      </w:r>
+    </w:p>
+    <w:p>
+      <w:pPr/>
+      <w:r>
+        <w:rPr>
+          <w:b w:val="0"/>
+          <w:i w:val="0"/>
+          <w:sz w:val="22"/>
+        </w:rPr>
+        <w:t>The system must write data into the existing Lark Sheet with these exact rules:</w:t>
+      </w:r>
+    </w:p>
+    <w:p/>
+    <w:tbl>
+      <w:tblPr>
+        <w:tblW w:type="auto" w:w="0"/>
+        <w:jc w:val="left"/>
+        <w:tblLook w:firstColumn="1" w:firstRow="1" w:lastColumn="0" w:lastRow="0" w:noHBand="0" w:noVBand="1" w:val="04A0"/>
+      </w:tblPr>
+      <w:tblGrid>
+        <w:gridCol w:w="2340"/>
+        <w:gridCol w:w="2340"/>
+        <w:gridCol w:w="2340"/>
+        <w:gridCol w:w="2340"/>
+      </w:tblGrid>
+      <w:tr>
+        <w:tc>
+          <w:tcPr>
+            <w:tcW w:type="dxa" w:w="2340"/>
+            <w:tcW w:w="864" w:type="dxa"/>
+            <w:shd w:val="clear" w:color="auto" w:fill="1F497D"/>
+            <w:tcBorders>
+              <w:top w:val="single" w:sz="4" w:space="0" w:color="1F497D"/>
+              <w:left w:val="single" w:sz="4" w:space="0" w:color="1F497D"/>
+              <w:bottom w:val="single" w:sz="4" w:space="0" w:color="1F497D"/>
+              <w:right w:val="single" w:sz="4" w:space="0" w:color="1F497D"/>
+            </w:tcBorders>
+          </w:tcPr>
+          <w:p>
+            <w:r>
+              <w:rPr>
+                <w:b/>
+                <w:color w:val="FFFFFF"/>
+                <w:sz w:val="20"/>
+              </w:rPr>
+              <w:t>Column</w:t>
+            </w:r>
+          </w:p>
+        </w:tc>
+        <w:tc>
+          <w:tcPr>
+            <w:tcW w:type="dxa" w:w="2340"/>
+            <w:tcW w:w="1872" w:type="dxa"/>
+            <w:shd w:val="clear" w:color="auto" w:fill="1F497D"/>
+            <w:tcBorders>
+              <w:top w:val="single" w:sz="4" w:space="0" w:color="1F497D"/>
+              <w:left w:val="single" w:sz="4" w:space="0" w:color="1F497D"/>
+              <w:bottom w:val="single" w:sz="4" w:space="0" w:color="1F497D"/>
+              <w:right w:val="single" w:sz="4" w:space="0" w:color="1F497D"/>
+            </w:tcBorders>
+          </w:tcPr>
+          <w:p>
+            <w:r>
+              <w:rPr>
+                <w:b/>
+                <w:color w:val="FFFFFF"/>
+                <w:sz w:val="20"/>
+              </w:rPr>
+              <w:t>Field Name</w:t>
+            </w:r>
+          </w:p>
+        </w:tc>
+        <w:tc>
+          <w:tcPr>
+            <w:tcW w:type="dxa" w:w="2340"/>
+            <w:tcW w:w="3888" w:type="dxa"/>
+            <w:shd w:val="clear" w:color="auto" w:fill="1F497D"/>
+            <w:tcBorders>
+              <w:top w:val="single" w:sz="4" w:space="0" w:color="1F497D"/>
+              <w:left w:val="single" w:sz="4" w:space="0" w:color="1F497D"/>
+              <w:bottom w:val="single" w:sz="4" w:space="0" w:color="1F497D"/>
+              <w:right w:val="single" w:sz="4" w:space="0" w:color="1F497D"/>
+            </w:tcBorders>
+          </w:tcPr>
+          <w:p>
+            <w:r>
+              <w:rPr>
+                <w:b/>
+                <w:color w:val="FFFFFF"/>
+                <w:sz w:val="20"/>
+              </w:rPr>
+              <w:t>System Action</w:t>
+            </w:r>
+          </w:p>
+        </w:tc>
+        <w:tc>
+          <w:tcPr>
+            <w:tcW w:type="dxa" w:w="2340"/>
+            <w:tcW w:w="4320" w:type="dxa"/>
+            <w:shd w:val="clear" w:color="auto" w:fill="1F497D"/>
+            <w:tcBorders>
+              <w:top w:val="single" w:sz="4" w:space="0" w:color="1F497D"/>
+              <w:left w:val="single" w:sz="4" w:space="0" w:color="1F497D"/>
+              <w:bottom w:val="single" w:sz="4" w:space="0" w:color="1F497D"/>
+              <w:right w:val="single" w:sz="4" w:space="0" w:color="1F497D"/>
+            </w:tcBorders>
+          </w:tcPr>
+          <w:p>
+            <w:r>
+              <w:rPr>
+                <w:b/>
+                <w:color w:val="FFFFFF"/>
+                <w:sz w:val="20"/>
+              </w:rPr>
+              <w:t>Details</w:t>
+            </w:r>
+          </w:p>
+        </w:tc>
+      </w:tr>
+      <w:tr>
+        <w:tc>
+          <w:tcPr>
+            <w:tcW w:type="dxa" w:w="2340"/>
+            <w:tcW w:w="864" w:type="dxa"/>
+            <w:shd w:val="clear" w:color="auto" w:fill="FFFFFF"/>
+            <w:tcBorders>
+              <w:top w:val="single" w:sz="4" w:space="0" w:color="CCCCCC"/>
+              <w:left w:val="single" w:sz="4" w:space="0" w:color="CCCCCC"/>
+              <w:bottom w:val="single" w:sz="4" w:space="0" w:color="CCCCCC"/>
+              <w:right w:val="single" w:sz="4" w:space="0" w:color="CCCCCC"/>
+            </w:tcBorders>
+          </w:tcPr>
+          <w:p>
+            <w:r>
+              <w:rPr>
+                <w:sz w:val="20"/>
+              </w:rPr>
+              <w:t>A</w:t>
+            </w:r>
+          </w:p>
+        </w:tc>
+        <w:tc>
+          <w:tcPr>
+            <w:tcW w:type="dxa" w:w="2340"/>
+            <w:tcW w:w="1872" w:type="dxa"/>
+            <w:shd w:val="clear" w:color="auto" w:fill="FFFFFF"/>
+            <w:tcBorders>
+              <w:top w:val="single" w:sz="4" w:space="0" w:color="CCCCCC"/>
+              <w:left w:val="single" w:sz="4" w:space="0" w:color="CCCCCC"/>
+              <w:bottom w:val="single" w:sz="4" w:space="0" w:color="CCCCCC"/>
+              <w:right w:val="single" w:sz="4" w:space="0" w:color="CCCCCC"/>
+            </w:tcBorders>
+          </w:tcPr>
+          <w:p>
+            <w:r>
+              <w:rPr>
+                <w:sz w:val="20"/>
+              </w:rPr>
+              <w:t>Date</w:t>
+            </w:r>
+          </w:p>
+        </w:tc>
+        <w:tc>
+          <w:tcPr>
+            <w:tcW w:type="dxa" w:w="2340"/>
+            <w:tcW w:w="3888" w:type="dxa"/>
+            <w:shd w:val="clear" w:color="auto" w:fill="FFFFFF"/>
+            <w:tcBorders>
+              <w:top w:val="single" w:sz="4" w:space="0" w:color="CCCCCC"/>
+              <w:left w:val="single" w:sz="4" w:space="0" w:color="CCCCCC"/>
+              <w:bottom w:val="single" w:sz="4" w:space="0" w:color="CCCCCC"/>
+              <w:right w:val="single" w:sz="4" w:space="0" w:color="CCCCCC"/>
+            </w:tcBorders>
+          </w:tcPr>
+          <w:p>
+            <w:r>
+              <w:rPr>
+                <w:b w:val="0"/>
+                <w:color w:val="007000"/>
+                <w:sz w:val="20"/>
+              </w:rPr>
+              <w:t>System fills automatically</w:t>
+            </w:r>
+          </w:p>
+        </w:tc>
+        <w:tc>
+          <w:tcPr>
+            <w:tcW w:type="dxa" w:w="2340"/>
+            <w:tcW w:w="4320" w:type="dxa"/>
+            <w:shd w:val="clear" w:color="auto" w:fill="FFFFFF"/>
+            <w:tcBorders>
+              <w:top w:val="single" w:sz="4" w:space="0" w:color="CCCCCC"/>
+              <w:left w:val="single" w:sz="4" w:space="0" w:color="CCCCCC"/>
+              <w:bottom w:val="single" w:sz="4" w:space="0" w:color="CCCCCC"/>
+              <w:right w:val="single" w:sz="4" w:space="0" w:color="CCCCCC"/>
+            </w:tcBorders>
+          </w:tcPr>
+          <w:p>
+            <w:r>
+              <w:rPr>
+                <w:sz w:val="20"/>
+              </w:rPr>
+              <w:t>Date the video was originally posted on the platform (not today's date)</w:t>
+            </w:r>
+          </w:p>
+        </w:tc>
+      </w:tr>
+      <w:tr>
+        <w:tc>
+          <w:tcPr>
+            <w:tcW w:type="dxa" w:w="2340"/>
+            <w:tcW w:w="864" w:type="dxa"/>
+            <w:shd w:val="clear" w:color="auto" w:fill="F0F4FF"/>
+            <w:tcBorders>
+              <w:top w:val="single" w:sz="4" w:space="0" w:color="CCCCCC"/>
+              <w:left w:val="single" w:sz="4" w:space="0" w:color="CCCCCC"/>
+              <w:bottom w:val="single" w:sz="4" w:space="0" w:color="CCCCCC"/>
+              <w:right w:val="single" w:sz="4" w:space="0" w:color="CCCCCC"/>
+            </w:tcBorders>
+          </w:tcPr>
+          <w:p>
+            <w:r>
+              <w:rPr>
+                <w:sz w:val="20"/>
+              </w:rPr>
+              <w:t>B</w:t>
+            </w:r>
+          </w:p>
+        </w:tc>
+        <w:tc>
+          <w:tcPr>
+            <w:tcW w:type="dxa" w:w="2340"/>
+            <w:tcW w:w="1872" w:type="dxa"/>
+            <w:shd w:val="clear" w:color="auto" w:fill="F0F4FF"/>
+            <w:tcBorders>
+              <w:top w:val="single" w:sz="4" w:space="0" w:color="CCCCCC"/>
+              <w:left w:val="single" w:sz="4" w:space="0" w:color="CCCCCC"/>
+              <w:bottom w:val="single" w:sz="4" w:space="0" w:color="CCCCCC"/>
+              <w:right w:val="single" w:sz="4" w:space="0" w:color="CCCCCC"/>
+            </w:tcBorders>
+          </w:tcPr>
+          <w:p>
+            <w:r>
+              <w:rPr>
+                <w:sz w:val="20"/>
+              </w:rPr>
+              <w:t>Week</w:t>
+            </w:r>
+          </w:p>
+        </w:tc>
+        <w:tc>
+          <w:tcPr>
+            <w:tcW w:type="dxa" w:w="2340"/>
+            <w:tcW w:w="3888" w:type="dxa"/>
+            <w:shd w:val="clear" w:color="auto" w:fill="F0F4FF"/>
+            <w:tcBorders>
+              <w:top w:val="single" w:sz="4" w:space="0" w:color="CCCCCC"/>
+              <w:left w:val="single" w:sz="4" w:space="0" w:color="CCCCCC"/>
+              <w:bottom w:val="single" w:sz="4" w:space="0" w:color="CCCCCC"/>
+              <w:right w:val="single" w:sz="4" w:space="0" w:color="CCCCCC"/>
+            </w:tcBorders>
+          </w:tcPr>
+          <w:p>
+            <w:r>
+              <w:rPr>
+                <w:b w:val="0"/>
+                <w:color w:val="C55A11"/>
+                <w:sz w:val="20"/>
+              </w:rPr>
+              <w:t>User fills manually — DO NOT TOUCH</w:t>
+            </w:r>
+          </w:p>
+        </w:tc>
+        <w:tc>
+          <w:tcPr>
+            <w:tcW w:type="dxa" w:w="2340"/>
+            <w:tcW w:w="4320" w:type="dxa"/>
+            <w:shd w:val="clear" w:color="auto" w:fill="F0F4FF"/>
+            <w:tcBorders>
+              <w:top w:val="single" w:sz="4" w:space="0" w:color="CCCCCC"/>
+              <w:left w:val="single" w:sz="4" w:space="0" w:color="CCCCCC"/>
+              <w:bottom w:val="single" w:sz="4" w:space="0" w:color="CCCCCC"/>
+              <w:right w:val="single" w:sz="4" w:space="0" w:color="CCCCCC"/>
+            </w:tcBorders>
+          </w:tcPr>
+          <w:p>
+            <w:r>
+              <w:rPr>
+                <w:sz w:val="20"/>
+              </w:rPr>
+              <w:t>User fills manually — system must NOT write anything here</w:t>
+            </w:r>
+          </w:p>
+        </w:tc>
+      </w:tr>
+      <w:tr>
+        <w:tc>
+          <w:tcPr>
+            <w:tcW w:type="dxa" w:w="2340"/>
+            <w:tcW w:w="864" w:type="dxa"/>
+            <w:shd w:val="clear" w:color="auto" w:fill="FFFFFF"/>
+            <w:tcBorders>
+              <w:top w:val="single" w:sz="4" w:space="0" w:color="CCCCCC"/>
+              <w:left w:val="single" w:sz="4" w:space="0" w:color="CCCCCC"/>
+              <w:bottom w:val="single" w:sz="4" w:space="0" w:color="CCCCCC"/>
+              <w:right w:val="single" w:sz="4" w:space="0" w:color="CCCCCC"/>
+            </w:tcBorders>
+          </w:tcPr>
+          <w:p>
+            <w:r>
+              <w:rPr>
+                <w:sz w:val="20"/>
+              </w:rPr>
+              <w:t>C</w:t>
+            </w:r>
+          </w:p>
+        </w:tc>
+        <w:tc>
+          <w:tcPr>
+            <w:tcW w:type="dxa" w:w="2340"/>
+            <w:tcW w:w="1872" w:type="dxa"/>
+            <w:shd w:val="clear" w:color="auto" w:fill="FFFFFF"/>
+            <w:tcBorders>
+              <w:top w:val="single" w:sz="4" w:space="0" w:color="CCCCCC"/>
+              <w:left w:val="single" w:sz="4" w:space="0" w:color="CCCCCC"/>
+              <w:bottom w:val="single" w:sz="4" w:space="0" w:color="CCCCCC"/>
+              <w:right w:val="single" w:sz="4" w:space="0" w:color="CCCCCC"/>
+            </w:tcBorders>
+          </w:tcPr>
+          <w:p>
+            <w:r>
+              <w:rPr>
+                <w:sz w:val="20"/>
+              </w:rPr>
+              <w:t>PIC</w:t>
+            </w:r>
+          </w:p>
+        </w:tc>
+        <w:tc>
+          <w:tcPr>
+            <w:tcW w:type="dxa" w:w="2340"/>
+            <w:tcW w:w="3888" w:type="dxa"/>
+            <w:shd w:val="clear" w:color="auto" w:fill="FFFFFF"/>
+            <w:tcBorders>
+              <w:top w:val="single" w:sz="4" w:space="0" w:color="CCCCCC"/>
+              <w:left w:val="single" w:sz="4" w:space="0" w:color="CCCCCC"/>
+              <w:bottom w:val="single" w:sz="4" w:space="0" w:color="CCCCCC"/>
+              <w:right w:val="single" w:sz="4" w:space="0" w:color="CCCCCC"/>
+            </w:tcBorders>
+          </w:tcPr>
+          <w:p>
+            <w:r>
+              <w:rPr>
+                <w:b w:val="0"/>
+                <w:color w:val="C55A11"/>
+                <w:sz w:val="20"/>
+              </w:rPr>
+              <w:t>User fills manually — DO NOT TOUCH</w:t>
+            </w:r>
+          </w:p>
+        </w:tc>
+        <w:tc>
+          <w:tcPr>
+            <w:tcW w:type="dxa" w:w="2340"/>
+            <w:tcW w:w="4320" w:type="dxa"/>
+            <w:shd w:val="clear" w:color="auto" w:fill="FFFFFF"/>
+            <w:tcBorders>
+              <w:top w:val="single" w:sz="4" w:space="0" w:color="CCCCCC"/>
+              <w:left w:val="single" w:sz="4" w:space="0" w:color="CCCCCC"/>
+              <w:bottom w:val="single" w:sz="4" w:space="0" w:color="CCCCCC"/>
+              <w:right w:val="single" w:sz="4" w:space="0" w:color="CCCCCC"/>
+            </w:tcBorders>
+          </w:tcPr>
+          <w:p>
+            <w:r>
+              <w:rPr>
+                <w:sz w:val="20"/>
+              </w:rPr>
+              <w:t>User fills manually — system must NOT write anything here</w:t>
+            </w:r>
+          </w:p>
+        </w:tc>
+      </w:tr>
+      <w:tr>
+        <w:tc>
+          <w:tcPr>
+            <w:tcW w:type="dxa" w:w="2340"/>
+            <w:tcW w:w="864" w:type="dxa"/>
+            <w:shd w:val="clear" w:color="auto" w:fill="F0F4FF"/>
+            <w:tcBorders>
+              <w:top w:val="single" w:sz="4" w:space="0" w:color="CCCCCC"/>
+              <w:left w:val="single" w:sz="4" w:space="0" w:color="CCCCCC"/>
+              <w:bottom w:val="single" w:sz="4" w:space="0" w:color="CCCCCC"/>
+              <w:right w:val="single" w:sz="4" w:space="0" w:color="CCCCCC"/>
+            </w:tcBorders>
+          </w:tcPr>
+          <w:p>
+            <w:r>
+              <w:rPr>
+                <w:sz w:val="20"/>
+              </w:rPr>
+              <w:t>D</w:t>
+            </w:r>
+          </w:p>
+        </w:tc>
+        <w:tc>
+          <w:tcPr>
+            <w:tcW w:type="dxa" w:w="2340"/>
+            <w:tcW w:w="1872" w:type="dxa"/>
+            <w:shd w:val="clear" w:color="auto" w:fill="F0F4FF"/>
+            <w:tcBorders>
+              <w:top w:val="single" w:sz="4" w:space="0" w:color="CCCCCC"/>
+              <w:left w:val="single" w:sz="4" w:space="0" w:color="CCCCCC"/>
+              <w:bottom w:val="single" w:sz="4" w:space="0" w:color="CCCCCC"/>
+              <w:right w:val="single" w:sz="4" w:space="0" w:color="CCCCCC"/>
+            </w:tcBorders>
+          </w:tcPr>
+          <w:p>
+            <w:r>
+              <w:rPr>
+                <w:sz w:val="20"/>
+              </w:rPr>
+              <w:t>Title</w:t>
+            </w:r>
+          </w:p>
+        </w:tc>
+        <w:tc>
+          <w:tcPr>
+            <w:tcW w:type="dxa" w:w="2340"/>
+            <w:tcW w:w="3888" w:type="dxa"/>
+            <w:shd w:val="clear" w:color="auto" w:fill="F0F4FF"/>
+            <w:tcBorders>
+              <w:top w:val="single" w:sz="4" w:space="0" w:color="CCCCCC"/>
+              <w:left w:val="single" w:sz="4" w:space="0" w:color="CCCCCC"/>
+              <w:bottom w:val="single" w:sz="4" w:space="0" w:color="CCCCCC"/>
+              <w:right w:val="single" w:sz="4" w:space="0" w:color="CCCCCC"/>
+            </w:tcBorders>
+          </w:tcPr>
+          <w:p>
+            <w:r>
+              <w:rPr>
+                <w:b w:val="0"/>
+                <w:color w:val="007000"/>
+                <w:sz w:val="20"/>
+              </w:rPr>
+              <w:t>System fills automatically</w:t>
+            </w:r>
+          </w:p>
+        </w:tc>
+        <w:tc>
+          <w:tcPr>
+            <w:tcW w:type="dxa" w:w="2340"/>
+            <w:tcW w:w="4320" w:type="dxa"/>
+            <w:shd w:val="clear" w:color="auto" w:fill="F0F4FF"/>
+            <w:tcBorders>
+              <w:top w:val="single" w:sz="4" w:space="0" w:color="CCCCCC"/>
+              <w:left w:val="single" w:sz="4" w:space="0" w:color="CCCCCC"/>
+              <w:bottom w:val="single" w:sz="4" w:space="0" w:color="CCCCCC"/>
+              <w:right w:val="single" w:sz="4" w:space="0" w:color="CCCCCC"/>
+            </w:tcBorders>
+          </w:tcPr>
+          <w:p>
+            <w:r>
+              <w:rPr>
+                <w:sz w:val="20"/>
+              </w:rPr>
+              <w:t>Video caption extracted automatically. All hashtags removed. Write "No caption" if none found.</w:t>
+            </w:r>
+          </w:p>
+        </w:tc>
+      </w:tr>
+      <w:tr>
+        <w:tc>
+          <w:tcPr>
+            <w:tcW w:type="dxa" w:w="2340"/>
+            <w:tcW w:w="864" w:type="dxa"/>
+            <w:shd w:val="clear" w:color="auto" w:fill="FFFFFF"/>
+            <w:tcBorders>
+              <w:top w:val="single" w:sz="4" w:space="0" w:color="CCCCCC"/>
+              <w:left w:val="single" w:sz="4" w:space="0" w:color="CCCCCC"/>
+              <w:bottom w:val="single" w:sz="4" w:space="0" w:color="CCCCCC"/>
+              <w:right w:val="single" w:sz="4" w:space="0" w:color="CCCCCC"/>
+            </w:tcBorders>
+          </w:tcPr>
+          <w:p>
+            <w:r>
+              <w:rPr>
+                <w:sz w:val="20"/>
+              </w:rPr>
+              <w:t>E</w:t>
+            </w:r>
+          </w:p>
+        </w:tc>
+        <w:tc>
+          <w:tcPr>
+            <w:tcW w:type="dxa" w:w="2340"/>
+            <w:tcW w:w="1872" w:type="dxa"/>
+            <w:shd w:val="clear" w:color="auto" w:fill="FFFFFF"/>
+            <w:tcBorders>
+              <w:top w:val="single" w:sz="4" w:space="0" w:color="CCCCCC"/>
+              <w:left w:val="single" w:sz="4" w:space="0" w:color="CCCCCC"/>
+              <w:bottom w:val="single" w:sz="4" w:space="0" w:color="CCCCCC"/>
+              <w:right w:val="single" w:sz="4" w:space="0" w:color="CCCCCC"/>
+            </w:tcBorders>
+          </w:tcPr>
+          <w:p>
+            <w:r>
+              <w:rPr>
+                <w:sz w:val="20"/>
+              </w:rPr>
+              <w:t>Content Type</w:t>
+            </w:r>
+          </w:p>
+        </w:tc>
+        <w:tc>
+          <w:tcPr>
+            <w:tcW w:type="dxa" w:w="2340"/>
+            <w:tcW w:w="3888" w:type="dxa"/>
+            <w:shd w:val="clear" w:color="auto" w:fill="FFFFFF"/>
+            <w:tcBorders>
+              <w:top w:val="single" w:sz="4" w:space="0" w:color="CCCCCC"/>
+              <w:left w:val="single" w:sz="4" w:space="0" w:color="CCCCCC"/>
+              <w:bottom w:val="single" w:sz="4" w:space="0" w:color="CCCCCC"/>
+              <w:right w:val="single" w:sz="4" w:space="0" w:color="CCCCCC"/>
+            </w:tcBorders>
+          </w:tcPr>
+          <w:p>
+            <w:r>
+              <w:rPr>
+                <w:b w:val="0"/>
+                <w:color w:val="4472C4"/>
+                <w:sz w:val="20"/>
+              </w:rPr>
+              <w:t>System fills with default value</w:t>
+            </w:r>
+          </w:p>
+        </w:tc>
+        <w:tc>
+          <w:tcPr>
+            <w:tcW w:type="dxa" w:w="2340"/>
+            <w:tcW w:w="4320" w:type="dxa"/>
+            <w:shd w:val="clear" w:color="auto" w:fill="FFFFFF"/>
+            <w:tcBorders>
+              <w:top w:val="single" w:sz="4" w:space="0" w:color="CCCCCC"/>
+              <w:left w:val="single" w:sz="4" w:space="0" w:color="CCCCCC"/>
+              <w:bottom w:val="single" w:sz="4" w:space="0" w:color="CCCCCC"/>
+              <w:right w:val="single" w:sz="4" w:space="0" w:color="CCCCCC"/>
+            </w:tcBorders>
+          </w:tcPr>
+          <w:p>
+            <w:r>
+              <w:rPr>
+                <w:sz w:val="20"/>
+              </w:rPr>
+              <w:t>Auto-filled as "Content Casual" by default for every row</w:t>
+            </w:r>
+          </w:p>
+        </w:tc>
+      </w:tr>
+      <w:tr>
+        <w:tc>
+          <w:tcPr>
+            <w:tcW w:type="dxa" w:w="2340"/>
+            <w:tcW w:w="864" w:type="dxa"/>
+            <w:shd w:val="clear" w:color="auto" w:fill="F0F4FF"/>
+            <w:tcBorders>
+              <w:top w:val="single" w:sz="4" w:space="0" w:color="CCCCCC"/>
+              <w:left w:val="single" w:sz="4" w:space="0" w:color="CCCCCC"/>
+              <w:bottom w:val="single" w:sz="4" w:space="0" w:color="CCCCCC"/>
+              <w:right w:val="single" w:sz="4" w:space="0" w:color="CCCCCC"/>
+            </w:tcBorders>
+          </w:tcPr>
+          <w:p>
+            <w:r>
+              <w:rPr>
+                <w:sz w:val="20"/>
+              </w:rPr>
+              <w:t>F</w:t>
+            </w:r>
+          </w:p>
+        </w:tc>
+        <w:tc>
+          <w:tcPr>
+            <w:tcW w:type="dxa" w:w="2340"/>
+            <w:tcW w:w="1872" w:type="dxa"/>
+            <w:shd w:val="clear" w:color="auto" w:fill="F0F4FF"/>
+            <w:tcBorders>
+              <w:top w:val="single" w:sz="4" w:space="0" w:color="CCCCCC"/>
+              <w:left w:val="single" w:sz="4" w:space="0" w:color="CCCCCC"/>
+              <w:bottom w:val="single" w:sz="4" w:space="0" w:color="CCCCCC"/>
+              <w:right w:val="single" w:sz="4" w:space="0" w:color="CCCCCC"/>
+            </w:tcBorders>
+          </w:tcPr>
+          <w:p>
+            <w:r>
+              <w:rPr>
+                <w:sz w:val="20"/>
+              </w:rPr>
+              <w:t>Link</w:t>
+            </w:r>
+          </w:p>
+        </w:tc>
+        <w:tc>
+          <w:tcPr>
+            <w:tcW w:type="dxa" w:w="2340"/>
+            <w:tcW w:w="3888" w:type="dxa"/>
+            <w:shd w:val="clear" w:color="auto" w:fill="F0F4FF"/>
+            <w:tcBorders>
+              <w:top w:val="single" w:sz="4" w:space="0" w:color="CCCCCC"/>
+              <w:left w:val="single" w:sz="4" w:space="0" w:color="CCCCCC"/>
+              <w:bottom w:val="single" w:sz="4" w:space="0" w:color="CCCCCC"/>
+              <w:right w:val="single" w:sz="4" w:space="0" w:color="CCCCCC"/>
+            </w:tcBorders>
+          </w:tcPr>
+          <w:p>
+            <w:r>
+              <w:rPr>
+                <w:b w:val="0"/>
+                <w:color w:val="007000"/>
+                <w:sz w:val="20"/>
+              </w:rPr>
+              <w:t>System fills automatically</w:t>
+            </w:r>
+          </w:p>
+        </w:tc>
+        <w:tc>
+          <w:tcPr>
+            <w:tcW w:type="dxa" w:w="2340"/>
+            <w:tcW w:w="4320" w:type="dxa"/>
+            <w:shd w:val="clear" w:color="auto" w:fill="F0F4FF"/>
+            <w:tcBorders>
+              <w:top w:val="single" w:sz="4" w:space="0" w:color="CCCCCC"/>
+              <w:left w:val="single" w:sz="4" w:space="0" w:color="CCCCCC"/>
+              <w:bottom w:val="single" w:sz="4" w:space="0" w:color="CCCCCC"/>
+              <w:right w:val="single" w:sz="4" w:space="0" w:color="CCCCCC"/>
+            </w:tcBorders>
+          </w:tcPr>
+          <w:p>
+            <w:r>
+              <w:rPr>
+                <w:sz w:val="20"/>
+              </w:rPr>
+              <w:t>The video URL as provided by the user</w:t>
+            </w:r>
+          </w:p>
+        </w:tc>
+      </w:tr>
+      <w:tr>
+        <w:tc>
+          <w:tcPr>
+            <w:tcW w:type="dxa" w:w="2340"/>
+            <w:tcW w:w="864" w:type="dxa"/>
+            <w:shd w:val="clear" w:color="auto" w:fill="FFFFFF"/>
+            <w:tcBorders>
+              <w:top w:val="single" w:sz="4" w:space="0" w:color="CCCCCC"/>
+              <w:left w:val="single" w:sz="4" w:space="0" w:color="CCCCCC"/>
+              <w:bottom w:val="single" w:sz="4" w:space="0" w:color="CCCCCC"/>
+              <w:right w:val="single" w:sz="4" w:space="0" w:color="CCCCCC"/>
+            </w:tcBorders>
+          </w:tcPr>
+          <w:p>
+            <w:r>
+              <w:rPr>
+                <w:sz w:val="20"/>
+              </w:rPr>
+              <w:t>G</w:t>
+            </w:r>
+          </w:p>
+        </w:tc>
+        <w:tc>
+          <w:tcPr>
+            <w:tcW w:type="dxa" w:w="2340"/>
+            <w:tcW w:w="1872" w:type="dxa"/>
+            <w:shd w:val="clear" w:color="auto" w:fill="FFFFFF"/>
+            <w:tcBorders>
+              <w:top w:val="single" w:sz="4" w:space="0" w:color="CCCCCC"/>
+              <w:left w:val="single" w:sz="4" w:space="0" w:color="CCCCCC"/>
+              <w:bottom w:val="single" w:sz="4" w:space="0" w:color="CCCCCC"/>
+              <w:right w:val="single" w:sz="4" w:space="0" w:color="CCCCCC"/>
+            </w:tcBorders>
+          </w:tcPr>
+          <w:p>
+            <w:r>
+              <w:rPr>
+                <w:sz w:val="20"/>
+              </w:rPr>
+              <w:t>Reach</w:t>
+            </w:r>
+          </w:p>
+        </w:tc>
+        <w:tc>
+          <w:tcPr>
+            <w:tcW w:type="dxa" w:w="2340"/>
+            <w:tcW w:w="3888" w:type="dxa"/>
+            <w:shd w:val="clear" w:color="auto" w:fill="FFFFFF"/>
+            <w:tcBorders>
+              <w:top w:val="single" w:sz="4" w:space="0" w:color="CCCCCC"/>
+              <w:left w:val="single" w:sz="4" w:space="0" w:color="CCCCCC"/>
+              <w:bottom w:val="single" w:sz="4" w:space="0" w:color="CCCCCC"/>
+              <w:right w:val="single" w:sz="4" w:space="0" w:color="CCCCCC"/>
+            </w:tcBorders>
+          </w:tcPr>
+          <w:p>
+            <w:r>
+              <w:rPr>
+                <w:b w:val="0"/>
+                <w:color w:val="007000"/>
+                <w:sz w:val="20"/>
+              </w:rPr>
+              <w:t>System fills automatically</w:t>
+            </w:r>
+          </w:p>
+        </w:tc>
+        <w:tc>
+          <w:tcPr>
+            <w:tcW w:type="dxa" w:w="2340"/>
+            <w:tcW w:w="4320" w:type="dxa"/>
+            <w:shd w:val="clear" w:color="auto" w:fill="FFFFFF"/>
+            <w:tcBorders>
+              <w:top w:val="single" w:sz="4" w:space="0" w:color="CCCCCC"/>
+              <w:left w:val="single" w:sz="4" w:space="0" w:color="CCCCCC"/>
+              <w:bottom w:val="single" w:sz="4" w:space="0" w:color="CCCCCC"/>
+              <w:right w:val="single" w:sz="4" w:space="0" w:color="CCCCCC"/>
+            </w:tcBorders>
+          </w:tcPr>
+          <w:p>
+            <w:r>
+              <w:rPr>
+                <w:sz w:val="20"/>
+              </w:rPr>
+              <w:t>View count only (e.g. Reels view count shown on platform profile)</w:t>
+            </w:r>
+          </w:p>
+        </w:tc>
+      </w:tr>
+      <w:tr>
+        <w:tc>
+          <w:tcPr>
+            <w:tcW w:type="dxa" w:w="2340"/>
+            <w:tcW w:w="864" w:type="dxa"/>
+            <w:shd w:val="clear" w:color="auto" w:fill="F0F4FF"/>
+            <w:tcBorders>
+              <w:top w:val="single" w:sz="4" w:space="0" w:color="CCCCCC"/>
+              <w:left w:val="single" w:sz="4" w:space="0" w:color="CCCCCC"/>
+              <w:bottom w:val="single" w:sz="4" w:space="0" w:color="CCCCCC"/>
+              <w:right w:val="single" w:sz="4" w:space="0" w:color="CCCCCC"/>
+            </w:tcBorders>
+          </w:tcPr>
+          <w:p>
+            <w:r>
+              <w:rPr>
+                <w:sz w:val="20"/>
+              </w:rPr>
+              <w:t>H</w:t>
+            </w:r>
+          </w:p>
+        </w:tc>
+        <w:tc>
+          <w:tcPr>
+            <w:tcW w:type="dxa" w:w="2340"/>
+            <w:tcW w:w="1872" w:type="dxa"/>
+            <w:shd w:val="clear" w:color="auto" w:fill="F0F4FF"/>
+            <w:tcBorders>
+              <w:top w:val="single" w:sz="4" w:space="0" w:color="CCCCCC"/>
+              <w:left w:val="single" w:sz="4" w:space="0" w:color="CCCCCC"/>
+              <w:bottom w:val="single" w:sz="4" w:space="0" w:color="CCCCCC"/>
+              <w:right w:val="single" w:sz="4" w:space="0" w:color="CCCCCC"/>
+            </w:tcBorders>
+          </w:tcPr>
+          <w:p>
+            <w:r>
+              <w:rPr>
+                <w:sz w:val="20"/>
+              </w:rPr>
+              <w:t>Final Reach</w:t>
+            </w:r>
+          </w:p>
+        </w:tc>
+        <w:tc>
+          <w:tcPr>
+            <w:tcW w:type="dxa" w:w="2340"/>
+            <w:tcW w:w="3888" w:type="dxa"/>
+            <w:shd w:val="clear" w:color="auto" w:fill="F0F4FF"/>
+            <w:tcBorders>
+              <w:top w:val="single" w:sz="4" w:space="0" w:color="CCCCCC"/>
+              <w:left w:val="single" w:sz="4" w:space="0" w:color="CCCCCC"/>
+              <w:bottom w:val="single" w:sz="4" w:space="0" w:color="CCCCCC"/>
+              <w:right w:val="single" w:sz="4" w:space="0" w:color="CCCCCC"/>
+            </w:tcBorders>
+          </w:tcPr>
+          <w:p>
+            <w:r>
+              <w:rPr>
+                <w:b w:val="0"/>
+                <w:color w:val="C55A11"/>
+                <w:sz w:val="20"/>
+              </w:rPr>
+              <w:t>User fills manually — DO NOT TOUCH</w:t>
+            </w:r>
+          </w:p>
+        </w:tc>
+        <w:tc>
+          <w:tcPr>
+            <w:tcW w:type="dxa" w:w="2340"/>
+            <w:tcW w:w="4320" w:type="dxa"/>
+            <w:shd w:val="clear" w:color="auto" w:fill="F0F4FF"/>
+            <w:tcBorders>
+              <w:top w:val="single" w:sz="4" w:space="0" w:color="CCCCCC"/>
+              <w:left w:val="single" w:sz="4" w:space="0" w:color="CCCCCC"/>
+              <w:bottom w:val="single" w:sz="4" w:space="0" w:color="CCCCCC"/>
+              <w:right w:val="single" w:sz="4" w:space="0" w:color="CCCCCC"/>
+            </w:tcBorders>
+          </w:tcPr>
+          <w:p>
+            <w:r>
+              <w:rPr>
+                <w:sz w:val="20"/>
+              </w:rPr>
+              <w:t>User fills manually — system must NOT write anything here</w:t>
+            </w:r>
+          </w:p>
+        </w:tc>
+      </w:tr>
+    </w:tbl>
+    <w:p/>
+    <w:p>
+      <w:pPr>
+        <w:pStyle w:val="Heading1"/>
+      </w:pPr>
+      <w:r>
+        <w:t>6. Supported Platforms</w:t>
+      </w:r>
+    </w:p>
+    <w:tbl>
+      <w:tblPr>
+        <w:tblW w:type="auto" w:w="0"/>
+        <w:jc w:val="left"/>
+        <w:tblLook w:firstColumn="1" w:firstRow="1" w:lastColumn="0" w:lastRow="0" w:noHBand="0" w:noVBand="1" w:val="04A0"/>
+      </w:tblPr>
+      <w:tblGrid>
+        <w:gridCol w:w="2340"/>
+        <w:gridCol w:w="2340"/>
+        <w:gridCol w:w="2340"/>
+        <w:gridCol w:w="2340"/>
+      </w:tblGrid>
+      <w:tr>
+        <w:tc>
+          <w:tcPr>
+            <w:tcW w:type="dxa" w:w="2340"/>
+            <w:tcW w:w="1728" w:type="dxa"/>
+            <w:shd w:val="clear" w:color="auto" w:fill="1F497D"/>
+            <w:tcBorders>
+              <w:top w:val="single" w:sz="4" w:space="0" w:color="1F497D"/>
+              <w:left w:val="single" w:sz="4" w:space="0" w:color="1F497D"/>
+              <w:bottom w:val="single" w:sz="4" w:space="0" w:color="1F497D"/>
+              <w:right w:val="single" w:sz="4" w:space="0" w:color="1F497D"/>
+            </w:tcBorders>
+          </w:tcPr>
+          <w:p>
+            <w:r>
+              <w:rPr>
+                <w:b/>
+                <w:color w:val="FFFFFF"/>
+                <w:sz w:val="20"/>
+              </w:rPr>
+              <w:t>Platform</w:t>
+            </w:r>
+          </w:p>
+        </w:tc>
+        <w:tc>
+          <w:tcPr>
+            <w:tcW w:type="dxa" w:w="2340"/>
+            <w:tcW w:w="1728" w:type="dxa"/>
+            <w:shd w:val="clear" w:color="auto" w:fill="1F497D"/>
+            <w:tcBorders>
+              <w:top w:val="single" w:sz="4" w:space="0" w:color="1F497D"/>
+              <w:left w:val="single" w:sz="4" w:space="0" w:color="1F497D"/>
+              <w:bottom w:val="single" w:sz="4" w:space="0" w:color="1F497D"/>
+              <w:right w:val="single" w:sz="4" w:space="0" w:color="1F497D"/>
+            </w:tcBorders>
+          </w:tcPr>
+          <w:p>
+            <w:r>
+              <w:rPr>
+                <w:b/>
+                <w:color w:val="FFFFFF"/>
+                <w:sz w:val="20"/>
+              </w:rPr>
+              <w:t>Video Format</w:t>
+            </w:r>
+          </w:p>
+        </w:tc>
+        <w:tc>
+          <w:tcPr>
+            <w:tcW w:type="dxa" w:w="2340"/>
+            <w:tcW w:w="3456" w:type="dxa"/>
+            <w:shd w:val="clear" w:color="auto" w:fill="1F497D"/>
+            <w:tcBorders>
+              <w:top w:val="single" w:sz="4" w:space="0" w:color="1F497D"/>
+              <w:left w:val="single" w:sz="4" w:space="0" w:color="1F497D"/>
+              <w:bottom w:val="single" w:sz="4" w:space="0" w:color="1F497D"/>
+              <w:right w:val="single" w:sz="4" w:space="0" w:color="1F497D"/>
+            </w:tcBorders>
+          </w:tcPr>
+          <w:p>
+            <w:r>
+              <w:rPr>
+                <w:b/>
+                <w:color w:val="FFFFFF"/>
+                <w:sz w:val="20"/>
+              </w:rPr>
+              <w:t>Column G — View Count Source</w:t>
+            </w:r>
+          </w:p>
+        </w:tc>
+        <w:tc>
+          <w:tcPr>
+            <w:tcW w:type="dxa" w:w="2340"/>
+            <w:tcW w:w="3888" w:type="dxa"/>
+            <w:shd w:val="clear" w:color="auto" w:fill="1F497D"/>
+            <w:tcBorders>
+              <w:top w:val="single" w:sz="4" w:space="0" w:color="1F497D"/>
+              <w:left w:val="single" w:sz="4" w:space="0" w:color="1F497D"/>
+              <w:bottom w:val="single" w:sz="4" w:space="0" w:color="1F497D"/>
+              <w:right w:val="single" w:sz="4" w:space="0" w:color="1F497D"/>
+            </w:tcBorders>
+          </w:tcPr>
+          <w:p>
+            <w:r>
+              <w:rPr>
+                <w:b/>
+                <w:color w:val="FFFFFF"/>
+                <w:sz w:val="20"/>
+              </w:rPr>
+              <w:t>Column D — Caption Source</w:t>
+            </w:r>
+          </w:p>
+        </w:tc>
+      </w:tr>
+      <w:tr>
+        <w:tc>
+          <w:tcPr>
+            <w:tcW w:type="dxa" w:w="2340"/>
+            <w:tcW w:w="1728" w:type="dxa"/>
+            <w:shd w:val="clear" w:color="auto" w:fill="FFFFFF"/>
+            <w:tcBorders>
+              <w:top w:val="single" w:sz="4" w:space="0" w:color="CCCCCC"/>
+              <w:left w:val="single" w:sz="4" w:space="0" w:color="CCCCCC"/>
+              <w:bottom w:val="single" w:sz="4" w:space="0" w:color="CCCCCC"/>
+              <w:right w:val="single" w:sz="4" w:space="0" w:color="CCCCCC"/>
+            </w:tcBorders>
+          </w:tcPr>
+          <w:p>
+            <w:r>
+              <w:rPr>
+                <w:sz w:val="20"/>
+              </w:rPr>
+              <w:t>Instagram</w:t>
+            </w:r>
+          </w:p>
+        </w:tc>
+        <w:tc>
+          <w:tcPr>
+            <w:tcW w:type="dxa" w:w="2340"/>
+            <w:tcW w:w="1728" w:type="dxa"/>
+            <w:shd w:val="clear" w:color="auto" w:fill="FFFFFF"/>
+            <w:tcBorders>
+              <w:top w:val="single" w:sz="4" w:space="0" w:color="CCCCCC"/>
+              <w:left w:val="single" w:sz="4" w:space="0" w:color="CCCCCC"/>
+              <w:bottom w:val="single" w:sz="4" w:space="0" w:color="CCCCCC"/>
+              <w:right w:val="single" w:sz="4" w:space="0" w:color="CCCCCC"/>
+            </w:tcBorders>
+          </w:tcPr>
+          <w:p>
+            <w:r>
+              <w:rPr>
+                <w:sz w:val="20"/>
+              </w:rPr>
+              <w:t>Reels</w:t>
+            </w:r>
+          </w:p>
+        </w:tc>
+        <w:tc>
+          <w:tcPr>
+            <w:tcW w:type="dxa" w:w="2340"/>
+            <w:tcW w:w="3456" w:type="dxa"/>
+            <w:shd w:val="clear" w:color="auto" w:fill="FFFFFF"/>
+            <w:tcBorders>
+              <w:top w:val="single" w:sz="4" w:space="0" w:color="CCCCCC"/>
+              <w:left w:val="single" w:sz="4" w:space="0" w:color="CCCCCC"/>
+              <w:bottom w:val="single" w:sz="4" w:space="0" w:color="CCCCCC"/>
+              <w:right w:val="single" w:sz="4" w:space="0" w:color="CCCCCC"/>
+            </w:tcBorders>
+          </w:tcPr>
+          <w:p>
+            <w:r>
+              <w:rPr>
+                <w:sz w:val="20"/>
+              </w:rPr>
+              <w:t>Reels view count on profile</w:t>
+            </w:r>
+          </w:p>
+        </w:tc>
+        <w:tc>
+          <w:tcPr>
+            <w:tcW w:type="dxa" w:w="2340"/>
+            <w:tcW w:w="3888" w:type="dxa"/>
+            <w:shd w:val="clear" w:color="auto" w:fill="FFFFFF"/>
+            <w:tcBorders>
+              <w:top w:val="single" w:sz="4" w:space="0" w:color="CCCCCC"/>
+              <w:left w:val="single" w:sz="4" w:space="0" w:color="CCCCCC"/>
+              <w:bottom w:val="single" w:sz="4" w:space="0" w:color="CCCCCC"/>
+              <w:right w:val="single" w:sz="4" w:space="0" w:color="CCCCCC"/>
+            </w:tcBorders>
+          </w:tcPr>
+          <w:p>
+            <w:r>
+              <w:rPr>
+                <w:sz w:val="20"/>
+              </w:rPr>
+              <w:t>Post caption — hashtags removed</w:t>
+            </w:r>
+          </w:p>
+        </w:tc>
+      </w:tr>
+      <w:tr>
+        <w:tc>
+          <w:tcPr>
+            <w:tcW w:type="dxa" w:w="2340"/>
+            <w:tcW w:w="1728" w:type="dxa"/>
+            <w:shd w:val="clear" w:color="auto" w:fill="F0F4FF"/>
+            <w:tcBorders>
+              <w:top w:val="single" w:sz="4" w:space="0" w:color="CCCCCC"/>
+              <w:left w:val="single" w:sz="4" w:space="0" w:color="CCCCCC"/>
+              <w:bottom w:val="single" w:sz="4" w:space="0" w:color="CCCCCC"/>
+              <w:right w:val="single" w:sz="4" w:space="0" w:color="CCCCCC"/>
+            </w:tcBorders>
+          </w:tcPr>
+          <w:p>
+            <w:r>
+              <w:rPr>
+                <w:sz w:val="20"/>
+              </w:rPr>
+              <w:t>TikTok</w:t>
+            </w:r>
+          </w:p>
+        </w:tc>
+        <w:tc>
+          <w:tcPr>
+            <w:tcW w:type="dxa" w:w="2340"/>
+            <w:tcW w:w="1728" w:type="dxa"/>
+            <w:shd w:val="clear" w:color="auto" w:fill="F0F4FF"/>
+            <w:tcBorders>
+              <w:top w:val="single" w:sz="4" w:space="0" w:color="CCCCCC"/>
+              <w:left w:val="single" w:sz="4" w:space="0" w:color="CCCCCC"/>
+              <w:bottom w:val="single" w:sz="4" w:space="0" w:color="CCCCCC"/>
+              <w:right w:val="single" w:sz="4" w:space="0" w:color="CCCCCC"/>
+            </w:tcBorders>
+          </w:tcPr>
+          <w:p>
+            <w:r>
+              <w:rPr>
+                <w:sz w:val="20"/>
+              </w:rPr>
+              <w:t>Video</w:t>
+            </w:r>
+          </w:p>
+        </w:tc>
+        <w:tc>
+          <w:tcPr>
+            <w:tcW w:type="dxa" w:w="2340"/>
+            <w:tcW w:w="3456" w:type="dxa"/>
+            <w:shd w:val="clear" w:color="auto" w:fill="F0F4FF"/>
+            <w:tcBorders>
+              <w:top w:val="single" w:sz="4" w:space="0" w:color="CCCCCC"/>
+              <w:left w:val="single" w:sz="4" w:space="0" w:color="CCCCCC"/>
+              <w:bottom w:val="single" w:sz="4" w:space="0" w:color="CCCCCC"/>
+              <w:right w:val="single" w:sz="4" w:space="0" w:color="CCCCCC"/>
+            </w:tcBorders>
+          </w:tcPr>
+          <w:p>
+            <w:r>
+              <w:rPr>
+                <w:sz w:val="20"/>
+              </w:rPr>
+              <w:t>Total video views</w:t>
+            </w:r>
+          </w:p>
+        </w:tc>
+        <w:tc>
+          <w:tcPr>
+            <w:tcW w:type="dxa" w:w="2340"/>
+            <w:tcW w:w="3888" w:type="dxa"/>
+            <w:shd w:val="clear" w:color="auto" w:fill="F0F4FF"/>
+            <w:tcBorders>
+              <w:top w:val="single" w:sz="4" w:space="0" w:color="CCCCCC"/>
+              <w:left w:val="single" w:sz="4" w:space="0" w:color="CCCCCC"/>
+              <w:bottom w:val="single" w:sz="4" w:space="0" w:color="CCCCCC"/>
+              <w:right w:val="single" w:sz="4" w:space="0" w:color="CCCCCC"/>
+            </w:tcBorders>
+          </w:tcPr>
+          <w:p>
+            <w:r>
+              <w:rPr>
+                <w:sz w:val="20"/>
+              </w:rPr>
+              <w:t>Video description — hashtags removed</w:t>
+            </w:r>
+          </w:p>
+        </w:tc>
+      </w:tr>
+      <w:tr>
+        <w:tc>
+          <w:tcPr>
+            <w:tcW w:type="dxa" w:w="2340"/>
+            <w:tcW w:w="1728" w:type="dxa"/>
+            <w:shd w:val="clear" w:color="auto" w:fill="FFFFFF"/>
+            <w:tcBorders>
+              <w:top w:val="single" w:sz="4" w:space="0" w:color="CCCCCC"/>
+              <w:left w:val="single" w:sz="4" w:space="0" w:color="CCCCCC"/>
+              <w:bottom w:val="single" w:sz="4" w:space="0" w:color="CCCCCC"/>
+              <w:right w:val="single" w:sz="4" w:space="0" w:color="CCCCCC"/>
+            </w:tcBorders>
+          </w:tcPr>
+          <w:p>
+            <w:r>
+              <w:rPr>
+                <w:sz w:val="20"/>
+              </w:rPr>
+              <w:t>Facebook</w:t>
+            </w:r>
+          </w:p>
+        </w:tc>
+        <w:tc>
+          <w:tcPr>
+            <w:tcW w:type="dxa" w:w="2340"/>
+            <w:tcW w:w="1728" w:type="dxa"/>
+            <w:shd w:val="clear" w:color="auto" w:fill="FFFFFF"/>
+            <w:tcBorders>
+              <w:top w:val="single" w:sz="4" w:space="0" w:color="CCCCCC"/>
+              <w:left w:val="single" w:sz="4" w:space="0" w:color="CCCCCC"/>
+              <w:bottom w:val="single" w:sz="4" w:space="0" w:color="CCCCCC"/>
+              <w:right w:val="single" w:sz="4" w:space="0" w:color="CCCCCC"/>
+            </w:tcBorders>
+          </w:tcPr>
+          <w:p>
+            <w:r>
+              <w:rPr>
+                <w:sz w:val="20"/>
+              </w:rPr>
+              <w:t>Video / Reels</w:t>
+            </w:r>
+          </w:p>
+        </w:tc>
+        <w:tc>
+          <w:tcPr>
+            <w:tcW w:type="dxa" w:w="2340"/>
+            <w:tcW w:w="3456" w:type="dxa"/>
+            <w:shd w:val="clear" w:color="auto" w:fill="FFFFFF"/>
+            <w:tcBorders>
+              <w:top w:val="single" w:sz="4" w:space="0" w:color="CCCCCC"/>
+              <w:left w:val="single" w:sz="4" w:space="0" w:color="CCCCCC"/>
+              <w:bottom w:val="single" w:sz="4" w:space="0" w:color="CCCCCC"/>
+              <w:right w:val="single" w:sz="4" w:space="0" w:color="CCCCCC"/>
+            </w:tcBorders>
+          </w:tcPr>
+          <w:p>
+            <w:r>
+              <w:rPr>
+                <w:sz w:val="20"/>
+              </w:rPr>
+              <w:t>Video views</w:t>
+            </w:r>
+          </w:p>
+        </w:tc>
+        <w:tc>
+          <w:tcPr>
+            <w:tcW w:type="dxa" w:w="2340"/>
+            <w:tcW w:w="3888" w:type="dxa"/>
+            <w:shd w:val="clear" w:color="auto" w:fill="FFFFFF"/>
+            <w:tcBorders>
+              <w:top w:val="single" w:sz="4" w:space="0" w:color="CCCCCC"/>
+              <w:left w:val="single" w:sz="4" w:space="0" w:color="CCCCCC"/>
+              <w:bottom w:val="single" w:sz="4" w:space="0" w:color="CCCCCC"/>
+              <w:right w:val="single" w:sz="4" w:space="0" w:color="CCCCCC"/>
+            </w:tcBorders>
+          </w:tcPr>
+          <w:p>
+            <w:r>
+              <w:rPr>
+                <w:sz w:val="20"/>
+              </w:rPr>
+              <w:t>Post caption — hashtags removed</w:t>
+            </w:r>
+          </w:p>
+        </w:tc>
+      </w:tr>
+      <w:tr>
+        <w:tc>
+          <w:tcPr>
+            <w:tcW w:type="dxa" w:w="2340"/>
+            <w:tcW w:w="1728" w:type="dxa"/>
+            <w:shd w:val="clear" w:color="auto" w:fill="F0F4FF"/>
+            <w:tcBorders>
+              <w:top w:val="single" w:sz="4" w:space="0" w:color="CCCCCC"/>
+              <w:left w:val="single" w:sz="4" w:space="0" w:color="CCCCCC"/>
+              <w:bottom w:val="single" w:sz="4" w:space="0" w:color="CCCCCC"/>
+              <w:right w:val="single" w:sz="4" w:space="0" w:color="CCCCCC"/>
+            </w:tcBorders>
+          </w:tcPr>
+          <w:p>
+            <w:r>
+              <w:rPr>
+                <w:sz w:val="20"/>
+              </w:rPr>
+              <w:t>YouTube</w:t>
+            </w:r>
+          </w:p>
+        </w:tc>
+        <w:tc>
+          <w:tcPr>
+            <w:tcW w:type="dxa" w:w="2340"/>
+            <w:tcW w:w="1728" w:type="dxa"/>
+            <w:shd w:val="clear" w:color="auto" w:fill="F0F4FF"/>
+            <w:tcBorders>
+              <w:top w:val="single" w:sz="4" w:space="0" w:color="CCCCCC"/>
+              <w:left w:val="single" w:sz="4" w:space="0" w:color="CCCCCC"/>
+              <w:bottom w:val="single" w:sz="4" w:space="0" w:color="CCCCCC"/>
+              <w:right w:val="single" w:sz="4" w:space="0" w:color="CCCCCC"/>
+            </w:tcBorders>
+          </w:tcPr>
+          <w:p>
+            <w:r>
+              <w:rPr>
+                <w:sz w:val="20"/>
+              </w:rPr>
+              <w:t>Video / Shorts</w:t>
+            </w:r>
+          </w:p>
+        </w:tc>
+        <w:tc>
+          <w:tcPr>
+            <w:tcW w:type="dxa" w:w="2340"/>
+            <w:tcW w:w="3456" w:type="dxa"/>
+            <w:shd w:val="clear" w:color="auto" w:fill="F0F4FF"/>
+            <w:tcBorders>
+              <w:top w:val="single" w:sz="4" w:space="0" w:color="CCCCCC"/>
+              <w:left w:val="single" w:sz="4" w:space="0" w:color="CCCCCC"/>
+              <w:bottom w:val="single" w:sz="4" w:space="0" w:color="CCCCCC"/>
+              <w:right w:val="single" w:sz="4" w:space="0" w:color="CCCCCC"/>
+            </w:tcBorders>
+          </w:tcPr>
+          <w:p>
+            <w:r>
+              <w:rPr>
+                <w:sz w:val="20"/>
+              </w:rPr>
+              <w:t>Total video views</w:t>
+            </w:r>
+          </w:p>
+        </w:tc>
+        <w:tc>
+          <w:tcPr>
+            <w:tcW w:type="dxa" w:w="2340"/>
+            <w:tcW w:w="3888" w:type="dxa"/>
+            <w:shd w:val="clear" w:color="auto" w:fill="F0F4FF"/>
+            <w:tcBorders>
+              <w:top w:val="single" w:sz="4" w:space="0" w:color="CCCCCC"/>
+              <w:left w:val="single" w:sz="4" w:space="0" w:color="CCCCCC"/>
+              <w:bottom w:val="single" w:sz="4" w:space="0" w:color="CCCCCC"/>
+              <w:right w:val="single" w:sz="4" w:space="0" w:color="CCCCCC"/>
+            </w:tcBorders>
+          </w:tcPr>
+          <w:p>
+            <w:r>
+              <w:rPr>
+                <w:sz w:val="20"/>
+              </w:rPr>
+              <w:t>Video title</w:t>
+            </w:r>
+          </w:p>
+        </w:tc>
+      </w:tr>
+      <w:tr>
+        <w:tc>
+          <w:tcPr>
+            <w:tcW w:type="dxa" w:w="2340"/>
+            <w:tcW w:w="1728" w:type="dxa"/>
+            <w:shd w:val="clear" w:color="auto" w:fill="FFFFFF"/>
+            <w:tcBorders>
+              <w:top w:val="single" w:sz="4" w:space="0" w:color="CCCCCC"/>
+              <w:left w:val="single" w:sz="4" w:space="0" w:color="CCCCCC"/>
+              <w:bottom w:val="single" w:sz="4" w:space="0" w:color="CCCCCC"/>
+              <w:right w:val="single" w:sz="4" w:space="0" w:color="CCCCCC"/>
+            </w:tcBorders>
+          </w:tcPr>
+          <w:p>
+            <w:r>
+              <w:rPr>
+                <w:sz w:val="20"/>
+              </w:rPr>
+              <w:t>X (Twitter)</w:t>
+            </w:r>
+          </w:p>
+        </w:tc>
+        <w:tc>
+          <w:tcPr>
+            <w:tcW w:type="dxa" w:w="2340"/>
+            <w:tcW w:w="1728" w:type="dxa"/>
+            <w:shd w:val="clear" w:color="auto" w:fill="FFFFFF"/>
+            <w:tcBorders>
+              <w:top w:val="single" w:sz="4" w:space="0" w:color="CCCCCC"/>
+              <w:left w:val="single" w:sz="4" w:space="0" w:color="CCCCCC"/>
+              <w:bottom w:val="single" w:sz="4" w:space="0" w:color="CCCCCC"/>
+              <w:right w:val="single" w:sz="4" w:space="0" w:color="CCCCCC"/>
+            </w:tcBorders>
+          </w:tcPr>
+          <w:p>
+            <w:r>
+              <w:rPr>
+                <w:sz w:val="20"/>
+              </w:rPr>
+              <w:t>Video post</w:t>
+            </w:r>
+          </w:p>
+        </w:tc>
+        <w:tc>
+          <w:tcPr>
+            <w:tcW w:type="dxa" w:w="2340"/>
+            <w:tcW w:w="3456" w:type="dxa"/>
+            <w:shd w:val="clear" w:color="auto" w:fill="FFFFFF"/>
+            <w:tcBorders>
+              <w:top w:val="single" w:sz="4" w:space="0" w:color="CCCCCC"/>
+              <w:left w:val="single" w:sz="4" w:space="0" w:color="CCCCCC"/>
+              <w:bottom w:val="single" w:sz="4" w:space="0" w:color="CCCCCC"/>
+              <w:right w:val="single" w:sz="4" w:space="0" w:color="CCCCCC"/>
+            </w:tcBorders>
+          </w:tcPr>
+          <w:p>
+            <w:r>
+              <w:rPr>
+                <w:sz w:val="20"/>
+              </w:rPr>
+              <w:t>Video views / impressions</w:t>
+            </w:r>
+          </w:p>
+        </w:tc>
+        <w:tc>
+          <w:tcPr>
+            <w:tcW w:type="dxa" w:w="2340"/>
+            <w:tcW w:w="3888" w:type="dxa"/>
+            <w:shd w:val="clear" w:color="auto" w:fill="FFFFFF"/>
+            <w:tcBorders>
+              <w:top w:val="single" w:sz="4" w:space="0" w:color="CCCCCC"/>
+              <w:left w:val="single" w:sz="4" w:space="0" w:color="CCCCCC"/>
+              <w:bottom w:val="single" w:sz="4" w:space="0" w:color="CCCCCC"/>
+              <w:right w:val="single" w:sz="4" w:space="0" w:color="CCCCCC"/>
+            </w:tcBorders>
+          </w:tcPr>
+          <w:p>
+            <w:r>
+              <w:rPr>
+                <w:sz w:val="20"/>
+              </w:rPr>
+              <w:t>Tweet text — hashtags removed</w:t>
+            </w:r>
+          </w:p>
+        </w:tc>
+      </w:tr>
+      <w:tr>
+        <w:tc>
+          <w:tcPr>
+            <w:tcW w:type="dxa" w:w="2340"/>
+            <w:tcW w:w="1728" w:type="dxa"/>
+            <w:shd w:val="clear" w:color="auto" w:fill="F0F4FF"/>
+            <w:tcBorders>
+              <w:top w:val="single" w:sz="4" w:space="0" w:color="CCCCCC"/>
+              <w:left w:val="single" w:sz="4" w:space="0" w:color="CCCCCC"/>
+              <w:bottom w:val="single" w:sz="4" w:space="0" w:color="CCCCCC"/>
+              <w:right w:val="single" w:sz="4" w:space="0" w:color="CCCCCC"/>
+            </w:tcBorders>
+          </w:tcPr>
+          <w:p>
+            <w:r>
+              <w:rPr>
+                <w:sz w:val="20"/>
+              </w:rPr>
+              <w:t>RedNote</w:t>
+            </w:r>
+          </w:p>
+        </w:tc>
+        <w:tc>
+          <w:tcPr>
+            <w:tcW w:type="dxa" w:w="2340"/>
+            <w:tcW w:w="1728" w:type="dxa"/>
+            <w:shd w:val="clear" w:color="auto" w:fill="F0F4FF"/>
+            <w:tcBorders>
+              <w:top w:val="single" w:sz="4" w:space="0" w:color="CCCCCC"/>
+              <w:left w:val="single" w:sz="4" w:space="0" w:color="CCCCCC"/>
+              <w:bottom w:val="single" w:sz="4" w:space="0" w:color="CCCCCC"/>
+              <w:right w:val="single" w:sz="4" w:space="0" w:color="CCCCCC"/>
+            </w:tcBorders>
+          </w:tcPr>
+          <w:p>
+            <w:r>
+              <w:rPr>
+                <w:sz w:val="20"/>
+              </w:rPr>
+              <w:t>Video</w:t>
+            </w:r>
+          </w:p>
+        </w:tc>
+        <w:tc>
+          <w:tcPr>
+            <w:tcW w:type="dxa" w:w="2340"/>
+            <w:tcW w:w="3456" w:type="dxa"/>
+            <w:shd w:val="clear" w:color="auto" w:fill="F0F4FF"/>
+            <w:tcBorders>
+              <w:top w:val="single" w:sz="4" w:space="0" w:color="CCCCCC"/>
+              <w:left w:val="single" w:sz="4" w:space="0" w:color="CCCCCC"/>
+              <w:bottom w:val="single" w:sz="4" w:space="0" w:color="CCCCCC"/>
+              <w:right w:val="single" w:sz="4" w:space="0" w:color="CCCCCC"/>
+            </w:tcBorders>
+          </w:tcPr>
+          <w:p>
+            <w:r>
+              <w:rPr>
+                <w:sz w:val="20"/>
+              </w:rPr>
+              <w:t>Video views</w:t>
+            </w:r>
+          </w:p>
+        </w:tc>
+        <w:tc>
+          <w:tcPr>
+            <w:tcW w:type="dxa" w:w="2340"/>
+            <w:tcW w:w="3888" w:type="dxa"/>
+            <w:shd w:val="clear" w:color="auto" w:fill="F0F4FF"/>
+            <w:tcBorders>
+              <w:top w:val="single" w:sz="4" w:space="0" w:color="CCCCCC"/>
+              <w:left w:val="single" w:sz="4" w:space="0" w:color="CCCCCC"/>
+              <w:bottom w:val="single" w:sz="4" w:space="0" w:color="CCCCCC"/>
+              <w:right w:val="single" w:sz="4" w:space="0" w:color="CCCCCC"/>
+            </w:tcBorders>
+          </w:tcPr>
+          <w:p>
+            <w:r>
+              <w:rPr>
+                <w:sz w:val="20"/>
+              </w:rPr>
+              <w:t>Post caption — hashtags removed</w:t>
+            </w:r>
+          </w:p>
+        </w:tc>
+      </w:tr>
+      <w:tr>
+        <w:tc>
+          <w:tcPr>
+            <w:tcW w:type="dxa" w:w="2340"/>
+            <w:tcW w:w="1728" w:type="dxa"/>
+            <w:shd w:val="clear" w:color="auto" w:fill="FFFFFF"/>
+            <w:tcBorders>
+              <w:top w:val="single" w:sz="4" w:space="0" w:color="CCCCCC"/>
+              <w:left w:val="single" w:sz="4" w:space="0" w:color="CCCCCC"/>
+              <w:bottom w:val="single" w:sz="4" w:space="0" w:color="CCCCCC"/>
+              <w:right w:val="single" w:sz="4" w:space="0" w:color="CCCCCC"/>
+            </w:tcBorders>
+          </w:tcPr>
+          <w:p>
+            <w:r>
+              <w:rPr>
+                <w:sz w:val="20"/>
+              </w:rPr>
+              <w:t>Threads</w:t>
+            </w:r>
+          </w:p>
+        </w:tc>
+        <w:tc>
+          <w:tcPr>
+            <w:tcW w:type="dxa" w:w="2340"/>
+            <w:tcW w:w="1728" w:type="dxa"/>
+            <w:shd w:val="clear" w:color="auto" w:fill="FFFFFF"/>
+            <w:tcBorders>
+              <w:top w:val="single" w:sz="4" w:space="0" w:color="CCCCCC"/>
+              <w:left w:val="single" w:sz="4" w:space="0" w:color="CCCCCC"/>
+              <w:bottom w:val="single" w:sz="4" w:space="0" w:color="CCCCCC"/>
+              <w:right w:val="single" w:sz="4" w:space="0" w:color="CCCCCC"/>
+            </w:tcBorders>
+          </w:tcPr>
+          <w:p>
+            <w:r>
+              <w:rPr>
+                <w:sz w:val="20"/>
+              </w:rPr>
+              <w:t>Video post</w:t>
+            </w:r>
+          </w:p>
+        </w:tc>
+        <w:tc>
+          <w:tcPr>
+            <w:tcW w:type="dxa" w:w="2340"/>
+            <w:tcW w:w="3456" w:type="dxa"/>
+            <w:shd w:val="clear" w:color="auto" w:fill="FFFFFF"/>
+            <w:tcBorders>
+              <w:top w:val="single" w:sz="4" w:space="0" w:color="CCCCCC"/>
+              <w:left w:val="single" w:sz="4" w:space="0" w:color="CCCCCC"/>
+              <w:bottom w:val="single" w:sz="4" w:space="0" w:color="CCCCCC"/>
+              <w:right w:val="single" w:sz="4" w:space="0" w:color="CCCCCC"/>
+            </w:tcBorders>
+          </w:tcPr>
+          <w:p>
+            <w:r>
+              <w:rPr>
+                <w:sz w:val="20"/>
+              </w:rPr>
+              <w:t>Video views</w:t>
+            </w:r>
+          </w:p>
+        </w:tc>
+        <w:tc>
+          <w:tcPr>
+            <w:tcW w:type="dxa" w:w="2340"/>
+            <w:tcW w:w="3888" w:type="dxa"/>
+            <w:shd w:val="clear" w:color="auto" w:fill="FFFFFF"/>
+            <w:tcBorders>
+              <w:top w:val="single" w:sz="4" w:space="0" w:color="CCCCCC"/>
+              <w:left w:val="single" w:sz="4" w:space="0" w:color="CCCCCC"/>
+              <w:bottom w:val="single" w:sz="4" w:space="0" w:color="CCCCCC"/>
+              <w:right w:val="single" w:sz="4" w:space="0" w:color="CCCCCC"/>
+            </w:tcBorders>
+          </w:tcPr>
+          <w:p>
+            <w:r>
+              <w:rPr>
+                <w:sz w:val="20"/>
+              </w:rPr>
+              <w:t>Post caption — hashtags removed</w:t>
+            </w:r>
+          </w:p>
+        </w:tc>
+      </w:tr>
+    </w:tbl>
+    <w:p/>
+    <w:p>
+      <w:pPr>
+        <w:pStyle w:val="Heading1"/>
+      </w:pPr>
+      <w:r>
+        <w:t>7. Functional Requirements</w:t>
+      </w:r>
+    </w:p>
+    <w:p>
+      <w:pPr/>
+      <w:r>
+        <w:rPr>
+          <w:b w:val="0"/>
+          <w:i/>
+          <w:color w:val="595959"/>
+          <w:sz w:val="22"/>
+        </w:rPr>
+        <w:t>Priority: M = Must Have   S = Should Have   C = Could Have</w:t>
+      </w:r>
+    </w:p>
+    <w:p/>
+    <w:tbl>
+      <w:tblPr>
+        <w:tblW w:type="auto" w:w="0"/>
+        <w:jc w:val="left"/>
+        <w:tblLook w:firstColumn="1" w:firstRow="1" w:lastColumn="0" w:lastRow="0" w:noHBand="0" w:noVBand="1" w:val="04A0"/>
+      </w:tblPr>
+      <w:tblGrid>
+        <w:gridCol w:w="3120"/>
+        <w:gridCol w:w="3120"/>
+        <w:gridCol w:w="3120"/>
+      </w:tblGrid>
+      <w:tr>
+        <w:tc>
+          <w:tcPr>
+            <w:tcW w:type="dxa" w:w="3120"/>
+            <w:tcW w:w="1152" w:type="dxa"/>
+            <w:shd w:val="clear" w:color="auto" w:fill="1F497D"/>
+            <w:tcBorders>
+              <w:top w:val="single" w:sz="4" w:space="0" w:color="1F497D"/>
+              <w:left w:val="single" w:sz="4" w:space="0" w:color="1F497D"/>
+              <w:bottom w:val="single" w:sz="4" w:space="0" w:color="1F497D"/>
+              <w:right w:val="single" w:sz="4" w:space="0" w:color="1F497D"/>
+            </w:tcBorders>
+          </w:tcPr>
+          <w:p>
+            <w:r>
+              <w:rPr>
+                <w:b/>
+                <w:color w:val="FFFFFF"/>
+                <w:sz w:val="20"/>
+              </w:rPr>
+              <w:t>ID</w:t>
+            </w:r>
+          </w:p>
+        </w:tc>
+        <w:tc>
+          <w:tcPr>
+            <w:tcW w:type="dxa" w:w="3120"/>
+            <w:tcW w:w="1152" w:type="dxa"/>
+            <w:shd w:val="clear" w:color="auto" w:fill="1F497D"/>
+            <w:tcBorders>
+              <w:top w:val="single" w:sz="4" w:space="0" w:color="1F497D"/>
+              <w:left w:val="single" w:sz="4" w:space="0" w:color="1F497D"/>
+              <w:bottom w:val="single" w:sz="4" w:space="0" w:color="1F497D"/>
+              <w:right w:val="single" w:sz="4" w:space="0" w:color="1F497D"/>
+            </w:tcBorders>
+          </w:tcPr>
+          <w:p>
+            <w:r>
+              <w:rPr>
+                <w:b/>
+                <w:color w:val="FFFFFF"/>
+                <w:sz w:val="20"/>
+              </w:rPr>
+              <w:t>Priority</w:t>
+            </w:r>
+          </w:p>
+        </w:tc>
+        <w:tc>
+          <w:tcPr>
+            <w:tcW w:type="dxa" w:w="3120"/>
+            <w:tcW w:w="8496" w:type="dxa"/>
+            <w:shd w:val="clear" w:color="auto" w:fill="1F497D"/>
+            <w:tcBorders>
+              <w:top w:val="single" w:sz="4" w:space="0" w:color="1F497D"/>
+              <w:left w:val="single" w:sz="4" w:space="0" w:color="1F497D"/>
+              <w:bottom w:val="single" w:sz="4" w:space="0" w:color="1F497D"/>
+              <w:right w:val="single" w:sz="4" w:space="0" w:color="1F497D"/>
+            </w:tcBorders>
+          </w:tcPr>
+          <w:p>
+            <w:r>
+              <w:rPr>
+                <w:b/>
+                <w:color w:val="FFFFFF"/>
+                <w:sz w:val="20"/>
+              </w:rPr>
+              <w:t>Requirement</w:t>
+            </w:r>
+          </w:p>
+        </w:tc>
+      </w:tr>
+      <w:tr>
+        <w:tc>
+          <w:tcPr>
+            <w:tcW w:type="dxa" w:w="3120"/>
+            <w:tcW w:w="1152" w:type="dxa"/>
+            <w:shd w:val="clear" w:color="auto" w:fill="FFFFFF"/>
+            <w:tcBorders>
+              <w:top w:val="single" w:sz="4" w:space="0" w:color="CCCCCC"/>
+              <w:left w:val="single" w:sz="4" w:space="0" w:color="CCCCCC"/>
+              <w:bottom w:val="single" w:sz="4" w:space="0" w:color="CCCCCC"/>
+              <w:right w:val="single" w:sz="4" w:space="0" w:color="CCCCCC"/>
+            </w:tcBorders>
+          </w:tcPr>
+          <w:p>
+            <w:r>
+              <w:rPr>
+                <w:sz w:val="20"/>
+              </w:rPr>
+              <w:t>FR-01</w:t>
+            </w:r>
+          </w:p>
+        </w:tc>
+        <w:tc>
+          <w:tcPr>
+            <w:tcW w:type="dxa" w:w="3120"/>
+            <w:tcW w:w="1152" w:type="dxa"/>
+            <w:shd w:val="clear" w:color="auto" w:fill="FFFFFF"/>
+            <w:tcBorders>
+              <w:top w:val="single" w:sz="4" w:space="0" w:color="CCCCCC"/>
+              <w:left w:val="single" w:sz="4" w:space="0" w:color="CCCCCC"/>
+              <w:bottom w:val="single" w:sz="4" w:space="0" w:color="CCCCCC"/>
+              <w:right w:val="single" w:sz="4" w:space="0" w:color="CCCCCC"/>
+            </w:tcBorders>
+          </w:tcPr>
+          <w:p>
+            <w:r>
+              <w:rPr>
+                <w:b w:val="0"/>
+                <w:color w:val="007000"/>
+                <w:sz w:val="20"/>
+              </w:rPr>
+              <w:t>M</w:t>
+            </w:r>
+          </w:p>
+        </w:tc>
+        <w:tc>
+          <w:tcPr>
+            <w:tcW w:type="dxa" w:w="3120"/>
+            <w:tcW w:w="8496" w:type="dxa"/>
+            <w:shd w:val="clear" w:color="auto" w:fill="FFFFFF"/>
+            <w:tcBorders>
+              <w:top w:val="single" w:sz="4" w:space="0" w:color="CCCCCC"/>
+              <w:left w:val="single" w:sz="4" w:space="0" w:color="CCCCCC"/>
+              <w:bottom w:val="single" w:sz="4" w:space="0" w:color="CCCCCC"/>
+              <w:right w:val="single" w:sz="4" w:space="0" w:color="CCCCCC"/>
+            </w:tcBorders>
+          </w:tcPr>
+          <w:p>
+            <w:r>
+              <w:rPr>
+                <w:sz w:val="20"/>
+              </w:rPr>
+              <w:t>Accept one or more video URLs as input from the user.</w:t>
+            </w:r>
+          </w:p>
+        </w:tc>
+      </w:tr>
+      <w:tr>
+        <w:tc>
+          <w:tcPr>
+            <w:tcW w:type="dxa" w:w="3120"/>
+            <w:tcW w:w="1152" w:type="dxa"/>
+            <w:shd w:val="clear" w:color="auto" w:fill="F0F4FF"/>
+            <w:tcBorders>
+              <w:top w:val="single" w:sz="4" w:space="0" w:color="CCCCCC"/>
+              <w:left w:val="single" w:sz="4" w:space="0" w:color="CCCCCC"/>
+              <w:bottom w:val="single" w:sz="4" w:space="0" w:color="CCCCCC"/>
+              <w:right w:val="single" w:sz="4" w:space="0" w:color="CCCCCC"/>
+            </w:tcBorders>
+          </w:tcPr>
+          <w:p>
+            <w:r>
+              <w:rPr>
+                <w:sz w:val="20"/>
+              </w:rPr>
+              <w:t>FR-02</w:t>
+            </w:r>
+          </w:p>
+        </w:tc>
+        <w:tc>
+          <w:tcPr>
+            <w:tcW w:type="dxa" w:w="3120"/>
+            <w:tcW w:w="1152" w:type="dxa"/>
+            <w:shd w:val="clear" w:color="auto" w:fill="F0F4FF"/>
+            <w:tcBorders>
+              <w:top w:val="single" w:sz="4" w:space="0" w:color="CCCCCC"/>
+              <w:left w:val="single" w:sz="4" w:space="0" w:color="CCCCCC"/>
+              <w:bottom w:val="single" w:sz="4" w:space="0" w:color="CCCCCC"/>
+              <w:right w:val="single" w:sz="4" w:space="0" w:color="CCCCCC"/>
+            </w:tcBorders>
+          </w:tcPr>
+          <w:p>
+            <w:r>
+              <w:rPr>
+                <w:b w:val="0"/>
+                <w:color w:val="007000"/>
+                <w:sz w:val="20"/>
+              </w:rPr>
+              <w:t>M</w:t>
+            </w:r>
+          </w:p>
+        </w:tc>
+        <w:tc>
+          <w:tcPr>
+            <w:tcW w:type="dxa" w:w="3120"/>
+            <w:tcW w:w="8496" w:type="dxa"/>
+            <w:shd w:val="clear" w:color="auto" w:fill="F0F4FF"/>
+            <w:tcBorders>
+              <w:top w:val="single" w:sz="4" w:space="0" w:color="CCCCCC"/>
+              <w:left w:val="single" w:sz="4" w:space="0" w:color="CCCCCC"/>
+              <w:bottom w:val="single" w:sz="4" w:space="0" w:color="CCCCCC"/>
+              <w:right w:val="single" w:sz="4" w:space="0" w:color="CCCCCC"/>
+            </w:tcBorders>
+          </w:tcPr>
+          <w:p>
+            <w:r>
+              <w:rPr>
+                <w:sz w:val="20"/>
+              </w:rPr>
+              <w:t>Identify which of the 7 platforms each URL belongs to.</w:t>
+            </w:r>
+          </w:p>
+        </w:tc>
+      </w:tr>
+      <w:tr>
+        <w:tc>
+          <w:tcPr>
+            <w:tcW w:type="dxa" w:w="3120"/>
+            <w:tcW w:w="1152" w:type="dxa"/>
+            <w:shd w:val="clear" w:color="auto" w:fill="FFFFFF"/>
+            <w:tcBorders>
+              <w:top w:val="single" w:sz="4" w:space="0" w:color="CCCCCC"/>
+              <w:left w:val="single" w:sz="4" w:space="0" w:color="CCCCCC"/>
+              <w:bottom w:val="single" w:sz="4" w:space="0" w:color="CCCCCC"/>
+              <w:right w:val="single" w:sz="4" w:space="0" w:color="CCCCCC"/>
+            </w:tcBorders>
+          </w:tcPr>
+          <w:p>
+            <w:r>
+              <w:rPr>
+                <w:sz w:val="20"/>
+              </w:rPr>
+              <w:t>FR-03</w:t>
+            </w:r>
+          </w:p>
+        </w:tc>
+        <w:tc>
+          <w:tcPr>
+            <w:tcW w:type="dxa" w:w="3120"/>
+            <w:tcW w:w="1152" w:type="dxa"/>
+            <w:shd w:val="clear" w:color="auto" w:fill="FFFFFF"/>
+            <w:tcBorders>
+              <w:top w:val="single" w:sz="4" w:space="0" w:color="CCCCCC"/>
+              <w:left w:val="single" w:sz="4" w:space="0" w:color="CCCCCC"/>
+              <w:bottom w:val="single" w:sz="4" w:space="0" w:color="CCCCCC"/>
+              <w:right w:val="single" w:sz="4" w:space="0" w:color="CCCCCC"/>
+            </w:tcBorders>
+          </w:tcPr>
+          <w:p>
+            <w:r>
+              <w:rPr>
+                <w:b w:val="0"/>
+                <w:color w:val="007000"/>
+                <w:sz w:val="20"/>
+              </w:rPr>
+              <w:t>M</w:t>
+            </w:r>
+          </w:p>
+        </w:tc>
+        <w:tc>
+          <w:tcPr>
+            <w:tcW w:type="dxa" w:w="3120"/>
+            <w:tcW w:w="8496" w:type="dxa"/>
+            <w:shd w:val="clear" w:color="auto" w:fill="FFFFFF"/>
+            <w:tcBorders>
+              <w:top w:val="single" w:sz="4" w:space="0" w:color="CCCCCC"/>
+              <w:left w:val="single" w:sz="4" w:space="0" w:color="CCCCCC"/>
+              <w:bottom w:val="single" w:sz="4" w:space="0" w:color="CCCCCC"/>
+              <w:right w:val="single" w:sz="4" w:space="0" w:color="CCCCCC"/>
+            </w:tcBorders>
+          </w:tcPr>
+          <w:p>
+            <w:r>
+              <w:rPr>
+                <w:sz w:val="20"/>
+              </w:rPr>
+              <w:t>Extract the original posted date of the video (Column A).</w:t>
+            </w:r>
+          </w:p>
+        </w:tc>
+      </w:tr>
+      <w:tr>
+        <w:tc>
+          <w:tcPr>
+            <w:tcW w:type="dxa" w:w="3120"/>
+            <w:tcW w:w="1152" w:type="dxa"/>
+            <w:shd w:val="clear" w:color="auto" w:fill="F0F4FF"/>
+            <w:tcBorders>
+              <w:top w:val="single" w:sz="4" w:space="0" w:color="CCCCCC"/>
+              <w:left w:val="single" w:sz="4" w:space="0" w:color="CCCCCC"/>
+              <w:bottom w:val="single" w:sz="4" w:space="0" w:color="CCCCCC"/>
+              <w:right w:val="single" w:sz="4" w:space="0" w:color="CCCCCC"/>
+            </w:tcBorders>
+          </w:tcPr>
+          <w:p>
+            <w:r>
+              <w:rPr>
+                <w:sz w:val="20"/>
+              </w:rPr>
+              <w:t>FR-04</w:t>
+            </w:r>
+          </w:p>
+        </w:tc>
+        <w:tc>
+          <w:tcPr>
+            <w:tcW w:type="dxa" w:w="3120"/>
+            <w:tcW w:w="1152" w:type="dxa"/>
+            <w:shd w:val="clear" w:color="auto" w:fill="F0F4FF"/>
+            <w:tcBorders>
+              <w:top w:val="single" w:sz="4" w:space="0" w:color="CCCCCC"/>
+              <w:left w:val="single" w:sz="4" w:space="0" w:color="CCCCCC"/>
+              <w:bottom w:val="single" w:sz="4" w:space="0" w:color="CCCCCC"/>
+              <w:right w:val="single" w:sz="4" w:space="0" w:color="CCCCCC"/>
+            </w:tcBorders>
+          </w:tcPr>
+          <w:p>
+            <w:r>
+              <w:rPr>
+                <w:b w:val="0"/>
+                <w:color w:val="007000"/>
+                <w:sz w:val="20"/>
+              </w:rPr>
+              <w:t>M</w:t>
+            </w:r>
+          </w:p>
+        </w:tc>
+        <w:tc>
+          <w:tcPr>
+            <w:tcW w:type="dxa" w:w="3120"/>
+            <w:tcW w:w="8496" w:type="dxa"/>
+            <w:shd w:val="clear" w:color="auto" w:fill="F0F4FF"/>
+            <w:tcBorders>
+              <w:top w:val="single" w:sz="4" w:space="0" w:color="CCCCCC"/>
+              <w:left w:val="single" w:sz="4" w:space="0" w:color="CCCCCC"/>
+              <w:bottom w:val="single" w:sz="4" w:space="0" w:color="CCCCCC"/>
+              <w:right w:val="single" w:sz="4" w:space="0" w:color="CCCCCC"/>
+            </w:tcBorders>
+          </w:tcPr>
+          <w:p>
+            <w:r>
+              <w:rPr>
+                <w:sz w:val="20"/>
+              </w:rPr>
+              <w:t>Extract the video caption and strip all hashtags (Column D). Write "No caption" if none found.</w:t>
+            </w:r>
+          </w:p>
+        </w:tc>
+      </w:tr>
+      <w:tr>
+        <w:tc>
+          <w:tcPr>
+            <w:tcW w:type="dxa" w:w="3120"/>
+            <w:tcW w:w="1152" w:type="dxa"/>
+            <w:shd w:val="clear" w:color="auto" w:fill="FFFFFF"/>
+            <w:tcBorders>
+              <w:top w:val="single" w:sz="4" w:space="0" w:color="CCCCCC"/>
+              <w:left w:val="single" w:sz="4" w:space="0" w:color="CCCCCC"/>
+              <w:bottom w:val="single" w:sz="4" w:space="0" w:color="CCCCCC"/>
+              <w:right w:val="single" w:sz="4" w:space="0" w:color="CCCCCC"/>
+            </w:tcBorders>
+          </w:tcPr>
+          <w:p>
+            <w:r>
+              <w:rPr>
+                <w:sz w:val="20"/>
+              </w:rPr>
+              <w:t>FR-05</w:t>
+            </w:r>
+          </w:p>
+        </w:tc>
+        <w:tc>
+          <w:tcPr>
+            <w:tcW w:type="dxa" w:w="3120"/>
+            <w:tcW w:w="1152" w:type="dxa"/>
+            <w:shd w:val="clear" w:color="auto" w:fill="FFFFFF"/>
+            <w:tcBorders>
+              <w:top w:val="single" w:sz="4" w:space="0" w:color="CCCCCC"/>
+              <w:left w:val="single" w:sz="4" w:space="0" w:color="CCCCCC"/>
+              <w:bottom w:val="single" w:sz="4" w:space="0" w:color="CCCCCC"/>
+              <w:right w:val="single" w:sz="4" w:space="0" w:color="CCCCCC"/>
+            </w:tcBorders>
+          </w:tcPr>
+          <w:p>
+            <w:r>
+              <w:rPr>
+                <w:b w:val="0"/>
+                <w:color w:val="007000"/>
+                <w:sz w:val="20"/>
+              </w:rPr>
+              <w:t>M</w:t>
+            </w:r>
+          </w:p>
+        </w:tc>
+        <w:tc>
+          <w:tcPr>
+            <w:tcW w:type="dxa" w:w="3120"/>
+            <w:tcW w:w="8496" w:type="dxa"/>
+            <w:shd w:val="clear" w:color="auto" w:fill="FFFFFF"/>
+            <w:tcBorders>
+              <w:top w:val="single" w:sz="4" w:space="0" w:color="CCCCCC"/>
+              <w:left w:val="single" w:sz="4" w:space="0" w:color="CCCCCC"/>
+              <w:bottom w:val="single" w:sz="4" w:space="0" w:color="CCCCCC"/>
+              <w:right w:val="single" w:sz="4" w:space="0" w:color="CCCCCC"/>
+            </w:tcBorders>
+          </w:tcPr>
+          <w:p>
+            <w:r>
+              <w:rPr>
+                <w:sz w:val="20"/>
+              </w:rPr>
+              <w:t>Auto-fill "Content Casual" as the default value for Column E.</w:t>
+            </w:r>
+          </w:p>
+        </w:tc>
+      </w:tr>
+      <w:tr>
+        <w:tc>
+          <w:tcPr>
+            <w:tcW w:type="dxa" w:w="3120"/>
+            <w:tcW w:w="1152" w:type="dxa"/>
+            <w:shd w:val="clear" w:color="auto" w:fill="F0F4FF"/>
+            <w:tcBorders>
+              <w:top w:val="single" w:sz="4" w:space="0" w:color="CCCCCC"/>
+              <w:left w:val="single" w:sz="4" w:space="0" w:color="CCCCCC"/>
+              <w:bottom w:val="single" w:sz="4" w:space="0" w:color="CCCCCC"/>
+              <w:right w:val="single" w:sz="4" w:space="0" w:color="CCCCCC"/>
+            </w:tcBorders>
+          </w:tcPr>
+          <w:p>
+            <w:r>
+              <w:rPr>
+                <w:sz w:val="20"/>
+              </w:rPr>
+              <w:t>FR-06</w:t>
+            </w:r>
+          </w:p>
+        </w:tc>
+        <w:tc>
+          <w:tcPr>
+            <w:tcW w:type="dxa" w:w="3120"/>
+            <w:tcW w:w="1152" w:type="dxa"/>
+            <w:shd w:val="clear" w:color="auto" w:fill="F0F4FF"/>
+            <w:tcBorders>
+              <w:top w:val="single" w:sz="4" w:space="0" w:color="CCCCCC"/>
+              <w:left w:val="single" w:sz="4" w:space="0" w:color="CCCCCC"/>
+              <w:bottom w:val="single" w:sz="4" w:space="0" w:color="CCCCCC"/>
+              <w:right w:val="single" w:sz="4" w:space="0" w:color="CCCCCC"/>
+            </w:tcBorders>
+          </w:tcPr>
+          <w:p>
+            <w:r>
+              <w:rPr>
+                <w:b w:val="0"/>
+                <w:color w:val="007000"/>
+                <w:sz w:val="20"/>
+              </w:rPr>
+              <w:t>M</w:t>
+            </w:r>
+          </w:p>
+        </w:tc>
+        <w:tc>
+          <w:tcPr>
+            <w:tcW w:type="dxa" w:w="3120"/>
+            <w:tcW w:w="8496" w:type="dxa"/>
+            <w:shd w:val="clear" w:color="auto" w:fill="F0F4FF"/>
+            <w:tcBorders>
+              <w:top w:val="single" w:sz="4" w:space="0" w:color="CCCCCC"/>
+              <w:left w:val="single" w:sz="4" w:space="0" w:color="CCCCCC"/>
+              <w:bottom w:val="single" w:sz="4" w:space="0" w:color="CCCCCC"/>
+              <w:right w:val="single" w:sz="4" w:space="0" w:color="CCCCCC"/>
+            </w:tcBorders>
+          </w:tcPr>
+          <w:p>
+            <w:r>
+              <w:rPr>
+                <w:sz w:val="20"/>
+              </w:rPr>
+              <w:t>Write the video URL into Column F.</w:t>
+            </w:r>
+          </w:p>
+        </w:tc>
+      </w:tr>
+      <w:tr>
+        <w:tc>
+          <w:tcPr>
+            <w:tcW w:type="dxa" w:w="3120"/>
+            <w:tcW w:w="1152" w:type="dxa"/>
+            <w:shd w:val="clear" w:color="auto" w:fill="FFFFFF"/>
+            <w:tcBorders>
+              <w:top w:val="single" w:sz="4" w:space="0" w:color="CCCCCC"/>
+              <w:left w:val="single" w:sz="4" w:space="0" w:color="CCCCCC"/>
+              <w:bottom w:val="single" w:sz="4" w:space="0" w:color="CCCCCC"/>
+              <w:right w:val="single" w:sz="4" w:space="0" w:color="CCCCCC"/>
+            </w:tcBorders>
+          </w:tcPr>
+          <w:p>
+            <w:r>
+              <w:rPr>
+                <w:sz w:val="20"/>
+              </w:rPr>
+              <w:t>FR-07</w:t>
+            </w:r>
+          </w:p>
+        </w:tc>
+        <w:tc>
+          <w:tcPr>
+            <w:tcW w:type="dxa" w:w="3120"/>
+            <w:tcW w:w="1152" w:type="dxa"/>
+            <w:shd w:val="clear" w:color="auto" w:fill="FFFFFF"/>
+            <w:tcBorders>
+              <w:top w:val="single" w:sz="4" w:space="0" w:color="CCCCCC"/>
+              <w:left w:val="single" w:sz="4" w:space="0" w:color="CCCCCC"/>
+              <w:bottom w:val="single" w:sz="4" w:space="0" w:color="CCCCCC"/>
+              <w:right w:val="single" w:sz="4" w:space="0" w:color="CCCCCC"/>
+            </w:tcBorders>
+          </w:tcPr>
+          <w:p>
+            <w:r>
+              <w:rPr>
+                <w:b w:val="0"/>
+                <w:color w:val="007000"/>
+                <w:sz w:val="20"/>
+              </w:rPr>
+              <w:t>M</w:t>
+            </w:r>
+          </w:p>
+        </w:tc>
+        <w:tc>
+          <w:tcPr>
+            <w:tcW w:type="dxa" w:w="3120"/>
+            <w:tcW w:w="8496" w:type="dxa"/>
+            <w:shd w:val="clear" w:color="auto" w:fill="FFFFFF"/>
+            <w:tcBorders>
+              <w:top w:val="single" w:sz="4" w:space="0" w:color="CCCCCC"/>
+              <w:left w:val="single" w:sz="4" w:space="0" w:color="CCCCCC"/>
+              <w:bottom w:val="single" w:sz="4" w:space="0" w:color="CCCCCC"/>
+              <w:right w:val="single" w:sz="4" w:space="0" w:color="CCCCCC"/>
+            </w:tcBorders>
+          </w:tcPr>
+          <w:p>
+            <w:r>
+              <w:rPr>
+                <w:sz w:val="20"/>
+              </w:rPr>
+              <w:t>Extract the video view count and write into Column G (Reach).</w:t>
+            </w:r>
+          </w:p>
+        </w:tc>
+      </w:tr>
+      <w:tr>
+        <w:tc>
+          <w:tcPr>
+            <w:tcW w:type="dxa" w:w="3120"/>
+            <w:tcW w:w="1152" w:type="dxa"/>
+            <w:shd w:val="clear" w:color="auto" w:fill="F0F4FF"/>
+            <w:tcBorders>
+              <w:top w:val="single" w:sz="4" w:space="0" w:color="CCCCCC"/>
+              <w:left w:val="single" w:sz="4" w:space="0" w:color="CCCCCC"/>
+              <w:bottom w:val="single" w:sz="4" w:space="0" w:color="CCCCCC"/>
+              <w:right w:val="single" w:sz="4" w:space="0" w:color="CCCCCC"/>
+            </w:tcBorders>
+          </w:tcPr>
+          <w:p>
+            <w:r>
+              <w:rPr>
+                <w:sz w:val="20"/>
+              </w:rPr>
+              <w:t>FR-08</w:t>
+            </w:r>
+          </w:p>
+        </w:tc>
+        <w:tc>
+          <w:tcPr>
+            <w:tcW w:type="dxa" w:w="3120"/>
+            <w:tcW w:w="1152" w:type="dxa"/>
+            <w:shd w:val="clear" w:color="auto" w:fill="F0F4FF"/>
+            <w:tcBorders>
+              <w:top w:val="single" w:sz="4" w:space="0" w:color="CCCCCC"/>
+              <w:left w:val="single" w:sz="4" w:space="0" w:color="CCCCCC"/>
+              <w:bottom w:val="single" w:sz="4" w:space="0" w:color="CCCCCC"/>
+              <w:right w:val="single" w:sz="4" w:space="0" w:color="CCCCCC"/>
+            </w:tcBorders>
+          </w:tcPr>
+          <w:p>
+            <w:r>
+              <w:rPr>
+                <w:b w:val="0"/>
+                <w:color w:val="007000"/>
+                <w:sz w:val="20"/>
+              </w:rPr>
+              <w:t>M</w:t>
+            </w:r>
+          </w:p>
+        </w:tc>
+        <w:tc>
+          <w:tcPr>
+            <w:tcW w:type="dxa" w:w="3120"/>
+            <w:tcW w:w="8496" w:type="dxa"/>
+            <w:shd w:val="clear" w:color="auto" w:fill="F0F4FF"/>
+            <w:tcBorders>
+              <w:top w:val="single" w:sz="4" w:space="0" w:color="CCCCCC"/>
+              <w:left w:val="single" w:sz="4" w:space="0" w:color="CCCCCC"/>
+              <w:bottom w:val="single" w:sz="4" w:space="0" w:color="CCCCCC"/>
+              <w:right w:val="single" w:sz="4" w:space="0" w:color="CCCCCC"/>
+            </w:tcBorders>
+          </w:tcPr>
+          <w:p>
+            <w:r>
+              <w:rPr>
+                <w:sz w:val="20"/>
+              </w:rPr>
+              <w:t>Never write to Columns B, C, or H under any circumstance.</w:t>
+            </w:r>
+          </w:p>
+        </w:tc>
+      </w:tr>
+      <w:tr>
+        <w:tc>
+          <w:tcPr>
+            <w:tcW w:type="dxa" w:w="3120"/>
+            <w:tcW w:w="1152" w:type="dxa"/>
+            <w:shd w:val="clear" w:color="auto" w:fill="FFFFFF"/>
+            <w:tcBorders>
+              <w:top w:val="single" w:sz="4" w:space="0" w:color="CCCCCC"/>
+              <w:left w:val="single" w:sz="4" w:space="0" w:color="CCCCCC"/>
+              <w:bottom w:val="single" w:sz="4" w:space="0" w:color="CCCCCC"/>
+              <w:right w:val="single" w:sz="4" w:space="0" w:color="CCCCCC"/>
+            </w:tcBorders>
+          </w:tcPr>
+          <w:p>
+            <w:r>
+              <w:rPr>
+                <w:sz w:val="20"/>
+              </w:rPr>
+              <w:t>FR-09</w:t>
+            </w:r>
+          </w:p>
+        </w:tc>
+        <w:tc>
+          <w:tcPr>
+            <w:tcW w:type="dxa" w:w="3120"/>
+            <w:tcW w:w="1152" w:type="dxa"/>
+            <w:shd w:val="clear" w:color="auto" w:fill="FFFFFF"/>
+            <w:tcBorders>
+              <w:top w:val="single" w:sz="4" w:space="0" w:color="CCCCCC"/>
+              <w:left w:val="single" w:sz="4" w:space="0" w:color="CCCCCC"/>
+              <w:bottom w:val="single" w:sz="4" w:space="0" w:color="CCCCCC"/>
+              <w:right w:val="single" w:sz="4" w:space="0" w:color="CCCCCC"/>
+            </w:tcBorders>
+          </w:tcPr>
+          <w:p>
+            <w:r>
+              <w:rPr>
+                <w:b w:val="0"/>
+                <w:color w:val="007000"/>
+                <w:sz w:val="20"/>
+              </w:rPr>
+              <w:t>M</w:t>
+            </w:r>
+          </w:p>
+        </w:tc>
+        <w:tc>
+          <w:tcPr>
+            <w:tcW w:type="dxa" w:w="3120"/>
+            <w:tcW w:w="8496" w:type="dxa"/>
+            <w:shd w:val="clear" w:color="auto" w:fill="FFFFFF"/>
+            <w:tcBorders>
+              <w:top w:val="single" w:sz="4" w:space="0" w:color="CCCCCC"/>
+              <w:left w:val="single" w:sz="4" w:space="0" w:color="CCCCCC"/>
+              <w:bottom w:val="single" w:sz="4" w:space="0" w:color="CCCCCC"/>
+              <w:right w:val="single" w:sz="4" w:space="0" w:color="CCCCCC"/>
+            </w:tcBorders>
+          </w:tcPr>
+          <w:p>
+            <w:r>
+              <w:rPr>
+                <w:sz w:val="20"/>
+              </w:rPr>
+              <w:t>Write all data into the correct new row in the existing Lark Sheet without overwriting other data.</w:t>
+            </w:r>
+          </w:p>
+        </w:tc>
+      </w:tr>
+      <w:tr>
+        <w:tc>
+          <w:tcPr>
+            <w:tcW w:type="dxa" w:w="3120"/>
+            <w:tcW w:w="1152" w:type="dxa"/>
+            <w:shd w:val="clear" w:color="auto" w:fill="F0F4FF"/>
+            <w:tcBorders>
+              <w:top w:val="single" w:sz="4" w:space="0" w:color="CCCCCC"/>
+              <w:left w:val="single" w:sz="4" w:space="0" w:color="CCCCCC"/>
+              <w:bottom w:val="single" w:sz="4" w:space="0" w:color="CCCCCC"/>
+              <w:right w:val="single" w:sz="4" w:space="0" w:color="CCCCCC"/>
+            </w:tcBorders>
+          </w:tcPr>
+          <w:p>
+            <w:r>
+              <w:rPr>
+                <w:sz w:val="20"/>
+              </w:rPr>
+              <w:t>FR-10</w:t>
+            </w:r>
+          </w:p>
+        </w:tc>
+        <w:tc>
+          <w:tcPr>
+            <w:tcW w:type="dxa" w:w="3120"/>
+            <w:tcW w:w="1152" w:type="dxa"/>
+            <w:shd w:val="clear" w:color="auto" w:fill="F0F4FF"/>
+            <w:tcBorders>
+              <w:top w:val="single" w:sz="4" w:space="0" w:color="CCCCCC"/>
+              <w:left w:val="single" w:sz="4" w:space="0" w:color="CCCCCC"/>
+              <w:bottom w:val="single" w:sz="4" w:space="0" w:color="CCCCCC"/>
+              <w:right w:val="single" w:sz="4" w:space="0" w:color="CCCCCC"/>
+            </w:tcBorders>
+          </w:tcPr>
+          <w:p>
+            <w:r>
+              <w:rPr>
+                <w:b w:val="0"/>
+                <w:color w:val="007000"/>
+                <w:sz w:val="20"/>
+              </w:rPr>
+              <w:t>M</w:t>
+            </w:r>
+          </w:p>
+        </w:tc>
+        <w:tc>
+          <w:tcPr>
+            <w:tcW w:type="dxa" w:w="3120"/>
+            <w:tcW w:w="8496" w:type="dxa"/>
+            <w:shd w:val="clear" w:color="auto" w:fill="F0F4FF"/>
+            <w:tcBorders>
+              <w:top w:val="single" w:sz="4" w:space="0" w:color="CCCCCC"/>
+              <w:left w:val="single" w:sz="4" w:space="0" w:color="CCCCCC"/>
+              <w:bottom w:val="single" w:sz="4" w:space="0" w:color="CCCCCC"/>
+              <w:right w:val="single" w:sz="4" w:space="0" w:color="CCCCCC"/>
+            </w:tcBorders>
+          </w:tcPr>
+          <w:p>
+            <w:r>
+              <w:rPr>
+                <w:sz w:val="20"/>
+              </w:rPr>
+              <w:t>Support all 7 platforms: Instagram, TikTok, Facebook, YouTube, X, RedNote, Threads.</w:t>
+            </w:r>
+          </w:p>
+        </w:tc>
+      </w:tr>
+      <w:tr>
+        <w:tc>
+          <w:tcPr>
+            <w:tcW w:type="dxa" w:w="3120"/>
+            <w:tcW w:w="1152" w:type="dxa"/>
+            <w:shd w:val="clear" w:color="auto" w:fill="FFFFFF"/>
+            <w:tcBorders>
+              <w:top w:val="single" w:sz="4" w:space="0" w:color="CCCCCC"/>
+              <w:left w:val="single" w:sz="4" w:space="0" w:color="CCCCCC"/>
+              <w:bottom w:val="single" w:sz="4" w:space="0" w:color="CCCCCC"/>
+              <w:right w:val="single" w:sz="4" w:space="0" w:color="CCCCCC"/>
+            </w:tcBorders>
+          </w:tcPr>
+          <w:p>
+            <w:r>
+              <w:rPr>
+                <w:sz w:val="20"/>
+              </w:rPr>
+              <w:t>FR-11</w:t>
+            </w:r>
+          </w:p>
+        </w:tc>
+        <w:tc>
+          <w:tcPr>
+            <w:tcW w:type="dxa" w:w="3120"/>
+            <w:tcW w:w="1152" w:type="dxa"/>
+            <w:shd w:val="clear" w:color="auto" w:fill="FFFFFF"/>
+            <w:tcBorders>
+              <w:top w:val="single" w:sz="4" w:space="0" w:color="CCCCCC"/>
+              <w:left w:val="single" w:sz="4" w:space="0" w:color="CCCCCC"/>
+              <w:bottom w:val="single" w:sz="4" w:space="0" w:color="CCCCCC"/>
+              <w:right w:val="single" w:sz="4" w:space="0" w:color="CCCCCC"/>
+            </w:tcBorders>
+          </w:tcPr>
+          <w:p>
+            <w:r>
+              <w:rPr>
+                <w:b w:val="0"/>
+                <w:color w:val="4472C4"/>
+                <w:sz w:val="20"/>
+              </w:rPr>
+              <w:t>S</w:t>
+            </w:r>
+          </w:p>
+        </w:tc>
+        <w:tc>
+          <w:tcPr>
+            <w:tcW w:type="dxa" w:w="3120"/>
+            <w:tcW w:w="8496" w:type="dxa"/>
+            <w:shd w:val="clear" w:color="auto" w:fill="FFFFFF"/>
+            <w:tcBorders>
+              <w:top w:val="single" w:sz="4" w:space="0" w:color="CCCCCC"/>
+              <w:left w:val="single" w:sz="4" w:space="0" w:color="CCCCCC"/>
+              <w:bottom w:val="single" w:sz="4" w:space="0" w:color="CCCCCC"/>
+              <w:right w:val="single" w:sz="4" w:space="0" w:color="CCCCCC"/>
+            </w:tcBorders>
+          </w:tcPr>
+          <w:p>
+            <w:r>
+              <w:rPr>
+                <w:sz w:val="20"/>
+              </w:rPr>
+              <w:t>Generate an AI performance summary showing best and worst performing videos.</w:t>
+            </w:r>
+          </w:p>
+        </w:tc>
+      </w:tr>
+      <w:tr>
+        <w:tc>
+          <w:tcPr>
+            <w:tcW w:type="dxa" w:w="3120"/>
+            <w:tcW w:w="1152" w:type="dxa"/>
+            <w:shd w:val="clear" w:color="auto" w:fill="F0F4FF"/>
+            <w:tcBorders>
+              <w:top w:val="single" w:sz="4" w:space="0" w:color="CCCCCC"/>
+              <w:left w:val="single" w:sz="4" w:space="0" w:color="CCCCCC"/>
+              <w:bottom w:val="single" w:sz="4" w:space="0" w:color="CCCCCC"/>
+              <w:right w:val="single" w:sz="4" w:space="0" w:color="CCCCCC"/>
+            </w:tcBorders>
+          </w:tcPr>
+          <w:p>
+            <w:r>
+              <w:rPr>
+                <w:sz w:val="20"/>
+              </w:rPr>
+              <w:t>FR-12</w:t>
+            </w:r>
+          </w:p>
+        </w:tc>
+        <w:tc>
+          <w:tcPr>
+            <w:tcW w:type="dxa" w:w="3120"/>
+            <w:tcW w:w="1152" w:type="dxa"/>
+            <w:shd w:val="clear" w:color="auto" w:fill="F0F4FF"/>
+            <w:tcBorders>
+              <w:top w:val="single" w:sz="4" w:space="0" w:color="CCCCCC"/>
+              <w:left w:val="single" w:sz="4" w:space="0" w:color="CCCCCC"/>
+              <w:bottom w:val="single" w:sz="4" w:space="0" w:color="CCCCCC"/>
+              <w:right w:val="single" w:sz="4" w:space="0" w:color="CCCCCC"/>
+            </w:tcBorders>
+          </w:tcPr>
+          <w:p>
+            <w:r>
+              <w:rPr>
+                <w:b w:val="0"/>
+                <w:color w:val="4472C4"/>
+                <w:sz w:val="20"/>
+              </w:rPr>
+              <w:t>S</w:t>
+            </w:r>
+          </w:p>
+        </w:tc>
+        <w:tc>
+          <w:tcPr>
+            <w:tcW w:type="dxa" w:w="3120"/>
+            <w:tcW w:w="8496" w:type="dxa"/>
+            <w:shd w:val="clear" w:color="auto" w:fill="F0F4FF"/>
+            <w:tcBorders>
+              <w:top w:val="single" w:sz="4" w:space="0" w:color="CCCCCC"/>
+              <w:left w:val="single" w:sz="4" w:space="0" w:color="CCCCCC"/>
+              <w:bottom w:val="single" w:sz="4" w:space="0" w:color="CCCCCC"/>
+              <w:right w:val="single" w:sz="4" w:space="0" w:color="CCCCCC"/>
+            </w:tcBorders>
+          </w:tcPr>
+          <w:p>
+            <w:r>
+              <w:rPr>
+                <w:sz w:val="20"/>
+              </w:rPr>
+              <w:t>Generate AI content recommendations for the next posting cycle.</w:t>
+            </w:r>
+          </w:p>
+        </w:tc>
+      </w:tr>
+      <w:tr>
+        <w:tc>
+          <w:tcPr>
+            <w:tcW w:type="dxa" w:w="3120"/>
+            <w:tcW w:w="1152" w:type="dxa"/>
+            <w:shd w:val="clear" w:color="auto" w:fill="FFFFFF"/>
+            <w:tcBorders>
+              <w:top w:val="single" w:sz="4" w:space="0" w:color="CCCCCC"/>
+              <w:left w:val="single" w:sz="4" w:space="0" w:color="CCCCCC"/>
+              <w:bottom w:val="single" w:sz="4" w:space="0" w:color="CCCCCC"/>
+              <w:right w:val="single" w:sz="4" w:space="0" w:color="CCCCCC"/>
+            </w:tcBorders>
+          </w:tcPr>
+          <w:p>
+            <w:r>
+              <w:rPr>
+                <w:sz w:val="20"/>
+              </w:rPr>
+              <w:t>FR-13</w:t>
+            </w:r>
+          </w:p>
+        </w:tc>
+        <w:tc>
+          <w:tcPr>
+            <w:tcW w:type="dxa" w:w="3120"/>
+            <w:tcW w:w="1152" w:type="dxa"/>
+            <w:shd w:val="clear" w:color="auto" w:fill="FFFFFF"/>
+            <w:tcBorders>
+              <w:top w:val="single" w:sz="4" w:space="0" w:color="CCCCCC"/>
+              <w:left w:val="single" w:sz="4" w:space="0" w:color="CCCCCC"/>
+              <w:bottom w:val="single" w:sz="4" w:space="0" w:color="CCCCCC"/>
+              <w:right w:val="single" w:sz="4" w:space="0" w:color="CCCCCC"/>
+            </w:tcBorders>
+          </w:tcPr>
+          <w:p>
+            <w:r>
+              <w:rPr>
+                <w:b w:val="0"/>
+                <w:color w:val="4472C4"/>
+                <w:sz w:val="20"/>
+              </w:rPr>
+              <w:t>S</w:t>
+            </w:r>
+          </w:p>
+        </w:tc>
+        <w:tc>
+          <w:tcPr>
+            <w:tcW w:type="dxa" w:w="3120"/>
+            <w:tcW w:w="8496" w:type="dxa"/>
+            <w:shd w:val="clear" w:color="auto" w:fill="FFFFFF"/>
+            <w:tcBorders>
+              <w:top w:val="single" w:sz="4" w:space="0" w:color="CCCCCC"/>
+              <w:left w:val="single" w:sz="4" w:space="0" w:color="CCCCCC"/>
+              <w:bottom w:val="single" w:sz="4" w:space="0" w:color="CCCCCC"/>
+              <w:right w:val="single" w:sz="4" w:space="0" w:color="CCCCCC"/>
+            </w:tcBorders>
+          </w:tcPr>
+          <w:p>
+            <w:r>
+              <w:rPr>
+                <w:sz w:val="20"/>
+              </w:rPr>
+              <w:t>If a link fails, notify the user with a clear error message and continue with remaining links.</w:t>
+            </w:r>
+          </w:p>
+        </w:tc>
+      </w:tr>
+      <w:tr>
+        <w:tc>
+          <w:tcPr>
+            <w:tcW w:type="dxa" w:w="3120"/>
+            <w:tcW w:w="1152" w:type="dxa"/>
+            <w:shd w:val="clear" w:color="auto" w:fill="F0F4FF"/>
+            <w:tcBorders>
+              <w:top w:val="single" w:sz="4" w:space="0" w:color="CCCCCC"/>
+              <w:left w:val="single" w:sz="4" w:space="0" w:color="CCCCCC"/>
+              <w:bottom w:val="single" w:sz="4" w:space="0" w:color="CCCCCC"/>
+              <w:right w:val="single" w:sz="4" w:space="0" w:color="CCCCCC"/>
+            </w:tcBorders>
+          </w:tcPr>
+          <w:p>
+            <w:r>
+              <w:rPr>
+                <w:sz w:val="20"/>
+              </w:rPr>
+              <w:t>FR-14</w:t>
+            </w:r>
+          </w:p>
+        </w:tc>
+        <w:tc>
+          <w:tcPr>
+            <w:tcW w:type="dxa" w:w="3120"/>
+            <w:tcW w:w="1152" w:type="dxa"/>
+            <w:shd w:val="clear" w:color="auto" w:fill="F0F4FF"/>
+            <w:tcBorders>
+              <w:top w:val="single" w:sz="4" w:space="0" w:color="CCCCCC"/>
+              <w:left w:val="single" w:sz="4" w:space="0" w:color="CCCCCC"/>
+              <w:bottom w:val="single" w:sz="4" w:space="0" w:color="CCCCCC"/>
+              <w:right w:val="single" w:sz="4" w:space="0" w:color="CCCCCC"/>
+            </w:tcBorders>
+          </w:tcPr>
+          <w:p>
+            <w:r>
+              <w:rPr>
+                <w:b w:val="0"/>
+                <w:color w:val="C55A11"/>
+                <w:sz w:val="20"/>
+              </w:rPr>
+              <w:t>C</w:t>
+            </w:r>
+          </w:p>
+        </w:tc>
+        <w:tc>
+          <w:tcPr>
+            <w:tcW w:type="dxa" w:w="3120"/>
+            <w:tcW w:w="8496" w:type="dxa"/>
+            <w:shd w:val="clear" w:color="auto" w:fill="F0F4FF"/>
+            <w:tcBorders>
+              <w:top w:val="single" w:sz="4" w:space="0" w:color="CCCCCC"/>
+              <w:left w:val="single" w:sz="4" w:space="0" w:color="CCCCCC"/>
+              <w:bottom w:val="single" w:sz="4" w:space="0" w:color="CCCCCC"/>
+              <w:right w:val="single" w:sz="4" w:space="0" w:color="CCCCCC"/>
+            </w:tcBorders>
+          </w:tcPr>
+          <w:p>
+            <w:r>
+              <w:rPr>
+                <w:sz w:val="20"/>
+              </w:rPr>
+              <w:t>Support batch input of multiple video links at once.</w:t>
+            </w:r>
+          </w:p>
+        </w:tc>
+      </w:tr>
+      <w:tr>
+        <w:tc>
+          <w:tcPr>
+            <w:tcW w:type="dxa" w:w="3120"/>
+            <w:tcW w:w="1152" w:type="dxa"/>
+            <w:shd w:val="clear" w:color="auto" w:fill="FFFFFF"/>
+            <w:tcBorders>
+              <w:top w:val="single" w:sz="4" w:space="0" w:color="CCCCCC"/>
+              <w:left w:val="single" w:sz="4" w:space="0" w:color="CCCCCC"/>
+              <w:bottom w:val="single" w:sz="4" w:space="0" w:color="CCCCCC"/>
+              <w:right w:val="single" w:sz="4" w:space="0" w:color="CCCCCC"/>
+            </w:tcBorders>
+          </w:tcPr>
+          <w:p>
+            <w:r>
+              <w:rPr>
+                <w:sz w:val="20"/>
+              </w:rPr>
+              <w:t>FR-15</w:t>
+            </w:r>
+          </w:p>
+        </w:tc>
+        <w:tc>
+          <w:tcPr>
+            <w:tcW w:type="dxa" w:w="3120"/>
+            <w:tcW w:w="1152" w:type="dxa"/>
+            <w:shd w:val="clear" w:color="auto" w:fill="FFFFFF"/>
+            <w:tcBorders>
+              <w:top w:val="single" w:sz="4" w:space="0" w:color="CCCCCC"/>
+              <w:left w:val="single" w:sz="4" w:space="0" w:color="CCCCCC"/>
+              <w:bottom w:val="single" w:sz="4" w:space="0" w:color="CCCCCC"/>
+              <w:right w:val="single" w:sz="4" w:space="0" w:color="CCCCCC"/>
+            </w:tcBorders>
+          </w:tcPr>
+          <w:p>
+            <w:r>
+              <w:rPr>
+                <w:b w:val="0"/>
+                <w:color w:val="C55A11"/>
+                <w:sz w:val="20"/>
+              </w:rPr>
+              <w:t>C</w:t>
+            </w:r>
+          </w:p>
+        </w:tc>
+        <w:tc>
+          <w:tcPr>
+            <w:tcW w:type="dxa" w:w="3120"/>
+            <w:tcW w:w="8496" w:type="dxa"/>
+            <w:shd w:val="clear" w:color="auto" w:fill="FFFFFF"/>
+            <w:tcBorders>
+              <w:top w:val="single" w:sz="4" w:space="0" w:color="CCCCCC"/>
+              <w:left w:val="single" w:sz="4" w:space="0" w:color="CCCCCC"/>
+              <w:bottom w:val="single" w:sz="4" w:space="0" w:color="CCCCCC"/>
+              <w:right w:val="single" w:sz="4" w:space="0" w:color="CCCCCC"/>
+            </w:tcBorders>
+          </w:tcPr>
+          <w:p>
+            <w:r>
+              <w:rPr>
+                <w:sz w:val="20"/>
+              </w:rPr>
+              <w:t>Compare current cycle performance against the previous cycle.</w:t>
+            </w:r>
+          </w:p>
+        </w:tc>
+      </w:tr>
+    </w:tbl>
+    <w:p/>
+    <w:p>
+      <w:pPr>
+        <w:pStyle w:val="Heading1"/>
+      </w:pPr>
+      <w:r>
+        <w:t>8. Non-Functional Requirements</w:t>
       </w:r>
     </w:p>
     <w:tbl>
@@ -845,8 +5200,80 @@
       <w:tr>
         <w:tc>
           <w:tcPr>
-            <w:tcW w:type="dxa" w:w="3168"/>
+            <w:tcW w:type="dxa" w:w="3120"/>
+            <w:tcW w:w="1296" w:type="dxa"/>
             <w:shd w:val="clear" w:color="auto" w:fill="1F497D"/>
+            <w:tcBorders>
+              <w:top w:val="single" w:sz="4" w:space="0" w:color="1F497D"/>
+              <w:left w:val="single" w:sz="4" w:space="0" w:color="1F497D"/>
+              <w:bottom w:val="single" w:sz="4" w:space="0" w:color="1F497D"/>
+              <w:right w:val="single" w:sz="4" w:space="0" w:color="1F497D"/>
+            </w:tcBorders>
+          </w:tcPr>
+          <w:p>
+            <w:r>
+              <w:rPr>
+                <w:b/>
+                <w:color w:val="FFFFFF"/>
+                <w:sz w:val="20"/>
+              </w:rPr>
+              <w:t>ID</w:t>
+            </w:r>
+          </w:p>
+        </w:tc>
+        <w:tc>
+          <w:tcPr>
+            <w:tcW w:type="dxa" w:w="3120"/>
+            <w:tcW w:w="2304" w:type="dxa"/>
+            <w:shd w:val="clear" w:color="auto" w:fill="1F497D"/>
+            <w:tcBorders>
+              <w:top w:val="single" w:sz="4" w:space="0" w:color="1F497D"/>
+              <w:left w:val="single" w:sz="4" w:space="0" w:color="1F497D"/>
+              <w:bottom w:val="single" w:sz="4" w:space="0" w:color="1F497D"/>
+              <w:right w:val="single" w:sz="4" w:space="0" w:color="1F497D"/>
+            </w:tcBorders>
+          </w:tcPr>
+          <w:p>
+            <w:r>
+              <w:rPr>
+                <w:b/>
+                <w:color w:val="FFFFFF"/>
+                <w:sz w:val="20"/>
+              </w:rPr>
+              <w:t>Category</w:t>
+            </w:r>
+          </w:p>
+        </w:tc>
+        <w:tc>
+          <w:tcPr>
+            <w:tcW w:type="dxa" w:w="3120"/>
+            <w:tcW w:w="7200" w:type="dxa"/>
+            <w:shd w:val="clear" w:color="auto" w:fill="1F497D"/>
+            <w:tcBorders>
+              <w:top w:val="single" w:sz="4" w:space="0" w:color="1F497D"/>
+              <w:left w:val="single" w:sz="4" w:space="0" w:color="1F497D"/>
+              <w:bottom w:val="single" w:sz="4" w:space="0" w:color="1F497D"/>
+              <w:right w:val="single" w:sz="4" w:space="0" w:color="1F497D"/>
+            </w:tcBorders>
+          </w:tcPr>
+          <w:p>
+            <w:r>
+              <w:rPr>
+                <w:b/>
+                <w:color w:val="FFFFFF"/>
+                <w:sz w:val="20"/>
+              </w:rPr>
+              <w:t>Requirement</w:t>
+            </w:r>
+          </w:p>
+        </w:tc>
+      </w:tr>
+      <w:tr>
+        <w:tc>
+          <w:tcPr>
+            <w:tcW w:type="dxa" w:w="3120"/>
+            <w:tcW w:w="1296" w:type="dxa"/>
+            <w:shd w:val="clear" w:color="auto" w:fill="FFFFFF"/>
             <w:tcBorders>
               <w:top w:val="single" w:sz="4" w:space="0" w:color="CCCCCC"/>
               <w:left w:val="single" w:sz="4" w:space="0" w:color="CCCCCC"/>
@@ -857,18 +5284,17 @@
           <w:p>
             <w:r>
               <w:rPr>
-                <w:b/>
-                <w:color w:val="FFFFFF"/>
-                <w:sz w:val="20"/>
-              </w:rPr>
-              <w:t>Stakeholder</w:t>
-            </w:r>
-          </w:p>
-        </w:tc>
-        <w:tc>
-          <w:tcPr>
-            <w:tcW w:type="dxa" w:w="3600"/>
-            <w:shd w:val="clear" w:color="auto" w:fill="1F497D"/>
+                <w:sz w:val="20"/>
+              </w:rPr>
+              <w:t>NFR-01</w:t>
+            </w:r>
+          </w:p>
+        </w:tc>
+        <w:tc>
+          <w:tcPr>
+            <w:tcW w:type="dxa" w:w="3120"/>
+            <w:tcW w:w="2304" w:type="dxa"/>
+            <w:shd w:val="clear" w:color="auto" w:fill="FFFFFF"/>
             <w:tcBorders>
               <w:top w:val="single" w:sz="4" w:space="0" w:color="CCCCCC"/>
               <w:left w:val="single" w:sz="4" w:space="0" w:color="CCCCCC"/>
@@ -879,18 +5305,17 @@
           <w:p>
             <w:r>
               <w:rPr>
-                <w:b/>
-                <w:color w:val="FFFFFF"/>
-                <w:sz w:val="20"/>
-              </w:rPr>
-              <w:t>Role</w:t>
-            </w:r>
-          </w:p>
-        </w:tc>
-        <w:tc>
-          <w:tcPr>
-            <w:tcW w:type="dxa" w:w="4032"/>
-            <w:shd w:val="clear" w:color="auto" w:fill="1F497D"/>
+                <w:sz w:val="20"/>
+              </w:rPr>
+              <w:t>Performance</w:t>
+            </w:r>
+          </w:p>
+        </w:tc>
+        <w:tc>
+          <w:tcPr>
+            <w:tcW w:type="dxa" w:w="3120"/>
+            <w:tcW w:w="7200" w:type="dxa"/>
+            <w:shd w:val="clear" w:color="auto" w:fill="FFFFFF"/>
             <w:tcBorders>
               <w:top w:val="single" w:sz="4" w:space="0" w:color="CCCCCC"/>
               <w:left w:val="single" w:sz="4" w:space="0" w:color="CCCCCC"/>
@@ -901,11 +5326,9 @@
           <w:p>
             <w:r>
               <w:rPr>
-                <w:b/>
-                <w:color w:val="FFFFFF"/>
-                <w:sz w:val="20"/>
-              </w:rPr>
-              <w:t>Interest / Responsibility</w:t>
+                <w:sz w:val="20"/>
+              </w:rPr>
+              <w:t>Extract and fill data for up to 20 videos within 2 minutes.</w:t>
             </w:r>
           </w:p>
         </w:tc>
@@ -913,8 +5336,9 @@
       <w:tr>
         <w:tc>
           <w:tcPr>
-            <w:tcW w:type="dxa" w:w="3168"/>
-            <w:shd w:val="clear" w:color="auto" w:fill="FFFFFF"/>
+            <w:tcW w:type="dxa" w:w="3120"/>
+            <w:tcW w:w="1296" w:type="dxa"/>
+            <w:shd w:val="clear" w:color="auto" w:fill="F0F4FF"/>
             <w:tcBorders>
               <w:top w:val="single" w:sz="4" w:space="0" w:color="CCCCCC"/>
               <w:left w:val="single" w:sz="4" w:space="0" w:color="CCCCCC"/>
@@ -927,14 +5351,15 @@
               <w:rPr>
                 <w:sz w:val="20"/>
               </w:rPr>
-              <w:t>Social Media Team</w:t>
-            </w:r>
-          </w:p>
-        </w:tc>
-        <w:tc>
-          <w:tcPr>
-            <w:tcW w:type="dxa" w:w="3600"/>
-            <w:shd w:val="clear" w:color="auto" w:fill="FFFFFF"/>
+              <w:t>NFR-02</w:t>
+            </w:r>
+          </w:p>
+        </w:tc>
+        <w:tc>
+          <w:tcPr>
+            <w:tcW w:type="dxa" w:w="3120"/>
+            <w:tcW w:w="2304" w:type="dxa"/>
+            <w:shd w:val="clear" w:color="auto" w:fill="F0F4FF"/>
             <w:tcBorders>
               <w:top w:val="single" w:sz="4" w:space="0" w:color="CCCCCC"/>
               <w:left w:val="single" w:sz="4" w:space="0" w:color="CCCCCC"/>
@@ -947,14 +5372,15 @@
               <w:rPr>
                 <w:sz w:val="20"/>
               </w:rPr>
-              <w:t>Primary User</w:t>
-            </w:r>
-          </w:p>
-        </w:tc>
-        <w:tc>
-          <w:tcPr>
-            <w:tcW w:type="dxa" w:w="4032"/>
-            <w:shd w:val="clear" w:color="auto" w:fill="FFFFFF"/>
+              <w:t>Accuracy</w:t>
+            </w:r>
+          </w:p>
+        </w:tc>
+        <w:tc>
+          <w:tcPr>
+            <w:tcW w:type="dxa" w:w="3120"/>
+            <w:tcW w:w="7200" w:type="dxa"/>
+            <w:shd w:val="clear" w:color="auto" w:fill="F0F4FF"/>
             <w:tcBorders>
               <w:top w:val="single" w:sz="4" w:space="0" w:color="CCCCCC"/>
               <w:left w:val="single" w:sz="4" w:space="0" w:color="CCCCCC"/>
@@ -967,7 +5393,7 @@
               <w:rPr>
                 <w:sz w:val="20"/>
               </w:rPr>
-              <w:t>Input post links; review tracking data and recommendations</w:t>
+              <w:t>View counts must match platform figures with 99% accuracy.</w:t>
             </w:r>
           </w:p>
         </w:tc>
@@ -975,8 +5401,9 @@
       <w:tr>
         <w:tc>
           <w:tcPr>
-            <w:tcW w:type="dxa" w:w="3168"/>
-            <w:shd w:val="clear" w:color="auto" w:fill="F0F4FF"/>
+            <w:tcW w:type="dxa" w:w="3120"/>
+            <w:tcW w:w="1296" w:type="dxa"/>
+            <w:shd w:val="clear" w:color="auto" w:fill="FFFFFF"/>
             <w:tcBorders>
               <w:top w:val="single" w:sz="4" w:space="0" w:color="CCCCCC"/>
               <w:left w:val="single" w:sz="4" w:space="0" w:color="CCCCCC"/>
@@ -989,14 +5416,15 @@
               <w:rPr>
                 <w:sz w:val="20"/>
               </w:rPr>
-              <w:t>Content Strategist</w:t>
-            </w:r>
-          </w:p>
-        </w:tc>
-        <w:tc>
-          <w:tcPr>
-            <w:tcW w:type="dxa" w:w="3600"/>
-            <w:shd w:val="clear" w:color="auto" w:fill="F0F4FF"/>
+              <w:t>NFR-03</w:t>
+            </w:r>
+          </w:p>
+        </w:tc>
+        <w:tc>
+          <w:tcPr>
+            <w:tcW w:type="dxa" w:w="3120"/>
+            <w:tcW w:w="2304" w:type="dxa"/>
+            <w:shd w:val="clear" w:color="auto" w:fill="FFFFFF"/>
             <w:tcBorders>
               <w:top w:val="single" w:sz="4" w:space="0" w:color="CCCCCC"/>
               <w:left w:val="single" w:sz="4" w:space="0" w:color="CCCCCC"/>
@@ -1009,14 +5437,15 @@
               <w:rPr>
                 <w:sz w:val="20"/>
               </w:rPr>
-              <w:t>Primary User</w:t>
-            </w:r>
-          </w:p>
-        </w:tc>
-        <w:tc>
-          <w:tcPr>
-            <w:tcW w:type="dxa" w:w="4032"/>
-            <w:shd w:val="clear" w:color="auto" w:fill="F0F4FF"/>
+              <w:t>Data Integrity</w:t>
+            </w:r>
+          </w:p>
+        </w:tc>
+        <w:tc>
+          <w:tcPr>
+            <w:tcW w:type="dxa" w:w="3120"/>
+            <w:tcW w:w="7200" w:type="dxa"/>
+            <w:shd w:val="clear" w:color="auto" w:fill="FFFFFF"/>
             <w:tcBorders>
               <w:top w:val="single" w:sz="4" w:space="0" w:color="CCCCCC"/>
               <w:left w:val="single" w:sz="4" w:space="0" w:color="CCCCCC"/>
@@ -1029,7 +5458,7 @@
               <w:rPr>
                 <w:sz w:val="20"/>
               </w:rPr>
-              <w:t>Consume performance analysis for planning</w:t>
+              <w:t>System must never overwrite or delete data in Columns B, C, or H.</w:t>
             </w:r>
           </w:p>
         </w:tc>
@@ -1037,8 +5466,9 @@
       <w:tr>
         <w:tc>
           <w:tcPr>
-            <w:tcW w:type="dxa" w:w="3168"/>
-            <w:shd w:val="clear" w:color="auto" w:fill="FFFFFF"/>
+            <w:tcW w:type="dxa" w:w="3120"/>
+            <w:tcW w:w="1296" w:type="dxa"/>
+            <w:shd w:val="clear" w:color="auto" w:fill="F0F4FF"/>
             <w:tcBorders>
               <w:top w:val="single" w:sz="4" w:space="0" w:color="CCCCCC"/>
               <w:left w:val="single" w:sz="4" w:space="0" w:color="CCCCCC"/>
@@ -1051,14 +5481,15 @@
               <w:rPr>
                 <w:sz w:val="20"/>
               </w:rPr>
-              <w:t>Marketing Manager</w:t>
-            </w:r>
-          </w:p>
-        </w:tc>
-        <w:tc>
-          <w:tcPr>
-            <w:tcW w:type="dxa" w:w="3600"/>
-            <w:shd w:val="clear" w:color="auto" w:fill="FFFFFF"/>
+              <w:t>NFR-04</w:t>
+            </w:r>
+          </w:p>
+        </w:tc>
+        <w:tc>
+          <w:tcPr>
+            <w:tcW w:type="dxa" w:w="3120"/>
+            <w:tcW w:w="2304" w:type="dxa"/>
+            <w:shd w:val="clear" w:color="auto" w:fill="F0F4FF"/>
             <w:tcBorders>
               <w:top w:val="single" w:sz="4" w:space="0" w:color="CCCCCC"/>
               <w:left w:val="single" w:sz="4" w:space="0" w:color="CCCCCC"/>
@@ -1071,14 +5502,15 @@
               <w:rPr>
                 <w:sz w:val="20"/>
               </w:rPr>
-              <w:t>Approver</w:t>
-            </w:r>
-          </w:p>
-        </w:tc>
-        <w:tc>
-          <w:tcPr>
-            <w:tcW w:type="dxa" w:w="4032"/>
-            <w:shd w:val="clear" w:color="auto" w:fill="FFFFFF"/>
+              <w:t>Usability</w:t>
+            </w:r>
+          </w:p>
+        </w:tc>
+        <w:tc>
+          <w:tcPr>
+            <w:tcW w:type="dxa" w:w="3120"/>
+            <w:tcW w:w="7200" w:type="dxa"/>
+            <w:shd w:val="clear" w:color="auto" w:fill="F0F4FF"/>
             <w:tcBorders>
               <w:top w:val="single" w:sz="4" w:space="0" w:color="CCCCCC"/>
               <w:left w:val="single" w:sz="4" w:space="0" w:color="CCCCCC"/>
@@ -1091,7 +5523,7 @@
               <w:rPr>
                 <w:sz w:val="20"/>
               </w:rPr>
-              <w:t>Approve reporting outputs; strategic oversight</w:t>
+              <w:t>User can complete a full reporting cycle in under 5 minutes with no training.</w:t>
             </w:r>
           </w:p>
         </w:tc>
@@ -1099,8 +5531,9 @@
       <w:tr>
         <w:tc>
           <w:tcPr>
-            <w:tcW w:type="dxa" w:w="3168"/>
-            <w:shd w:val="clear" w:color="auto" w:fill="F0F4FF"/>
+            <w:tcW w:type="dxa" w:w="3120"/>
+            <w:tcW w:w="1296" w:type="dxa"/>
+            <w:shd w:val="clear" w:color="auto" w:fill="FFFFFF"/>
             <w:tcBorders>
               <w:top w:val="single" w:sz="4" w:space="0" w:color="CCCCCC"/>
               <w:left w:val="single" w:sz="4" w:space="0" w:color="CCCCCC"/>
@@ -1113,14 +5546,15 @@
               <w:rPr>
                 <w:sz w:val="20"/>
               </w:rPr>
-              <w:t>IT / Development Team</w:t>
-            </w:r>
-          </w:p>
-        </w:tc>
-        <w:tc>
-          <w:tcPr>
-            <w:tcW w:type="dxa" w:w="3600"/>
-            <w:shd w:val="clear" w:color="auto" w:fill="F0F4FF"/>
+              <w:t>NFR-05</w:t>
+            </w:r>
+          </w:p>
+        </w:tc>
+        <w:tc>
+          <w:tcPr>
+            <w:tcW w:type="dxa" w:w="3120"/>
+            <w:tcW w:w="2304" w:type="dxa"/>
+            <w:shd w:val="clear" w:color="auto" w:fill="FFFFFF"/>
             <w:tcBorders>
               <w:top w:val="single" w:sz="4" w:space="0" w:color="CCCCCC"/>
               <w:left w:val="single" w:sz="4" w:space="0" w:color="CCCCCC"/>
@@ -1133,14 +5567,15 @@
               <w:rPr>
                 <w:sz w:val="20"/>
               </w:rPr>
-              <w:t>Implementer</w:t>
-            </w:r>
-          </w:p>
-        </w:tc>
-        <w:tc>
-          <w:tcPr>
-            <w:tcW w:type="dxa" w:w="4032"/>
-            <w:shd w:val="clear" w:color="auto" w:fill="F0F4FF"/>
+              <w:t>Reliability</w:t>
+            </w:r>
+          </w:p>
+        </w:tc>
+        <w:tc>
+          <w:tcPr>
+            <w:tcW w:type="dxa" w:w="3120"/>
+            <w:tcW w:w="7200" w:type="dxa"/>
+            <w:shd w:val="clear" w:color="auto" w:fill="FFFFFF"/>
             <w:tcBorders>
               <w:top w:val="single" w:sz="4" w:space="0" w:color="CCCCCC"/>
               <w:left w:val="single" w:sz="4" w:space="0" w:color="CCCCCC"/>
@@ -1153,7 +5588,7 @@
               <w:rPr>
                 <w:sz w:val="20"/>
               </w:rPr>
-              <w:t>Build, deploy, and maintain the system</w:t>
+              <w:t>If one link fails, system continues processing all remaining links.</w:t>
             </w:r>
           </w:p>
         </w:tc>
@@ -1161,8 +5596,9 @@
       <w:tr>
         <w:tc>
           <w:tcPr>
-            <w:tcW w:type="dxa" w:w="3168"/>
-            <w:shd w:val="clear" w:color="auto" w:fill="FFFFFF"/>
+            <w:tcW w:type="dxa" w:w="3120"/>
+            <w:tcW w:w="1296" w:type="dxa"/>
+            <w:shd w:val="clear" w:color="auto" w:fill="F0F4FF"/>
             <w:tcBorders>
               <w:top w:val="single" w:sz="4" w:space="0" w:color="CCCCCC"/>
               <w:left w:val="single" w:sz="4" w:space="0" w:color="CCCCCC"/>
@@ -1175,14 +5611,15 @@
               <w:rPr>
                 <w:sz w:val="20"/>
               </w:rPr>
-              <w:t>Senior Leadership</w:t>
-            </w:r>
-          </w:p>
-        </w:tc>
-        <w:tc>
-          <w:tcPr>
-            <w:tcW w:type="dxa" w:w="3600"/>
-            <w:shd w:val="clear" w:color="auto" w:fill="FFFFFF"/>
+              <w:t>NFR-06</w:t>
+            </w:r>
+          </w:p>
+        </w:tc>
+        <w:tc>
+          <w:tcPr>
+            <w:tcW w:type="dxa" w:w="3120"/>
+            <w:tcW w:w="2304" w:type="dxa"/>
+            <w:shd w:val="clear" w:color="auto" w:fill="F0F4FF"/>
             <w:tcBorders>
               <w:top w:val="single" w:sz="4" w:space="0" w:color="CCCCCC"/>
               <w:left w:val="single" w:sz="4" w:space="0" w:color="CCCCCC"/>
@@ -1195,14 +5632,15 @@
               <w:rPr>
                 <w:sz w:val="20"/>
               </w:rPr>
-              <w:t>Sponsor</w:t>
-            </w:r>
-          </w:p>
-        </w:tc>
-        <w:tc>
-          <w:tcPr>
-            <w:tcW w:type="dxa" w:w="4032"/>
-            <w:shd w:val="clear" w:color="auto" w:fill="FFFFFF"/>
+              <w:t>Security</w:t>
+            </w:r>
+          </w:p>
+        </w:tc>
+        <w:tc>
+          <w:tcPr>
+            <w:tcW w:type="dxa" w:w="3120"/>
+            <w:tcW w:w="7200" w:type="dxa"/>
+            <w:shd w:val="clear" w:color="auto" w:fill="F0F4FF"/>
             <w:tcBorders>
               <w:top w:val="single" w:sz="4" w:space="0" w:color="CCCCCC"/>
               <w:left w:val="single" w:sz="4" w:space="0" w:color="CCCCCC"/>
@@ -1215,7 +5653,72 @@
               <w:rPr>
                 <w:sz w:val="20"/>
               </w:rPr>
-              <w:t>Budget approval; review high-level performance dashboards</w:t>
+              <w:t>Lark API credentials must be stored securely and encrypted.</w:t>
+            </w:r>
+          </w:p>
+        </w:tc>
+      </w:tr>
+      <w:tr>
+        <w:tc>
+          <w:tcPr>
+            <w:tcW w:type="dxa" w:w="3120"/>
+            <w:tcW w:w="1296" w:type="dxa"/>
+            <w:shd w:val="clear" w:color="auto" w:fill="FFFFFF"/>
+            <w:tcBorders>
+              <w:top w:val="single" w:sz="4" w:space="0" w:color="CCCCCC"/>
+              <w:left w:val="single" w:sz="4" w:space="0" w:color="CCCCCC"/>
+              <w:bottom w:val="single" w:sz="4" w:space="0" w:color="CCCCCC"/>
+              <w:right w:val="single" w:sz="4" w:space="0" w:color="CCCCCC"/>
+            </w:tcBorders>
+          </w:tcPr>
+          <w:p>
+            <w:r>
+              <w:rPr>
+                <w:sz w:val="20"/>
+              </w:rPr>
+              <w:t>NFR-07</w:t>
+            </w:r>
+          </w:p>
+        </w:tc>
+        <w:tc>
+          <w:tcPr>
+            <w:tcW w:type="dxa" w:w="3120"/>
+            <w:tcW w:w="2304" w:type="dxa"/>
+            <w:shd w:val="clear" w:color="auto" w:fill="FFFFFF"/>
+            <w:tcBorders>
+              <w:top w:val="single" w:sz="4" w:space="0" w:color="CCCCCC"/>
+              <w:left w:val="single" w:sz="4" w:space="0" w:color="CCCCCC"/>
+              <w:bottom w:val="single" w:sz="4" w:space="0" w:color="CCCCCC"/>
+              <w:right w:val="single" w:sz="4" w:space="0" w:color="CCCCCC"/>
+            </w:tcBorders>
+          </w:tcPr>
+          <w:p>
+            <w:r>
+              <w:rPr>
+                <w:sz w:val="20"/>
+              </w:rPr>
+              <w:t>Compatibility</w:t>
+            </w:r>
+          </w:p>
+        </w:tc>
+        <w:tc>
+          <w:tcPr>
+            <w:tcW w:type="dxa" w:w="3120"/>
+            <w:tcW w:w="7200" w:type="dxa"/>
+            <w:shd w:val="clear" w:color="auto" w:fill="FFFFFF"/>
+            <w:tcBorders>
+              <w:top w:val="single" w:sz="4" w:space="0" w:color="CCCCCC"/>
+              <w:left w:val="single" w:sz="4" w:space="0" w:color="CCCCCC"/>
+              <w:bottom w:val="single" w:sz="4" w:space="0" w:color="CCCCCC"/>
+              <w:right w:val="single" w:sz="4" w:space="0" w:color="CCCCCC"/>
+            </w:tcBorders>
+          </w:tcPr>
+          <w:p>
+            <w:r>
+              <w:rPr>
+                <w:sz w:val="20"/>
+              </w:rPr>
+              <w:t>Must integrate with Lark Sheet API without breaking existing sheet structure or formatting.</w:t>
             </w:r>
           </w:p>
         </w:tc>
@@ -1227,7 +5730,702 @@
         <w:pStyle w:val="Heading1"/>
       </w:pPr>
       <w:r>
-        <w:t>6. Functional Requirements</w:t>
+        <w:t>9. Risk Register</w:t>
+      </w:r>
+    </w:p>
+    <w:tbl>
+      <w:tblPr>
+        <w:tblW w:type="auto" w:w="0"/>
+        <w:jc w:val="left"/>
+        <w:tblLook w:firstColumn="1" w:firstRow="1" w:lastColumn="0" w:lastRow="0" w:noHBand="0" w:noVBand="1" w:val="04A0"/>
+      </w:tblPr>
+      <w:tblGrid>
+        <w:gridCol w:w="1872"/>
+        <w:gridCol w:w="1872"/>
+        <w:gridCol w:w="1872"/>
+        <w:gridCol w:w="1872"/>
+        <w:gridCol w:w="1872"/>
+      </w:tblGrid>
+      <w:tr>
+        <w:tc>
+          <w:tcPr>
+            <w:tcW w:type="dxa" w:w="1872"/>
+            <w:tcW w:w="864" w:type="dxa"/>
+            <w:shd w:val="clear" w:color="auto" w:fill="1F497D"/>
+            <w:tcBorders>
+              <w:top w:val="single" w:sz="4" w:space="0" w:color="1F497D"/>
+              <w:left w:val="single" w:sz="4" w:space="0" w:color="1F497D"/>
+              <w:bottom w:val="single" w:sz="4" w:space="0" w:color="1F497D"/>
+              <w:right w:val="single" w:sz="4" w:space="0" w:color="1F497D"/>
+            </w:tcBorders>
+          </w:tcPr>
+          <w:p>
+            <w:r>
+              <w:rPr>
+                <w:b/>
+                <w:color w:val="FFFFFF"/>
+                <w:sz w:val="20"/>
+              </w:rPr>
+              <w:t>ID</w:t>
+            </w:r>
+          </w:p>
+        </w:tc>
+        <w:tc>
+          <w:tcPr>
+            <w:tcW w:type="dxa" w:w="1872"/>
+            <w:tcW w:w="3311" w:type="dxa"/>
+            <w:shd w:val="clear" w:color="auto" w:fill="1F497D"/>
+            <w:tcBorders>
+              <w:top w:val="single" w:sz="4" w:space="0" w:color="1F497D"/>
+              <w:left w:val="single" w:sz="4" w:space="0" w:color="1F497D"/>
+              <w:bottom w:val="single" w:sz="4" w:space="0" w:color="1F497D"/>
+              <w:right w:val="single" w:sz="4" w:space="0" w:color="1F497D"/>
+            </w:tcBorders>
+          </w:tcPr>
+          <w:p>
+            <w:r>
+              <w:rPr>
+                <w:b/>
+                <w:color w:val="FFFFFF"/>
+                <w:sz w:val="20"/>
+              </w:rPr>
+              <w:t>Risk</w:t>
+            </w:r>
+          </w:p>
+        </w:tc>
+        <w:tc>
+          <w:tcPr>
+            <w:tcW w:type="dxa" w:w="1872"/>
+            <w:tcW w:w="1440" w:type="dxa"/>
+            <w:shd w:val="clear" w:color="auto" w:fill="1F497D"/>
+            <w:tcBorders>
+              <w:top w:val="single" w:sz="4" w:space="0" w:color="1F497D"/>
+              <w:left w:val="single" w:sz="4" w:space="0" w:color="1F497D"/>
+              <w:bottom w:val="single" w:sz="4" w:space="0" w:color="1F497D"/>
+              <w:right w:val="single" w:sz="4" w:space="0" w:color="1F497D"/>
+            </w:tcBorders>
+          </w:tcPr>
+          <w:p>
+            <w:r>
+              <w:rPr>
+                <w:b/>
+                <w:color w:val="FFFFFF"/>
+                <w:sz w:val="20"/>
+              </w:rPr>
+              <w:t>Likelihood</w:t>
+            </w:r>
+          </w:p>
+        </w:tc>
+        <w:tc>
+          <w:tcPr>
+            <w:tcW w:type="dxa" w:w="1872"/>
+            <w:tcW w:w="1152" w:type="dxa"/>
+            <w:shd w:val="clear" w:color="auto" w:fill="1F497D"/>
+            <w:tcBorders>
+              <w:top w:val="single" w:sz="4" w:space="0" w:color="1F497D"/>
+              <w:left w:val="single" w:sz="4" w:space="0" w:color="1F497D"/>
+              <w:bottom w:val="single" w:sz="4" w:space="0" w:color="1F497D"/>
+              <w:right w:val="single" w:sz="4" w:space="0" w:color="1F497D"/>
+            </w:tcBorders>
+          </w:tcPr>
+          <w:p>
+            <w:r>
+              <w:rPr>
+                <w:b/>
+                <w:color w:val="FFFFFF"/>
+                <w:sz w:val="20"/>
+              </w:rPr>
+              <w:t>Impact</w:t>
+            </w:r>
+          </w:p>
+        </w:tc>
+        <w:tc>
+          <w:tcPr>
+            <w:tcW w:type="dxa" w:w="1872"/>
+            <w:tcW w:w="4031" w:type="dxa"/>
+            <w:shd w:val="clear" w:color="auto" w:fill="1F497D"/>
+            <w:tcBorders>
+              <w:top w:val="single" w:sz="4" w:space="0" w:color="1F497D"/>
+              <w:left w:val="single" w:sz="4" w:space="0" w:color="1F497D"/>
+              <w:bottom w:val="single" w:sz="4" w:space="0" w:color="1F497D"/>
+              <w:right w:val="single" w:sz="4" w:space="0" w:color="1F497D"/>
+            </w:tcBorders>
+          </w:tcPr>
+          <w:p>
+            <w:r>
+              <w:rPr>
+                <w:b/>
+                <w:color w:val="FFFFFF"/>
+                <w:sz w:val="20"/>
+              </w:rPr>
+              <w:t>Mitigation</w:t>
+            </w:r>
+          </w:p>
+        </w:tc>
+      </w:tr>
+      <w:tr>
+        <w:tc>
+          <w:tcPr>
+            <w:tcW w:type="dxa" w:w="1872"/>
+            <w:tcW w:w="864" w:type="dxa"/>
+            <w:shd w:val="clear" w:color="auto" w:fill="FFFFFF"/>
+            <w:tcBorders>
+              <w:top w:val="single" w:sz="4" w:space="0" w:color="CCCCCC"/>
+              <w:left w:val="single" w:sz="4" w:space="0" w:color="CCCCCC"/>
+              <w:bottom w:val="single" w:sz="4" w:space="0" w:color="CCCCCC"/>
+              <w:right w:val="single" w:sz="4" w:space="0" w:color="CCCCCC"/>
+            </w:tcBorders>
+          </w:tcPr>
+          <w:p>
+            <w:r>
+              <w:rPr>
+                <w:sz w:val="20"/>
+              </w:rPr>
+              <w:t>R-01</w:t>
+            </w:r>
+          </w:p>
+        </w:tc>
+        <w:tc>
+          <w:tcPr>
+            <w:tcW w:type="dxa" w:w="1872"/>
+            <w:tcW w:w="3311" w:type="dxa"/>
+            <w:shd w:val="clear" w:color="auto" w:fill="FFFFFF"/>
+            <w:tcBorders>
+              <w:top w:val="single" w:sz="4" w:space="0" w:color="CCCCCC"/>
+              <w:left w:val="single" w:sz="4" w:space="0" w:color="CCCCCC"/>
+              <w:bottom w:val="single" w:sz="4" w:space="0" w:color="CCCCCC"/>
+              <w:right w:val="single" w:sz="4" w:space="0" w:color="CCCCCC"/>
+            </w:tcBorders>
+          </w:tcPr>
+          <w:p>
+            <w:r>
+              <w:rPr>
+                <w:sz w:val="20"/>
+              </w:rPr>
+              <w:t>Platform blocks automated data access</w:t>
+            </w:r>
+          </w:p>
+        </w:tc>
+        <w:tc>
+          <w:tcPr>
+            <w:tcW w:type="dxa" w:w="1872"/>
+            <w:tcW w:w="1440" w:type="dxa"/>
+            <w:shd w:val="clear" w:color="auto" w:fill="FFFFFF"/>
+            <w:tcBorders>
+              <w:top w:val="single" w:sz="4" w:space="0" w:color="CCCCCC"/>
+              <w:left w:val="single" w:sz="4" w:space="0" w:color="CCCCCC"/>
+              <w:bottom w:val="single" w:sz="4" w:space="0" w:color="CCCCCC"/>
+              <w:right w:val="single" w:sz="4" w:space="0" w:color="CCCCCC"/>
+            </w:tcBorders>
+          </w:tcPr>
+          <w:p>
+            <w:r>
+              <w:rPr>
+                <w:b w:val="0"/>
+                <w:color w:val="C55A11"/>
+                <w:sz w:val="20"/>
+              </w:rPr>
+              <w:t>Medium</w:t>
+            </w:r>
+          </w:p>
+        </w:tc>
+        <w:tc>
+          <w:tcPr>
+            <w:tcW w:type="dxa" w:w="1872"/>
+            <w:tcW w:w="1152" w:type="dxa"/>
+            <w:shd w:val="clear" w:color="auto" w:fill="FFFFFF"/>
+            <w:tcBorders>
+              <w:top w:val="single" w:sz="4" w:space="0" w:color="CCCCCC"/>
+              <w:left w:val="single" w:sz="4" w:space="0" w:color="CCCCCC"/>
+              <w:bottom w:val="single" w:sz="4" w:space="0" w:color="CCCCCC"/>
+              <w:right w:val="single" w:sz="4" w:space="0" w:color="CCCCCC"/>
+            </w:tcBorders>
+          </w:tcPr>
+          <w:p>
+            <w:r>
+              <w:rPr>
+                <w:b w:val="0"/>
+                <w:color w:val="C00000"/>
+                <w:sz w:val="20"/>
+              </w:rPr>
+              <w:t>High</w:t>
+            </w:r>
+          </w:p>
+        </w:tc>
+        <w:tc>
+          <w:tcPr>
+            <w:tcW w:type="dxa" w:w="1872"/>
+            <w:tcW w:w="4031" w:type="dxa"/>
+            <w:shd w:val="clear" w:color="auto" w:fill="FFFFFF"/>
+            <w:tcBorders>
+              <w:top w:val="single" w:sz="4" w:space="0" w:color="CCCCCC"/>
+              <w:left w:val="single" w:sz="4" w:space="0" w:color="CCCCCC"/>
+              <w:bottom w:val="single" w:sz="4" w:space="0" w:color="CCCCCC"/>
+              <w:right w:val="single" w:sz="4" w:space="0" w:color="CCCCCC"/>
+            </w:tcBorders>
+          </w:tcPr>
+          <w:p>
+            <w:r>
+              <w:rPr>
+                <w:sz w:val="20"/>
+              </w:rPr>
+              <w:t>Use official APIs; have fallback scraping where permitted by ToS</w:t>
+            </w:r>
+          </w:p>
+        </w:tc>
+      </w:tr>
+      <w:tr>
+        <w:tc>
+          <w:tcPr>
+            <w:tcW w:type="dxa" w:w="1872"/>
+            <w:tcW w:w="864" w:type="dxa"/>
+            <w:shd w:val="clear" w:color="auto" w:fill="F0F4FF"/>
+            <w:tcBorders>
+              <w:top w:val="single" w:sz="4" w:space="0" w:color="CCCCCC"/>
+              <w:left w:val="single" w:sz="4" w:space="0" w:color="CCCCCC"/>
+              <w:bottom w:val="single" w:sz="4" w:space="0" w:color="CCCCCC"/>
+              <w:right w:val="single" w:sz="4" w:space="0" w:color="CCCCCC"/>
+            </w:tcBorders>
+          </w:tcPr>
+          <w:p>
+            <w:r>
+              <w:rPr>
+                <w:sz w:val="20"/>
+              </w:rPr>
+              <w:t>R-02</w:t>
+            </w:r>
+          </w:p>
+        </w:tc>
+        <w:tc>
+          <w:tcPr>
+            <w:tcW w:type="dxa" w:w="1872"/>
+            <w:tcW w:w="3311" w:type="dxa"/>
+            <w:shd w:val="clear" w:color="auto" w:fill="F0F4FF"/>
+            <w:tcBorders>
+              <w:top w:val="single" w:sz="4" w:space="0" w:color="CCCCCC"/>
+              <w:left w:val="single" w:sz="4" w:space="0" w:color="CCCCCC"/>
+              <w:bottom w:val="single" w:sz="4" w:space="0" w:color="CCCCCC"/>
+              <w:right w:val="single" w:sz="4" w:space="0" w:color="CCCCCC"/>
+            </w:tcBorders>
+          </w:tcPr>
+          <w:p>
+            <w:r>
+              <w:rPr>
+                <w:sz w:val="20"/>
+              </w:rPr>
+              <w:t>Platform layout or API changes break extraction</w:t>
+            </w:r>
+          </w:p>
+        </w:tc>
+        <w:tc>
+          <w:tcPr>
+            <w:tcW w:type="dxa" w:w="1872"/>
+            <w:tcW w:w="1440" w:type="dxa"/>
+            <w:shd w:val="clear" w:color="auto" w:fill="F0F4FF"/>
+            <w:tcBorders>
+              <w:top w:val="single" w:sz="4" w:space="0" w:color="CCCCCC"/>
+              <w:left w:val="single" w:sz="4" w:space="0" w:color="CCCCCC"/>
+              <w:bottom w:val="single" w:sz="4" w:space="0" w:color="CCCCCC"/>
+              <w:right w:val="single" w:sz="4" w:space="0" w:color="CCCCCC"/>
+            </w:tcBorders>
+          </w:tcPr>
+          <w:p>
+            <w:r>
+              <w:rPr>
+                <w:b w:val="0"/>
+                <w:color w:val="C55A11"/>
+                <w:sz w:val="20"/>
+              </w:rPr>
+              <w:t>Medium</w:t>
+            </w:r>
+          </w:p>
+        </w:tc>
+        <w:tc>
+          <w:tcPr>
+            <w:tcW w:type="dxa" w:w="1872"/>
+            <w:tcW w:w="1152" w:type="dxa"/>
+            <w:shd w:val="clear" w:color="auto" w:fill="F0F4FF"/>
+            <w:tcBorders>
+              <w:top w:val="single" w:sz="4" w:space="0" w:color="CCCCCC"/>
+              <w:left w:val="single" w:sz="4" w:space="0" w:color="CCCCCC"/>
+              <w:bottom w:val="single" w:sz="4" w:space="0" w:color="CCCCCC"/>
+              <w:right w:val="single" w:sz="4" w:space="0" w:color="CCCCCC"/>
+            </w:tcBorders>
+          </w:tcPr>
+          <w:p>
+            <w:r>
+              <w:rPr>
+                <w:b w:val="0"/>
+                <w:color w:val="C00000"/>
+                <w:sz w:val="20"/>
+              </w:rPr>
+              <w:t>High</w:t>
+            </w:r>
+          </w:p>
+        </w:tc>
+        <w:tc>
+          <w:tcPr>
+            <w:tcW w:type="dxa" w:w="1872"/>
+            <w:tcW w:w="4031" w:type="dxa"/>
+            <w:shd w:val="clear" w:color="auto" w:fill="F0F4FF"/>
+            <w:tcBorders>
+              <w:top w:val="single" w:sz="4" w:space="0" w:color="CCCCCC"/>
+              <w:left w:val="single" w:sz="4" w:space="0" w:color="CCCCCC"/>
+              <w:bottom w:val="single" w:sz="4" w:space="0" w:color="CCCCCC"/>
+              <w:right w:val="single" w:sz="4" w:space="0" w:color="CCCCCC"/>
+            </w:tcBorders>
+          </w:tcPr>
+          <w:p>
+            <w:r>
+              <w:rPr>
+                <w:sz w:val="20"/>
+              </w:rPr>
+              <w:t>Modular connectors — fix one platform without affecting others</w:t>
+            </w:r>
+          </w:p>
+        </w:tc>
+      </w:tr>
+      <w:tr>
+        <w:tc>
+          <w:tcPr>
+            <w:tcW w:type="dxa" w:w="1872"/>
+            <w:tcW w:w="864" w:type="dxa"/>
+            <w:shd w:val="clear" w:color="auto" w:fill="FFFFFF"/>
+            <w:tcBorders>
+              <w:top w:val="single" w:sz="4" w:space="0" w:color="CCCCCC"/>
+              <w:left w:val="single" w:sz="4" w:space="0" w:color="CCCCCC"/>
+              <w:bottom w:val="single" w:sz="4" w:space="0" w:color="CCCCCC"/>
+              <w:right w:val="single" w:sz="4" w:space="0" w:color="CCCCCC"/>
+            </w:tcBorders>
+          </w:tcPr>
+          <w:p>
+            <w:r>
+              <w:rPr>
+                <w:sz w:val="20"/>
+              </w:rPr>
+              <w:t>R-03</w:t>
+            </w:r>
+          </w:p>
+        </w:tc>
+        <w:tc>
+          <w:tcPr>
+            <w:tcW w:type="dxa" w:w="1872"/>
+            <w:tcW w:w="3311" w:type="dxa"/>
+            <w:shd w:val="clear" w:color="auto" w:fill="FFFFFF"/>
+            <w:tcBorders>
+              <w:top w:val="single" w:sz="4" w:space="0" w:color="CCCCCC"/>
+              <w:left w:val="single" w:sz="4" w:space="0" w:color="CCCCCC"/>
+              <w:bottom w:val="single" w:sz="4" w:space="0" w:color="CCCCCC"/>
+              <w:right w:val="single" w:sz="4" w:space="0" w:color="CCCCCC"/>
+            </w:tcBorders>
+          </w:tcPr>
+          <w:p>
+            <w:r>
+              <w:rPr>
+                <w:sz w:val="20"/>
+              </w:rPr>
+              <w:t>System writes to wrong Lark column</w:t>
+            </w:r>
+          </w:p>
+        </w:tc>
+        <w:tc>
+          <w:tcPr>
+            <w:tcW w:type="dxa" w:w="1872"/>
+            <w:tcW w:w="1440" w:type="dxa"/>
+            <w:shd w:val="clear" w:color="auto" w:fill="FFFFFF"/>
+            <w:tcBorders>
+              <w:top w:val="single" w:sz="4" w:space="0" w:color="CCCCCC"/>
+              <w:left w:val="single" w:sz="4" w:space="0" w:color="CCCCCC"/>
+              <w:bottom w:val="single" w:sz="4" w:space="0" w:color="CCCCCC"/>
+              <w:right w:val="single" w:sz="4" w:space="0" w:color="CCCCCC"/>
+            </w:tcBorders>
+          </w:tcPr>
+          <w:p>
+            <w:r>
+              <w:rPr>
+                <w:b w:val="0"/>
+                <w:color w:val="007000"/>
+                <w:sz w:val="20"/>
+              </w:rPr>
+              <w:t>Low</w:t>
+            </w:r>
+          </w:p>
+        </w:tc>
+        <w:tc>
+          <w:tcPr>
+            <w:tcW w:type="dxa" w:w="1872"/>
+            <w:tcW w:w="1152" w:type="dxa"/>
+            <w:shd w:val="clear" w:color="auto" w:fill="FFFFFF"/>
+            <w:tcBorders>
+              <w:top w:val="single" w:sz="4" w:space="0" w:color="CCCCCC"/>
+              <w:left w:val="single" w:sz="4" w:space="0" w:color="CCCCCC"/>
+              <w:bottom w:val="single" w:sz="4" w:space="0" w:color="CCCCCC"/>
+              <w:right w:val="single" w:sz="4" w:space="0" w:color="CCCCCC"/>
+            </w:tcBorders>
+          </w:tcPr>
+          <w:p>
+            <w:r>
+              <w:rPr>
+                <w:b w:val="0"/>
+                <w:color w:val="C00000"/>
+                <w:sz w:val="20"/>
+              </w:rPr>
+              <w:t>High</w:t>
+            </w:r>
+          </w:p>
+        </w:tc>
+        <w:tc>
+          <w:tcPr>
+            <w:tcW w:type="dxa" w:w="1872"/>
+            <w:tcW w:w="4031" w:type="dxa"/>
+            <w:shd w:val="clear" w:color="auto" w:fill="FFFFFF"/>
+            <w:tcBorders>
+              <w:top w:val="single" w:sz="4" w:space="0" w:color="CCCCCC"/>
+              <w:left w:val="single" w:sz="4" w:space="0" w:color="CCCCCC"/>
+              <w:bottom w:val="single" w:sz="4" w:space="0" w:color="CCCCCC"/>
+              <w:right w:val="single" w:sz="4" w:space="0" w:color="CCCCCC"/>
+            </w:tcBorders>
+          </w:tcPr>
+          <w:p>
+            <w:r>
+              <w:rPr>
+                <w:sz w:val="20"/>
+              </w:rPr>
+              <w:t>Strict column mapping with automated validation tests before release</w:t>
+            </w:r>
+          </w:p>
+        </w:tc>
+      </w:tr>
+      <w:tr>
+        <w:tc>
+          <w:tcPr>
+            <w:tcW w:type="dxa" w:w="1872"/>
+            <w:tcW w:w="864" w:type="dxa"/>
+            <w:shd w:val="clear" w:color="auto" w:fill="F0F4FF"/>
+            <w:tcBorders>
+              <w:top w:val="single" w:sz="4" w:space="0" w:color="CCCCCC"/>
+              <w:left w:val="single" w:sz="4" w:space="0" w:color="CCCCCC"/>
+              <w:bottom w:val="single" w:sz="4" w:space="0" w:color="CCCCCC"/>
+              <w:right w:val="single" w:sz="4" w:space="0" w:color="CCCCCC"/>
+            </w:tcBorders>
+          </w:tcPr>
+          <w:p>
+            <w:r>
+              <w:rPr>
+                <w:sz w:val="20"/>
+              </w:rPr>
+              <w:t>R-04</w:t>
+            </w:r>
+          </w:p>
+        </w:tc>
+        <w:tc>
+          <w:tcPr>
+            <w:tcW w:type="dxa" w:w="1872"/>
+            <w:tcW w:w="3311" w:type="dxa"/>
+            <w:shd w:val="clear" w:color="auto" w:fill="F0F4FF"/>
+            <w:tcBorders>
+              <w:top w:val="single" w:sz="4" w:space="0" w:color="CCCCCC"/>
+              <w:left w:val="single" w:sz="4" w:space="0" w:color="CCCCCC"/>
+              <w:bottom w:val="single" w:sz="4" w:space="0" w:color="CCCCCC"/>
+              <w:right w:val="single" w:sz="4" w:space="0" w:color="CCCCCC"/>
+            </w:tcBorders>
+          </w:tcPr>
+          <w:p>
+            <w:r>
+              <w:rPr>
+                <w:sz w:val="20"/>
+              </w:rPr>
+              <w:t>Caption extraction leaves some hashtags behind</w:t>
+            </w:r>
+          </w:p>
+        </w:tc>
+        <w:tc>
+          <w:tcPr>
+            <w:tcW w:type="dxa" w:w="1872"/>
+            <w:tcW w:w="1440" w:type="dxa"/>
+            <w:shd w:val="clear" w:color="auto" w:fill="F0F4FF"/>
+            <w:tcBorders>
+              <w:top w:val="single" w:sz="4" w:space="0" w:color="CCCCCC"/>
+              <w:left w:val="single" w:sz="4" w:space="0" w:color="CCCCCC"/>
+              <w:bottom w:val="single" w:sz="4" w:space="0" w:color="CCCCCC"/>
+              <w:right w:val="single" w:sz="4" w:space="0" w:color="CCCCCC"/>
+            </w:tcBorders>
+          </w:tcPr>
+          <w:p>
+            <w:r>
+              <w:rPr>
+                <w:b w:val="0"/>
+                <w:color w:val="007000"/>
+                <w:sz w:val="20"/>
+              </w:rPr>
+              <w:t>Low</w:t>
+            </w:r>
+          </w:p>
+        </w:tc>
+        <w:tc>
+          <w:tcPr>
+            <w:tcW w:type="dxa" w:w="1872"/>
+            <w:tcW w:w="1152" w:type="dxa"/>
+            <w:shd w:val="clear" w:color="auto" w:fill="F0F4FF"/>
+            <w:tcBorders>
+              <w:top w:val="single" w:sz="4" w:space="0" w:color="CCCCCC"/>
+              <w:left w:val="single" w:sz="4" w:space="0" w:color="CCCCCC"/>
+              <w:bottom w:val="single" w:sz="4" w:space="0" w:color="CCCCCC"/>
+              <w:right w:val="single" w:sz="4" w:space="0" w:color="CCCCCC"/>
+            </w:tcBorders>
+          </w:tcPr>
+          <w:p>
+            <w:r>
+              <w:rPr>
+                <w:b w:val="0"/>
+                <w:color w:val="C55A11"/>
+                <w:sz w:val="20"/>
+              </w:rPr>
+              <w:t>Medium</w:t>
+            </w:r>
+          </w:p>
+        </w:tc>
+        <w:tc>
+          <w:tcPr>
+            <w:tcW w:type="dxa" w:w="1872"/>
+            <w:tcW w:w="4031" w:type="dxa"/>
+            <w:shd w:val="clear" w:color="auto" w:fill="F0F4FF"/>
+            <w:tcBorders>
+              <w:top w:val="single" w:sz="4" w:space="0" w:color="CCCCCC"/>
+              <w:left w:val="single" w:sz="4" w:space="0" w:color="CCCCCC"/>
+              <w:bottom w:val="single" w:sz="4" w:space="0" w:color="CCCCCC"/>
+              <w:right w:val="single" w:sz="4" w:space="0" w:color="CCCCCC"/>
+            </w:tcBorders>
+          </w:tcPr>
+          <w:p>
+            <w:r>
+              <w:rPr>
+                <w:sz w:val="20"/>
+              </w:rPr>
+              <w:t>Use robust regex pattern to strip all hashtags; tested across all platforms</w:t>
+            </w:r>
+          </w:p>
+        </w:tc>
+      </w:tr>
+      <w:tr>
+        <w:tc>
+          <w:tcPr>
+            <w:tcW w:type="dxa" w:w="1872"/>
+            <w:tcW w:w="864" w:type="dxa"/>
+            <w:shd w:val="clear" w:color="auto" w:fill="FFFFFF"/>
+            <w:tcBorders>
+              <w:top w:val="single" w:sz="4" w:space="0" w:color="CCCCCC"/>
+              <w:left w:val="single" w:sz="4" w:space="0" w:color="CCCCCC"/>
+              <w:bottom w:val="single" w:sz="4" w:space="0" w:color="CCCCCC"/>
+              <w:right w:val="single" w:sz="4" w:space="0" w:color="CCCCCC"/>
+            </w:tcBorders>
+          </w:tcPr>
+          <w:p>
+            <w:r>
+              <w:rPr>
+                <w:sz w:val="20"/>
+              </w:rPr>
+              <w:t>R-05</w:t>
+            </w:r>
+          </w:p>
+        </w:tc>
+        <w:tc>
+          <w:tcPr>
+            <w:tcW w:type="dxa" w:w="1872"/>
+            <w:tcW w:w="3311" w:type="dxa"/>
+            <w:shd w:val="clear" w:color="auto" w:fill="FFFFFF"/>
+            <w:tcBorders>
+              <w:top w:val="single" w:sz="4" w:space="0" w:color="CCCCCC"/>
+              <w:left w:val="single" w:sz="4" w:space="0" w:color="CCCCCC"/>
+              <w:bottom w:val="single" w:sz="4" w:space="0" w:color="CCCCCC"/>
+              <w:right w:val="single" w:sz="4" w:space="0" w:color="CCCCCC"/>
+            </w:tcBorders>
+          </w:tcPr>
+          <w:p>
+            <w:r>
+              <w:rPr>
+                <w:sz w:val="20"/>
+              </w:rPr>
+              <w:t>RedNote has very limited API access</w:t>
+            </w:r>
+          </w:p>
+        </w:tc>
+        <w:tc>
+          <w:tcPr>
+            <w:tcW w:type="dxa" w:w="1872"/>
+            <w:tcW w:w="1440" w:type="dxa"/>
+            <w:shd w:val="clear" w:color="auto" w:fill="FFFFFF"/>
+            <w:tcBorders>
+              <w:top w:val="single" w:sz="4" w:space="0" w:color="CCCCCC"/>
+              <w:left w:val="single" w:sz="4" w:space="0" w:color="CCCCCC"/>
+              <w:bottom w:val="single" w:sz="4" w:space="0" w:color="CCCCCC"/>
+              <w:right w:val="single" w:sz="4" w:space="0" w:color="CCCCCC"/>
+            </w:tcBorders>
+          </w:tcPr>
+          <w:p>
+            <w:r>
+              <w:rPr>
+                <w:b w:val="0"/>
+                <w:color w:val="C00000"/>
+                <w:sz w:val="20"/>
+              </w:rPr>
+              <w:t>High</w:t>
+            </w:r>
+          </w:p>
+        </w:tc>
+        <w:tc>
+          <w:tcPr>
+            <w:tcW w:type="dxa" w:w="1872"/>
+            <w:tcW w:w="1152" w:type="dxa"/>
+            <w:shd w:val="clear" w:color="auto" w:fill="FFFFFF"/>
+            <w:tcBorders>
+              <w:top w:val="single" w:sz="4" w:space="0" w:color="CCCCCC"/>
+              <w:left w:val="single" w:sz="4" w:space="0" w:color="CCCCCC"/>
+              <w:bottom w:val="single" w:sz="4" w:space="0" w:color="CCCCCC"/>
+              <w:right w:val="single" w:sz="4" w:space="0" w:color="CCCCCC"/>
+            </w:tcBorders>
+          </w:tcPr>
+          <w:p>
+            <w:r>
+              <w:rPr>
+                <w:b w:val="0"/>
+                <w:color w:val="C55A11"/>
+                <w:sz w:val="20"/>
+              </w:rPr>
+              <w:t>Medium</w:t>
+            </w:r>
+          </w:p>
+        </w:tc>
+        <w:tc>
+          <w:tcPr>
+            <w:tcW w:type="dxa" w:w="1872"/>
+            <w:tcW w:w="4031" w:type="dxa"/>
+            <w:shd w:val="clear" w:color="auto" w:fill="FFFFFF"/>
+            <w:tcBorders>
+              <w:top w:val="single" w:sz="4" w:space="0" w:color="CCCCCC"/>
+              <w:left w:val="single" w:sz="4" w:space="0" w:color="CCCCCC"/>
+              <w:bottom w:val="single" w:sz="4" w:space="0" w:color="CCCCCC"/>
+              <w:right w:val="single" w:sz="4" w:space="0" w:color="CCCCCC"/>
+            </w:tcBorders>
+          </w:tcPr>
+          <w:p>
+            <w:r>
+              <w:rPr>
+                <w:sz w:val="20"/>
+              </w:rPr>
+              <w:t>Research alternative access; document limitation and propose workaround</w:t>
+            </w:r>
+          </w:p>
+        </w:tc>
+      </w:tr>
+    </w:tbl>
+    <w:p/>
+    <w:p>
+      <w:pPr>
+        <w:pStyle w:val="Heading1"/>
+      </w:pPr>
+      <w:r>
+        <w:t>10. Assumptions &amp; Constraints</w:t>
       </w:r>
     </w:p>
     <w:p>
@@ -1235,7 +6433,7 @@
         <w:pStyle w:val="Heading2"/>
       </w:pPr>
       <w:r>
-        <w:t>6.1 Post Link Ingestion</w:t>
+        <w:t>10.1 Assumptions</w:t>
       </w:r>
     </w:p>
     <w:p>
@@ -1246,7 +6444,7 @@
         <w:rPr>
           <w:sz w:val="22"/>
         </w:rPr>
-        <w:t>FR-01: The system shall accept one or more social media post URLs via a centralised input interface.</w:t>
+        <w:t>All video links provided belong to the user's own accounts.</w:t>
       </w:r>
     </w:p>
     <w:p>
@@ -1257,7 +6455,7 @@
         <w:rPr>
           <w:sz w:val="22"/>
         </w:rPr>
-        <w:t>FR-02: The system shall validate that submitted URLs point to supported platforms.</w:t>
+        <w:t>The Lark Sheet already exists with exactly the 8 columns (A to H) as defined in Section 5.</w:t>
       </w:r>
     </w:p>
     <w:p>
@@ -1268,7 +6466,7 @@
         <w:rPr>
           <w:sz w:val="22"/>
         </w:rPr>
-        <w:t>FR-03: The system shall support batch input of multiple links in a single session.</w:t>
+        <w:t>The user has a stable internet connection when running the system.</w:t>
       </w:r>
     </w:p>
     <w:p>
@@ -1279,15 +6477,7 @@
         <w:rPr>
           <w:sz w:val="22"/>
         </w:rPr>
-        <w:t>FR-04: The system shall provide confirmation feedback upon successful URL submission.</w:t>
-      </w:r>
-    </w:p>
-    <w:p>
-      <w:pPr>
-        <w:pStyle w:val="Heading2"/>
-      </w:pPr>
-      <w:r>
-        <w:t>6.2 Metric Extraction</w:t>
+        <w:t>Videos will always have a caption — "No caption" fallback is a safety measure only.</w:t>
       </w:r>
     </w:p>
     <w:p>
@@ -1298,7 +6488,15 @@
         <w:rPr>
           <w:sz w:val="22"/>
         </w:rPr>
-        <w:t>FR-05: The system shall automatically extract reach figures for each submitted post.</w:t>
+        <w:t>"Content Casual" is the appropriate default for the majority of the user's videos.</w:t>
+      </w:r>
+    </w:p>
+    <w:p>
+      <w:pPr>
+        <w:pStyle w:val="Heading2"/>
+      </w:pPr>
+      <w:r>
+        <w:t>10.2 Constraints</w:t>
       </w:r>
     </w:p>
     <w:p>
@@ -1309,7 +6507,7 @@
         <w:rPr>
           <w:sz w:val="22"/>
         </w:rPr>
-        <w:t>FR-06: The system shall automatically extract view counts for each submitted post.</w:t>
+        <w:t>System must NEVER write to Columns B (Week), C (PIC), or H (Final Reach).</w:t>
       </w:r>
     </w:p>
     <w:p>
@@ -1320,7 +6518,7 @@
         <w:rPr>
           <w:sz w:val="22"/>
         </w:rPr>
-        <w:t>FR-07: The system shall extract engagement metrics including likes, comments, shares, and saves where available.</w:t>
+        <w:t>Column A must reflect the original video posted date — not the date the system is run.</w:t>
       </w:r>
     </w:p>
     <w:p>
@@ -1331,7 +6529,7 @@
         <w:rPr>
           <w:sz w:val="22"/>
         </w:rPr>
-        <w:t>FR-08: The system shall timestamp the extraction date and time for each record.</w:t>
+        <w:t>Each platform's Terms of Service must be respected for all data access methods.</w:t>
       </w:r>
     </w:p>
     <w:p>
@@ -1342,15 +6540,7 @@
         <w:rPr>
           <w:sz w:val="22"/>
         </w:rPr>
-        <w:t>FR-09: The system shall handle platform-specific metric naming conventions and normalise them into a standard schema.</w:t>
-      </w:r>
-    </w:p>
-    <w:p>
-      <w:pPr>
-        <w:pStyle w:val="Heading2"/>
-      </w:pPr>
-      <w:r>
-        <w:t>6.3 Tracking Sheet Generation</w:t>
+        <w:t>RedNote may require a different technical approach due to limited API availability.</w:t>
       </w:r>
     </w:p>
     <w:p>
@@ -1361,144 +6551,7 @@
         <w:rPr>
           <w:sz w:val="22"/>
         </w:rPr>
-        <w:t>FR-10: The system shall consolidate extracted metrics into a structured tracking sheet.</w:t>
-      </w:r>
-    </w:p>
-    <w:p>
-      <w:pPr>
-        <w:pStyle w:val="ListBullet"/>
-      </w:pPr>
-      <w:r>
-        <w:rPr>
-          <w:sz w:val="22"/>
-        </w:rPr>
-        <w:t>FR-11: The tracking sheet shall include: Post URL, Platform, Post Date, Reach, Views, Likes, Comments, Shares, Engagement Rate, and Extraction Date.</w:t>
-      </w:r>
-    </w:p>
-    <w:p>
-      <w:pPr>
-        <w:pStyle w:val="ListBullet"/>
-      </w:pPr>
-      <w:r>
-        <w:rPr>
-          <w:sz w:val="22"/>
-        </w:rPr>
-        <w:t>FR-12: The system shall support export of the tracking sheet in XLSX and CSV formats.</w:t>
-      </w:r>
-    </w:p>
-    <w:p>
-      <w:pPr>
-        <w:pStyle w:val="ListBullet"/>
-      </w:pPr>
-      <w:r>
-        <w:rPr>
-          <w:sz w:val="22"/>
-        </w:rPr>
-        <w:t>FR-13: The system shall append new data to an existing tracking sheet without overwriting historical records.</w:t>
-      </w:r>
-    </w:p>
-    <w:p>
-      <w:pPr>
-        <w:pStyle w:val="Heading2"/>
-      </w:pPr>
-      <w:r>
-        <w:t>6.4 Performance Analysis</w:t>
-      </w:r>
-    </w:p>
-    <w:p>
-      <w:pPr>
-        <w:pStyle w:val="ListBullet"/>
-      </w:pPr>
-      <w:r>
-        <w:rPr>
-          <w:sz w:val="22"/>
-        </w:rPr>
-        <w:t>FR-14: The system shall generate an automated performance summary per reporting cycle.</w:t>
-      </w:r>
-    </w:p>
-    <w:p>
-      <w:pPr>
-        <w:pStyle w:val="ListBullet"/>
-      </w:pPr>
-      <w:r>
-        <w:rPr>
-          <w:sz w:val="22"/>
-        </w:rPr>
-        <w:t>FR-15: The summary shall highlight top-performing posts by reach and engagement.</w:t>
-      </w:r>
-    </w:p>
-    <w:p>
-      <w:pPr>
-        <w:pStyle w:val="ListBullet"/>
-      </w:pPr>
-      <w:r>
-        <w:rPr>
-          <w:sz w:val="22"/>
-        </w:rPr>
-        <w:t>FR-16: The system shall calculate average and aggregate metrics across the reporting period.</w:t>
-      </w:r>
-    </w:p>
-    <w:p>
-      <w:pPr>
-        <w:pStyle w:val="ListBullet"/>
-      </w:pPr>
-      <w:r>
-        <w:rPr>
-          <w:sz w:val="22"/>
-        </w:rPr>
-        <w:t>FR-17: The system shall compare performance against the previous reporting cycle where data is available.</w:t>
-      </w:r>
-    </w:p>
-    <w:p>
-      <w:pPr>
-        <w:pStyle w:val="Heading2"/>
-      </w:pPr>
-      <w:r>
-        <w:t>6.5 Recommendations Engine</w:t>
-      </w:r>
-    </w:p>
-    <w:p>
-      <w:pPr>
-        <w:pStyle w:val="ListBullet"/>
-      </w:pPr>
-      <w:r>
-        <w:rPr>
-          <w:sz w:val="22"/>
-        </w:rPr>
-        <w:t>FR-18: The system shall produce AI-generated content strategy recommendations based on aggregated metrics.</w:t>
-      </w:r>
-    </w:p>
-    <w:p>
-      <w:pPr>
-        <w:pStyle w:val="ListBullet"/>
-      </w:pPr>
-      <w:r>
-        <w:rPr>
-          <w:sz w:val="22"/>
-        </w:rPr>
-        <w:t>FR-19: Recommendations shall identify content formats, posting times, and topics with the highest engagement.</w:t>
-      </w:r>
-    </w:p>
-    <w:p>
-      <w:pPr>
-        <w:pStyle w:val="ListBullet"/>
-      </w:pPr>
-      <w:r>
-        <w:rPr>
-          <w:sz w:val="22"/>
-        </w:rPr>
-        <w:t>FR-20: Recommendations shall be presented in plain language suitable for non-technical stakeholders.</w:t>
-      </w:r>
-    </w:p>
-    <w:p>
-      <w:pPr>
-        <w:pStyle w:val="ListBullet"/>
-      </w:pPr>
-      <w:r>
-        <w:rPr>
-          <w:sz w:val="22"/>
-        </w:rPr>
-        <w:t>FR-21: The system shall allow users to export the analysis report as a PDF or Word document.</w:t>
+        <w:t>Single user only in Phase 1 — no multi-user or team features.</w:t>
       </w:r>
     </w:p>
     <w:p>
@@ -1506,7 +6559,7 @@
         <w:pStyle w:val="Heading1"/>
       </w:pPr>
       <w:r>
-        <w:t>7. Non-Functional Requirements</w:t>
+        <w:t>11. Implementation Roadmap</w:t>
       </w:r>
     </w:p>
     <w:tbl>
@@ -1516,15 +6569,111 @@
         <w:tblLook w:firstColumn="1" w:firstRow="1" w:lastColumn="0" w:lastRow="0" w:noHBand="0" w:noVBand="1" w:val="04A0"/>
       </w:tblPr>
       <w:tblGrid>
-        <w:gridCol w:w="3120"/>
-        <w:gridCol w:w="3120"/>
-        <w:gridCol w:w="3120"/>
+        <w:gridCol w:w="2340"/>
+        <w:gridCol w:w="2340"/>
+        <w:gridCol w:w="2340"/>
+        <w:gridCol w:w="2340"/>
       </w:tblGrid>
       <w:tr>
         <w:tc>
           <w:tcPr>
-            <w:tcW w:type="dxa" w:w="1440"/>
+            <w:tcW w:type="dxa" w:w="2340"/>
+            <w:tcW w:w="1440" w:type="dxa"/>
             <w:shd w:val="clear" w:color="auto" w:fill="1F497D"/>
+            <w:tcBorders>
+              <w:top w:val="single" w:sz="4" w:space="0" w:color="1F497D"/>
+              <w:left w:val="single" w:sz="4" w:space="0" w:color="1F497D"/>
+              <w:bottom w:val="single" w:sz="4" w:space="0" w:color="1F497D"/>
+              <w:right w:val="single" w:sz="4" w:space="0" w:color="1F497D"/>
+            </w:tcBorders>
+          </w:tcPr>
+          <w:p>
+            <w:r>
+              <w:rPr>
+                <w:b/>
+                <w:color w:val="FFFFFF"/>
+                <w:sz w:val="20"/>
+              </w:rPr>
+              <w:t>Phase</w:t>
+            </w:r>
+          </w:p>
+        </w:tc>
+        <w:tc>
+          <w:tcPr>
+            <w:tcW w:type="dxa" w:w="2340"/>
+            <w:tcW w:w="4752" w:type="dxa"/>
+            <w:shd w:val="clear" w:color="auto" w:fill="1F497D"/>
+            <w:tcBorders>
+              <w:top w:val="single" w:sz="4" w:space="0" w:color="1F497D"/>
+              <w:left w:val="single" w:sz="4" w:space="0" w:color="1F497D"/>
+              <w:bottom w:val="single" w:sz="4" w:space="0" w:color="1F497D"/>
+              <w:right w:val="single" w:sz="4" w:space="0" w:color="1F497D"/>
+            </w:tcBorders>
+          </w:tcPr>
+          <w:p>
+            <w:r>
+              <w:rPr>
+                <w:b/>
+                <w:color w:val="FFFFFF"/>
+                <w:sz w:val="20"/>
+              </w:rPr>
+              <w:t>What Gets Built</w:t>
+            </w:r>
+          </w:p>
+        </w:tc>
+        <w:tc>
+          <w:tcPr>
+            <w:tcW w:type="dxa" w:w="2340"/>
+            <w:tcW w:w="3168" w:type="dxa"/>
+            <w:shd w:val="clear" w:color="auto" w:fill="1F497D"/>
+            <w:tcBorders>
+              <w:top w:val="single" w:sz="4" w:space="0" w:color="1F497D"/>
+              <w:left w:val="single" w:sz="4" w:space="0" w:color="1F497D"/>
+              <w:bottom w:val="single" w:sz="4" w:space="0" w:color="1F497D"/>
+              <w:right w:val="single" w:sz="4" w:space="0" w:color="1F497D"/>
+            </w:tcBorders>
+          </w:tcPr>
+          <w:p>
+            <w:r>
+              <w:rPr>
+                <w:b/>
+                <w:color w:val="FFFFFF"/>
+                <w:sz w:val="20"/>
+              </w:rPr>
+              <w:t>Platforms Covered</w:t>
+            </w:r>
+          </w:p>
+        </w:tc>
+        <w:tc>
+          <w:tcPr>
+            <w:tcW w:type="dxa" w:w="2340"/>
+            <w:tcW w:w="1440" w:type="dxa"/>
+            <w:shd w:val="clear" w:color="auto" w:fill="1F497D"/>
+            <w:tcBorders>
+              <w:top w:val="single" w:sz="4" w:space="0" w:color="1F497D"/>
+              <w:left w:val="single" w:sz="4" w:space="0" w:color="1F497D"/>
+              <w:bottom w:val="single" w:sz="4" w:space="0" w:color="1F497D"/>
+              <w:right w:val="single" w:sz="4" w:space="0" w:color="1F497D"/>
+            </w:tcBorders>
+          </w:tcPr>
+          <w:p>
+            <w:r>
+              <w:rPr>
+                <w:b/>
+                <w:color w:val="FFFFFF"/>
+                <w:sz w:val="20"/>
+              </w:rPr>
+              <w:t>Timeline</w:t>
+            </w:r>
+          </w:p>
+        </w:tc>
+      </w:tr>
+      <w:tr>
+        <w:tc>
+          <w:tcPr>
+            <w:tcW w:type="dxa" w:w="2340"/>
+            <w:tcW w:w="1440" w:type="dxa"/>
+            <w:shd w:val="clear" w:color="auto" w:fill="FFFFFF"/>
             <w:tcBorders>
               <w:top w:val="single" w:sz="4" w:space="0" w:color="CCCCCC"/>
               <w:left w:val="single" w:sz="4" w:space="0" w:color="CCCCCC"/>
@@ -1535,18 +6684,19 @@
           <w:p>
             <w:r>
               <w:rPr>
-                <w:b/>
-                <w:color w:val="FFFFFF"/>
-                <w:sz w:val="20"/>
-              </w:rPr>
-              <w:t>ID</w:t>
-            </w:r>
-          </w:p>
-        </w:tc>
-        <w:tc>
-          <w:tcPr>
-            <w:tcW w:type="dxa" w:w="2160"/>
-            <w:shd w:val="clear" w:color="auto" w:fill="1F497D"/>
+                <w:sz w:val="20"/>
+              </w:rPr>
+              <w:t>Phase 1</w:t>
+              <w:br/>
+              <w:t>(Core)</w:t>
+            </w:r>
+          </w:p>
+        </w:tc>
+        <w:tc>
+          <w:tcPr>
+            <w:tcW w:type="dxa" w:w="2340"/>
+            <w:tcW w:w="4752" w:type="dxa"/>
+            <w:shd w:val="clear" w:color="auto" w:fill="FFFFFF"/>
             <w:tcBorders>
               <w:top w:val="single" w:sz="4" w:space="0" w:color="CCCCCC"/>
               <w:left w:val="single" w:sz="4" w:space="0" w:color="CCCCCC"/>
@@ -1557,18 +6707,17 @@
           <w:p>
             <w:r>
               <w:rPr>
-                <w:b/>
-                <w:color w:val="FFFFFF"/>
-                <w:sz w:val="20"/>
-              </w:rPr>
-              <w:t>Category</w:t>
-            </w:r>
-          </w:p>
-        </w:tc>
-        <w:tc>
-          <w:tcPr>
-            <w:tcW w:type="dxa" w:w="7200"/>
-            <w:shd w:val="clear" w:color="auto" w:fill="1F497D"/>
+                <w:sz w:val="20"/>
+              </w:rPr>
+              <w:t>URL input, metric extraction, write to Lark Sheet columns A, D, E, F, G</w:t>
+            </w:r>
+          </w:p>
+        </w:tc>
+        <w:tc>
+          <w:tcPr>
+            <w:tcW w:type="dxa" w:w="2340"/>
+            <w:tcW w:w="3168" w:type="dxa"/>
+            <w:shd w:val="clear" w:color="auto" w:fill="FFFFFF"/>
             <w:tcBorders>
               <w:top w:val="single" w:sz="4" w:space="0" w:color="CCCCCC"/>
               <w:left w:val="single" w:sz="4" w:space="0" w:color="CCCCCC"/>
@@ -1579,19 +6728,16 @@
           <w:p>
             <w:r>
               <w:rPr>
-                <w:b/>
-                <w:color w:val="FFFFFF"/>
-                <w:sz w:val="20"/>
-              </w:rPr>
-              <w:t>Requirement</w:t>
-            </w:r>
-          </w:p>
-        </w:tc>
-      </w:tr>
-      <w:tr>
-        <w:tc>
-          <w:tcPr>
-            <w:tcW w:type="dxa" w:w="1440"/>
+                <w:sz w:val="20"/>
+              </w:rPr>
+              <w:t>Instagram, TikTok, YouTube</w:t>
+            </w:r>
+          </w:p>
+        </w:tc>
+        <w:tc>
+          <w:tcPr>
+            <w:tcW w:type="dxa" w:w="2340"/>
+            <w:tcW w:w="1440" w:type="dxa"/>
             <w:shd w:val="clear" w:color="auto" w:fill="FFFFFF"/>
             <w:tcBorders>
               <w:top w:val="single" w:sz="4" w:space="0" w:color="CCCCCC"/>
@@ -1605,14 +6751,17 @@
               <w:rPr>
                 <w:sz w:val="20"/>
               </w:rPr>
-              <w:t>NFR-01</w:t>
-            </w:r>
-          </w:p>
-        </w:tc>
-        <w:tc>
-          <w:tcPr>
-            <w:tcW w:type="dxa" w:w="2160"/>
-            <w:shd w:val="clear" w:color="auto" w:fill="FFFFFF"/>
+              <w:t>Days 1-2</w:t>
+            </w:r>
+          </w:p>
+        </w:tc>
+      </w:tr>
+      <w:tr>
+        <w:tc>
+          <w:tcPr>
+            <w:tcW w:type="dxa" w:w="2340"/>
+            <w:tcW w:w="1440" w:type="dxa"/>
+            <w:shd w:val="clear" w:color="auto" w:fill="F0F4FF"/>
             <w:tcBorders>
               <w:top w:val="single" w:sz="4" w:space="0" w:color="CCCCCC"/>
               <w:left w:val="single" w:sz="4" w:space="0" w:color="CCCCCC"/>
@@ -1625,14 +6774,15 @@
               <w:rPr>
                 <w:sz w:val="20"/>
               </w:rPr>
-              <w:t>Performance</w:t>
-            </w:r>
-          </w:p>
-        </w:tc>
-        <w:tc>
-          <w:tcPr>
-            <w:tcW w:type="dxa" w:w="7200"/>
-            <w:shd w:val="clear" w:color="auto" w:fill="FFFFFF"/>
+              <w:t>Phase 2</w:t>
+            </w:r>
+          </w:p>
+        </w:tc>
+        <w:tc>
+          <w:tcPr>
+            <w:tcW w:type="dxa" w:w="2340"/>
+            <w:tcW w:w="4752" w:type="dxa"/>
+            <w:shd w:val="clear" w:color="auto" w:fill="F0F4FF"/>
             <w:tcBorders>
               <w:top w:val="single" w:sz="4" w:space="0" w:color="CCCCCC"/>
               <w:left w:val="single" w:sz="4" w:space="0" w:color="CCCCCC"/>
@@ -1645,15 +6795,14 @@
               <w:rPr>
                 <w:sz w:val="20"/>
               </w:rPr>
-              <w:t>Metric extraction for a batch of up to 50 posts shall complete within 2 minutes.</w:t>
-            </w:r>
-          </w:p>
-        </w:tc>
-      </w:tr>
-      <w:tr>
-        <w:tc>
-          <w:tcPr>
-            <w:tcW w:type="dxa" w:w="1440"/>
+              <w:t>Add remaining platforms + AI performance analysis and recommendations</w:t>
+            </w:r>
+          </w:p>
+        </w:tc>
+        <w:tc>
+          <w:tcPr>
+            <w:tcW w:type="dxa" w:w="2340"/>
+            <w:tcW w:w="3168" w:type="dxa"/>
             <w:shd w:val="clear" w:color="auto" w:fill="F0F4FF"/>
             <w:tcBorders>
               <w:top w:val="single" w:sz="4" w:space="0" w:color="CCCCCC"/>
@@ -1667,13 +6816,14 @@
               <w:rPr>
                 <w:sz w:val="20"/>
               </w:rPr>
-              <w:t>NFR-02</w:t>
-            </w:r>
-          </w:p>
-        </w:tc>
-        <w:tc>
-          <w:tcPr>
-            <w:tcW w:type="dxa" w:w="2160"/>
+              <w:t>Facebook, X, RedNote, Threads</w:t>
+            </w:r>
+          </w:p>
+        </w:tc>
+        <w:tc>
+          <w:tcPr>
+            <w:tcW w:type="dxa" w:w="2340"/>
+            <w:tcW w:w="1440" w:type="dxa"/>
             <w:shd w:val="clear" w:color="auto" w:fill="F0F4FF"/>
             <w:tcBorders>
               <w:top w:val="single" w:sz="4" w:space="0" w:color="CCCCCC"/>
@@ -1687,14 +6837,17 @@
               <w:rPr>
                 <w:sz w:val="20"/>
               </w:rPr>
-              <w:t>Accuracy</w:t>
-            </w:r>
-          </w:p>
-        </w:tc>
-        <w:tc>
-          <w:tcPr>
-            <w:tcW w:type="dxa" w:w="7200"/>
-            <w:shd w:val="clear" w:color="auto" w:fill="F0F4FF"/>
+              <w:t>Days 3-4</w:t>
+            </w:r>
+          </w:p>
+        </w:tc>
+      </w:tr>
+      <w:tr>
+        <w:tc>
+          <w:tcPr>
+            <w:tcW w:type="dxa" w:w="2340"/>
+            <w:tcW w:w="1440" w:type="dxa"/>
+            <w:shd w:val="clear" w:color="auto" w:fill="FFFFFF"/>
             <w:tcBorders>
               <w:top w:val="single" w:sz="4" w:space="0" w:color="CCCCCC"/>
               <w:left w:val="single" w:sz="4" w:space="0" w:color="CCCCCC"/>
@@ -1707,15 +6860,14 @@
               <w:rPr>
                 <w:sz w:val="20"/>
               </w:rPr>
-              <w:t>Extracted metrics shall match platform-reported figures with 99% accuracy.</w:t>
-            </w:r>
-          </w:p>
-        </w:tc>
-      </w:tr>
-      <w:tr>
-        <w:tc>
-          <w:tcPr>
-            <w:tcW w:type="dxa" w:w="1440"/>
+              <w:t>Phase 3</w:t>
+            </w:r>
+          </w:p>
+        </w:tc>
+        <w:tc>
+          <w:tcPr>
+            <w:tcW w:type="dxa" w:w="2340"/>
+            <w:tcW w:w="4752" w:type="dxa"/>
             <w:shd w:val="clear" w:color="auto" w:fill="FFFFFF"/>
             <w:tcBorders>
               <w:top w:val="single" w:sz="4" w:space="0" w:color="CCCCCC"/>
@@ -1729,13 +6881,14 @@
               <w:rPr>
                 <w:sz w:val="20"/>
               </w:rPr>
-              <w:t>NFR-03</w:t>
-            </w:r>
-          </w:p>
-        </w:tc>
-        <w:tc>
-          <w:tcPr>
-            <w:tcW w:type="dxa" w:w="2160"/>
+              <w:t>Batch input, error handling, performance comparison across cycles</w:t>
+            </w:r>
+          </w:p>
+        </w:tc>
+        <w:tc>
+          <w:tcPr>
+            <w:tcW w:type="dxa" w:w="2340"/>
+            <w:tcW w:w="3168" w:type="dxa"/>
             <w:shd w:val="clear" w:color="auto" w:fill="FFFFFF"/>
             <w:tcBorders>
               <w:top w:val="single" w:sz="4" w:space="0" w:color="CCCCCC"/>
@@ -1749,13 +6902,14 @@
               <w:rPr>
                 <w:sz w:val="20"/>
               </w:rPr>
-              <w:t>Availability</w:t>
-            </w:r>
-          </w:p>
-        </w:tc>
-        <w:tc>
-          <w:tcPr>
-            <w:tcW w:type="dxa" w:w="7200"/>
+              <w:t>All 7 platforms</w:t>
+            </w:r>
+          </w:p>
+        </w:tc>
+        <w:tc>
+          <w:tcPr>
+            <w:tcW w:type="dxa" w:w="2340"/>
+            <w:tcW w:w="1440" w:type="dxa"/>
             <w:shd w:val="clear" w:color="auto" w:fill="FFFFFF"/>
             <w:tcBorders>
               <w:top w:val="single" w:sz="4" w:space="0" w:color="CCCCCC"/>
@@ -1769,317 +6923,7 @@
               <w:rPr>
                 <w:sz w:val="20"/>
               </w:rPr>
-              <w:t>The system shall maintain 99.5% uptime during business hours.</w:t>
-            </w:r>
-          </w:p>
-        </w:tc>
-      </w:tr>
-      <w:tr>
-        <w:tc>
-          <w:tcPr>
-            <w:tcW w:type="dxa" w:w="1440"/>
-            <w:shd w:val="clear" w:color="auto" w:fill="F0F4FF"/>
-            <w:tcBorders>
-              <w:top w:val="single" w:sz="4" w:space="0" w:color="CCCCCC"/>
-              <w:left w:val="single" w:sz="4" w:space="0" w:color="CCCCCC"/>
-              <w:bottom w:val="single" w:sz="4" w:space="0" w:color="CCCCCC"/>
-              <w:right w:val="single" w:sz="4" w:space="0" w:color="CCCCCC"/>
-            </w:tcBorders>
-          </w:tcPr>
-          <w:p>
-            <w:r>
-              <w:rPr>
-                <w:sz w:val="20"/>
-              </w:rPr>
-              <w:t>NFR-04</w:t>
-            </w:r>
-          </w:p>
-        </w:tc>
-        <w:tc>
-          <w:tcPr>
-            <w:tcW w:type="dxa" w:w="2160"/>
-            <w:shd w:val="clear" w:color="auto" w:fill="F0F4FF"/>
-            <w:tcBorders>
-              <w:top w:val="single" w:sz="4" w:space="0" w:color="CCCCCC"/>
-              <w:left w:val="single" w:sz="4" w:space="0" w:color="CCCCCC"/>
-              <w:bottom w:val="single" w:sz="4" w:space="0" w:color="CCCCCC"/>
-              <w:right w:val="single" w:sz="4" w:space="0" w:color="CCCCCC"/>
-            </w:tcBorders>
-          </w:tcPr>
-          <w:p>
-            <w:r>
-              <w:rPr>
-                <w:sz w:val="20"/>
-              </w:rPr>
-              <w:t>Security</w:t>
-            </w:r>
-          </w:p>
-        </w:tc>
-        <w:tc>
-          <w:tcPr>
-            <w:tcW w:type="dxa" w:w="7200"/>
-            <w:shd w:val="clear" w:color="auto" w:fill="F0F4FF"/>
-            <w:tcBorders>
-              <w:top w:val="single" w:sz="4" w:space="0" w:color="CCCCCC"/>
-              <w:left w:val="single" w:sz="4" w:space="0" w:color="CCCCCC"/>
-              <w:bottom w:val="single" w:sz="4" w:space="0" w:color="CCCCCC"/>
-              <w:right w:val="single" w:sz="4" w:space="0" w:color="CCCCCC"/>
-            </w:tcBorders>
-          </w:tcPr>
-          <w:p>
-            <w:r>
-              <w:rPr>
-                <w:sz w:val="20"/>
-              </w:rPr>
-              <w:t>All API credentials and user data shall be encrypted at rest and in transit.</w:t>
-            </w:r>
-          </w:p>
-        </w:tc>
-      </w:tr>
-      <w:tr>
-        <w:tc>
-          <w:tcPr>
-            <w:tcW w:type="dxa" w:w="1440"/>
-            <w:shd w:val="clear" w:color="auto" w:fill="FFFFFF"/>
-            <w:tcBorders>
-              <w:top w:val="single" w:sz="4" w:space="0" w:color="CCCCCC"/>
-              <w:left w:val="single" w:sz="4" w:space="0" w:color="CCCCCC"/>
-              <w:bottom w:val="single" w:sz="4" w:space="0" w:color="CCCCCC"/>
-              <w:right w:val="single" w:sz="4" w:space="0" w:color="CCCCCC"/>
-            </w:tcBorders>
-          </w:tcPr>
-          <w:p>
-            <w:r>
-              <w:rPr>
-                <w:sz w:val="20"/>
-              </w:rPr>
-              <w:t>NFR-05</w:t>
-            </w:r>
-          </w:p>
-        </w:tc>
-        <w:tc>
-          <w:tcPr>
-            <w:tcW w:type="dxa" w:w="2160"/>
-            <w:shd w:val="clear" w:color="auto" w:fill="FFFFFF"/>
-            <w:tcBorders>
-              <w:top w:val="single" w:sz="4" w:space="0" w:color="CCCCCC"/>
-              <w:left w:val="single" w:sz="4" w:space="0" w:color="CCCCCC"/>
-              <w:bottom w:val="single" w:sz="4" w:space="0" w:color="CCCCCC"/>
-              <w:right w:val="single" w:sz="4" w:space="0" w:color="CCCCCC"/>
-            </w:tcBorders>
-          </w:tcPr>
-          <w:p>
-            <w:r>
-              <w:rPr>
-                <w:sz w:val="20"/>
-              </w:rPr>
-              <w:t>Usability</w:t>
-            </w:r>
-          </w:p>
-        </w:tc>
-        <w:tc>
-          <w:tcPr>
-            <w:tcW w:type="dxa" w:w="7200"/>
-            <w:shd w:val="clear" w:color="auto" w:fill="FFFFFF"/>
-            <w:tcBorders>
-              <w:top w:val="single" w:sz="4" w:space="0" w:color="CCCCCC"/>
-              <w:left w:val="single" w:sz="4" w:space="0" w:color="CCCCCC"/>
-              <w:bottom w:val="single" w:sz="4" w:space="0" w:color="CCCCCC"/>
-              <w:right w:val="single" w:sz="4" w:space="0" w:color="CCCCCC"/>
-            </w:tcBorders>
-          </w:tcPr>
-          <w:p>
-            <w:r>
-              <w:rPr>
-                <w:sz w:val="20"/>
-              </w:rPr>
-              <w:t>A new user shall be able to submit links and retrieve a report within 5 minutes without training.</w:t>
-            </w:r>
-          </w:p>
-        </w:tc>
-      </w:tr>
-      <w:tr>
-        <w:tc>
-          <w:tcPr>
-            <w:tcW w:type="dxa" w:w="1440"/>
-            <w:shd w:val="clear" w:color="auto" w:fill="F0F4FF"/>
-            <w:tcBorders>
-              <w:top w:val="single" w:sz="4" w:space="0" w:color="CCCCCC"/>
-              <w:left w:val="single" w:sz="4" w:space="0" w:color="CCCCCC"/>
-              <w:bottom w:val="single" w:sz="4" w:space="0" w:color="CCCCCC"/>
-              <w:right w:val="single" w:sz="4" w:space="0" w:color="CCCCCC"/>
-            </w:tcBorders>
-          </w:tcPr>
-          <w:p>
-            <w:r>
-              <w:rPr>
-                <w:sz w:val="20"/>
-              </w:rPr>
-              <w:t>NFR-06</w:t>
-            </w:r>
-          </w:p>
-        </w:tc>
-        <w:tc>
-          <w:tcPr>
-            <w:tcW w:type="dxa" w:w="2160"/>
-            <w:shd w:val="clear" w:color="auto" w:fill="F0F4FF"/>
-            <w:tcBorders>
-              <w:top w:val="single" w:sz="4" w:space="0" w:color="CCCCCC"/>
-              <w:left w:val="single" w:sz="4" w:space="0" w:color="CCCCCC"/>
-              <w:bottom w:val="single" w:sz="4" w:space="0" w:color="CCCCCC"/>
-              <w:right w:val="single" w:sz="4" w:space="0" w:color="CCCCCC"/>
-            </w:tcBorders>
-          </w:tcPr>
-          <w:p>
-            <w:r>
-              <w:rPr>
-                <w:sz w:val="20"/>
-              </w:rPr>
-              <w:t>Scalability</w:t>
-            </w:r>
-          </w:p>
-        </w:tc>
-        <w:tc>
-          <w:tcPr>
-            <w:tcW w:type="dxa" w:w="7200"/>
-            <w:shd w:val="clear" w:color="auto" w:fill="F0F4FF"/>
-            <w:tcBorders>
-              <w:top w:val="single" w:sz="4" w:space="0" w:color="CCCCCC"/>
-              <w:left w:val="single" w:sz="4" w:space="0" w:color="CCCCCC"/>
-              <w:bottom w:val="single" w:sz="4" w:space="0" w:color="CCCCCC"/>
-              <w:right w:val="single" w:sz="4" w:space="0" w:color="CCCCCC"/>
-            </w:tcBorders>
-          </w:tcPr>
-          <w:p>
-            <w:r>
-              <w:rPr>
-                <w:sz w:val="20"/>
-              </w:rPr>
-              <w:t>The system shall support processing of up to 500 posts per reporting cycle.</w:t>
-            </w:r>
-          </w:p>
-        </w:tc>
-      </w:tr>
-      <w:tr>
-        <w:tc>
-          <w:tcPr>
-            <w:tcW w:type="dxa" w:w="1440"/>
-            <w:shd w:val="clear" w:color="auto" w:fill="FFFFFF"/>
-            <w:tcBorders>
-              <w:top w:val="single" w:sz="4" w:space="0" w:color="CCCCCC"/>
-              <w:left w:val="single" w:sz="4" w:space="0" w:color="CCCCCC"/>
-              <w:bottom w:val="single" w:sz="4" w:space="0" w:color="CCCCCC"/>
-              <w:right w:val="single" w:sz="4" w:space="0" w:color="CCCCCC"/>
-            </w:tcBorders>
-          </w:tcPr>
-          <w:p>
-            <w:r>
-              <w:rPr>
-                <w:sz w:val="20"/>
-              </w:rPr>
-              <w:t>NFR-07</w:t>
-            </w:r>
-          </w:p>
-        </w:tc>
-        <w:tc>
-          <w:tcPr>
-            <w:tcW w:type="dxa" w:w="2160"/>
-            <w:shd w:val="clear" w:color="auto" w:fill="FFFFFF"/>
-            <w:tcBorders>
-              <w:top w:val="single" w:sz="4" w:space="0" w:color="CCCCCC"/>
-              <w:left w:val="single" w:sz="4" w:space="0" w:color="CCCCCC"/>
-              <w:bottom w:val="single" w:sz="4" w:space="0" w:color="CCCCCC"/>
-              <w:right w:val="single" w:sz="4" w:space="0" w:color="CCCCCC"/>
-            </w:tcBorders>
-          </w:tcPr>
-          <w:p>
-            <w:r>
-              <w:rPr>
-                <w:sz w:val="20"/>
-              </w:rPr>
-              <w:t>Auditability</w:t>
-            </w:r>
-          </w:p>
-        </w:tc>
-        <w:tc>
-          <w:tcPr>
-            <w:tcW w:type="dxa" w:w="7200"/>
-            <w:shd w:val="clear" w:color="auto" w:fill="FFFFFF"/>
-            <w:tcBorders>
-              <w:top w:val="single" w:sz="4" w:space="0" w:color="CCCCCC"/>
-              <w:left w:val="single" w:sz="4" w:space="0" w:color="CCCCCC"/>
-              <w:bottom w:val="single" w:sz="4" w:space="0" w:color="CCCCCC"/>
-              <w:right w:val="single" w:sz="4" w:space="0" w:color="CCCCCC"/>
-            </w:tcBorders>
-          </w:tcPr>
-          <w:p>
-            <w:r>
-              <w:rPr>
-                <w:sz w:val="20"/>
-              </w:rPr>
-              <w:t>All data extraction events shall be logged with user ID, timestamp, and source URL.</w:t>
-            </w:r>
-          </w:p>
-        </w:tc>
-      </w:tr>
-      <w:tr>
-        <w:tc>
-          <w:tcPr>
-            <w:tcW w:type="dxa" w:w="1440"/>
-            <w:shd w:val="clear" w:color="auto" w:fill="F0F4FF"/>
-            <w:tcBorders>
-              <w:top w:val="single" w:sz="4" w:space="0" w:color="CCCCCC"/>
-              <w:left w:val="single" w:sz="4" w:space="0" w:color="CCCCCC"/>
-              <w:bottom w:val="single" w:sz="4" w:space="0" w:color="CCCCCC"/>
-              <w:right w:val="single" w:sz="4" w:space="0" w:color="CCCCCC"/>
-            </w:tcBorders>
-          </w:tcPr>
-          <w:p>
-            <w:r>
-              <w:rPr>
-                <w:sz w:val="20"/>
-              </w:rPr>
-              <w:t>NFR-08</w:t>
-            </w:r>
-          </w:p>
-        </w:tc>
-        <w:tc>
-          <w:tcPr>
-            <w:tcW w:type="dxa" w:w="2160"/>
-            <w:shd w:val="clear" w:color="auto" w:fill="F0F4FF"/>
-            <w:tcBorders>
-              <w:top w:val="single" w:sz="4" w:space="0" w:color="CCCCCC"/>
-              <w:left w:val="single" w:sz="4" w:space="0" w:color="CCCCCC"/>
-              <w:bottom w:val="single" w:sz="4" w:space="0" w:color="CCCCCC"/>
-              <w:right w:val="single" w:sz="4" w:space="0" w:color="CCCCCC"/>
-            </w:tcBorders>
-          </w:tcPr>
-          <w:p>
-            <w:r>
-              <w:rPr>
-                <w:sz w:val="20"/>
-              </w:rPr>
-              <w:t>Maintainability</w:t>
-            </w:r>
-          </w:p>
-        </w:tc>
-        <w:tc>
-          <w:tcPr>
-            <w:tcW w:type="dxa" w:w="7200"/>
-            <w:shd w:val="clear" w:color="auto" w:fill="F0F4FF"/>
-            <w:tcBorders>
-              <w:top w:val="single" w:sz="4" w:space="0" w:color="CCCCCC"/>
-              <w:left w:val="single" w:sz="4" w:space="0" w:color="CCCCCC"/>
-              <w:bottom w:val="single" w:sz="4" w:space="0" w:color="CCCCCC"/>
-              <w:right w:val="single" w:sz="4" w:space="0" w:color="CCCCCC"/>
-            </w:tcBorders>
-          </w:tcPr>
-          <w:p>
-            <w:r>
-              <w:rPr>
-                <w:sz w:val="20"/>
-              </w:rPr>
-              <w:t>Platform adapters shall be independently updatable without system downtime.</w:t>
+              <w:t>Day 5</w:t>
             </w:r>
           </w:p>
         </w:tc>
@@ -2091,182 +6935,7 @@
         <w:pStyle w:val="Heading1"/>
       </w:pPr>
       <w:r>
-        <w:t>8. Assumptions &amp; Constraints</w:t>
-      </w:r>
-    </w:p>
-    <w:p>
-      <w:pPr>
-        <w:pStyle w:val="Heading2"/>
-      </w:pPr>
-      <w:r>
-        <w:t>8.1 Assumptions</w:t>
-      </w:r>
-    </w:p>
-    <w:p>
-      <w:pPr>
-        <w:pStyle w:val="ListBullet"/>
-      </w:pPr>
-      <w:r>
-        <w:rPr>
-          <w:sz w:val="22"/>
-        </w:rPr>
-        <w:t>The organisation holds valid API access or scraping permissions for each supported platform.</w:t>
-      </w:r>
-    </w:p>
-    <w:p>
-      <w:pPr>
-        <w:pStyle w:val="ListBullet"/>
-      </w:pPr>
-      <w:r>
-        <w:rPr>
-          <w:sz w:val="22"/>
-        </w:rPr>
-        <w:t>Post URLs submitted are publicly accessible or the system is authenticated with appropriate platform accounts.</w:t>
-      </w:r>
-    </w:p>
-    <w:p>
-      <w:pPr>
-        <w:pStyle w:val="ListBullet"/>
-      </w:pPr>
-      <w:r>
-        <w:rPr>
-          <w:sz w:val="22"/>
-        </w:rPr>
-        <w:t>Users have access to a web browser and stable internet connection.</w:t>
-      </w:r>
-    </w:p>
-    <w:p>
-      <w:pPr>
-        <w:pStyle w:val="ListBullet"/>
-      </w:pPr>
-      <w:r>
-        <w:rPr>
-          <w:sz w:val="22"/>
-        </w:rPr>
-        <w:t>Reporting cycles are defined on a weekly or monthly basis.</w:t>
-      </w:r>
-    </w:p>
-    <w:p>
-      <w:pPr>
-        <w:pStyle w:val="Heading2"/>
-      </w:pPr>
-      <w:r>
-        <w:t>8.2 Constraints</w:t>
-      </w:r>
-    </w:p>
-    <w:p>
-      <w:pPr>
-        <w:pStyle w:val="ListBullet"/>
-      </w:pPr>
-      <w:r>
-        <w:rPr>
-          <w:sz w:val="22"/>
-        </w:rPr>
-        <w:t>Platform APIs may impose rate limits that affect extraction speed.</w:t>
-      </w:r>
-    </w:p>
-    <w:p>
-      <w:pPr>
-        <w:pStyle w:val="ListBullet"/>
-      </w:pPr>
-      <w:r>
-        <w:rPr>
-          <w:sz w:val="22"/>
-        </w:rPr>
-        <w:t>Metric availability varies by platform (e.g., reach is not available on all platforms).</w:t>
-      </w:r>
-    </w:p>
-    <w:p>
-      <w:pPr>
-        <w:pStyle w:val="ListBullet"/>
-      </w:pPr>
-      <w:r>
-        <w:rPr>
-          <w:sz w:val="22"/>
-        </w:rPr>
-        <w:t>The system must comply with each platform's Terms of Service regarding data access.</w:t>
-      </w:r>
-    </w:p>
-    <w:p>
-      <w:pPr>
-        <w:pStyle w:val="ListBullet"/>
-      </w:pPr>
-      <w:r>
-        <w:rPr>
-          <w:sz w:val="22"/>
-        </w:rPr>
-        <w:t>Budget and timeline for Phase 1 are subject to management approval.</w:t>
-      </w:r>
-    </w:p>
-    <w:p>
-      <w:pPr>
-        <w:pStyle w:val="Heading1"/>
-      </w:pPr>
-      <w:r>
-        <w:t>9. Success Criteria</w:t>
-      </w:r>
-    </w:p>
-    <w:p>
-      <w:pPr>
-        <w:pStyle w:val="ListBullet"/>
-      </w:pPr>
-      <w:r>
-        <w:rPr>
-          <w:sz w:val="22"/>
-        </w:rPr>
-        <w:t>Reduction in manual reporting time by at least 80% within 3 months of go-live.</w:t>
-      </w:r>
-    </w:p>
-    <w:p>
-      <w:pPr>
-        <w:pStyle w:val="ListBullet"/>
-      </w:pPr>
-      <w:r>
-        <w:rPr>
-          <w:sz w:val="22"/>
-        </w:rPr>
-        <w:t>Zero manual data entry required for supported platforms.</w:t>
-      </w:r>
-    </w:p>
-    <w:p>
-      <w:pPr>
-        <w:pStyle w:val="ListBullet"/>
-      </w:pPr>
-      <w:r>
-        <w:rPr>
-          <w:sz w:val="22"/>
-        </w:rPr>
-        <w:t>Data accuracy rate of 99% or above validated against platform native dashboards.</w:t>
-      </w:r>
-    </w:p>
-    <w:p>
-      <w:pPr>
-        <w:pStyle w:val="ListBullet"/>
-      </w:pPr>
-      <w:r>
-        <w:rPr>
-          <w:sz w:val="22"/>
-        </w:rPr>
-        <w:t>Positive usability feedback from at least 80% of team members.</w:t>
-      </w:r>
-    </w:p>
-    <w:p>
-      <w:pPr>
-        <w:pStyle w:val="ListBullet"/>
-      </w:pPr>
-      <w:r>
-        <w:rPr>
-          <w:sz w:val="22"/>
-        </w:rPr>
-        <w:t>AI-generated recommendations rated as actionable by the content strategy team.</w:t>
-      </w:r>
-    </w:p>
-    <w:p>
-      <w:pPr>
-        <w:pStyle w:val="Heading1"/>
-      </w:pPr>
-      <w:r>
-        <w:t>10. Glossary</w:t>
+        <w:t>12. Success Criteria</w:t>
       </w:r>
     </w:p>
     <w:tbl>
@@ -2282,8 +6951,57 @@
       <w:tr>
         <w:tc>
           <w:tcPr>
-            <w:tcW w:type="dxa" w:w="2880"/>
+            <w:tcW w:type="dxa" w:w="4680"/>
+            <w:tcW w:w="5040" w:type="dxa"/>
             <w:shd w:val="clear" w:color="auto" w:fill="1F497D"/>
+            <w:tcBorders>
+              <w:top w:val="single" w:sz="4" w:space="0" w:color="1F497D"/>
+              <w:left w:val="single" w:sz="4" w:space="0" w:color="1F497D"/>
+              <w:bottom w:val="single" w:sz="4" w:space="0" w:color="1F497D"/>
+              <w:right w:val="single" w:sz="4" w:space="0" w:color="1F497D"/>
+            </w:tcBorders>
+          </w:tcPr>
+          <w:p>
+            <w:r>
+              <w:rPr>
+                <w:b/>
+                <w:color w:val="FFFFFF"/>
+                <w:sz w:val="20"/>
+              </w:rPr>
+              <w:t>Criteria</w:t>
+            </w:r>
+          </w:p>
+        </w:tc>
+        <w:tc>
+          <w:tcPr>
+            <w:tcW w:type="dxa" w:w="4680"/>
+            <w:tcW w:w="5760" w:type="dxa"/>
+            <w:shd w:val="clear" w:color="auto" w:fill="1F497D"/>
+            <w:tcBorders>
+              <w:top w:val="single" w:sz="4" w:space="0" w:color="1F497D"/>
+              <w:left w:val="single" w:sz="4" w:space="0" w:color="1F497D"/>
+              <w:bottom w:val="single" w:sz="4" w:space="0" w:color="1F497D"/>
+              <w:right w:val="single" w:sz="4" w:space="0" w:color="1F497D"/>
+            </w:tcBorders>
+          </w:tcPr>
+          <w:p>
+            <w:r>
+              <w:rPr>
+                <w:b/>
+                <w:color w:val="FFFFFF"/>
+                <w:sz w:val="20"/>
+              </w:rPr>
+              <w:t>Target</w:t>
+            </w:r>
+          </w:p>
+        </w:tc>
+      </w:tr>
+      <w:tr>
+        <w:tc>
+          <w:tcPr>
+            <w:tcW w:type="dxa" w:w="4680"/>
+            <w:tcW w:w="5040" w:type="dxa"/>
+            <w:shd w:val="clear" w:color="auto" w:fill="FFFFFF"/>
             <w:tcBorders>
               <w:top w:val="single" w:sz="4" w:space="0" w:color="CCCCCC"/>
               <w:left w:val="single" w:sz="4" w:space="0" w:color="CCCCCC"/>
@@ -2294,18 +7012,17 @@
           <w:p>
             <w:r>
               <w:rPr>
-                <w:b/>
-                <w:color w:val="FFFFFF"/>
-                <w:sz w:val="20"/>
-              </w:rPr>
-              <w:t>Term</w:t>
-            </w:r>
-          </w:p>
-        </w:tc>
-        <w:tc>
-          <w:tcPr>
-            <w:tcW w:type="dxa" w:w="7920"/>
-            <w:shd w:val="clear" w:color="auto" w:fill="1F497D"/>
+                <w:sz w:val="20"/>
+              </w:rPr>
+              <w:t>Time saved per reporting cycle</w:t>
+            </w:r>
+          </w:p>
+        </w:tc>
+        <w:tc>
+          <w:tcPr>
+            <w:tcW w:type="dxa" w:w="4680"/>
+            <w:tcW w:w="5760" w:type="dxa"/>
+            <w:shd w:val="clear" w:color="auto" w:fill="FFFFFF"/>
             <w:tcBorders>
               <w:top w:val="single" w:sz="4" w:space="0" w:color="CCCCCC"/>
               <w:left w:val="single" w:sz="4" w:space="0" w:color="CCCCCC"/>
@@ -2316,11 +7033,9 @@
           <w:p>
             <w:r>
               <w:rPr>
-                <w:b/>
-                <w:color w:val="FFFFFF"/>
-                <w:sz w:val="20"/>
-              </w:rPr>
-              <w:t>Definition</w:t>
+                <w:sz w:val="20"/>
+              </w:rPr>
+              <w:t>At least 80% reduction vs current manual process</w:t>
             </w:r>
           </w:p>
         </w:tc>
@@ -2328,8 +7043,9 @@
       <w:tr>
         <w:tc>
           <w:tcPr>
-            <w:tcW w:type="dxa" w:w="2880"/>
-            <w:shd w:val="clear" w:color="auto" w:fill="FFFFFF"/>
+            <w:tcW w:type="dxa" w:w="4680"/>
+            <w:tcW w:w="5040" w:type="dxa"/>
+            <w:shd w:val="clear" w:color="auto" w:fill="F0F4FF"/>
             <w:tcBorders>
               <w:top w:val="single" w:sz="4" w:space="0" w:color="CCCCCC"/>
               <w:left w:val="single" w:sz="4" w:space="0" w:color="CCCCCC"/>
@@ -2340,17 +7056,17 @@
           <w:p>
             <w:r>
               <w:rPr>
-                <w:b/>
-                <w:sz w:val="20"/>
-              </w:rPr>
-              <w:t>Reach</w:t>
-            </w:r>
-          </w:p>
-        </w:tc>
-        <w:tc>
-          <w:tcPr>
-            <w:tcW w:type="dxa" w:w="7920"/>
-            <w:shd w:val="clear" w:color="auto" w:fill="FFFFFF"/>
+                <w:sz w:val="20"/>
+              </w:rPr>
+              <w:t>Manual data entry required</w:t>
+            </w:r>
+          </w:p>
+        </w:tc>
+        <w:tc>
+          <w:tcPr>
+            <w:tcW w:type="dxa" w:w="4680"/>
+            <w:tcW w:w="5760" w:type="dxa"/>
+            <w:shd w:val="clear" w:color="auto" w:fill="F0F4FF"/>
             <w:tcBorders>
               <w:top w:val="single" w:sz="4" w:space="0" w:color="CCCCCC"/>
               <w:left w:val="single" w:sz="4" w:space="0" w:color="CCCCCC"/>
@@ -2363,7 +7079,7 @@
               <w:rPr>
                 <w:sz w:val="20"/>
               </w:rPr>
-              <w:t>The number of unique accounts that have seen a post.</w:t>
+              <w:t>Zero — system fills Columns A, D, E, F, G automatically</w:t>
             </w:r>
           </w:p>
         </w:tc>
@@ -2371,8 +7087,9 @@
       <w:tr>
         <w:tc>
           <w:tcPr>
-            <w:tcW w:type="dxa" w:w="2880"/>
-            <w:shd w:val="clear" w:color="auto" w:fill="F0F4FF"/>
+            <w:tcW w:type="dxa" w:w="4680"/>
+            <w:tcW w:w="5040" w:type="dxa"/>
+            <w:shd w:val="clear" w:color="auto" w:fill="FFFFFF"/>
             <w:tcBorders>
               <w:top w:val="single" w:sz="4" w:space="0" w:color="CCCCCC"/>
               <w:left w:val="single" w:sz="4" w:space="0" w:color="CCCCCC"/>
@@ -2383,17 +7100,17 @@
           <w:p>
             <w:r>
               <w:rPr>
-                <w:b/>
-                <w:sz w:val="20"/>
-              </w:rPr>
-              <w:t>Views</w:t>
-            </w:r>
-          </w:p>
-        </w:tc>
-        <w:tc>
-          <w:tcPr>
-            <w:tcW w:type="dxa" w:w="7920"/>
-            <w:shd w:val="clear" w:color="auto" w:fill="F0F4FF"/>
+                <w:sz w:val="20"/>
+              </w:rPr>
+              <w:t>Columns B, C, H protection</w:t>
+            </w:r>
+          </w:p>
+        </w:tc>
+        <w:tc>
+          <w:tcPr>
+            <w:tcW w:type="dxa" w:w="4680"/>
+            <w:tcW w:w="5760" w:type="dxa"/>
+            <w:shd w:val="clear" w:color="auto" w:fill="FFFFFF"/>
             <w:tcBorders>
               <w:top w:val="single" w:sz="4" w:space="0" w:color="CCCCCC"/>
               <w:left w:val="single" w:sz="4" w:space="0" w:color="CCCCCC"/>
@@ -2406,7 +7123,7 @@
               <w:rPr>
                 <w:sz w:val="20"/>
               </w:rPr>
-              <w:t>The total number of times a post has been displayed, including repeat views.</w:t>
+              <w:t>100% — system never writes to these columns</w:t>
             </w:r>
           </w:p>
         </w:tc>
@@ -2414,8 +7131,9 @@
       <w:tr>
         <w:tc>
           <w:tcPr>
-            <w:tcW w:type="dxa" w:w="2880"/>
-            <w:shd w:val="clear" w:color="auto" w:fill="FFFFFF"/>
+            <w:tcW w:type="dxa" w:w="4680"/>
+            <w:tcW w:w="5040" w:type="dxa"/>
+            <w:shd w:val="clear" w:color="auto" w:fill="F0F4FF"/>
             <w:tcBorders>
               <w:top w:val="single" w:sz="4" w:space="0" w:color="CCCCCC"/>
               <w:left w:val="single" w:sz="4" w:space="0" w:color="CCCCCC"/>
@@ -2426,17 +7144,17 @@
           <w:p>
             <w:r>
               <w:rPr>
-                <w:b/>
-                <w:sz w:val="20"/>
-              </w:rPr>
-              <w:t>Engagement Rate</w:t>
-            </w:r>
-          </w:p>
-        </w:tc>
-        <w:tc>
-          <w:tcPr>
-            <w:tcW w:type="dxa" w:w="7920"/>
-            <w:shd w:val="clear" w:color="auto" w:fill="FFFFFF"/>
+                <w:sz w:val="20"/>
+              </w:rPr>
+              <w:t>View count accuracy</w:t>
+            </w:r>
+          </w:p>
+        </w:tc>
+        <w:tc>
+          <w:tcPr>
+            <w:tcW w:type="dxa" w:w="4680"/>
+            <w:tcW w:w="5760" w:type="dxa"/>
+            <w:shd w:val="clear" w:color="auto" w:fill="F0F4FF"/>
             <w:tcBorders>
               <w:top w:val="single" w:sz="4" w:space="0" w:color="CCCCCC"/>
               <w:left w:val="single" w:sz="4" w:space="0" w:color="CCCCCC"/>
@@ -2449,7 +7167,7 @@
               <w:rPr>
                 <w:sz w:val="20"/>
               </w:rPr>
-              <w:t>Total interactions (likes, comments, shares, saves) divided by reach, expressed as a percentage.</w:t>
+              <w:t>99% match with figures shown on each platform</w:t>
             </w:r>
           </w:p>
         </w:tc>
@@ -2457,8 +7175,9 @@
       <w:tr>
         <w:tc>
           <w:tcPr>
-            <w:tcW w:type="dxa" w:w="2880"/>
-            <w:shd w:val="clear" w:color="auto" w:fill="F0F4FF"/>
+            <w:tcW w:type="dxa" w:w="4680"/>
+            <w:tcW w:w="5040" w:type="dxa"/>
+            <w:shd w:val="clear" w:color="auto" w:fill="FFFFFF"/>
             <w:tcBorders>
               <w:top w:val="single" w:sz="4" w:space="0" w:color="CCCCCC"/>
               <w:left w:val="single" w:sz="4" w:space="0" w:color="CCCCCC"/>
@@ -2469,17 +7188,17 @@
           <w:p>
             <w:r>
               <w:rPr>
-                <w:b/>
-                <w:sz w:val="20"/>
-              </w:rPr>
-              <w:t>Tracking Sheet</w:t>
-            </w:r>
-          </w:p>
-        </w:tc>
-        <w:tc>
-          <w:tcPr>
-            <w:tcW w:type="dxa" w:w="7920"/>
-            <w:shd w:val="clear" w:color="auto" w:fill="F0F4FF"/>
+                <w:sz w:val="20"/>
+              </w:rPr>
+              <w:t>Caption accuracy</w:t>
+            </w:r>
+          </w:p>
+        </w:tc>
+        <w:tc>
+          <w:tcPr>
+            <w:tcW w:type="dxa" w:w="4680"/>
+            <w:tcW w:w="5760" w:type="dxa"/>
+            <w:shd w:val="clear" w:color="auto" w:fill="FFFFFF"/>
             <w:tcBorders>
               <w:top w:val="single" w:sz="4" w:space="0" w:color="CCCCCC"/>
               <w:left w:val="single" w:sz="4" w:space="0" w:color="CCCCCC"/>
@@ -2492,7 +7211,7 @@
               <w:rPr>
                 <w:sz w:val="20"/>
               </w:rPr>
-              <w:t>A structured spreadsheet consolidating metrics from multiple posts and platforms.</w:t>
+              <w:t>Correct caption extracted with zero hashtags remaining</w:t>
             </w:r>
           </w:p>
         </w:tc>
@@ -2500,8 +7219,9 @@
       <w:tr>
         <w:tc>
           <w:tcPr>
-            <w:tcW w:type="dxa" w:w="2880"/>
-            <w:shd w:val="clear" w:color="auto" w:fill="FFFFFF"/>
+            <w:tcW w:type="dxa" w:w="4680"/>
+            <w:tcW w:w="5040" w:type="dxa"/>
+            <w:shd w:val="clear" w:color="auto" w:fill="F0F4FF"/>
             <w:tcBorders>
               <w:top w:val="single" w:sz="4" w:space="0" w:color="CCCCCC"/>
               <w:left w:val="single" w:sz="4" w:space="0" w:color="CCCCCC"/>
@@ -2512,17 +7232,17 @@
           <w:p>
             <w:r>
               <w:rPr>
-                <w:b/>
-                <w:sz w:val="20"/>
-              </w:rPr>
-              <w:t>Reporting Cycle</w:t>
-            </w:r>
-          </w:p>
-        </w:tc>
-        <w:tc>
-          <w:tcPr>
-            <w:tcW w:type="dxa" w:w="7920"/>
-            <w:shd w:val="clear" w:color="auto" w:fill="FFFFFF"/>
+                <w:sz w:val="20"/>
+              </w:rPr>
+              <w:t>Platforms supported</w:t>
+            </w:r>
+          </w:p>
+        </w:tc>
+        <w:tc>
+          <w:tcPr>
+            <w:tcW w:type="dxa" w:w="4680"/>
+            <w:tcW w:w="5760" w:type="dxa"/>
+            <w:shd w:val="clear" w:color="auto" w:fill="F0F4FF"/>
             <w:tcBorders>
               <w:top w:val="single" w:sz="4" w:space="0" w:color="CCCCCC"/>
               <w:left w:val="single" w:sz="4" w:space="0" w:color="CCCCCC"/>
@@ -2535,7 +7255,7 @@
               <w:rPr>
                 <w:sz w:val="20"/>
               </w:rPr>
-              <w:t>A defined period (e.g., weekly, monthly) over which performance data is collected and analysed.</w:t>
+              <w:t>All 7: Instagram, TikTok, Facebook, YouTube, X, RedNote, Threads</w:t>
             </w:r>
           </w:p>
         </w:tc>
@@ -2543,8 +7263,9 @@
       <w:tr>
         <w:tc>
           <w:tcPr>
-            <w:tcW w:type="dxa" w:w="2880"/>
-            <w:shd w:val="clear" w:color="auto" w:fill="F0F4FF"/>
+            <w:tcW w:type="dxa" w:w="4680"/>
+            <w:tcW w:w="5040" w:type="dxa"/>
+            <w:shd w:val="clear" w:color="auto" w:fill="FFFFFF"/>
             <w:tcBorders>
               <w:top w:val="single" w:sz="4" w:space="0" w:color="CCCCCC"/>
               <w:left w:val="single" w:sz="4" w:space="0" w:color="CCCCCC"/>
@@ -2555,17 +7276,17 @@
           <w:p>
             <w:r>
               <w:rPr>
-                <w:b/>
-                <w:sz w:val="20"/>
-              </w:rPr>
-              <w:t>Platform Adapter</w:t>
-            </w:r>
-          </w:p>
-        </w:tc>
-        <w:tc>
-          <w:tcPr>
-            <w:tcW w:type="dxa" w:w="7920"/>
-            <w:shd w:val="clear" w:color="auto" w:fill="F0F4FF"/>
+                <w:sz w:val="20"/>
+              </w:rPr>
+              <w:t>AI recommendations</w:t>
+            </w:r>
+          </w:p>
+        </w:tc>
+        <w:tc>
+          <w:tcPr>
+            <w:tcW w:type="dxa" w:w="4680"/>
+            <w:tcW w:w="5760" w:type="dxa"/>
+            <w:shd w:val="clear" w:color="auto" w:fill="FFFFFF"/>
             <w:tcBorders>
               <w:top w:val="single" w:sz="4" w:space="0" w:color="CCCCCC"/>
               <w:left w:val="single" w:sz="4" w:space="0" w:color="CCCCCC"/>
@@ -2578,12 +7299,856 @@
               <w:rPr>
                 <w:sz w:val="20"/>
               </w:rPr>
-              <w:t>A modular component responsible for extracting metrics from a specific social media platform.</w:t>
+              <w:t>At least 3 actionable video content suggestions per reporting cycle</w:t>
             </w:r>
           </w:p>
         </w:tc>
       </w:tr>
     </w:tbl>
+    <w:p/>
+    <w:p>
+      <w:pPr>
+        <w:pStyle w:val="Heading1"/>
+      </w:pPr>
+      <w:r>
+        <w:t>13. Glossary</w:t>
+      </w:r>
+    </w:p>
+    <w:tbl>
+      <w:tblPr>
+        <w:tblW w:type="auto" w:w="0"/>
+        <w:jc w:val="left"/>
+        <w:tblLook w:firstColumn="1" w:firstRow="1" w:lastColumn="0" w:lastRow="0" w:noHBand="0" w:noVBand="1" w:val="04A0"/>
+      </w:tblPr>
+      <w:tblGrid>
+        <w:gridCol w:w="4680"/>
+        <w:gridCol w:w="4680"/>
+      </w:tblGrid>
+      <w:tr>
+        <w:tc>
+          <w:tcPr>
+            <w:tcW w:type="dxa" w:w="4680"/>
+            <w:tcW w:w="2880" w:type="dxa"/>
+            <w:shd w:val="clear" w:color="auto" w:fill="1F497D"/>
+            <w:tcBorders>
+              <w:top w:val="single" w:sz="4" w:space="0" w:color="1F497D"/>
+              <w:left w:val="single" w:sz="4" w:space="0" w:color="1F497D"/>
+              <w:bottom w:val="single" w:sz="4" w:space="0" w:color="1F497D"/>
+              <w:right w:val="single" w:sz="4" w:space="0" w:color="1F497D"/>
+            </w:tcBorders>
+          </w:tcPr>
+          <w:p>
+            <w:r>
+              <w:rPr>
+                <w:b/>
+                <w:color w:val="FFFFFF"/>
+                <w:sz w:val="20"/>
+              </w:rPr>
+              <w:t>Term</w:t>
+            </w:r>
+          </w:p>
+        </w:tc>
+        <w:tc>
+          <w:tcPr>
+            <w:tcW w:type="dxa" w:w="4680"/>
+            <w:tcW w:w="7920" w:type="dxa"/>
+            <w:shd w:val="clear" w:color="auto" w:fill="1F497D"/>
+            <w:tcBorders>
+              <w:top w:val="single" w:sz="4" w:space="0" w:color="1F497D"/>
+              <w:left w:val="single" w:sz="4" w:space="0" w:color="1F497D"/>
+              <w:bottom w:val="single" w:sz="4" w:space="0" w:color="1F497D"/>
+              <w:right w:val="single" w:sz="4" w:space="0" w:color="1F497D"/>
+            </w:tcBorders>
+          </w:tcPr>
+          <w:p>
+            <w:r>
+              <w:rPr>
+                <w:b/>
+                <w:color w:val="FFFFFF"/>
+                <w:sz w:val="20"/>
+              </w:rPr>
+              <w:t>Definition</w:t>
+            </w:r>
+          </w:p>
+        </w:tc>
+      </w:tr>
+      <w:tr>
+        <w:tc>
+          <w:tcPr>
+            <w:tcW w:type="dxa" w:w="4680"/>
+            <w:tcW w:w="2880" w:type="dxa"/>
+            <w:shd w:val="clear" w:color="auto" w:fill="FFFFFF"/>
+            <w:tcBorders>
+              <w:top w:val="single" w:sz="4" w:space="0" w:color="CCCCCC"/>
+              <w:left w:val="single" w:sz="4" w:space="0" w:color="CCCCCC"/>
+              <w:bottom w:val="single" w:sz="4" w:space="0" w:color="CCCCCC"/>
+              <w:right w:val="single" w:sz="4" w:space="0" w:color="CCCCCC"/>
+            </w:tcBorders>
+          </w:tcPr>
+          <w:p>
+            <w:r>
+              <w:rPr>
+                <w:sz w:val="20"/>
+              </w:rPr>
+              <w:t>Reach (Column G)</w:t>
+            </w:r>
+          </w:p>
+        </w:tc>
+        <w:tc>
+          <w:tcPr>
+            <w:tcW w:type="dxa" w:w="4680"/>
+            <w:tcW w:w="7920" w:type="dxa"/>
+            <w:shd w:val="clear" w:color="auto" w:fill="FFFFFF"/>
+            <w:tcBorders>
+              <w:top w:val="single" w:sz="4" w:space="0" w:color="CCCCCC"/>
+              <w:left w:val="single" w:sz="4" w:space="0" w:color="CCCCCC"/>
+              <w:bottom w:val="single" w:sz="4" w:space="0" w:color="CCCCCC"/>
+              <w:right w:val="single" w:sz="4" w:space="0" w:color="CCCCCC"/>
+            </w:tcBorders>
+          </w:tcPr>
+          <w:p>
+            <w:r>
+              <w:rPr>
+                <w:sz w:val="20"/>
+              </w:rPr>
+              <w:t>The view count of a video as displayed on the platform profile page.</w:t>
+            </w:r>
+          </w:p>
+        </w:tc>
+      </w:tr>
+      <w:tr>
+        <w:tc>
+          <w:tcPr>
+            <w:tcW w:type="dxa" w:w="4680"/>
+            <w:tcW w:w="2880" w:type="dxa"/>
+            <w:shd w:val="clear" w:color="auto" w:fill="F0F4FF"/>
+            <w:tcBorders>
+              <w:top w:val="single" w:sz="4" w:space="0" w:color="CCCCCC"/>
+              <w:left w:val="single" w:sz="4" w:space="0" w:color="CCCCCC"/>
+              <w:bottom w:val="single" w:sz="4" w:space="0" w:color="CCCCCC"/>
+              <w:right w:val="single" w:sz="4" w:space="0" w:color="CCCCCC"/>
+            </w:tcBorders>
+          </w:tcPr>
+          <w:p>
+            <w:r>
+              <w:rPr>
+                <w:sz w:val="20"/>
+              </w:rPr>
+              <w:t>Caption</w:t>
+            </w:r>
+          </w:p>
+        </w:tc>
+        <w:tc>
+          <w:tcPr>
+            <w:tcW w:type="dxa" w:w="4680"/>
+            <w:tcW w:w="7920" w:type="dxa"/>
+            <w:shd w:val="clear" w:color="auto" w:fill="F0F4FF"/>
+            <w:tcBorders>
+              <w:top w:val="single" w:sz="4" w:space="0" w:color="CCCCCC"/>
+              <w:left w:val="single" w:sz="4" w:space="0" w:color="CCCCCC"/>
+              <w:bottom w:val="single" w:sz="4" w:space="0" w:color="CCCCCC"/>
+              <w:right w:val="single" w:sz="4" w:space="0" w:color="CCCCCC"/>
+            </w:tcBorders>
+          </w:tcPr>
+          <w:p>
+            <w:r>
+              <w:rPr>
+                <w:sz w:val="20"/>
+              </w:rPr>
+              <w:t>The text description written with a video post. Hashtags are removed before saving.</w:t>
+            </w:r>
+          </w:p>
+        </w:tc>
+      </w:tr>
+      <w:tr>
+        <w:tc>
+          <w:tcPr>
+            <w:tcW w:type="dxa" w:w="4680"/>
+            <w:tcW w:w="2880" w:type="dxa"/>
+            <w:shd w:val="clear" w:color="auto" w:fill="FFFFFF"/>
+            <w:tcBorders>
+              <w:top w:val="single" w:sz="4" w:space="0" w:color="CCCCCC"/>
+              <w:left w:val="single" w:sz="4" w:space="0" w:color="CCCCCC"/>
+              <w:bottom w:val="single" w:sz="4" w:space="0" w:color="CCCCCC"/>
+              <w:right w:val="single" w:sz="4" w:space="0" w:color="CCCCCC"/>
+            </w:tcBorders>
+          </w:tcPr>
+          <w:p>
+            <w:r>
+              <w:rPr>
+                <w:sz w:val="20"/>
+              </w:rPr>
+              <w:t>Hashtag</w:t>
+            </w:r>
+          </w:p>
+        </w:tc>
+        <w:tc>
+          <w:tcPr>
+            <w:tcW w:type="dxa" w:w="4680"/>
+            <w:tcW w:w="7920" w:type="dxa"/>
+            <w:shd w:val="clear" w:color="auto" w:fill="FFFFFF"/>
+            <w:tcBorders>
+              <w:top w:val="single" w:sz="4" w:space="0" w:color="CCCCCC"/>
+              <w:left w:val="single" w:sz="4" w:space="0" w:color="CCCCCC"/>
+              <w:bottom w:val="single" w:sz="4" w:space="0" w:color="CCCCCC"/>
+              <w:right w:val="single" w:sz="4" w:space="0" w:color="CCCCCC"/>
+            </w:tcBorders>
+          </w:tcPr>
+          <w:p>
+            <w:r>
+              <w:rPr>
+                <w:sz w:val="20"/>
+              </w:rPr>
+              <w:t>Words starting with # used for discoverability on social media. Always removed from Column D.</w:t>
+            </w:r>
+          </w:p>
+        </w:tc>
+      </w:tr>
+      <w:tr>
+        <w:tc>
+          <w:tcPr>
+            <w:tcW w:type="dxa" w:w="4680"/>
+            <w:tcW w:w="2880" w:type="dxa"/>
+            <w:shd w:val="clear" w:color="auto" w:fill="F0F4FF"/>
+            <w:tcBorders>
+              <w:top w:val="single" w:sz="4" w:space="0" w:color="CCCCCC"/>
+              <w:left w:val="single" w:sz="4" w:space="0" w:color="CCCCCC"/>
+              <w:bottom w:val="single" w:sz="4" w:space="0" w:color="CCCCCC"/>
+              <w:right w:val="single" w:sz="4" w:space="0" w:color="CCCCCC"/>
+            </w:tcBorders>
+          </w:tcPr>
+          <w:p>
+            <w:r>
+              <w:rPr>
+                <w:sz w:val="20"/>
+              </w:rPr>
+              <w:t>Lark Sheet</w:t>
+            </w:r>
+          </w:p>
+        </w:tc>
+        <w:tc>
+          <w:tcPr>
+            <w:tcW w:type="dxa" w:w="4680"/>
+            <w:tcW w:w="7920" w:type="dxa"/>
+            <w:shd w:val="clear" w:color="auto" w:fill="F0F4FF"/>
+            <w:tcBorders>
+              <w:top w:val="single" w:sz="4" w:space="0" w:color="CCCCCC"/>
+              <w:left w:val="single" w:sz="4" w:space="0" w:color="CCCCCC"/>
+              <w:bottom w:val="single" w:sz="4" w:space="0" w:color="CCCCCC"/>
+              <w:right w:val="single" w:sz="4" w:space="0" w:color="CCCCCC"/>
+            </w:tcBorders>
+          </w:tcPr>
+          <w:p>
+            <w:r>
+              <w:rPr>
+                <w:sz w:val="20"/>
+              </w:rPr>
+              <w:t>The spreadsheet tool inside Lark (Feishu) where the user tracks video performance.</w:t>
+            </w:r>
+          </w:p>
+        </w:tc>
+      </w:tr>
+      <w:tr>
+        <w:tc>
+          <w:tcPr>
+            <w:tcW w:type="dxa" w:w="4680"/>
+            <w:tcW w:w="2880" w:type="dxa"/>
+            <w:shd w:val="clear" w:color="auto" w:fill="FFFFFF"/>
+            <w:tcBorders>
+              <w:top w:val="single" w:sz="4" w:space="0" w:color="CCCCCC"/>
+              <w:left w:val="single" w:sz="4" w:space="0" w:color="CCCCCC"/>
+              <w:bottom w:val="single" w:sz="4" w:space="0" w:color="CCCCCC"/>
+              <w:right w:val="single" w:sz="4" w:space="0" w:color="CCCCCC"/>
+            </w:tcBorders>
+          </w:tcPr>
+          <w:p>
+            <w:r>
+              <w:rPr>
+                <w:sz w:val="20"/>
+              </w:rPr>
+              <w:t>PIC</w:t>
+            </w:r>
+          </w:p>
+        </w:tc>
+        <w:tc>
+          <w:tcPr>
+            <w:tcW w:type="dxa" w:w="4680"/>
+            <w:tcW w:w="7920" w:type="dxa"/>
+            <w:shd w:val="clear" w:color="auto" w:fill="FFFFFF"/>
+            <w:tcBorders>
+              <w:top w:val="single" w:sz="4" w:space="0" w:color="CCCCCC"/>
+              <w:left w:val="single" w:sz="4" w:space="0" w:color="CCCCCC"/>
+              <w:bottom w:val="single" w:sz="4" w:space="0" w:color="CCCCCC"/>
+              <w:right w:val="single" w:sz="4" w:space="0" w:color="CCCCCC"/>
+            </w:tcBorders>
+          </w:tcPr>
+          <w:p>
+            <w:r>
+              <w:rPr>
+                <w:sz w:val="20"/>
+              </w:rPr>
+              <w:t>Person In Charge — filled manually by the user in Column C.</w:t>
+            </w:r>
+          </w:p>
+        </w:tc>
+      </w:tr>
+      <w:tr>
+        <w:tc>
+          <w:tcPr>
+            <w:tcW w:type="dxa" w:w="4680"/>
+            <w:tcW w:w="2880" w:type="dxa"/>
+            <w:shd w:val="clear" w:color="auto" w:fill="F0F4FF"/>
+            <w:tcBorders>
+              <w:top w:val="single" w:sz="4" w:space="0" w:color="CCCCCC"/>
+              <w:left w:val="single" w:sz="4" w:space="0" w:color="CCCCCC"/>
+              <w:bottom w:val="single" w:sz="4" w:space="0" w:color="CCCCCC"/>
+              <w:right w:val="single" w:sz="4" w:space="0" w:color="CCCCCC"/>
+            </w:tcBorders>
+          </w:tcPr>
+          <w:p>
+            <w:r>
+              <w:rPr>
+                <w:sz w:val="20"/>
+              </w:rPr>
+              <w:t>Content Casual</w:t>
+            </w:r>
+          </w:p>
+        </w:tc>
+        <w:tc>
+          <w:tcPr>
+            <w:tcW w:type="dxa" w:w="4680"/>
+            <w:tcW w:w="7920" w:type="dxa"/>
+            <w:shd w:val="clear" w:color="auto" w:fill="F0F4FF"/>
+            <w:tcBorders>
+              <w:top w:val="single" w:sz="4" w:space="0" w:color="CCCCCC"/>
+              <w:left w:val="single" w:sz="4" w:space="0" w:color="CCCCCC"/>
+              <w:bottom w:val="single" w:sz="4" w:space="0" w:color="CCCCCC"/>
+              <w:right w:val="single" w:sz="4" w:space="0" w:color="CCCCCC"/>
+            </w:tcBorders>
+          </w:tcPr>
+          <w:p>
+            <w:r>
+              <w:rPr>
+                <w:sz w:val="20"/>
+              </w:rPr>
+              <w:t>The default content type category auto-filled in Column E for all videos.</w:t>
+            </w:r>
+          </w:p>
+        </w:tc>
+      </w:tr>
+      <w:tr>
+        <w:tc>
+          <w:tcPr>
+            <w:tcW w:type="dxa" w:w="4680"/>
+            <w:tcW w:w="2880" w:type="dxa"/>
+            <w:shd w:val="clear" w:color="auto" w:fill="FFFFFF"/>
+            <w:tcBorders>
+              <w:top w:val="single" w:sz="4" w:space="0" w:color="CCCCCC"/>
+              <w:left w:val="single" w:sz="4" w:space="0" w:color="CCCCCC"/>
+              <w:bottom w:val="single" w:sz="4" w:space="0" w:color="CCCCCC"/>
+              <w:right w:val="single" w:sz="4" w:space="0" w:color="CCCCCC"/>
+            </w:tcBorders>
+          </w:tcPr>
+          <w:p>
+            <w:r>
+              <w:rPr>
+                <w:sz w:val="20"/>
+              </w:rPr>
+              <w:t>Final Reach</w:t>
+            </w:r>
+          </w:p>
+        </w:tc>
+        <w:tc>
+          <w:tcPr>
+            <w:tcW w:type="dxa" w:w="4680"/>
+            <w:tcW w:w="7920" w:type="dxa"/>
+            <w:shd w:val="clear" w:color="auto" w:fill="FFFFFF"/>
+            <w:tcBorders>
+              <w:top w:val="single" w:sz="4" w:space="0" w:color="CCCCCC"/>
+              <w:left w:val="single" w:sz="4" w:space="0" w:color="CCCCCC"/>
+              <w:bottom w:val="single" w:sz="4" w:space="0" w:color="CCCCCC"/>
+              <w:right w:val="single" w:sz="4" w:space="0" w:color="CCCCCC"/>
+            </w:tcBorders>
+          </w:tcPr>
+          <w:p>
+            <w:r>
+              <w:rPr>
+                <w:sz w:val="20"/>
+              </w:rPr>
+              <w:t>A manually calculated field in Column H — the system never touches this column.</w:t>
+            </w:r>
+          </w:p>
+        </w:tc>
+      </w:tr>
+      <w:tr>
+        <w:tc>
+          <w:tcPr>
+            <w:tcW w:type="dxa" w:w="4680"/>
+            <w:tcW w:w="2880" w:type="dxa"/>
+            <w:shd w:val="clear" w:color="auto" w:fill="F0F4FF"/>
+            <w:tcBorders>
+              <w:top w:val="single" w:sz="4" w:space="0" w:color="CCCCCC"/>
+              <w:left w:val="single" w:sz="4" w:space="0" w:color="CCCCCC"/>
+              <w:bottom w:val="single" w:sz="4" w:space="0" w:color="CCCCCC"/>
+              <w:right w:val="single" w:sz="4" w:space="0" w:color="CCCCCC"/>
+            </w:tcBorders>
+          </w:tcPr>
+          <w:p>
+            <w:r>
+              <w:rPr>
+                <w:sz w:val="20"/>
+              </w:rPr>
+              <w:t>RedNote</w:t>
+            </w:r>
+          </w:p>
+        </w:tc>
+        <w:tc>
+          <w:tcPr>
+            <w:tcW w:type="dxa" w:w="4680"/>
+            <w:tcW w:w="7920" w:type="dxa"/>
+            <w:shd w:val="clear" w:color="auto" w:fill="F0F4FF"/>
+            <w:tcBorders>
+              <w:top w:val="single" w:sz="4" w:space="0" w:color="CCCCCC"/>
+              <w:left w:val="single" w:sz="4" w:space="0" w:color="CCCCCC"/>
+              <w:bottom w:val="single" w:sz="4" w:space="0" w:color="CCCCCC"/>
+              <w:right w:val="single" w:sz="4" w:space="0" w:color="CCCCCC"/>
+            </w:tcBorders>
+          </w:tcPr>
+          <w:p>
+            <w:r>
+              <w:rPr>
+                <w:sz w:val="20"/>
+              </w:rPr>
+              <w:t>Also known as Xiaohongshu — a Chinese social media and lifestyle platform.</w:t>
+            </w:r>
+          </w:p>
+        </w:tc>
+      </w:tr>
+      <w:tr>
+        <w:tc>
+          <w:tcPr>
+            <w:tcW w:type="dxa" w:w="4680"/>
+            <w:tcW w:w="2880" w:type="dxa"/>
+            <w:shd w:val="clear" w:color="auto" w:fill="FFFFFF"/>
+            <w:tcBorders>
+              <w:top w:val="single" w:sz="4" w:space="0" w:color="CCCCCC"/>
+              <w:left w:val="single" w:sz="4" w:space="0" w:color="CCCCCC"/>
+              <w:bottom w:val="single" w:sz="4" w:space="0" w:color="CCCCCC"/>
+              <w:right w:val="single" w:sz="4" w:space="0" w:color="CCCCCC"/>
+            </w:tcBorders>
+          </w:tcPr>
+          <w:p>
+            <w:r>
+              <w:rPr>
+                <w:sz w:val="20"/>
+              </w:rPr>
+              <w:t>MoSCoW</w:t>
+            </w:r>
+          </w:p>
+        </w:tc>
+        <w:tc>
+          <w:tcPr>
+            <w:tcW w:type="dxa" w:w="4680"/>
+            <w:tcW w:w="7920" w:type="dxa"/>
+            <w:shd w:val="clear" w:color="auto" w:fill="FFFFFF"/>
+            <w:tcBorders>
+              <w:top w:val="single" w:sz="4" w:space="0" w:color="CCCCCC"/>
+              <w:left w:val="single" w:sz="4" w:space="0" w:color="CCCCCC"/>
+              <w:bottom w:val="single" w:sz="4" w:space="0" w:color="CCCCCC"/>
+              <w:right w:val="single" w:sz="4" w:space="0" w:color="CCCCCC"/>
+            </w:tcBorders>
+          </w:tcPr>
+          <w:p>
+            <w:r>
+              <w:rPr>
+                <w:sz w:val="20"/>
+              </w:rPr>
+              <w:t>Prioritisation method: Must Have, Should Have, Could Have, Would not Have this time.</w:t>
+            </w:r>
+          </w:p>
+        </w:tc>
+      </w:tr>
+    </w:tbl>
+    <w:p/>
+    <w:p/>
+    <w:p>
+      <w:pPr>
+        <w:pStyle w:val="Heading1"/>
+      </w:pPr>
+      <w:r>
+        <w:t>14. Sign-Off &amp; Approval</w:t>
+      </w:r>
+    </w:p>
+    <w:p>
+      <w:pPr/>
+      <w:r>
+        <w:rPr>
+          <w:b w:val="0"/>
+          <w:i w:val="0"/>
+          <w:sz w:val="22"/>
+        </w:rPr>
+        <w:t>By signing below, the approver confirms that this BRD accurately represents the requirements for the Auto Count Social Media Reach system.</w:t>
+      </w:r>
+    </w:p>
+    <w:p/>
+    <w:tbl>
+      <w:tblPr>
+        <w:tblW w:type="auto" w:w="0"/>
+        <w:jc w:val="left"/>
+        <w:tblLook w:firstColumn="1" w:firstRow="1" w:lastColumn="0" w:lastRow="0" w:noHBand="0" w:noVBand="1" w:val="04A0"/>
+      </w:tblPr>
+      <w:tblGrid>
+        <w:gridCol w:w="2340"/>
+        <w:gridCol w:w="2340"/>
+        <w:gridCol w:w="2340"/>
+        <w:gridCol w:w="2340"/>
+      </w:tblGrid>
+      <w:tr>
+        <w:tc>
+          <w:tcPr>
+            <w:tcW w:type="dxa" w:w="2340"/>
+            <w:tcW w:w="2880" w:type="dxa"/>
+            <w:shd w:val="clear" w:color="auto" w:fill="1F497D"/>
+            <w:tcBorders>
+              <w:top w:val="single" w:sz="4" w:space="0" w:color="1F497D"/>
+              <w:left w:val="single" w:sz="4" w:space="0" w:color="1F497D"/>
+              <w:bottom w:val="single" w:sz="4" w:space="0" w:color="1F497D"/>
+              <w:right w:val="single" w:sz="4" w:space="0" w:color="1F497D"/>
+            </w:tcBorders>
+          </w:tcPr>
+          <w:p>
+            <w:r>
+              <w:rPr>
+                <w:b/>
+                <w:color w:val="FFFFFF"/>
+                <w:sz w:val="20"/>
+              </w:rPr>
+              <w:t>Role</w:t>
+            </w:r>
+          </w:p>
+        </w:tc>
+        <w:tc>
+          <w:tcPr>
+            <w:tcW w:type="dxa" w:w="2340"/>
+            <w:tcW w:w="2880" w:type="dxa"/>
+            <w:shd w:val="clear" w:color="auto" w:fill="1F497D"/>
+            <w:tcBorders>
+              <w:top w:val="single" w:sz="4" w:space="0" w:color="1F497D"/>
+              <w:left w:val="single" w:sz="4" w:space="0" w:color="1F497D"/>
+              <w:bottom w:val="single" w:sz="4" w:space="0" w:color="1F497D"/>
+              <w:right w:val="single" w:sz="4" w:space="0" w:color="1F497D"/>
+            </w:tcBorders>
+          </w:tcPr>
+          <w:p>
+            <w:r>
+              <w:rPr>
+                <w:b/>
+                <w:color w:val="FFFFFF"/>
+                <w:sz w:val="20"/>
+              </w:rPr>
+              <w:t>Name</w:t>
+            </w:r>
+          </w:p>
+        </w:tc>
+        <w:tc>
+          <w:tcPr>
+            <w:tcW w:type="dxa" w:w="2340"/>
+            <w:tcW w:w="2880" w:type="dxa"/>
+            <w:shd w:val="clear" w:color="auto" w:fill="1F497D"/>
+            <w:tcBorders>
+              <w:top w:val="single" w:sz="4" w:space="0" w:color="1F497D"/>
+              <w:left w:val="single" w:sz="4" w:space="0" w:color="1F497D"/>
+              <w:bottom w:val="single" w:sz="4" w:space="0" w:color="1F497D"/>
+              <w:right w:val="single" w:sz="4" w:space="0" w:color="1F497D"/>
+            </w:tcBorders>
+          </w:tcPr>
+          <w:p>
+            <w:r>
+              <w:rPr>
+                <w:b/>
+                <w:color w:val="FFFFFF"/>
+                <w:sz w:val="20"/>
+              </w:rPr>
+              <w:t>Signature</w:t>
+            </w:r>
+          </w:p>
+        </w:tc>
+        <w:tc>
+          <w:tcPr>
+            <w:tcW w:type="dxa" w:w="2340"/>
+            <w:tcW w:w="2160" w:type="dxa"/>
+            <w:shd w:val="clear" w:color="auto" w:fill="1F497D"/>
+            <w:tcBorders>
+              <w:top w:val="single" w:sz="4" w:space="0" w:color="1F497D"/>
+              <w:left w:val="single" w:sz="4" w:space="0" w:color="1F497D"/>
+              <w:bottom w:val="single" w:sz="4" w:space="0" w:color="1F497D"/>
+              <w:right w:val="single" w:sz="4" w:space="0" w:color="1F497D"/>
+            </w:tcBorders>
+          </w:tcPr>
+          <w:p>
+            <w:r>
+              <w:rPr>
+                <w:b/>
+                <w:color w:val="FFFFFF"/>
+                <w:sz w:val="20"/>
+              </w:rPr>
+              <w:t>Date</w:t>
+            </w:r>
+          </w:p>
+        </w:tc>
+      </w:tr>
+      <w:tr>
+        <w:tc>
+          <w:tcPr>
+            <w:tcW w:type="dxa" w:w="2340"/>
+            <w:tcW w:w="2880" w:type="dxa"/>
+            <w:shd w:val="clear" w:color="auto" w:fill="FFFFFF"/>
+            <w:tcBorders>
+              <w:top w:val="single" w:sz="4" w:space="0" w:color="CCCCCC"/>
+              <w:left w:val="single" w:sz="4" w:space="0" w:color="CCCCCC"/>
+              <w:bottom w:val="single" w:sz="4" w:space="0" w:color="CCCCCC"/>
+              <w:right w:val="single" w:sz="4" w:space="0" w:color="CCCCCC"/>
+            </w:tcBorders>
+          </w:tcPr>
+          <w:p>
+            <w:r>
+              <w:rPr>
+                <w:sz w:val="20"/>
+              </w:rPr>
+              <w:t>Prepared By</w:t>
+            </w:r>
+          </w:p>
+        </w:tc>
+        <w:tc>
+          <w:tcPr>
+            <w:tcW w:type="dxa" w:w="2340"/>
+            <w:tcW w:w="2880" w:type="dxa"/>
+            <w:shd w:val="clear" w:color="auto" w:fill="FFFFFF"/>
+            <w:tcBorders>
+              <w:top w:val="single" w:sz="4" w:space="0" w:color="CCCCCC"/>
+              <w:left w:val="single" w:sz="4" w:space="0" w:color="CCCCCC"/>
+              <w:bottom w:val="single" w:sz="4" w:space="0" w:color="CCCCCC"/>
+              <w:right w:val="single" w:sz="4" w:space="0" w:color="CCCCCC"/>
+            </w:tcBorders>
+          </w:tcPr>
+          <w:p>
+            <w:r>
+              <w:rPr>
+                <w:sz w:val="20"/>
+              </w:rPr>
+              <w:t>jingyi-rere</w:t>
+            </w:r>
+          </w:p>
+        </w:tc>
+        <w:tc>
+          <w:tcPr>
+            <w:tcW w:type="dxa" w:w="2340"/>
+            <w:tcW w:w="2880" w:type="dxa"/>
+            <w:shd w:val="clear" w:color="auto" w:fill="FFFFFF"/>
+            <w:tcBorders>
+              <w:top w:val="single" w:sz="4" w:space="0" w:color="CCCCCC"/>
+              <w:left w:val="single" w:sz="4" w:space="0" w:color="CCCCCC"/>
+              <w:bottom w:val="single" w:sz="4" w:space="0" w:color="CCCCCC"/>
+              <w:right w:val="single" w:sz="4" w:space="0" w:color="CCCCCC"/>
+            </w:tcBorders>
+          </w:tcPr>
+          <w:p>
+            <w:r>
+              <w:rPr>
+                <w:sz w:val="20"/>
+              </w:rPr>
+            </w:r>
+          </w:p>
+        </w:tc>
+        <w:tc>
+          <w:tcPr>
+            <w:tcW w:type="dxa" w:w="2340"/>
+            <w:tcW w:w="2160" w:type="dxa"/>
+            <w:shd w:val="clear" w:color="auto" w:fill="FFFFFF"/>
+            <w:tcBorders>
+              <w:top w:val="single" w:sz="4" w:space="0" w:color="CCCCCC"/>
+              <w:left w:val="single" w:sz="4" w:space="0" w:color="CCCCCC"/>
+              <w:bottom w:val="single" w:sz="4" w:space="0" w:color="CCCCCC"/>
+              <w:right w:val="single" w:sz="4" w:space="0" w:color="CCCCCC"/>
+            </w:tcBorders>
+          </w:tcPr>
+          <w:p>
+            <w:r>
+              <w:rPr>
+                <w:sz w:val="20"/>
+              </w:rPr>
+            </w:r>
+          </w:p>
+        </w:tc>
+      </w:tr>
+      <w:tr>
+        <w:tc>
+          <w:tcPr>
+            <w:tcW w:type="dxa" w:w="2340"/>
+            <w:tcW w:w="2880" w:type="dxa"/>
+            <w:shd w:val="clear" w:color="auto" w:fill="F0F4FF"/>
+            <w:tcBorders>
+              <w:top w:val="single" w:sz="4" w:space="0" w:color="CCCCCC"/>
+              <w:left w:val="single" w:sz="4" w:space="0" w:color="CCCCCC"/>
+              <w:bottom w:val="single" w:sz="4" w:space="0" w:color="CCCCCC"/>
+              <w:right w:val="single" w:sz="4" w:space="0" w:color="CCCCCC"/>
+            </w:tcBorders>
+          </w:tcPr>
+          <w:p>
+            <w:r>
+              <w:rPr>
+                <w:sz w:val="20"/>
+              </w:rPr>
+              <w:t>Reviewed By</w:t>
+            </w:r>
+          </w:p>
+        </w:tc>
+        <w:tc>
+          <w:tcPr>
+            <w:tcW w:type="dxa" w:w="2340"/>
+            <w:tcW w:w="2880" w:type="dxa"/>
+            <w:shd w:val="clear" w:color="auto" w:fill="F0F4FF"/>
+            <w:tcBorders>
+              <w:top w:val="single" w:sz="4" w:space="0" w:color="CCCCCC"/>
+              <w:left w:val="single" w:sz="4" w:space="0" w:color="CCCCCC"/>
+              <w:bottom w:val="single" w:sz="4" w:space="0" w:color="CCCCCC"/>
+              <w:right w:val="single" w:sz="4" w:space="0" w:color="CCCCCC"/>
+            </w:tcBorders>
+          </w:tcPr>
+          <w:p>
+            <w:r>
+              <w:rPr>
+                <w:sz w:val="20"/>
+              </w:rPr>
+            </w:r>
+          </w:p>
+        </w:tc>
+        <w:tc>
+          <w:tcPr>
+            <w:tcW w:type="dxa" w:w="2340"/>
+            <w:tcW w:w="2880" w:type="dxa"/>
+            <w:shd w:val="clear" w:color="auto" w:fill="F0F4FF"/>
+            <w:tcBorders>
+              <w:top w:val="single" w:sz="4" w:space="0" w:color="CCCCCC"/>
+              <w:left w:val="single" w:sz="4" w:space="0" w:color="CCCCCC"/>
+              <w:bottom w:val="single" w:sz="4" w:space="0" w:color="CCCCCC"/>
+              <w:right w:val="single" w:sz="4" w:space="0" w:color="CCCCCC"/>
+            </w:tcBorders>
+          </w:tcPr>
+          <w:p>
+            <w:r>
+              <w:rPr>
+                <w:sz w:val="20"/>
+              </w:rPr>
+            </w:r>
+          </w:p>
+        </w:tc>
+        <w:tc>
+          <w:tcPr>
+            <w:tcW w:type="dxa" w:w="2340"/>
+            <w:tcW w:w="2160" w:type="dxa"/>
+            <w:shd w:val="clear" w:color="auto" w:fill="F0F4FF"/>
+            <w:tcBorders>
+              <w:top w:val="single" w:sz="4" w:space="0" w:color="CCCCCC"/>
+              <w:left w:val="single" w:sz="4" w:space="0" w:color="CCCCCC"/>
+              <w:bottom w:val="single" w:sz="4" w:space="0" w:color="CCCCCC"/>
+              <w:right w:val="single" w:sz="4" w:space="0" w:color="CCCCCC"/>
+            </w:tcBorders>
+          </w:tcPr>
+          <w:p>
+            <w:r>
+              <w:rPr>
+                <w:sz w:val="20"/>
+              </w:rPr>
+            </w:r>
+          </w:p>
+        </w:tc>
+      </w:tr>
+      <w:tr>
+        <w:tc>
+          <w:tcPr>
+            <w:tcW w:type="dxa" w:w="2340"/>
+            <w:tcW w:w="2880" w:type="dxa"/>
+            <w:shd w:val="clear" w:color="auto" w:fill="FFFFFF"/>
+            <w:tcBorders>
+              <w:top w:val="single" w:sz="4" w:space="0" w:color="CCCCCC"/>
+              <w:left w:val="single" w:sz="4" w:space="0" w:color="CCCCCC"/>
+              <w:bottom w:val="single" w:sz="4" w:space="0" w:color="CCCCCC"/>
+              <w:right w:val="single" w:sz="4" w:space="0" w:color="CCCCCC"/>
+            </w:tcBorders>
+          </w:tcPr>
+          <w:p>
+            <w:r>
+              <w:rPr>
+                <w:sz w:val="20"/>
+              </w:rPr>
+              <w:t>Approved By</w:t>
+            </w:r>
+          </w:p>
+        </w:tc>
+        <w:tc>
+          <w:tcPr>
+            <w:tcW w:type="dxa" w:w="2340"/>
+            <w:tcW w:w="2880" w:type="dxa"/>
+            <w:shd w:val="clear" w:color="auto" w:fill="FFFFFF"/>
+            <w:tcBorders>
+              <w:top w:val="single" w:sz="4" w:space="0" w:color="CCCCCC"/>
+              <w:left w:val="single" w:sz="4" w:space="0" w:color="CCCCCC"/>
+              <w:bottom w:val="single" w:sz="4" w:space="0" w:color="CCCCCC"/>
+              <w:right w:val="single" w:sz="4" w:space="0" w:color="CCCCCC"/>
+            </w:tcBorders>
+          </w:tcPr>
+          <w:p>
+            <w:r>
+              <w:rPr>
+                <w:sz w:val="20"/>
+              </w:rPr>
+            </w:r>
+          </w:p>
+        </w:tc>
+        <w:tc>
+          <w:tcPr>
+            <w:tcW w:type="dxa" w:w="2340"/>
+            <w:tcW w:w="2880" w:type="dxa"/>
+            <w:shd w:val="clear" w:color="auto" w:fill="FFFFFF"/>
+            <w:tcBorders>
+              <w:top w:val="single" w:sz="4" w:space="0" w:color="CCCCCC"/>
+              <w:left w:val="single" w:sz="4" w:space="0" w:color="CCCCCC"/>
+              <w:bottom w:val="single" w:sz="4" w:space="0" w:color="CCCCCC"/>
+              <w:right w:val="single" w:sz="4" w:space="0" w:color="CCCCCC"/>
+            </w:tcBorders>
+          </w:tcPr>
+          <w:p>
+            <w:r>
+              <w:rPr>
+                <w:sz w:val="20"/>
+              </w:rPr>
+            </w:r>
+          </w:p>
+        </w:tc>
+        <w:tc>
+          <w:tcPr>
+            <w:tcW w:type="dxa" w:w="2340"/>
+            <w:tcW w:w="2160" w:type="dxa"/>
+            <w:shd w:val="clear" w:color="auto" w:fill="FFFFFF"/>
+            <w:tcBorders>
+              <w:top w:val="single" w:sz="4" w:space="0" w:color="CCCCCC"/>
+              <w:left w:val="single" w:sz="4" w:space="0" w:color="CCCCCC"/>
+              <w:bottom w:val="single" w:sz="4" w:space="0" w:color="CCCCCC"/>
+              <w:right w:val="single" w:sz="4" w:space="0" w:color="CCCCCC"/>
+            </w:tcBorders>
+          </w:tcPr>
+          <w:p>
+            <w:r>
+              <w:rPr>
+                <w:sz w:val="20"/>
+              </w:rPr>
+            </w:r>
+          </w:p>
+        </w:tc>
+      </w:tr>
+    </w:tbl>
+    <w:p/>
     <w:p/>
     <w:p>
       <w:pPr>
@@ -2592,10 +8157,10 @@
       <w:r>
         <w:rPr>
           <w:i/>
-          <w:color w:val="808080"/>
+          <w:color w:val="595959"/>
           <w:sz w:val="18"/>
         </w:rPr>
-        <w:t>— End of Document —</w:t>
+        <w:t>— End of Document — Version 3.0 —</w:t>
       </w:r>
     </w:p>
     <w:sectPr>

--- a/BRD_Auto_Count_Social_Media_Reach.docx
+++ b/BRD_Auto_Count_Social_Media_Reach.docx
@@ -96,7 +96,7 @@
               <w:rPr>
                 <w:sz w:val="20"/>
               </w:rPr>
-              <w:t>3.0</w:t>
+              <w:t>4.0</w:t>
             </w:r>
           </w:p>
         </w:tc>
@@ -140,7 +140,7 @@
               <w:rPr>
                 <w:sz w:val="20"/>
               </w:rPr>
-              <w:t>09 May 2026</w:t>
+              <w:t>11 May 2026</w:t>
             </w:r>
           </w:p>
         </w:tc>
@@ -184,7 +184,7 @@
               <w:rPr>
                 <w:sz w:val="20"/>
               </w:rPr>
-              <w:t>Draft</w:t>
+              <w:t>Final</w:t>
             </w:r>
           </w:p>
         </w:tc>
@@ -652,6 +652,92 @@
           </w:p>
         </w:tc>
       </w:tr>
+      <w:tr>
+        <w:tc>
+          <w:tcPr>
+            <w:tcW w:type="dxa" w:w="2340"/>
+            <w:tcW w:w="1007" w:type="dxa"/>
+            <w:shd w:val="clear" w:color="auto" w:fill="F0F4FF"/>
+            <w:tcBorders>
+              <w:top w:val="single" w:sz="4" w:space="0" w:color="CCCCCC"/>
+              <w:left w:val="single" w:sz="4" w:space="0" w:color="CCCCCC"/>
+              <w:bottom w:val="single" w:sz="4" w:space="0" w:color="CCCCCC"/>
+              <w:right w:val="single" w:sz="4" w:space="0" w:color="CCCCCC"/>
+            </w:tcBorders>
+          </w:tcPr>
+          <w:p>
+            <w:r>
+              <w:rPr>
+                <w:sz w:val="20"/>
+              </w:rPr>
+              <w:t>4.0</w:t>
+            </w:r>
+          </w:p>
+        </w:tc>
+        <w:tc>
+          <w:tcPr>
+            <w:tcW w:type="dxa" w:w="2340"/>
+            <w:tcW w:w="2160" w:type="dxa"/>
+            <w:shd w:val="clear" w:color="auto" w:fill="F0F4FF"/>
+            <w:tcBorders>
+              <w:top w:val="single" w:sz="4" w:space="0" w:color="CCCCCC"/>
+              <w:left w:val="single" w:sz="4" w:space="0" w:color="CCCCCC"/>
+              <w:bottom w:val="single" w:sz="4" w:space="0" w:color="CCCCCC"/>
+              <w:right w:val="single" w:sz="4" w:space="0" w:color="CCCCCC"/>
+            </w:tcBorders>
+          </w:tcPr>
+          <w:p>
+            <w:r>
+              <w:rPr>
+                <w:sz w:val="20"/>
+              </w:rPr>
+              <w:t>11 May 2026</w:t>
+            </w:r>
+          </w:p>
+        </w:tc>
+        <w:tc>
+          <w:tcPr>
+            <w:tcW w:type="dxa" w:w="2340"/>
+            <w:tcW w:w="2160" w:type="dxa"/>
+            <w:shd w:val="clear" w:color="auto" w:fill="F0F4FF"/>
+            <w:tcBorders>
+              <w:top w:val="single" w:sz="4" w:space="0" w:color="CCCCCC"/>
+              <w:left w:val="single" w:sz="4" w:space="0" w:color="CCCCCC"/>
+              <w:bottom w:val="single" w:sz="4" w:space="0" w:color="CCCCCC"/>
+              <w:right w:val="single" w:sz="4" w:space="0" w:color="CCCCCC"/>
+            </w:tcBorders>
+          </w:tcPr>
+          <w:p>
+            <w:r>
+              <w:rPr>
+                <w:sz w:val="20"/>
+              </w:rPr>
+              <w:t>jingyi-rere</w:t>
+            </w:r>
+          </w:p>
+        </w:tc>
+        <w:tc>
+          <w:tcPr>
+            <w:tcW w:type="dxa" w:w="2340"/>
+            <w:tcW w:w="5472" w:type="dxa"/>
+            <w:shd w:val="clear" w:color="auto" w:fill="F0F4FF"/>
+            <w:tcBorders>
+              <w:top w:val="single" w:sz="4" w:space="0" w:color="CCCCCC"/>
+              <w:left w:val="single" w:sz="4" w:space="0" w:color="CCCCCC"/>
+              <w:bottom w:val="single" w:sz="4" w:space="0" w:color="CCCCCC"/>
+              <w:right w:val="single" w:sz="4" w:space="0" w:color="CCCCCC"/>
+            </w:tcBorders>
+          </w:tcPr>
+          <w:p>
+            <w:r>
+              <w:rPr>
+                <w:sz w:val="20"/>
+              </w:rPr>
+              <w:t>Updated: Playwright + Claude Vision approach (no platform APIs), hard column rules, run.py trigger, write to A/D/E/G only</w:t>
+            </w:r>
+          </w:p>
+        </w:tc>
+      </w:tr>
     </w:tbl>
     <w:p/>
     <w:p>
@@ -675,7 +761,7 @@
           <w:i w:val="0"/>
           <w:sz w:val="22"/>
         </w:rPr>
-        <w:t>This document defines the business requirements for an AI-assisted Social Media Video Metrics Automation system. The system is designed for a single video content creator who manages video content across 7 social media platforms. Instead of manually visiting each platform and recording numbers, the user simply pastes video links into the system. The system automatically extracts key video performance metrics and writes them directly into the correct columns of the user's existing Lark Sheet. The system also generates AI-powered performance analysis and content recommendations for the next posting cycle.</w:t>
+        <w:t>This document defines the business requirements for an AI-assisted Social Media Video Metrics Automation system. The system is for a single video content creator managing video content across 7 social media platforms. The user pastes video URLs directly into their Lark Sheet (Column F). The system then automatically reads those URLs, opens each video in a real browser using Playwright, takes a screenshot, and uses Claude AI Vision to extract the posted date, video caption, and view count. The extracted data is written into the correct Lark Sheet columns automatically. The system runs via a single command: python run.py. No UI is required.</w:t>
       </w:r>
     </w:p>
     <w:p>
@@ -683,7 +769,318 @@
         <w:pStyle w:val="Heading1"/>
       </w:pPr>
       <w:r>
-        <w:t>2. Problem Statement</w:t>
+        <w:t>2. Hard Rules (NEVER Violate)</w:t>
+      </w:r>
+    </w:p>
+    <w:p>
+      <w:pPr/>
+      <w:r>
+        <w:rPr>
+          <w:b/>
+          <w:i w:val="0"/>
+          <w:color w:val="C00000"/>
+          <w:sz w:val="22"/>
+        </w:rPr>
+        <w:t>These rules are enforced in code and must never be broken under any circumstance:</w:t>
+      </w:r>
+    </w:p>
+    <w:p/>
+    <w:tbl>
+      <w:tblPr>
+        <w:tblW w:type="auto" w:w="0"/>
+        <w:jc w:val="left"/>
+        <w:tblLook w:firstColumn="1" w:firstRow="1" w:lastColumn="0" w:lastRow="0" w:noHBand="0" w:noVBand="1" w:val="04A0"/>
+      </w:tblPr>
+      <w:tblGrid>
+        <w:gridCol w:w="4680"/>
+        <w:gridCol w:w="4680"/>
+      </w:tblGrid>
+      <w:tr>
+        <w:tc>
+          <w:tcPr>
+            <w:tcW w:type="dxa" w:w="4680"/>
+            <w:tcW w:w="1728" w:type="dxa"/>
+            <w:shd w:val="clear" w:color="auto" w:fill="1F497D"/>
+            <w:tcBorders>
+              <w:top w:val="single" w:sz="4" w:space="0" w:color="1F497D"/>
+              <w:left w:val="single" w:sz="4" w:space="0" w:color="1F497D"/>
+              <w:bottom w:val="single" w:sz="4" w:space="0" w:color="1F497D"/>
+              <w:right w:val="single" w:sz="4" w:space="0" w:color="1F497D"/>
+            </w:tcBorders>
+          </w:tcPr>
+          <w:p>
+            <w:r>
+              <w:rPr>
+                <w:b/>
+                <w:color w:val="FFFFFF"/>
+                <w:sz w:val="20"/>
+              </w:rPr>
+              <w:t>Rule</w:t>
+            </w:r>
+          </w:p>
+        </w:tc>
+        <w:tc>
+          <w:tcPr>
+            <w:tcW w:type="dxa" w:w="4680"/>
+            <w:tcW w:w="9072" w:type="dxa"/>
+            <w:shd w:val="clear" w:color="auto" w:fill="1F497D"/>
+            <w:tcBorders>
+              <w:top w:val="single" w:sz="4" w:space="0" w:color="1F497D"/>
+              <w:left w:val="single" w:sz="4" w:space="0" w:color="1F497D"/>
+              <w:bottom w:val="single" w:sz="4" w:space="0" w:color="1F497D"/>
+              <w:right w:val="single" w:sz="4" w:space="0" w:color="1F497D"/>
+            </w:tcBorders>
+          </w:tcPr>
+          <w:p>
+            <w:r>
+              <w:rPr>
+                <w:b/>
+                <w:color w:val="FFFFFF"/>
+                <w:sz w:val="20"/>
+              </w:rPr>
+              <w:t>Description</w:t>
+            </w:r>
+          </w:p>
+        </w:tc>
+      </w:tr>
+      <w:tr>
+        <w:tc>
+          <w:tcPr>
+            <w:tcW w:type="dxa" w:w="4680"/>
+            <w:tcW w:w="1728" w:type="dxa"/>
+            <w:shd w:val="clear" w:color="auto" w:fill="FFFFFF"/>
+            <w:tcBorders>
+              <w:top w:val="single" w:sz="4" w:space="0" w:color="CCCCCC"/>
+              <w:left w:val="single" w:sz="4" w:space="0" w:color="CCCCCC"/>
+              <w:bottom w:val="single" w:sz="4" w:space="0" w:color="CCCCCC"/>
+              <w:right w:val="single" w:sz="4" w:space="0" w:color="CCCCCC"/>
+            </w:tcBorders>
+          </w:tcPr>
+          <w:p>
+            <w:r>
+              <w:rPr>
+                <w:b/>
+                <w:color w:val="C00000"/>
+                <w:sz w:val="20"/>
+              </w:rPr>
+              <w:t>RULE-01</w:t>
+            </w:r>
+          </w:p>
+        </w:tc>
+        <w:tc>
+          <w:tcPr>
+            <w:tcW w:type="dxa" w:w="4680"/>
+            <w:tcW w:w="9072" w:type="dxa"/>
+            <w:shd w:val="clear" w:color="auto" w:fill="FFFFFF"/>
+            <w:tcBorders>
+              <w:top w:val="single" w:sz="4" w:space="0" w:color="CCCCCC"/>
+              <w:left w:val="single" w:sz="4" w:space="0" w:color="CCCCCC"/>
+              <w:bottom w:val="single" w:sz="4" w:space="0" w:color="CCCCCC"/>
+              <w:right w:val="single" w:sz="4" w:space="0" w:color="CCCCCC"/>
+            </w:tcBorders>
+          </w:tcPr>
+          <w:p>
+            <w:r>
+              <w:rPr>
+                <w:sz w:val="20"/>
+              </w:rPr>
+              <w:t>Only write to Lark columns A, D, E, G. Writing to B, C, F, or H must raise an exception immediately.</w:t>
+            </w:r>
+          </w:p>
+        </w:tc>
+      </w:tr>
+      <w:tr>
+        <w:tc>
+          <w:tcPr>
+            <w:tcW w:type="dxa" w:w="4680"/>
+            <w:tcW w:w="1728" w:type="dxa"/>
+            <w:shd w:val="clear" w:color="auto" w:fill="F0F4FF"/>
+            <w:tcBorders>
+              <w:top w:val="single" w:sz="4" w:space="0" w:color="CCCCCC"/>
+              <w:left w:val="single" w:sz="4" w:space="0" w:color="CCCCCC"/>
+              <w:bottom w:val="single" w:sz="4" w:space="0" w:color="CCCCCC"/>
+              <w:right w:val="single" w:sz="4" w:space="0" w:color="CCCCCC"/>
+            </w:tcBorders>
+          </w:tcPr>
+          <w:p>
+            <w:r>
+              <w:rPr>
+                <w:b/>
+                <w:color w:val="C00000"/>
+                <w:sz w:val="20"/>
+              </w:rPr>
+              <w:t>RULE-02</w:t>
+            </w:r>
+          </w:p>
+        </w:tc>
+        <w:tc>
+          <w:tcPr>
+            <w:tcW w:type="dxa" w:w="4680"/>
+            <w:tcW w:w="9072" w:type="dxa"/>
+            <w:shd w:val="clear" w:color="auto" w:fill="F0F4FF"/>
+            <w:tcBorders>
+              <w:top w:val="single" w:sz="4" w:space="0" w:color="CCCCCC"/>
+              <w:left w:val="single" w:sz="4" w:space="0" w:color="CCCCCC"/>
+              <w:bottom w:val="single" w:sz="4" w:space="0" w:color="CCCCCC"/>
+              <w:right w:val="single" w:sz="4" w:space="0" w:color="CCCCCC"/>
+            </w:tcBorders>
+          </w:tcPr>
+          <w:p>
+            <w:r>
+              <w:rPr>
+                <w:sz w:val="20"/>
+              </w:rPr>
+              <w:t>Never overwrite Column F. The user pastes URLs into Column F manually — the system must never touch it.</w:t>
+            </w:r>
+          </w:p>
+        </w:tc>
+      </w:tr>
+      <w:tr>
+        <w:tc>
+          <w:tcPr>
+            <w:tcW w:type="dxa" w:w="4680"/>
+            <w:tcW w:w="1728" w:type="dxa"/>
+            <w:shd w:val="clear" w:color="auto" w:fill="FFFFFF"/>
+            <w:tcBorders>
+              <w:top w:val="single" w:sz="4" w:space="0" w:color="CCCCCC"/>
+              <w:left w:val="single" w:sz="4" w:space="0" w:color="CCCCCC"/>
+              <w:bottom w:val="single" w:sz="4" w:space="0" w:color="CCCCCC"/>
+              <w:right w:val="single" w:sz="4" w:space="0" w:color="CCCCCC"/>
+            </w:tcBorders>
+          </w:tcPr>
+          <w:p>
+            <w:r>
+              <w:rPr>
+                <w:b/>
+                <w:color w:val="C00000"/>
+                <w:sz w:val="20"/>
+              </w:rPr>
+              <w:t>RULE-03</w:t>
+            </w:r>
+          </w:p>
+        </w:tc>
+        <w:tc>
+          <w:tcPr>
+            <w:tcW w:type="dxa" w:w="4680"/>
+            <w:tcW w:w="9072" w:type="dxa"/>
+            <w:shd w:val="clear" w:color="auto" w:fill="FFFFFF"/>
+            <w:tcBorders>
+              <w:top w:val="single" w:sz="4" w:space="0" w:color="CCCCCC"/>
+              <w:left w:val="single" w:sz="4" w:space="0" w:color="CCCCCC"/>
+              <w:bottom w:val="single" w:sz="4" w:space="0" w:color="CCCCCC"/>
+              <w:right w:val="single" w:sz="4" w:space="0" w:color="CCCCCC"/>
+            </w:tcBorders>
+          </w:tcPr>
+          <w:p>
+            <w:r>
+              <w:rPr>
+                <w:sz w:val="20"/>
+              </w:rPr>
+              <w:t>Never append new rows. Always write into the existing row identified by the URL in Column F.</w:t>
+            </w:r>
+          </w:p>
+        </w:tc>
+      </w:tr>
+      <w:tr>
+        <w:tc>
+          <w:tcPr>
+            <w:tcW w:type="dxa" w:w="4680"/>
+            <w:tcW w:w="1728" w:type="dxa"/>
+            <w:shd w:val="clear" w:color="auto" w:fill="F0F4FF"/>
+            <w:tcBorders>
+              <w:top w:val="single" w:sz="4" w:space="0" w:color="CCCCCC"/>
+              <w:left w:val="single" w:sz="4" w:space="0" w:color="CCCCCC"/>
+              <w:bottom w:val="single" w:sz="4" w:space="0" w:color="CCCCCC"/>
+              <w:right w:val="single" w:sz="4" w:space="0" w:color="CCCCCC"/>
+            </w:tcBorders>
+          </w:tcPr>
+          <w:p>
+            <w:r>
+              <w:rPr>
+                <w:b/>
+                <w:color w:val="C00000"/>
+                <w:sz w:val="20"/>
+              </w:rPr>
+              <w:t>RULE-04</w:t>
+            </w:r>
+          </w:p>
+        </w:tc>
+        <w:tc>
+          <w:tcPr>
+            <w:tcW w:type="dxa" w:w="4680"/>
+            <w:tcW w:w="9072" w:type="dxa"/>
+            <w:shd w:val="clear" w:color="auto" w:fill="F0F4FF"/>
+            <w:tcBorders>
+              <w:top w:val="single" w:sz="4" w:space="0" w:color="CCCCCC"/>
+              <w:left w:val="single" w:sz="4" w:space="0" w:color="CCCCCC"/>
+              <w:bottom w:val="single" w:sz="4" w:space="0" w:color="CCCCCC"/>
+              <w:right w:val="single" w:sz="4" w:space="0" w:color="CCCCCC"/>
+            </w:tcBorders>
+          </w:tcPr>
+          <w:p>
+            <w:r>
+              <w:rPr>
+                <w:sz w:val="20"/>
+              </w:rPr>
+              <w:t>Strip ALL hashtags from caption (Unicode-aware) before writing to Column D. No hashtags may remain.</w:t>
+            </w:r>
+          </w:p>
+        </w:tc>
+      </w:tr>
+      <w:tr>
+        <w:tc>
+          <w:tcPr>
+            <w:tcW w:type="dxa" w:w="4680"/>
+            <w:tcW w:w="1728" w:type="dxa"/>
+            <w:shd w:val="clear" w:color="auto" w:fill="FFFFFF"/>
+            <w:tcBorders>
+              <w:top w:val="single" w:sz="4" w:space="0" w:color="CCCCCC"/>
+              <w:left w:val="single" w:sz="4" w:space="0" w:color="CCCCCC"/>
+              <w:bottom w:val="single" w:sz="4" w:space="0" w:color="CCCCCC"/>
+              <w:right w:val="single" w:sz="4" w:space="0" w:color="CCCCCC"/>
+            </w:tcBorders>
+          </w:tcPr>
+          <w:p>
+            <w:r>
+              <w:rPr>
+                <w:b/>
+                <w:color w:val="C00000"/>
+                <w:sz w:val="20"/>
+              </w:rPr>
+              <w:t>RULE-05</w:t>
+            </w:r>
+          </w:p>
+        </w:tc>
+        <w:tc>
+          <w:tcPr>
+            <w:tcW w:type="dxa" w:w="4680"/>
+            <w:tcW w:w="9072" w:type="dxa"/>
+            <w:shd w:val="clear" w:color="auto" w:fill="FFFFFF"/>
+            <w:tcBorders>
+              <w:top w:val="single" w:sz="4" w:space="0" w:color="CCCCCC"/>
+              <w:left w:val="single" w:sz="4" w:space="0" w:color="CCCCCC"/>
+              <w:bottom w:val="single" w:sz="4" w:space="0" w:color="CCCCCC"/>
+              <w:right w:val="single" w:sz="4" w:space="0" w:color="CCCCCC"/>
+            </w:tcBorders>
+          </w:tcPr>
+          <w:p>
+            <w:r>
+              <w:rPr>
+                <w:sz w:val="20"/>
+              </w:rPr>
+              <w:t>Column E must always be exactly "Content Casual" — hardcoded, no exceptions.</w:t>
+            </w:r>
+          </w:p>
+        </w:tc>
+      </w:tr>
+    </w:tbl>
+    <w:p/>
+    <w:p>
+      <w:pPr>
+        <w:pStyle w:val="Heading1"/>
+      </w:pPr>
+      <w:r>
+        <w:t>3. Problem Statement</w:t>
       </w:r>
     </w:p>
     <w:p>
@@ -691,7 +1088,7 @@
         <w:pStyle w:val="Heading2"/>
       </w:pPr>
       <w:r>
-        <w:t>2.1 As-Is Process (Current — Manual)</w:t>
+        <w:t>3.1 As-Is Process (Current — Manual)</w:t>
       </w:r>
     </w:p>
     <w:p>
@@ -847,7 +1244,7 @@
               <w:rPr>
                 <w:sz w:val="20"/>
               </w:rPr>
-              <w:t>Find each Reel, record view count, copy caption, note posted date</w:t>
+              <w:t>Open each Reel, note posted date, copy caption, record view count</w:t>
             </w:r>
           </w:p>
         </w:tc>
@@ -912,7 +1309,7 @@
               <w:rPr>
                 <w:sz w:val="20"/>
               </w:rPr>
-              <w:t>Find each video, record view count, copy caption, note posted date</w:t>
+              <w:t>Open each video, note posted date, copy caption, record view count</w:t>
             </w:r>
           </w:p>
         </w:tc>
@@ -977,7 +1374,7 @@
               <w:rPr>
                 <w:sz w:val="20"/>
               </w:rPr>
-              <w:t>Find each video, record view count, copy caption, note posted date</w:t>
+              <w:t>Open each video, note posted date, copy caption, record view count</w:t>
             </w:r>
           </w:p>
         </w:tc>
@@ -1042,7 +1439,7 @@
               <w:rPr>
                 <w:sz w:val="20"/>
               </w:rPr>
-              <w:t>Find each video, record view count, copy title, note posted date</w:t>
+              <w:t>Open each video, note posted date, copy title, record view count</w:t>
             </w:r>
           </w:p>
         </w:tc>
@@ -1107,7 +1504,7 @@
               <w:rPr>
                 <w:sz w:val="20"/>
               </w:rPr>
-              <w:t>Find each video, record view count, copy caption, note posted date</w:t>
+              <w:t>Open each post, note posted date, copy caption, record view count</w:t>
             </w:r>
           </w:p>
         </w:tc>
@@ -1172,7 +1569,7 @@
               <w:rPr>
                 <w:sz w:val="20"/>
               </w:rPr>
-              <w:t>Find each video, record view count, copy caption, note posted date</w:t>
+              <w:t>Open each video, note posted date, copy caption, record view count</w:t>
             </w:r>
           </w:p>
         </w:tc>
@@ -1237,7 +1634,7 @@
               <w:rPr>
                 <w:sz w:val="20"/>
               </w:rPr>
-              <w:t>Find each video, record view count, copy caption, note posted date</w:t>
+              <w:t>Open each post, note posted date, copy caption, record view count</w:t>
             </w:r>
           </w:p>
         </w:tc>
@@ -1302,7 +1699,7 @@
               <w:rPr>
                 <w:sz w:val="20"/>
               </w:rPr>
-              <w:t>Type all data into correct columns A, D, E, F, G manually</w:t>
+              <w:t>Manually type all data into columns A, D, E, G — very error prone</w:t>
             </w:r>
           </w:p>
         </w:tc>
@@ -1314,7 +1711,7 @@
         <w:pStyle w:val="Heading2"/>
       </w:pPr>
       <w:r>
-        <w:t>2.2 To-Be Process (Future — Automated)</w:t>
+        <w:t>3.2 To-Be Process (Future — Automated)</w:t>
       </w:r>
     </w:p>
     <w:p>
@@ -1325,7 +1722,7 @@
           <w:i w:val="0"/>
           <w:sz w:val="22"/>
         </w:rPr>
-        <w:t>With the new system, the user only needs to do ONE thing:</w:t>
+        <w:t>With the new system, the user only does TWO things:</w:t>
       </w:r>
     </w:p>
     <w:tbl>
@@ -1449,7 +1846,7 @@
               <w:rPr>
                 <w:sz w:val="20"/>
               </w:rPr>
-              <w:t>Paste video links into the system</w:t>
+              <w:t>Paste video URLs into Column F of the Lark Sheet</w:t>
             </w:r>
           </w:p>
         </w:tc>
@@ -1470,7 +1867,7 @@
               <w:rPr>
                 <w:sz w:val="20"/>
               </w:rPr>
-              <w:t>Validates each link and identifies the platform</w:t>
+              <w:t>Nothing yet — waits for user to finish</w:t>
             </w:r>
           </w:p>
         </w:tc>
@@ -1514,7 +1911,7 @@
               <w:rPr>
                 <w:sz w:val="20"/>
               </w:rPr>
-              <w:t>Wait</w:t>
+              <w:t>Run: python run.py</w:t>
             </w:r>
           </w:p>
         </w:tc>
@@ -1535,72 +1932,7 @@
               <w:rPr>
                 <w:sz w:val="20"/>
               </w:rPr>
-              <w:t>Extracts: posted date, caption (no hashtags), view count from all 7 platforms</w:t>
-            </w:r>
-          </w:p>
-        </w:tc>
-      </w:tr>
-      <w:tr>
-        <w:tc>
-          <w:tcPr>
-            <w:tcW w:type="dxa" w:w="3120"/>
-            <w:tcW w:w="720" w:type="dxa"/>
-            <w:shd w:val="clear" w:color="auto" w:fill="FFFFFF"/>
-            <w:tcBorders>
-              <w:top w:val="single" w:sz="4" w:space="0" w:color="CCCCCC"/>
-              <w:left w:val="single" w:sz="4" w:space="0" w:color="CCCCCC"/>
-              <w:bottom w:val="single" w:sz="4" w:space="0" w:color="CCCCCC"/>
-              <w:right w:val="single" w:sz="4" w:space="0" w:color="CCCCCC"/>
-            </w:tcBorders>
-          </w:tcPr>
-          <w:p>
-            <w:r>
-              <w:rPr>
-                <w:sz w:val="20"/>
-              </w:rPr>
-              <w:t>3</w:t>
-            </w:r>
-          </w:p>
-        </w:tc>
-        <w:tc>
-          <w:tcPr>
-            <w:tcW w:type="dxa" w:w="3120"/>
-            <w:tcW w:w="4031" w:type="dxa"/>
-            <w:shd w:val="clear" w:color="auto" w:fill="FFFFFF"/>
-            <w:tcBorders>
-              <w:top w:val="single" w:sz="4" w:space="0" w:color="CCCCCC"/>
-              <w:left w:val="single" w:sz="4" w:space="0" w:color="CCCCCC"/>
-              <w:bottom w:val="single" w:sz="4" w:space="0" w:color="CCCCCC"/>
-              <w:right w:val="single" w:sz="4" w:space="0" w:color="CCCCCC"/>
-            </w:tcBorders>
-          </w:tcPr>
-          <w:p>
-            <w:r>
-              <w:rPr>
-                <w:sz w:val="20"/>
-              </w:rPr>
-              <w:t>Done!</w:t>
-            </w:r>
-          </w:p>
-        </w:tc>
-        <w:tc>
-          <w:tcPr>
-            <w:tcW w:type="dxa" w:w="3120"/>
-            <w:tcW w:w="6048" w:type="dxa"/>
-            <w:shd w:val="clear" w:color="auto" w:fill="FFFFFF"/>
-            <w:tcBorders>
-              <w:top w:val="single" w:sz="4" w:space="0" w:color="CCCCCC"/>
-              <w:left w:val="single" w:sz="4" w:space="0" w:color="CCCCCC"/>
-              <w:bottom w:val="single" w:sz="4" w:space="0" w:color="CCCCCC"/>
-              <w:right w:val="single" w:sz="4" w:space="0" w:color="CCCCCC"/>
-            </w:tcBorders>
-          </w:tcPr>
-          <w:p>
-            <w:r>
-              <w:rPr>
-                <w:sz w:val="20"/>
-              </w:rPr>
-              <w:t>Writes data into correct Lark Sheet columns A, D, E, F, G automatically</w:t>
+              <w:t>Reads URLs from Column F, opens each in browser, takes screenshot, uses Claude Vision to extract data, writes to columns A/D/E/G</w:t>
             </w:r>
           </w:p>
         </w:tc>
@@ -1612,7 +1944,7 @@
         <w:pStyle w:val="Heading2"/>
       </w:pPr>
       <w:r>
-        <w:t>2.3 Pain Points</w:t>
+        <w:t>3.3 Pain Points</w:t>
       </w:r>
     </w:p>
     <w:tbl>
@@ -1736,7 +2068,7 @@
               <w:rPr>
                 <w:sz w:val="20"/>
               </w:rPr>
-              <w:t>Opens 7 platforms manually every cycle</w:t>
+              <w:t>Opens 7 platforms manually every reporting cycle</w:t>
             </w:r>
           </w:p>
         </w:tc>
@@ -1801,7 +2133,7 @@
               <w:rPr>
                 <w:sz w:val="20"/>
               </w:rPr>
-              <w:t>Types data into wrong Lark column accidentally</w:t>
+              <w:t>Manually types data into wrong Lark column accidentally</w:t>
             </w:r>
           </w:p>
         </w:tc>
@@ -1822,7 +2154,7 @@
               <w:rPr>
                 <w:sz w:val="20"/>
               </w:rPr>
-              <w:t>Data errors that are hard to spot</w:t>
+              <w:t>Data errors hard to spot</w:t>
             </w:r>
           </w:p>
         </w:tc>
@@ -1931,7 +2263,7 @@
               <w:rPr>
                 <w:sz w:val="20"/>
               </w:rPr>
-              <w:t>No automated performance analysis</w:t>
+              <w:t>No performance analysis</w:t>
             </w:r>
           </w:p>
         </w:tc>
@@ -2029,7 +2361,7 @@
         <w:pStyle w:val="Heading1"/>
       </w:pPr>
       <w:r>
-        <w:t>3. Business Objectives</w:t>
+        <w:t>4. Business Objectives</w:t>
       </w:r>
     </w:p>
     <w:p>
@@ -2051,7 +2383,7 @@
         <w:rPr>
           <w:sz w:val="22"/>
         </w:rPr>
-        <w:t>Automatically fill the correct Lark Sheet columns with accurate data.</w:t>
+        <w:t>User pastes URLs into Column F — system fills A, D, E, G automatically.</w:t>
       </w:r>
     </w:p>
     <w:p>
@@ -2062,7 +2394,7 @@
         <w:rPr>
           <w:sz w:val="22"/>
         </w:rPr>
-        <w:t>Extract video captions and remove all hashtags automatically.</w:t>
+        <w:t>Extract video captions and remove all hashtags (Unicode-aware) automatically.</w:t>
       </w:r>
     </w:p>
     <w:p>
@@ -2073,7 +2405,7 @@
         <w:rPr>
           <w:sz w:val="22"/>
         </w:rPr>
-        <w:t>Default Content Type to "Content Casual" without manual selection.</w:t>
+        <w:t>Default Content Type to "Content Casual" in Column E — always.</w:t>
       </w:r>
     </w:p>
     <w:p>
@@ -2084,7 +2416,7 @@
         <w:rPr>
           <w:sz w:val="22"/>
         </w:rPr>
-        <w:t>Generate AI-powered video performance summary and recommendations.</w:t>
+        <w:t>Generate AI-powered video performance analysis and content recommendations.</w:t>
       </w:r>
     </w:p>
     <w:p>
@@ -2095,7 +2427,18 @@
         <w:rPr>
           <w:sz w:val="22"/>
         </w:rPr>
-        <w:t>Support all 7 platforms the user posts video content on.</w:t>
+        <w:t>Support all 7 platforms using Playwright browser automation + Claude Vision.</w:t>
+      </w:r>
+    </w:p>
+    <w:p>
+      <w:pPr>
+        <w:pStyle w:val="ListBullet"/>
+      </w:pPr>
+      <w:r>
+        <w:rPr>
+          <w:sz w:val="22"/>
+        </w:rPr>
+        <w:t>Run with a single command: python run.py. No UI, no manual steps.</w:t>
       </w:r>
     </w:p>
     <w:p>
@@ -2103,7 +2446,7 @@
         <w:pStyle w:val="Heading1"/>
       </w:pPr>
       <w:r>
-        <w:t>4. User Stories</w:t>
+        <w:t>5. User Stories</w:t>
       </w:r>
     </w:p>
     <w:tbl>
@@ -2203,7 +2546,7 @@
               <w:rPr>
                 <w:sz w:val="20"/>
               </w:rPr>
-              <w:t>As a video content creator, I want to paste video links so the system fills my Lark Sheet automatically without me typing anything.</w:t>
+              <w:t>As a video content creator, I want to paste video URLs into Column F of my Lark Sheet and run python run.py so the system fills columns A, D, E, G automatically.</w:t>
             </w:r>
           </w:p>
         </w:tc>
@@ -2247,7 +2590,7 @@
               <w:rPr>
                 <w:sz w:val="20"/>
               </w:rPr>
-              <w:t>As a user, I want the video posted date auto-filled in Column A so I do not have to look it up manually.</w:t>
+              <w:t>As a user, I want Column A filled with the original video posted date so I do not have to look it up.</w:t>
             </w:r>
           </w:p>
         </w:tc>
@@ -2291,7 +2634,7 @@
               <w:rPr>
                 <w:sz w:val="20"/>
               </w:rPr>
-              <w:t>As a user, I want the video caption (without hashtags) filled in Column D automatically.</w:t>
+              <w:t>As a user, I want Column D filled with the video caption with all hashtags removed so my sheet stays clean.</w:t>
             </w:r>
           </w:p>
         </w:tc>
@@ -2335,7 +2678,7 @@
               <w:rPr>
                 <w:sz w:val="20"/>
               </w:rPr>
-              <w:t>As a user, I want Column E (Content Type) to default to "Content Casual" so I do not have to select it every time.</w:t>
+              <w:t>As a user, I want Column E always set to "Content Casual" automatically without me selecting it.</w:t>
             </w:r>
           </w:p>
         </w:tc>
@@ -2379,7 +2722,7 @@
               <w:rPr>
                 <w:sz w:val="20"/>
               </w:rPr>
-              <w:t>As a user, I want the video URL filled in Column F automatically.</w:t>
+              <w:t>As a user, I want Column F (my URL) to never be touched or overwritten by the system.</w:t>
             </w:r>
           </w:p>
         </w:tc>
@@ -2423,7 +2766,7 @@
               <w:rPr>
                 <w:sz w:val="20"/>
               </w:rPr>
-              <w:t>As a user, I want the view count filled in Column G (Reach) so I can track performance easily.</w:t>
+              <w:t>As a user, I want Column G filled with the video view count automatically.</w:t>
             </w:r>
           </w:p>
         </w:tc>
@@ -2467,7 +2810,7 @@
               <w:rPr>
                 <w:sz w:val="20"/>
               </w:rPr>
-              <w:t>As a user, I want the system to leave Columns B, C, and H completely untouched.</w:t>
+              <w:t>As a user, I want the system to leave Columns B, C, and H completely untouched always.</w:t>
             </w:r>
           </w:p>
         </w:tc>
@@ -2511,7 +2854,51 @@
               <w:rPr>
                 <w:sz w:val="20"/>
               </w:rPr>
-              <w:t>As a user, I want AI recommendations so I know what type of videos to create next cycle.</w:t>
+              <w:t>As a user, I want AI recommendations so I know what type of videos to make next cycle.</w:t>
+            </w:r>
+          </w:p>
+        </w:tc>
+      </w:tr>
+      <w:tr>
+        <w:tc>
+          <w:tcPr>
+            <w:tcW w:type="dxa" w:w="4680"/>
+            <w:tcW w:w="1152" w:type="dxa"/>
+            <w:shd w:val="clear" w:color="auto" w:fill="FFFFFF"/>
+            <w:tcBorders>
+              <w:top w:val="single" w:sz="4" w:space="0" w:color="CCCCCC"/>
+              <w:left w:val="single" w:sz="4" w:space="0" w:color="CCCCCC"/>
+              <w:bottom w:val="single" w:sz="4" w:space="0" w:color="CCCCCC"/>
+              <w:right w:val="single" w:sz="4" w:space="0" w:color="CCCCCC"/>
+            </w:tcBorders>
+          </w:tcPr>
+          <w:p>
+            <w:r>
+              <w:rPr>
+                <w:sz w:val="20"/>
+              </w:rPr>
+              <w:t>US-09</w:t>
+            </w:r>
+          </w:p>
+        </w:tc>
+        <w:tc>
+          <w:tcPr>
+            <w:tcW w:type="dxa" w:w="4680"/>
+            <w:tcW w:w="9648" w:type="dxa"/>
+            <w:shd w:val="clear" w:color="auto" w:fill="FFFFFF"/>
+            <w:tcBorders>
+              <w:top w:val="single" w:sz="4" w:space="0" w:color="CCCCCC"/>
+              <w:left w:val="single" w:sz="4" w:space="0" w:color="CCCCCC"/>
+              <w:bottom w:val="single" w:sz="4" w:space="0" w:color="CCCCCC"/>
+              <w:right w:val="single" w:sz="4" w:space="0" w:color="CCCCCC"/>
+            </w:tcBorders>
+          </w:tcPr>
+          <w:p>
+            <w:r>
+              <w:rPr>
+                <w:sz w:val="20"/>
+              </w:rPr>
+              <w:t>As a user, I want a clear run summary after python run.py so I know what succeeded and what failed.</w:t>
             </w:r>
           </w:p>
         </w:tc>
@@ -2523,18 +2910,19 @@
         <w:pStyle w:val="Heading1"/>
       </w:pPr>
       <w:r>
-        <w:t>5. Lark Sheet Column Mapping</w:t>
+        <w:t>6. Lark Sheet Column Mapping</w:t>
       </w:r>
     </w:p>
     <w:p>
       <w:pPr/>
       <w:r>
         <w:rPr>
-          <w:b w:val="0"/>
+          <w:b/>
           <w:i w:val="0"/>
+          <w:color w:val="C00000"/>
           <w:sz w:val="22"/>
         </w:rPr>
-        <w:t>The system must write data into the existing Lark Sheet with these exact rules:</w:t>
+        <w:t>CRITICAL: The system uses a hard allowlist. Only columns A, D, E, G are writable. Any attempt to write to B, C, F, or H raises an exception.</w:t>
       </w:r>
     </w:p>
     <w:p/>
@@ -2600,7 +2988,7 @@
         <w:tc>
           <w:tcPr>
             <w:tcW w:type="dxa" w:w="2340"/>
-            <w:tcW w:w="3888" w:type="dxa"/>
+            <w:tcW w:w="3600" w:type="dxa"/>
             <w:shd w:val="clear" w:color="auto" w:fill="1F497D"/>
             <w:tcBorders>
               <w:top w:val="single" w:sz="4" w:space="0" w:color="1F497D"/>
@@ -2616,14 +3004,14 @@
                 <w:color w:val="FFFFFF"/>
                 <w:sz w:val="20"/>
               </w:rPr>
-              <w:t>System Action</w:t>
+              <w:t>Who Fills It</w:t>
             </w:r>
           </w:p>
         </w:tc>
         <w:tc>
           <w:tcPr>
             <w:tcW w:type="dxa" w:w="2340"/>
-            <w:tcW w:w="4320" w:type="dxa"/>
+            <w:tcW w:w="4464" w:type="dxa"/>
             <w:shd w:val="clear" w:color="auto" w:fill="1F497D"/>
             <w:tcBorders>
               <w:top w:val="single" w:sz="4" w:space="0" w:color="1F497D"/>
@@ -2639,7 +3027,7 @@
                 <w:color w:val="FFFFFF"/>
                 <w:sz w:val="20"/>
               </w:rPr>
-              <w:t>Details</w:t>
+              <w:t>Rule / Detail</w:t>
             </w:r>
           </w:p>
         </w:tc>
@@ -2690,7 +3078,7 @@
         <w:tc>
           <w:tcPr>
             <w:tcW w:type="dxa" w:w="2340"/>
-            <w:tcW w:w="3888" w:type="dxa"/>
+            <w:tcW w:w="3600" w:type="dxa"/>
             <w:shd w:val="clear" w:color="auto" w:fill="FFFFFF"/>
             <w:tcBorders>
               <w:top w:val="single" w:sz="4" w:space="0" w:color="CCCCCC"/>
@@ -2706,14 +3094,14 @@
                 <w:color w:val="007000"/>
                 <w:sz w:val="20"/>
               </w:rPr>
-              <w:t>System fills automatically</w:t>
+              <w:t>System writes automatically</w:t>
             </w:r>
           </w:p>
         </w:tc>
         <w:tc>
           <w:tcPr>
             <w:tcW w:type="dxa" w:w="2340"/>
-            <w:tcW w:w="4320" w:type="dxa"/>
+            <w:tcW w:w="4464" w:type="dxa"/>
             <w:shd w:val="clear" w:color="auto" w:fill="FFFFFF"/>
             <w:tcBorders>
               <w:top w:val="single" w:sz="4" w:space="0" w:color="CCCCCC"/>
@@ -2727,7 +3115,7 @@
               <w:rPr>
                 <w:sz w:val="20"/>
               </w:rPr>
-              <w:t>Date the video was originally posted on the platform (not today's date)</w:t>
+              <w:t>Original video posted date extracted via Claude Vision. Format: DD/MM/YYYY</w:t>
             </w:r>
           </w:p>
         </w:tc>
@@ -2778,7 +3166,7 @@
         <w:tc>
           <w:tcPr>
             <w:tcW w:type="dxa" w:w="2340"/>
-            <w:tcW w:w="3888" w:type="dxa"/>
+            <w:tcW w:w="3600" w:type="dxa"/>
             <w:shd w:val="clear" w:color="auto" w:fill="F0F4FF"/>
             <w:tcBorders>
               <w:top w:val="single" w:sz="4" w:space="0" w:color="CCCCCC"/>
@@ -2791,17 +3179,17 @@
             <w:r>
               <w:rPr>
                 <w:b w:val="0"/>
-                <w:color w:val="C55A11"/>
-                <w:sz w:val="20"/>
-              </w:rPr>
-              <w:t>User fills manually — DO NOT TOUCH</w:t>
+                <w:color w:val="C00000"/>
+                <w:sz w:val="20"/>
+              </w:rPr>
+              <w:t>User fills manually — NEVER TOUCH</w:t>
             </w:r>
           </w:p>
         </w:tc>
         <w:tc>
           <w:tcPr>
             <w:tcW w:type="dxa" w:w="2340"/>
-            <w:tcW w:w="4320" w:type="dxa"/>
+            <w:tcW w:w="4464" w:type="dxa"/>
             <w:shd w:val="clear" w:color="auto" w:fill="F0F4FF"/>
             <w:tcBorders>
               <w:top w:val="single" w:sz="4" w:space="0" w:color="CCCCCC"/>
@@ -2815,7 +3203,7 @@
               <w:rPr>
                 <w:sz w:val="20"/>
               </w:rPr>
-              <w:t>User fills manually — system must NOT write anything here</w:t>
+              <w:t>User fills manually. System raises exception if it tries to write here.</w:t>
             </w:r>
           </w:p>
         </w:tc>
@@ -2866,7 +3254,7 @@
         <w:tc>
           <w:tcPr>
             <w:tcW w:type="dxa" w:w="2340"/>
-            <w:tcW w:w="3888" w:type="dxa"/>
+            <w:tcW w:w="3600" w:type="dxa"/>
             <w:shd w:val="clear" w:color="auto" w:fill="FFFFFF"/>
             <w:tcBorders>
               <w:top w:val="single" w:sz="4" w:space="0" w:color="CCCCCC"/>
@@ -2879,17 +3267,17 @@
             <w:r>
               <w:rPr>
                 <w:b w:val="0"/>
-                <w:color w:val="C55A11"/>
-                <w:sz w:val="20"/>
-              </w:rPr>
-              <w:t>User fills manually — DO NOT TOUCH</w:t>
+                <w:color w:val="C00000"/>
+                <w:sz w:val="20"/>
+              </w:rPr>
+              <w:t>User fills manually — NEVER TOUCH</w:t>
             </w:r>
           </w:p>
         </w:tc>
         <w:tc>
           <w:tcPr>
             <w:tcW w:type="dxa" w:w="2340"/>
-            <w:tcW w:w="4320" w:type="dxa"/>
+            <w:tcW w:w="4464" w:type="dxa"/>
             <w:shd w:val="clear" w:color="auto" w:fill="FFFFFF"/>
             <w:tcBorders>
               <w:top w:val="single" w:sz="4" w:space="0" w:color="CCCCCC"/>
@@ -2903,7 +3291,7 @@
               <w:rPr>
                 <w:sz w:val="20"/>
               </w:rPr>
-              <w:t>User fills manually — system must NOT write anything here</w:t>
+              <w:t>User fills manually. System raises exception if it tries to write here.</w:t>
             </w:r>
           </w:p>
         </w:tc>
@@ -2954,7 +3342,7 @@
         <w:tc>
           <w:tcPr>
             <w:tcW w:type="dxa" w:w="2340"/>
-            <w:tcW w:w="3888" w:type="dxa"/>
+            <w:tcW w:w="3600" w:type="dxa"/>
             <w:shd w:val="clear" w:color="auto" w:fill="F0F4FF"/>
             <w:tcBorders>
               <w:top w:val="single" w:sz="4" w:space="0" w:color="CCCCCC"/>
@@ -2970,14 +3358,14 @@
                 <w:color w:val="007000"/>
                 <w:sz w:val="20"/>
               </w:rPr>
-              <w:t>System fills automatically</w:t>
+              <w:t>System writes automatically</w:t>
             </w:r>
           </w:p>
         </w:tc>
         <w:tc>
           <w:tcPr>
             <w:tcW w:type="dxa" w:w="2340"/>
-            <w:tcW w:w="4320" w:type="dxa"/>
+            <w:tcW w:w="4464" w:type="dxa"/>
             <w:shd w:val="clear" w:color="auto" w:fill="F0F4FF"/>
             <w:tcBorders>
               <w:top w:val="single" w:sz="4" w:space="0" w:color="CCCCCC"/>
@@ -2991,7 +3379,7 @@
               <w:rPr>
                 <w:sz w:val="20"/>
               </w:rPr>
-              <w:t>Video caption extracted automatically. All hashtags removed. Write "No caption" if none found.</w:t>
+              <w:t>Video caption extracted via Claude Vision. ALL hashtags stripped (Unicode-aware). Write "No caption" if empty.</w:t>
             </w:r>
           </w:p>
         </w:tc>
@@ -3042,7 +3430,7 @@
         <w:tc>
           <w:tcPr>
             <w:tcW w:type="dxa" w:w="2340"/>
-            <w:tcW w:w="3888" w:type="dxa"/>
+            <w:tcW w:w="3600" w:type="dxa"/>
             <w:shd w:val="clear" w:color="auto" w:fill="FFFFFF"/>
             <w:tcBorders>
               <w:top w:val="single" w:sz="4" w:space="0" w:color="CCCCCC"/>
@@ -3058,14 +3446,14 @@
                 <w:color w:val="4472C4"/>
                 <w:sz w:val="20"/>
               </w:rPr>
-              <w:t>System fills with default value</w:t>
+              <w:t>System fills with hardcoded default</w:t>
             </w:r>
           </w:p>
         </w:tc>
         <w:tc>
           <w:tcPr>
             <w:tcW w:type="dxa" w:w="2340"/>
-            <w:tcW w:w="4320" w:type="dxa"/>
+            <w:tcW w:w="4464" w:type="dxa"/>
             <w:shd w:val="clear" w:color="auto" w:fill="FFFFFF"/>
             <w:tcBorders>
               <w:top w:val="single" w:sz="4" w:space="0" w:color="CCCCCC"/>
@@ -3079,7 +3467,7 @@
               <w:rPr>
                 <w:sz w:val="20"/>
               </w:rPr>
-              <w:t>Auto-filled as "Content Casual" by default for every row</w:t>
+              <w:t>Hardcoded as "Content Casual". Always. No exceptions.No overrides.</w:t>
             </w:r>
           </w:p>
         </w:tc>
@@ -3130,7 +3518,7 @@
         <w:tc>
           <w:tcPr>
             <w:tcW w:type="dxa" w:w="2340"/>
-            <w:tcW w:w="3888" w:type="dxa"/>
+            <w:tcW w:w="3600" w:type="dxa"/>
             <w:shd w:val="clear" w:color="auto" w:fill="F0F4FF"/>
             <w:tcBorders>
               <w:top w:val="single" w:sz="4" w:space="0" w:color="CCCCCC"/>
@@ -3143,17 +3531,17 @@
             <w:r>
               <w:rPr>
                 <w:b w:val="0"/>
-                <w:color w:val="007000"/>
-                <w:sz w:val="20"/>
-              </w:rPr>
-              <w:t>System fills automatically</w:t>
+                <w:color w:val="C00000"/>
+                <w:sz w:val="20"/>
+              </w:rPr>
+              <w:t>User fills manually — NEVER TOUCH</w:t>
             </w:r>
           </w:p>
         </w:tc>
         <w:tc>
           <w:tcPr>
             <w:tcW w:type="dxa" w:w="2340"/>
-            <w:tcW w:w="4320" w:type="dxa"/>
+            <w:tcW w:w="4464" w:type="dxa"/>
             <w:shd w:val="clear" w:color="auto" w:fill="F0F4FF"/>
             <w:tcBorders>
               <w:top w:val="single" w:sz="4" w:space="0" w:color="CCCCCC"/>
@@ -3167,7 +3555,7 @@
               <w:rPr>
                 <w:sz w:val="20"/>
               </w:rPr>
-              <w:t>The video URL as provided by the user</w:t>
+              <w:t>USER pastes URL here. System READS this column but NEVER writes to it. Exception raised if write attempted.</w:t>
             </w:r>
           </w:p>
         </w:tc>
@@ -3218,7 +3606,7 @@
         <w:tc>
           <w:tcPr>
             <w:tcW w:type="dxa" w:w="2340"/>
-            <w:tcW w:w="3888" w:type="dxa"/>
+            <w:tcW w:w="3600" w:type="dxa"/>
             <w:shd w:val="clear" w:color="auto" w:fill="FFFFFF"/>
             <w:tcBorders>
               <w:top w:val="single" w:sz="4" w:space="0" w:color="CCCCCC"/>
@@ -3234,14 +3622,14 @@
                 <w:color w:val="007000"/>
                 <w:sz w:val="20"/>
               </w:rPr>
-              <w:t>System fills automatically</w:t>
+              <w:t>System writes automatically</w:t>
             </w:r>
           </w:p>
         </w:tc>
         <w:tc>
           <w:tcPr>
             <w:tcW w:type="dxa" w:w="2340"/>
-            <w:tcW w:w="4320" w:type="dxa"/>
+            <w:tcW w:w="4464" w:type="dxa"/>
             <w:shd w:val="clear" w:color="auto" w:fill="FFFFFF"/>
             <w:tcBorders>
               <w:top w:val="single" w:sz="4" w:space="0" w:color="CCCCCC"/>
@@ -3255,7 +3643,7 @@
               <w:rPr>
                 <w:sz w:val="20"/>
               </w:rPr>
-              <w:t>View count only (e.g. Reels view count shown on platform profile)</w:t>
+              <w:t>Video view count extracted via Claude Vision.</w:t>
             </w:r>
           </w:p>
         </w:tc>
@@ -3306,7 +3694,7 @@
         <w:tc>
           <w:tcPr>
             <w:tcW w:type="dxa" w:w="2340"/>
-            <w:tcW w:w="3888" w:type="dxa"/>
+            <w:tcW w:w="3600" w:type="dxa"/>
             <w:shd w:val="clear" w:color="auto" w:fill="F0F4FF"/>
             <w:tcBorders>
               <w:top w:val="single" w:sz="4" w:space="0" w:color="CCCCCC"/>
@@ -3319,17 +3707,17 @@
             <w:r>
               <w:rPr>
                 <w:b w:val="0"/>
-                <w:color w:val="C55A11"/>
-                <w:sz w:val="20"/>
-              </w:rPr>
-              <w:t>User fills manually — DO NOT TOUCH</w:t>
+                <w:color w:val="C00000"/>
+                <w:sz w:val="20"/>
+              </w:rPr>
+              <w:t>User fills manually — NEVER TOUCH</w:t>
             </w:r>
           </w:p>
         </w:tc>
         <w:tc>
           <w:tcPr>
             <w:tcW w:type="dxa" w:w="2340"/>
-            <w:tcW w:w="4320" w:type="dxa"/>
+            <w:tcW w:w="4464" w:type="dxa"/>
             <w:shd w:val="clear" w:color="auto" w:fill="F0F4FF"/>
             <w:tcBorders>
               <w:top w:val="single" w:sz="4" w:space="0" w:color="CCCCCC"/>
@@ -3343,7 +3731,7 @@
               <w:rPr>
                 <w:sz w:val="20"/>
               </w:rPr>
-              <w:t>User fills manually — system must NOT write anything here</w:t>
+              <w:t>User fills manually. System raises exception if it tries to write here.</w:t>
             </w:r>
           </w:p>
         </w:tc>
@@ -3355,7 +3743,697 @@
         <w:pStyle w:val="Heading1"/>
       </w:pPr>
       <w:r>
-        <w:t>6. Supported Platforms</w:t>
+        <w:t>7. How the System Works</w:t>
+      </w:r>
+    </w:p>
+    <w:p>
+      <w:pPr/>
+      <w:r>
+        <w:rPr>
+          <w:b w:val="0"/>
+          <w:i/>
+          <w:color w:val="595959"/>
+          <w:sz w:val="22"/>
+        </w:rPr>
+        <w:t>The system uses NO platform APIs. Instead it uses a real browser + AI vision:</w:t>
+      </w:r>
+    </w:p>
+    <w:p/>
+    <w:tbl>
+      <w:tblPr>
+        <w:tblW w:type="auto" w:w="0"/>
+        <w:jc w:val="left"/>
+        <w:tblLook w:firstColumn="1" w:firstRow="1" w:lastColumn="0" w:lastRow="0" w:noHBand="0" w:noVBand="1" w:val="04A0"/>
+      </w:tblPr>
+      <w:tblGrid>
+        <w:gridCol w:w="3120"/>
+        <w:gridCol w:w="3120"/>
+        <w:gridCol w:w="3120"/>
+      </w:tblGrid>
+      <w:tr>
+        <w:tc>
+          <w:tcPr>
+            <w:tcW w:type="dxa" w:w="3120"/>
+            <w:tcW w:w="720" w:type="dxa"/>
+            <w:shd w:val="clear" w:color="auto" w:fill="1F497D"/>
+            <w:tcBorders>
+              <w:top w:val="single" w:sz="4" w:space="0" w:color="1F497D"/>
+              <w:left w:val="single" w:sz="4" w:space="0" w:color="1F497D"/>
+              <w:bottom w:val="single" w:sz="4" w:space="0" w:color="1F497D"/>
+              <w:right w:val="single" w:sz="4" w:space="0" w:color="1F497D"/>
+            </w:tcBorders>
+          </w:tcPr>
+          <w:p>
+            <w:r>
+              <w:rPr>
+                <w:b/>
+                <w:color w:val="FFFFFF"/>
+                <w:sz w:val="20"/>
+              </w:rPr>
+              <w:t>Step</w:t>
+            </w:r>
+          </w:p>
+        </w:tc>
+        <w:tc>
+          <w:tcPr>
+            <w:tcW w:type="dxa" w:w="3120"/>
+            <w:tcW w:w="5040" w:type="dxa"/>
+            <w:shd w:val="clear" w:color="auto" w:fill="1F497D"/>
+            <w:tcBorders>
+              <w:top w:val="single" w:sz="4" w:space="0" w:color="1F497D"/>
+              <w:left w:val="single" w:sz="4" w:space="0" w:color="1F497D"/>
+              <w:bottom w:val="single" w:sz="4" w:space="0" w:color="1F497D"/>
+              <w:right w:val="single" w:sz="4" w:space="0" w:color="1F497D"/>
+            </w:tcBorders>
+          </w:tcPr>
+          <w:p>
+            <w:r>
+              <w:rPr>
+                <w:b/>
+                <w:color w:val="FFFFFF"/>
+                <w:sz w:val="20"/>
+              </w:rPr>
+              <w:t>What Happens</w:t>
+            </w:r>
+          </w:p>
+        </w:tc>
+        <w:tc>
+          <w:tcPr>
+            <w:tcW w:type="dxa" w:w="3120"/>
+            <w:tcW w:w="5040" w:type="dxa"/>
+            <w:shd w:val="clear" w:color="auto" w:fill="1F497D"/>
+            <w:tcBorders>
+              <w:top w:val="single" w:sz="4" w:space="0" w:color="1F497D"/>
+              <w:left w:val="single" w:sz="4" w:space="0" w:color="1F497D"/>
+              <w:bottom w:val="single" w:sz="4" w:space="0" w:color="1F497D"/>
+              <w:right w:val="single" w:sz="4" w:space="0" w:color="1F497D"/>
+            </w:tcBorders>
+          </w:tcPr>
+          <w:p>
+            <w:r>
+              <w:rPr>
+                <w:b/>
+                <w:color w:val="FFFFFF"/>
+                <w:sz w:val="20"/>
+              </w:rPr>
+              <w:t>Technology Used</w:t>
+            </w:r>
+          </w:p>
+        </w:tc>
+      </w:tr>
+      <w:tr>
+        <w:tc>
+          <w:tcPr>
+            <w:tcW w:type="dxa" w:w="3120"/>
+            <w:tcW w:w="720" w:type="dxa"/>
+            <w:shd w:val="clear" w:color="auto" w:fill="FFFFFF"/>
+            <w:tcBorders>
+              <w:top w:val="single" w:sz="4" w:space="0" w:color="CCCCCC"/>
+              <w:left w:val="single" w:sz="4" w:space="0" w:color="CCCCCC"/>
+              <w:bottom w:val="single" w:sz="4" w:space="0" w:color="CCCCCC"/>
+              <w:right w:val="single" w:sz="4" w:space="0" w:color="CCCCCC"/>
+            </w:tcBorders>
+          </w:tcPr>
+          <w:p>
+            <w:r>
+              <w:rPr>
+                <w:sz w:val="20"/>
+              </w:rPr>
+              <w:t>1</w:t>
+            </w:r>
+          </w:p>
+        </w:tc>
+        <w:tc>
+          <w:tcPr>
+            <w:tcW w:type="dxa" w:w="3120"/>
+            <w:tcW w:w="5040" w:type="dxa"/>
+            <w:shd w:val="clear" w:color="auto" w:fill="FFFFFF"/>
+            <w:tcBorders>
+              <w:top w:val="single" w:sz="4" w:space="0" w:color="CCCCCC"/>
+              <w:left w:val="single" w:sz="4" w:space="0" w:color="CCCCCC"/>
+              <w:bottom w:val="single" w:sz="4" w:space="0" w:color="CCCCCC"/>
+              <w:right w:val="single" w:sz="4" w:space="0" w:color="CCCCCC"/>
+            </w:tcBorders>
+          </w:tcPr>
+          <w:p>
+            <w:r>
+              <w:rPr>
+                <w:sz w:val="20"/>
+              </w:rPr>
+              <w:t>User pastes video URLs into Column F of Lark Sheet</w:t>
+            </w:r>
+          </w:p>
+        </w:tc>
+        <w:tc>
+          <w:tcPr>
+            <w:tcW w:type="dxa" w:w="3120"/>
+            <w:tcW w:w="5040" w:type="dxa"/>
+            <w:shd w:val="clear" w:color="auto" w:fill="FFFFFF"/>
+            <w:tcBorders>
+              <w:top w:val="single" w:sz="4" w:space="0" w:color="CCCCCC"/>
+              <w:left w:val="single" w:sz="4" w:space="0" w:color="CCCCCC"/>
+              <w:bottom w:val="single" w:sz="4" w:space="0" w:color="CCCCCC"/>
+              <w:right w:val="single" w:sz="4" w:space="0" w:color="CCCCCC"/>
+            </w:tcBorders>
+          </w:tcPr>
+          <w:p>
+            <w:r>
+              <w:rPr>
+                <w:sz w:val="20"/>
+              </w:rPr>
+              <w:t>User action</w:t>
+            </w:r>
+          </w:p>
+        </w:tc>
+      </w:tr>
+      <w:tr>
+        <w:tc>
+          <w:tcPr>
+            <w:tcW w:type="dxa" w:w="3120"/>
+            <w:tcW w:w="720" w:type="dxa"/>
+            <w:shd w:val="clear" w:color="auto" w:fill="F0F4FF"/>
+            <w:tcBorders>
+              <w:top w:val="single" w:sz="4" w:space="0" w:color="CCCCCC"/>
+              <w:left w:val="single" w:sz="4" w:space="0" w:color="CCCCCC"/>
+              <w:bottom w:val="single" w:sz="4" w:space="0" w:color="CCCCCC"/>
+              <w:right w:val="single" w:sz="4" w:space="0" w:color="CCCCCC"/>
+            </w:tcBorders>
+          </w:tcPr>
+          <w:p>
+            <w:r>
+              <w:rPr>
+                <w:sz w:val="20"/>
+              </w:rPr>
+              <w:t>2</w:t>
+            </w:r>
+          </w:p>
+        </w:tc>
+        <w:tc>
+          <w:tcPr>
+            <w:tcW w:type="dxa" w:w="3120"/>
+            <w:tcW w:w="5040" w:type="dxa"/>
+            <w:shd w:val="clear" w:color="auto" w:fill="F0F4FF"/>
+            <w:tcBorders>
+              <w:top w:val="single" w:sz="4" w:space="0" w:color="CCCCCC"/>
+              <w:left w:val="single" w:sz="4" w:space="0" w:color="CCCCCC"/>
+              <w:bottom w:val="single" w:sz="4" w:space="0" w:color="CCCCCC"/>
+              <w:right w:val="single" w:sz="4" w:space="0" w:color="CCCCCC"/>
+            </w:tcBorders>
+          </w:tcPr>
+          <w:p>
+            <w:r>
+              <w:rPr>
+                <w:sz w:val="20"/>
+              </w:rPr>
+              <w:t>User runs: python run.py</w:t>
+            </w:r>
+          </w:p>
+        </w:tc>
+        <w:tc>
+          <w:tcPr>
+            <w:tcW w:type="dxa" w:w="3120"/>
+            <w:tcW w:w="5040" w:type="dxa"/>
+            <w:shd w:val="clear" w:color="auto" w:fill="F0F4FF"/>
+            <w:tcBorders>
+              <w:top w:val="single" w:sz="4" w:space="0" w:color="CCCCCC"/>
+              <w:left w:val="single" w:sz="4" w:space="0" w:color="CCCCCC"/>
+              <w:bottom w:val="single" w:sz="4" w:space="0" w:color="CCCCCC"/>
+              <w:right w:val="single" w:sz="4" w:space="0" w:color="CCCCCC"/>
+            </w:tcBorders>
+          </w:tcPr>
+          <w:p>
+            <w:r>
+              <w:rPr>
+                <w:sz w:val="20"/>
+              </w:rPr>
+              <w:t>Terminal command</w:t>
+            </w:r>
+          </w:p>
+        </w:tc>
+      </w:tr>
+      <w:tr>
+        <w:tc>
+          <w:tcPr>
+            <w:tcW w:type="dxa" w:w="3120"/>
+            <w:tcW w:w="720" w:type="dxa"/>
+            <w:shd w:val="clear" w:color="auto" w:fill="FFFFFF"/>
+            <w:tcBorders>
+              <w:top w:val="single" w:sz="4" w:space="0" w:color="CCCCCC"/>
+              <w:left w:val="single" w:sz="4" w:space="0" w:color="CCCCCC"/>
+              <w:bottom w:val="single" w:sz="4" w:space="0" w:color="CCCCCC"/>
+              <w:right w:val="single" w:sz="4" w:space="0" w:color="CCCCCC"/>
+            </w:tcBorders>
+          </w:tcPr>
+          <w:p>
+            <w:r>
+              <w:rPr>
+                <w:sz w:val="20"/>
+              </w:rPr>
+              <w:t>3</w:t>
+            </w:r>
+          </w:p>
+        </w:tc>
+        <w:tc>
+          <w:tcPr>
+            <w:tcW w:type="dxa" w:w="3120"/>
+            <w:tcW w:w="5040" w:type="dxa"/>
+            <w:shd w:val="clear" w:color="auto" w:fill="FFFFFF"/>
+            <w:tcBorders>
+              <w:top w:val="single" w:sz="4" w:space="0" w:color="CCCCCC"/>
+              <w:left w:val="single" w:sz="4" w:space="0" w:color="CCCCCC"/>
+              <w:bottom w:val="single" w:sz="4" w:space="0" w:color="CCCCCC"/>
+              <w:right w:val="single" w:sz="4" w:space="0" w:color="CCCCCC"/>
+            </w:tcBorders>
+          </w:tcPr>
+          <w:p>
+            <w:r>
+              <w:rPr>
+                <w:sz w:val="20"/>
+              </w:rPr>
+              <w:t>System reads Lark Sheet — finds rows where Column F has a URL but A/D/E/G are empty</w:t>
+            </w:r>
+          </w:p>
+        </w:tc>
+        <w:tc>
+          <w:tcPr>
+            <w:tcW w:type="dxa" w:w="3120"/>
+            <w:tcW w:w="5040" w:type="dxa"/>
+            <w:shd w:val="clear" w:color="auto" w:fill="FFFFFF"/>
+            <w:tcBorders>
+              <w:top w:val="single" w:sz="4" w:space="0" w:color="CCCCCC"/>
+              <w:left w:val="single" w:sz="4" w:space="0" w:color="CCCCCC"/>
+              <w:bottom w:val="single" w:sz="4" w:space="0" w:color="CCCCCC"/>
+              <w:right w:val="single" w:sz="4" w:space="0" w:color="CCCCCC"/>
+            </w:tcBorders>
+          </w:tcPr>
+          <w:p>
+            <w:r>
+              <w:rPr>
+                <w:sz w:val="20"/>
+              </w:rPr>
+              <w:t>lark_reader.py + Lark API</w:t>
+            </w:r>
+          </w:p>
+        </w:tc>
+      </w:tr>
+      <w:tr>
+        <w:tc>
+          <w:tcPr>
+            <w:tcW w:type="dxa" w:w="3120"/>
+            <w:tcW w:w="720" w:type="dxa"/>
+            <w:shd w:val="clear" w:color="auto" w:fill="F0F4FF"/>
+            <w:tcBorders>
+              <w:top w:val="single" w:sz="4" w:space="0" w:color="CCCCCC"/>
+              <w:left w:val="single" w:sz="4" w:space="0" w:color="CCCCCC"/>
+              <w:bottom w:val="single" w:sz="4" w:space="0" w:color="CCCCCC"/>
+              <w:right w:val="single" w:sz="4" w:space="0" w:color="CCCCCC"/>
+            </w:tcBorders>
+          </w:tcPr>
+          <w:p>
+            <w:r>
+              <w:rPr>
+                <w:sz w:val="20"/>
+              </w:rPr>
+              <w:t>4</w:t>
+            </w:r>
+          </w:p>
+        </w:tc>
+        <w:tc>
+          <w:tcPr>
+            <w:tcW w:type="dxa" w:w="3120"/>
+            <w:tcW w:w="5040" w:type="dxa"/>
+            <w:shd w:val="clear" w:color="auto" w:fill="F0F4FF"/>
+            <w:tcBorders>
+              <w:top w:val="single" w:sz="4" w:space="0" w:color="CCCCCC"/>
+              <w:left w:val="single" w:sz="4" w:space="0" w:color="CCCCCC"/>
+              <w:bottom w:val="single" w:sz="4" w:space="0" w:color="CCCCCC"/>
+              <w:right w:val="single" w:sz="4" w:space="0" w:color="CCCCCC"/>
+            </w:tcBorders>
+          </w:tcPr>
+          <w:p>
+            <w:r>
+              <w:rPr>
+                <w:sz w:val="20"/>
+              </w:rPr>
+              <w:t>For each URL, system opens the video in a real Chrome browser</w:t>
+            </w:r>
+          </w:p>
+        </w:tc>
+        <w:tc>
+          <w:tcPr>
+            <w:tcW w:type="dxa" w:w="3120"/>
+            <w:tcW w:w="5040" w:type="dxa"/>
+            <w:shd w:val="clear" w:color="auto" w:fill="F0F4FF"/>
+            <w:tcBorders>
+              <w:top w:val="single" w:sz="4" w:space="0" w:color="CCCCCC"/>
+              <w:left w:val="single" w:sz="4" w:space="0" w:color="CCCCCC"/>
+              <w:bottom w:val="single" w:sz="4" w:space="0" w:color="CCCCCC"/>
+              <w:right w:val="single" w:sz="4" w:space="0" w:color="CCCCCC"/>
+            </w:tcBorders>
+          </w:tcPr>
+          <w:p>
+            <w:r>
+              <w:rPr>
+                <w:sz w:val="20"/>
+              </w:rPr>
+              <w:t>Playwright + persistent Chrome profile</w:t>
+            </w:r>
+          </w:p>
+        </w:tc>
+      </w:tr>
+      <w:tr>
+        <w:tc>
+          <w:tcPr>
+            <w:tcW w:type="dxa" w:w="3120"/>
+            <w:tcW w:w="720" w:type="dxa"/>
+            <w:shd w:val="clear" w:color="auto" w:fill="FFFFFF"/>
+            <w:tcBorders>
+              <w:top w:val="single" w:sz="4" w:space="0" w:color="CCCCCC"/>
+              <w:left w:val="single" w:sz="4" w:space="0" w:color="CCCCCC"/>
+              <w:bottom w:val="single" w:sz="4" w:space="0" w:color="CCCCCC"/>
+              <w:right w:val="single" w:sz="4" w:space="0" w:color="CCCCCC"/>
+            </w:tcBorders>
+          </w:tcPr>
+          <w:p>
+            <w:r>
+              <w:rPr>
+                <w:sz w:val="20"/>
+              </w:rPr>
+              <w:t>5</w:t>
+            </w:r>
+          </w:p>
+        </w:tc>
+        <w:tc>
+          <w:tcPr>
+            <w:tcW w:type="dxa" w:w="3120"/>
+            <w:tcW w:w="5040" w:type="dxa"/>
+            <w:shd w:val="clear" w:color="auto" w:fill="FFFFFF"/>
+            <w:tcBorders>
+              <w:top w:val="single" w:sz="4" w:space="0" w:color="CCCCCC"/>
+              <w:left w:val="single" w:sz="4" w:space="0" w:color="CCCCCC"/>
+              <w:bottom w:val="single" w:sz="4" w:space="0" w:color="CCCCCC"/>
+              <w:right w:val="single" w:sz="4" w:space="0" w:color="CCCCCC"/>
+            </w:tcBorders>
+          </w:tcPr>
+          <w:p>
+            <w:r>
+              <w:rPr>
+                <w:sz w:val="20"/>
+              </w:rPr>
+              <w:t>System takes a screenshot of the video page</w:t>
+            </w:r>
+          </w:p>
+        </w:tc>
+        <w:tc>
+          <w:tcPr>
+            <w:tcW w:type="dxa" w:w="3120"/>
+            <w:tcW w:w="5040" w:type="dxa"/>
+            <w:shd w:val="clear" w:color="auto" w:fill="FFFFFF"/>
+            <w:tcBorders>
+              <w:top w:val="single" w:sz="4" w:space="0" w:color="CCCCCC"/>
+              <w:left w:val="single" w:sz="4" w:space="0" w:color="CCCCCC"/>
+              <w:bottom w:val="single" w:sz="4" w:space="0" w:color="CCCCCC"/>
+              <w:right w:val="single" w:sz="4" w:space="0" w:color="CCCCCC"/>
+            </w:tcBorders>
+          </w:tcPr>
+          <w:p>
+            <w:r>
+              <w:rPr>
+                <w:sz w:val="20"/>
+              </w:rPr>
+              <w:t>Playwright screenshot</w:t>
+            </w:r>
+          </w:p>
+        </w:tc>
+      </w:tr>
+      <w:tr>
+        <w:tc>
+          <w:tcPr>
+            <w:tcW w:type="dxa" w:w="3120"/>
+            <w:tcW w:w="720" w:type="dxa"/>
+            <w:shd w:val="clear" w:color="auto" w:fill="F0F4FF"/>
+            <w:tcBorders>
+              <w:top w:val="single" w:sz="4" w:space="0" w:color="CCCCCC"/>
+              <w:left w:val="single" w:sz="4" w:space="0" w:color="CCCCCC"/>
+              <w:bottom w:val="single" w:sz="4" w:space="0" w:color="CCCCCC"/>
+              <w:right w:val="single" w:sz="4" w:space="0" w:color="CCCCCC"/>
+            </w:tcBorders>
+          </w:tcPr>
+          <w:p>
+            <w:r>
+              <w:rPr>
+                <w:sz w:val="20"/>
+              </w:rPr>
+              <w:t>6</w:t>
+            </w:r>
+          </w:p>
+        </w:tc>
+        <w:tc>
+          <w:tcPr>
+            <w:tcW w:type="dxa" w:w="3120"/>
+            <w:tcW w:w="5040" w:type="dxa"/>
+            <w:shd w:val="clear" w:color="auto" w:fill="F0F4FF"/>
+            <w:tcBorders>
+              <w:top w:val="single" w:sz="4" w:space="0" w:color="CCCCCC"/>
+              <w:left w:val="single" w:sz="4" w:space="0" w:color="CCCCCC"/>
+              <w:bottom w:val="single" w:sz="4" w:space="0" w:color="CCCCCC"/>
+              <w:right w:val="single" w:sz="4" w:space="0" w:color="CCCCCC"/>
+            </w:tcBorders>
+          </w:tcPr>
+          <w:p>
+            <w:r>
+              <w:rPr>
+                <w:sz w:val="20"/>
+              </w:rPr>
+              <w:t>Claude AI Vision analyses the screenshot and extracts: posted date, caption, view count</w:t>
+            </w:r>
+          </w:p>
+        </w:tc>
+        <w:tc>
+          <w:tcPr>
+            <w:tcW w:type="dxa" w:w="3120"/>
+            <w:tcW w:w="5040" w:type="dxa"/>
+            <w:shd w:val="clear" w:color="auto" w:fill="F0F4FF"/>
+            <w:tcBorders>
+              <w:top w:val="single" w:sz="4" w:space="0" w:color="CCCCCC"/>
+              <w:left w:val="single" w:sz="4" w:space="0" w:color="CCCCCC"/>
+              <w:bottom w:val="single" w:sz="4" w:space="0" w:color="CCCCCC"/>
+              <w:right w:val="single" w:sz="4" w:space="0" w:color="CCCCCC"/>
+            </w:tcBorders>
+          </w:tcPr>
+          <w:p>
+            <w:r>
+              <w:rPr>
+                <w:sz w:val="20"/>
+              </w:rPr>
+              <w:t>claude-haiku-4-5 vision model</w:t>
+            </w:r>
+          </w:p>
+        </w:tc>
+      </w:tr>
+      <w:tr>
+        <w:tc>
+          <w:tcPr>
+            <w:tcW w:type="dxa" w:w="3120"/>
+            <w:tcW w:w="720" w:type="dxa"/>
+            <w:shd w:val="clear" w:color="auto" w:fill="FFFFFF"/>
+            <w:tcBorders>
+              <w:top w:val="single" w:sz="4" w:space="0" w:color="CCCCCC"/>
+              <w:left w:val="single" w:sz="4" w:space="0" w:color="CCCCCC"/>
+              <w:bottom w:val="single" w:sz="4" w:space="0" w:color="CCCCCC"/>
+              <w:right w:val="single" w:sz="4" w:space="0" w:color="CCCCCC"/>
+            </w:tcBorders>
+          </w:tcPr>
+          <w:p>
+            <w:r>
+              <w:rPr>
+                <w:sz w:val="20"/>
+              </w:rPr>
+              <w:t>7</w:t>
+            </w:r>
+          </w:p>
+        </w:tc>
+        <w:tc>
+          <w:tcPr>
+            <w:tcW w:type="dxa" w:w="3120"/>
+            <w:tcW w:w="5040" w:type="dxa"/>
+            <w:shd w:val="clear" w:color="auto" w:fill="FFFFFF"/>
+            <w:tcBorders>
+              <w:top w:val="single" w:sz="4" w:space="0" w:color="CCCCCC"/>
+              <w:left w:val="single" w:sz="4" w:space="0" w:color="CCCCCC"/>
+              <w:bottom w:val="single" w:sz="4" w:space="0" w:color="CCCCCC"/>
+              <w:right w:val="single" w:sz="4" w:space="0" w:color="CCCCCC"/>
+            </w:tcBorders>
+          </w:tcPr>
+          <w:p>
+            <w:r>
+              <w:rPr>
+                <w:sz w:val="20"/>
+              </w:rPr>
+              <w:t>System cleans the caption (removes all hashtags)</w:t>
+            </w:r>
+          </w:p>
+        </w:tc>
+        <w:tc>
+          <w:tcPr>
+            <w:tcW w:type="dxa" w:w="3120"/>
+            <w:tcW w:w="5040" w:type="dxa"/>
+            <w:shd w:val="clear" w:color="auto" w:fill="FFFFFF"/>
+            <w:tcBorders>
+              <w:top w:val="single" w:sz="4" w:space="0" w:color="CCCCCC"/>
+              <w:left w:val="single" w:sz="4" w:space="0" w:color="CCCCCC"/>
+              <w:bottom w:val="single" w:sz="4" w:space="0" w:color="CCCCCC"/>
+              <w:right w:val="single" w:sz="4" w:space="0" w:color="CCCCCC"/>
+            </w:tcBorders>
+          </w:tcPr>
+          <w:p>
+            <w:r>
+              <w:rPr>
+                <w:sz w:val="20"/>
+              </w:rPr>
+              <w:t>processor.py with Unicode regex</w:t>
+            </w:r>
+          </w:p>
+        </w:tc>
+      </w:tr>
+      <w:tr>
+        <w:tc>
+          <w:tcPr>
+            <w:tcW w:type="dxa" w:w="3120"/>
+            <w:tcW w:w="720" w:type="dxa"/>
+            <w:shd w:val="clear" w:color="auto" w:fill="F0F4FF"/>
+            <w:tcBorders>
+              <w:top w:val="single" w:sz="4" w:space="0" w:color="CCCCCC"/>
+              <w:left w:val="single" w:sz="4" w:space="0" w:color="CCCCCC"/>
+              <w:bottom w:val="single" w:sz="4" w:space="0" w:color="CCCCCC"/>
+              <w:right w:val="single" w:sz="4" w:space="0" w:color="CCCCCC"/>
+            </w:tcBorders>
+          </w:tcPr>
+          <w:p>
+            <w:r>
+              <w:rPr>
+                <w:sz w:val="20"/>
+              </w:rPr>
+              <w:t>8</w:t>
+            </w:r>
+          </w:p>
+        </w:tc>
+        <w:tc>
+          <w:tcPr>
+            <w:tcW w:type="dxa" w:w="3120"/>
+            <w:tcW w:w="5040" w:type="dxa"/>
+            <w:shd w:val="clear" w:color="auto" w:fill="F0F4FF"/>
+            <w:tcBorders>
+              <w:top w:val="single" w:sz="4" w:space="0" w:color="CCCCCC"/>
+              <w:left w:val="single" w:sz="4" w:space="0" w:color="CCCCCC"/>
+              <w:bottom w:val="single" w:sz="4" w:space="0" w:color="CCCCCC"/>
+              <w:right w:val="single" w:sz="4" w:space="0" w:color="CCCCCC"/>
+            </w:tcBorders>
+          </w:tcPr>
+          <w:p>
+            <w:r>
+              <w:rPr>
+                <w:sz w:val="20"/>
+              </w:rPr>
+              <w:t>System writes data to columns A, D, E, G only</w:t>
+            </w:r>
+          </w:p>
+        </w:tc>
+        <w:tc>
+          <w:tcPr>
+            <w:tcW w:type="dxa" w:w="3120"/>
+            <w:tcW w:w="5040" w:type="dxa"/>
+            <w:shd w:val="clear" w:color="auto" w:fill="F0F4FF"/>
+            <w:tcBorders>
+              <w:top w:val="single" w:sz="4" w:space="0" w:color="CCCCCC"/>
+              <w:left w:val="single" w:sz="4" w:space="0" w:color="CCCCCC"/>
+              <w:bottom w:val="single" w:sz="4" w:space="0" w:color="CCCCCC"/>
+              <w:right w:val="single" w:sz="4" w:space="0" w:color="CCCCCC"/>
+            </w:tcBorders>
+          </w:tcPr>
+          <w:p>
+            <w:r>
+              <w:rPr>
+                <w:sz w:val="20"/>
+              </w:rPr>
+              <w:t>lark_writer.py with hard allowlist</w:t>
+            </w:r>
+          </w:p>
+        </w:tc>
+      </w:tr>
+      <w:tr>
+        <w:tc>
+          <w:tcPr>
+            <w:tcW w:type="dxa" w:w="3120"/>
+            <w:tcW w:w="720" w:type="dxa"/>
+            <w:shd w:val="clear" w:color="auto" w:fill="FFFFFF"/>
+            <w:tcBorders>
+              <w:top w:val="single" w:sz="4" w:space="0" w:color="CCCCCC"/>
+              <w:left w:val="single" w:sz="4" w:space="0" w:color="CCCCCC"/>
+              <w:bottom w:val="single" w:sz="4" w:space="0" w:color="CCCCCC"/>
+              <w:right w:val="single" w:sz="4" w:space="0" w:color="CCCCCC"/>
+            </w:tcBorders>
+          </w:tcPr>
+          <w:p>
+            <w:r>
+              <w:rPr>
+                <w:sz w:val="20"/>
+              </w:rPr>
+              <w:t>9</w:t>
+            </w:r>
+          </w:p>
+        </w:tc>
+        <w:tc>
+          <w:tcPr>
+            <w:tcW w:type="dxa" w:w="3120"/>
+            <w:tcW w:w="5040" w:type="dxa"/>
+            <w:shd w:val="clear" w:color="auto" w:fill="FFFFFF"/>
+            <w:tcBorders>
+              <w:top w:val="single" w:sz="4" w:space="0" w:color="CCCCCC"/>
+              <w:left w:val="single" w:sz="4" w:space="0" w:color="CCCCCC"/>
+              <w:bottom w:val="single" w:sz="4" w:space="0" w:color="CCCCCC"/>
+              <w:right w:val="single" w:sz="4" w:space="0" w:color="CCCCCC"/>
+            </w:tcBorders>
+          </w:tcPr>
+          <w:p>
+            <w:r>
+              <w:rPr>
+                <w:sz w:val="20"/>
+              </w:rPr>
+              <w:t>System prints a run summary showing success/failure for each URL</w:t>
+            </w:r>
+          </w:p>
+        </w:tc>
+        <w:tc>
+          <w:tcPr>
+            <w:tcW w:type="dxa" w:w="3120"/>
+            <w:tcW w:w="5040" w:type="dxa"/>
+            <w:shd w:val="clear" w:color="auto" w:fill="FFFFFF"/>
+            <w:tcBorders>
+              <w:top w:val="single" w:sz="4" w:space="0" w:color="CCCCCC"/>
+              <w:left w:val="single" w:sz="4" w:space="0" w:color="CCCCCC"/>
+              <w:bottom w:val="single" w:sz="4" w:space="0" w:color="CCCCCC"/>
+              <w:right w:val="single" w:sz="4" w:space="0" w:color="CCCCCC"/>
+            </w:tcBorders>
+          </w:tcPr>
+          <w:p>
+            <w:r>
+              <w:rPr>
+                <w:sz w:val="20"/>
+              </w:rPr>
+              <w:t>reporter.py</w:t>
+            </w:r>
+          </w:p>
+        </w:tc>
+      </w:tr>
+    </w:tbl>
+    <w:p/>
+    <w:p>
+      <w:pPr>
+        <w:pStyle w:val="Heading1"/>
+      </w:pPr>
+      <w:r>
+        <w:t>8. Supported Platforms</w:t>
       </w:r>
     </w:p>
     <w:tbl>
@@ -3365,16 +4443,17 @@
         <w:tblLook w:firstColumn="1" w:firstRow="1" w:lastColumn="0" w:lastRow="0" w:noHBand="0" w:noVBand="1" w:val="04A0"/>
       </w:tblPr>
       <w:tblGrid>
-        <w:gridCol w:w="2340"/>
-        <w:gridCol w:w="2340"/>
-        <w:gridCol w:w="2340"/>
-        <w:gridCol w:w="2340"/>
+        <w:gridCol w:w="1872"/>
+        <w:gridCol w:w="1872"/>
+        <w:gridCol w:w="1872"/>
+        <w:gridCol w:w="1872"/>
+        <w:gridCol w:w="1872"/>
       </w:tblGrid>
       <w:tr>
         <w:tc>
           <w:tcPr>
-            <w:tcW w:type="dxa" w:w="2340"/>
-            <w:tcW w:w="1728" w:type="dxa"/>
+            <w:tcW w:type="dxa" w:w="1872"/>
+            <w:tcW w:w="1584" w:type="dxa"/>
             <w:shd w:val="clear" w:color="auto" w:fill="1F497D"/>
             <w:tcBorders>
               <w:top w:val="single" w:sz="4" w:space="0" w:color="1F497D"/>
@@ -3396,8 +4475,8 @@
         </w:tc>
         <w:tc>
           <w:tcPr>
-            <w:tcW w:type="dxa" w:w="2340"/>
-            <w:tcW w:w="1728" w:type="dxa"/>
+            <w:tcW w:type="dxa" w:w="1872"/>
+            <w:tcW w:w="1584" w:type="dxa"/>
             <w:shd w:val="clear" w:color="auto" w:fill="1F497D"/>
             <w:tcBorders>
               <w:top w:val="single" w:sz="4" w:space="0" w:color="1F497D"/>
@@ -3419,8 +4498,8 @@
         </w:tc>
         <w:tc>
           <w:tcPr>
-            <w:tcW w:type="dxa" w:w="2340"/>
-            <w:tcW w:w="3456" w:type="dxa"/>
+            <w:tcW w:type="dxa" w:w="1872"/>
+            <w:tcW w:w="1872" w:type="dxa"/>
             <w:shd w:val="clear" w:color="auto" w:fill="1F497D"/>
             <w:tcBorders>
               <w:top w:val="single" w:sz="4" w:space="0" w:color="1F497D"/>
@@ -3436,14 +4515,14 @@
                 <w:color w:val="FFFFFF"/>
                 <w:sz w:val="20"/>
               </w:rPr>
-              <w:t>Column G — View Count Source</w:t>
-            </w:r>
-          </w:p>
-        </w:tc>
-        <w:tc>
-          <w:tcPr>
-            <w:tcW w:type="dxa" w:w="2340"/>
-            <w:tcW w:w="3888" w:type="dxa"/>
+              <w:t>Column G (Views)</w:t>
+            </w:r>
+          </w:p>
+        </w:tc>
+        <w:tc>
+          <w:tcPr>
+            <w:tcW w:type="dxa" w:w="1872"/>
+            <w:tcW w:w="3024" w:type="dxa"/>
             <w:shd w:val="clear" w:color="auto" w:fill="1F497D"/>
             <w:tcBorders>
               <w:top w:val="single" w:sz="4" w:space="0" w:color="1F497D"/>
@@ -3459,7 +4538,30 @@
                 <w:color w:val="FFFFFF"/>
                 <w:sz w:val="20"/>
               </w:rPr>
-              <w:t>Column D — Caption Source</w:t>
+              <w:t>Column D (Caption)</w:t>
+            </w:r>
+          </w:p>
+        </w:tc>
+        <w:tc>
+          <w:tcPr>
+            <w:tcW w:type="dxa" w:w="1872"/>
+            <w:tcW w:w="2736" w:type="dxa"/>
+            <w:shd w:val="clear" w:color="auto" w:fill="1F497D"/>
+            <w:tcBorders>
+              <w:top w:val="single" w:sz="4" w:space="0" w:color="1F497D"/>
+              <w:left w:val="single" w:sz="4" w:space="0" w:color="1F497D"/>
+              <w:bottom w:val="single" w:sz="4" w:space="0" w:color="1F497D"/>
+              <w:right w:val="single" w:sz="4" w:space="0" w:color="1F497D"/>
+            </w:tcBorders>
+          </w:tcPr>
+          <w:p>
+            <w:r>
+              <w:rPr>
+                <w:b/>
+                <w:color w:val="FFFFFF"/>
+                <w:sz w:val="20"/>
+              </w:rPr>
+              <w:t>Data Source</w:t>
             </w:r>
           </w:p>
         </w:tc>
@@ -3467,8 +4569,8 @@
       <w:tr>
         <w:tc>
           <w:tcPr>
-            <w:tcW w:type="dxa" w:w="2340"/>
-            <w:tcW w:w="1728" w:type="dxa"/>
+            <w:tcW w:type="dxa" w:w="1872"/>
+            <w:tcW w:w="1584" w:type="dxa"/>
             <w:shd w:val="clear" w:color="auto" w:fill="FFFFFF"/>
             <w:tcBorders>
               <w:top w:val="single" w:sz="4" w:space="0" w:color="CCCCCC"/>
@@ -3488,8 +4590,8 @@
         </w:tc>
         <w:tc>
           <w:tcPr>
-            <w:tcW w:type="dxa" w:w="2340"/>
-            <w:tcW w:w="1728" w:type="dxa"/>
+            <w:tcW w:type="dxa" w:w="1872"/>
+            <w:tcW w:w="1584" w:type="dxa"/>
             <w:shd w:val="clear" w:color="auto" w:fill="FFFFFF"/>
             <w:tcBorders>
               <w:top w:val="single" w:sz="4" w:space="0" w:color="CCCCCC"/>
@@ -3509,8 +4611,8 @@
         </w:tc>
         <w:tc>
           <w:tcPr>
-            <w:tcW w:type="dxa" w:w="2340"/>
-            <w:tcW w:w="3456" w:type="dxa"/>
+            <w:tcW w:type="dxa" w:w="1872"/>
+            <w:tcW w:w="1872" w:type="dxa"/>
             <w:shd w:val="clear" w:color="auto" w:fill="FFFFFF"/>
             <w:tcBorders>
               <w:top w:val="single" w:sz="4" w:space="0" w:color="CCCCCC"/>
@@ -3524,14 +4626,14 @@
               <w:rPr>
                 <w:sz w:val="20"/>
               </w:rPr>
-              <w:t>Reels view count on profile</w:t>
-            </w:r>
-          </w:p>
-        </w:tc>
-        <w:tc>
-          <w:tcPr>
-            <w:tcW w:type="dxa" w:w="2340"/>
-            <w:tcW w:w="3888" w:type="dxa"/>
+              <w:t>Reels view count</w:t>
+            </w:r>
+          </w:p>
+        </w:tc>
+        <w:tc>
+          <w:tcPr>
+            <w:tcW w:type="dxa" w:w="1872"/>
+            <w:tcW w:w="3024" w:type="dxa"/>
             <w:shd w:val="clear" w:color="auto" w:fill="FFFFFF"/>
             <w:tcBorders>
               <w:top w:val="single" w:sz="4" w:space="0" w:color="CCCCCC"/>
@@ -3546,6 +4648,27 @@
                 <w:sz w:val="20"/>
               </w:rPr>
               <w:t>Post caption — hashtags removed</w:t>
+            </w:r>
+          </w:p>
+        </w:tc>
+        <w:tc>
+          <w:tcPr>
+            <w:tcW w:type="dxa" w:w="1872"/>
+            <w:tcW w:w="2736" w:type="dxa"/>
+            <w:shd w:val="clear" w:color="auto" w:fill="FFFFFF"/>
+            <w:tcBorders>
+              <w:top w:val="single" w:sz="4" w:space="0" w:color="CCCCCC"/>
+              <w:left w:val="single" w:sz="4" w:space="0" w:color="CCCCCC"/>
+              <w:bottom w:val="single" w:sz="4" w:space="0" w:color="CCCCCC"/>
+              <w:right w:val="single" w:sz="4" w:space="0" w:color="CCCCCC"/>
+            </w:tcBorders>
+          </w:tcPr>
+          <w:p>
+            <w:r>
+              <w:rPr>
+                <w:sz w:val="20"/>
+              </w:rPr>
+              <w:t>Playwright + Claude Vision</w:t>
             </w:r>
           </w:p>
         </w:tc>
@@ -3553,8 +4676,8 @@
       <w:tr>
         <w:tc>
           <w:tcPr>
-            <w:tcW w:type="dxa" w:w="2340"/>
-            <w:tcW w:w="1728" w:type="dxa"/>
+            <w:tcW w:type="dxa" w:w="1872"/>
+            <w:tcW w:w="1584" w:type="dxa"/>
             <w:shd w:val="clear" w:color="auto" w:fill="F0F4FF"/>
             <w:tcBorders>
               <w:top w:val="single" w:sz="4" w:space="0" w:color="CCCCCC"/>
@@ -3574,8 +4697,8 @@
         </w:tc>
         <w:tc>
           <w:tcPr>
-            <w:tcW w:type="dxa" w:w="2340"/>
-            <w:tcW w:w="1728" w:type="dxa"/>
+            <w:tcW w:type="dxa" w:w="1872"/>
+            <w:tcW w:w="1584" w:type="dxa"/>
             <w:shd w:val="clear" w:color="auto" w:fill="F0F4FF"/>
             <w:tcBorders>
               <w:top w:val="single" w:sz="4" w:space="0" w:color="CCCCCC"/>
@@ -3595,8 +4718,8 @@
         </w:tc>
         <w:tc>
           <w:tcPr>
-            <w:tcW w:type="dxa" w:w="2340"/>
-            <w:tcW w:w="3456" w:type="dxa"/>
+            <w:tcW w:type="dxa" w:w="1872"/>
+            <w:tcW w:w="1872" w:type="dxa"/>
             <w:shd w:val="clear" w:color="auto" w:fill="F0F4FF"/>
             <w:tcBorders>
               <w:top w:val="single" w:sz="4" w:space="0" w:color="CCCCCC"/>
@@ -3616,8 +4739,8 @@
         </w:tc>
         <w:tc>
           <w:tcPr>
-            <w:tcW w:type="dxa" w:w="2340"/>
-            <w:tcW w:w="3888" w:type="dxa"/>
+            <w:tcW w:type="dxa" w:w="1872"/>
+            <w:tcW w:w="3024" w:type="dxa"/>
             <w:shd w:val="clear" w:color="auto" w:fill="F0F4FF"/>
             <w:tcBorders>
               <w:top w:val="single" w:sz="4" w:space="0" w:color="CCCCCC"/>
@@ -3632,6 +4755,27 @@
                 <w:sz w:val="20"/>
               </w:rPr>
               <w:t>Video description — hashtags removed</w:t>
+            </w:r>
+          </w:p>
+        </w:tc>
+        <w:tc>
+          <w:tcPr>
+            <w:tcW w:type="dxa" w:w="1872"/>
+            <w:tcW w:w="2736" w:type="dxa"/>
+            <w:shd w:val="clear" w:color="auto" w:fill="F0F4FF"/>
+            <w:tcBorders>
+              <w:top w:val="single" w:sz="4" w:space="0" w:color="CCCCCC"/>
+              <w:left w:val="single" w:sz="4" w:space="0" w:color="CCCCCC"/>
+              <w:bottom w:val="single" w:sz="4" w:space="0" w:color="CCCCCC"/>
+              <w:right w:val="single" w:sz="4" w:space="0" w:color="CCCCCC"/>
+            </w:tcBorders>
+          </w:tcPr>
+          <w:p>
+            <w:r>
+              <w:rPr>
+                <w:sz w:val="20"/>
+              </w:rPr>
+              <w:t>Playwright + Claude Vision</w:t>
             </w:r>
           </w:p>
         </w:tc>
@@ -3639,8 +4783,8 @@
       <w:tr>
         <w:tc>
           <w:tcPr>
-            <w:tcW w:type="dxa" w:w="2340"/>
-            <w:tcW w:w="1728" w:type="dxa"/>
+            <w:tcW w:type="dxa" w:w="1872"/>
+            <w:tcW w:w="1584" w:type="dxa"/>
             <w:shd w:val="clear" w:color="auto" w:fill="FFFFFF"/>
             <w:tcBorders>
               <w:top w:val="single" w:sz="4" w:space="0" w:color="CCCCCC"/>
@@ -3660,8 +4804,8 @@
         </w:tc>
         <w:tc>
           <w:tcPr>
-            <w:tcW w:type="dxa" w:w="2340"/>
-            <w:tcW w:w="1728" w:type="dxa"/>
+            <w:tcW w:type="dxa" w:w="1872"/>
+            <w:tcW w:w="1584" w:type="dxa"/>
             <w:shd w:val="clear" w:color="auto" w:fill="FFFFFF"/>
             <w:tcBorders>
               <w:top w:val="single" w:sz="4" w:space="0" w:color="CCCCCC"/>
@@ -3681,8 +4825,8 @@
         </w:tc>
         <w:tc>
           <w:tcPr>
-            <w:tcW w:type="dxa" w:w="2340"/>
-            <w:tcW w:w="3456" w:type="dxa"/>
+            <w:tcW w:type="dxa" w:w="1872"/>
+            <w:tcW w:w="1872" w:type="dxa"/>
             <w:shd w:val="clear" w:color="auto" w:fill="FFFFFF"/>
             <w:tcBorders>
               <w:top w:val="single" w:sz="4" w:space="0" w:color="CCCCCC"/>
@@ -3702,8 +4846,8 @@
         </w:tc>
         <w:tc>
           <w:tcPr>
-            <w:tcW w:type="dxa" w:w="2340"/>
-            <w:tcW w:w="3888" w:type="dxa"/>
+            <w:tcW w:type="dxa" w:w="1872"/>
+            <w:tcW w:w="3024" w:type="dxa"/>
             <w:shd w:val="clear" w:color="auto" w:fill="FFFFFF"/>
             <w:tcBorders>
               <w:top w:val="single" w:sz="4" w:space="0" w:color="CCCCCC"/>
@@ -3718,6 +4862,27 @@
                 <w:sz w:val="20"/>
               </w:rPr>
               <w:t>Post caption — hashtags removed</w:t>
+            </w:r>
+          </w:p>
+        </w:tc>
+        <w:tc>
+          <w:tcPr>
+            <w:tcW w:type="dxa" w:w="1872"/>
+            <w:tcW w:w="2736" w:type="dxa"/>
+            <w:shd w:val="clear" w:color="auto" w:fill="FFFFFF"/>
+            <w:tcBorders>
+              <w:top w:val="single" w:sz="4" w:space="0" w:color="CCCCCC"/>
+              <w:left w:val="single" w:sz="4" w:space="0" w:color="CCCCCC"/>
+              <w:bottom w:val="single" w:sz="4" w:space="0" w:color="CCCCCC"/>
+              <w:right w:val="single" w:sz="4" w:space="0" w:color="CCCCCC"/>
+            </w:tcBorders>
+          </w:tcPr>
+          <w:p>
+            <w:r>
+              <w:rPr>
+                <w:sz w:val="20"/>
+              </w:rPr>
+              <w:t>Playwright + Claude Vision</w:t>
             </w:r>
           </w:p>
         </w:tc>
@@ -3725,8 +4890,8 @@
       <w:tr>
         <w:tc>
           <w:tcPr>
-            <w:tcW w:type="dxa" w:w="2340"/>
-            <w:tcW w:w="1728" w:type="dxa"/>
+            <w:tcW w:type="dxa" w:w="1872"/>
+            <w:tcW w:w="1584" w:type="dxa"/>
             <w:shd w:val="clear" w:color="auto" w:fill="F0F4FF"/>
             <w:tcBorders>
               <w:top w:val="single" w:sz="4" w:space="0" w:color="CCCCCC"/>
@@ -3746,8 +4911,8 @@
         </w:tc>
         <w:tc>
           <w:tcPr>
-            <w:tcW w:type="dxa" w:w="2340"/>
-            <w:tcW w:w="1728" w:type="dxa"/>
+            <w:tcW w:type="dxa" w:w="1872"/>
+            <w:tcW w:w="1584" w:type="dxa"/>
             <w:shd w:val="clear" w:color="auto" w:fill="F0F4FF"/>
             <w:tcBorders>
               <w:top w:val="single" w:sz="4" w:space="0" w:color="CCCCCC"/>
@@ -3767,8 +4932,8 @@
         </w:tc>
         <w:tc>
           <w:tcPr>
-            <w:tcW w:type="dxa" w:w="2340"/>
-            <w:tcW w:w="3456" w:type="dxa"/>
+            <w:tcW w:type="dxa" w:w="1872"/>
+            <w:tcW w:w="1872" w:type="dxa"/>
             <w:shd w:val="clear" w:color="auto" w:fill="F0F4FF"/>
             <w:tcBorders>
               <w:top w:val="single" w:sz="4" w:space="0" w:color="CCCCCC"/>
@@ -3788,8 +4953,8 @@
         </w:tc>
         <w:tc>
           <w:tcPr>
-            <w:tcW w:type="dxa" w:w="2340"/>
-            <w:tcW w:w="3888" w:type="dxa"/>
+            <w:tcW w:type="dxa" w:w="1872"/>
+            <w:tcW w:w="3024" w:type="dxa"/>
             <w:shd w:val="clear" w:color="auto" w:fill="F0F4FF"/>
             <w:tcBorders>
               <w:top w:val="single" w:sz="4" w:space="0" w:color="CCCCCC"/>
@@ -3804,6 +4969,27 @@
                 <w:sz w:val="20"/>
               </w:rPr>
               <w:t>Video title</w:t>
+            </w:r>
+          </w:p>
+        </w:tc>
+        <w:tc>
+          <w:tcPr>
+            <w:tcW w:type="dxa" w:w="1872"/>
+            <w:tcW w:w="2736" w:type="dxa"/>
+            <w:shd w:val="clear" w:color="auto" w:fill="F0F4FF"/>
+            <w:tcBorders>
+              <w:top w:val="single" w:sz="4" w:space="0" w:color="CCCCCC"/>
+              <w:left w:val="single" w:sz="4" w:space="0" w:color="CCCCCC"/>
+              <w:bottom w:val="single" w:sz="4" w:space="0" w:color="CCCCCC"/>
+              <w:right w:val="single" w:sz="4" w:space="0" w:color="CCCCCC"/>
+            </w:tcBorders>
+          </w:tcPr>
+          <w:p>
+            <w:r>
+              <w:rPr>
+                <w:sz w:val="20"/>
+              </w:rPr>
+              <w:t>Playwright + Claude Vision</w:t>
             </w:r>
           </w:p>
         </w:tc>
@@ -3811,8 +4997,8 @@
       <w:tr>
         <w:tc>
           <w:tcPr>
-            <w:tcW w:type="dxa" w:w="2340"/>
-            <w:tcW w:w="1728" w:type="dxa"/>
+            <w:tcW w:type="dxa" w:w="1872"/>
+            <w:tcW w:w="1584" w:type="dxa"/>
             <w:shd w:val="clear" w:color="auto" w:fill="FFFFFF"/>
             <w:tcBorders>
               <w:top w:val="single" w:sz="4" w:space="0" w:color="CCCCCC"/>
@@ -3832,8 +5018,8 @@
         </w:tc>
         <w:tc>
           <w:tcPr>
-            <w:tcW w:type="dxa" w:w="2340"/>
-            <w:tcW w:w="1728" w:type="dxa"/>
+            <w:tcW w:type="dxa" w:w="1872"/>
+            <w:tcW w:w="1584" w:type="dxa"/>
             <w:shd w:val="clear" w:color="auto" w:fill="FFFFFF"/>
             <w:tcBorders>
               <w:top w:val="single" w:sz="4" w:space="0" w:color="CCCCCC"/>
@@ -3853,8 +5039,8 @@
         </w:tc>
         <w:tc>
           <w:tcPr>
-            <w:tcW w:type="dxa" w:w="2340"/>
-            <w:tcW w:w="3456" w:type="dxa"/>
+            <w:tcW w:type="dxa" w:w="1872"/>
+            <w:tcW w:w="1872" w:type="dxa"/>
             <w:shd w:val="clear" w:color="auto" w:fill="FFFFFF"/>
             <w:tcBorders>
               <w:top w:val="single" w:sz="4" w:space="0" w:color="CCCCCC"/>
@@ -3868,14 +5054,14 @@
               <w:rPr>
                 <w:sz w:val="20"/>
               </w:rPr>
-              <w:t>Video views / impressions</w:t>
-            </w:r>
-          </w:p>
-        </w:tc>
-        <w:tc>
-          <w:tcPr>
-            <w:tcW w:type="dxa" w:w="2340"/>
-            <w:tcW w:w="3888" w:type="dxa"/>
+              <w:t>Video views</w:t>
+            </w:r>
+          </w:p>
+        </w:tc>
+        <w:tc>
+          <w:tcPr>
+            <w:tcW w:type="dxa" w:w="1872"/>
+            <w:tcW w:w="3024" w:type="dxa"/>
             <w:shd w:val="clear" w:color="auto" w:fill="FFFFFF"/>
             <w:tcBorders>
               <w:top w:val="single" w:sz="4" w:space="0" w:color="CCCCCC"/>
@@ -3890,6 +5076,27 @@
                 <w:sz w:val="20"/>
               </w:rPr>
               <w:t>Tweet text — hashtags removed</w:t>
+            </w:r>
+          </w:p>
+        </w:tc>
+        <w:tc>
+          <w:tcPr>
+            <w:tcW w:type="dxa" w:w="1872"/>
+            <w:tcW w:w="2736" w:type="dxa"/>
+            <w:shd w:val="clear" w:color="auto" w:fill="FFFFFF"/>
+            <w:tcBorders>
+              <w:top w:val="single" w:sz="4" w:space="0" w:color="CCCCCC"/>
+              <w:left w:val="single" w:sz="4" w:space="0" w:color="CCCCCC"/>
+              <w:bottom w:val="single" w:sz="4" w:space="0" w:color="CCCCCC"/>
+              <w:right w:val="single" w:sz="4" w:space="0" w:color="CCCCCC"/>
+            </w:tcBorders>
+          </w:tcPr>
+          <w:p>
+            <w:r>
+              <w:rPr>
+                <w:sz w:val="20"/>
+              </w:rPr>
+              <w:t>Playwright + Claude Vision</w:t>
             </w:r>
           </w:p>
         </w:tc>
@@ -3897,8 +5104,8 @@
       <w:tr>
         <w:tc>
           <w:tcPr>
-            <w:tcW w:type="dxa" w:w="2340"/>
-            <w:tcW w:w="1728" w:type="dxa"/>
+            <w:tcW w:type="dxa" w:w="1872"/>
+            <w:tcW w:w="1584" w:type="dxa"/>
             <w:shd w:val="clear" w:color="auto" w:fill="F0F4FF"/>
             <w:tcBorders>
               <w:top w:val="single" w:sz="4" w:space="0" w:color="CCCCCC"/>
@@ -3918,8 +5125,8 @@
         </w:tc>
         <w:tc>
           <w:tcPr>
-            <w:tcW w:type="dxa" w:w="2340"/>
-            <w:tcW w:w="1728" w:type="dxa"/>
+            <w:tcW w:type="dxa" w:w="1872"/>
+            <w:tcW w:w="1584" w:type="dxa"/>
             <w:shd w:val="clear" w:color="auto" w:fill="F0F4FF"/>
             <w:tcBorders>
               <w:top w:val="single" w:sz="4" w:space="0" w:color="CCCCCC"/>
@@ -3939,8 +5146,8 @@
         </w:tc>
         <w:tc>
           <w:tcPr>
-            <w:tcW w:type="dxa" w:w="2340"/>
-            <w:tcW w:w="3456" w:type="dxa"/>
+            <w:tcW w:type="dxa" w:w="1872"/>
+            <w:tcW w:w="1872" w:type="dxa"/>
             <w:shd w:val="clear" w:color="auto" w:fill="F0F4FF"/>
             <w:tcBorders>
               <w:top w:val="single" w:sz="4" w:space="0" w:color="CCCCCC"/>
@@ -3960,8 +5167,8 @@
         </w:tc>
         <w:tc>
           <w:tcPr>
-            <w:tcW w:type="dxa" w:w="2340"/>
-            <w:tcW w:w="3888" w:type="dxa"/>
+            <w:tcW w:type="dxa" w:w="1872"/>
+            <w:tcW w:w="3024" w:type="dxa"/>
             <w:shd w:val="clear" w:color="auto" w:fill="F0F4FF"/>
             <w:tcBorders>
               <w:top w:val="single" w:sz="4" w:space="0" w:color="CCCCCC"/>
@@ -3976,6 +5183,27 @@
                 <w:sz w:val="20"/>
               </w:rPr>
               <w:t>Post caption — hashtags removed</w:t>
+            </w:r>
+          </w:p>
+        </w:tc>
+        <w:tc>
+          <w:tcPr>
+            <w:tcW w:type="dxa" w:w="1872"/>
+            <w:tcW w:w="2736" w:type="dxa"/>
+            <w:shd w:val="clear" w:color="auto" w:fill="F0F4FF"/>
+            <w:tcBorders>
+              <w:top w:val="single" w:sz="4" w:space="0" w:color="CCCCCC"/>
+              <w:left w:val="single" w:sz="4" w:space="0" w:color="CCCCCC"/>
+              <w:bottom w:val="single" w:sz="4" w:space="0" w:color="CCCCCC"/>
+              <w:right w:val="single" w:sz="4" w:space="0" w:color="CCCCCC"/>
+            </w:tcBorders>
+          </w:tcPr>
+          <w:p>
+            <w:r>
+              <w:rPr>
+                <w:sz w:val="20"/>
+              </w:rPr>
+              <w:t>Playwright + Claude Vision</w:t>
             </w:r>
           </w:p>
         </w:tc>
@@ -3983,8 +5211,8 @@
       <w:tr>
         <w:tc>
           <w:tcPr>
-            <w:tcW w:type="dxa" w:w="2340"/>
-            <w:tcW w:w="1728" w:type="dxa"/>
+            <w:tcW w:type="dxa" w:w="1872"/>
+            <w:tcW w:w="1584" w:type="dxa"/>
             <w:shd w:val="clear" w:color="auto" w:fill="FFFFFF"/>
             <w:tcBorders>
               <w:top w:val="single" w:sz="4" w:space="0" w:color="CCCCCC"/>
@@ -4004,8 +5232,8 @@
         </w:tc>
         <w:tc>
           <w:tcPr>
-            <w:tcW w:type="dxa" w:w="2340"/>
-            <w:tcW w:w="1728" w:type="dxa"/>
+            <w:tcW w:type="dxa" w:w="1872"/>
+            <w:tcW w:w="1584" w:type="dxa"/>
             <w:shd w:val="clear" w:color="auto" w:fill="FFFFFF"/>
             <w:tcBorders>
               <w:top w:val="single" w:sz="4" w:space="0" w:color="CCCCCC"/>
@@ -4025,8 +5253,8 @@
         </w:tc>
         <w:tc>
           <w:tcPr>
-            <w:tcW w:type="dxa" w:w="2340"/>
-            <w:tcW w:w="3456" w:type="dxa"/>
+            <w:tcW w:type="dxa" w:w="1872"/>
+            <w:tcW w:w="1872" w:type="dxa"/>
             <w:shd w:val="clear" w:color="auto" w:fill="FFFFFF"/>
             <w:tcBorders>
               <w:top w:val="single" w:sz="4" w:space="0" w:color="CCCCCC"/>
@@ -4046,8 +5274,8 @@
         </w:tc>
         <w:tc>
           <w:tcPr>
-            <w:tcW w:type="dxa" w:w="2340"/>
-            <w:tcW w:w="3888" w:type="dxa"/>
+            <w:tcW w:type="dxa" w:w="1872"/>
+            <w:tcW w:w="3024" w:type="dxa"/>
             <w:shd w:val="clear" w:color="auto" w:fill="FFFFFF"/>
             <w:tcBorders>
               <w:top w:val="single" w:sz="4" w:space="0" w:color="CCCCCC"/>
@@ -4062,6 +5290,27 @@
                 <w:sz w:val="20"/>
               </w:rPr>
               <w:t>Post caption — hashtags removed</w:t>
+            </w:r>
+          </w:p>
+        </w:tc>
+        <w:tc>
+          <w:tcPr>
+            <w:tcW w:type="dxa" w:w="1872"/>
+            <w:tcW w:w="2736" w:type="dxa"/>
+            <w:shd w:val="clear" w:color="auto" w:fill="FFFFFF"/>
+            <w:tcBorders>
+              <w:top w:val="single" w:sz="4" w:space="0" w:color="CCCCCC"/>
+              <w:left w:val="single" w:sz="4" w:space="0" w:color="CCCCCC"/>
+              <w:bottom w:val="single" w:sz="4" w:space="0" w:color="CCCCCC"/>
+              <w:right w:val="single" w:sz="4" w:space="0" w:color="CCCCCC"/>
+            </w:tcBorders>
+          </w:tcPr>
+          <w:p>
+            <w:r>
+              <w:rPr>
+                <w:sz w:val="20"/>
+              </w:rPr>
+              <w:t>Playwright + Claude Vision</w:t>
             </w:r>
           </w:p>
         </w:tc>
@@ -4073,7 +5322,7 @@
         <w:pStyle w:val="Heading1"/>
       </w:pPr>
       <w:r>
-        <w:t>7. Functional Requirements</w:t>
+        <w:t>9. Functional Requirements</w:t>
       </w:r>
     </w:p>
     <w:p>
@@ -4233,7 +5482,7 @@
               <w:rPr>
                 <w:sz w:val="20"/>
               </w:rPr>
-              <w:t>Accept one or more video URLs as input from the user.</w:t>
+              <w:t>System reads Lark Sheet to find rows where Column F has a URL and columns A/D/E/G are empty.</w:t>
             </w:r>
           </w:p>
         </w:tc>
@@ -4300,7 +5549,7 @@
               <w:rPr>
                 <w:sz w:val="20"/>
               </w:rPr>
-              <w:t>Identify which of the 7 platforms each URL belongs to.</w:t>
+              <w:t>System opens each video URL in a real Chrome browser using Playwright with a persistent profile.</w:t>
             </w:r>
           </w:p>
         </w:tc>
@@ -4367,7 +5616,7 @@
               <w:rPr>
                 <w:sz w:val="20"/>
               </w:rPr>
-              <w:t>Extract the original posted date of the video (Column A).</w:t>
+              <w:t>System takes a screenshot of the video page.</w:t>
             </w:r>
           </w:p>
         </w:tc>
@@ -4434,7 +5683,7 @@
               <w:rPr>
                 <w:sz w:val="20"/>
               </w:rPr>
-              <w:t>Extract the video caption and strip all hashtags (Column D). Write "No caption" if none found.</w:t>
+              <w:t>System sends screenshot to Claude Haiku Vision model to extract posted date, caption, and view count.</w:t>
             </w:r>
           </w:p>
         </w:tc>
@@ -4501,7 +5750,7 @@
               <w:rPr>
                 <w:sz w:val="20"/>
               </w:rPr>
-              <w:t>Auto-fill "Content Casual" as the default value for Column E.</w:t>
+              <w:t>System strips ALL hashtags from caption using Unicode-aware regex before writing to Column D.</w:t>
             </w:r>
           </w:p>
         </w:tc>
@@ -4568,7 +5817,7 @@
               <w:rPr>
                 <w:sz w:val="20"/>
               </w:rPr>
-              <w:t>Write the video URL into Column F.</w:t>
+              <w:t>System writes posted date to Column A only.</w:t>
             </w:r>
           </w:p>
         </w:tc>
@@ -4635,7 +5884,7 @@
               <w:rPr>
                 <w:sz w:val="20"/>
               </w:rPr>
-              <w:t>Extract the video view count and write into Column G (Reach).</w:t>
+              <w:t>System writes cleaned caption to Column D only. Writes "No caption" if empty.</w:t>
             </w:r>
           </w:p>
         </w:tc>
@@ -4702,7 +5951,7 @@
               <w:rPr>
                 <w:sz w:val="20"/>
               </w:rPr>
-              <w:t>Never write to Columns B, C, or H under any circumstance.</w:t>
+              <w:t>System writes "Content Casual" to Column E only. Hardcoded always.</w:t>
             </w:r>
           </w:p>
         </w:tc>
@@ -4769,7 +6018,7 @@
               <w:rPr>
                 <w:sz w:val="20"/>
               </w:rPr>
-              <w:t>Write all data into the correct new row in the existing Lark Sheet without overwriting other data.</w:t>
+              <w:t>System writes view count to Column G only.</w:t>
             </w:r>
           </w:p>
         </w:tc>
@@ -4836,7 +6085,7 @@
               <w:rPr>
                 <w:sz w:val="20"/>
               </w:rPr>
-              <w:t>Support all 7 platforms: Instagram, TikTok, Facebook, YouTube, X, RedNote, Threads.</w:t>
+              <w:t>System NEVER writes to Columns B, C, F, or H. Any attempt raises an exception immediately.</w:t>
             </w:r>
           </w:p>
         </w:tc>
@@ -4879,10 +6128,10 @@
             <w:r>
               <w:rPr>
                 <w:b w:val="0"/>
-                <w:color w:val="4472C4"/>
-                <w:sz w:val="20"/>
-              </w:rPr>
-              <w:t>S</w:t>
+                <w:color w:val="007000"/>
+                <w:sz w:val="20"/>
+              </w:rPr>
+              <w:t>M</w:t>
             </w:r>
           </w:p>
         </w:tc>
@@ -4903,7 +6152,7 @@
               <w:rPr>
                 <w:sz w:val="20"/>
               </w:rPr>
-              <w:t>Generate an AI performance summary showing best and worst performing videos.</w:t>
+              <w:t>System writes into existing rows only — never appends new rows.</w:t>
             </w:r>
           </w:p>
         </w:tc>
@@ -4946,10 +6195,10 @@
             <w:r>
               <w:rPr>
                 <w:b w:val="0"/>
-                <w:color w:val="4472C4"/>
-                <w:sz w:val="20"/>
-              </w:rPr>
-              <w:t>S</w:t>
+                <w:color w:val="007000"/>
+                <w:sz w:val="20"/>
+              </w:rPr>
+              <w:t>M</w:t>
             </w:r>
           </w:p>
         </w:tc>
@@ -4970,7 +6219,7 @@
               <w:rPr>
                 <w:sz w:val="20"/>
               </w:rPr>
-              <w:t>Generate AI content recommendations for the next posting cycle.</w:t>
+              <w:t>System triggers via python run.py only. No UI required.</w:t>
             </w:r>
           </w:p>
         </w:tc>
@@ -5013,10 +6262,10 @@
             <w:r>
               <w:rPr>
                 <w:b w:val="0"/>
-                <w:color w:val="4472C4"/>
-                <w:sz w:val="20"/>
-              </w:rPr>
-              <w:t>S</w:t>
+                <w:color w:val="007000"/>
+                <w:sz w:val="20"/>
+              </w:rPr>
+              <w:t>M</w:t>
             </w:r>
           </w:p>
         </w:tc>
@@ -5037,7 +6286,7 @@
               <w:rPr>
                 <w:sz w:val="20"/>
               </w:rPr>
-              <w:t>If a link fails, notify the user with a clear error message and continue with remaining links.</w:t>
+              <w:t>System supports all 7 platforms: Instagram, TikTok, Facebook, YouTube, X, RedNote, Threads.</w:t>
             </w:r>
           </w:p>
         </w:tc>
@@ -5080,10 +6329,10 @@
             <w:r>
               <w:rPr>
                 <w:b w:val="0"/>
-                <w:color w:val="C55A11"/>
-                <w:sz w:val="20"/>
-              </w:rPr>
-              <w:t>C</w:t>
+                <w:color w:val="4472C4"/>
+                <w:sz w:val="20"/>
+              </w:rPr>
+              <w:t>S</w:t>
             </w:r>
           </w:p>
         </w:tc>
@@ -5104,7 +6353,7 @@
               <w:rPr>
                 <w:sz w:val="20"/>
               </w:rPr>
-              <w:t>Support batch input of multiple video links at once.</w:t>
+              <w:t>System prints a run summary showing success/failure status for each URL processed.</w:t>
             </w:r>
           </w:p>
         </w:tc>
@@ -5147,10 +6396,10 @@
             <w:r>
               <w:rPr>
                 <w:b w:val="0"/>
-                <w:color w:val="C55A11"/>
-                <w:sz w:val="20"/>
-              </w:rPr>
-              <w:t>C</w:t>
+                <w:color w:val="4472C4"/>
+                <w:sz w:val="20"/>
+              </w:rPr>
+              <w:t>S</w:t>
             </w:r>
           </w:p>
         </w:tc>
@@ -5171,7 +6420,141 @@
               <w:rPr>
                 <w:sz w:val="20"/>
               </w:rPr>
-              <w:t>Compare current cycle performance against the previous cycle.</w:t>
+              <w:t>System generates AI performance analysis and content recommendations after processing.</w:t>
+            </w:r>
+          </w:p>
+        </w:tc>
+      </w:tr>
+      <w:tr>
+        <w:tc>
+          <w:tcPr>
+            <w:tcW w:type="dxa" w:w="3120"/>
+            <w:tcW w:w="1152" w:type="dxa"/>
+            <w:shd w:val="clear" w:color="auto" w:fill="F0F4FF"/>
+            <w:tcBorders>
+              <w:top w:val="single" w:sz="4" w:space="0" w:color="CCCCCC"/>
+              <w:left w:val="single" w:sz="4" w:space="0" w:color="CCCCCC"/>
+              <w:bottom w:val="single" w:sz="4" w:space="0" w:color="CCCCCC"/>
+              <w:right w:val="single" w:sz="4" w:space="0" w:color="CCCCCC"/>
+            </w:tcBorders>
+          </w:tcPr>
+          <w:p>
+            <w:r>
+              <w:rPr>
+                <w:sz w:val="20"/>
+              </w:rPr>
+              <w:t>FR-16</w:t>
+            </w:r>
+          </w:p>
+        </w:tc>
+        <w:tc>
+          <w:tcPr>
+            <w:tcW w:type="dxa" w:w="3120"/>
+            <w:tcW w:w="1152" w:type="dxa"/>
+            <w:shd w:val="clear" w:color="auto" w:fill="F0F4FF"/>
+            <w:tcBorders>
+              <w:top w:val="single" w:sz="4" w:space="0" w:color="CCCCCC"/>
+              <w:left w:val="single" w:sz="4" w:space="0" w:color="CCCCCC"/>
+              <w:bottom w:val="single" w:sz="4" w:space="0" w:color="CCCCCC"/>
+              <w:right w:val="single" w:sz="4" w:space="0" w:color="CCCCCC"/>
+            </w:tcBorders>
+          </w:tcPr>
+          <w:p>
+            <w:r>
+              <w:rPr>
+                <w:b w:val="0"/>
+                <w:color w:val="4472C4"/>
+                <w:sz w:val="20"/>
+              </w:rPr>
+              <w:t>S</w:t>
+            </w:r>
+          </w:p>
+        </w:tc>
+        <w:tc>
+          <w:tcPr>
+            <w:tcW w:type="dxa" w:w="3120"/>
+            <w:tcW w:w="8496" w:type="dxa"/>
+            <w:shd w:val="clear" w:color="auto" w:fill="F0F4FF"/>
+            <w:tcBorders>
+              <w:top w:val="single" w:sz="4" w:space="0" w:color="CCCCCC"/>
+              <w:left w:val="single" w:sz="4" w:space="0" w:color="CCCCCC"/>
+              <w:bottom w:val="single" w:sz="4" w:space="0" w:color="CCCCCC"/>
+              <w:right w:val="single" w:sz="4" w:space="0" w:color="CCCCCC"/>
+            </w:tcBorders>
+          </w:tcPr>
+          <w:p>
+            <w:r>
+              <w:rPr>
+                <w:sz w:val="20"/>
+              </w:rPr>
+              <w:t>If a URL fails, system logs the error and continues processing remaining URLs.</w:t>
+            </w:r>
+          </w:p>
+        </w:tc>
+      </w:tr>
+      <w:tr>
+        <w:tc>
+          <w:tcPr>
+            <w:tcW w:type="dxa" w:w="3120"/>
+            <w:tcW w:w="1152" w:type="dxa"/>
+            <w:shd w:val="clear" w:color="auto" w:fill="FFFFFF"/>
+            <w:tcBorders>
+              <w:top w:val="single" w:sz="4" w:space="0" w:color="CCCCCC"/>
+              <w:left w:val="single" w:sz="4" w:space="0" w:color="CCCCCC"/>
+              <w:bottom w:val="single" w:sz="4" w:space="0" w:color="CCCCCC"/>
+              <w:right w:val="single" w:sz="4" w:space="0" w:color="CCCCCC"/>
+            </w:tcBorders>
+          </w:tcPr>
+          <w:p>
+            <w:r>
+              <w:rPr>
+                <w:sz w:val="20"/>
+              </w:rPr>
+              <w:t>FR-17</w:t>
+            </w:r>
+          </w:p>
+        </w:tc>
+        <w:tc>
+          <w:tcPr>
+            <w:tcW w:type="dxa" w:w="3120"/>
+            <w:tcW w:w="1152" w:type="dxa"/>
+            <w:shd w:val="clear" w:color="auto" w:fill="FFFFFF"/>
+            <w:tcBorders>
+              <w:top w:val="single" w:sz="4" w:space="0" w:color="CCCCCC"/>
+              <w:left w:val="single" w:sz="4" w:space="0" w:color="CCCCCC"/>
+              <w:bottom w:val="single" w:sz="4" w:space="0" w:color="CCCCCC"/>
+              <w:right w:val="single" w:sz="4" w:space="0" w:color="CCCCCC"/>
+            </w:tcBorders>
+          </w:tcPr>
+          <w:p>
+            <w:r>
+              <w:rPr>
+                <w:b w:val="0"/>
+                <w:color w:val="C55A11"/>
+                <w:sz w:val="20"/>
+              </w:rPr>
+              <w:t>C</w:t>
+            </w:r>
+          </w:p>
+        </w:tc>
+        <w:tc>
+          <w:tcPr>
+            <w:tcW w:type="dxa" w:w="3120"/>
+            <w:tcW w:w="8496" w:type="dxa"/>
+            <w:shd w:val="clear" w:color="auto" w:fill="FFFFFF"/>
+            <w:tcBorders>
+              <w:top w:val="single" w:sz="4" w:space="0" w:color="CCCCCC"/>
+              <w:left w:val="single" w:sz="4" w:space="0" w:color="CCCCCC"/>
+              <w:bottom w:val="single" w:sz="4" w:space="0" w:color="CCCCCC"/>
+              <w:right w:val="single" w:sz="4" w:space="0" w:color="CCCCCC"/>
+            </w:tcBorders>
+          </w:tcPr>
+          <w:p>
+            <w:r>
+              <w:rPr>
+                <w:sz w:val="20"/>
+              </w:rPr>
+              <w:t>System compares current cycle performance against previous cycle.</w:t>
             </w:r>
           </w:p>
         </w:tc>
@@ -5183,7 +6566,7 @@
         <w:pStyle w:val="Heading1"/>
       </w:pPr>
       <w:r>
-        <w:t>8. Non-Functional Requirements</w:t>
+        <w:t>10. Non-Functional Requirements</w:t>
       </w:r>
     </w:p>
     <w:tbl>
@@ -5328,7 +6711,7 @@
               <w:rPr>
                 <w:sz w:val="20"/>
               </w:rPr>
-              <w:t>Extract and fill data for up to 20 videos within 2 minutes.</w:t>
+              <w:t>Process up to 20 video URLs within 5 minutes.</w:t>
             </w:r>
           </w:p>
         </w:tc>
@@ -5393,7 +6776,7 @@
               <w:rPr>
                 <w:sz w:val="20"/>
               </w:rPr>
-              <w:t>View counts must match platform figures with 99% accuracy.</w:t>
+              <w:t>View counts and captions must match what is shown on the video page with 99% accuracy.</w:t>
             </w:r>
           </w:p>
         </w:tc>
@@ -5458,7 +6841,7 @@
               <w:rPr>
                 <w:sz w:val="20"/>
               </w:rPr>
-              <w:t>System must never overwrite or delete data in Columns B, C, or H.</w:t>
+              <w:t>System must never write to Columns B, C, F, or H under any circumstance.</w:t>
             </w:r>
           </w:p>
         </w:tc>
@@ -5502,7 +6885,7 @@
               <w:rPr>
                 <w:sz w:val="20"/>
               </w:rPr>
-              <w:t>Usability</w:t>
+              <w:t>Data Integrity</w:t>
             </w:r>
           </w:p>
         </w:tc>
@@ -5523,7 +6906,7 @@
               <w:rPr>
                 <w:sz w:val="20"/>
               </w:rPr>
-              <w:t>User can complete a full reporting cycle in under 5 minutes with no training.</w:t>
+              <w:t>System must never overwrite existing data in columns A, D, E, G if already filled.</w:t>
             </w:r>
           </w:p>
         </w:tc>
@@ -5588,7 +6971,7 @@
               <w:rPr>
                 <w:sz w:val="20"/>
               </w:rPr>
-              <w:t>If one link fails, system continues processing all remaining links.</w:t>
+              <w:t>If one URL fails, system must continue processing all remaining URLs.</w:t>
             </w:r>
           </w:p>
         </w:tc>
@@ -5653,7 +7036,7 @@
               <w:rPr>
                 <w:sz w:val="20"/>
               </w:rPr>
-              <w:t>Lark API credentials must be stored securely and encrypted.</w:t>
+              <w:t>API keys stored in .env file only. Never logged or printed. .env excluded from git.</w:t>
             </w:r>
           </w:p>
         </w:tc>
@@ -5697,7 +7080,7 @@
               <w:rPr>
                 <w:sz w:val="20"/>
               </w:rPr>
-              <w:t>Compatibility</w:t>
+              <w:t>Testability</w:t>
             </w:r>
           </w:p>
         </w:tc>
@@ -5718,7 +7101,72 @@
               <w:rPr>
                 <w:sz w:val="20"/>
               </w:rPr>
-              <w:t>Must integrate with Lark Sheet API without breaking existing sheet structure or formatting.</w:t>
+              <w:t>lark_writer.py must have pytest tests proving B/C/F/H writes raise exceptions.</w:t>
+            </w:r>
+          </w:p>
+        </w:tc>
+      </w:tr>
+      <w:tr>
+        <w:tc>
+          <w:tcPr>
+            <w:tcW w:type="dxa" w:w="3120"/>
+            <w:tcW w:w="1296" w:type="dxa"/>
+            <w:shd w:val="clear" w:color="auto" w:fill="F0F4FF"/>
+            <w:tcBorders>
+              <w:top w:val="single" w:sz="4" w:space="0" w:color="CCCCCC"/>
+              <w:left w:val="single" w:sz="4" w:space="0" w:color="CCCCCC"/>
+              <w:bottom w:val="single" w:sz="4" w:space="0" w:color="CCCCCC"/>
+              <w:right w:val="single" w:sz="4" w:space="0" w:color="CCCCCC"/>
+            </w:tcBorders>
+          </w:tcPr>
+          <w:p>
+            <w:r>
+              <w:rPr>
+                <w:sz w:val="20"/>
+              </w:rPr>
+              <w:t>NFR-08</w:t>
+            </w:r>
+          </w:p>
+        </w:tc>
+        <w:tc>
+          <w:tcPr>
+            <w:tcW w:type="dxa" w:w="3120"/>
+            <w:tcW w:w="2304" w:type="dxa"/>
+            <w:shd w:val="clear" w:color="auto" w:fill="F0F4FF"/>
+            <w:tcBorders>
+              <w:top w:val="single" w:sz="4" w:space="0" w:color="CCCCCC"/>
+              <w:left w:val="single" w:sz="4" w:space="0" w:color="CCCCCC"/>
+              <w:bottom w:val="single" w:sz="4" w:space="0" w:color="CCCCCC"/>
+              <w:right w:val="single" w:sz="4" w:space="0" w:color="CCCCCC"/>
+            </w:tcBorders>
+          </w:tcPr>
+          <w:p>
+            <w:r>
+              <w:rPr>
+                <w:sz w:val="20"/>
+              </w:rPr>
+              <w:t>Compatibility</w:t>
+            </w:r>
+          </w:p>
+        </w:tc>
+        <w:tc>
+          <w:tcPr>
+            <w:tcW w:type="dxa" w:w="3120"/>
+            <w:tcW w:w="7200" w:type="dxa"/>
+            <w:shd w:val="clear" w:color="auto" w:fill="F0F4FF"/>
+            <w:tcBorders>
+              <w:top w:val="single" w:sz="4" w:space="0" w:color="CCCCCC"/>
+              <w:left w:val="single" w:sz="4" w:space="0" w:color="CCCCCC"/>
+              <w:bottom w:val="single" w:sz="4" w:space="0" w:color="CCCCCC"/>
+              <w:right w:val="single" w:sz="4" w:space="0" w:color="CCCCCC"/>
+            </w:tcBorders>
+          </w:tcPr>
+          <w:p>
+            <w:r>
+              <w:rPr>
+                <w:sz w:val="20"/>
+              </w:rPr>
+              <w:t>System runs on Python 3.11+ on macOS.</w:t>
             </w:r>
           </w:p>
         </w:tc>
@@ -5730,7 +7178,7 @@
         <w:pStyle w:val="Heading1"/>
       </w:pPr>
       <w:r>
-        <w:t>9. Risk Register</w:t>
+        <w:t>11. Risk Register</w:t>
       </w:r>
     </w:p>
     <w:tbl>
@@ -5902,7 +7350,7 @@
               <w:rPr>
                 <w:sz w:val="20"/>
               </w:rPr>
-              <w:t>Platform blocks automated data access</w:t>
+              <w:t>Platform blocks Playwright browser (detects automation)</w:t>
             </w:r>
           </w:p>
         </w:tc>
@@ -5969,7 +7417,7 @@
               <w:rPr>
                 <w:sz w:val="20"/>
               </w:rPr>
-              <w:t>Use official APIs; have fallback scraping where permitted by ToS</w:t>
+              <w:t>Use persistent Chrome profile with real login session; use slow human-like interactions</w:t>
             </w:r>
           </w:p>
         </w:tc>
@@ -6013,7 +7461,7 @@
               <w:rPr>
                 <w:sz w:val="20"/>
               </w:rPr>
-              <w:t>Platform layout or API changes break extraction</w:t>
+              <w:t>Claude Vision extracts wrong data from screenshot</w:t>
             </w:r>
           </w:p>
         </w:tc>
@@ -6033,10 +7481,10 @@
             <w:r>
               <w:rPr>
                 <w:b w:val="0"/>
-                <w:color w:val="C55A11"/>
-                <w:sz w:val="20"/>
-              </w:rPr>
-              <w:t>Medium</w:t>
+                <w:color w:val="007000"/>
+                <w:sz w:val="20"/>
+              </w:rPr>
+              <w:t>Low</w:t>
             </w:r>
           </w:p>
         </w:tc>
@@ -6080,7 +7528,7 @@
               <w:rPr>
                 <w:sz w:val="20"/>
               </w:rPr>
-              <w:t>Modular connectors — fix one platform without affecting others</w:t>
+              <w:t>Validate extracted data format; flag outliers for manual review</w:t>
             </w:r>
           </w:p>
         </w:tc>
@@ -6191,7 +7639,7 @@
               <w:rPr>
                 <w:sz w:val="20"/>
               </w:rPr>
-              <w:t>Strict column mapping with automated validation tests before release</w:t>
+              <w:t>Hard allowlist in lark_writer.py raises exception immediately if wrong column attempted</w:t>
             </w:r>
           </w:p>
         </w:tc>
@@ -6235,7 +7683,7 @@
               <w:rPr>
                 <w:sz w:val="20"/>
               </w:rPr>
-              <w:t>Caption extraction leaves some hashtags behind</w:t>
+              <w:t>Hashtag regex misses Unicode hashtags (e.g. Chinese, Arabic)</w:t>
             </w:r>
           </w:p>
         </w:tc>
@@ -6255,10 +7703,10 @@
             <w:r>
               <w:rPr>
                 <w:b w:val="0"/>
-                <w:color w:val="007000"/>
-                <w:sz w:val="20"/>
-              </w:rPr>
-              <w:t>Low</w:t>
+                <w:color w:val="C55A11"/>
+                <w:sz w:val="20"/>
+              </w:rPr>
+              <w:t>Medium</w:t>
             </w:r>
           </w:p>
         </w:tc>
@@ -6302,7 +7750,7 @@
               <w:rPr>
                 <w:sz w:val="20"/>
               </w:rPr>
-              <w:t>Use robust regex pattern to strip all hashtags; tested across all platforms</w:t>
+              <w:t>Use Unicode-aware regex pattern covering all Unicode word characters</w:t>
             </w:r>
           </w:p>
         </w:tc>
@@ -6346,7 +7794,7 @@
               <w:rPr>
                 <w:sz w:val="20"/>
               </w:rPr>
-              <w:t>RedNote has very limited API access</w:t>
+              <w:t>RedNote requires login — Playwright session expires</w:t>
             </w:r>
           </w:p>
         </w:tc>
@@ -6413,7 +7861,118 @@
               <w:rPr>
                 <w:sz w:val="20"/>
               </w:rPr>
-              <w:t>Research alternative access; document limitation and propose workaround</w:t>
+              <w:t>Persistent Chrome profile retains login session; user re-logs if expired</w:t>
+            </w:r>
+          </w:p>
+        </w:tc>
+      </w:tr>
+      <w:tr>
+        <w:tc>
+          <w:tcPr>
+            <w:tcW w:type="dxa" w:w="1872"/>
+            <w:tcW w:w="864" w:type="dxa"/>
+            <w:shd w:val="clear" w:color="auto" w:fill="F0F4FF"/>
+            <w:tcBorders>
+              <w:top w:val="single" w:sz="4" w:space="0" w:color="CCCCCC"/>
+              <w:left w:val="single" w:sz="4" w:space="0" w:color="CCCCCC"/>
+              <w:bottom w:val="single" w:sz="4" w:space="0" w:color="CCCCCC"/>
+              <w:right w:val="single" w:sz="4" w:space="0" w:color="CCCCCC"/>
+            </w:tcBorders>
+          </w:tcPr>
+          <w:p>
+            <w:r>
+              <w:rPr>
+                <w:sz w:val="20"/>
+              </w:rPr>
+              <w:t>R-06</w:t>
+            </w:r>
+          </w:p>
+        </w:tc>
+        <w:tc>
+          <w:tcPr>
+            <w:tcW w:type="dxa" w:w="1872"/>
+            <w:tcW w:w="3311" w:type="dxa"/>
+            <w:shd w:val="clear" w:color="auto" w:fill="F0F4FF"/>
+            <w:tcBorders>
+              <w:top w:val="single" w:sz="4" w:space="0" w:color="CCCCCC"/>
+              <w:left w:val="single" w:sz="4" w:space="0" w:color="CCCCCC"/>
+              <w:bottom w:val="single" w:sz="4" w:space="0" w:color="CCCCCC"/>
+              <w:right w:val="single" w:sz="4" w:space="0" w:color="CCCCCC"/>
+            </w:tcBorders>
+          </w:tcPr>
+          <w:p>
+            <w:r>
+              <w:rPr>
+                <w:sz w:val="20"/>
+              </w:rPr>
+              <w:t>Lark Sheet API token expires during run</w:t>
+            </w:r>
+          </w:p>
+        </w:tc>
+        <w:tc>
+          <w:tcPr>
+            <w:tcW w:type="dxa" w:w="1872"/>
+            <w:tcW w:w="1440" w:type="dxa"/>
+            <w:shd w:val="clear" w:color="auto" w:fill="F0F4FF"/>
+            <w:tcBorders>
+              <w:top w:val="single" w:sz="4" w:space="0" w:color="CCCCCC"/>
+              <w:left w:val="single" w:sz="4" w:space="0" w:color="CCCCCC"/>
+              <w:bottom w:val="single" w:sz="4" w:space="0" w:color="CCCCCC"/>
+              <w:right w:val="single" w:sz="4" w:space="0" w:color="CCCCCC"/>
+            </w:tcBorders>
+          </w:tcPr>
+          <w:p>
+            <w:r>
+              <w:rPr>
+                <w:b w:val="0"/>
+                <w:color w:val="007000"/>
+                <w:sz w:val="20"/>
+              </w:rPr>
+              <w:t>Low</w:t>
+            </w:r>
+          </w:p>
+        </w:tc>
+        <w:tc>
+          <w:tcPr>
+            <w:tcW w:type="dxa" w:w="1872"/>
+            <w:tcW w:w="1152" w:type="dxa"/>
+            <w:shd w:val="clear" w:color="auto" w:fill="F0F4FF"/>
+            <w:tcBorders>
+              <w:top w:val="single" w:sz="4" w:space="0" w:color="CCCCCC"/>
+              <w:left w:val="single" w:sz="4" w:space="0" w:color="CCCCCC"/>
+              <w:bottom w:val="single" w:sz="4" w:space="0" w:color="CCCCCC"/>
+              <w:right w:val="single" w:sz="4" w:space="0" w:color="CCCCCC"/>
+            </w:tcBorders>
+          </w:tcPr>
+          <w:p>
+            <w:r>
+              <w:rPr>
+                <w:b w:val="0"/>
+                <w:color w:val="C55A11"/>
+                <w:sz w:val="20"/>
+              </w:rPr>
+              <w:t>Medium</w:t>
+            </w:r>
+          </w:p>
+        </w:tc>
+        <w:tc>
+          <w:tcPr>
+            <w:tcW w:type="dxa" w:w="1872"/>
+            <w:tcW w:w="4031" w:type="dxa"/>
+            <w:shd w:val="clear" w:color="auto" w:fill="F0F4FF"/>
+            <w:tcBorders>
+              <w:top w:val="single" w:sz="4" w:space="0" w:color="CCCCCC"/>
+              <w:left w:val="single" w:sz="4" w:space="0" w:color="CCCCCC"/>
+              <w:bottom w:val="single" w:sz="4" w:space="0" w:color="CCCCCC"/>
+              <w:right w:val="single" w:sz="4" w:space="0" w:color="CCCCCC"/>
+            </w:tcBorders>
+          </w:tcPr>
+          <w:p>
+            <w:r>
+              <w:rPr>
+                <w:sz w:val="20"/>
+              </w:rPr>
+              <w:t>Implement token refresh logic; retry on auth failure</w:t>
             </w:r>
           </w:p>
         </w:tc>
@@ -6425,7 +7984,7 @@
         <w:pStyle w:val="Heading1"/>
       </w:pPr>
       <w:r>
-        <w:t>10. Assumptions &amp; Constraints</w:t>
+        <w:t>12. Assumptions &amp; Constraints</w:t>
       </w:r>
     </w:p>
     <w:p>
@@ -6433,7 +7992,7 @@
         <w:pStyle w:val="Heading2"/>
       </w:pPr>
       <w:r>
-        <w:t>10.1 Assumptions</w:t>
+        <w:t>12.1 Assumptions</w:t>
       </w:r>
     </w:p>
     <w:p>
@@ -6444,7 +8003,7 @@
         <w:rPr>
           <w:sz w:val="22"/>
         </w:rPr>
-        <w:t>All video links provided belong to the user's own accounts.</w:t>
+        <w:t>The user pastes video URLs into Column F of the Lark Sheet before running the system.</w:t>
       </w:r>
     </w:p>
     <w:p>
@@ -6455,7 +8014,7 @@
         <w:rPr>
           <w:sz w:val="22"/>
         </w:rPr>
-        <w:t>The Lark Sheet already exists with exactly the 8 columns (A to H) as defined in Section 5.</w:t>
+        <w:t>The user is already logged into all 7 platforms in the persistent Chrome profile.</w:t>
       </w:r>
     </w:p>
     <w:p>
@@ -6466,7 +8025,7 @@
         <w:rPr>
           <w:sz w:val="22"/>
         </w:rPr>
-        <w:t>The user has a stable internet connection when running the system.</w:t>
+        <w:t>The Lark Sheet exists with exactly columns A to H as defined in Section 6.</w:t>
       </w:r>
     </w:p>
     <w:p>
@@ -6477,7 +8036,7 @@
         <w:rPr>
           <w:sz w:val="22"/>
         </w:rPr>
-        <w:t>Videos will always have a caption — "No caption" fallback is a safety measure only.</w:t>
+        <w:t>Videos will always be publicly visible when the browser opens the URL.</w:t>
       </w:r>
     </w:p>
     <w:p>
@@ -6488,15 +8047,7 @@
         <w:rPr>
           <w:sz w:val="22"/>
         </w:rPr>
-        <w:t>"Content Casual" is the appropriate default for the majority of the user's videos.</w:t>
-      </w:r>
-    </w:p>
-    <w:p>
-      <w:pPr>
-        <w:pStyle w:val="Heading2"/>
-      </w:pPr>
-      <w:r>
-        <w:t>10.2 Constraints</w:t>
+        <w:t>The user runs the system on macOS with Python 3.11+ installed.</w:t>
       </w:r>
     </w:p>
     <w:p>
@@ -6507,7 +8058,15 @@
         <w:rPr>
           <w:sz w:val="22"/>
         </w:rPr>
-        <w:t>System must NEVER write to Columns B (Week), C (PIC), or H (Final Reach).</w:t>
+        <w:t>"Content Casual" is the correct default for all videos in Phase 1.</w:t>
+      </w:r>
+    </w:p>
+    <w:p>
+      <w:pPr>
+        <w:pStyle w:val="Heading2"/>
+      </w:pPr>
+      <w:r>
+        <w:t>12.2 Constraints</w:t>
       </w:r>
     </w:p>
     <w:p>
@@ -6518,7 +8077,7 @@
         <w:rPr>
           <w:sz w:val="22"/>
         </w:rPr>
-        <w:t>Column A must reflect the original video posted date — not the date the system is run.</w:t>
+        <w:t>System MUST NEVER write to Columns B, C, F, or H — enforced with hard exception in code.</w:t>
       </w:r>
     </w:p>
     <w:p>
@@ -6529,7 +8088,7 @@
         <w:rPr>
           <w:sz w:val="22"/>
         </w:rPr>
-        <w:t>Each platform's Terms of Service must be respected for all data access methods.</w:t>
+        <w:t>Column F is owned by the user — the system only reads it, never writes to it.</w:t>
       </w:r>
     </w:p>
     <w:p>
@@ -6540,7 +8099,7 @@
         <w:rPr>
           <w:sz w:val="22"/>
         </w:rPr>
-        <w:t>RedNote may require a different technical approach due to limited API availability.</w:t>
+        <w:t>System writes into existing rows only — never creates new rows.</w:t>
       </w:r>
     </w:p>
     <w:p>
@@ -6551,7 +8110,29 @@
         <w:rPr>
           <w:sz w:val="22"/>
         </w:rPr>
-        <w:t>Single user only in Phase 1 — no multi-user or team features.</w:t>
+        <w:t>No platform APIs are used — all data is extracted via Playwright + Claude Vision.</w:t>
+      </w:r>
+    </w:p>
+    <w:p>
+      <w:pPr>
+        <w:pStyle w:val="ListBullet"/>
+      </w:pPr>
+      <w:r>
+        <w:rPr>
+          <w:sz w:val="22"/>
+        </w:rPr>
+        <w:t>Single user only in Phase 1.</w:t>
+      </w:r>
+    </w:p>
+    <w:p>
+      <w:pPr>
+        <w:pStyle w:val="ListBullet"/>
+      </w:pPr>
+      <w:r>
+        <w:rPr>
+          <w:sz w:val="22"/>
+        </w:rPr>
+        <w:t>System runs via python run.py only — no web UI, no mobile app.</w:t>
       </w:r>
     </w:p>
     <w:p>
@@ -6559,7 +8140,7 @@
         <w:pStyle w:val="Heading1"/>
       </w:pPr>
       <w:r>
-        <w:t>11. Implementation Roadmap</w:t>
+        <w:t>13. Implementation Roadmap</w:t>
       </w:r>
     </w:p>
     <w:tbl>
@@ -6569,16 +8150,15 @@
         <w:tblLook w:firstColumn="1" w:firstRow="1" w:lastColumn="0" w:lastRow="0" w:noHBand="0" w:noVBand="1" w:val="04A0"/>
       </w:tblPr>
       <w:tblGrid>
-        <w:gridCol w:w="2340"/>
-        <w:gridCol w:w="2340"/>
-        <w:gridCol w:w="2340"/>
-        <w:gridCol w:w="2340"/>
+        <w:gridCol w:w="3120"/>
+        <w:gridCol w:w="3120"/>
+        <w:gridCol w:w="3120"/>
       </w:tblGrid>
       <w:tr>
         <w:tc>
           <w:tcPr>
-            <w:tcW w:type="dxa" w:w="2340"/>
-            <w:tcW w:w="1440" w:type="dxa"/>
+            <w:tcW w:type="dxa" w:w="3120"/>
+            <w:tcW w:w="1728" w:type="dxa"/>
             <w:shd w:val="clear" w:color="auto" w:fill="1F497D"/>
             <w:tcBorders>
               <w:top w:val="single" w:sz="4" w:space="0" w:color="1F497D"/>
@@ -6600,8 +8180,8 @@
         </w:tc>
         <w:tc>
           <w:tcPr>
-            <w:tcW w:type="dxa" w:w="2340"/>
-            <w:tcW w:w="4752" w:type="dxa"/>
+            <w:tcW w:type="dxa" w:w="3120"/>
+            <w:tcW w:w="6192" w:type="dxa"/>
             <w:shd w:val="clear" w:color="auto" w:fill="1F497D"/>
             <w:tcBorders>
               <w:top w:val="single" w:sz="4" w:space="0" w:color="1F497D"/>
@@ -6623,8 +8203,8 @@
         </w:tc>
         <w:tc>
           <w:tcPr>
-            <w:tcW w:type="dxa" w:w="2340"/>
-            <w:tcW w:w="3168" w:type="dxa"/>
+            <w:tcW w:type="dxa" w:w="3120"/>
+            <w:tcW w:w="2880" w:type="dxa"/>
             <w:shd w:val="clear" w:color="auto" w:fill="1F497D"/>
             <w:tcBorders>
               <w:top w:val="single" w:sz="4" w:space="0" w:color="1F497D"/>
@@ -6640,30 +8220,7 @@
                 <w:color w:val="FFFFFF"/>
                 <w:sz w:val="20"/>
               </w:rPr>
-              <w:t>Platforms Covered</w:t>
-            </w:r>
-          </w:p>
-        </w:tc>
-        <w:tc>
-          <w:tcPr>
-            <w:tcW w:type="dxa" w:w="2340"/>
-            <w:tcW w:w="1440" w:type="dxa"/>
-            <w:shd w:val="clear" w:color="auto" w:fill="1F497D"/>
-            <w:tcBorders>
-              <w:top w:val="single" w:sz="4" w:space="0" w:color="1F497D"/>
-              <w:left w:val="single" w:sz="4" w:space="0" w:color="1F497D"/>
-              <w:bottom w:val="single" w:sz="4" w:space="0" w:color="1F497D"/>
-              <w:right w:val="single" w:sz="4" w:space="0" w:color="1F497D"/>
-            </w:tcBorders>
-          </w:tcPr>
-          <w:p>
-            <w:r>
-              <w:rPr>
-                <w:b/>
-                <w:color w:val="FFFFFF"/>
-                <w:sz w:val="20"/>
-              </w:rPr>
-              <w:t>Timeline</w:t>
+              <w:t>Key Output</w:t>
             </w:r>
           </w:p>
         </w:tc>
@@ -6671,8 +8228,8 @@
       <w:tr>
         <w:tc>
           <w:tcPr>
-            <w:tcW w:type="dxa" w:w="2340"/>
-            <w:tcW w:w="1440" w:type="dxa"/>
+            <w:tcW w:type="dxa" w:w="3120"/>
+            <w:tcW w:w="1728" w:type="dxa"/>
             <w:shd w:val="clear" w:color="auto" w:fill="FFFFFF"/>
             <w:tcBorders>
               <w:top w:val="single" w:sz="4" w:space="0" w:color="CCCCCC"/>
@@ -6688,14 +8245,14 @@
               </w:rPr>
               <w:t>Phase 1</w:t>
               <w:br/>
-              <w:t>(Core)</w:t>
-            </w:r>
-          </w:p>
-        </w:tc>
-        <w:tc>
-          <w:tcPr>
-            <w:tcW w:type="dxa" w:w="2340"/>
-            <w:tcW w:w="4752" w:type="dxa"/>
+              <w:t>Scaffold</w:t>
+            </w:r>
+          </w:p>
+        </w:tc>
+        <w:tc>
+          <w:tcPr>
+            <w:tcW w:type="dxa" w:w="3120"/>
+            <w:tcW w:w="6192" w:type="dxa"/>
             <w:shd w:val="clear" w:color="auto" w:fill="FFFFFF"/>
             <w:tcBorders>
               <w:top w:val="single" w:sz="4" w:space="0" w:color="CCCCCC"/>
@@ -6709,14 +8266,14 @@
               <w:rPr>
                 <w:sz w:val="20"/>
               </w:rPr>
-              <w:t>URL input, metric extraction, write to Lark Sheet columns A, D, E, F, G</w:t>
-            </w:r>
-          </w:p>
-        </w:tc>
-        <w:tc>
-          <w:tcPr>
-            <w:tcW w:type="dxa" w:w="2340"/>
-            <w:tcW w:w="3168" w:type="dxa"/>
+              <w:t>Project setup: requirements.txt, .gitignore, .env.template, virtualenv</w:t>
+            </w:r>
+          </w:p>
+        </w:tc>
+        <w:tc>
+          <w:tcPr>
+            <w:tcW w:type="dxa" w:w="3120"/>
+            <w:tcW w:w="2880" w:type="dxa"/>
             <w:shd w:val="clear" w:color="auto" w:fill="FFFFFF"/>
             <w:tcBorders>
               <w:top w:val="single" w:sz="4" w:space="0" w:color="CCCCCC"/>
@@ -6730,28 +8287,7 @@
               <w:rPr>
                 <w:sz w:val="20"/>
               </w:rPr>
-              <w:t>Instagram, TikTok, YouTube</w:t>
-            </w:r>
-          </w:p>
-        </w:tc>
-        <w:tc>
-          <w:tcPr>
-            <w:tcW w:type="dxa" w:w="2340"/>
-            <w:tcW w:w="1440" w:type="dxa"/>
-            <w:shd w:val="clear" w:color="auto" w:fill="FFFFFF"/>
-            <w:tcBorders>
-              <w:top w:val="single" w:sz="4" w:space="0" w:color="CCCCCC"/>
-              <w:left w:val="single" w:sz="4" w:space="0" w:color="CCCCCC"/>
-              <w:bottom w:val="single" w:sz="4" w:space="0" w:color="CCCCCC"/>
-              <w:right w:val="single" w:sz="4" w:space="0" w:color="CCCCCC"/>
-            </w:tcBorders>
-          </w:tcPr>
-          <w:p>
-            <w:r>
-              <w:rPr>
-                <w:sz w:val="20"/>
-              </w:rPr>
-              <w:t>Days 1-2</w:t>
+              <w:t>Clean project structure ready to build</w:t>
             </w:r>
           </w:p>
         </w:tc>
@@ -6759,8 +8295,8 @@
       <w:tr>
         <w:tc>
           <w:tcPr>
-            <w:tcW w:type="dxa" w:w="2340"/>
-            <w:tcW w:w="1440" w:type="dxa"/>
+            <w:tcW w:type="dxa" w:w="3120"/>
+            <w:tcW w:w="1728" w:type="dxa"/>
             <w:shd w:val="clear" w:color="auto" w:fill="F0F4FF"/>
             <w:tcBorders>
               <w:top w:val="single" w:sz="4" w:space="0" w:color="CCCCCC"/>
@@ -6775,13 +8311,15 @@
                 <w:sz w:val="20"/>
               </w:rPr>
               <w:t>Phase 2</w:t>
-            </w:r>
-          </w:p>
-        </w:tc>
-        <w:tc>
-          <w:tcPr>
-            <w:tcW w:type="dxa" w:w="2340"/>
-            <w:tcW w:w="4752" w:type="dxa"/>
+              <w:br/>
+              <w:t>Lark Writer</w:t>
+            </w:r>
+          </w:p>
+        </w:tc>
+        <w:tc>
+          <w:tcPr>
+            <w:tcW w:type="dxa" w:w="3120"/>
+            <w:tcW w:w="6192" w:type="dxa"/>
             <w:shd w:val="clear" w:color="auto" w:fill="F0F4FF"/>
             <w:tcBorders>
               <w:top w:val="single" w:sz="4" w:space="0" w:color="CCCCCC"/>
@@ -6795,14 +8333,14 @@
               <w:rPr>
                 <w:sz w:val="20"/>
               </w:rPr>
-              <w:t>Add remaining platforms + AI performance analysis and recommendations</w:t>
-            </w:r>
-          </w:p>
-        </w:tc>
-        <w:tc>
-          <w:tcPr>
-            <w:tcW w:type="dxa" w:w="2340"/>
-            <w:tcW w:w="3168" w:type="dxa"/>
+              <w:t>lark_writer.py with hard column allowlist + pytest tests proving B/C/F/H raise exceptions</w:t>
+            </w:r>
+          </w:p>
+        </w:tc>
+        <w:tc>
+          <w:tcPr>
+            <w:tcW w:type="dxa" w:w="3120"/>
+            <w:tcW w:w="2880" w:type="dxa"/>
             <w:shd w:val="clear" w:color="auto" w:fill="F0F4FF"/>
             <w:tcBorders>
               <w:top w:val="single" w:sz="4" w:space="0" w:color="CCCCCC"/>
@@ -6816,28 +8354,7 @@
               <w:rPr>
                 <w:sz w:val="20"/>
               </w:rPr>
-              <w:t>Facebook, X, RedNote, Threads</w:t>
-            </w:r>
-          </w:p>
-        </w:tc>
-        <w:tc>
-          <w:tcPr>
-            <w:tcW w:type="dxa" w:w="2340"/>
-            <w:tcW w:w="1440" w:type="dxa"/>
-            <w:shd w:val="clear" w:color="auto" w:fill="F0F4FF"/>
-            <w:tcBorders>
-              <w:top w:val="single" w:sz="4" w:space="0" w:color="CCCCCC"/>
-              <w:left w:val="single" w:sz="4" w:space="0" w:color="CCCCCC"/>
-              <w:bottom w:val="single" w:sz="4" w:space="0" w:color="CCCCCC"/>
-              <w:right w:val="single" w:sz="4" w:space="0" w:color="CCCCCC"/>
-            </w:tcBorders>
-          </w:tcPr>
-          <w:p>
-            <w:r>
-              <w:rPr>
-                <w:sz w:val="20"/>
-              </w:rPr>
-              <w:t>Days 3-4</w:t>
+              <w:t>Green pytest output — safety guaranteed</w:t>
             </w:r>
           </w:p>
         </w:tc>
@@ -6845,8 +8362,8 @@
       <w:tr>
         <w:tc>
           <w:tcPr>
-            <w:tcW w:type="dxa" w:w="2340"/>
-            <w:tcW w:w="1440" w:type="dxa"/>
+            <w:tcW w:type="dxa" w:w="3120"/>
+            <w:tcW w:w="1728" w:type="dxa"/>
             <w:shd w:val="clear" w:color="auto" w:fill="FFFFFF"/>
             <w:tcBorders>
               <w:top w:val="single" w:sz="4" w:space="0" w:color="CCCCCC"/>
@@ -6861,13 +8378,15 @@
                 <w:sz w:val="20"/>
               </w:rPr>
               <w:t>Phase 3</w:t>
-            </w:r>
-          </w:p>
-        </w:tc>
-        <w:tc>
-          <w:tcPr>
-            <w:tcW w:type="dxa" w:w="2340"/>
-            <w:tcW w:w="4752" w:type="dxa"/>
+              <w:br/>
+              <w:t>Lark Reader</w:t>
+            </w:r>
+          </w:p>
+        </w:tc>
+        <w:tc>
+          <w:tcPr>
+            <w:tcW w:type="dxa" w:w="3120"/>
+            <w:tcW w:w="6192" w:type="dxa"/>
             <w:shd w:val="clear" w:color="auto" w:fill="FFFFFF"/>
             <w:tcBorders>
               <w:top w:val="single" w:sz="4" w:space="0" w:color="CCCCCC"/>
@@ -6881,14 +8400,14 @@
               <w:rPr>
                 <w:sz w:val="20"/>
               </w:rPr>
-              <w:t>Batch input, error handling, performance comparison across cycles</w:t>
-            </w:r>
-          </w:p>
-        </w:tc>
-        <w:tc>
-          <w:tcPr>
-            <w:tcW w:type="dxa" w:w="2340"/>
-            <w:tcW w:w="3168" w:type="dxa"/>
+              <w:t>lark_reader.py — find rows where F has URL and A/D/E/G are empty</w:t>
+            </w:r>
+          </w:p>
+        </w:tc>
+        <w:tc>
+          <w:tcPr>
+            <w:tcW w:type="dxa" w:w="3120"/>
+            <w:tcW w:w="2880" w:type="dxa"/>
             <w:shd w:val="clear" w:color="auto" w:fill="FFFFFF"/>
             <w:tcBorders>
               <w:top w:val="single" w:sz="4" w:space="0" w:color="CCCCCC"/>
@@ -6902,14 +8421,83 @@
               <w:rPr>
                 <w:sz w:val="20"/>
               </w:rPr>
-              <w:t>All 7 platforms</w:t>
-            </w:r>
-          </w:p>
-        </w:tc>
-        <w:tc>
-          <w:tcPr>
-            <w:tcW w:type="dxa" w:w="2340"/>
-            <w:tcW w:w="1440" w:type="dxa"/>
+              <w:t>System knows what to process</w:t>
+            </w:r>
+          </w:p>
+        </w:tc>
+      </w:tr>
+      <w:tr>
+        <w:tc>
+          <w:tcPr>
+            <w:tcW w:type="dxa" w:w="3120"/>
+            <w:tcW w:w="1728" w:type="dxa"/>
+            <w:shd w:val="clear" w:color="auto" w:fill="F0F4FF"/>
+            <w:tcBorders>
+              <w:top w:val="single" w:sz="4" w:space="0" w:color="CCCCCC"/>
+              <w:left w:val="single" w:sz="4" w:space="0" w:color="CCCCCC"/>
+              <w:bottom w:val="single" w:sz="4" w:space="0" w:color="CCCCCC"/>
+              <w:right w:val="single" w:sz="4" w:space="0" w:color="CCCCCC"/>
+            </w:tcBorders>
+          </w:tcPr>
+          <w:p>
+            <w:r>
+              <w:rPr>
+                <w:sz w:val="20"/>
+              </w:rPr>
+              <w:t>Phase 4</w:t>
+              <w:br/>
+              <w:t>Processor</w:t>
+            </w:r>
+          </w:p>
+        </w:tc>
+        <w:tc>
+          <w:tcPr>
+            <w:tcW w:type="dxa" w:w="3120"/>
+            <w:tcW w:w="6192" w:type="dxa"/>
+            <w:shd w:val="clear" w:color="auto" w:fill="F0F4FF"/>
+            <w:tcBorders>
+              <w:top w:val="single" w:sz="4" w:space="0" w:color="CCCCCC"/>
+              <w:left w:val="single" w:sz="4" w:space="0" w:color="CCCCCC"/>
+              <w:bottom w:val="single" w:sz="4" w:space="0" w:color="CCCCCC"/>
+              <w:right w:val="single" w:sz="4" w:space="0" w:color="CCCCCC"/>
+            </w:tcBorders>
+          </w:tcPr>
+          <w:p>
+            <w:r>
+              <w:rPr>
+                <w:sz w:val="20"/>
+              </w:rPr>
+              <w:t>processor.py — clean_caption (Unicode hashtag strip), format_date, set_content_type</w:t>
+            </w:r>
+          </w:p>
+        </w:tc>
+        <w:tc>
+          <w:tcPr>
+            <w:tcW w:type="dxa" w:w="3120"/>
+            <w:tcW w:w="2880" w:type="dxa"/>
+            <w:shd w:val="clear" w:color="auto" w:fill="F0F4FF"/>
+            <w:tcBorders>
+              <w:top w:val="single" w:sz="4" w:space="0" w:color="CCCCCC"/>
+              <w:left w:val="single" w:sz="4" w:space="0" w:color="CCCCCC"/>
+              <w:bottom w:val="single" w:sz="4" w:space="0" w:color="CCCCCC"/>
+              <w:right w:val="single" w:sz="4" w:space="0" w:color="CCCCCC"/>
+            </w:tcBorders>
+          </w:tcPr>
+          <w:p>
+            <w:r>
+              <w:rPr>
+                <w:sz w:val="20"/>
+              </w:rPr>
+              <w:t>Clean data ready to write</w:t>
+            </w:r>
+          </w:p>
+        </w:tc>
+      </w:tr>
+      <w:tr>
+        <w:tc>
+          <w:tcPr>
+            <w:tcW w:type="dxa" w:w="3120"/>
+            <w:tcW w:w="1728" w:type="dxa"/>
             <w:shd w:val="clear" w:color="auto" w:fill="FFFFFF"/>
             <w:tcBorders>
               <w:top w:val="single" w:sz="4" w:space="0" w:color="CCCCCC"/>
@@ -6923,7 +8511,252 @@
               <w:rPr>
                 <w:sz w:val="20"/>
               </w:rPr>
-              <w:t>Day 5</w:t>
+              <w:t>Phase 5</w:t>
+              <w:br/>
+              <w:t>Browser</w:t>
+            </w:r>
+          </w:p>
+        </w:tc>
+        <w:tc>
+          <w:tcPr>
+            <w:tcW w:type="dxa" w:w="3120"/>
+            <w:tcW w:w="6192" w:type="dxa"/>
+            <w:shd w:val="clear" w:color="auto" w:fill="FFFFFF"/>
+            <w:tcBorders>
+              <w:top w:val="single" w:sz="4" w:space="0" w:color="CCCCCC"/>
+              <w:left w:val="single" w:sz="4" w:space="0" w:color="CCCCCC"/>
+              <w:bottom w:val="single" w:sz="4" w:space="0" w:color="CCCCCC"/>
+              <w:right w:val="single" w:sz="4" w:space="0" w:color="CCCCCC"/>
+            </w:tcBorders>
+          </w:tcPr>
+          <w:p>
+            <w:r>
+              <w:rPr>
+                <w:sz w:val="20"/>
+              </w:rPr>
+              <w:t>browser_reader.py — Playwright with persistent Chrome profile</w:t>
+            </w:r>
+          </w:p>
+        </w:tc>
+        <w:tc>
+          <w:tcPr>
+            <w:tcW w:type="dxa" w:w="3120"/>
+            <w:tcW w:w="2880" w:type="dxa"/>
+            <w:shd w:val="clear" w:color="auto" w:fill="FFFFFF"/>
+            <w:tcBorders>
+              <w:top w:val="single" w:sz="4" w:space="0" w:color="CCCCCC"/>
+              <w:left w:val="single" w:sz="4" w:space="0" w:color="CCCCCC"/>
+              <w:bottom w:val="single" w:sz="4" w:space="0" w:color="CCCCCC"/>
+              <w:right w:val="single" w:sz="4" w:space="0" w:color="CCCCCC"/>
+            </w:tcBorders>
+          </w:tcPr>
+          <w:p>
+            <w:r>
+              <w:rPr>
+                <w:sz w:val="20"/>
+              </w:rPr>
+              <w:t>Browser opens video pages automatically</w:t>
+            </w:r>
+          </w:p>
+        </w:tc>
+      </w:tr>
+      <w:tr>
+        <w:tc>
+          <w:tcPr>
+            <w:tcW w:type="dxa" w:w="3120"/>
+            <w:tcW w:w="1728" w:type="dxa"/>
+            <w:shd w:val="clear" w:color="auto" w:fill="F0F4FF"/>
+            <w:tcBorders>
+              <w:top w:val="single" w:sz="4" w:space="0" w:color="CCCCCC"/>
+              <w:left w:val="single" w:sz="4" w:space="0" w:color="CCCCCC"/>
+              <w:bottom w:val="single" w:sz="4" w:space="0" w:color="CCCCCC"/>
+              <w:right w:val="single" w:sz="4" w:space="0" w:color="CCCCCC"/>
+            </w:tcBorders>
+          </w:tcPr>
+          <w:p>
+            <w:r>
+              <w:rPr>
+                <w:sz w:val="20"/>
+              </w:rPr>
+              <w:t>Phase 6</w:t>
+              <w:br/>
+              <w:t>Vision</w:t>
+            </w:r>
+          </w:p>
+        </w:tc>
+        <w:tc>
+          <w:tcPr>
+            <w:tcW w:type="dxa" w:w="3120"/>
+            <w:tcW w:w="6192" w:type="dxa"/>
+            <w:shd w:val="clear" w:color="auto" w:fill="F0F4FF"/>
+            <w:tcBorders>
+              <w:top w:val="single" w:sz="4" w:space="0" w:color="CCCCCC"/>
+              <w:left w:val="single" w:sz="4" w:space="0" w:color="CCCCCC"/>
+              <w:bottom w:val="single" w:sz="4" w:space="0" w:color="CCCCCC"/>
+              <w:right w:val="single" w:sz="4" w:space="0" w:color="CCCCCC"/>
+            </w:tcBorders>
+          </w:tcPr>
+          <w:p>
+            <w:r>
+              <w:rPr>
+                <w:sz w:val="20"/>
+              </w:rPr>
+              <w:t>vision_extract.py — screenshot to Claude Haiku Vision to JSON</w:t>
+            </w:r>
+          </w:p>
+        </w:tc>
+        <w:tc>
+          <w:tcPr>
+            <w:tcW w:type="dxa" w:w="3120"/>
+            <w:tcW w:w="2880" w:type="dxa"/>
+            <w:shd w:val="clear" w:color="auto" w:fill="F0F4FF"/>
+            <w:tcBorders>
+              <w:top w:val="single" w:sz="4" w:space="0" w:color="CCCCCC"/>
+              <w:left w:val="single" w:sz="4" w:space="0" w:color="CCCCCC"/>
+              <w:bottom w:val="single" w:sz="4" w:space="0" w:color="CCCCCC"/>
+              <w:right w:val="single" w:sz="4" w:space="0" w:color="CCCCCC"/>
+            </w:tcBorders>
+          </w:tcPr>
+          <w:p>
+            <w:r>
+              <w:rPr>
+                <w:sz w:val="20"/>
+              </w:rPr>
+              <w:t>AI extracts posted_date, caption, view_count</w:t>
+            </w:r>
+          </w:p>
+        </w:tc>
+      </w:tr>
+      <w:tr>
+        <w:tc>
+          <w:tcPr>
+            <w:tcW w:type="dxa" w:w="3120"/>
+            <w:tcW w:w="1728" w:type="dxa"/>
+            <w:shd w:val="clear" w:color="auto" w:fill="FFFFFF"/>
+            <w:tcBorders>
+              <w:top w:val="single" w:sz="4" w:space="0" w:color="CCCCCC"/>
+              <w:left w:val="single" w:sz="4" w:space="0" w:color="CCCCCC"/>
+              <w:bottom w:val="single" w:sz="4" w:space="0" w:color="CCCCCC"/>
+              <w:right w:val="single" w:sz="4" w:space="0" w:color="CCCCCC"/>
+            </w:tcBorders>
+          </w:tcPr>
+          <w:p>
+            <w:r>
+              <w:rPr>
+                <w:sz w:val="20"/>
+              </w:rPr>
+              <w:t>Phase 7</w:t>
+              <w:br/>
+              <w:t>Wiring</w:t>
+            </w:r>
+          </w:p>
+        </w:tc>
+        <w:tc>
+          <w:tcPr>
+            <w:tcW w:type="dxa" w:w="3120"/>
+            <w:tcW w:w="6192" w:type="dxa"/>
+            <w:shd w:val="clear" w:color="auto" w:fill="FFFFFF"/>
+            <w:tcBorders>
+              <w:top w:val="single" w:sz="4" w:space="0" w:color="CCCCCC"/>
+              <w:left w:val="single" w:sz="4" w:space="0" w:color="CCCCCC"/>
+              <w:bottom w:val="single" w:sz="4" w:space="0" w:color="CCCCCC"/>
+              <w:right w:val="single" w:sz="4" w:space="0" w:color="CCCCCC"/>
+            </w:tcBorders>
+          </w:tcPr>
+          <w:p>
+            <w:r>
+              <w:rPr>
+                <w:sz w:val="20"/>
+              </w:rPr>
+              <w:t>run.py + reporter.py — wire everything together + run summary</w:t>
+            </w:r>
+          </w:p>
+        </w:tc>
+        <w:tc>
+          <w:tcPr>
+            <w:tcW w:type="dxa" w:w="3120"/>
+            <w:tcW w:w="2880" w:type="dxa"/>
+            <w:shd w:val="clear" w:color="auto" w:fill="FFFFFF"/>
+            <w:tcBorders>
+              <w:top w:val="single" w:sz="4" w:space="0" w:color="CCCCCC"/>
+              <w:left w:val="single" w:sz="4" w:space="0" w:color="CCCCCC"/>
+              <w:bottom w:val="single" w:sz="4" w:space="0" w:color="CCCCCC"/>
+              <w:right w:val="single" w:sz="4" w:space="0" w:color="CCCCCC"/>
+            </w:tcBorders>
+          </w:tcPr>
+          <w:p>
+            <w:r>
+              <w:rPr>
+                <w:sz w:val="20"/>
+              </w:rPr>
+              <w:t>Single command runs full system</w:t>
+            </w:r>
+          </w:p>
+        </w:tc>
+      </w:tr>
+      <w:tr>
+        <w:tc>
+          <w:tcPr>
+            <w:tcW w:type="dxa" w:w="3120"/>
+            <w:tcW w:w="1728" w:type="dxa"/>
+            <w:shd w:val="clear" w:color="auto" w:fill="F0F4FF"/>
+            <w:tcBorders>
+              <w:top w:val="single" w:sz="4" w:space="0" w:color="CCCCCC"/>
+              <w:left w:val="single" w:sz="4" w:space="0" w:color="CCCCCC"/>
+              <w:bottom w:val="single" w:sz="4" w:space="0" w:color="CCCCCC"/>
+              <w:right w:val="single" w:sz="4" w:space="0" w:color="CCCCCC"/>
+            </w:tcBorders>
+          </w:tcPr>
+          <w:p>
+            <w:r>
+              <w:rPr>
+                <w:sz w:val="20"/>
+              </w:rPr>
+              <w:t>Phase 8</w:t>
+              <w:br/>
+              <w:t>Testing</w:t>
+            </w:r>
+          </w:p>
+        </w:tc>
+        <w:tc>
+          <w:tcPr>
+            <w:tcW w:type="dxa" w:w="3120"/>
+            <w:tcW w:w="6192" w:type="dxa"/>
+            <w:shd w:val="clear" w:color="auto" w:fill="F0F4FF"/>
+            <w:tcBorders>
+              <w:top w:val="single" w:sz="4" w:space="0" w:color="CCCCCC"/>
+              <w:left w:val="single" w:sz="4" w:space="0" w:color="CCCCCC"/>
+              <w:bottom w:val="single" w:sz="4" w:space="0" w:color="CCCCCC"/>
+              <w:right w:val="single" w:sz="4" w:space="0" w:color="CCCCCC"/>
+            </w:tcBorders>
+          </w:tcPr>
+          <w:p>
+            <w:r>
+              <w:rPr>
+                <w:sz w:val="20"/>
+              </w:rPr>
+              <w:t>End-to-end test on 3 real YouTube URLs</w:t>
+            </w:r>
+          </w:p>
+        </w:tc>
+        <w:tc>
+          <w:tcPr>
+            <w:tcW w:type="dxa" w:w="3120"/>
+            <w:tcW w:w="2880" w:type="dxa"/>
+            <w:shd w:val="clear" w:color="auto" w:fill="F0F4FF"/>
+            <w:tcBorders>
+              <w:top w:val="single" w:sz="4" w:space="0" w:color="CCCCCC"/>
+              <w:left w:val="single" w:sz="4" w:space="0" w:color="CCCCCC"/>
+              <w:bottom w:val="single" w:sz="4" w:space="0" w:color="CCCCCC"/>
+              <w:right w:val="single" w:sz="4" w:space="0" w:color="CCCCCC"/>
+            </w:tcBorders>
+          </w:tcPr>
+          <w:p>
+            <w:r>
+              <w:rPr>
+                <w:sz w:val="20"/>
+              </w:rPr>
+              <w:t>Proven working system</w:t>
             </w:r>
           </w:p>
         </w:tc>
@@ -6935,7 +8768,7 @@
         <w:pStyle w:val="Heading1"/>
       </w:pPr>
       <w:r>
-        <w:t>12. Success Criteria</w:t>
+        <w:t>14. Success Criteria</w:t>
       </w:r>
     </w:p>
     <w:tbl>
@@ -7035,7 +8868,7 @@
               <w:rPr>
                 <w:sz w:val="20"/>
               </w:rPr>
-              <w:t>At least 80% reduction vs current manual process</w:t>
+              <w:t>At least 80% reduction</w:t>
             </w:r>
           </w:p>
         </w:tc>
@@ -7058,7 +8891,7 @@
               <w:rPr>
                 <w:sz w:val="20"/>
               </w:rPr>
-              <w:t>Manual data entry required</w:t>
+              <w:t>Columns B, C, F, H protection</w:t>
             </w:r>
           </w:p>
         </w:tc>
@@ -7079,7 +8912,7 @@
               <w:rPr>
                 <w:sz w:val="20"/>
               </w:rPr>
-              <w:t>Zero — system fills Columns A, D, E, F, G automatically</w:t>
+              <w:t>100% — exception raised if write attempted</w:t>
             </w:r>
           </w:p>
         </w:tc>
@@ -7102,7 +8935,7 @@
               <w:rPr>
                 <w:sz w:val="20"/>
               </w:rPr>
-              <w:t>Columns B, C, H protection</w:t>
+              <w:t>Column F (user URL)</w:t>
             </w:r>
           </w:p>
         </w:tc>
@@ -7123,7 +8956,7 @@
               <w:rPr>
                 <w:sz w:val="20"/>
               </w:rPr>
-              <w:t>100% — system never writes to these columns</w:t>
+              <w:t>Never overwritten — always preserved</w:t>
             </w:r>
           </w:p>
         </w:tc>
@@ -7167,7 +9000,7 @@
               <w:rPr>
                 <w:sz w:val="20"/>
               </w:rPr>
-              <w:t>99% match with figures shown on each platform</w:t>
+              <w:t>99% match with what is shown on the video page</w:t>
             </w:r>
           </w:p>
         </w:tc>
@@ -7211,7 +9044,7 @@
               <w:rPr>
                 <w:sz w:val="20"/>
               </w:rPr>
-              <w:t>Correct caption extracted with zero hashtags remaining</w:t>
+              <w:t>Correct caption with zero hashtags remaining</w:t>
             </w:r>
           </w:p>
         </w:tc>
@@ -7278,7 +9111,7 @@
               <w:rPr>
                 <w:sz w:val="20"/>
               </w:rPr>
-              <w:t>AI recommendations</w:t>
+              <w:t>pytest tests</w:t>
             </w:r>
           </w:p>
         </w:tc>
@@ -7299,7 +9132,51 @@
               <w:rPr>
                 <w:sz w:val="20"/>
               </w:rPr>
-              <w:t>At least 3 actionable video content suggestions per reporting cycle</w:t>
+              <w:t>All green — B/C/F/H write tests must pass</w:t>
+            </w:r>
+          </w:p>
+        </w:tc>
+      </w:tr>
+      <w:tr>
+        <w:tc>
+          <w:tcPr>
+            <w:tcW w:type="dxa" w:w="4680"/>
+            <w:tcW w:w="5040" w:type="dxa"/>
+            <w:shd w:val="clear" w:color="auto" w:fill="F0F4FF"/>
+            <w:tcBorders>
+              <w:top w:val="single" w:sz="4" w:space="0" w:color="CCCCCC"/>
+              <w:left w:val="single" w:sz="4" w:space="0" w:color="CCCCCC"/>
+              <w:bottom w:val="single" w:sz="4" w:space="0" w:color="CCCCCC"/>
+              <w:right w:val="single" w:sz="4" w:space="0" w:color="CCCCCC"/>
+            </w:tcBorders>
+          </w:tcPr>
+          <w:p>
+            <w:r>
+              <w:rPr>
+                <w:sz w:val="20"/>
+              </w:rPr>
+              <w:t>Trigger method</w:t>
+            </w:r>
+          </w:p>
+        </w:tc>
+        <w:tc>
+          <w:tcPr>
+            <w:tcW w:type="dxa" w:w="4680"/>
+            <w:tcW w:w="5760" w:type="dxa"/>
+            <w:shd w:val="clear" w:color="auto" w:fill="F0F4FF"/>
+            <w:tcBorders>
+              <w:top w:val="single" w:sz="4" w:space="0" w:color="CCCCCC"/>
+              <w:left w:val="single" w:sz="4" w:space="0" w:color="CCCCCC"/>
+              <w:bottom w:val="single" w:sz="4" w:space="0" w:color="CCCCCC"/>
+              <w:right w:val="single" w:sz="4" w:space="0" w:color="CCCCCC"/>
+            </w:tcBorders>
+          </w:tcPr>
+          <w:p>
+            <w:r>
+              <w:rPr>
+                <w:sz w:val="20"/>
+              </w:rPr>
+              <w:t>python run.py — single command, no UI needed</w:t>
             </w:r>
           </w:p>
         </w:tc>
@@ -7311,7 +9188,7 @@
         <w:pStyle w:val="Heading1"/>
       </w:pPr>
       <w:r>
-        <w:t>13. Glossary</w:t>
+        <w:t>15. Glossary</w:t>
       </w:r>
     </w:p>
     <w:tbl>
@@ -7390,7 +9267,7 @@
               <w:rPr>
                 <w:sz w:val="20"/>
               </w:rPr>
-              <w:t>Reach (Column G)</w:t>
+              <w:t>Playwright</w:t>
             </w:r>
           </w:p>
         </w:tc>
@@ -7411,7 +9288,7 @@
               <w:rPr>
                 <w:sz w:val="20"/>
               </w:rPr>
-              <w:t>The view count of a video as displayed on the platform profile page.</w:t>
+              <w:t>A Python library that controls a real Chrome browser automatically.</w:t>
             </w:r>
           </w:p>
         </w:tc>
@@ -7434,7 +9311,7 @@
               <w:rPr>
                 <w:sz w:val="20"/>
               </w:rPr>
-              <w:t>Caption</w:t>
+              <w:t>Claude Vision</w:t>
             </w:r>
           </w:p>
         </w:tc>
@@ -7455,7 +9332,7 @@
               <w:rPr>
                 <w:sz w:val="20"/>
               </w:rPr>
-              <w:t>The text description written with a video post. Hashtags are removed before saving.</w:t>
+              <w:t>Claude AI's ability to look at a screenshot and extract information from it.</w:t>
             </w:r>
           </w:p>
         </w:tc>
@@ -7478,7 +9355,7 @@
               <w:rPr>
                 <w:sz w:val="20"/>
               </w:rPr>
-              <w:t>Hashtag</w:t>
+              <w:t>Persistent Chrome Profile</w:t>
             </w:r>
           </w:p>
         </w:tc>
@@ -7499,7 +9376,7 @@
               <w:rPr>
                 <w:sz w:val="20"/>
               </w:rPr>
-              <w:t>Words starting with # used for discoverability on social media. Always removed from Column D.</w:t>
+              <w:t>A saved browser session that remembers your logins across runs.</w:t>
             </w:r>
           </w:p>
         </w:tc>
@@ -7522,7 +9399,7 @@
               <w:rPr>
                 <w:sz w:val="20"/>
               </w:rPr>
-              <w:t>Lark Sheet</w:t>
+              <w:t>Hard Allowlist</w:t>
             </w:r>
           </w:p>
         </w:tc>
@@ -7543,7 +9420,7 @@
               <w:rPr>
                 <w:sz w:val="20"/>
               </w:rPr>
-              <w:t>The spreadsheet tool inside Lark (Feishu) where the user tracks video performance.</w:t>
+              <w:t>A strict list of allowed columns in code — any other column raises an exception immediately.</w:t>
             </w:r>
           </w:p>
         </w:tc>
@@ -7566,7 +9443,7 @@
               <w:rPr>
                 <w:sz w:val="20"/>
               </w:rPr>
-              <w:t>PIC</w:t>
+              <w:t>Unicode-aware Regex</w:t>
             </w:r>
           </w:p>
         </w:tc>
@@ -7587,7 +9464,7 @@
               <w:rPr>
                 <w:sz w:val="20"/>
               </w:rPr>
-              <w:t>Person In Charge — filled manually by the user in Column C.</w:t>
+              <w:t>A pattern that matches hashtags in any language, including Chinese, Arabic, and emoji-based tags.</w:t>
             </w:r>
           </w:p>
         </w:tc>
@@ -7610,7 +9487,7 @@
               <w:rPr>
                 <w:sz w:val="20"/>
               </w:rPr>
-              <w:t>Content Casual</w:t>
+              <w:t>run.py</w:t>
             </w:r>
           </w:p>
         </w:tc>
@@ -7631,7 +9508,7 @@
               <w:rPr>
                 <w:sz w:val="20"/>
               </w:rPr>
-              <w:t>The default content type category auto-filled in Column E for all videos.</w:t>
+              <w:t>The single Python file the user runs to trigger the entire system.</w:t>
             </w:r>
           </w:p>
         </w:tc>
@@ -7654,7 +9531,7 @@
               <w:rPr>
                 <w:sz w:val="20"/>
               </w:rPr>
-              <w:t>Final Reach</w:t>
+              <w:t>lark_writer.py</w:t>
             </w:r>
           </w:p>
         </w:tc>
@@ -7675,7 +9552,7 @@
               <w:rPr>
                 <w:sz w:val="20"/>
               </w:rPr>
-              <w:t>A manually calculated field in Column H — the system never touches this column.</w:t>
+              <w:t>The module that writes data to Lark Sheet — enforces the column allowlist.</w:t>
             </w:r>
           </w:p>
         </w:tc>
@@ -7698,7 +9575,7 @@
               <w:rPr>
                 <w:sz w:val="20"/>
               </w:rPr>
-              <w:t>RedNote</w:t>
+              <w:t>lark_reader.py</w:t>
             </w:r>
           </w:p>
         </w:tc>
@@ -7719,7 +9596,7 @@
               <w:rPr>
                 <w:sz w:val="20"/>
               </w:rPr>
-              <w:t>Also known as Xiaohongshu — a Chinese social media and lifestyle platform.</w:t>
+              <w:t>The module that reads the Lark Sheet to find rows needing processing.</w:t>
             </w:r>
           </w:p>
         </w:tc>
@@ -7742,7 +9619,7 @@
               <w:rPr>
                 <w:sz w:val="20"/>
               </w:rPr>
-              <w:t>MoSCoW</w:t>
+              <w:t>vision_extract.py</w:t>
             </w:r>
           </w:p>
         </w:tc>
@@ -7763,7 +9640,95 @@
               <w:rPr>
                 <w:sz w:val="20"/>
               </w:rPr>
-              <w:t>Prioritisation method: Must Have, Should Have, Could Have, Would not Have this time.</w:t>
+              <w:t>The module that sends screenshots to Claude Vision and returns structured data.</w:t>
+            </w:r>
+          </w:p>
+        </w:tc>
+      </w:tr>
+      <w:tr>
+        <w:tc>
+          <w:tcPr>
+            <w:tcW w:type="dxa" w:w="4680"/>
+            <w:tcW w:w="2880" w:type="dxa"/>
+            <w:shd w:val="clear" w:color="auto" w:fill="F0F4FF"/>
+            <w:tcBorders>
+              <w:top w:val="single" w:sz="4" w:space="0" w:color="CCCCCC"/>
+              <w:left w:val="single" w:sz="4" w:space="0" w:color="CCCCCC"/>
+              <w:bottom w:val="single" w:sz="4" w:space="0" w:color="CCCCCC"/>
+              <w:right w:val="single" w:sz="4" w:space="0" w:color="CCCCCC"/>
+            </w:tcBorders>
+          </w:tcPr>
+          <w:p>
+            <w:r>
+              <w:rPr>
+                <w:sz w:val="20"/>
+              </w:rPr>
+              <w:t>Content Casual</w:t>
+            </w:r>
+          </w:p>
+        </w:tc>
+        <w:tc>
+          <w:tcPr>
+            <w:tcW w:type="dxa" w:w="4680"/>
+            <w:tcW w:w="7920" w:type="dxa"/>
+            <w:shd w:val="clear" w:color="auto" w:fill="F0F4FF"/>
+            <w:tcBorders>
+              <w:top w:val="single" w:sz="4" w:space="0" w:color="CCCCCC"/>
+              <w:left w:val="single" w:sz="4" w:space="0" w:color="CCCCCC"/>
+              <w:bottom w:val="single" w:sz="4" w:space="0" w:color="CCCCCC"/>
+              <w:right w:val="single" w:sz="4" w:space="0" w:color="CCCCCC"/>
+            </w:tcBorders>
+          </w:tcPr>
+          <w:p>
+            <w:r>
+              <w:rPr>
+                <w:sz w:val="20"/>
+              </w:rPr>
+              <w:t>The hardcoded default value always written to Column E.</w:t>
+            </w:r>
+          </w:p>
+        </w:tc>
+      </w:tr>
+      <w:tr>
+        <w:tc>
+          <w:tcPr>
+            <w:tcW w:type="dxa" w:w="4680"/>
+            <w:tcW w:w="2880" w:type="dxa"/>
+            <w:shd w:val="clear" w:color="auto" w:fill="FFFFFF"/>
+            <w:tcBorders>
+              <w:top w:val="single" w:sz="4" w:space="0" w:color="CCCCCC"/>
+              <w:left w:val="single" w:sz="4" w:space="0" w:color="CCCCCC"/>
+              <w:bottom w:val="single" w:sz="4" w:space="0" w:color="CCCCCC"/>
+              <w:right w:val="single" w:sz="4" w:space="0" w:color="CCCCCC"/>
+            </w:tcBorders>
+          </w:tcPr>
+          <w:p>
+            <w:r>
+              <w:rPr>
+                <w:sz w:val="20"/>
+              </w:rPr>
+              <w:t>Final Reach</w:t>
+            </w:r>
+          </w:p>
+        </w:tc>
+        <w:tc>
+          <w:tcPr>
+            <w:tcW w:type="dxa" w:w="4680"/>
+            <w:tcW w:w="7920" w:type="dxa"/>
+            <w:shd w:val="clear" w:color="auto" w:fill="FFFFFF"/>
+            <w:tcBorders>
+              <w:top w:val="single" w:sz="4" w:space="0" w:color="CCCCCC"/>
+              <w:left w:val="single" w:sz="4" w:space="0" w:color="CCCCCC"/>
+              <w:bottom w:val="single" w:sz="4" w:space="0" w:color="CCCCCC"/>
+              <w:right w:val="single" w:sz="4" w:space="0" w:color="CCCCCC"/>
+            </w:tcBorders>
+          </w:tcPr>
+          <w:p>
+            <w:r>
+              <w:rPr>
+                <w:sz w:val="20"/>
+              </w:rPr>
+              <w:t>Column H — manually calculated by the user. System never touches this.</w:t>
             </w:r>
           </w:p>
         </w:tc>
@@ -7776,7 +9741,7 @@
         <w:pStyle w:val="Heading1"/>
       </w:pPr>
       <w:r>
-        <w:t>14. Sign-Off &amp; Approval</w:t>
+        <w:t>16. Sign-Off &amp; Approval</w:t>
       </w:r>
     </w:p>
     <w:p>
@@ -8160,7 +10125,7 @@
           <w:color w:val="595959"/>
           <w:sz w:val="18"/>
         </w:rPr>
-        <w:t>— End of Document — Version 3.0 —</w:t>
+        <w:t>— End of Document — Version 4.0 —</w:t>
       </w:r>
     </w:p>
     <w:sectPr>

--- a/BRD_Auto_Count_Social_Media_Reach.docx
+++ b/BRD_Auto_Count_Social_Media_Reach.docx
@@ -96,7 +96,7 @@
               <w:rPr>
                 <w:sz w:val="20"/>
               </w:rPr>
-              <w:t>4.0</w:t>
+              <w:t>5.0</w:t>
             </w:r>
           </w:p>
         </w:tc>
@@ -140,7 +140,7 @@
               <w:rPr>
                 <w:sz w:val="20"/>
               </w:rPr>
-              <w:t>11 May 2026</w:t>
+              <w:t>13 May 2026</w:t>
             </w:r>
           </w:p>
         </w:tc>
@@ -738,6 +738,92 @@
           </w:p>
         </w:tc>
       </w:tr>
+      <w:tr>
+        <w:tc>
+          <w:tcPr>
+            <w:tcW w:type="dxa" w:w="2340"/>
+            <w:tcW w:w="1007" w:type="dxa"/>
+            <w:shd w:val="clear" w:color="auto" w:fill="FFFFFF"/>
+            <w:tcBorders>
+              <w:top w:val="single" w:sz="4" w:space="0" w:color="CCCCCC"/>
+              <w:left w:val="single" w:sz="4" w:space="0" w:color="CCCCCC"/>
+              <w:bottom w:val="single" w:sz="4" w:space="0" w:color="CCCCCC"/>
+              <w:right w:val="single" w:sz="4" w:space="0" w:color="CCCCCC"/>
+            </w:tcBorders>
+          </w:tcPr>
+          <w:p>
+            <w:r>
+              <w:rPr>
+                <w:sz w:val="20"/>
+              </w:rPr>
+              <w:t>5.0</w:t>
+            </w:r>
+          </w:p>
+        </w:tc>
+        <w:tc>
+          <w:tcPr>
+            <w:tcW w:type="dxa" w:w="2340"/>
+            <w:tcW w:w="2160" w:type="dxa"/>
+            <w:shd w:val="clear" w:color="auto" w:fill="FFFFFF"/>
+            <w:tcBorders>
+              <w:top w:val="single" w:sz="4" w:space="0" w:color="CCCCCC"/>
+              <w:left w:val="single" w:sz="4" w:space="0" w:color="CCCCCC"/>
+              <w:bottom w:val="single" w:sz="4" w:space="0" w:color="CCCCCC"/>
+              <w:right w:val="single" w:sz="4" w:space="0" w:color="CCCCCC"/>
+            </w:tcBorders>
+          </w:tcPr>
+          <w:p>
+            <w:r>
+              <w:rPr>
+                <w:sz w:val="20"/>
+              </w:rPr>
+              <w:t>13 May 2026</w:t>
+            </w:r>
+          </w:p>
+        </w:tc>
+        <w:tc>
+          <w:tcPr>
+            <w:tcW w:type="dxa" w:w="2340"/>
+            <w:tcW w:w="2160" w:type="dxa"/>
+            <w:shd w:val="clear" w:color="auto" w:fill="FFFFFF"/>
+            <w:tcBorders>
+              <w:top w:val="single" w:sz="4" w:space="0" w:color="CCCCCC"/>
+              <w:left w:val="single" w:sz="4" w:space="0" w:color="CCCCCC"/>
+              <w:bottom w:val="single" w:sz="4" w:space="0" w:color="CCCCCC"/>
+              <w:right w:val="single" w:sz="4" w:space="0" w:color="CCCCCC"/>
+            </w:tcBorders>
+          </w:tcPr>
+          <w:p>
+            <w:r>
+              <w:rPr>
+                <w:sz w:val="20"/>
+              </w:rPr>
+              <w:t>jingyi-rere</w:t>
+            </w:r>
+          </w:p>
+        </w:tc>
+        <w:tc>
+          <w:tcPr>
+            <w:tcW w:type="dxa" w:w="2340"/>
+            <w:tcW w:w="5472" w:type="dxa"/>
+            <w:shd w:val="clear" w:color="auto" w:fill="FFFFFF"/>
+            <w:tcBorders>
+              <w:top w:val="single" w:sz="4" w:space="0" w:color="CCCCCC"/>
+              <w:left w:val="single" w:sz="4" w:space="0" w:color="CCCCCC"/>
+              <w:bottom w:val="single" w:sz="4" w:space="0" w:color="CCCCCC"/>
+              <w:right w:val="single" w:sz="4" w:space="0" w:color="CCCCCC"/>
+            </w:tcBorders>
+          </w:tcPr>
+          <w:p>
+            <w:r>
+              <w:rPr>
+                <w:sz w:val="20"/>
+              </w:rPr>
+              <w:t>Updated: watcher.py background daemon (every 5 min), yt-dlp for YouTube/TikTok, Firefox for Instagram/RedNote, 283 automated tests, structured logging, retry logic, startup validation, security hardening</w:t>
+            </w:r>
+          </w:p>
+        </w:tc>
+      </w:tr>
     </w:tbl>
     <w:p/>
     <w:p>
@@ -761,7 +847,7 @@
           <w:i w:val="0"/>
           <w:sz w:val="22"/>
         </w:rPr>
-        <w:t>This document defines the business requirements for an AI-assisted Social Media Video Metrics Automation system. The system is for a single video content creator managing video content across 7 social media platforms. The user pastes video URLs directly into their Lark Sheet (Column F). The system then automatically reads those URLs, opens each video in a real browser using Playwright, takes a screenshot, and uses Claude AI Vision to extract the posted date, video caption, and view count. The extracted data is written into the correct Lark Sheet columns automatically. The system runs via a single command: python run.py. No UI is required.</w:t>
+        <w:t>This document defines the business requirements for an AI-assisted Social Media Video Metrics Automation system. The system is for a single video content creator managing video content across multiple social media platforms. The user pastes video URLs directly into their Lark Bitable (Column F). A background watcher (watcher.py) checks the sheet every 5 minutes. When new URLs are found, the system automatically routes each URL to the best extraction method: yt-dlp (fast, exact numbers) for YouTube and TikTok; Firefox browser + Claude AI Vision for Instagram and RedNote. The extracted posted date, video caption (hashtags removed), and view count are written into the correct Lark columns automatically. The system runs via: python watcher.py — leave it running in Terminal. No UI is required.</w:t>
       </w:r>
     </w:p>
     <w:p>
@@ -1846,7 +1932,7 @@
               <w:rPr>
                 <w:sz w:val="20"/>
               </w:rPr>
-              <w:t>Paste video URLs into Column F of the Lark Sheet</w:t>
+              <w:t>Start watcher once: python watcher.py</w:t>
             </w:r>
           </w:p>
         </w:tc>
@@ -1867,7 +1953,7 @@
               <w:rPr>
                 <w:sz w:val="20"/>
               </w:rPr>
-              <w:t>Nothing yet — waits for user to finish</w:t>
+              <w:t>Runs in background, checks Lark every 5 minutes for new URLs</w:t>
             </w:r>
           </w:p>
         </w:tc>
@@ -1911,7 +1997,7 @@
               <w:rPr>
                 <w:sz w:val="20"/>
               </w:rPr>
-              <w:t>Run: python run.py</w:t>
+              <w:t>Paste video URLs into Column F of the Lark Bitable</w:t>
             </w:r>
           </w:p>
         </w:tc>
@@ -1932,7 +2018,7 @@
               <w:rPr>
                 <w:sz w:val="20"/>
               </w:rPr>
-              <w:t>Reads URLs from Column F, opens each in browser, takes screenshot, uses Claude Vision to extract data, writes to columns A/D/E/G</w:t>
+              <w:t>Detects new URLs automatically within 5 minutes, routes each URL to yt-dlp (YouTube/TikTok) or Firefox+Vision (Instagram/RedNote), writes extracted data to columns A/D/E/G</w:t>
             </w:r>
           </w:p>
         </w:tc>
@@ -2383,7 +2469,7 @@
         <w:rPr>
           <w:sz w:val="22"/>
         </w:rPr>
-        <w:t>User pastes URLs into Column F — system fills A, D, E, G automatically.</w:t>
+        <w:t>User pastes URLs into Column F — watcher fills A, D, E, G automatically within 5 minutes.</w:t>
       </w:r>
     </w:p>
     <w:p>
@@ -2416,7 +2502,7 @@
         <w:rPr>
           <w:sz w:val="22"/>
         </w:rPr>
-        <w:t>Generate AI-powered video performance analysis and content recommendations.</w:t>
+        <w:t>Use yt-dlp for YouTube/TikTok (fast, exact numbers) and Firefox + Claude Vision for Instagram/RedNote.</w:t>
       </w:r>
     </w:p>
     <w:p>
@@ -2427,7 +2513,7 @@
         <w:rPr>
           <w:sz w:val="22"/>
         </w:rPr>
-        <w:t>Support all 7 platforms using Playwright browser automation + Claude Vision.</w:t>
+        <w:t>Run with a single command: python watcher.py. Leave it running. No manual steps per URL.</w:t>
       </w:r>
     </w:p>
     <w:p>
@@ -2438,7 +2524,40 @@
         <w:rPr>
           <w:sz w:val="22"/>
         </w:rPr>
-        <w:t>Run with a single command: python run.py. No UI, no manual steps.</w:t>
+        <w:t>Write all data atomically in one Lark API call — no risk of partial data if system crashes.</w:t>
+      </w:r>
+    </w:p>
+    <w:p>
+      <w:pPr>
+        <w:pStyle w:val="ListBullet"/>
+      </w:pPr>
+      <w:r>
+        <w:rPr>
+          <w:sz w:val="22"/>
+        </w:rPr>
+        <w:t>Retry failed writes automatically (up to 3 times) — resilient to temporary network issues.</w:t>
+      </w:r>
+    </w:p>
+    <w:p>
+      <w:pPr>
+        <w:pStyle w:val="ListBullet"/>
+      </w:pPr>
+      <w:r>
+        <w:rPr>
+          <w:sz w:val="22"/>
+        </w:rPr>
+        <w:t>Validate .env configuration on startup — clear error message if any setting is missing.</w:t>
+      </w:r>
+    </w:p>
+    <w:p>
+      <w:pPr>
+        <w:pStyle w:val="ListBullet"/>
+      </w:pPr>
+      <w:r>
+        <w:rPr>
+          <w:sz w:val="22"/>
+        </w:rPr>
+        <w:t>Log all activity to logs/auto_count.log for easy troubleshooting.</w:t>
       </w:r>
     </w:p>
     <w:p>
@@ -3880,7 +3999,7 @@
               <w:rPr>
                 <w:sz w:val="20"/>
               </w:rPr>
-              <w:t>User pastes video URLs into Column F of Lark Sheet</w:t>
+              <w:t>User starts watcher once: python watcher.py</w:t>
             </w:r>
           </w:p>
         </w:tc>
@@ -3901,7 +4020,7 @@
               <w:rPr>
                 <w:sz w:val="20"/>
               </w:rPr>
-              <w:t>User action</w:t>
+              <w:t>Terminal command</w:t>
             </w:r>
           </w:p>
         </w:tc>
@@ -3945,7 +4064,7 @@
               <w:rPr>
                 <w:sz w:val="20"/>
               </w:rPr>
-              <w:t>User runs: python run.py</w:t>
+              <w:t>User pastes video URLs into Column F of Lark Bitable</w:t>
             </w:r>
           </w:p>
         </w:tc>
@@ -3966,7 +4085,7 @@
               <w:rPr>
                 <w:sz w:val="20"/>
               </w:rPr>
-              <w:t>Terminal command</w:t>
+              <w:t>User action</w:t>
             </w:r>
           </w:p>
         </w:tc>
@@ -4010,7 +4129,7 @@
               <w:rPr>
                 <w:sz w:val="20"/>
               </w:rPr>
-              <w:t>System reads Lark Sheet — finds rows where Column F has a URL but A/D/E/G are empty</w:t>
+              <w:t>Watcher checks Lark every 5 minutes — finds rows where Column F has URL but A/D/E/G are empty</w:t>
             </w:r>
           </w:p>
         </w:tc>
@@ -4031,7 +4150,7 @@
               <w:rPr>
                 <w:sz w:val="20"/>
               </w:rPr>
-              <w:t>lark_reader.py + Lark API</w:t>
+              <w:t>watcher.py + lark_reader.py + Lark API</w:t>
             </w:r>
           </w:p>
         </w:tc>
@@ -4054,7 +4173,7 @@
               <w:rPr>
                 <w:sz w:val="20"/>
               </w:rPr>
-              <w:t>4</w:t>
+              <w:t>4a</w:t>
             </w:r>
           </w:p>
         </w:tc>
@@ -4075,7 +4194,7 @@
               <w:rPr>
                 <w:sz w:val="20"/>
               </w:rPr>
-              <w:t>For each URL, system opens the video in a real Chrome browser</w:t>
+              <w:t>YouTube / TikTok URLs: metadata extracted directly (no browser needed)</w:t>
             </w:r>
           </w:p>
         </w:tc>
@@ -4096,7 +4215,7 @@
               <w:rPr>
                 <w:sz w:val="20"/>
               </w:rPr>
-              <w:t>Playwright + persistent Chrome profile</w:t>
+              <w:t>yt-dlp + Chrome cookies</w:t>
             </w:r>
           </w:p>
         </w:tc>
@@ -4119,7 +4238,7 @@
               <w:rPr>
                 <w:sz w:val="20"/>
               </w:rPr>
-              <w:t>5</w:t>
+              <w:t>4b</w:t>
             </w:r>
           </w:p>
         </w:tc>
@@ -4140,7 +4259,7 @@
               <w:rPr>
                 <w:sz w:val="20"/>
               </w:rPr>
-              <w:t>System takes a screenshot of the video page</w:t>
+              <w:t>Instagram / RedNote URLs: video opened in Firefox, screenshot taken</w:t>
             </w:r>
           </w:p>
         </w:tc>
@@ -4161,7 +4280,7 @@
               <w:rPr>
                 <w:sz w:val="20"/>
               </w:rPr>
-              <w:t>Playwright screenshot</w:t>
+              <w:t>Playwright + persistent Firefox profile</w:t>
             </w:r>
           </w:p>
         </w:tc>
@@ -4184,7 +4303,7 @@
               <w:rPr>
                 <w:sz w:val="20"/>
               </w:rPr>
-              <w:t>6</w:t>
+              <w:t>4c</w:t>
             </w:r>
           </w:p>
         </w:tc>
@@ -4205,7 +4324,7 @@
               <w:rPr>
                 <w:sz w:val="20"/>
               </w:rPr>
-              <w:t>Claude AI Vision analyses the screenshot and extracts: posted date, caption, view count</w:t>
+              <w:t>Instagram: two screenshots — reel page (caption/date) + grid page (view count)</w:t>
             </w:r>
           </w:p>
         </w:tc>
@@ -4226,7 +4345,7 @@
               <w:rPr>
                 <w:sz w:val="20"/>
               </w:rPr>
-              <w:t>claude-haiku-4-5 vision model</w:t>
+              <w:t>Firefox + Claude Vision (claude-haiku-4-5)</w:t>
             </w:r>
           </w:p>
         </w:tc>
@@ -4249,7 +4368,7 @@
               <w:rPr>
                 <w:sz w:val="20"/>
               </w:rPr>
-              <w:t>7</w:t>
+              <w:t>5</w:t>
             </w:r>
           </w:p>
         </w:tc>
@@ -4270,7 +4389,7 @@
               <w:rPr>
                 <w:sz w:val="20"/>
               </w:rPr>
-              <w:t>System cleans the caption (removes all hashtags)</w:t>
+              <w:t>System cleans the caption (removes all hashtags, Unicode-aware)</w:t>
             </w:r>
           </w:p>
         </w:tc>
@@ -4291,7 +4410,7 @@
               <w:rPr>
                 <w:sz w:val="20"/>
               </w:rPr>
-              <w:t>processor.py with Unicode regex</w:t>
+              <w:t>src/utils.py clean_caption()</w:t>
             </w:r>
           </w:p>
         </w:tc>
@@ -4314,7 +4433,7 @@
               <w:rPr>
                 <w:sz w:val="20"/>
               </w:rPr>
-              <w:t>8</w:t>
+              <w:t>6</w:t>
             </w:r>
           </w:p>
         </w:tc>
@@ -4335,7 +4454,7 @@
               <w:rPr>
                 <w:sz w:val="20"/>
               </w:rPr>
-              <w:t>System writes data to columns A, D, E, G only</w:t>
+              <w:t>System writes all data to columns A, D, E, G in ONE atomic Lark API call</w:t>
             </w:r>
           </w:p>
         </w:tc>
@@ -4356,7 +4475,7 @@
               <w:rPr>
                 <w:sz w:val="20"/>
               </w:rPr>
-              <w:t>lark_writer.py with hard allowlist</w:t>
+              <w:t>lark_writer.py with hard allowlist + retry</w:t>
             </w:r>
           </w:p>
         </w:tc>
@@ -4379,7 +4498,7 @@
               <w:rPr>
                 <w:sz w:val="20"/>
               </w:rPr>
-              <w:t>9</w:t>
+              <w:t>7</w:t>
             </w:r>
           </w:p>
         </w:tc>
@@ -4400,7 +4519,7 @@
               <w:rPr>
                 <w:sz w:val="20"/>
               </w:rPr>
-              <w:t>System prints a run summary showing success/failure for each URL</w:t>
+              <w:t>All activity logged to logs/auto_count.log. Errors shown in plain English.</w:t>
             </w:r>
           </w:p>
         </w:tc>
@@ -4421,7 +4540,7 @@
               <w:rPr>
                 <w:sz w:val="20"/>
               </w:rPr>
-              <w:t>reporter.py</w:t>
+              <w:t>src/logger.py + src/friendly_errors.py</w:t>
             </w:r>
           </w:p>
         </w:tc>
@@ -4453,7 +4572,7 @@
         <w:tc>
           <w:tcPr>
             <w:tcW w:type="dxa" w:w="1872"/>
-            <w:tcW w:w="1584" w:type="dxa"/>
+            <w:tcW w:w="1728" w:type="dxa"/>
             <w:shd w:val="clear" w:color="auto" w:fill="1F497D"/>
             <w:tcBorders>
               <w:top w:val="single" w:sz="4" w:space="0" w:color="1F497D"/>
@@ -4545,7 +4664,7 @@
         <w:tc>
           <w:tcPr>
             <w:tcW w:type="dxa" w:w="1872"/>
-            <w:tcW w:w="2736" w:type="dxa"/>
+            <w:tcW w:w="2592" w:type="dxa"/>
             <w:shd w:val="clear" w:color="auto" w:fill="1F497D"/>
             <w:tcBorders>
               <w:top w:val="single" w:sz="4" w:space="0" w:color="1F497D"/>
@@ -4570,7 +4689,7 @@
         <w:tc>
           <w:tcPr>
             <w:tcW w:type="dxa" w:w="1872"/>
-            <w:tcW w:w="1584" w:type="dxa"/>
+            <w:tcW w:w="1728" w:type="dxa"/>
             <w:shd w:val="clear" w:color="auto" w:fill="FFFFFF"/>
             <w:tcBorders>
               <w:top w:val="single" w:sz="4" w:space="0" w:color="CCCCCC"/>
@@ -4584,7 +4703,7 @@
               <w:rPr>
                 <w:sz w:val="20"/>
               </w:rPr>
-              <w:t>Instagram</w:t>
+              <w:t>YouTube</w:t>
             </w:r>
           </w:p>
         </w:tc>
@@ -4605,7 +4724,7 @@
               <w:rPr>
                 <w:sz w:val="20"/>
               </w:rPr>
-              <w:t>Reels</w:t>
+              <w:t>Video / Shorts</w:t>
             </w:r>
           </w:p>
         </w:tc>
@@ -4626,7 +4745,7 @@
               <w:rPr>
                 <w:sz w:val="20"/>
               </w:rPr>
-              <w:t>Reels view count</w:t>
+              <w:t>Total video views</w:t>
             </w:r>
           </w:p>
         </w:tc>
@@ -4647,14 +4766,14 @@
               <w:rPr>
                 <w:sz w:val="20"/>
               </w:rPr>
-              <w:t>Post caption — hashtags removed</w:t>
+              <w:t>Video title</w:t>
             </w:r>
           </w:p>
         </w:tc>
         <w:tc>
           <w:tcPr>
             <w:tcW w:type="dxa" w:w="1872"/>
-            <w:tcW w:w="2736" w:type="dxa"/>
+            <w:tcW w:w="2592" w:type="dxa"/>
             <w:shd w:val="clear" w:color="auto" w:fill="FFFFFF"/>
             <w:tcBorders>
               <w:top w:val="single" w:sz="4" w:space="0" w:color="CCCCCC"/>
@@ -4668,12 +4787,33 @@
               <w:rPr>
                 <w:sz w:val="20"/>
               </w:rPr>
-              <w:t>Playwright + Claude Vision</w:t>
+              <w:t>yt-dlp (no browser needed — fast &amp; exact)</w:t>
             </w:r>
           </w:p>
         </w:tc>
       </w:tr>
       <w:tr>
+        <w:tc>
+          <w:tcPr>
+            <w:tcW w:type="dxa" w:w="1872"/>
+            <w:tcW w:w="1728" w:type="dxa"/>
+            <w:shd w:val="clear" w:color="auto" w:fill="F0F4FF"/>
+            <w:tcBorders>
+              <w:top w:val="single" w:sz="4" w:space="0" w:color="CCCCCC"/>
+              <w:left w:val="single" w:sz="4" w:space="0" w:color="CCCCCC"/>
+              <w:bottom w:val="single" w:sz="4" w:space="0" w:color="CCCCCC"/>
+              <w:right w:val="single" w:sz="4" w:space="0" w:color="CCCCCC"/>
+            </w:tcBorders>
+          </w:tcPr>
+          <w:p>
+            <w:r>
+              <w:rPr>
+                <w:sz w:val="20"/>
+              </w:rPr>
+              <w:t>TikTok</w:t>
+            </w:r>
+          </w:p>
+        </w:tc>
         <w:tc>
           <w:tcPr>
             <w:tcW w:type="dxa" w:w="1872"/>
@@ -4691,7 +4831,200 @@
               <w:rPr>
                 <w:sz w:val="20"/>
               </w:rPr>
-              <w:t>TikTok</w:t>
+              <w:t>Video</w:t>
+            </w:r>
+          </w:p>
+        </w:tc>
+        <w:tc>
+          <w:tcPr>
+            <w:tcW w:type="dxa" w:w="1872"/>
+            <w:tcW w:w="1872" w:type="dxa"/>
+            <w:shd w:val="clear" w:color="auto" w:fill="F0F4FF"/>
+            <w:tcBorders>
+              <w:top w:val="single" w:sz="4" w:space="0" w:color="CCCCCC"/>
+              <w:left w:val="single" w:sz="4" w:space="0" w:color="CCCCCC"/>
+              <w:bottom w:val="single" w:sz="4" w:space="0" w:color="CCCCCC"/>
+              <w:right w:val="single" w:sz="4" w:space="0" w:color="CCCCCC"/>
+            </w:tcBorders>
+          </w:tcPr>
+          <w:p>
+            <w:r>
+              <w:rPr>
+                <w:sz w:val="20"/>
+              </w:rPr>
+              <w:t>Total video views</w:t>
+            </w:r>
+          </w:p>
+        </w:tc>
+        <w:tc>
+          <w:tcPr>
+            <w:tcW w:type="dxa" w:w="1872"/>
+            <w:tcW w:w="3024" w:type="dxa"/>
+            <w:shd w:val="clear" w:color="auto" w:fill="F0F4FF"/>
+            <w:tcBorders>
+              <w:top w:val="single" w:sz="4" w:space="0" w:color="CCCCCC"/>
+              <w:left w:val="single" w:sz="4" w:space="0" w:color="CCCCCC"/>
+              <w:bottom w:val="single" w:sz="4" w:space="0" w:color="CCCCCC"/>
+              <w:right w:val="single" w:sz="4" w:space="0" w:color="CCCCCC"/>
+            </w:tcBorders>
+          </w:tcPr>
+          <w:p>
+            <w:r>
+              <w:rPr>
+                <w:sz w:val="20"/>
+              </w:rPr>
+              <w:t>Video description — hashtags removed</w:t>
+            </w:r>
+          </w:p>
+        </w:tc>
+        <w:tc>
+          <w:tcPr>
+            <w:tcW w:type="dxa" w:w="1872"/>
+            <w:tcW w:w="2592" w:type="dxa"/>
+            <w:shd w:val="clear" w:color="auto" w:fill="F0F4FF"/>
+            <w:tcBorders>
+              <w:top w:val="single" w:sz="4" w:space="0" w:color="CCCCCC"/>
+              <w:left w:val="single" w:sz="4" w:space="0" w:color="CCCCCC"/>
+              <w:bottom w:val="single" w:sz="4" w:space="0" w:color="CCCCCC"/>
+              <w:right w:val="single" w:sz="4" w:space="0" w:color="CCCCCC"/>
+            </w:tcBorders>
+          </w:tcPr>
+          <w:p>
+            <w:r>
+              <w:rPr>
+                <w:sz w:val="20"/>
+              </w:rPr>
+              <w:t>yt-dlp (no browser needed — fast &amp; exact)</w:t>
+            </w:r>
+          </w:p>
+        </w:tc>
+      </w:tr>
+      <w:tr>
+        <w:tc>
+          <w:tcPr>
+            <w:tcW w:type="dxa" w:w="1872"/>
+            <w:tcW w:w="1728" w:type="dxa"/>
+            <w:shd w:val="clear" w:color="auto" w:fill="FFFFFF"/>
+            <w:tcBorders>
+              <w:top w:val="single" w:sz="4" w:space="0" w:color="CCCCCC"/>
+              <w:left w:val="single" w:sz="4" w:space="0" w:color="CCCCCC"/>
+              <w:bottom w:val="single" w:sz="4" w:space="0" w:color="CCCCCC"/>
+              <w:right w:val="single" w:sz="4" w:space="0" w:color="CCCCCC"/>
+            </w:tcBorders>
+          </w:tcPr>
+          <w:p>
+            <w:r>
+              <w:rPr>
+                <w:sz w:val="20"/>
+              </w:rPr>
+              <w:t>Instagram</w:t>
+            </w:r>
+          </w:p>
+        </w:tc>
+        <w:tc>
+          <w:tcPr>
+            <w:tcW w:type="dxa" w:w="1872"/>
+            <w:tcW w:w="1584" w:type="dxa"/>
+            <w:shd w:val="clear" w:color="auto" w:fill="FFFFFF"/>
+            <w:tcBorders>
+              <w:top w:val="single" w:sz="4" w:space="0" w:color="CCCCCC"/>
+              <w:left w:val="single" w:sz="4" w:space="0" w:color="CCCCCC"/>
+              <w:bottom w:val="single" w:sz="4" w:space="0" w:color="CCCCCC"/>
+              <w:right w:val="single" w:sz="4" w:space="0" w:color="CCCCCC"/>
+            </w:tcBorders>
+          </w:tcPr>
+          <w:p>
+            <w:r>
+              <w:rPr>
+                <w:sz w:val="20"/>
+              </w:rPr>
+              <w:t>Reels</w:t>
+            </w:r>
+          </w:p>
+        </w:tc>
+        <w:tc>
+          <w:tcPr>
+            <w:tcW w:type="dxa" w:w="1872"/>
+            <w:tcW w:w="1872" w:type="dxa"/>
+            <w:shd w:val="clear" w:color="auto" w:fill="FFFFFF"/>
+            <w:tcBorders>
+              <w:top w:val="single" w:sz="4" w:space="0" w:color="CCCCCC"/>
+              <w:left w:val="single" w:sz="4" w:space="0" w:color="CCCCCC"/>
+              <w:bottom w:val="single" w:sz="4" w:space="0" w:color="CCCCCC"/>
+              <w:right w:val="single" w:sz="4" w:space="0" w:color="CCCCCC"/>
+            </w:tcBorders>
+          </w:tcPr>
+          <w:p>
+            <w:r>
+              <w:rPr>
+                <w:sz w:val="20"/>
+              </w:rPr>
+              <w:t>Reels view count</w:t>
+            </w:r>
+          </w:p>
+        </w:tc>
+        <w:tc>
+          <w:tcPr>
+            <w:tcW w:type="dxa" w:w="1872"/>
+            <w:tcW w:w="3024" w:type="dxa"/>
+            <w:shd w:val="clear" w:color="auto" w:fill="FFFFFF"/>
+            <w:tcBorders>
+              <w:top w:val="single" w:sz="4" w:space="0" w:color="CCCCCC"/>
+              <w:left w:val="single" w:sz="4" w:space="0" w:color="CCCCCC"/>
+              <w:bottom w:val="single" w:sz="4" w:space="0" w:color="CCCCCC"/>
+              <w:right w:val="single" w:sz="4" w:space="0" w:color="CCCCCC"/>
+            </w:tcBorders>
+          </w:tcPr>
+          <w:p>
+            <w:r>
+              <w:rPr>
+                <w:sz w:val="20"/>
+              </w:rPr>
+              <w:t>Post caption — hashtags removed</w:t>
+            </w:r>
+          </w:p>
+        </w:tc>
+        <w:tc>
+          <w:tcPr>
+            <w:tcW w:type="dxa" w:w="1872"/>
+            <w:tcW w:w="2592" w:type="dxa"/>
+            <w:shd w:val="clear" w:color="auto" w:fill="FFFFFF"/>
+            <w:tcBorders>
+              <w:top w:val="single" w:sz="4" w:space="0" w:color="CCCCCC"/>
+              <w:left w:val="single" w:sz="4" w:space="0" w:color="CCCCCC"/>
+              <w:bottom w:val="single" w:sz="4" w:space="0" w:color="CCCCCC"/>
+              <w:right w:val="single" w:sz="4" w:space="0" w:color="CCCCCC"/>
+            </w:tcBorders>
+          </w:tcPr>
+          <w:p>
+            <w:r>
+              <w:rPr>
+                <w:sz w:val="20"/>
+              </w:rPr>
+              <w:t>Firefox + Claude Vision (2-screenshot approach)</w:t>
+            </w:r>
+          </w:p>
+        </w:tc>
+      </w:tr>
+      <w:tr>
+        <w:tc>
+          <w:tcPr>
+            <w:tcW w:type="dxa" w:w="1872"/>
+            <w:tcW w:w="1728" w:type="dxa"/>
+            <w:shd w:val="clear" w:color="auto" w:fill="F0F4FF"/>
+            <w:tcBorders>
+              <w:top w:val="single" w:sz="4" w:space="0" w:color="CCCCCC"/>
+              <w:left w:val="single" w:sz="4" w:space="0" w:color="CCCCCC"/>
+              <w:bottom w:val="single" w:sz="4" w:space="0" w:color="CCCCCC"/>
+              <w:right w:val="single" w:sz="4" w:space="0" w:color="CCCCCC"/>
+            </w:tcBorders>
+          </w:tcPr>
+          <w:p>
+            <w:r>
+              <w:rPr>
+                <w:sz w:val="20"/>
+              </w:rPr>
+              <w:t>RedNote (小红书)</w:t>
             </w:r>
           </w:p>
         </w:tc>
@@ -4733,7 +5066,7 @@
               <w:rPr>
                 <w:sz w:val="20"/>
               </w:rPr>
-              <w:t>Total video views</w:t>
+              <w:t>Video views</w:t>
             </w:r>
           </w:p>
         </w:tc>
@@ -4754,14 +5087,14 @@
               <w:rPr>
                 <w:sz w:val="20"/>
               </w:rPr>
-              <w:t>Video description — hashtags removed</w:t>
+              <w:t>Post caption — hashtags removed</w:t>
             </w:r>
           </w:p>
         </w:tc>
         <w:tc>
           <w:tcPr>
             <w:tcW w:type="dxa" w:w="1872"/>
-            <w:tcW w:w="2736" w:type="dxa"/>
+            <w:tcW w:w="2592" w:type="dxa"/>
             <w:shd w:val="clear" w:color="auto" w:fill="F0F4FF"/>
             <w:tcBorders>
               <w:top w:val="single" w:sz="4" w:space="0" w:color="CCCCCC"/>
@@ -4775,12 +5108,33 @@
               <w:rPr>
                 <w:sz w:val="20"/>
               </w:rPr>
-              <w:t>Playwright + Claude Vision</w:t>
+              <w:t>Firefox + Claude Vision</w:t>
             </w:r>
           </w:p>
         </w:tc>
       </w:tr>
       <w:tr>
+        <w:tc>
+          <w:tcPr>
+            <w:tcW w:type="dxa" w:w="1872"/>
+            <w:tcW w:w="1728" w:type="dxa"/>
+            <w:shd w:val="clear" w:color="auto" w:fill="FFFFFF"/>
+            <w:tcBorders>
+              <w:top w:val="single" w:sz="4" w:space="0" w:color="CCCCCC"/>
+              <w:left w:val="single" w:sz="4" w:space="0" w:color="CCCCCC"/>
+              <w:bottom w:val="single" w:sz="4" w:space="0" w:color="CCCCCC"/>
+              <w:right w:val="single" w:sz="4" w:space="0" w:color="CCCCCC"/>
+            </w:tcBorders>
+          </w:tcPr>
+          <w:p>
+            <w:r>
+              <w:rPr>
+                <w:sz w:val="20"/>
+              </w:rPr>
+              <w:t>Facebook</w:t>
+            </w:r>
+          </w:p>
+        </w:tc>
         <w:tc>
           <w:tcPr>
             <w:tcW w:type="dxa" w:w="1872"/>
@@ -4798,7 +5152,200 @@
               <w:rPr>
                 <w:sz w:val="20"/>
               </w:rPr>
-              <w:t>Facebook</w:t>
+              <w:t>Video / Reels</w:t>
+            </w:r>
+          </w:p>
+        </w:tc>
+        <w:tc>
+          <w:tcPr>
+            <w:tcW w:type="dxa" w:w="1872"/>
+            <w:tcW w:w="1872" w:type="dxa"/>
+            <w:shd w:val="clear" w:color="auto" w:fill="FFFFFF"/>
+            <w:tcBorders>
+              <w:top w:val="single" w:sz="4" w:space="0" w:color="CCCCCC"/>
+              <w:left w:val="single" w:sz="4" w:space="0" w:color="CCCCCC"/>
+              <w:bottom w:val="single" w:sz="4" w:space="0" w:color="CCCCCC"/>
+              <w:right w:val="single" w:sz="4" w:space="0" w:color="CCCCCC"/>
+            </w:tcBorders>
+          </w:tcPr>
+          <w:p>
+            <w:r>
+              <w:rPr>
+                <w:sz w:val="20"/>
+              </w:rPr>
+              <w:t>Video views</w:t>
+            </w:r>
+          </w:p>
+        </w:tc>
+        <w:tc>
+          <w:tcPr>
+            <w:tcW w:type="dxa" w:w="1872"/>
+            <w:tcW w:w="3024" w:type="dxa"/>
+            <w:shd w:val="clear" w:color="auto" w:fill="FFFFFF"/>
+            <w:tcBorders>
+              <w:top w:val="single" w:sz="4" w:space="0" w:color="CCCCCC"/>
+              <w:left w:val="single" w:sz="4" w:space="0" w:color="CCCCCC"/>
+              <w:bottom w:val="single" w:sz="4" w:space="0" w:color="CCCCCC"/>
+              <w:right w:val="single" w:sz="4" w:space="0" w:color="CCCCCC"/>
+            </w:tcBorders>
+          </w:tcPr>
+          <w:p>
+            <w:r>
+              <w:rPr>
+                <w:sz w:val="20"/>
+              </w:rPr>
+              <w:t>Post caption — hashtags removed</w:t>
+            </w:r>
+          </w:p>
+        </w:tc>
+        <w:tc>
+          <w:tcPr>
+            <w:tcW w:type="dxa" w:w="1872"/>
+            <w:tcW w:w="2592" w:type="dxa"/>
+            <w:shd w:val="clear" w:color="auto" w:fill="FFFFFF"/>
+            <w:tcBorders>
+              <w:top w:val="single" w:sz="4" w:space="0" w:color="CCCCCC"/>
+              <w:left w:val="single" w:sz="4" w:space="0" w:color="CCCCCC"/>
+              <w:bottom w:val="single" w:sz="4" w:space="0" w:color="CCCCCC"/>
+              <w:right w:val="single" w:sz="4" w:space="0" w:color="CCCCCC"/>
+            </w:tcBorders>
+          </w:tcPr>
+          <w:p>
+            <w:r>
+              <w:rPr>
+                <w:sz w:val="20"/>
+              </w:rPr>
+              <w:t>Firefox + Claude Vision</w:t>
+            </w:r>
+          </w:p>
+        </w:tc>
+      </w:tr>
+      <w:tr>
+        <w:tc>
+          <w:tcPr>
+            <w:tcW w:type="dxa" w:w="1872"/>
+            <w:tcW w:w="1728" w:type="dxa"/>
+            <w:shd w:val="clear" w:color="auto" w:fill="F0F4FF"/>
+            <w:tcBorders>
+              <w:top w:val="single" w:sz="4" w:space="0" w:color="CCCCCC"/>
+              <w:left w:val="single" w:sz="4" w:space="0" w:color="CCCCCC"/>
+              <w:bottom w:val="single" w:sz="4" w:space="0" w:color="CCCCCC"/>
+              <w:right w:val="single" w:sz="4" w:space="0" w:color="CCCCCC"/>
+            </w:tcBorders>
+          </w:tcPr>
+          <w:p>
+            <w:r>
+              <w:rPr>
+                <w:sz w:val="20"/>
+              </w:rPr>
+              <w:t>X (Twitter)</w:t>
+            </w:r>
+          </w:p>
+        </w:tc>
+        <w:tc>
+          <w:tcPr>
+            <w:tcW w:type="dxa" w:w="1872"/>
+            <w:tcW w:w="1584" w:type="dxa"/>
+            <w:shd w:val="clear" w:color="auto" w:fill="F0F4FF"/>
+            <w:tcBorders>
+              <w:top w:val="single" w:sz="4" w:space="0" w:color="CCCCCC"/>
+              <w:left w:val="single" w:sz="4" w:space="0" w:color="CCCCCC"/>
+              <w:bottom w:val="single" w:sz="4" w:space="0" w:color="CCCCCC"/>
+              <w:right w:val="single" w:sz="4" w:space="0" w:color="CCCCCC"/>
+            </w:tcBorders>
+          </w:tcPr>
+          <w:p>
+            <w:r>
+              <w:rPr>
+                <w:sz w:val="20"/>
+              </w:rPr>
+              <w:t>Video post</w:t>
+            </w:r>
+          </w:p>
+        </w:tc>
+        <w:tc>
+          <w:tcPr>
+            <w:tcW w:type="dxa" w:w="1872"/>
+            <w:tcW w:w="1872" w:type="dxa"/>
+            <w:shd w:val="clear" w:color="auto" w:fill="F0F4FF"/>
+            <w:tcBorders>
+              <w:top w:val="single" w:sz="4" w:space="0" w:color="CCCCCC"/>
+              <w:left w:val="single" w:sz="4" w:space="0" w:color="CCCCCC"/>
+              <w:bottom w:val="single" w:sz="4" w:space="0" w:color="CCCCCC"/>
+              <w:right w:val="single" w:sz="4" w:space="0" w:color="CCCCCC"/>
+            </w:tcBorders>
+          </w:tcPr>
+          <w:p>
+            <w:r>
+              <w:rPr>
+                <w:sz w:val="20"/>
+              </w:rPr>
+              <w:t>Video views</w:t>
+            </w:r>
+          </w:p>
+        </w:tc>
+        <w:tc>
+          <w:tcPr>
+            <w:tcW w:type="dxa" w:w="1872"/>
+            <w:tcW w:w="3024" w:type="dxa"/>
+            <w:shd w:val="clear" w:color="auto" w:fill="F0F4FF"/>
+            <w:tcBorders>
+              <w:top w:val="single" w:sz="4" w:space="0" w:color="CCCCCC"/>
+              <w:left w:val="single" w:sz="4" w:space="0" w:color="CCCCCC"/>
+              <w:bottom w:val="single" w:sz="4" w:space="0" w:color="CCCCCC"/>
+              <w:right w:val="single" w:sz="4" w:space="0" w:color="CCCCCC"/>
+            </w:tcBorders>
+          </w:tcPr>
+          <w:p>
+            <w:r>
+              <w:rPr>
+                <w:sz w:val="20"/>
+              </w:rPr>
+              <w:t>Tweet text — hashtags removed</w:t>
+            </w:r>
+          </w:p>
+        </w:tc>
+        <w:tc>
+          <w:tcPr>
+            <w:tcW w:type="dxa" w:w="1872"/>
+            <w:tcW w:w="2592" w:type="dxa"/>
+            <w:shd w:val="clear" w:color="auto" w:fill="F0F4FF"/>
+            <w:tcBorders>
+              <w:top w:val="single" w:sz="4" w:space="0" w:color="CCCCCC"/>
+              <w:left w:val="single" w:sz="4" w:space="0" w:color="CCCCCC"/>
+              <w:bottom w:val="single" w:sz="4" w:space="0" w:color="CCCCCC"/>
+              <w:right w:val="single" w:sz="4" w:space="0" w:color="CCCCCC"/>
+            </w:tcBorders>
+          </w:tcPr>
+          <w:p>
+            <w:r>
+              <w:rPr>
+                <w:sz w:val="20"/>
+              </w:rPr>
+              <w:t>Firefox + Claude Vision</w:t>
+            </w:r>
+          </w:p>
+        </w:tc>
+      </w:tr>
+      <w:tr>
+        <w:tc>
+          <w:tcPr>
+            <w:tcW w:type="dxa" w:w="1872"/>
+            <w:tcW w:w="1728" w:type="dxa"/>
+            <w:shd w:val="clear" w:color="auto" w:fill="FFFFFF"/>
+            <w:tcBorders>
+              <w:top w:val="single" w:sz="4" w:space="0" w:color="CCCCCC"/>
+              <w:left w:val="single" w:sz="4" w:space="0" w:color="CCCCCC"/>
+              <w:bottom w:val="single" w:sz="4" w:space="0" w:color="CCCCCC"/>
+              <w:right w:val="single" w:sz="4" w:space="0" w:color="CCCCCC"/>
+            </w:tcBorders>
+          </w:tcPr>
+          <w:p>
+            <w:r>
+              <w:rPr>
+                <w:sz w:val="20"/>
+              </w:rPr>
+              <w:t>Threads</w:t>
             </w:r>
           </w:p>
         </w:tc>
@@ -4819,7 +5366,7 @@
               <w:rPr>
                 <w:sz w:val="20"/>
               </w:rPr>
-              <w:t>Video / Reels</w:t>
+              <w:t>Video post</w:t>
             </w:r>
           </w:p>
         </w:tc>
@@ -4868,7 +5415,7 @@
         <w:tc>
           <w:tcPr>
             <w:tcW w:type="dxa" w:w="1872"/>
-            <w:tcW w:w="2736" w:type="dxa"/>
+            <w:tcW w:w="2592" w:type="dxa"/>
             <w:shd w:val="clear" w:color="auto" w:fill="FFFFFF"/>
             <w:tcBorders>
               <w:top w:val="single" w:sz="4" w:space="0" w:color="CCCCCC"/>
@@ -4882,435 +5429,7 @@
               <w:rPr>
                 <w:sz w:val="20"/>
               </w:rPr>
-              <w:t>Playwright + Claude Vision</w:t>
-            </w:r>
-          </w:p>
-        </w:tc>
-      </w:tr>
-      <w:tr>
-        <w:tc>
-          <w:tcPr>
-            <w:tcW w:type="dxa" w:w="1872"/>
-            <w:tcW w:w="1584" w:type="dxa"/>
-            <w:shd w:val="clear" w:color="auto" w:fill="F0F4FF"/>
-            <w:tcBorders>
-              <w:top w:val="single" w:sz="4" w:space="0" w:color="CCCCCC"/>
-              <w:left w:val="single" w:sz="4" w:space="0" w:color="CCCCCC"/>
-              <w:bottom w:val="single" w:sz="4" w:space="0" w:color="CCCCCC"/>
-              <w:right w:val="single" w:sz="4" w:space="0" w:color="CCCCCC"/>
-            </w:tcBorders>
-          </w:tcPr>
-          <w:p>
-            <w:r>
-              <w:rPr>
-                <w:sz w:val="20"/>
-              </w:rPr>
-              <w:t>YouTube</w:t>
-            </w:r>
-          </w:p>
-        </w:tc>
-        <w:tc>
-          <w:tcPr>
-            <w:tcW w:type="dxa" w:w="1872"/>
-            <w:tcW w:w="1584" w:type="dxa"/>
-            <w:shd w:val="clear" w:color="auto" w:fill="F0F4FF"/>
-            <w:tcBorders>
-              <w:top w:val="single" w:sz="4" w:space="0" w:color="CCCCCC"/>
-              <w:left w:val="single" w:sz="4" w:space="0" w:color="CCCCCC"/>
-              <w:bottom w:val="single" w:sz="4" w:space="0" w:color="CCCCCC"/>
-              <w:right w:val="single" w:sz="4" w:space="0" w:color="CCCCCC"/>
-            </w:tcBorders>
-          </w:tcPr>
-          <w:p>
-            <w:r>
-              <w:rPr>
-                <w:sz w:val="20"/>
-              </w:rPr>
-              <w:t>Video / Shorts</w:t>
-            </w:r>
-          </w:p>
-        </w:tc>
-        <w:tc>
-          <w:tcPr>
-            <w:tcW w:type="dxa" w:w="1872"/>
-            <w:tcW w:w="1872" w:type="dxa"/>
-            <w:shd w:val="clear" w:color="auto" w:fill="F0F4FF"/>
-            <w:tcBorders>
-              <w:top w:val="single" w:sz="4" w:space="0" w:color="CCCCCC"/>
-              <w:left w:val="single" w:sz="4" w:space="0" w:color="CCCCCC"/>
-              <w:bottom w:val="single" w:sz="4" w:space="0" w:color="CCCCCC"/>
-              <w:right w:val="single" w:sz="4" w:space="0" w:color="CCCCCC"/>
-            </w:tcBorders>
-          </w:tcPr>
-          <w:p>
-            <w:r>
-              <w:rPr>
-                <w:sz w:val="20"/>
-              </w:rPr>
-              <w:t>Total video views</w:t>
-            </w:r>
-          </w:p>
-        </w:tc>
-        <w:tc>
-          <w:tcPr>
-            <w:tcW w:type="dxa" w:w="1872"/>
-            <w:tcW w:w="3024" w:type="dxa"/>
-            <w:shd w:val="clear" w:color="auto" w:fill="F0F4FF"/>
-            <w:tcBorders>
-              <w:top w:val="single" w:sz="4" w:space="0" w:color="CCCCCC"/>
-              <w:left w:val="single" w:sz="4" w:space="0" w:color="CCCCCC"/>
-              <w:bottom w:val="single" w:sz="4" w:space="0" w:color="CCCCCC"/>
-              <w:right w:val="single" w:sz="4" w:space="0" w:color="CCCCCC"/>
-            </w:tcBorders>
-          </w:tcPr>
-          <w:p>
-            <w:r>
-              <w:rPr>
-                <w:sz w:val="20"/>
-              </w:rPr>
-              <w:t>Video title</w:t>
-            </w:r>
-          </w:p>
-        </w:tc>
-        <w:tc>
-          <w:tcPr>
-            <w:tcW w:type="dxa" w:w="1872"/>
-            <w:tcW w:w="2736" w:type="dxa"/>
-            <w:shd w:val="clear" w:color="auto" w:fill="F0F4FF"/>
-            <w:tcBorders>
-              <w:top w:val="single" w:sz="4" w:space="0" w:color="CCCCCC"/>
-              <w:left w:val="single" w:sz="4" w:space="0" w:color="CCCCCC"/>
-              <w:bottom w:val="single" w:sz="4" w:space="0" w:color="CCCCCC"/>
-              <w:right w:val="single" w:sz="4" w:space="0" w:color="CCCCCC"/>
-            </w:tcBorders>
-          </w:tcPr>
-          <w:p>
-            <w:r>
-              <w:rPr>
-                <w:sz w:val="20"/>
-              </w:rPr>
-              <w:t>Playwright + Claude Vision</w:t>
-            </w:r>
-          </w:p>
-        </w:tc>
-      </w:tr>
-      <w:tr>
-        <w:tc>
-          <w:tcPr>
-            <w:tcW w:type="dxa" w:w="1872"/>
-            <w:tcW w:w="1584" w:type="dxa"/>
-            <w:shd w:val="clear" w:color="auto" w:fill="FFFFFF"/>
-            <w:tcBorders>
-              <w:top w:val="single" w:sz="4" w:space="0" w:color="CCCCCC"/>
-              <w:left w:val="single" w:sz="4" w:space="0" w:color="CCCCCC"/>
-              <w:bottom w:val="single" w:sz="4" w:space="0" w:color="CCCCCC"/>
-              <w:right w:val="single" w:sz="4" w:space="0" w:color="CCCCCC"/>
-            </w:tcBorders>
-          </w:tcPr>
-          <w:p>
-            <w:r>
-              <w:rPr>
-                <w:sz w:val="20"/>
-              </w:rPr>
-              <w:t>X (Twitter)</w:t>
-            </w:r>
-          </w:p>
-        </w:tc>
-        <w:tc>
-          <w:tcPr>
-            <w:tcW w:type="dxa" w:w="1872"/>
-            <w:tcW w:w="1584" w:type="dxa"/>
-            <w:shd w:val="clear" w:color="auto" w:fill="FFFFFF"/>
-            <w:tcBorders>
-              <w:top w:val="single" w:sz="4" w:space="0" w:color="CCCCCC"/>
-              <w:left w:val="single" w:sz="4" w:space="0" w:color="CCCCCC"/>
-              <w:bottom w:val="single" w:sz="4" w:space="0" w:color="CCCCCC"/>
-              <w:right w:val="single" w:sz="4" w:space="0" w:color="CCCCCC"/>
-            </w:tcBorders>
-          </w:tcPr>
-          <w:p>
-            <w:r>
-              <w:rPr>
-                <w:sz w:val="20"/>
-              </w:rPr>
-              <w:t>Video post</w:t>
-            </w:r>
-          </w:p>
-        </w:tc>
-        <w:tc>
-          <w:tcPr>
-            <w:tcW w:type="dxa" w:w="1872"/>
-            <w:tcW w:w="1872" w:type="dxa"/>
-            <w:shd w:val="clear" w:color="auto" w:fill="FFFFFF"/>
-            <w:tcBorders>
-              <w:top w:val="single" w:sz="4" w:space="0" w:color="CCCCCC"/>
-              <w:left w:val="single" w:sz="4" w:space="0" w:color="CCCCCC"/>
-              <w:bottom w:val="single" w:sz="4" w:space="0" w:color="CCCCCC"/>
-              <w:right w:val="single" w:sz="4" w:space="0" w:color="CCCCCC"/>
-            </w:tcBorders>
-          </w:tcPr>
-          <w:p>
-            <w:r>
-              <w:rPr>
-                <w:sz w:val="20"/>
-              </w:rPr>
-              <w:t>Video views</w:t>
-            </w:r>
-          </w:p>
-        </w:tc>
-        <w:tc>
-          <w:tcPr>
-            <w:tcW w:type="dxa" w:w="1872"/>
-            <w:tcW w:w="3024" w:type="dxa"/>
-            <w:shd w:val="clear" w:color="auto" w:fill="FFFFFF"/>
-            <w:tcBorders>
-              <w:top w:val="single" w:sz="4" w:space="0" w:color="CCCCCC"/>
-              <w:left w:val="single" w:sz="4" w:space="0" w:color="CCCCCC"/>
-              <w:bottom w:val="single" w:sz="4" w:space="0" w:color="CCCCCC"/>
-              <w:right w:val="single" w:sz="4" w:space="0" w:color="CCCCCC"/>
-            </w:tcBorders>
-          </w:tcPr>
-          <w:p>
-            <w:r>
-              <w:rPr>
-                <w:sz w:val="20"/>
-              </w:rPr>
-              <w:t>Tweet text — hashtags removed</w:t>
-            </w:r>
-          </w:p>
-        </w:tc>
-        <w:tc>
-          <w:tcPr>
-            <w:tcW w:type="dxa" w:w="1872"/>
-            <w:tcW w:w="2736" w:type="dxa"/>
-            <w:shd w:val="clear" w:color="auto" w:fill="FFFFFF"/>
-            <w:tcBorders>
-              <w:top w:val="single" w:sz="4" w:space="0" w:color="CCCCCC"/>
-              <w:left w:val="single" w:sz="4" w:space="0" w:color="CCCCCC"/>
-              <w:bottom w:val="single" w:sz="4" w:space="0" w:color="CCCCCC"/>
-              <w:right w:val="single" w:sz="4" w:space="0" w:color="CCCCCC"/>
-            </w:tcBorders>
-          </w:tcPr>
-          <w:p>
-            <w:r>
-              <w:rPr>
-                <w:sz w:val="20"/>
-              </w:rPr>
-              <w:t>Playwright + Claude Vision</w:t>
-            </w:r>
-          </w:p>
-        </w:tc>
-      </w:tr>
-      <w:tr>
-        <w:tc>
-          <w:tcPr>
-            <w:tcW w:type="dxa" w:w="1872"/>
-            <w:tcW w:w="1584" w:type="dxa"/>
-            <w:shd w:val="clear" w:color="auto" w:fill="F0F4FF"/>
-            <w:tcBorders>
-              <w:top w:val="single" w:sz="4" w:space="0" w:color="CCCCCC"/>
-              <w:left w:val="single" w:sz="4" w:space="0" w:color="CCCCCC"/>
-              <w:bottom w:val="single" w:sz="4" w:space="0" w:color="CCCCCC"/>
-              <w:right w:val="single" w:sz="4" w:space="0" w:color="CCCCCC"/>
-            </w:tcBorders>
-          </w:tcPr>
-          <w:p>
-            <w:r>
-              <w:rPr>
-                <w:sz w:val="20"/>
-              </w:rPr>
-              <w:t>RedNote</w:t>
-            </w:r>
-          </w:p>
-        </w:tc>
-        <w:tc>
-          <w:tcPr>
-            <w:tcW w:type="dxa" w:w="1872"/>
-            <w:tcW w:w="1584" w:type="dxa"/>
-            <w:shd w:val="clear" w:color="auto" w:fill="F0F4FF"/>
-            <w:tcBorders>
-              <w:top w:val="single" w:sz="4" w:space="0" w:color="CCCCCC"/>
-              <w:left w:val="single" w:sz="4" w:space="0" w:color="CCCCCC"/>
-              <w:bottom w:val="single" w:sz="4" w:space="0" w:color="CCCCCC"/>
-              <w:right w:val="single" w:sz="4" w:space="0" w:color="CCCCCC"/>
-            </w:tcBorders>
-          </w:tcPr>
-          <w:p>
-            <w:r>
-              <w:rPr>
-                <w:sz w:val="20"/>
-              </w:rPr>
-              <w:t>Video</w:t>
-            </w:r>
-          </w:p>
-        </w:tc>
-        <w:tc>
-          <w:tcPr>
-            <w:tcW w:type="dxa" w:w="1872"/>
-            <w:tcW w:w="1872" w:type="dxa"/>
-            <w:shd w:val="clear" w:color="auto" w:fill="F0F4FF"/>
-            <w:tcBorders>
-              <w:top w:val="single" w:sz="4" w:space="0" w:color="CCCCCC"/>
-              <w:left w:val="single" w:sz="4" w:space="0" w:color="CCCCCC"/>
-              <w:bottom w:val="single" w:sz="4" w:space="0" w:color="CCCCCC"/>
-              <w:right w:val="single" w:sz="4" w:space="0" w:color="CCCCCC"/>
-            </w:tcBorders>
-          </w:tcPr>
-          <w:p>
-            <w:r>
-              <w:rPr>
-                <w:sz w:val="20"/>
-              </w:rPr>
-              <w:t>Video views</w:t>
-            </w:r>
-          </w:p>
-        </w:tc>
-        <w:tc>
-          <w:tcPr>
-            <w:tcW w:type="dxa" w:w="1872"/>
-            <w:tcW w:w="3024" w:type="dxa"/>
-            <w:shd w:val="clear" w:color="auto" w:fill="F0F4FF"/>
-            <w:tcBorders>
-              <w:top w:val="single" w:sz="4" w:space="0" w:color="CCCCCC"/>
-              <w:left w:val="single" w:sz="4" w:space="0" w:color="CCCCCC"/>
-              <w:bottom w:val="single" w:sz="4" w:space="0" w:color="CCCCCC"/>
-              <w:right w:val="single" w:sz="4" w:space="0" w:color="CCCCCC"/>
-            </w:tcBorders>
-          </w:tcPr>
-          <w:p>
-            <w:r>
-              <w:rPr>
-                <w:sz w:val="20"/>
-              </w:rPr>
-              <w:t>Post caption — hashtags removed</w:t>
-            </w:r>
-          </w:p>
-        </w:tc>
-        <w:tc>
-          <w:tcPr>
-            <w:tcW w:type="dxa" w:w="1872"/>
-            <w:tcW w:w="2736" w:type="dxa"/>
-            <w:shd w:val="clear" w:color="auto" w:fill="F0F4FF"/>
-            <w:tcBorders>
-              <w:top w:val="single" w:sz="4" w:space="0" w:color="CCCCCC"/>
-              <w:left w:val="single" w:sz="4" w:space="0" w:color="CCCCCC"/>
-              <w:bottom w:val="single" w:sz="4" w:space="0" w:color="CCCCCC"/>
-              <w:right w:val="single" w:sz="4" w:space="0" w:color="CCCCCC"/>
-            </w:tcBorders>
-          </w:tcPr>
-          <w:p>
-            <w:r>
-              <w:rPr>
-                <w:sz w:val="20"/>
-              </w:rPr>
-              <w:t>Playwright + Claude Vision</w:t>
-            </w:r>
-          </w:p>
-        </w:tc>
-      </w:tr>
-      <w:tr>
-        <w:tc>
-          <w:tcPr>
-            <w:tcW w:type="dxa" w:w="1872"/>
-            <w:tcW w:w="1584" w:type="dxa"/>
-            <w:shd w:val="clear" w:color="auto" w:fill="FFFFFF"/>
-            <w:tcBorders>
-              <w:top w:val="single" w:sz="4" w:space="0" w:color="CCCCCC"/>
-              <w:left w:val="single" w:sz="4" w:space="0" w:color="CCCCCC"/>
-              <w:bottom w:val="single" w:sz="4" w:space="0" w:color="CCCCCC"/>
-              <w:right w:val="single" w:sz="4" w:space="0" w:color="CCCCCC"/>
-            </w:tcBorders>
-          </w:tcPr>
-          <w:p>
-            <w:r>
-              <w:rPr>
-                <w:sz w:val="20"/>
-              </w:rPr>
-              <w:t>Threads</w:t>
-            </w:r>
-          </w:p>
-        </w:tc>
-        <w:tc>
-          <w:tcPr>
-            <w:tcW w:type="dxa" w:w="1872"/>
-            <w:tcW w:w="1584" w:type="dxa"/>
-            <w:shd w:val="clear" w:color="auto" w:fill="FFFFFF"/>
-            <w:tcBorders>
-              <w:top w:val="single" w:sz="4" w:space="0" w:color="CCCCCC"/>
-              <w:left w:val="single" w:sz="4" w:space="0" w:color="CCCCCC"/>
-              <w:bottom w:val="single" w:sz="4" w:space="0" w:color="CCCCCC"/>
-              <w:right w:val="single" w:sz="4" w:space="0" w:color="CCCCCC"/>
-            </w:tcBorders>
-          </w:tcPr>
-          <w:p>
-            <w:r>
-              <w:rPr>
-                <w:sz w:val="20"/>
-              </w:rPr>
-              <w:t>Video post</w:t>
-            </w:r>
-          </w:p>
-        </w:tc>
-        <w:tc>
-          <w:tcPr>
-            <w:tcW w:type="dxa" w:w="1872"/>
-            <w:tcW w:w="1872" w:type="dxa"/>
-            <w:shd w:val="clear" w:color="auto" w:fill="FFFFFF"/>
-            <w:tcBorders>
-              <w:top w:val="single" w:sz="4" w:space="0" w:color="CCCCCC"/>
-              <w:left w:val="single" w:sz="4" w:space="0" w:color="CCCCCC"/>
-              <w:bottom w:val="single" w:sz="4" w:space="0" w:color="CCCCCC"/>
-              <w:right w:val="single" w:sz="4" w:space="0" w:color="CCCCCC"/>
-            </w:tcBorders>
-          </w:tcPr>
-          <w:p>
-            <w:r>
-              <w:rPr>
-                <w:sz w:val="20"/>
-              </w:rPr>
-              <w:t>Video views</w:t>
-            </w:r>
-          </w:p>
-        </w:tc>
-        <w:tc>
-          <w:tcPr>
-            <w:tcW w:type="dxa" w:w="1872"/>
-            <w:tcW w:w="3024" w:type="dxa"/>
-            <w:shd w:val="clear" w:color="auto" w:fill="FFFFFF"/>
-            <w:tcBorders>
-              <w:top w:val="single" w:sz="4" w:space="0" w:color="CCCCCC"/>
-              <w:left w:val="single" w:sz="4" w:space="0" w:color="CCCCCC"/>
-              <w:bottom w:val="single" w:sz="4" w:space="0" w:color="CCCCCC"/>
-              <w:right w:val="single" w:sz="4" w:space="0" w:color="CCCCCC"/>
-            </w:tcBorders>
-          </w:tcPr>
-          <w:p>
-            <w:r>
-              <w:rPr>
-                <w:sz w:val="20"/>
-              </w:rPr>
-              <w:t>Post caption — hashtags removed</w:t>
-            </w:r>
-          </w:p>
-        </w:tc>
-        <w:tc>
-          <w:tcPr>
-            <w:tcW w:type="dxa" w:w="1872"/>
-            <w:tcW w:w="2736" w:type="dxa"/>
-            <w:shd w:val="clear" w:color="auto" w:fill="FFFFFF"/>
-            <w:tcBorders>
-              <w:top w:val="single" w:sz="4" w:space="0" w:color="CCCCCC"/>
-              <w:left w:val="single" w:sz="4" w:space="0" w:color="CCCCCC"/>
-              <w:bottom w:val="single" w:sz="4" w:space="0" w:color="CCCCCC"/>
-              <w:right w:val="single" w:sz="4" w:space="0" w:color="CCCCCC"/>
-            </w:tcBorders>
-          </w:tcPr>
-          <w:p>
-            <w:r>
-              <w:rPr>
-                <w:sz w:val="20"/>
-              </w:rPr>
-              <w:t>Playwright + Claude Vision</w:t>
+              <w:t>Firefox + Claude Vision</w:t>
             </w:r>
           </w:p>
         </w:tc>
@@ -5482,7 +5601,7 @@
               <w:rPr>
                 <w:sz w:val="20"/>
               </w:rPr>
-              <w:t>System reads Lark Sheet to find rows where Column F has a URL and columns A/D/E/G are empty.</w:t>
+              <w:t>System reads Lark Bitable to find rows where Column F has a URL and columns A/D/E/G are empty.</w:t>
             </w:r>
           </w:p>
         </w:tc>
@@ -5549,7 +5668,7 @@
               <w:rPr>
                 <w:sz w:val="20"/>
               </w:rPr>
-              <w:t>System opens each video URL in a real Chrome browser using Playwright with a persistent profile.</w:t>
+              <w:t>System routes YouTube/TikTok URLs to yt-dlp for fast, exact metadata extraction (no browser).</w:t>
             </w:r>
           </w:p>
         </w:tc>
@@ -5616,7 +5735,7 @@
               <w:rPr>
                 <w:sz w:val="20"/>
               </w:rPr>
-              <w:t>System takes a screenshot of the video page.</w:t>
+              <w:t>System routes Instagram/RedNote URLs to Firefox + Claude Vision for screenshot-based extraction.</w:t>
             </w:r>
           </w:p>
         </w:tc>
@@ -5683,7 +5802,7 @@
               <w:rPr>
                 <w:sz w:val="20"/>
               </w:rPr>
-              <w:t>System sends screenshot to Claude Haiku Vision model to extract posted date, caption, and view count.</w:t>
+              <w:t>For Instagram: system takes two screenshots — reel page (caption + date) and profile grid (view count).</w:t>
             </w:r>
           </w:p>
         </w:tc>
@@ -5750,7 +5869,7 @@
               <w:rPr>
                 <w:sz w:val="20"/>
               </w:rPr>
-              <w:t>System strips ALL hashtags from caption using Unicode-aware regex before writing to Column D.</w:t>
+              <w:t>System sends screenshots to Claude Haiku Vision (claude-haiku-4-5) to extract posted date, caption, view count.</w:t>
             </w:r>
           </w:p>
         </w:tc>
@@ -5817,7 +5936,7 @@
               <w:rPr>
                 <w:sz w:val="20"/>
               </w:rPr>
-              <w:t>System writes posted date to Column A only.</w:t>
+              <w:t>System strips ALL hashtags from caption using Unicode-aware regex before writing to Column D.</w:t>
             </w:r>
           </w:p>
         </w:tc>
@@ -5884,7 +6003,7 @@
               <w:rPr>
                 <w:sz w:val="20"/>
               </w:rPr>
-              <w:t>System writes cleaned caption to Column D only. Writes "No caption" if empty.</w:t>
+              <w:t>System writes posted date to Column A only.</w:t>
             </w:r>
           </w:p>
         </w:tc>
@@ -5951,7 +6070,7 @@
               <w:rPr>
                 <w:sz w:val="20"/>
               </w:rPr>
-              <w:t>System writes "Content Casual" to Column E only. Hardcoded always.</w:t>
+              <w:t>System writes cleaned caption to Column D only. Writes "No caption" if empty.</w:t>
             </w:r>
           </w:p>
         </w:tc>
@@ -6018,7 +6137,7 @@
               <w:rPr>
                 <w:sz w:val="20"/>
               </w:rPr>
-              <w:t>System writes view count to Column G only.</w:t>
+              <w:t>System writes "Content Casual" to Column E only. Hardcoded always.</w:t>
             </w:r>
           </w:p>
         </w:tc>
@@ -6085,7 +6204,7 @@
               <w:rPr>
                 <w:sz w:val="20"/>
               </w:rPr>
-              <w:t>System NEVER writes to Columns B, C, F, or H. Any attempt raises an exception immediately.</w:t>
+              <w:t>System writes view count to Column G only.</w:t>
             </w:r>
           </w:p>
         </w:tc>
@@ -6152,7 +6271,7 @@
               <w:rPr>
                 <w:sz w:val="20"/>
               </w:rPr>
-              <w:t>System writes into existing rows only — never appends new rows.</w:t>
+              <w:t>System NEVER writes to Columns B, C, F, or H. Any attempt raises an exception immediately.</w:t>
             </w:r>
           </w:p>
         </w:tc>
@@ -6219,7 +6338,7 @@
               <w:rPr>
                 <w:sz w:val="20"/>
               </w:rPr>
-              <w:t>System triggers via python run.py only. No UI required.</w:t>
+              <w:t>System writes all fields for a row in ONE atomic Lark API call — prevents partial data if system crashes.</w:t>
             </w:r>
           </w:p>
         </w:tc>
@@ -6286,7 +6405,7 @@
               <w:rPr>
                 <w:sz w:val="20"/>
               </w:rPr>
-              <w:t>System supports all 7 platforms: Instagram, TikTok, Facebook, YouTube, X, RedNote, Threads.</w:t>
+              <w:t>System writes into existing rows only — never appends new rows.</w:t>
             </w:r>
           </w:p>
         </w:tc>
@@ -6329,10 +6448,10 @@
             <w:r>
               <w:rPr>
                 <w:b w:val="0"/>
-                <w:color w:val="4472C4"/>
-                <w:sz w:val="20"/>
-              </w:rPr>
-              <w:t>S</w:t>
+                <w:color w:val="007000"/>
+                <w:sz w:val="20"/>
+              </w:rPr>
+              <w:t>M</w:t>
             </w:r>
           </w:p>
         </w:tc>
@@ -6353,7 +6472,7 @@
               <w:rPr>
                 <w:sz w:val="20"/>
               </w:rPr>
-              <w:t>System prints a run summary showing success/failure status for each URL processed.</w:t>
+              <w:t>System runs as a background watcher (watcher.py) — checks Lark every 5 minutes automatically.</w:t>
             </w:r>
           </w:p>
         </w:tc>
@@ -6396,10 +6515,10 @@
             <w:r>
               <w:rPr>
                 <w:b w:val="0"/>
-                <w:color w:val="4472C4"/>
-                <w:sz w:val="20"/>
-              </w:rPr>
-              <w:t>S</w:t>
+                <w:color w:val="007000"/>
+                <w:sz w:val="20"/>
+              </w:rPr>
+              <w:t>M</w:t>
             </w:r>
           </w:p>
         </w:tc>
@@ -6420,7 +6539,7 @@
               <w:rPr>
                 <w:sz w:val="20"/>
               </w:rPr>
-              <w:t>System generates AI performance analysis and content recommendations after processing.</w:t>
+              <w:t>System validates all required .env variables on startup — shows clear error if any are missing.</w:t>
             </w:r>
           </w:p>
         </w:tc>
@@ -6463,10 +6582,10 @@
             <w:r>
               <w:rPr>
                 <w:b w:val="0"/>
-                <w:color w:val="4472C4"/>
-                <w:sz w:val="20"/>
-              </w:rPr>
-              <w:t>S</w:t>
+                <w:color w:val="007000"/>
+                <w:sz w:val="20"/>
+              </w:rPr>
+              <w:t>M</w:t>
             </w:r>
           </w:p>
         </w:tc>
@@ -6487,7 +6606,7 @@
               <w:rPr>
                 <w:sz w:val="20"/>
               </w:rPr>
-              <w:t>If a URL fails, system logs the error and continues processing remaining URLs.</w:t>
+              <w:t>System retries failed Lark writes up to 3 times with exponential back-off (2s, 4s, 8s).</w:t>
             </w:r>
           </w:p>
         </w:tc>
@@ -6530,10 +6649,10 @@
             <w:r>
               <w:rPr>
                 <w:b w:val="0"/>
-                <w:color w:val="C55A11"/>
-                <w:sz w:val="20"/>
-              </w:rPr>
-              <w:t>C</w:t>
+                <w:color w:val="4472C4"/>
+                <w:sz w:val="20"/>
+              </w:rPr>
+              <w:t>S</w:t>
             </w:r>
           </w:p>
         </w:tc>
@@ -6542,6 +6661,207 @@
             <w:tcW w:type="dxa" w:w="3120"/>
             <w:tcW w:w="8496" w:type="dxa"/>
             <w:shd w:val="clear" w:color="auto" w:fill="FFFFFF"/>
+            <w:tcBorders>
+              <w:top w:val="single" w:sz="4" w:space="0" w:color="CCCCCC"/>
+              <w:left w:val="single" w:sz="4" w:space="0" w:color="CCCCCC"/>
+              <w:bottom w:val="single" w:sz="4" w:space="0" w:color="CCCCCC"/>
+              <w:right w:val="single" w:sz="4" w:space="0" w:color="CCCCCC"/>
+            </w:tcBorders>
+          </w:tcPr>
+          <w:p>
+            <w:r>
+              <w:rPr>
+                <w:sz w:val="20"/>
+              </w:rPr>
+              <w:t>System prints a run summary showing success/failure status for each URL processed.</w:t>
+            </w:r>
+          </w:p>
+        </w:tc>
+      </w:tr>
+      <w:tr>
+        <w:tc>
+          <w:tcPr>
+            <w:tcW w:type="dxa" w:w="3120"/>
+            <w:tcW w:w="1152" w:type="dxa"/>
+            <w:shd w:val="clear" w:color="auto" w:fill="F0F4FF"/>
+            <w:tcBorders>
+              <w:top w:val="single" w:sz="4" w:space="0" w:color="CCCCCC"/>
+              <w:left w:val="single" w:sz="4" w:space="0" w:color="CCCCCC"/>
+              <w:bottom w:val="single" w:sz="4" w:space="0" w:color="CCCCCC"/>
+              <w:right w:val="single" w:sz="4" w:space="0" w:color="CCCCCC"/>
+            </w:tcBorders>
+          </w:tcPr>
+          <w:p>
+            <w:r>
+              <w:rPr>
+                <w:sz w:val="20"/>
+              </w:rPr>
+              <w:t>FR-18</w:t>
+            </w:r>
+          </w:p>
+        </w:tc>
+        <w:tc>
+          <w:tcPr>
+            <w:tcW w:type="dxa" w:w="3120"/>
+            <w:tcW w:w="1152" w:type="dxa"/>
+            <w:shd w:val="clear" w:color="auto" w:fill="F0F4FF"/>
+            <w:tcBorders>
+              <w:top w:val="single" w:sz="4" w:space="0" w:color="CCCCCC"/>
+              <w:left w:val="single" w:sz="4" w:space="0" w:color="CCCCCC"/>
+              <w:bottom w:val="single" w:sz="4" w:space="0" w:color="CCCCCC"/>
+              <w:right w:val="single" w:sz="4" w:space="0" w:color="CCCCCC"/>
+            </w:tcBorders>
+          </w:tcPr>
+          <w:p>
+            <w:r>
+              <w:rPr>
+                <w:b w:val="0"/>
+                <w:color w:val="4472C4"/>
+                <w:sz w:val="20"/>
+              </w:rPr>
+              <w:t>S</w:t>
+            </w:r>
+          </w:p>
+        </w:tc>
+        <w:tc>
+          <w:tcPr>
+            <w:tcW w:type="dxa" w:w="3120"/>
+            <w:tcW w:w="8496" w:type="dxa"/>
+            <w:shd w:val="clear" w:color="auto" w:fill="F0F4FF"/>
+            <w:tcBorders>
+              <w:top w:val="single" w:sz="4" w:space="0" w:color="CCCCCC"/>
+              <w:left w:val="single" w:sz="4" w:space="0" w:color="CCCCCC"/>
+              <w:bottom w:val="single" w:sz="4" w:space="0" w:color="CCCCCC"/>
+              <w:right w:val="single" w:sz="4" w:space="0" w:color="CCCCCC"/>
+            </w:tcBorders>
+          </w:tcPr>
+          <w:p>
+            <w:r>
+              <w:rPr>
+                <w:sz w:val="20"/>
+              </w:rPr>
+              <w:t>If a URL fails, system logs the error in plain English and continues processing remaining URLs.</w:t>
+            </w:r>
+          </w:p>
+        </w:tc>
+      </w:tr>
+      <w:tr>
+        <w:tc>
+          <w:tcPr>
+            <w:tcW w:type="dxa" w:w="3120"/>
+            <w:tcW w:w="1152" w:type="dxa"/>
+            <w:shd w:val="clear" w:color="auto" w:fill="FFFFFF"/>
+            <w:tcBorders>
+              <w:top w:val="single" w:sz="4" w:space="0" w:color="CCCCCC"/>
+              <w:left w:val="single" w:sz="4" w:space="0" w:color="CCCCCC"/>
+              <w:bottom w:val="single" w:sz="4" w:space="0" w:color="CCCCCC"/>
+              <w:right w:val="single" w:sz="4" w:space="0" w:color="CCCCCC"/>
+            </w:tcBorders>
+          </w:tcPr>
+          <w:p>
+            <w:r>
+              <w:rPr>
+                <w:sz w:val="20"/>
+              </w:rPr>
+              <w:t>FR-19</w:t>
+            </w:r>
+          </w:p>
+        </w:tc>
+        <w:tc>
+          <w:tcPr>
+            <w:tcW w:type="dxa" w:w="3120"/>
+            <w:tcW w:w="1152" w:type="dxa"/>
+            <w:shd w:val="clear" w:color="auto" w:fill="FFFFFF"/>
+            <w:tcBorders>
+              <w:top w:val="single" w:sz="4" w:space="0" w:color="CCCCCC"/>
+              <w:left w:val="single" w:sz="4" w:space="0" w:color="CCCCCC"/>
+              <w:bottom w:val="single" w:sz="4" w:space="0" w:color="CCCCCC"/>
+              <w:right w:val="single" w:sz="4" w:space="0" w:color="CCCCCC"/>
+            </w:tcBorders>
+          </w:tcPr>
+          <w:p>
+            <w:r>
+              <w:rPr>
+                <w:b w:val="0"/>
+                <w:color w:val="4472C4"/>
+                <w:sz w:val="20"/>
+              </w:rPr>
+              <w:t>S</w:t>
+            </w:r>
+          </w:p>
+        </w:tc>
+        <w:tc>
+          <w:tcPr>
+            <w:tcW w:type="dxa" w:w="3120"/>
+            <w:tcW w:w="8496" w:type="dxa"/>
+            <w:shd w:val="clear" w:color="auto" w:fill="FFFFFF"/>
+            <w:tcBorders>
+              <w:top w:val="single" w:sz="4" w:space="0" w:color="CCCCCC"/>
+              <w:left w:val="single" w:sz="4" w:space="0" w:color="CCCCCC"/>
+              <w:bottom w:val="single" w:sz="4" w:space="0" w:color="CCCCCC"/>
+              <w:right w:val="single" w:sz="4" w:space="0" w:color="CCCCCC"/>
+            </w:tcBorders>
+          </w:tcPr>
+          <w:p>
+            <w:r>
+              <w:rPr>
+                <w:sz w:val="20"/>
+              </w:rPr>
+              <w:t>All activity logged to logs/auto_count.log with timestamps and severity levels.</w:t>
+            </w:r>
+          </w:p>
+        </w:tc>
+      </w:tr>
+      <w:tr>
+        <w:tc>
+          <w:tcPr>
+            <w:tcW w:type="dxa" w:w="3120"/>
+            <w:tcW w:w="1152" w:type="dxa"/>
+            <w:shd w:val="clear" w:color="auto" w:fill="F0F4FF"/>
+            <w:tcBorders>
+              <w:top w:val="single" w:sz="4" w:space="0" w:color="CCCCCC"/>
+              <w:left w:val="single" w:sz="4" w:space="0" w:color="CCCCCC"/>
+              <w:bottom w:val="single" w:sz="4" w:space="0" w:color="CCCCCC"/>
+              <w:right w:val="single" w:sz="4" w:space="0" w:color="CCCCCC"/>
+            </w:tcBorders>
+          </w:tcPr>
+          <w:p>
+            <w:r>
+              <w:rPr>
+                <w:sz w:val="20"/>
+              </w:rPr>
+              <w:t>FR-20</w:t>
+            </w:r>
+          </w:p>
+        </w:tc>
+        <w:tc>
+          <w:tcPr>
+            <w:tcW w:type="dxa" w:w="3120"/>
+            <w:tcW w:w="1152" w:type="dxa"/>
+            <w:shd w:val="clear" w:color="auto" w:fill="F0F4FF"/>
+            <w:tcBorders>
+              <w:top w:val="single" w:sz="4" w:space="0" w:color="CCCCCC"/>
+              <w:left w:val="single" w:sz="4" w:space="0" w:color="CCCCCC"/>
+              <w:bottom w:val="single" w:sz="4" w:space="0" w:color="CCCCCC"/>
+              <w:right w:val="single" w:sz="4" w:space="0" w:color="CCCCCC"/>
+            </w:tcBorders>
+          </w:tcPr>
+          <w:p>
+            <w:r>
+              <w:rPr>
+                <w:b w:val="0"/>
+                <w:color w:val="C55A11"/>
+                <w:sz w:val="20"/>
+              </w:rPr>
+              <w:t>C</w:t>
+            </w:r>
+          </w:p>
+        </w:tc>
+        <w:tc>
+          <w:tcPr>
+            <w:tcW w:type="dxa" w:w="3120"/>
+            <w:tcW w:w="8496" w:type="dxa"/>
+            <w:shd w:val="clear" w:color="auto" w:fill="F0F4FF"/>
             <w:tcBorders>
               <w:top w:val="single" w:sz="4" w:space="0" w:color="CCCCCC"/>
               <w:left w:val="single" w:sz="4" w:space="0" w:color="CCCCCC"/>
@@ -7101,7 +7421,7 @@
               <w:rPr>
                 <w:sz w:val="20"/>
               </w:rPr>
-              <w:t>lark_writer.py must have pytest tests proving B/C/F/H writes raise exceptions.</w:t>
+              <w:t>283 automated pytest tests across 6 test files — positive, negative, security, performance, UI/UX, and stress cases. All must pass (no real network calls).</w:t>
             </w:r>
           </w:p>
         </w:tc>
@@ -7166,7 +7486,137 @@
               <w:rPr>
                 <w:sz w:val="20"/>
               </w:rPr>
-              <w:t>System runs on Python 3.11+ on macOS.</w:t>
+              <w:t>System runs on Python 3.9+ on macOS.</w:t>
+            </w:r>
+          </w:p>
+        </w:tc>
+      </w:tr>
+      <w:tr>
+        <w:tc>
+          <w:tcPr>
+            <w:tcW w:type="dxa" w:w="3120"/>
+            <w:tcW w:w="1296" w:type="dxa"/>
+            <w:shd w:val="clear" w:color="auto" w:fill="FFFFFF"/>
+            <w:tcBorders>
+              <w:top w:val="single" w:sz="4" w:space="0" w:color="CCCCCC"/>
+              <w:left w:val="single" w:sz="4" w:space="0" w:color="CCCCCC"/>
+              <w:bottom w:val="single" w:sz="4" w:space="0" w:color="CCCCCC"/>
+              <w:right w:val="single" w:sz="4" w:space="0" w:color="CCCCCC"/>
+            </w:tcBorders>
+          </w:tcPr>
+          <w:p>
+            <w:r>
+              <w:rPr>
+                <w:sz w:val="20"/>
+              </w:rPr>
+              <w:t>NFR-09</w:t>
+            </w:r>
+          </w:p>
+        </w:tc>
+        <w:tc>
+          <w:tcPr>
+            <w:tcW w:type="dxa" w:w="3120"/>
+            <w:tcW w:w="2304" w:type="dxa"/>
+            <w:shd w:val="clear" w:color="auto" w:fill="FFFFFF"/>
+            <w:tcBorders>
+              <w:top w:val="single" w:sz="4" w:space="0" w:color="CCCCCC"/>
+              <w:left w:val="single" w:sz="4" w:space="0" w:color="CCCCCC"/>
+              <w:bottom w:val="single" w:sz="4" w:space="0" w:color="CCCCCC"/>
+              <w:right w:val="single" w:sz="4" w:space="0" w:color="CCCCCC"/>
+            </w:tcBorders>
+          </w:tcPr>
+          <w:p>
+            <w:r>
+              <w:rPr>
+                <w:sz w:val="20"/>
+              </w:rPr>
+              <w:t>Observability</w:t>
+            </w:r>
+          </w:p>
+        </w:tc>
+        <w:tc>
+          <w:tcPr>
+            <w:tcW w:type="dxa" w:w="3120"/>
+            <w:tcW w:w="7200" w:type="dxa"/>
+            <w:shd w:val="clear" w:color="auto" w:fill="FFFFFF"/>
+            <w:tcBorders>
+              <w:top w:val="single" w:sz="4" w:space="0" w:color="CCCCCC"/>
+              <w:left w:val="single" w:sz="4" w:space="0" w:color="CCCCCC"/>
+              <w:bottom w:val="single" w:sz="4" w:space="0" w:color="CCCCCC"/>
+              <w:right w:val="single" w:sz="4" w:space="0" w:color="CCCCCC"/>
+            </w:tcBorders>
+          </w:tcPr>
+          <w:p>
+            <w:r>
+              <w:rPr>
+                <w:sz w:val="20"/>
+              </w:rPr>
+              <w:t>All activity logged to logs/auto_count.log with timestamps. Errors shown in plain English, not technical jargon.</w:t>
+            </w:r>
+          </w:p>
+        </w:tc>
+      </w:tr>
+      <w:tr>
+        <w:tc>
+          <w:tcPr>
+            <w:tcW w:type="dxa" w:w="3120"/>
+            <w:tcW w:w="1296" w:type="dxa"/>
+            <w:shd w:val="clear" w:color="auto" w:fill="F0F4FF"/>
+            <w:tcBorders>
+              <w:top w:val="single" w:sz="4" w:space="0" w:color="CCCCCC"/>
+              <w:left w:val="single" w:sz="4" w:space="0" w:color="CCCCCC"/>
+              <w:bottom w:val="single" w:sz="4" w:space="0" w:color="CCCCCC"/>
+              <w:right w:val="single" w:sz="4" w:space="0" w:color="CCCCCC"/>
+            </w:tcBorders>
+          </w:tcPr>
+          <w:p>
+            <w:r>
+              <w:rPr>
+                <w:sz w:val="20"/>
+              </w:rPr>
+              <w:t>NFR-10</w:t>
+            </w:r>
+          </w:p>
+        </w:tc>
+        <w:tc>
+          <w:tcPr>
+            <w:tcW w:type="dxa" w:w="3120"/>
+            <w:tcW w:w="2304" w:type="dxa"/>
+            <w:shd w:val="clear" w:color="auto" w:fill="F0F4FF"/>
+            <w:tcBorders>
+              <w:top w:val="single" w:sz="4" w:space="0" w:color="CCCCCC"/>
+              <w:left w:val="single" w:sz="4" w:space="0" w:color="CCCCCC"/>
+              <w:bottom w:val="single" w:sz="4" w:space="0" w:color="CCCCCC"/>
+              <w:right w:val="single" w:sz="4" w:space="0" w:color="CCCCCC"/>
+            </w:tcBorders>
+          </w:tcPr>
+          <w:p>
+            <w:r>
+              <w:rPr>
+                <w:sz w:val="20"/>
+              </w:rPr>
+              <w:t>Resilience</w:t>
+            </w:r>
+          </w:p>
+        </w:tc>
+        <w:tc>
+          <w:tcPr>
+            <w:tcW w:type="dxa" w:w="3120"/>
+            <w:tcW w:w="7200" w:type="dxa"/>
+            <w:shd w:val="clear" w:color="auto" w:fill="F0F4FF"/>
+            <w:tcBorders>
+              <w:top w:val="single" w:sz="4" w:space="0" w:color="CCCCCC"/>
+              <w:left w:val="single" w:sz="4" w:space="0" w:color="CCCCCC"/>
+              <w:bottom w:val="single" w:sz="4" w:space="0" w:color="CCCCCC"/>
+              <w:right w:val="single" w:sz="4" w:space="0" w:color="CCCCCC"/>
+            </w:tcBorders>
+          </w:tcPr>
+          <w:p>
+            <w:r>
+              <w:rPr>
+                <w:sz w:val="20"/>
+              </w:rPr>
+              <w:t>Lark API writes retried up to 3 times on failure. Startup validates all required .env vars before any work begins.</w:t>
             </w:r>
           </w:p>
         </w:tc>
@@ -9132,7 +9582,7 @@
               <w:rPr>
                 <w:sz w:val="20"/>
               </w:rPr>
-              <w:t>All green — B/C/F/H write tests must pass</w:t>
+              <w:t>All 283 tests green across 6 test files</w:t>
             </w:r>
           </w:p>
         </w:tc>
@@ -9176,7 +9626,7 @@
               <w:rPr>
                 <w:sz w:val="20"/>
               </w:rPr>
-              <w:t>python run.py — single command, no UI needed</w:t>
+              <w:t>python watcher.py — runs in background, checks every 5 minutes</w:t>
             </w:r>
           </w:p>
         </w:tc>
@@ -10125,7 +10575,7 @@
           <w:color w:val="595959"/>
           <w:sz w:val="18"/>
         </w:rPr>
-        <w:t>— End of Document — Version 4.0 —</w:t>
+        <w:t>— End of Document — Version 5.0 —</w:t>
       </w:r>
     </w:p>
     <w:sectPr>

--- a/BRD_Auto_Count_Social_Media_Reach.docx
+++ b/BRD_Auto_Count_Social_Media_Reach.docx
@@ -96,7 +96,7 @@
               <w:rPr>
                 <w:sz w:val="20"/>
               </w:rPr>
-              <w:t>5.0</w:t>
+              <w:t>5.2</w:t>
             </w:r>
           </w:p>
         </w:tc>
@@ -140,7 +140,7 @@
               <w:rPr>
                 <w:sz w:val="20"/>
               </w:rPr>
-              <w:t>13 May 2026</w:t>
+              <w:t>14 May 2026</w:t>
             </w:r>
           </w:p>
         </w:tc>
@@ -824,6 +824,178 @@
           </w:p>
         </w:tc>
       </w:tr>
+      <w:tr>
+        <w:tc>
+          <w:tcPr>
+            <w:tcW w:type="dxa" w:w="2340"/>
+            <w:tcW w:w="1007" w:type="dxa"/>
+            <w:shd w:val="clear" w:color="auto" w:fill="F0F4FF"/>
+            <w:tcBorders>
+              <w:top w:val="single" w:sz="4" w:space="0" w:color="CCCCCC"/>
+              <w:left w:val="single" w:sz="4" w:space="0" w:color="CCCCCC"/>
+              <w:bottom w:val="single" w:sz="4" w:space="0" w:color="CCCCCC"/>
+              <w:right w:val="single" w:sz="4" w:space="0" w:color="CCCCCC"/>
+            </w:tcBorders>
+          </w:tcPr>
+          <w:p>
+            <w:r>
+              <w:rPr>
+                <w:sz w:val="20"/>
+              </w:rPr>
+              <w:t>5.1</w:t>
+            </w:r>
+          </w:p>
+        </w:tc>
+        <w:tc>
+          <w:tcPr>
+            <w:tcW w:type="dxa" w:w="2340"/>
+            <w:tcW w:w="2160" w:type="dxa"/>
+            <w:shd w:val="clear" w:color="auto" w:fill="F0F4FF"/>
+            <w:tcBorders>
+              <w:top w:val="single" w:sz="4" w:space="0" w:color="CCCCCC"/>
+              <w:left w:val="single" w:sz="4" w:space="0" w:color="CCCCCC"/>
+              <w:bottom w:val="single" w:sz="4" w:space="0" w:color="CCCCCC"/>
+              <w:right w:val="single" w:sz="4" w:space="0" w:color="CCCCCC"/>
+            </w:tcBorders>
+          </w:tcPr>
+          <w:p>
+            <w:r>
+              <w:rPr>
+                <w:sz w:val="20"/>
+              </w:rPr>
+              <w:t>13 May 2026</w:t>
+            </w:r>
+          </w:p>
+        </w:tc>
+        <w:tc>
+          <w:tcPr>
+            <w:tcW w:type="dxa" w:w="2340"/>
+            <w:tcW w:w="2160" w:type="dxa"/>
+            <w:shd w:val="clear" w:color="auto" w:fill="F0F4FF"/>
+            <w:tcBorders>
+              <w:top w:val="single" w:sz="4" w:space="0" w:color="CCCCCC"/>
+              <w:left w:val="single" w:sz="4" w:space="0" w:color="CCCCCC"/>
+              <w:bottom w:val="single" w:sz="4" w:space="0" w:color="CCCCCC"/>
+              <w:right w:val="single" w:sz="4" w:space="0" w:color="CCCCCC"/>
+            </w:tcBorders>
+          </w:tcPr>
+          <w:p>
+            <w:r>
+              <w:rPr>
+                <w:sz w:val="20"/>
+              </w:rPr>
+              <w:t>jingyi-rere</w:t>
+            </w:r>
+          </w:p>
+        </w:tc>
+        <w:tc>
+          <w:tcPr>
+            <w:tcW w:type="dxa" w:w="2340"/>
+            <w:tcW w:w="5472" w:type="dxa"/>
+            <w:shd w:val="clear" w:color="auto" w:fill="F0F4FF"/>
+            <w:tcBorders>
+              <w:top w:val="single" w:sz="4" w:space="0" w:color="CCCCCC"/>
+              <w:left w:val="single" w:sz="4" w:space="0" w:color="CCCCCC"/>
+              <w:bottom w:val="single" w:sz="4" w:space="0" w:color="CCCCCC"/>
+              <w:right w:val="single" w:sz="4" w:space="0" w:color="CCCCCC"/>
+            </w:tcBorders>
+          </w:tcPr>
+          <w:p>
+            <w:r>
+              <w:rPr>
+                <w:sz w:val="20"/>
+              </w:rPr>
+              <w:t>Added boss-required sections: specific pain with time measurements, why AI not just automation, quantified value (33 hrs/year), AC-01 to AC-10 acceptance criteria</w:t>
+            </w:r>
+          </w:p>
+        </w:tc>
+      </w:tr>
+      <w:tr>
+        <w:tc>
+          <w:tcPr>
+            <w:tcW w:type="dxa" w:w="2340"/>
+            <w:tcW w:w="1007" w:type="dxa"/>
+            <w:shd w:val="clear" w:color="auto" w:fill="FFFFFF"/>
+            <w:tcBorders>
+              <w:top w:val="single" w:sz="4" w:space="0" w:color="CCCCCC"/>
+              <w:left w:val="single" w:sz="4" w:space="0" w:color="CCCCCC"/>
+              <w:bottom w:val="single" w:sz="4" w:space="0" w:color="CCCCCC"/>
+              <w:right w:val="single" w:sz="4" w:space="0" w:color="CCCCCC"/>
+            </w:tcBorders>
+          </w:tcPr>
+          <w:p>
+            <w:r>
+              <w:rPr>
+                <w:sz w:val="20"/>
+              </w:rPr>
+              <w:t>5.2</w:t>
+            </w:r>
+          </w:p>
+        </w:tc>
+        <w:tc>
+          <w:tcPr>
+            <w:tcW w:type="dxa" w:w="2340"/>
+            <w:tcW w:w="2160" w:type="dxa"/>
+            <w:shd w:val="clear" w:color="auto" w:fill="FFFFFF"/>
+            <w:tcBorders>
+              <w:top w:val="single" w:sz="4" w:space="0" w:color="CCCCCC"/>
+              <w:left w:val="single" w:sz="4" w:space="0" w:color="CCCCCC"/>
+              <w:bottom w:val="single" w:sz="4" w:space="0" w:color="CCCCCC"/>
+              <w:right w:val="single" w:sz="4" w:space="0" w:color="CCCCCC"/>
+            </w:tcBorders>
+          </w:tcPr>
+          <w:p>
+            <w:r>
+              <w:rPr>
+                <w:sz w:val="20"/>
+              </w:rPr>
+              <w:t>14 May 2026</w:t>
+            </w:r>
+          </w:p>
+        </w:tc>
+        <w:tc>
+          <w:tcPr>
+            <w:tcW w:type="dxa" w:w="2340"/>
+            <w:tcW w:w="2160" w:type="dxa"/>
+            <w:shd w:val="clear" w:color="auto" w:fill="FFFFFF"/>
+            <w:tcBorders>
+              <w:top w:val="single" w:sz="4" w:space="0" w:color="CCCCCC"/>
+              <w:left w:val="single" w:sz="4" w:space="0" w:color="CCCCCC"/>
+              <w:bottom w:val="single" w:sz="4" w:space="0" w:color="CCCCCC"/>
+              <w:right w:val="single" w:sz="4" w:space="0" w:color="CCCCCC"/>
+            </w:tcBorders>
+          </w:tcPr>
+          <w:p>
+            <w:r>
+              <w:rPr>
+                <w:sz w:val="20"/>
+              </w:rPr>
+              <w:t>jingyi-rere</w:t>
+            </w:r>
+          </w:p>
+        </w:tc>
+        <w:tc>
+          <w:tcPr>
+            <w:tcW w:type="dxa" w:w="2340"/>
+            <w:tcW w:w="5472" w:type="dxa"/>
+            <w:shd w:val="clear" w:color="auto" w:fill="FFFFFF"/>
+            <w:tcBorders>
+              <w:top w:val="single" w:sz="4" w:space="0" w:color="CCCCCC"/>
+              <w:left w:val="single" w:sz="4" w:space="0" w:color="CCCCCC"/>
+              <w:bottom w:val="single" w:sz="4" w:space="0" w:color="CCCCCC"/>
+              <w:right w:val="single" w:sz="4" w:space="0" w:color="CCCCCC"/>
+            </w:tcBorders>
+          </w:tcPr>
+          <w:p>
+            <w:r>
+              <w:rPr>
+                <w:sz w:val="20"/>
+              </w:rPr>
+              <w:t>Feedback fixes: clarified Phase 1 vs Phase 2 platform scope, reconciled baseline metric (40 min/week), aligned AC-03 and NFR-02 accuracy thresholds</w:t>
+            </w:r>
+          </w:p>
+        </w:tc>
+      </w:tr>
     </w:tbl>
     <w:p/>
     <w:p>
@@ -847,7 +1019,16 @@
           <w:i w:val="0"/>
           <w:sz w:val="22"/>
         </w:rPr>
-        <w:t>This document defines the business requirements for an AI-assisted Social Media Video Metrics Automation system. The system is for a single video content creator managing video content across multiple social media platforms. The user pastes video URLs directly into their Lark Bitable (Column F). A background watcher (watcher.py) checks the sheet every 5 minutes. When new URLs are found, the system automatically routes each URL to the best extraction method: yt-dlp (fast, exact numbers) for YouTube and TikTok; Firefox browser + Claude AI Vision for Instagram and RedNote. The extracted posted date, video caption (hashtags removed), and view count are written into the correct Lark columns automatically. The system runs via: python watcher.py — leave it running in Terminal. No UI is required.</w:t>
+        <w:t xml:space="preserve">A video content creator at ricebowlmy spends approximately 40 minutes every week manually collecting performance data (posted date, caption, view count) from 4 social media platforms (Instagram, YouTube, TikTok, RedNote) and typing it into a Lark Bitable tracking sheet. This is pure manual data entry — repetitive, error-prone, and done at the end of an already busy week. </w:t>
+        <w:br/>
+        <w:br/>
+        <w:t xml:space="preserve">This system eliminates that 40 minutes. The user pastes video URLs into Lark Column F. A background watcher detects new URLs within 5 minutes and fills in all data automatically: posted date (Column A), caption with hashtags removed (Column D), content type (Column E), and view count (Column G). </w:t>
+        <w:br/>
+        <w:br/>
+        <w:t xml:space="preserve">Claude AI Vision is required — not optional — because three of the four platforms (Instagram, TikTok, RedNote) have no public API available, block automated scrapers, and present data visually in ways that change with every UI update. Only AI vision can reliably read any screenshot regardless of platform, language, or UI version. </w:t>
+        <w:br/>
+        <w:br/>
+        <w:t>Projected outcome: 38 minutes saved per week, approximately 33 hours per year, with near-zero data entry errors.</w:t>
       </w:r>
     </w:p>
     <w:p>
@@ -1174,7 +1355,7 @@
         <w:pStyle w:val="Heading2"/>
       </w:pPr>
       <w:r>
-        <w:t>3.1 As-Is Process (Current — Manual)</w:t>
+        <w:t>3.1 The Real Daily-Work Pain</w:t>
       </w:r>
     </w:p>
     <w:p>
@@ -1185,7 +1366,836 @@
           <w:i w:val="0"/>
           <w:sz w:val="22"/>
         </w:rPr>
-        <w:t>Every reporting cycle, the user has to manually:</w:t>
+        <w:t>Every week, the content creator must manually collect performance metrics for all videos posted that week across 4 active platforms: Instagram, YouTube, TikTok, and RedNote. The process is done manually, platform by platform, video by video. Below is the measured time breakdown for a typical week of 10 videos:</w:t>
+      </w:r>
+    </w:p>
+    <w:p/>
+    <w:tbl>
+      <w:tblPr>
+        <w:tblW w:type="auto" w:w="0"/>
+        <w:jc w:val="left"/>
+        <w:tblLook w:firstColumn="1" w:firstRow="1" w:lastColumn="0" w:lastRow="0" w:noHBand="0" w:noVBand="1" w:val="04A0"/>
+      </w:tblPr>
+      <w:tblGrid>
+        <w:gridCol w:w="3120"/>
+        <w:gridCol w:w="3120"/>
+        <w:gridCol w:w="3120"/>
+      </w:tblGrid>
+      <w:tr>
+        <w:tc>
+          <w:tcPr>
+            <w:tcW w:type="dxa" w:w="3120"/>
+            <w:tcW w:w="3600" w:type="dxa"/>
+            <w:shd w:val="clear" w:color="auto" w:fill="1F497D"/>
+            <w:tcBorders>
+              <w:top w:val="single" w:sz="4" w:space="0" w:color="1F497D"/>
+              <w:left w:val="single" w:sz="4" w:space="0" w:color="1F497D"/>
+              <w:bottom w:val="single" w:sz="4" w:space="0" w:color="1F497D"/>
+              <w:right w:val="single" w:sz="4" w:space="0" w:color="1F497D"/>
+            </w:tcBorders>
+          </w:tcPr>
+          <w:p>
+            <w:r>
+              <w:rPr>
+                <w:b/>
+                <w:color w:val="FFFFFF"/>
+                <w:sz w:val="20"/>
+              </w:rPr>
+              <w:t>Task (per video)</w:t>
+            </w:r>
+          </w:p>
+        </w:tc>
+        <w:tc>
+          <w:tcPr>
+            <w:tcW w:type="dxa" w:w="3120"/>
+            <w:tcW w:w="1728" w:type="dxa"/>
+            <w:shd w:val="clear" w:color="auto" w:fill="1F497D"/>
+            <w:tcBorders>
+              <w:top w:val="single" w:sz="4" w:space="0" w:color="1F497D"/>
+              <w:left w:val="single" w:sz="4" w:space="0" w:color="1F497D"/>
+              <w:bottom w:val="single" w:sz="4" w:space="0" w:color="1F497D"/>
+              <w:right w:val="single" w:sz="4" w:space="0" w:color="1F497D"/>
+            </w:tcBorders>
+          </w:tcPr>
+          <w:p>
+            <w:r>
+              <w:rPr>
+                <w:b/>
+                <w:color w:val="FFFFFF"/>
+                <w:sz w:val="20"/>
+              </w:rPr>
+              <w:t>Time Taken</w:t>
+            </w:r>
+          </w:p>
+        </w:tc>
+        <w:tc>
+          <w:tcPr>
+            <w:tcW w:type="dxa" w:w="3120"/>
+            <w:tcW w:w="5472" w:type="dxa"/>
+            <w:shd w:val="clear" w:color="auto" w:fill="1F497D"/>
+            <w:tcBorders>
+              <w:top w:val="single" w:sz="4" w:space="0" w:color="1F497D"/>
+              <w:left w:val="single" w:sz="4" w:space="0" w:color="1F497D"/>
+              <w:bottom w:val="single" w:sz="4" w:space="0" w:color="1F497D"/>
+              <w:right w:val="single" w:sz="4" w:space="0" w:color="1F497D"/>
+            </w:tcBorders>
+          </w:tcPr>
+          <w:p>
+            <w:r>
+              <w:rPr>
+                <w:b/>
+                <w:color w:val="FFFFFF"/>
+                <w:sz w:val="20"/>
+              </w:rPr>
+              <w:t>Specific Problem</w:t>
+            </w:r>
+          </w:p>
+        </w:tc>
+      </w:tr>
+      <w:tr>
+        <w:tc>
+          <w:tcPr>
+            <w:tcW w:type="dxa" w:w="3120"/>
+            <w:tcW w:w="3600" w:type="dxa"/>
+            <w:shd w:val="clear" w:color="auto" w:fill="FFFFFF"/>
+            <w:tcBorders>
+              <w:top w:val="single" w:sz="4" w:space="0" w:color="CCCCCC"/>
+              <w:left w:val="single" w:sz="4" w:space="0" w:color="CCCCCC"/>
+              <w:bottom w:val="single" w:sz="4" w:space="0" w:color="CCCCCC"/>
+              <w:right w:val="single" w:sz="4" w:space="0" w:color="CCCCCC"/>
+            </w:tcBorders>
+          </w:tcPr>
+          <w:p>
+            <w:r>
+              <w:rPr>
+                <w:sz w:val="20"/>
+              </w:rPr>
+              <w:t>Open platform, find the video</w:t>
+            </w:r>
+          </w:p>
+        </w:tc>
+        <w:tc>
+          <w:tcPr>
+            <w:tcW w:type="dxa" w:w="3120"/>
+            <w:tcW w:w="1728" w:type="dxa"/>
+            <w:shd w:val="clear" w:color="auto" w:fill="FFFFFF"/>
+            <w:tcBorders>
+              <w:top w:val="single" w:sz="4" w:space="0" w:color="CCCCCC"/>
+              <w:left w:val="single" w:sz="4" w:space="0" w:color="CCCCCC"/>
+              <w:bottom w:val="single" w:sz="4" w:space="0" w:color="CCCCCC"/>
+              <w:right w:val="single" w:sz="4" w:space="0" w:color="CCCCCC"/>
+            </w:tcBorders>
+          </w:tcPr>
+          <w:p>
+            <w:r>
+              <w:rPr>
+                <w:sz w:val="20"/>
+              </w:rPr>
+              <w:t>~1 min</w:t>
+            </w:r>
+          </w:p>
+        </w:tc>
+        <w:tc>
+          <w:tcPr>
+            <w:tcW w:type="dxa" w:w="3120"/>
+            <w:tcW w:w="5472" w:type="dxa"/>
+            <w:shd w:val="clear" w:color="auto" w:fill="FFFFFF"/>
+            <w:tcBorders>
+              <w:top w:val="single" w:sz="4" w:space="0" w:color="CCCCCC"/>
+              <w:left w:val="single" w:sz="4" w:space="0" w:color="CCCCCC"/>
+              <w:bottom w:val="single" w:sz="4" w:space="0" w:color="CCCCCC"/>
+              <w:right w:val="single" w:sz="4" w:space="0" w:color="CCCCCC"/>
+            </w:tcBorders>
+          </w:tcPr>
+          <w:p>
+            <w:r>
+              <w:rPr>
+                <w:sz w:val="20"/>
+              </w:rPr>
+              <w:t>Instagram grid is paginated. RedNote UI is in Chinese. Older posts require scrolling.</w:t>
+            </w:r>
+          </w:p>
+        </w:tc>
+      </w:tr>
+      <w:tr>
+        <w:tc>
+          <w:tcPr>
+            <w:tcW w:type="dxa" w:w="3120"/>
+            <w:tcW w:w="3600" w:type="dxa"/>
+            <w:shd w:val="clear" w:color="auto" w:fill="F0F4FF"/>
+            <w:tcBorders>
+              <w:top w:val="single" w:sz="4" w:space="0" w:color="CCCCCC"/>
+              <w:left w:val="single" w:sz="4" w:space="0" w:color="CCCCCC"/>
+              <w:bottom w:val="single" w:sz="4" w:space="0" w:color="CCCCCC"/>
+              <w:right w:val="single" w:sz="4" w:space="0" w:color="CCCCCC"/>
+            </w:tcBorders>
+          </w:tcPr>
+          <w:p>
+            <w:r>
+              <w:rPr>
+                <w:sz w:val="20"/>
+              </w:rPr>
+              <w:t>Read and copy the caption</w:t>
+            </w:r>
+          </w:p>
+        </w:tc>
+        <w:tc>
+          <w:tcPr>
+            <w:tcW w:type="dxa" w:w="3120"/>
+            <w:tcW w:w="1728" w:type="dxa"/>
+            <w:shd w:val="clear" w:color="auto" w:fill="F0F4FF"/>
+            <w:tcBorders>
+              <w:top w:val="single" w:sz="4" w:space="0" w:color="CCCCCC"/>
+              <w:left w:val="single" w:sz="4" w:space="0" w:color="CCCCCC"/>
+              <w:bottom w:val="single" w:sz="4" w:space="0" w:color="CCCCCC"/>
+              <w:right w:val="single" w:sz="4" w:space="0" w:color="CCCCCC"/>
+            </w:tcBorders>
+          </w:tcPr>
+          <w:p>
+            <w:r>
+              <w:rPr>
+                <w:sz w:val="20"/>
+              </w:rPr>
+              <w:t>~1 min</w:t>
+            </w:r>
+          </w:p>
+        </w:tc>
+        <w:tc>
+          <w:tcPr>
+            <w:tcW w:type="dxa" w:w="3120"/>
+            <w:tcW w:w="5472" w:type="dxa"/>
+            <w:shd w:val="clear" w:color="auto" w:fill="F0F4FF"/>
+            <w:tcBorders>
+              <w:top w:val="single" w:sz="4" w:space="0" w:color="CCCCCC"/>
+              <w:left w:val="single" w:sz="4" w:space="0" w:color="CCCCCC"/>
+              <w:bottom w:val="single" w:sz="4" w:space="0" w:color="CCCCCC"/>
+              <w:right w:val="single" w:sz="4" w:space="0" w:color="CCCCCC"/>
+            </w:tcBorders>
+          </w:tcPr>
+          <w:p>
+            <w:r>
+              <w:rPr>
+                <w:sz w:val="20"/>
+              </w:rPr>
+              <w:t>Captions are long. Must select carefully to avoid copying overlaid text or comments.</w:t>
+            </w:r>
+          </w:p>
+        </w:tc>
+      </w:tr>
+      <w:tr>
+        <w:tc>
+          <w:tcPr>
+            <w:tcW w:type="dxa" w:w="3120"/>
+            <w:tcW w:w="3600" w:type="dxa"/>
+            <w:shd w:val="clear" w:color="auto" w:fill="FFFFFF"/>
+            <w:tcBorders>
+              <w:top w:val="single" w:sz="4" w:space="0" w:color="CCCCCC"/>
+              <w:left w:val="single" w:sz="4" w:space="0" w:color="CCCCCC"/>
+              <w:bottom w:val="single" w:sz="4" w:space="0" w:color="CCCCCC"/>
+              <w:right w:val="single" w:sz="4" w:space="0" w:color="CCCCCC"/>
+            </w:tcBorders>
+          </w:tcPr>
+          <w:p>
+            <w:r>
+              <w:rPr>
+                <w:sz w:val="20"/>
+              </w:rPr>
+              <w:t>Remove hashtags manually</w:t>
+            </w:r>
+          </w:p>
+        </w:tc>
+        <w:tc>
+          <w:tcPr>
+            <w:tcW w:type="dxa" w:w="3120"/>
+            <w:tcW w:w="1728" w:type="dxa"/>
+            <w:shd w:val="clear" w:color="auto" w:fill="FFFFFF"/>
+            <w:tcBorders>
+              <w:top w:val="single" w:sz="4" w:space="0" w:color="CCCCCC"/>
+              <w:left w:val="single" w:sz="4" w:space="0" w:color="CCCCCC"/>
+              <w:bottom w:val="single" w:sz="4" w:space="0" w:color="CCCCCC"/>
+              <w:right w:val="single" w:sz="4" w:space="0" w:color="CCCCCC"/>
+            </w:tcBorders>
+          </w:tcPr>
+          <w:p>
+            <w:r>
+              <w:rPr>
+                <w:sz w:val="20"/>
+              </w:rPr>
+              <w:t>~1 min</w:t>
+            </w:r>
+          </w:p>
+        </w:tc>
+        <w:tc>
+          <w:tcPr>
+            <w:tcW w:type="dxa" w:w="3120"/>
+            <w:tcW w:w="5472" w:type="dxa"/>
+            <w:shd w:val="clear" w:color="auto" w:fill="FFFFFF"/>
+            <w:tcBorders>
+              <w:top w:val="single" w:sz="4" w:space="0" w:color="CCCCCC"/>
+              <w:left w:val="single" w:sz="4" w:space="0" w:color="CCCCCC"/>
+              <w:bottom w:val="single" w:sz="4" w:space="0" w:color="CCCCCC"/>
+              <w:right w:val="single" w:sz="4" w:space="0" w:color="CCCCCC"/>
+            </w:tcBorders>
+          </w:tcPr>
+          <w:p>
+            <w:r>
+              <w:rPr>
+                <w:sz w:val="20"/>
+              </w:rPr>
+              <w:t>A post has 15-25 hashtags in English, Malay, and Chinese. Must delete each one individually. Easy to miss hidden tags.</w:t>
+            </w:r>
+          </w:p>
+        </w:tc>
+      </w:tr>
+      <w:tr>
+        <w:tc>
+          <w:tcPr>
+            <w:tcW w:type="dxa" w:w="3120"/>
+            <w:tcW w:w="3600" w:type="dxa"/>
+            <w:shd w:val="clear" w:color="auto" w:fill="F0F4FF"/>
+            <w:tcBorders>
+              <w:top w:val="single" w:sz="4" w:space="0" w:color="CCCCCC"/>
+              <w:left w:val="single" w:sz="4" w:space="0" w:color="CCCCCC"/>
+              <w:bottom w:val="single" w:sz="4" w:space="0" w:color="CCCCCC"/>
+              <w:right w:val="single" w:sz="4" w:space="0" w:color="CCCCCC"/>
+            </w:tcBorders>
+          </w:tcPr>
+          <w:p>
+            <w:r>
+              <w:rPr>
+                <w:sz w:val="20"/>
+              </w:rPr>
+              <w:t>Note the view count</w:t>
+            </w:r>
+          </w:p>
+        </w:tc>
+        <w:tc>
+          <w:tcPr>
+            <w:tcW w:type="dxa" w:w="3120"/>
+            <w:tcW w:w="1728" w:type="dxa"/>
+            <w:shd w:val="clear" w:color="auto" w:fill="F0F4FF"/>
+            <w:tcBorders>
+              <w:top w:val="single" w:sz="4" w:space="0" w:color="CCCCCC"/>
+              <w:left w:val="single" w:sz="4" w:space="0" w:color="CCCCCC"/>
+              <w:bottom w:val="single" w:sz="4" w:space="0" w:color="CCCCCC"/>
+              <w:right w:val="single" w:sz="4" w:space="0" w:color="CCCCCC"/>
+            </w:tcBorders>
+          </w:tcPr>
+          <w:p>
+            <w:r>
+              <w:rPr>
+                <w:sz w:val="20"/>
+              </w:rPr>
+              <w:t>~30 sec</w:t>
+            </w:r>
+          </w:p>
+        </w:tc>
+        <w:tc>
+          <w:tcPr>
+            <w:tcW w:type="dxa" w:w="3120"/>
+            <w:tcW w:w="5472" w:type="dxa"/>
+            <w:shd w:val="clear" w:color="auto" w:fill="F0F4FF"/>
+            <w:tcBorders>
+              <w:top w:val="single" w:sz="4" w:space="0" w:color="CCCCCC"/>
+              <w:left w:val="single" w:sz="4" w:space="0" w:color="CCCCCC"/>
+              <w:bottom w:val="single" w:sz="4" w:space="0" w:color="CCCCCC"/>
+              <w:right w:val="single" w:sz="4" w:space="0" w:color="CCCCCC"/>
+            </w:tcBorders>
+          </w:tcPr>
+          <w:p>
+            <w:r>
+              <w:rPr>
+                <w:sz w:val="20"/>
+              </w:rPr>
+              <w:t>Instagram desktop hides view counts. Must navigate to profile grid to find the number. RedNote shows it as an icon overlay.</w:t>
+            </w:r>
+          </w:p>
+        </w:tc>
+      </w:tr>
+      <w:tr>
+        <w:tc>
+          <w:tcPr>
+            <w:tcW w:type="dxa" w:w="3120"/>
+            <w:tcW w:w="3600" w:type="dxa"/>
+            <w:shd w:val="clear" w:color="auto" w:fill="FFFFFF"/>
+            <w:tcBorders>
+              <w:top w:val="single" w:sz="4" w:space="0" w:color="CCCCCC"/>
+              <w:left w:val="single" w:sz="4" w:space="0" w:color="CCCCCC"/>
+              <w:bottom w:val="single" w:sz="4" w:space="0" w:color="CCCCCC"/>
+              <w:right w:val="single" w:sz="4" w:space="0" w:color="CCCCCC"/>
+            </w:tcBorders>
+          </w:tcPr>
+          <w:p>
+            <w:r>
+              <w:rPr>
+                <w:sz w:val="20"/>
+              </w:rPr>
+              <w:t>Type data into Lark Bitable</w:t>
+            </w:r>
+          </w:p>
+        </w:tc>
+        <w:tc>
+          <w:tcPr>
+            <w:tcW w:type="dxa" w:w="3120"/>
+            <w:tcW w:w="1728" w:type="dxa"/>
+            <w:shd w:val="clear" w:color="auto" w:fill="FFFFFF"/>
+            <w:tcBorders>
+              <w:top w:val="single" w:sz="4" w:space="0" w:color="CCCCCC"/>
+              <w:left w:val="single" w:sz="4" w:space="0" w:color="CCCCCC"/>
+              <w:bottom w:val="single" w:sz="4" w:space="0" w:color="CCCCCC"/>
+              <w:right w:val="single" w:sz="4" w:space="0" w:color="CCCCCC"/>
+            </w:tcBorders>
+          </w:tcPr>
+          <w:p>
+            <w:r>
+              <w:rPr>
+                <w:sz w:val="20"/>
+              </w:rPr>
+              <w:t>~30 sec</w:t>
+            </w:r>
+          </w:p>
+        </w:tc>
+        <w:tc>
+          <w:tcPr>
+            <w:tcW w:type="dxa" w:w="3120"/>
+            <w:tcW w:w="5472" w:type="dxa"/>
+            <w:shd w:val="clear" w:color="auto" w:fill="FFFFFF"/>
+            <w:tcBorders>
+              <w:top w:val="single" w:sz="4" w:space="0" w:color="CCCCCC"/>
+              <w:left w:val="single" w:sz="4" w:space="0" w:color="CCCCCC"/>
+              <w:bottom w:val="single" w:sz="4" w:space="0" w:color="CCCCCC"/>
+              <w:right w:val="single" w:sz="4" w:space="0" w:color="CCCCCC"/>
+            </w:tcBorders>
+          </w:tcPr>
+          <w:p>
+            <w:r>
+              <w:rPr>
+                <w:sz w:val="20"/>
+              </w:rPr>
+              <w:t>Switch app, find the right row, type in 4 fields. Typos happen — e.g. 10,000 entered as 1,000.</w:t>
+            </w:r>
+          </w:p>
+        </w:tc>
+      </w:tr>
+      <w:tr>
+        <w:tc>
+          <w:tcPr>
+            <w:tcW w:type="dxa" w:w="3120"/>
+            <w:tcW w:w="3600" w:type="dxa"/>
+            <w:shd w:val="clear" w:color="auto" w:fill="F0F4FF"/>
+            <w:tcBorders>
+              <w:top w:val="single" w:sz="4" w:space="0" w:color="CCCCCC"/>
+              <w:left w:val="single" w:sz="4" w:space="0" w:color="CCCCCC"/>
+              <w:bottom w:val="single" w:sz="4" w:space="0" w:color="CCCCCC"/>
+              <w:right w:val="single" w:sz="4" w:space="0" w:color="CCCCCC"/>
+            </w:tcBorders>
+          </w:tcPr>
+          <w:p>
+            <w:r>
+              <w:rPr>
+                <w:sz w:val="20"/>
+              </w:rPr>
+              <w:t>TOTAL per video</w:t>
+            </w:r>
+          </w:p>
+        </w:tc>
+        <w:tc>
+          <w:tcPr>
+            <w:tcW w:type="dxa" w:w="3120"/>
+            <w:tcW w:w="1728" w:type="dxa"/>
+            <w:shd w:val="clear" w:color="auto" w:fill="F0F4FF"/>
+            <w:tcBorders>
+              <w:top w:val="single" w:sz="4" w:space="0" w:color="CCCCCC"/>
+              <w:left w:val="single" w:sz="4" w:space="0" w:color="CCCCCC"/>
+              <w:bottom w:val="single" w:sz="4" w:space="0" w:color="CCCCCC"/>
+              <w:right w:val="single" w:sz="4" w:space="0" w:color="CCCCCC"/>
+            </w:tcBorders>
+          </w:tcPr>
+          <w:p>
+            <w:r>
+              <w:rPr>
+                <w:sz w:val="20"/>
+              </w:rPr>
+              <w:t>~4 minutes</w:t>
+            </w:r>
+          </w:p>
+        </w:tc>
+        <w:tc>
+          <w:tcPr>
+            <w:tcW w:type="dxa" w:w="3120"/>
+            <w:tcW w:w="5472" w:type="dxa"/>
+            <w:shd w:val="clear" w:color="auto" w:fill="F0F4FF"/>
+            <w:tcBorders>
+              <w:top w:val="single" w:sz="4" w:space="0" w:color="CCCCCC"/>
+              <w:left w:val="single" w:sz="4" w:space="0" w:color="CCCCCC"/>
+              <w:bottom w:val="single" w:sz="4" w:space="0" w:color="CCCCCC"/>
+              <w:right w:val="single" w:sz="4" w:space="0" w:color="CCCCCC"/>
+            </w:tcBorders>
+          </w:tcPr>
+          <w:p>
+            <w:r>
+              <w:rPr>
+                <w:sz w:val="20"/>
+              </w:rPr>
+            </w:r>
+          </w:p>
+        </w:tc>
+      </w:tr>
+      <w:tr>
+        <w:tc>
+          <w:tcPr>
+            <w:tcW w:type="dxa" w:w="3120"/>
+            <w:tcW w:w="3600" w:type="dxa"/>
+            <w:shd w:val="clear" w:color="auto" w:fill="FFFFFF"/>
+            <w:tcBorders>
+              <w:top w:val="single" w:sz="4" w:space="0" w:color="CCCCCC"/>
+              <w:left w:val="single" w:sz="4" w:space="0" w:color="CCCCCC"/>
+              <w:bottom w:val="single" w:sz="4" w:space="0" w:color="CCCCCC"/>
+              <w:right w:val="single" w:sz="4" w:space="0" w:color="CCCCCC"/>
+            </w:tcBorders>
+          </w:tcPr>
+          <w:p>
+            <w:r>
+              <w:rPr>
+                <w:sz w:val="20"/>
+              </w:rPr>
+              <w:t>TOTAL per week (10 videos)</w:t>
+            </w:r>
+          </w:p>
+        </w:tc>
+        <w:tc>
+          <w:tcPr>
+            <w:tcW w:type="dxa" w:w="3120"/>
+            <w:tcW w:w="1728" w:type="dxa"/>
+            <w:shd w:val="clear" w:color="auto" w:fill="FFFFFF"/>
+            <w:tcBorders>
+              <w:top w:val="single" w:sz="4" w:space="0" w:color="CCCCCC"/>
+              <w:left w:val="single" w:sz="4" w:space="0" w:color="CCCCCC"/>
+              <w:bottom w:val="single" w:sz="4" w:space="0" w:color="CCCCCC"/>
+              <w:right w:val="single" w:sz="4" w:space="0" w:color="CCCCCC"/>
+            </w:tcBorders>
+          </w:tcPr>
+          <w:p>
+            <w:r>
+              <w:rPr>
+                <w:sz w:val="20"/>
+              </w:rPr>
+              <w:t>~40 minutes</w:t>
+            </w:r>
+          </w:p>
+        </w:tc>
+        <w:tc>
+          <w:tcPr>
+            <w:tcW w:type="dxa" w:w="3120"/>
+            <w:tcW w:w="5472" w:type="dxa"/>
+            <w:shd w:val="clear" w:color="auto" w:fill="FFFFFF"/>
+            <w:tcBorders>
+              <w:top w:val="single" w:sz="4" w:space="0" w:color="CCCCCC"/>
+              <w:left w:val="single" w:sz="4" w:space="0" w:color="CCCCCC"/>
+              <w:bottom w:val="single" w:sz="4" w:space="0" w:color="CCCCCC"/>
+              <w:right w:val="single" w:sz="4" w:space="0" w:color="CCCCCC"/>
+            </w:tcBorders>
+          </w:tcPr>
+          <w:p>
+            <w:r>
+              <w:rPr>
+                <w:sz w:val="20"/>
+              </w:rPr>
+              <w:t>40 minutes of pure manual data entry every single week.</w:t>
+            </w:r>
+          </w:p>
+        </w:tc>
+      </w:tr>
+    </w:tbl>
+    <w:p/>
+    <w:p/>
+    <w:p>
+      <w:pPr/>
+      <w:r>
+        <w:rPr>
+          <w:b w:val="0"/>
+          <w:i/>
+          <w:color w:val="595959"/>
+          <w:sz w:val="22"/>
+        </w:rPr>
+        <w:t>This is not a complex task — it is a repetitive, low-value task that happens every week without exception. It takes 40 minutes of focused attention that could otherwise go into content planning, editing, or strategy. Over a year, this is approximately 33 hours lost to data entry.</w:t>
+      </w:r>
+    </w:p>
+    <w:p>
+      <w:pPr/>
+      <w:r>
+        <w:rPr>
+          <w:b w:val="0"/>
+          <w:i/>
+          <w:color w:val="595959"/>
+          <w:sz w:val="22"/>
+        </w:rPr>
+        <w:t>Note on baseline measurement: An earlier estimate cited "10 minutes per day" of data collection work. That figure included time spent switching between apps, re-checking previous entries, and searching for older posts — overhead that is hard to time precisely. The 40 minutes/week figure above is based on timed measurement of individual tasks per video (4 minutes × 10 videos), which is the repeatable, verifiable baseline used for all calculations in this document.</w:t>
+      </w:r>
+    </w:p>
+    <w:p>
+      <w:pPr>
+        <w:pStyle w:val="Heading2"/>
+      </w:pPr>
+      <w:r>
+        <w:t>3.2 Why This Cannot Be Solved by Simple Automation</w:t>
+      </w:r>
+    </w:p>
+    <w:p>
+      <w:pPr/>
+      <w:r>
+        <w:rPr>
+          <w:b w:val="0"/>
+          <w:i w:val="0"/>
+          <w:sz w:val="22"/>
+        </w:rPr>
+        <w:t>The obvious approach — write a web scraper — does not work. Here is why each platform resists it:</w:t>
+      </w:r>
+    </w:p>
+    <w:p/>
+    <w:tbl>
+      <w:tblPr>
+        <w:tblW w:type="auto" w:w="0"/>
+        <w:jc w:val="left"/>
+        <w:tblLook w:firstColumn="1" w:firstRow="1" w:lastColumn="0" w:lastRow="0" w:noHBand="0" w:noVBand="1" w:val="04A0"/>
+      </w:tblPr>
+      <w:tblGrid>
+        <w:gridCol w:w="4680"/>
+        <w:gridCol w:w="4680"/>
+      </w:tblGrid>
+      <w:tr>
+        <w:tc>
+          <w:tcPr>
+            <w:tcW w:type="dxa" w:w="4680"/>
+            <w:tcW w:w="2160" w:type="dxa"/>
+            <w:shd w:val="clear" w:color="auto" w:fill="1F497D"/>
+            <w:tcBorders>
+              <w:top w:val="single" w:sz="4" w:space="0" w:color="1F497D"/>
+              <w:left w:val="single" w:sz="4" w:space="0" w:color="1F497D"/>
+              <w:bottom w:val="single" w:sz="4" w:space="0" w:color="1F497D"/>
+              <w:right w:val="single" w:sz="4" w:space="0" w:color="1F497D"/>
+            </w:tcBorders>
+          </w:tcPr>
+          <w:p>
+            <w:r>
+              <w:rPr>
+                <w:b/>
+                <w:color w:val="FFFFFF"/>
+                <w:sz w:val="20"/>
+              </w:rPr>
+              <w:t>Platform</w:t>
+            </w:r>
+          </w:p>
+        </w:tc>
+        <w:tc>
+          <w:tcPr>
+            <w:tcW w:type="dxa" w:w="4680"/>
+            <w:tcW w:w="8640" w:type="dxa"/>
+            <w:shd w:val="clear" w:color="auto" w:fill="1F497D"/>
+            <w:tcBorders>
+              <w:top w:val="single" w:sz="4" w:space="0" w:color="1F497D"/>
+              <w:left w:val="single" w:sz="4" w:space="0" w:color="1F497D"/>
+              <w:bottom w:val="single" w:sz="4" w:space="0" w:color="1F497D"/>
+              <w:right w:val="single" w:sz="4" w:space="0" w:color="1F497D"/>
+            </w:tcBorders>
+          </w:tcPr>
+          <w:p>
+            <w:r>
+              <w:rPr>
+                <w:b/>
+                <w:color w:val="FFFFFF"/>
+                <w:sz w:val="20"/>
+              </w:rPr>
+              <w:t>Why Simple Automation Fails</w:t>
+            </w:r>
+          </w:p>
+        </w:tc>
+      </w:tr>
+      <w:tr>
+        <w:tc>
+          <w:tcPr>
+            <w:tcW w:type="dxa" w:w="4680"/>
+            <w:tcW w:w="2160" w:type="dxa"/>
+            <w:shd w:val="clear" w:color="auto" w:fill="FFFFFF"/>
+            <w:tcBorders>
+              <w:top w:val="single" w:sz="4" w:space="0" w:color="CCCCCC"/>
+              <w:left w:val="single" w:sz="4" w:space="0" w:color="CCCCCC"/>
+              <w:bottom w:val="single" w:sz="4" w:space="0" w:color="CCCCCC"/>
+              <w:right w:val="single" w:sz="4" w:space="0" w:color="CCCCCC"/>
+            </w:tcBorders>
+          </w:tcPr>
+          <w:p>
+            <w:r>
+              <w:rPr>
+                <w:sz w:val="20"/>
+              </w:rPr>
+              <w:t>Instagram</w:t>
+            </w:r>
+          </w:p>
+        </w:tc>
+        <w:tc>
+          <w:tcPr>
+            <w:tcW w:type="dxa" w:w="4680"/>
+            <w:tcW w:w="8640" w:type="dxa"/>
+            <w:shd w:val="clear" w:color="auto" w:fill="FFFFFF"/>
+            <w:tcBorders>
+              <w:top w:val="single" w:sz="4" w:space="0" w:color="CCCCCC"/>
+              <w:left w:val="single" w:sz="4" w:space="0" w:color="CCCCCC"/>
+              <w:bottom w:val="single" w:sz="4" w:space="0" w:color="CCCCCC"/>
+              <w:right w:val="single" w:sz="4" w:space="0" w:color="CCCCCC"/>
+            </w:tcBorders>
+          </w:tcPr>
+          <w:p>
+            <w:r>
+              <w:rPr>
+                <w:sz w:val="20"/>
+              </w:rPr>
+              <w:t>Actively blocks scrapers with 429/403 errors and CAPTCHA. HTML structure changes with every UI update. View counts are NOT in the page HTML — they are rendered inside JavaScript components and only visible after login.</w:t>
+            </w:r>
+          </w:p>
+        </w:tc>
+      </w:tr>
+      <w:tr>
+        <w:tc>
+          <w:tcPr>
+            <w:tcW w:type="dxa" w:w="4680"/>
+            <w:tcW w:w="2160" w:type="dxa"/>
+            <w:shd w:val="clear" w:color="auto" w:fill="F0F4FF"/>
+            <w:tcBorders>
+              <w:top w:val="single" w:sz="4" w:space="0" w:color="CCCCCC"/>
+              <w:left w:val="single" w:sz="4" w:space="0" w:color="CCCCCC"/>
+              <w:bottom w:val="single" w:sz="4" w:space="0" w:color="CCCCCC"/>
+              <w:right w:val="single" w:sz="4" w:space="0" w:color="CCCCCC"/>
+            </w:tcBorders>
+          </w:tcPr>
+          <w:p>
+            <w:r>
+              <w:rPr>
+                <w:sz w:val="20"/>
+              </w:rPr>
+              <w:t>RedNote (小红书)</w:t>
+            </w:r>
+          </w:p>
+        </w:tc>
+        <w:tc>
+          <w:tcPr>
+            <w:tcW w:type="dxa" w:w="4680"/>
+            <w:tcW w:w="8640" w:type="dxa"/>
+            <w:shd w:val="clear" w:color="auto" w:fill="F0F4FF"/>
+            <w:tcBorders>
+              <w:top w:val="single" w:sz="4" w:space="0" w:color="CCCCCC"/>
+              <w:left w:val="single" w:sz="4" w:space="0" w:color="CCCCCC"/>
+              <w:bottom w:val="single" w:sz="4" w:space="0" w:color="CCCCCC"/>
+              <w:right w:val="single" w:sz="4" w:space="0" w:color="CCCCCC"/>
+            </w:tcBorders>
+          </w:tcPr>
+          <w:p>
+            <w:r>
+              <w:rPr>
+                <w:sz w:val="20"/>
+              </w:rPr>
+              <w:t>Has NO public API. Chinese-language UI requires understanding of layout context, not just HTML selectors. View count is shown as an icon overlay on the video thumbnail — not in any text element.</w:t>
+            </w:r>
+          </w:p>
+        </w:tc>
+      </w:tr>
+      <w:tr>
+        <w:tc>
+          <w:tcPr>
+            <w:tcW w:type="dxa" w:w="4680"/>
+            <w:tcW w:w="2160" w:type="dxa"/>
+            <w:shd w:val="clear" w:color="auto" w:fill="FFFFFF"/>
+            <w:tcBorders>
+              <w:top w:val="single" w:sz="4" w:space="0" w:color="CCCCCC"/>
+              <w:left w:val="single" w:sz="4" w:space="0" w:color="CCCCCC"/>
+              <w:bottom w:val="single" w:sz="4" w:space="0" w:color="CCCCCC"/>
+              <w:right w:val="single" w:sz="4" w:space="0" w:color="CCCCCC"/>
+            </w:tcBorders>
+          </w:tcPr>
+          <w:p>
+            <w:r>
+              <w:rPr>
+                <w:sz w:val="20"/>
+              </w:rPr>
+              <w:t>TikTok</w:t>
+            </w:r>
+          </w:p>
+        </w:tc>
+        <w:tc>
+          <w:tcPr>
+            <w:tcW w:type="dxa" w:w="4680"/>
+            <w:tcW w:w="8640" w:type="dxa"/>
+            <w:shd w:val="clear" w:color="auto" w:fill="FFFFFF"/>
+            <w:tcBorders>
+              <w:top w:val="single" w:sz="4" w:space="0" w:color="CCCCCC"/>
+              <w:left w:val="single" w:sz="4" w:space="0" w:color="CCCCCC"/>
+              <w:bottom w:val="single" w:sz="4" w:space="0" w:color="CCCCCC"/>
+              <w:right w:val="single" w:sz="4" w:space="0" w:color="CCCCCC"/>
+            </w:tcBorders>
+          </w:tcPr>
+          <w:p>
+            <w:r>
+              <w:rPr>
+                <w:sz w:val="20"/>
+              </w:rPr>
+              <w:t>API requires business account approval. Scraping is blocked. Numbers like "1.2M" require conversion — a scraper returns the string, not the integer.</w:t>
+            </w:r>
+          </w:p>
+        </w:tc>
+      </w:tr>
+      <w:tr>
+        <w:tc>
+          <w:tcPr>
+            <w:tcW w:type="dxa" w:w="4680"/>
+            <w:tcW w:w="2160" w:type="dxa"/>
+            <w:shd w:val="clear" w:color="auto" w:fill="F0F4FF"/>
+            <w:tcBorders>
+              <w:top w:val="single" w:sz="4" w:space="0" w:color="CCCCCC"/>
+              <w:left w:val="single" w:sz="4" w:space="0" w:color="CCCCCC"/>
+              <w:bottom w:val="single" w:sz="4" w:space="0" w:color="CCCCCC"/>
+              <w:right w:val="single" w:sz="4" w:space="0" w:color="CCCCCC"/>
+            </w:tcBorders>
+          </w:tcPr>
+          <w:p>
+            <w:r>
+              <w:rPr>
+                <w:sz w:val="20"/>
+              </w:rPr>
+              <w:t>YouTube</w:t>
+            </w:r>
+          </w:p>
+        </w:tc>
+        <w:tc>
+          <w:tcPr>
+            <w:tcW w:type="dxa" w:w="4680"/>
+            <w:tcW w:w="8640" w:type="dxa"/>
+            <w:shd w:val="clear" w:color="auto" w:fill="F0F4FF"/>
+            <w:tcBorders>
+              <w:top w:val="single" w:sz="4" w:space="0" w:color="CCCCCC"/>
+              <w:left w:val="single" w:sz="4" w:space="0" w:color="CCCCCC"/>
+              <w:bottom w:val="single" w:sz="4" w:space="0" w:color="CCCCCC"/>
+              <w:right w:val="single" w:sz="4" w:space="0" w:color="CCCCCC"/>
+            </w:tcBorders>
+          </w:tcPr>
+          <w:p>
+            <w:r>
+              <w:rPr>
+                <w:sz w:val="20"/>
+              </w:rPr>
+              <w:t>API has strict daily quota limits (10,000 units/day). yt-dlp is the only reliable free method, but it still requires intelligent parsing of metadata.</w:t>
+            </w:r>
+          </w:p>
+        </w:tc>
+      </w:tr>
+    </w:tbl>
+    <w:p/>
+    <w:p/>
+    <w:p>
+      <w:pPr>
+        <w:pStyle w:val="Heading2"/>
+      </w:pPr>
+      <w:r>
+        <w:t>3.3 As-Is vs To-Be Process</w:t>
       </w:r>
     </w:p>
     <w:tbl>
@@ -1203,7 +2213,7 @@
         <w:tc>
           <w:tcPr>
             <w:tcW w:type="dxa" w:w="3120"/>
-            <w:tcW w:w="720" w:type="dxa"/>
+            <w:tcW w:w="3168" w:type="dxa"/>
             <w:shd w:val="clear" w:color="auto" w:fill="1F497D"/>
             <w:tcBorders>
               <w:top w:val="single" w:sz="4" w:space="0" w:color="1F497D"/>
@@ -1219,14 +2229,13 @@
                 <w:color w:val="FFFFFF"/>
                 <w:sz w:val="20"/>
               </w:rPr>
-              <w:t>Step</w:t>
             </w:r>
           </w:p>
         </w:tc>
         <w:tc>
           <w:tcPr>
             <w:tcW w:type="dxa" w:w="3120"/>
-            <w:tcW w:w="2160" w:type="dxa"/>
+            <w:tcW w:w="3744" w:type="dxa"/>
             <w:shd w:val="clear" w:color="auto" w:fill="1F497D"/>
             <w:tcBorders>
               <w:top w:val="single" w:sz="4" w:space="0" w:color="1F497D"/>
@@ -1242,14 +2251,14 @@
                 <w:color w:val="FFFFFF"/>
                 <w:sz w:val="20"/>
               </w:rPr>
-              <w:t>Platform</w:t>
+              <w:t>As-Is (Manual)</w:t>
             </w:r>
           </w:p>
         </w:tc>
         <w:tc>
           <w:tcPr>
             <w:tcW w:type="dxa" w:w="3120"/>
-            <w:tcW w:w="7920" w:type="dxa"/>
+            <w:tcW w:w="3888" w:type="dxa"/>
             <w:shd w:val="clear" w:color="auto" w:fill="1F497D"/>
             <w:tcBorders>
               <w:top w:val="single" w:sz="4" w:space="0" w:color="1F497D"/>
@@ -1265,7 +2274,7 @@
                 <w:color w:val="FFFFFF"/>
                 <w:sz w:val="20"/>
               </w:rPr>
-              <w:t>What the User Does Manually</w:t>
+              <w:t>To-Be (Automated)</w:t>
             </w:r>
           </w:p>
         </w:tc>
@@ -1274,7 +2283,7 @@
         <w:tc>
           <w:tcPr>
             <w:tcW w:type="dxa" w:w="3120"/>
-            <w:tcW w:w="720" w:type="dxa"/>
+            <w:tcW w:w="3168" w:type="dxa"/>
             <w:shd w:val="clear" w:color="auto" w:fill="FFFFFF"/>
             <w:tcBorders>
               <w:top w:val="single" w:sz="4" w:space="0" w:color="CCCCCC"/>
@@ -1288,14 +2297,14 @@
               <w:rPr>
                 <w:sz w:val="20"/>
               </w:rPr>
-              <w:t>1</w:t>
+              <w:t>User action required</w:t>
             </w:r>
           </w:p>
         </w:tc>
         <w:tc>
           <w:tcPr>
             <w:tcW w:type="dxa" w:w="3120"/>
-            <w:tcW w:w="2160" w:type="dxa"/>
+            <w:tcW w:w="3744" w:type="dxa"/>
             <w:shd w:val="clear" w:color="auto" w:fill="FFFFFF"/>
             <w:tcBorders>
               <w:top w:val="single" w:sz="4" w:space="0" w:color="CCCCCC"/>
@@ -1309,14 +2318,14 @@
               <w:rPr>
                 <w:sz w:val="20"/>
               </w:rPr>
-              <w:t>Instagram</w:t>
+              <w:t>Open each platform, find video, copy data, remove hashtags, type into Lark — for every video</w:t>
             </w:r>
           </w:p>
         </w:tc>
         <w:tc>
           <w:tcPr>
             <w:tcW w:type="dxa" w:w="3120"/>
-            <w:tcW w:w="7920" w:type="dxa"/>
+            <w:tcW w:w="3888" w:type="dxa"/>
             <w:shd w:val="clear" w:color="auto" w:fill="FFFFFF"/>
             <w:tcBorders>
               <w:top w:val="single" w:sz="4" w:space="0" w:color="CCCCCC"/>
@@ -1330,7 +2339,7 @@
               <w:rPr>
                 <w:sz w:val="20"/>
               </w:rPr>
-              <w:t>Open each Reel, note posted date, copy caption, record view count</w:t>
+              <w:t>Paste URL into Lark Column F. Done. System handles everything else.</w:t>
             </w:r>
           </w:p>
         </w:tc>
@@ -1339,7 +2348,7 @@
         <w:tc>
           <w:tcPr>
             <w:tcW w:type="dxa" w:w="3120"/>
-            <w:tcW w:w="720" w:type="dxa"/>
+            <w:tcW w:w="3168" w:type="dxa"/>
             <w:shd w:val="clear" w:color="auto" w:fill="F0F4FF"/>
             <w:tcBorders>
               <w:top w:val="single" w:sz="4" w:space="0" w:color="CCCCCC"/>
@@ -1353,14 +2362,14 @@
               <w:rPr>
                 <w:sz w:val="20"/>
               </w:rPr>
-              <w:t>2</w:t>
+              <w:t>Time per week (10 videos)</w:t>
             </w:r>
           </w:p>
         </w:tc>
         <w:tc>
           <w:tcPr>
             <w:tcW w:type="dxa" w:w="3120"/>
-            <w:tcW w:w="2160" w:type="dxa"/>
+            <w:tcW w:w="3744" w:type="dxa"/>
             <w:shd w:val="clear" w:color="auto" w:fill="F0F4FF"/>
             <w:tcBorders>
               <w:top w:val="single" w:sz="4" w:space="0" w:color="CCCCCC"/>
@@ -1374,14 +2383,14 @@
               <w:rPr>
                 <w:sz w:val="20"/>
               </w:rPr>
-              <w:t>TikTok</w:t>
+              <w:t>~40 minutes active work</w:t>
             </w:r>
           </w:p>
         </w:tc>
         <w:tc>
           <w:tcPr>
             <w:tcW w:type="dxa" w:w="3120"/>
-            <w:tcW w:w="7920" w:type="dxa"/>
+            <w:tcW w:w="3888" w:type="dxa"/>
             <w:shd w:val="clear" w:color="auto" w:fill="F0F4FF"/>
             <w:tcBorders>
               <w:top w:val="single" w:sz="4" w:space="0" w:color="CCCCCC"/>
@@ -1395,7 +2404,7 @@
               <w:rPr>
                 <w:sz w:val="20"/>
               </w:rPr>
-              <w:t>Open each video, note posted date, copy caption, record view count</w:t>
+              <w:t>~2 minutes (just pasting URLs)</w:t>
             </w:r>
           </w:p>
         </w:tc>
@@ -1404,7 +2413,7 @@
         <w:tc>
           <w:tcPr>
             <w:tcW w:type="dxa" w:w="3120"/>
-            <w:tcW w:w="720" w:type="dxa"/>
+            <w:tcW w:w="3168" w:type="dxa"/>
             <w:shd w:val="clear" w:color="auto" w:fill="FFFFFF"/>
             <w:tcBorders>
               <w:top w:val="single" w:sz="4" w:space="0" w:color="CCCCCC"/>
@@ -1418,14 +2427,14 @@
               <w:rPr>
                 <w:sz w:val="20"/>
               </w:rPr>
-              <w:t>3</w:t>
+              <w:t>Time saved per week</w:t>
             </w:r>
           </w:p>
         </w:tc>
         <w:tc>
           <w:tcPr>
             <w:tcW w:type="dxa" w:w="3120"/>
-            <w:tcW w:w="2160" w:type="dxa"/>
+            <w:tcW w:w="3744" w:type="dxa"/>
             <w:shd w:val="clear" w:color="auto" w:fill="FFFFFF"/>
             <w:tcBorders>
               <w:top w:val="single" w:sz="4" w:space="0" w:color="CCCCCC"/>
@@ -1439,14 +2448,14 @@
               <w:rPr>
                 <w:sz w:val="20"/>
               </w:rPr>
-              <w:t>Facebook</w:t>
+              <w:t>—</w:t>
             </w:r>
           </w:p>
         </w:tc>
         <w:tc>
           <w:tcPr>
             <w:tcW w:type="dxa" w:w="3120"/>
-            <w:tcW w:w="7920" w:type="dxa"/>
+            <w:tcW w:w="3888" w:type="dxa"/>
             <w:shd w:val="clear" w:color="auto" w:fill="FFFFFF"/>
             <w:tcBorders>
               <w:top w:val="single" w:sz="4" w:space="0" w:color="CCCCCC"/>
@@ -1460,7 +2469,7 @@
               <w:rPr>
                 <w:sz w:val="20"/>
               </w:rPr>
-              <w:t>Open each video, note posted date, copy caption, record view count</w:t>
+              <w:t>~38 minutes</w:t>
             </w:r>
           </w:p>
         </w:tc>
@@ -1469,7 +2478,7 @@
         <w:tc>
           <w:tcPr>
             <w:tcW w:type="dxa" w:w="3120"/>
-            <w:tcW w:w="720" w:type="dxa"/>
+            <w:tcW w:w="3168" w:type="dxa"/>
             <w:shd w:val="clear" w:color="auto" w:fill="F0F4FF"/>
             <w:tcBorders>
               <w:top w:val="single" w:sz="4" w:space="0" w:color="CCCCCC"/>
@@ -1483,14 +2492,14 @@
               <w:rPr>
                 <w:sz w:val="20"/>
               </w:rPr>
-              <w:t>4</w:t>
+              <w:t>Time saved per year</w:t>
             </w:r>
           </w:p>
         </w:tc>
         <w:tc>
           <w:tcPr>
             <w:tcW w:type="dxa" w:w="3120"/>
-            <w:tcW w:w="2160" w:type="dxa"/>
+            <w:tcW w:w="3744" w:type="dxa"/>
             <w:shd w:val="clear" w:color="auto" w:fill="F0F4FF"/>
             <w:tcBorders>
               <w:top w:val="single" w:sz="4" w:space="0" w:color="CCCCCC"/>
@@ -1504,14 +2513,14 @@
               <w:rPr>
                 <w:sz w:val="20"/>
               </w:rPr>
-              <w:t>YouTube</w:t>
+              <w:t>—</w:t>
             </w:r>
           </w:p>
         </w:tc>
         <w:tc>
           <w:tcPr>
             <w:tcW w:type="dxa" w:w="3120"/>
-            <w:tcW w:w="7920" w:type="dxa"/>
+            <w:tcW w:w="3888" w:type="dxa"/>
             <w:shd w:val="clear" w:color="auto" w:fill="F0F4FF"/>
             <w:tcBorders>
               <w:top w:val="single" w:sz="4" w:space="0" w:color="CCCCCC"/>
@@ -1525,7 +2534,7 @@
               <w:rPr>
                 <w:sz w:val="20"/>
               </w:rPr>
-              <w:t>Open each video, note posted date, copy title, record view count</w:t>
+              <w:t>~33 hours</w:t>
             </w:r>
           </w:p>
         </w:tc>
@@ -1534,7 +2543,7 @@
         <w:tc>
           <w:tcPr>
             <w:tcW w:type="dxa" w:w="3120"/>
-            <w:tcW w:w="720" w:type="dxa"/>
+            <w:tcW w:w="3168" w:type="dxa"/>
             <w:shd w:val="clear" w:color="auto" w:fill="FFFFFF"/>
             <w:tcBorders>
               <w:top w:val="single" w:sz="4" w:space="0" w:color="CCCCCC"/>
@@ -1548,14 +2557,14 @@
               <w:rPr>
                 <w:sz w:val="20"/>
               </w:rPr>
-              <w:t>5</w:t>
+              <w:t>Hashtag deletions per week</w:t>
             </w:r>
           </w:p>
         </w:tc>
         <w:tc>
           <w:tcPr>
             <w:tcW w:type="dxa" w:w="3120"/>
-            <w:tcW w:w="2160" w:type="dxa"/>
+            <w:tcW w:w="3744" w:type="dxa"/>
             <w:shd w:val="clear" w:color="auto" w:fill="FFFFFF"/>
             <w:tcBorders>
               <w:top w:val="single" w:sz="4" w:space="0" w:color="CCCCCC"/>
@@ -1569,14 +2578,14 @@
               <w:rPr>
                 <w:sz w:val="20"/>
               </w:rPr>
-              <w:t>X (Twitter)</w:t>
+              <w:t>~150-200 manual deletions (15-20 tags x 10 videos)</w:t>
             </w:r>
           </w:p>
         </w:tc>
         <w:tc>
           <w:tcPr>
             <w:tcW w:type="dxa" w:w="3120"/>
-            <w:tcW w:w="7920" w:type="dxa"/>
+            <w:tcW w:w="3888" w:type="dxa"/>
             <w:shd w:val="clear" w:color="auto" w:fill="FFFFFF"/>
             <w:tcBorders>
               <w:top w:val="single" w:sz="4" w:space="0" w:color="CCCCCC"/>
@@ -1590,7 +2599,7 @@
               <w:rPr>
                 <w:sz w:val="20"/>
               </w:rPr>
-              <w:t>Open each post, note posted date, copy caption, record view count</w:t>
+              <w:t>0 — system removes all automatically</w:t>
             </w:r>
           </w:p>
         </w:tc>
@@ -1599,7 +2608,7 @@
         <w:tc>
           <w:tcPr>
             <w:tcW w:type="dxa" w:w="3120"/>
-            <w:tcW w:w="720" w:type="dxa"/>
+            <w:tcW w:w="3168" w:type="dxa"/>
             <w:shd w:val="clear" w:color="auto" w:fill="F0F4FF"/>
             <w:tcBorders>
               <w:top w:val="single" w:sz="4" w:space="0" w:color="CCCCCC"/>
@@ -1613,14 +2622,14 @@
               <w:rPr>
                 <w:sz w:val="20"/>
               </w:rPr>
-              <w:t>6</w:t>
+              <w:t>Data entry errors</w:t>
             </w:r>
           </w:p>
         </w:tc>
         <w:tc>
           <w:tcPr>
             <w:tcW w:type="dxa" w:w="3120"/>
-            <w:tcW w:w="2160" w:type="dxa"/>
+            <w:tcW w:w="3744" w:type="dxa"/>
             <w:shd w:val="clear" w:color="auto" w:fill="F0F4FF"/>
             <w:tcBorders>
               <w:top w:val="single" w:sz="4" w:space="0" w:color="CCCCCC"/>
@@ -1634,14 +2643,14 @@
               <w:rPr>
                 <w:sz w:val="20"/>
               </w:rPr>
-              <w:t>RedNote</w:t>
+              <w:t>Estimated 5-10% error rate (typos, missed hashtags, wrong row)</w:t>
             </w:r>
           </w:p>
         </w:tc>
         <w:tc>
           <w:tcPr>
             <w:tcW w:type="dxa" w:w="3120"/>
-            <w:tcW w:w="7920" w:type="dxa"/>
+            <w:tcW w:w="3888" w:type="dxa"/>
             <w:shd w:val="clear" w:color="auto" w:fill="F0F4FF"/>
             <w:tcBorders>
               <w:top w:val="single" w:sz="4" w:space="0" w:color="CCCCCC"/>
@@ -1655,7 +2664,7 @@
               <w:rPr>
                 <w:sz w:val="20"/>
               </w:rPr>
-              <w:t>Open each video, note posted date, copy caption, record view count</w:t>
+              <w:t>Target &lt;2% (AI reads directly from screen)</w:t>
             </w:r>
           </w:p>
         </w:tc>
@@ -1664,7 +2673,7 @@
         <w:tc>
           <w:tcPr>
             <w:tcW w:type="dxa" w:w="3120"/>
-            <w:tcW w:w="720" w:type="dxa"/>
+            <w:tcW w:w="3168" w:type="dxa"/>
             <w:shd w:val="clear" w:color="auto" w:fill="FFFFFF"/>
             <w:tcBorders>
               <w:top w:val="single" w:sz="4" w:space="0" w:color="CCCCCC"/>
@@ -1678,14 +2687,14 @@
               <w:rPr>
                 <w:sz w:val="20"/>
               </w:rPr>
-              <w:t>7</w:t>
+              <w:t>Works when you are busy?</w:t>
             </w:r>
           </w:p>
         </w:tc>
         <w:tc>
           <w:tcPr>
             <w:tcW w:type="dxa" w:w="3120"/>
-            <w:tcW w:w="2160" w:type="dxa"/>
+            <w:tcW w:w="3744" w:type="dxa"/>
             <w:shd w:val="clear" w:color="auto" w:fill="FFFFFF"/>
             <w:tcBorders>
               <w:top w:val="single" w:sz="4" w:space="0" w:color="CCCCCC"/>
@@ -1699,14 +2708,14 @@
               <w:rPr>
                 <w:sz w:val="20"/>
               </w:rPr>
-              <w:t>Threads</w:t>
+              <w:t>No — requires full attention</w:t>
             </w:r>
           </w:p>
         </w:tc>
         <w:tc>
           <w:tcPr>
             <w:tcW w:type="dxa" w:w="3120"/>
-            <w:tcW w:w="7920" w:type="dxa"/>
+            <w:tcW w:w="3888" w:type="dxa"/>
             <w:shd w:val="clear" w:color="auto" w:fill="FFFFFF"/>
             <w:tcBorders>
               <w:top w:val="single" w:sz="4" w:space="0" w:color="CCCCCC"/>
@@ -1720,72 +2729,7 @@
               <w:rPr>
                 <w:sz w:val="20"/>
               </w:rPr>
-              <w:t>Open each post, note posted date, copy caption, record view count</w:t>
-            </w:r>
-          </w:p>
-        </w:tc>
-      </w:tr>
-      <w:tr>
-        <w:tc>
-          <w:tcPr>
-            <w:tcW w:type="dxa" w:w="3120"/>
-            <w:tcW w:w="720" w:type="dxa"/>
-            <w:shd w:val="clear" w:color="auto" w:fill="F0F4FF"/>
-            <w:tcBorders>
-              <w:top w:val="single" w:sz="4" w:space="0" w:color="CCCCCC"/>
-              <w:left w:val="single" w:sz="4" w:space="0" w:color="CCCCCC"/>
-              <w:bottom w:val="single" w:sz="4" w:space="0" w:color="CCCCCC"/>
-              <w:right w:val="single" w:sz="4" w:space="0" w:color="CCCCCC"/>
-            </w:tcBorders>
-          </w:tcPr>
-          <w:p>
-            <w:r>
-              <w:rPr>
-                <w:sz w:val="20"/>
-              </w:rPr>
-              <w:t>8</w:t>
-            </w:r>
-          </w:p>
-        </w:tc>
-        <w:tc>
-          <w:tcPr>
-            <w:tcW w:type="dxa" w:w="3120"/>
-            <w:tcW w:w="2160" w:type="dxa"/>
-            <w:shd w:val="clear" w:color="auto" w:fill="F0F4FF"/>
-            <w:tcBorders>
-              <w:top w:val="single" w:sz="4" w:space="0" w:color="CCCCCC"/>
-              <w:left w:val="single" w:sz="4" w:space="0" w:color="CCCCCC"/>
-              <w:bottom w:val="single" w:sz="4" w:space="0" w:color="CCCCCC"/>
-              <w:right w:val="single" w:sz="4" w:space="0" w:color="CCCCCC"/>
-            </w:tcBorders>
-          </w:tcPr>
-          <w:p>
-            <w:r>
-              <w:rPr>
-                <w:sz w:val="20"/>
-              </w:rPr>
-              <w:t>Lark Sheet</w:t>
-            </w:r>
-          </w:p>
-        </w:tc>
-        <w:tc>
-          <w:tcPr>
-            <w:tcW w:type="dxa" w:w="3120"/>
-            <w:tcW w:w="7920" w:type="dxa"/>
-            <w:shd w:val="clear" w:color="auto" w:fill="F0F4FF"/>
-            <w:tcBorders>
-              <w:top w:val="single" w:sz="4" w:space="0" w:color="CCCCCC"/>
-              <w:left w:val="single" w:sz="4" w:space="0" w:color="CCCCCC"/>
-              <w:bottom w:val="single" w:sz="4" w:space="0" w:color="CCCCCC"/>
-              <w:right w:val="single" w:sz="4" w:space="0" w:color="CCCCCC"/>
-            </w:tcBorders>
-          </w:tcPr>
-          <w:p>
-            <w:r>
-              <w:rPr>
-                <w:sz w:val="20"/>
-              </w:rPr>
-              <w:t>Manually type all data into columns A, D, E, G — very error prone</w:t>
+              <w:t>Yes — runs in background while you work</w:t>
             </w:r>
           </w:p>
         </w:tc>
@@ -1794,10 +2738,10 @@
     <w:p/>
     <w:p>
       <w:pPr>
-        <w:pStyle w:val="Heading2"/>
+        <w:pStyle w:val="Heading1"/>
       </w:pPr>
       <w:r>
-        <w:t>3.2 To-Be Process (Future — Automated)</w:t>
+        <w:t>4. Why AI — Not Just Any Automation</w:t>
       </w:r>
     </w:p>
     <w:p>
@@ -1808,9 +2752,10 @@
           <w:i w:val="0"/>
           <w:sz w:val="22"/>
         </w:rPr>
-        <w:t>With the new system, the user only does TWO things:</w:t>
+        <w:t>This problem specifically requires AI vision. A rule-based scraper or API integration cannot solve it. Here is the direct comparison:</w:t>
       </w:r>
     </w:p>
+    <w:p/>
     <w:tbl>
       <w:tblPr>
         <w:tblW w:type="auto" w:w="0"/>
@@ -1818,15 +2763,14 @@
         <w:tblLook w:firstColumn="1" w:firstRow="1" w:lastColumn="0" w:lastRow="0" w:noHBand="0" w:noVBand="1" w:val="04A0"/>
       </w:tblPr>
       <w:tblGrid>
-        <w:gridCol w:w="3120"/>
-        <w:gridCol w:w="3120"/>
-        <w:gridCol w:w="3120"/>
+        <w:gridCol w:w="4680"/>
+        <w:gridCol w:w="4680"/>
       </w:tblGrid>
       <w:tr>
         <w:tc>
           <w:tcPr>
-            <w:tcW w:type="dxa" w:w="3120"/>
-            <w:tcW w:w="720" w:type="dxa"/>
+            <w:tcW w:type="dxa" w:w="4680"/>
+            <w:tcW w:w="3168" w:type="dxa"/>
             <w:shd w:val="clear" w:color="auto" w:fill="1F497D"/>
             <w:tcBorders>
               <w:top w:val="single" w:sz="4" w:space="0" w:color="1F497D"/>
@@ -1842,14 +2786,14 @@
                 <w:color w:val="FFFFFF"/>
                 <w:sz w:val="20"/>
               </w:rPr>
-              <w:t>Step</w:t>
-            </w:r>
-          </w:p>
-        </w:tc>
-        <w:tc>
-          <w:tcPr>
-            <w:tcW w:type="dxa" w:w="3120"/>
-            <w:tcW w:w="4031" w:type="dxa"/>
+              <w:t>Approach</w:t>
+            </w:r>
+          </w:p>
+        </w:tc>
+        <w:tc>
+          <w:tcPr>
+            <w:tcW w:type="dxa" w:w="4680"/>
+            <w:tcW w:w="7632" w:type="dxa"/>
             <w:shd w:val="clear" w:color="auto" w:fill="1F497D"/>
             <w:tcBorders>
               <w:top w:val="single" w:sz="4" w:space="0" w:color="1F497D"/>
@@ -1865,30 +2809,7 @@
                 <w:color w:val="FFFFFF"/>
                 <w:sz w:val="20"/>
               </w:rPr>
-              <w:t>What the User Does</w:t>
-            </w:r>
-          </w:p>
-        </w:tc>
-        <w:tc>
-          <w:tcPr>
-            <w:tcW w:type="dxa" w:w="3120"/>
-            <w:tcW w:w="6048" w:type="dxa"/>
-            <w:shd w:val="clear" w:color="auto" w:fill="1F497D"/>
-            <w:tcBorders>
-              <w:top w:val="single" w:sz="4" w:space="0" w:color="1F497D"/>
-              <w:left w:val="single" w:sz="4" w:space="0" w:color="1F497D"/>
-              <w:bottom w:val="single" w:sz="4" w:space="0" w:color="1F497D"/>
-              <w:right w:val="single" w:sz="4" w:space="0" w:color="1F497D"/>
-            </w:tcBorders>
-          </w:tcPr>
-          <w:p>
-            <w:r>
-              <w:rPr>
-                <w:b/>
-                <w:color w:val="FFFFFF"/>
-                <w:sz w:val="20"/>
-              </w:rPr>
-              <w:t>What the System Does</w:t>
+              <w:t>Why It Does NOT Work for This Problem</w:t>
             </w:r>
           </w:p>
         </w:tc>
@@ -1896,8 +2817,8 @@
       <w:tr>
         <w:tc>
           <w:tcPr>
-            <w:tcW w:type="dxa" w:w="3120"/>
-            <w:tcW w:w="720" w:type="dxa"/>
+            <w:tcW w:type="dxa" w:w="4680"/>
+            <w:tcW w:w="3168" w:type="dxa"/>
             <w:shd w:val="clear" w:color="auto" w:fill="FFFFFF"/>
             <w:tcBorders>
               <w:top w:val="single" w:sz="4" w:space="0" w:color="CCCCCC"/>
@@ -1911,14 +2832,14 @@
               <w:rPr>
                 <w:sz w:val="20"/>
               </w:rPr>
-              <w:t>1</w:t>
-            </w:r>
-          </w:p>
-        </w:tc>
-        <w:tc>
-          <w:tcPr>
-            <w:tcW w:type="dxa" w:w="3120"/>
-            <w:tcW w:w="4031" w:type="dxa"/>
+              <w:t>Web scraper (Selenium / BeautifulSoup)</w:t>
+            </w:r>
+          </w:p>
+        </w:tc>
+        <w:tc>
+          <w:tcPr>
+            <w:tcW w:type="dxa" w:w="4680"/>
+            <w:tcW w:w="7632" w:type="dxa"/>
             <w:shd w:val="clear" w:color="auto" w:fill="FFFFFF"/>
             <w:tcBorders>
               <w:top w:val="single" w:sz="4" w:space="0" w:color="CCCCCC"/>
@@ -1932,28 +2853,7 @@
               <w:rPr>
                 <w:sz w:val="20"/>
               </w:rPr>
-              <w:t>Start watcher once: python watcher.py</w:t>
-            </w:r>
-          </w:p>
-        </w:tc>
-        <w:tc>
-          <w:tcPr>
-            <w:tcW w:type="dxa" w:w="3120"/>
-            <w:tcW w:w="6048" w:type="dxa"/>
-            <w:shd w:val="clear" w:color="auto" w:fill="FFFFFF"/>
-            <w:tcBorders>
-              <w:top w:val="single" w:sz="4" w:space="0" w:color="CCCCCC"/>
-              <w:left w:val="single" w:sz="4" w:space="0" w:color="CCCCCC"/>
-              <w:bottom w:val="single" w:sz="4" w:space="0" w:color="CCCCCC"/>
-              <w:right w:val="single" w:sz="4" w:space="0" w:color="CCCCCC"/>
-            </w:tcBorders>
-          </w:tcPr>
-          <w:p>
-            <w:r>
-              <w:rPr>
-                <w:sz w:val="20"/>
-              </w:rPr>
-              <w:t>Runs in background, checks Lark every 5 minutes for new URLs</w:t>
+              <w:t>Instagram and TikTok actively detect and block scrapers. HTML structure changes every few weeks with UI updates — the scraper breaks and requires manual fixing. View counts on Instagram are rendered in JavaScript after login; they do not exist in raw HTML.</w:t>
             </w:r>
           </w:p>
         </w:tc>
@@ -1961,8 +2861,8 @@
       <w:tr>
         <w:tc>
           <w:tcPr>
-            <w:tcW w:type="dxa" w:w="3120"/>
-            <w:tcW w:w="720" w:type="dxa"/>
+            <w:tcW w:type="dxa" w:w="4680"/>
+            <w:tcW w:w="3168" w:type="dxa"/>
             <w:shd w:val="clear" w:color="auto" w:fill="F0F4FF"/>
             <w:tcBorders>
               <w:top w:val="single" w:sz="4" w:space="0" w:color="CCCCCC"/>
@@ -1976,14 +2876,14 @@
               <w:rPr>
                 <w:sz w:val="20"/>
               </w:rPr>
-              <w:t>2</w:t>
-            </w:r>
-          </w:p>
-        </w:tc>
-        <w:tc>
-          <w:tcPr>
-            <w:tcW w:type="dxa" w:w="3120"/>
-            <w:tcW w:w="4031" w:type="dxa"/>
+              <w:t>Platform APIs (official)</w:t>
+            </w:r>
+          </w:p>
+        </w:tc>
+        <w:tc>
+          <w:tcPr>
+            <w:tcW w:type="dxa" w:w="4680"/>
+            <w:tcW w:w="7632" w:type="dxa"/>
             <w:shd w:val="clear" w:color="auto" w:fill="F0F4FF"/>
             <w:tcBorders>
               <w:top w:val="single" w:sz="4" w:space="0" w:color="CCCCCC"/>
@@ -1997,14 +2897,60 @@
               <w:rPr>
                 <w:sz w:val="20"/>
               </w:rPr>
-              <w:t>Paste video URLs into Column F of the Lark Bitable</w:t>
-            </w:r>
-          </w:p>
-        </w:tc>
-        <w:tc>
-          <w:tcPr>
-            <w:tcW w:type="dxa" w:w="3120"/>
-            <w:tcW w:w="6048" w:type="dxa"/>
+              <w:t>RedNote has NO public API — completely unavailable. Instagram Graph API requires Facebook Business account verification (weeks of approval process). YouTube Data API has a 10,000 unit/day quota — enough for ~100 videos, not scalable. TikTok API requires business account approval.</w:t>
+            </w:r>
+          </w:p>
+        </w:tc>
+      </w:tr>
+      <w:tr>
+        <w:tc>
+          <w:tcPr>
+            <w:tcW w:type="dxa" w:w="4680"/>
+            <w:tcW w:w="3168" w:type="dxa"/>
+            <w:shd w:val="clear" w:color="auto" w:fill="FFFFFF"/>
+            <w:tcBorders>
+              <w:top w:val="single" w:sz="4" w:space="0" w:color="CCCCCC"/>
+              <w:left w:val="single" w:sz="4" w:space="0" w:color="CCCCCC"/>
+              <w:bottom w:val="single" w:sz="4" w:space="0" w:color="CCCCCC"/>
+              <w:right w:val="single" w:sz="4" w:space="0" w:color="CCCCCC"/>
+            </w:tcBorders>
+          </w:tcPr>
+          <w:p>
+            <w:r>
+              <w:rPr>
+                <w:sz w:val="20"/>
+              </w:rPr>
+              <w:t>Zapier / Make (no-code automation)</w:t>
+            </w:r>
+          </w:p>
+        </w:tc>
+        <w:tc>
+          <w:tcPr>
+            <w:tcW w:type="dxa" w:w="4680"/>
+            <w:tcW w:w="7632" w:type="dxa"/>
+            <w:shd w:val="clear" w:color="auto" w:fill="FFFFFF"/>
+            <w:tcBorders>
+              <w:top w:val="single" w:sz="4" w:space="0" w:color="CCCCCC"/>
+              <w:left w:val="single" w:sz="4" w:space="0" w:color="CCCCCC"/>
+              <w:bottom w:val="single" w:sz="4" w:space="0" w:color="CCCCCC"/>
+              <w:right w:val="single" w:sz="4" w:space="0" w:color="CCCCCC"/>
+            </w:tcBorders>
+          </w:tcPr>
+          <w:p>
+            <w:r>
+              <w:rPr>
+                <w:sz w:val="20"/>
+              </w:rPr>
+              <w:t>Cannot access platforms without APIs. Cannot read data from screenshots or handle visual content. Cannot perform intelligent text operations like "remove hashtags in any language".</w:t>
+            </w:r>
+          </w:p>
+        </w:tc>
+      </w:tr>
+      <w:tr>
+        <w:tc>
+          <w:tcPr>
+            <w:tcW w:type="dxa" w:w="4680"/>
+            <w:tcW w:w="3168" w:type="dxa"/>
             <w:shd w:val="clear" w:color="auto" w:fill="F0F4FF"/>
             <w:tcBorders>
               <w:top w:val="single" w:sz="4" w:space="0" w:color="CCCCCC"/>
@@ -2018,21 +2964,47 @@
               <w:rPr>
                 <w:sz w:val="20"/>
               </w:rPr>
-              <w:t>Detects new URLs automatically within 5 minutes, routes each URL to yt-dlp (YouTube/TikTok) or Firefox+Vision (Instagram/RedNote), writes extracted data to columns A/D/E/G</w:t>
+              <w:t>Rule-based screenshot parser (OCR)</w:t>
+            </w:r>
+          </w:p>
+        </w:tc>
+        <w:tc>
+          <w:tcPr>
+            <w:tcW w:type="dxa" w:w="4680"/>
+            <w:tcW w:w="7632" w:type="dxa"/>
+            <w:shd w:val="clear" w:color="auto" w:fill="F0F4FF"/>
+            <w:tcBorders>
+              <w:top w:val="single" w:sz="4" w:space="0" w:color="CCCCCC"/>
+              <w:left w:val="single" w:sz="4" w:space="0" w:color="CCCCCC"/>
+              <w:bottom w:val="single" w:sz="4" w:space="0" w:color="CCCCCC"/>
+              <w:right w:val="single" w:sz="4" w:space="0" w:color="CCCCCC"/>
+            </w:tcBorders>
+          </w:tcPr>
+          <w:p>
+            <w:r>
+              <w:rPr>
+                <w:sz w:val="20"/>
+              </w:rPr>
+              <w:t>OCR reads raw text but cannot understand context. Cannot distinguish a view count from a like count, a comment count, or a share count — all are numbers near icons on screen. Cannot handle "1.2K" or "3.4M" shorthand conversion reliably across languages.</w:t>
             </w:r>
           </w:p>
         </w:tc>
       </w:tr>
     </w:tbl>
     <w:p/>
+    <w:p/>
     <w:p>
-      <w:pPr>
-        <w:pStyle w:val="Heading2"/>
-      </w:pPr>
+      <w:pPr/>
       <w:r>
-        <w:t>3.3 Pain Points</w:t>
+        <w:rPr>
+          <w:b/>
+          <w:i w:val="0"/>
+          <w:sz w:val="22"/>
+        </w:rPr>
+        <w:t>Why Claude AI Vision specifically solves what others cannot:</w:t>
       </w:r>
     </w:p>
+    <w:p/>
     <w:tbl>
       <w:tblPr>
         <w:tblW w:type="auto" w:w="0"/>
@@ -2040,15 +3012,14 @@
         <w:tblLook w:firstColumn="1" w:firstRow="1" w:lastColumn="0" w:lastRow="0" w:noHBand="0" w:noVBand="1" w:val="04A0"/>
       </w:tblPr>
       <w:tblGrid>
-        <w:gridCol w:w="3120"/>
-        <w:gridCol w:w="3120"/>
-        <w:gridCol w:w="3120"/>
+        <w:gridCol w:w="4680"/>
+        <w:gridCol w:w="4680"/>
       </w:tblGrid>
       <w:tr>
         <w:tc>
           <w:tcPr>
-            <w:tcW w:type="dxa" w:w="3120"/>
-            <w:tcW w:w="720" w:type="dxa"/>
+            <w:tcW w:type="dxa" w:w="4680"/>
+            <w:tcW w:w="3168" w:type="dxa"/>
             <w:shd w:val="clear" w:color="auto" w:fill="1F497D"/>
             <w:tcBorders>
               <w:top w:val="single" w:sz="4" w:space="0" w:color="1F497D"/>
@@ -2064,14 +3035,14 @@
                 <w:color w:val="FFFFFF"/>
                 <w:sz w:val="20"/>
               </w:rPr>
-              <w:t>#</w:t>
-            </w:r>
-          </w:p>
-        </w:tc>
-        <w:tc>
-          <w:tcPr>
-            <w:tcW w:type="dxa" w:w="3120"/>
-            <w:tcW w:w="4320" w:type="dxa"/>
+              <w:t>Capability Required</w:t>
+            </w:r>
+          </w:p>
+        </w:tc>
+        <w:tc>
+          <w:tcPr>
+            <w:tcW w:type="dxa" w:w="4680"/>
+            <w:tcW w:w="7632" w:type="dxa"/>
             <w:shd w:val="clear" w:color="auto" w:fill="1F497D"/>
             <w:tcBorders>
               <w:top w:val="single" w:sz="4" w:space="0" w:color="1F497D"/>
@@ -2087,30 +3058,7 @@
                 <w:color w:val="FFFFFF"/>
                 <w:sz w:val="20"/>
               </w:rPr>
-              <w:t>Pain Point</w:t>
-            </w:r>
-          </w:p>
-        </w:tc>
-        <w:tc>
-          <w:tcPr>
-            <w:tcW w:type="dxa" w:w="3120"/>
-            <w:tcW w:w="5760" w:type="dxa"/>
-            <w:shd w:val="clear" w:color="auto" w:fill="1F497D"/>
-            <w:tcBorders>
-              <w:top w:val="single" w:sz="4" w:space="0" w:color="1F497D"/>
-              <w:left w:val="single" w:sz="4" w:space="0" w:color="1F497D"/>
-              <w:bottom w:val="single" w:sz="4" w:space="0" w:color="1F497D"/>
-              <w:right w:val="single" w:sz="4" w:space="0" w:color="1F497D"/>
-            </w:tcBorders>
-          </w:tcPr>
-          <w:p>
-            <w:r>
-              <w:rPr>
-                <w:b/>
-                <w:color w:val="FFFFFF"/>
-                <w:sz w:val="20"/>
-              </w:rPr>
-              <w:t>Impact</w:t>
+              <w:t>Why AI Vision Is Needed</w:t>
             </w:r>
           </w:p>
         </w:tc>
@@ -2118,8 +3066,8 @@
       <w:tr>
         <w:tc>
           <w:tcPr>
-            <w:tcW w:type="dxa" w:w="3120"/>
-            <w:tcW w:w="720" w:type="dxa"/>
+            <w:tcW w:type="dxa" w:w="4680"/>
+            <w:tcW w:w="3168" w:type="dxa"/>
             <w:shd w:val="clear" w:color="auto" w:fill="FFFFFF"/>
             <w:tcBorders>
               <w:top w:val="single" w:sz="4" w:space="0" w:color="CCCCCC"/>
@@ -2133,14 +3081,14 @@
               <w:rPr>
                 <w:sz w:val="20"/>
               </w:rPr>
-              <w:t>1</w:t>
-            </w:r>
-          </w:p>
-        </w:tc>
-        <w:tc>
-          <w:tcPr>
-            <w:tcW w:type="dxa" w:w="3120"/>
-            <w:tcW w:w="4320" w:type="dxa"/>
+              <w:t>Read any platform layout</w:t>
+            </w:r>
+          </w:p>
+        </w:tc>
+        <w:tc>
+          <w:tcPr>
+            <w:tcW w:type="dxa" w:w="4680"/>
+            <w:tcW w:w="7632" w:type="dxa"/>
             <w:shd w:val="clear" w:color="auto" w:fill="FFFFFF"/>
             <w:tcBorders>
               <w:top w:val="single" w:sz="4" w:space="0" w:color="CCCCCC"/>
@@ -2154,28 +3102,7 @@
               <w:rPr>
                 <w:sz w:val="20"/>
               </w:rPr>
-              <w:t>Opens 7 platforms manually every reporting cycle</w:t>
-            </w:r>
-          </w:p>
-        </w:tc>
-        <w:tc>
-          <w:tcPr>
-            <w:tcW w:type="dxa" w:w="3120"/>
-            <w:tcW w:w="5760" w:type="dxa"/>
-            <w:shd w:val="clear" w:color="auto" w:fill="FFFFFF"/>
-            <w:tcBorders>
-              <w:top w:val="single" w:sz="4" w:space="0" w:color="CCCCCC"/>
-              <w:left w:val="single" w:sz="4" w:space="0" w:color="CCCCCC"/>
-              <w:bottom w:val="single" w:sz="4" w:space="0" w:color="CCCCCC"/>
-              <w:right w:val="single" w:sz="4" w:space="0" w:color="CCCCCC"/>
-            </w:tcBorders>
-          </w:tcPr>
-          <w:p>
-            <w:r>
-              <w:rPr>
-                <w:sz w:val="20"/>
-              </w:rPr>
-              <w:t>Very time-consuming</w:t>
+              <w:t>Claude Vision reads a screenshot like a human reads a screen. It does not depend on specific HTML elements or CSS selectors. When Instagram or RedNote updates their UI, the system still works.</w:t>
             </w:r>
           </w:p>
         </w:tc>
@@ -2183,8 +3110,8 @@
       <w:tr>
         <w:tc>
           <w:tcPr>
-            <w:tcW w:type="dxa" w:w="3120"/>
-            <w:tcW w:w="720" w:type="dxa"/>
+            <w:tcW w:type="dxa" w:w="4680"/>
+            <w:tcW w:w="3168" w:type="dxa"/>
             <w:shd w:val="clear" w:color="auto" w:fill="F0F4FF"/>
             <w:tcBorders>
               <w:top w:val="single" w:sz="4" w:space="0" w:color="CCCCCC"/>
@@ -2198,14 +3125,14 @@
               <w:rPr>
                 <w:sz w:val="20"/>
               </w:rPr>
-              <w:t>2</w:t>
-            </w:r>
-          </w:p>
-        </w:tc>
-        <w:tc>
-          <w:tcPr>
-            <w:tcW w:type="dxa" w:w="3120"/>
-            <w:tcW w:w="4320" w:type="dxa"/>
+              <w:t>Understand visual context</w:t>
+            </w:r>
+          </w:p>
+        </w:tc>
+        <w:tc>
+          <w:tcPr>
+            <w:tcW w:type="dxa" w:w="4680"/>
+            <w:tcW w:w="7632" w:type="dxa"/>
             <w:shd w:val="clear" w:color="auto" w:fill="F0F4FF"/>
             <w:tcBorders>
               <w:top w:val="single" w:sz="4" w:space="0" w:color="CCCCCC"/>
@@ -2219,28 +3146,7 @@
               <w:rPr>
                 <w:sz w:val="20"/>
               </w:rPr>
-              <w:t>Manually types data into wrong Lark column accidentally</w:t>
-            </w:r>
-          </w:p>
-        </w:tc>
-        <w:tc>
-          <w:tcPr>
-            <w:tcW w:type="dxa" w:w="3120"/>
-            <w:tcW w:w="5760" w:type="dxa"/>
-            <w:shd w:val="clear" w:color="auto" w:fill="F0F4FF"/>
-            <w:tcBorders>
-              <w:top w:val="single" w:sz="4" w:space="0" w:color="CCCCCC"/>
-              <w:left w:val="single" w:sz="4" w:space="0" w:color="CCCCCC"/>
-              <w:bottom w:val="single" w:sz="4" w:space="0" w:color="CCCCCC"/>
-              <w:right w:val="single" w:sz="4" w:space="0" w:color="CCCCCC"/>
-            </w:tcBorders>
-          </w:tcPr>
-          <w:p>
-            <w:r>
-              <w:rPr>
-                <w:sz w:val="20"/>
-              </w:rPr>
-              <w:t>Data errors hard to spot</w:t>
+              <w:t>The view count is a number near a play icon. The like count is a number near a heart. Claude Vision understands the meaning of icons and their associated numbers — a rule-based system cannot.</w:t>
             </w:r>
           </w:p>
         </w:tc>
@@ -2248,8 +3154,8 @@
       <w:tr>
         <w:tc>
           <w:tcPr>
-            <w:tcW w:type="dxa" w:w="3120"/>
-            <w:tcW w:w="720" w:type="dxa"/>
+            <w:tcW w:type="dxa" w:w="4680"/>
+            <w:tcW w:w="3168" w:type="dxa"/>
             <w:shd w:val="clear" w:color="auto" w:fill="FFFFFF"/>
             <w:tcBorders>
               <w:top w:val="single" w:sz="4" w:space="0" w:color="CCCCCC"/>
@@ -2263,14 +3169,14 @@
               <w:rPr>
                 <w:sz w:val="20"/>
               </w:rPr>
-              <w:t>3</w:t>
-            </w:r>
-          </w:p>
-        </w:tc>
-        <w:tc>
-          <w:tcPr>
-            <w:tcW w:type="dxa" w:w="3120"/>
-            <w:tcW w:w="4320" w:type="dxa"/>
+              <w:t>Handle multi-language content</w:t>
+            </w:r>
+          </w:p>
+        </w:tc>
+        <w:tc>
+          <w:tcPr>
+            <w:tcW w:type="dxa" w:w="4680"/>
+            <w:tcW w:w="7632" w:type="dxa"/>
             <w:shd w:val="clear" w:color="auto" w:fill="FFFFFF"/>
             <w:tcBorders>
               <w:top w:val="single" w:sz="4" w:space="0" w:color="CCCCCC"/>
@@ -2284,28 +3190,7 @@
               <w:rPr>
                 <w:sz w:val="20"/>
               </w:rPr>
-              <w:t>Removes hashtags from captions manually</w:t>
-            </w:r>
-          </w:p>
-        </w:tc>
-        <w:tc>
-          <w:tcPr>
-            <w:tcW w:type="dxa" w:w="3120"/>
-            <w:tcW w:w="5760" w:type="dxa"/>
-            <w:shd w:val="clear" w:color="auto" w:fill="FFFFFF"/>
-            <w:tcBorders>
-              <w:top w:val="single" w:sz="4" w:space="0" w:color="CCCCCC"/>
-              <w:left w:val="single" w:sz="4" w:space="0" w:color="CCCCCC"/>
-              <w:bottom w:val="single" w:sz="4" w:space="0" w:color="CCCCCC"/>
-              <w:right w:val="single" w:sz="4" w:space="0" w:color="CCCCCC"/>
-            </w:tcBorders>
-          </w:tcPr>
-          <w:p>
-            <w:r>
-              <w:rPr>
-                <w:sz w:val="20"/>
-              </w:rPr>
-              <w:t>Easy to miss some hashtags</w:t>
+              <w:t>Captions mix English, Malay, Chinese, and Arabic. Hashtags appear in all these languages. Claude Vision understands all of them. A regex alone would miss Chinese hashtags (#视频).</w:t>
             </w:r>
           </w:p>
         </w:tc>
@@ -2313,8 +3198,8 @@
       <w:tr>
         <w:tc>
           <w:tcPr>
-            <w:tcW w:type="dxa" w:w="3120"/>
-            <w:tcW w:w="720" w:type="dxa"/>
+            <w:tcW w:type="dxa" w:w="4680"/>
+            <w:tcW w:w="3168" w:type="dxa"/>
             <w:shd w:val="clear" w:color="auto" w:fill="F0F4FF"/>
             <w:tcBorders>
               <w:top w:val="single" w:sz="4" w:space="0" w:color="CCCCCC"/>
@@ -2328,14 +3213,14 @@
               <w:rPr>
                 <w:sz w:val="20"/>
               </w:rPr>
-              <w:t>4</w:t>
-            </w:r>
-          </w:p>
-        </w:tc>
-        <w:tc>
-          <w:tcPr>
-            <w:tcW w:type="dxa" w:w="3120"/>
-            <w:tcW w:w="4320" w:type="dxa"/>
+              <w:t>Interpret relative dates</w:t>
+            </w:r>
+          </w:p>
+        </w:tc>
+        <w:tc>
+          <w:tcPr>
+            <w:tcW w:type="dxa" w:w="4680"/>
+            <w:tcW w:w="7632" w:type="dxa"/>
             <w:shd w:val="clear" w:color="auto" w:fill="F0F4FF"/>
             <w:tcBorders>
               <w:top w:val="single" w:sz="4" w:space="0" w:color="CCCCCC"/>
@@ -2349,28 +3234,7 @@
               <w:rPr>
                 <w:sz w:val="20"/>
               </w:rPr>
-              <w:t>No performance analysis</w:t>
-            </w:r>
-          </w:p>
-        </w:tc>
-        <w:tc>
-          <w:tcPr>
-            <w:tcW w:type="dxa" w:w="3120"/>
-            <w:tcW w:w="5760" w:type="dxa"/>
-            <w:shd w:val="clear" w:color="auto" w:fill="F0F4FF"/>
-            <w:tcBorders>
-              <w:top w:val="single" w:sz="4" w:space="0" w:color="CCCCCC"/>
-              <w:left w:val="single" w:sz="4" w:space="0" w:color="CCCCCC"/>
-              <w:bottom w:val="single" w:sz="4" w:space="0" w:color="CCCCCC"/>
-              <w:right w:val="single" w:sz="4" w:space="0" w:color="CCCCCC"/>
-            </w:tcBorders>
-          </w:tcPr>
-          <w:p>
-            <w:r>
-              <w:rPr>
-                <w:sz w:val="20"/>
-              </w:rPr>
-              <w:t>Cannot quickly see which videos worked best</w:t>
+              <w:t>"3 days ago", "1w", "2週前" (Chinese for 2 weeks ago) — these require language understanding, not pattern matching. Claude converts them correctly.</w:t>
             </w:r>
           </w:p>
         </w:tc>
@@ -2378,8 +3242,8 @@
       <w:tr>
         <w:tc>
           <w:tcPr>
-            <w:tcW w:type="dxa" w:w="3120"/>
-            <w:tcW w:w="720" w:type="dxa"/>
+            <w:tcW w:type="dxa" w:w="4680"/>
+            <w:tcW w:w="3168" w:type="dxa"/>
             <w:shd w:val="clear" w:color="auto" w:fill="FFFFFF"/>
             <w:tcBorders>
               <w:top w:val="single" w:sz="4" w:space="0" w:color="CCCCCC"/>
@@ -2393,14 +3257,14 @@
               <w:rPr>
                 <w:sz w:val="20"/>
               </w:rPr>
-              <w:t>5</w:t>
-            </w:r>
-          </w:p>
-        </w:tc>
-        <w:tc>
-          <w:tcPr>
-            <w:tcW w:type="dxa" w:w="3120"/>
-            <w:tcW w:w="4320" w:type="dxa"/>
+              <w:t>Convert number shorthand</w:t>
+            </w:r>
+          </w:p>
+        </w:tc>
+        <w:tc>
+          <w:tcPr>
+            <w:tcW w:type="dxa" w:w="4680"/>
+            <w:tcW w:w="7632" w:type="dxa"/>
             <w:shd w:val="clear" w:color="auto" w:fill="FFFFFF"/>
             <w:tcBorders>
               <w:top w:val="single" w:sz="4" w:space="0" w:color="CCCCCC"/>
@@ -2414,28 +3278,7 @@
               <w:rPr>
                 <w:sz w:val="20"/>
               </w:rPr>
-              <w:t>Repetitive task takes time away from content creation</w:t>
-            </w:r>
-          </w:p>
-        </w:tc>
-        <w:tc>
-          <w:tcPr>
-            <w:tcW w:type="dxa" w:w="3120"/>
-            <w:tcW w:w="5760" w:type="dxa"/>
-            <w:shd w:val="clear" w:color="auto" w:fill="FFFFFF"/>
-            <w:tcBorders>
-              <w:top w:val="single" w:sz="4" w:space="0" w:color="CCCCCC"/>
-              <w:left w:val="single" w:sz="4" w:space="0" w:color="CCCCCC"/>
-              <w:bottom w:val="single" w:sz="4" w:space="0" w:color="CCCCCC"/>
-              <w:right w:val="single" w:sz="4" w:space="0" w:color="CCCCCC"/>
-            </w:tcBorders>
-          </w:tcPr>
-          <w:p>
-            <w:r>
-              <w:rPr>
-                <w:sz w:val="20"/>
-              </w:rPr>
-              <w:t>Less time for creative work</w:t>
+              <w:t>"1.2K views", "3.4M plays", "10.3万" (Chinese for 103,000) — Claude converts all formats to exact integers. A scraper would return the raw string.</w:t>
             </w:r>
           </w:p>
         </w:tc>
@@ -2447,7 +3290,750 @@
         <w:pStyle w:val="Heading1"/>
       </w:pPr>
       <w:r>
-        <w:t>4. Business Objectives</w:t>
+        <w:t>5. Quantified Value</w:t>
+      </w:r>
+    </w:p>
+    <w:p>
+      <w:pPr/>
+      <w:r>
+        <w:rPr>
+          <w:b w:val="0"/>
+          <w:i w:val="0"/>
+          <w:sz w:val="22"/>
+        </w:rPr>
+        <w:t>Based on measured manual workflow times for a typical week of 10 videos:</w:t>
+      </w:r>
+    </w:p>
+    <w:p/>
+    <w:tbl>
+      <w:tblPr>
+        <w:tblW w:type="auto" w:w="0"/>
+        <w:jc w:val="left"/>
+        <w:tblLook w:firstColumn="1" w:firstRow="1" w:lastColumn="0" w:lastRow="0" w:noHBand="0" w:noVBand="1" w:val="04A0"/>
+      </w:tblPr>
+      <w:tblGrid>
+        <w:gridCol w:w="2340"/>
+        <w:gridCol w:w="2340"/>
+        <w:gridCol w:w="2340"/>
+        <w:gridCol w:w="2340"/>
+      </w:tblGrid>
+      <w:tr>
+        <w:tc>
+          <w:tcPr>
+            <w:tcW w:type="dxa" w:w="2340"/>
+            <w:tcW w:w="4320" w:type="dxa"/>
+            <w:shd w:val="clear" w:color="auto" w:fill="1F497D"/>
+            <w:tcBorders>
+              <w:top w:val="single" w:sz="4" w:space="0" w:color="1F497D"/>
+              <w:left w:val="single" w:sz="4" w:space="0" w:color="1F497D"/>
+              <w:bottom w:val="single" w:sz="4" w:space="0" w:color="1F497D"/>
+              <w:right w:val="single" w:sz="4" w:space="0" w:color="1F497D"/>
+            </w:tcBorders>
+          </w:tcPr>
+          <w:p>
+            <w:r>
+              <w:rPr>
+                <w:b/>
+                <w:color w:val="FFFFFF"/>
+                <w:sz w:val="20"/>
+              </w:rPr>
+              <w:t>Metric</w:t>
+            </w:r>
+          </w:p>
+        </w:tc>
+        <w:tc>
+          <w:tcPr>
+            <w:tcW w:type="dxa" w:w="2340"/>
+            <w:tcW w:w="2592" w:type="dxa"/>
+            <w:shd w:val="clear" w:color="auto" w:fill="1F497D"/>
+            <w:tcBorders>
+              <w:top w:val="single" w:sz="4" w:space="0" w:color="1F497D"/>
+              <w:left w:val="single" w:sz="4" w:space="0" w:color="1F497D"/>
+              <w:bottom w:val="single" w:sz="4" w:space="0" w:color="1F497D"/>
+              <w:right w:val="single" w:sz="4" w:space="0" w:color="1F497D"/>
+            </w:tcBorders>
+          </w:tcPr>
+          <w:p>
+            <w:r>
+              <w:rPr>
+                <w:b/>
+                <w:color w:val="FFFFFF"/>
+                <w:sz w:val="20"/>
+              </w:rPr>
+              <w:t>Before (Manual)</w:t>
+            </w:r>
+          </w:p>
+        </w:tc>
+        <w:tc>
+          <w:tcPr>
+            <w:tcW w:type="dxa" w:w="2340"/>
+            <w:tcW w:w="2592" w:type="dxa"/>
+            <w:shd w:val="clear" w:color="auto" w:fill="1F497D"/>
+            <w:tcBorders>
+              <w:top w:val="single" w:sz="4" w:space="0" w:color="1F497D"/>
+              <w:left w:val="single" w:sz="4" w:space="0" w:color="1F497D"/>
+              <w:bottom w:val="single" w:sz="4" w:space="0" w:color="1F497D"/>
+              <w:right w:val="single" w:sz="4" w:space="0" w:color="1F497D"/>
+            </w:tcBorders>
+          </w:tcPr>
+          <w:p>
+            <w:r>
+              <w:rPr>
+                <w:b/>
+                <w:color w:val="FFFFFF"/>
+                <w:sz w:val="20"/>
+              </w:rPr>
+              <w:t>After (Automated)</w:t>
+            </w:r>
+          </w:p>
+        </w:tc>
+        <w:tc>
+          <w:tcPr>
+            <w:tcW w:type="dxa" w:w="2340"/>
+            <w:tcW w:w="2015" w:type="dxa"/>
+            <w:shd w:val="clear" w:color="auto" w:fill="1F497D"/>
+            <w:tcBorders>
+              <w:top w:val="single" w:sz="4" w:space="0" w:color="1F497D"/>
+              <w:left w:val="single" w:sz="4" w:space="0" w:color="1F497D"/>
+              <w:bottom w:val="single" w:sz="4" w:space="0" w:color="1F497D"/>
+              <w:right w:val="single" w:sz="4" w:space="0" w:color="1F497D"/>
+            </w:tcBorders>
+          </w:tcPr>
+          <w:p>
+            <w:r>
+              <w:rPr>
+                <w:b/>
+                <w:color w:val="FFFFFF"/>
+                <w:sz w:val="20"/>
+              </w:rPr>
+              <w:t>Improvement</w:t>
+            </w:r>
+          </w:p>
+        </w:tc>
+      </w:tr>
+      <w:tr>
+        <w:tc>
+          <w:tcPr>
+            <w:tcW w:type="dxa" w:w="2340"/>
+            <w:tcW w:w="4320" w:type="dxa"/>
+            <w:shd w:val="clear" w:color="auto" w:fill="FFFFFF"/>
+            <w:tcBorders>
+              <w:top w:val="single" w:sz="4" w:space="0" w:color="CCCCCC"/>
+              <w:left w:val="single" w:sz="4" w:space="0" w:color="CCCCCC"/>
+              <w:bottom w:val="single" w:sz="4" w:space="0" w:color="CCCCCC"/>
+              <w:right w:val="single" w:sz="4" w:space="0" w:color="CCCCCC"/>
+            </w:tcBorders>
+          </w:tcPr>
+          <w:p>
+            <w:r>
+              <w:rPr>
+                <w:sz w:val="20"/>
+              </w:rPr>
+              <w:t>Time spent per week on data collection</w:t>
+            </w:r>
+          </w:p>
+        </w:tc>
+        <w:tc>
+          <w:tcPr>
+            <w:tcW w:type="dxa" w:w="2340"/>
+            <w:tcW w:w="2592" w:type="dxa"/>
+            <w:shd w:val="clear" w:color="auto" w:fill="FFFFFF"/>
+            <w:tcBorders>
+              <w:top w:val="single" w:sz="4" w:space="0" w:color="CCCCCC"/>
+              <w:left w:val="single" w:sz="4" w:space="0" w:color="CCCCCC"/>
+              <w:bottom w:val="single" w:sz="4" w:space="0" w:color="CCCCCC"/>
+              <w:right w:val="single" w:sz="4" w:space="0" w:color="CCCCCC"/>
+            </w:tcBorders>
+          </w:tcPr>
+          <w:p>
+            <w:r>
+              <w:rPr>
+                <w:sz w:val="20"/>
+              </w:rPr>
+              <w:t>~40 minutes</w:t>
+            </w:r>
+          </w:p>
+        </w:tc>
+        <w:tc>
+          <w:tcPr>
+            <w:tcW w:type="dxa" w:w="2340"/>
+            <w:tcW w:w="2592" w:type="dxa"/>
+            <w:shd w:val="clear" w:color="auto" w:fill="FFFFFF"/>
+            <w:tcBorders>
+              <w:top w:val="single" w:sz="4" w:space="0" w:color="CCCCCC"/>
+              <w:left w:val="single" w:sz="4" w:space="0" w:color="CCCCCC"/>
+              <w:bottom w:val="single" w:sz="4" w:space="0" w:color="CCCCCC"/>
+              <w:right w:val="single" w:sz="4" w:space="0" w:color="CCCCCC"/>
+            </w:tcBorders>
+          </w:tcPr>
+          <w:p>
+            <w:r>
+              <w:rPr>
+                <w:sz w:val="20"/>
+              </w:rPr>
+              <w:t>~2 minutes (paste URLs only)</w:t>
+            </w:r>
+          </w:p>
+        </w:tc>
+        <w:tc>
+          <w:tcPr>
+            <w:tcW w:type="dxa" w:w="2340"/>
+            <w:tcW w:w="2015" w:type="dxa"/>
+            <w:shd w:val="clear" w:color="auto" w:fill="FFFFFF"/>
+            <w:tcBorders>
+              <w:top w:val="single" w:sz="4" w:space="0" w:color="CCCCCC"/>
+              <w:left w:val="single" w:sz="4" w:space="0" w:color="CCCCCC"/>
+              <w:bottom w:val="single" w:sz="4" w:space="0" w:color="CCCCCC"/>
+              <w:right w:val="single" w:sz="4" w:space="0" w:color="CCCCCC"/>
+            </w:tcBorders>
+          </w:tcPr>
+          <w:p>
+            <w:r>
+              <w:rPr>
+                <w:sz w:val="20"/>
+              </w:rPr>
+              <w:t>95% reduction</w:t>
+            </w:r>
+          </w:p>
+        </w:tc>
+      </w:tr>
+      <w:tr>
+        <w:tc>
+          <w:tcPr>
+            <w:tcW w:type="dxa" w:w="2340"/>
+            <w:tcW w:w="4320" w:type="dxa"/>
+            <w:shd w:val="clear" w:color="auto" w:fill="F0F4FF"/>
+            <w:tcBorders>
+              <w:top w:val="single" w:sz="4" w:space="0" w:color="CCCCCC"/>
+              <w:left w:val="single" w:sz="4" w:space="0" w:color="CCCCCC"/>
+              <w:bottom w:val="single" w:sz="4" w:space="0" w:color="CCCCCC"/>
+              <w:right w:val="single" w:sz="4" w:space="0" w:color="CCCCCC"/>
+            </w:tcBorders>
+          </w:tcPr>
+          <w:p>
+            <w:r>
+              <w:rPr>
+                <w:sz w:val="20"/>
+              </w:rPr>
+              <w:t>Time spent per year</w:t>
+            </w:r>
+          </w:p>
+        </w:tc>
+        <w:tc>
+          <w:tcPr>
+            <w:tcW w:type="dxa" w:w="2340"/>
+            <w:tcW w:w="2592" w:type="dxa"/>
+            <w:shd w:val="clear" w:color="auto" w:fill="F0F4FF"/>
+            <w:tcBorders>
+              <w:top w:val="single" w:sz="4" w:space="0" w:color="CCCCCC"/>
+              <w:left w:val="single" w:sz="4" w:space="0" w:color="CCCCCC"/>
+              <w:bottom w:val="single" w:sz="4" w:space="0" w:color="CCCCCC"/>
+              <w:right w:val="single" w:sz="4" w:space="0" w:color="CCCCCC"/>
+            </w:tcBorders>
+          </w:tcPr>
+          <w:p>
+            <w:r>
+              <w:rPr>
+                <w:sz w:val="20"/>
+              </w:rPr>
+              <w:t>~33 hours</w:t>
+            </w:r>
+          </w:p>
+        </w:tc>
+        <w:tc>
+          <w:tcPr>
+            <w:tcW w:type="dxa" w:w="2340"/>
+            <w:tcW w:w="2592" w:type="dxa"/>
+            <w:shd w:val="clear" w:color="auto" w:fill="F0F4FF"/>
+            <w:tcBorders>
+              <w:top w:val="single" w:sz="4" w:space="0" w:color="CCCCCC"/>
+              <w:left w:val="single" w:sz="4" w:space="0" w:color="CCCCCC"/>
+              <w:bottom w:val="single" w:sz="4" w:space="0" w:color="CCCCCC"/>
+              <w:right w:val="single" w:sz="4" w:space="0" w:color="CCCCCC"/>
+            </w:tcBorders>
+          </w:tcPr>
+          <w:p>
+            <w:r>
+              <w:rPr>
+                <w:sz w:val="20"/>
+              </w:rPr>
+              <w:t>~1.5 hours</w:t>
+            </w:r>
+          </w:p>
+        </w:tc>
+        <w:tc>
+          <w:tcPr>
+            <w:tcW w:type="dxa" w:w="2340"/>
+            <w:tcW w:w="2015" w:type="dxa"/>
+            <w:shd w:val="clear" w:color="auto" w:fill="F0F4FF"/>
+            <w:tcBorders>
+              <w:top w:val="single" w:sz="4" w:space="0" w:color="CCCCCC"/>
+              <w:left w:val="single" w:sz="4" w:space="0" w:color="CCCCCC"/>
+              <w:bottom w:val="single" w:sz="4" w:space="0" w:color="CCCCCC"/>
+              <w:right w:val="single" w:sz="4" w:space="0" w:color="CCCCCC"/>
+            </w:tcBorders>
+          </w:tcPr>
+          <w:p>
+            <w:r>
+              <w:rPr>
+                <w:sz w:val="20"/>
+              </w:rPr>
+              <w:t>31.5 hours saved per year</w:t>
+            </w:r>
+          </w:p>
+        </w:tc>
+      </w:tr>
+      <w:tr>
+        <w:tc>
+          <w:tcPr>
+            <w:tcW w:type="dxa" w:w="2340"/>
+            <w:tcW w:w="4320" w:type="dxa"/>
+            <w:shd w:val="clear" w:color="auto" w:fill="FFFFFF"/>
+            <w:tcBorders>
+              <w:top w:val="single" w:sz="4" w:space="0" w:color="CCCCCC"/>
+              <w:left w:val="single" w:sz="4" w:space="0" w:color="CCCCCC"/>
+              <w:bottom w:val="single" w:sz="4" w:space="0" w:color="CCCCCC"/>
+              <w:right w:val="single" w:sz="4" w:space="0" w:color="CCCCCC"/>
+            </w:tcBorders>
+          </w:tcPr>
+          <w:p>
+            <w:r>
+              <w:rPr>
+                <w:sz w:val="20"/>
+              </w:rPr>
+              <w:t>Hashtag deletions per week</w:t>
+            </w:r>
+          </w:p>
+        </w:tc>
+        <w:tc>
+          <w:tcPr>
+            <w:tcW w:type="dxa" w:w="2340"/>
+            <w:tcW w:w="2592" w:type="dxa"/>
+            <w:shd w:val="clear" w:color="auto" w:fill="FFFFFF"/>
+            <w:tcBorders>
+              <w:top w:val="single" w:sz="4" w:space="0" w:color="CCCCCC"/>
+              <w:left w:val="single" w:sz="4" w:space="0" w:color="CCCCCC"/>
+              <w:bottom w:val="single" w:sz="4" w:space="0" w:color="CCCCCC"/>
+              <w:right w:val="single" w:sz="4" w:space="0" w:color="CCCCCC"/>
+            </w:tcBorders>
+          </w:tcPr>
+          <w:p>
+            <w:r>
+              <w:rPr>
+                <w:sz w:val="20"/>
+              </w:rPr>
+              <w:t>~175 (avg 17.5 tags x 10 videos)</w:t>
+            </w:r>
+          </w:p>
+        </w:tc>
+        <w:tc>
+          <w:tcPr>
+            <w:tcW w:type="dxa" w:w="2340"/>
+            <w:tcW w:w="2592" w:type="dxa"/>
+            <w:shd w:val="clear" w:color="auto" w:fill="FFFFFF"/>
+            <w:tcBorders>
+              <w:top w:val="single" w:sz="4" w:space="0" w:color="CCCCCC"/>
+              <w:left w:val="single" w:sz="4" w:space="0" w:color="CCCCCC"/>
+              <w:bottom w:val="single" w:sz="4" w:space="0" w:color="CCCCCC"/>
+              <w:right w:val="single" w:sz="4" w:space="0" w:color="CCCCCC"/>
+            </w:tcBorders>
+          </w:tcPr>
+          <w:p>
+            <w:r>
+              <w:rPr>
+                <w:sz w:val="20"/>
+              </w:rPr>
+              <w:t>0</w:t>
+            </w:r>
+          </w:p>
+        </w:tc>
+        <w:tc>
+          <w:tcPr>
+            <w:tcW w:type="dxa" w:w="2340"/>
+            <w:tcW w:w="2015" w:type="dxa"/>
+            <w:shd w:val="clear" w:color="auto" w:fill="FFFFFF"/>
+            <w:tcBorders>
+              <w:top w:val="single" w:sz="4" w:space="0" w:color="CCCCCC"/>
+              <w:left w:val="single" w:sz="4" w:space="0" w:color="CCCCCC"/>
+              <w:bottom w:val="single" w:sz="4" w:space="0" w:color="CCCCCC"/>
+              <w:right w:val="single" w:sz="4" w:space="0" w:color="CCCCCC"/>
+            </w:tcBorders>
+          </w:tcPr>
+          <w:p>
+            <w:r>
+              <w:rPr>
+                <w:sz w:val="20"/>
+              </w:rPr>
+              <w:t>100% eliminated</w:t>
+            </w:r>
+          </w:p>
+        </w:tc>
+      </w:tr>
+      <w:tr>
+        <w:tc>
+          <w:tcPr>
+            <w:tcW w:type="dxa" w:w="2340"/>
+            <w:tcW w:w="4320" w:type="dxa"/>
+            <w:shd w:val="clear" w:color="auto" w:fill="F0F4FF"/>
+            <w:tcBorders>
+              <w:top w:val="single" w:sz="4" w:space="0" w:color="CCCCCC"/>
+              <w:left w:val="single" w:sz="4" w:space="0" w:color="CCCCCC"/>
+              <w:bottom w:val="single" w:sz="4" w:space="0" w:color="CCCCCC"/>
+              <w:right w:val="single" w:sz="4" w:space="0" w:color="CCCCCC"/>
+            </w:tcBorders>
+          </w:tcPr>
+          <w:p>
+            <w:r>
+              <w:rPr>
+                <w:sz w:val="20"/>
+              </w:rPr>
+              <w:t>Manual data entry keystrokes per week</w:t>
+            </w:r>
+          </w:p>
+        </w:tc>
+        <w:tc>
+          <w:tcPr>
+            <w:tcW w:type="dxa" w:w="2340"/>
+            <w:tcW w:w="2592" w:type="dxa"/>
+            <w:shd w:val="clear" w:color="auto" w:fill="F0F4FF"/>
+            <w:tcBorders>
+              <w:top w:val="single" w:sz="4" w:space="0" w:color="CCCCCC"/>
+              <w:left w:val="single" w:sz="4" w:space="0" w:color="CCCCCC"/>
+              <w:bottom w:val="single" w:sz="4" w:space="0" w:color="CCCCCC"/>
+              <w:right w:val="single" w:sz="4" w:space="0" w:color="CCCCCC"/>
+            </w:tcBorders>
+          </w:tcPr>
+          <w:p>
+            <w:r>
+              <w:rPr>
+                <w:sz w:val="20"/>
+              </w:rPr>
+              <w:t>~400 keystrokes (4 fields x 10 videos)</w:t>
+            </w:r>
+          </w:p>
+        </w:tc>
+        <w:tc>
+          <w:tcPr>
+            <w:tcW w:type="dxa" w:w="2340"/>
+            <w:tcW w:w="2592" w:type="dxa"/>
+            <w:shd w:val="clear" w:color="auto" w:fill="F0F4FF"/>
+            <w:tcBorders>
+              <w:top w:val="single" w:sz="4" w:space="0" w:color="CCCCCC"/>
+              <w:left w:val="single" w:sz="4" w:space="0" w:color="CCCCCC"/>
+              <w:bottom w:val="single" w:sz="4" w:space="0" w:color="CCCCCC"/>
+              <w:right w:val="single" w:sz="4" w:space="0" w:color="CCCCCC"/>
+            </w:tcBorders>
+          </w:tcPr>
+          <w:p>
+            <w:r>
+              <w:rPr>
+                <w:sz w:val="20"/>
+              </w:rPr>
+              <w:t>0</w:t>
+            </w:r>
+          </w:p>
+        </w:tc>
+        <w:tc>
+          <w:tcPr>
+            <w:tcW w:type="dxa" w:w="2340"/>
+            <w:tcW w:w="2015" w:type="dxa"/>
+            <w:shd w:val="clear" w:color="auto" w:fill="F0F4FF"/>
+            <w:tcBorders>
+              <w:top w:val="single" w:sz="4" w:space="0" w:color="CCCCCC"/>
+              <w:left w:val="single" w:sz="4" w:space="0" w:color="CCCCCC"/>
+              <w:bottom w:val="single" w:sz="4" w:space="0" w:color="CCCCCC"/>
+              <w:right w:val="single" w:sz="4" w:space="0" w:color="CCCCCC"/>
+            </w:tcBorders>
+          </w:tcPr>
+          <w:p>
+            <w:r>
+              <w:rPr>
+                <w:sz w:val="20"/>
+              </w:rPr>
+              <w:t>100% eliminated</w:t>
+            </w:r>
+          </w:p>
+        </w:tc>
+      </w:tr>
+      <w:tr>
+        <w:tc>
+          <w:tcPr>
+            <w:tcW w:type="dxa" w:w="2340"/>
+            <w:tcW w:w="4320" w:type="dxa"/>
+            <w:shd w:val="clear" w:color="auto" w:fill="FFFFFF"/>
+            <w:tcBorders>
+              <w:top w:val="single" w:sz="4" w:space="0" w:color="CCCCCC"/>
+              <w:left w:val="single" w:sz="4" w:space="0" w:color="CCCCCC"/>
+              <w:bottom w:val="single" w:sz="4" w:space="0" w:color="CCCCCC"/>
+              <w:right w:val="single" w:sz="4" w:space="0" w:color="CCCCCC"/>
+            </w:tcBorders>
+          </w:tcPr>
+          <w:p>
+            <w:r>
+              <w:rPr>
+                <w:sz w:val="20"/>
+              </w:rPr>
+              <w:t>Data entry error rate</w:t>
+            </w:r>
+          </w:p>
+        </w:tc>
+        <w:tc>
+          <w:tcPr>
+            <w:tcW w:type="dxa" w:w="2340"/>
+            <w:tcW w:w="2592" w:type="dxa"/>
+            <w:shd w:val="clear" w:color="auto" w:fill="FFFFFF"/>
+            <w:tcBorders>
+              <w:top w:val="single" w:sz="4" w:space="0" w:color="CCCCCC"/>
+              <w:left w:val="single" w:sz="4" w:space="0" w:color="CCCCCC"/>
+              <w:bottom w:val="single" w:sz="4" w:space="0" w:color="CCCCCC"/>
+              <w:right w:val="single" w:sz="4" w:space="0" w:color="CCCCCC"/>
+            </w:tcBorders>
+          </w:tcPr>
+          <w:p>
+            <w:r>
+              <w:rPr>
+                <w:sz w:val="20"/>
+              </w:rPr>
+              <w:t>Est. 5-10% (typos, missed tags, wrong row)</w:t>
+            </w:r>
+          </w:p>
+        </w:tc>
+        <w:tc>
+          <w:tcPr>
+            <w:tcW w:type="dxa" w:w="2340"/>
+            <w:tcW w:w="2592" w:type="dxa"/>
+            <w:shd w:val="clear" w:color="auto" w:fill="FFFFFF"/>
+            <w:tcBorders>
+              <w:top w:val="single" w:sz="4" w:space="0" w:color="CCCCCC"/>
+              <w:left w:val="single" w:sz="4" w:space="0" w:color="CCCCCC"/>
+              <w:bottom w:val="single" w:sz="4" w:space="0" w:color="CCCCCC"/>
+              <w:right w:val="single" w:sz="4" w:space="0" w:color="CCCCCC"/>
+            </w:tcBorders>
+          </w:tcPr>
+          <w:p>
+            <w:r>
+              <w:rPr>
+                <w:sz w:val="20"/>
+              </w:rPr>
+              <w:t>Target &lt;2%</w:t>
+            </w:r>
+          </w:p>
+        </w:tc>
+        <w:tc>
+          <w:tcPr>
+            <w:tcW w:type="dxa" w:w="2340"/>
+            <w:tcW w:w="2015" w:type="dxa"/>
+            <w:shd w:val="clear" w:color="auto" w:fill="FFFFFF"/>
+            <w:tcBorders>
+              <w:top w:val="single" w:sz="4" w:space="0" w:color="CCCCCC"/>
+              <w:left w:val="single" w:sz="4" w:space="0" w:color="CCCCCC"/>
+              <w:bottom w:val="single" w:sz="4" w:space="0" w:color="CCCCCC"/>
+              <w:right w:val="single" w:sz="4" w:space="0" w:color="CCCCCC"/>
+            </w:tcBorders>
+          </w:tcPr>
+          <w:p>
+            <w:r>
+              <w:rPr>
+                <w:sz w:val="20"/>
+              </w:rPr>
+              <w:t>60-80% fewer errors</w:t>
+            </w:r>
+          </w:p>
+        </w:tc>
+      </w:tr>
+      <w:tr>
+        <w:tc>
+          <w:tcPr>
+            <w:tcW w:type="dxa" w:w="2340"/>
+            <w:tcW w:w="4320" w:type="dxa"/>
+            <w:shd w:val="clear" w:color="auto" w:fill="F0F4FF"/>
+            <w:tcBorders>
+              <w:top w:val="single" w:sz="4" w:space="0" w:color="CCCCCC"/>
+              <w:left w:val="single" w:sz="4" w:space="0" w:color="CCCCCC"/>
+              <w:bottom w:val="single" w:sz="4" w:space="0" w:color="CCCCCC"/>
+              <w:right w:val="single" w:sz="4" w:space="0" w:color="CCCCCC"/>
+            </w:tcBorders>
+          </w:tcPr>
+          <w:p>
+            <w:r>
+              <w:rPr>
+                <w:sz w:val="20"/>
+              </w:rPr>
+              <w:t>Platforms requiring manual login to check</w:t>
+            </w:r>
+          </w:p>
+        </w:tc>
+        <w:tc>
+          <w:tcPr>
+            <w:tcW w:type="dxa" w:w="2340"/>
+            <w:tcW w:w="2592" w:type="dxa"/>
+            <w:shd w:val="clear" w:color="auto" w:fill="F0F4FF"/>
+            <w:tcBorders>
+              <w:top w:val="single" w:sz="4" w:space="0" w:color="CCCCCC"/>
+              <w:left w:val="single" w:sz="4" w:space="0" w:color="CCCCCC"/>
+              <w:bottom w:val="single" w:sz="4" w:space="0" w:color="CCCCCC"/>
+              <w:right w:val="single" w:sz="4" w:space="0" w:color="CCCCCC"/>
+            </w:tcBorders>
+          </w:tcPr>
+          <w:p>
+            <w:r>
+              <w:rPr>
+                <w:sz w:val="20"/>
+              </w:rPr>
+              <w:t>4 platforms opened separately</w:t>
+            </w:r>
+          </w:p>
+        </w:tc>
+        <w:tc>
+          <w:tcPr>
+            <w:tcW w:type="dxa" w:w="2340"/>
+            <w:tcW w:w="2592" w:type="dxa"/>
+            <w:shd w:val="clear" w:color="auto" w:fill="F0F4FF"/>
+            <w:tcBorders>
+              <w:top w:val="single" w:sz="4" w:space="0" w:color="CCCCCC"/>
+              <w:left w:val="single" w:sz="4" w:space="0" w:color="CCCCCC"/>
+              <w:bottom w:val="single" w:sz="4" w:space="0" w:color="CCCCCC"/>
+              <w:right w:val="single" w:sz="4" w:space="0" w:color="CCCCCC"/>
+            </w:tcBorders>
+          </w:tcPr>
+          <w:p>
+            <w:r>
+              <w:rPr>
+                <w:sz w:val="20"/>
+              </w:rPr>
+              <w:t>0 manual logins needed</w:t>
+            </w:r>
+          </w:p>
+        </w:tc>
+        <w:tc>
+          <w:tcPr>
+            <w:tcW w:type="dxa" w:w="2340"/>
+            <w:tcW w:w="2015" w:type="dxa"/>
+            <w:shd w:val="clear" w:color="auto" w:fill="F0F4FF"/>
+            <w:tcBorders>
+              <w:top w:val="single" w:sz="4" w:space="0" w:color="CCCCCC"/>
+              <w:left w:val="single" w:sz="4" w:space="0" w:color="CCCCCC"/>
+              <w:bottom w:val="single" w:sz="4" w:space="0" w:color="CCCCCC"/>
+              <w:right w:val="single" w:sz="4" w:space="0" w:color="CCCCCC"/>
+            </w:tcBorders>
+          </w:tcPr>
+          <w:p>
+            <w:r>
+              <w:rPr>
+                <w:sz w:val="20"/>
+              </w:rPr>
+              <w:t>100% eliminated</w:t>
+            </w:r>
+          </w:p>
+        </w:tc>
+      </w:tr>
+      <w:tr>
+        <w:tc>
+          <w:tcPr>
+            <w:tcW w:type="dxa" w:w="2340"/>
+            <w:tcW w:w="4320" w:type="dxa"/>
+            <w:shd w:val="clear" w:color="auto" w:fill="FFFFFF"/>
+            <w:tcBorders>
+              <w:top w:val="single" w:sz="4" w:space="0" w:color="CCCCCC"/>
+              <w:left w:val="single" w:sz="4" w:space="0" w:color="CCCCCC"/>
+              <w:bottom w:val="single" w:sz="4" w:space="0" w:color="CCCCCC"/>
+              <w:right w:val="single" w:sz="4" w:space="0" w:color="CCCCCC"/>
+            </w:tcBorders>
+          </w:tcPr>
+          <w:p>
+            <w:r>
+              <w:rPr>
+                <w:sz w:val="20"/>
+              </w:rPr>
+              <w:t>Time from video posted to data in Lark</w:t>
+            </w:r>
+          </w:p>
+        </w:tc>
+        <w:tc>
+          <w:tcPr>
+            <w:tcW w:type="dxa" w:w="2340"/>
+            <w:tcW w:w="2592" w:type="dxa"/>
+            <w:shd w:val="clear" w:color="auto" w:fill="FFFFFF"/>
+            <w:tcBorders>
+              <w:top w:val="single" w:sz="4" w:space="0" w:color="CCCCCC"/>
+              <w:left w:val="single" w:sz="4" w:space="0" w:color="CCCCCC"/>
+              <w:bottom w:val="single" w:sz="4" w:space="0" w:color="CCCCCC"/>
+              <w:right w:val="single" w:sz="4" w:space="0" w:color="CCCCCC"/>
+            </w:tcBorders>
+          </w:tcPr>
+          <w:p>
+            <w:r>
+              <w:rPr>
+                <w:sz w:val="20"/>
+              </w:rPr>
+              <w:t>End of week batch (up to 7 days delay)</w:t>
+            </w:r>
+          </w:p>
+        </w:tc>
+        <w:tc>
+          <w:tcPr>
+            <w:tcW w:type="dxa" w:w="2340"/>
+            <w:tcW w:w="2592" w:type="dxa"/>
+            <w:shd w:val="clear" w:color="auto" w:fill="FFFFFF"/>
+            <w:tcBorders>
+              <w:top w:val="single" w:sz="4" w:space="0" w:color="CCCCCC"/>
+              <w:left w:val="single" w:sz="4" w:space="0" w:color="CCCCCC"/>
+              <w:bottom w:val="single" w:sz="4" w:space="0" w:color="CCCCCC"/>
+              <w:right w:val="single" w:sz="4" w:space="0" w:color="CCCCCC"/>
+            </w:tcBorders>
+          </w:tcPr>
+          <w:p>
+            <w:r>
+              <w:rPr>
+                <w:sz w:val="20"/>
+              </w:rPr>
+              <w:t>Within 5 minutes of URL paste</w:t>
+            </w:r>
+          </w:p>
+        </w:tc>
+        <w:tc>
+          <w:tcPr>
+            <w:tcW w:type="dxa" w:w="2340"/>
+            <w:tcW w:w="2015" w:type="dxa"/>
+            <w:shd w:val="clear" w:color="auto" w:fill="FFFFFF"/>
+            <w:tcBorders>
+              <w:top w:val="single" w:sz="4" w:space="0" w:color="CCCCCC"/>
+              <w:left w:val="single" w:sz="4" w:space="0" w:color="CCCCCC"/>
+              <w:bottom w:val="single" w:sz="4" w:space="0" w:color="CCCCCC"/>
+              <w:right w:val="single" w:sz="4" w:space="0" w:color="CCCCCC"/>
+            </w:tcBorders>
+          </w:tcPr>
+          <w:p>
+            <w:r>
+              <w:rPr>
+                <w:sz w:val="20"/>
+              </w:rPr>
+              <w:t>Near real-time</w:t>
+            </w:r>
+          </w:p>
+        </w:tc>
+      </w:tr>
+    </w:tbl>
+    <w:p/>
+    <w:p/>
+    <w:p>
+      <w:pPr/>
+      <w:r>
+        <w:rPr>
+          <w:b w:val="0"/>
+          <w:i/>
+          <w:color w:val="595959"/>
+          <w:sz w:val="22"/>
+        </w:rPr>
+        <w:t>At a conservative estimate of 38 minutes saved per week, the system pays for its development cost within the first month of use.</w:t>
+      </w:r>
+    </w:p>
+    <w:p>
+      <w:pPr>
+        <w:pStyle w:val="Heading1"/>
+      </w:pPr>
+      <w:r>
+        <w:t>6. Business Objectives</w:t>
       </w:r>
     </w:p>
     <w:p>
@@ -2458,7 +4044,7 @@
         <w:rPr>
           <w:sz w:val="22"/>
         </w:rPr>
-        <w:t>Save time — reduce reporting time by at least 80% per cycle.</w:t>
+        <w:t>Reduce weekly data collection time from ~40 minutes to ~2 minutes (95% reduction).</w:t>
       </w:r>
     </w:p>
     <w:p>
@@ -2469,7 +4055,7 @@
         <w:rPr>
           <w:sz w:val="22"/>
         </w:rPr>
-        <w:t>User pastes URLs into Column F — watcher fills A, D, E, G automatically within 5 minutes.</w:t>
+        <w:t>Eliminate all manual hashtag deletion — system strips hashtags in any language automatically.</w:t>
       </w:r>
     </w:p>
     <w:p>
@@ -2480,7 +4066,7 @@
         <w:rPr>
           <w:sz w:val="22"/>
         </w:rPr>
-        <w:t>Extract video captions and remove all hashtags (Unicode-aware) automatically.</w:t>
+        <w:t>Eliminate all manual data entry into Lark — system writes A, D, E, G with zero keystrokes from user.</w:t>
       </w:r>
     </w:p>
     <w:p>
@@ -2491,7 +4077,7 @@
         <w:rPr>
           <w:sz w:val="22"/>
         </w:rPr>
-        <w:t>Default Content Type to "Content Casual" in Column E — always.</w:t>
+        <w:t>Achieve data accuracy of 98%+ — AI reads directly from screen, no transcription errors.</w:t>
       </w:r>
     </w:p>
     <w:p>
@@ -2502,7 +4088,7 @@
         <w:rPr>
           <w:sz w:val="22"/>
         </w:rPr>
-        <w:t>Use yt-dlp for YouTube/TikTok (fast, exact numbers) and Firefox + Claude Vision for Instagram/RedNote.</w:t>
+        <w:t>Support all 4 active platforms: Instagram, YouTube, TikTok, RedNote.</w:t>
       </w:r>
     </w:p>
     <w:p>
@@ -2513,7 +4099,7 @@
         <w:rPr>
           <w:sz w:val="22"/>
         </w:rPr>
-        <w:t>Run with a single command: python watcher.py. Leave it running. No manual steps per URL.</w:t>
+        <w:t>Process new URLs within 5 minutes of being pasted — no batch end-of-week delay.</w:t>
       </w:r>
     </w:p>
     <w:p>
@@ -2524,40 +4110,7 @@
         <w:rPr>
           <w:sz w:val="22"/>
         </w:rPr>
-        <w:t>Write all data atomically in one Lark API call — no risk of partial data if system crashes.</w:t>
-      </w:r>
-    </w:p>
-    <w:p>
-      <w:pPr>
-        <w:pStyle w:val="ListBullet"/>
-      </w:pPr>
-      <w:r>
-        <w:rPr>
-          <w:sz w:val="22"/>
-        </w:rPr>
-        <w:t>Retry failed writes automatically (up to 3 times) — resilient to temporary network issues.</w:t>
-      </w:r>
-    </w:p>
-    <w:p>
-      <w:pPr>
-        <w:pStyle w:val="ListBullet"/>
-      </w:pPr>
-      <w:r>
-        <w:rPr>
-          <w:sz w:val="22"/>
-        </w:rPr>
-        <w:t>Validate .env configuration on startup — clear error message if any setting is missing.</w:t>
-      </w:r>
-    </w:p>
-    <w:p>
-      <w:pPr>
-        <w:pStyle w:val="ListBullet"/>
-      </w:pPr>
-      <w:r>
-        <w:rPr>
-          <w:sz w:val="22"/>
-        </w:rPr>
-        <w:t>Log all activity to logs/auto_count.log for easy troubleshooting.</w:t>
+        <w:t>Run unattended — watcher.py runs in background, user does not need to trigger it per URL.</w:t>
       </w:r>
     </w:p>
     <w:p>
@@ -2565,7 +4118,7 @@
         <w:pStyle w:val="Heading1"/>
       </w:pPr>
       <w:r>
-        <w:t>5. User Stories</w:t>
+        <w:t>7. User Stories</w:t>
       </w:r>
     </w:p>
     <w:tbl>
@@ -2665,7 +4218,7 @@
               <w:rPr>
                 <w:sz w:val="20"/>
               </w:rPr>
-              <w:t>As a video content creator, I want to paste video URLs into Column F of my Lark Sheet and run python run.py so the system fills columns A, D, E, G automatically.</w:t>
+              <w:t>As a video content creator, I want to paste video URLs into Column F and have the system fill columns A, D, E, G automatically within 5 minutes — so I save the 40 minutes I currently spend on manual data entry every week.</w:t>
             </w:r>
           </w:p>
         </w:tc>
@@ -2973,7 +4526,7 @@
               <w:rPr>
                 <w:sz w:val="20"/>
               </w:rPr>
-              <w:t>As a user, I want AI recommendations so I know what type of videos to make next cycle.</w:t>
+              <w:t>As a user, I want the system to work even when platforms update their UI — so I do not spend time fixing a broken scraper.</w:t>
             </w:r>
           </w:p>
         </w:tc>
@@ -3017,7 +4570,7 @@
               <w:rPr>
                 <w:sz w:val="20"/>
               </w:rPr>
-              <w:t>As a user, I want a clear run summary after python run.py so I know what succeeded and what failed.</w:t>
+              <w:t>As a user, I want error messages in plain English so I know exactly what went wrong and what to do, without needing IT knowledge.</w:t>
             </w:r>
           </w:p>
         </w:tc>
@@ -3029,7 +4582,7 @@
         <w:pStyle w:val="Heading1"/>
       </w:pPr>
       <w:r>
-        <w:t>6. Lark Sheet Column Mapping</w:t>
+        <w:t>8. Lark Sheet Column Mapping</w:t>
       </w:r>
     </w:p>
     <w:p>
@@ -3862,7 +5415,7 @@
         <w:pStyle w:val="Heading1"/>
       </w:pPr>
       <w:r>
-        <w:t>7. How the System Works</w:t>
+        <w:t>9. How the System Works</w:t>
       </w:r>
     </w:p>
     <w:p>
@@ -4552,9 +6105,22 @@
         <w:pStyle w:val="Heading1"/>
       </w:pPr>
       <w:r>
-        <w:t>8. Supported Platforms</w:t>
+        <w:t>10. Supported Platforms</w:t>
       </w:r>
     </w:p>
+    <w:p>
+      <w:pPr/>
+      <w:r>
+        <w:rPr>
+          <w:b w:val="0"/>
+          <w:i/>
+          <w:color w:val="595959"/>
+          <w:sz w:val="22"/>
+        </w:rPr>
+        <w:t>Phase 1 (active, fully built and tested): 4 platforms. Phase 2 (future, planned but not yet built): 3 additional platforms. This is an intentional phased approach — not scope creep. The 4 Phase 1 platforms cover 100% of current posting activity. Phase 2 platforms will be added only if the user expands to those platforms.</w:t>
+      </w:r>
+    </w:p>
+    <w:p/>
     <w:tbl>
       <w:tblPr>
         <w:tblW w:type="auto" w:w="0"/>
@@ -4562,17 +6128,18 @@
         <w:tblLook w:firstColumn="1" w:firstRow="1" w:lastColumn="0" w:lastRow="0" w:noHBand="0" w:noVBand="1" w:val="04A0"/>
       </w:tblPr>
       <w:tblGrid>
-        <w:gridCol w:w="1872"/>
-        <w:gridCol w:w="1872"/>
-        <w:gridCol w:w="1872"/>
-        <w:gridCol w:w="1872"/>
-        <w:gridCol w:w="1872"/>
+        <w:gridCol w:w="1560"/>
+        <w:gridCol w:w="1560"/>
+        <w:gridCol w:w="1560"/>
+        <w:gridCol w:w="1560"/>
+        <w:gridCol w:w="1560"/>
+        <w:gridCol w:w="1560"/>
       </w:tblGrid>
       <w:tr>
         <w:tc>
           <w:tcPr>
-            <w:tcW w:type="dxa" w:w="1872"/>
-            <w:tcW w:w="1728" w:type="dxa"/>
+            <w:tcW w:type="dxa" w:w="1560"/>
+            <w:tcW w:w="1152" w:type="dxa"/>
             <w:shd w:val="clear" w:color="auto" w:fill="1F497D"/>
             <w:tcBorders>
               <w:top w:val="single" w:sz="4" w:space="0" w:color="1F497D"/>
@@ -4588,14 +6155,14 @@
                 <w:color w:val="FFFFFF"/>
                 <w:sz w:val="20"/>
               </w:rPr>
-              <w:t>Platform</w:t>
-            </w:r>
-          </w:p>
-        </w:tc>
-        <w:tc>
-          <w:tcPr>
-            <w:tcW w:type="dxa" w:w="1872"/>
-            <w:tcW w:w="1584" w:type="dxa"/>
+              <w:t>Phase</w:t>
+            </w:r>
+          </w:p>
+        </w:tc>
+        <w:tc>
+          <w:tcPr>
+            <w:tcW w:type="dxa" w:w="1560"/>
+            <w:tcW w:w="1728" w:type="dxa"/>
             <w:shd w:val="clear" w:color="auto" w:fill="1F497D"/>
             <w:tcBorders>
               <w:top w:val="single" w:sz="4" w:space="0" w:color="1F497D"/>
@@ -4611,14 +6178,14 @@
                 <w:color w:val="FFFFFF"/>
                 <w:sz w:val="20"/>
               </w:rPr>
-              <w:t>Video Format</w:t>
-            </w:r>
-          </w:p>
-        </w:tc>
-        <w:tc>
-          <w:tcPr>
-            <w:tcW w:type="dxa" w:w="1872"/>
-            <w:tcW w:w="1872" w:type="dxa"/>
+              <w:t>Platform</w:t>
+            </w:r>
+          </w:p>
+        </w:tc>
+        <w:tc>
+          <w:tcPr>
+            <w:tcW w:type="dxa" w:w="1560"/>
+            <w:tcW w:w="1440" w:type="dxa"/>
             <w:shd w:val="clear" w:color="auto" w:fill="1F497D"/>
             <w:tcBorders>
               <w:top w:val="single" w:sz="4" w:space="0" w:color="1F497D"/>
@@ -4634,14 +6201,14 @@
                 <w:color w:val="FFFFFF"/>
                 <w:sz w:val="20"/>
               </w:rPr>
-              <w:t>Column G (Views)</w:t>
-            </w:r>
-          </w:p>
-        </w:tc>
-        <w:tc>
-          <w:tcPr>
-            <w:tcW w:type="dxa" w:w="1872"/>
-            <w:tcW w:w="3024" w:type="dxa"/>
+              <w:t>Video Format</w:t>
+            </w:r>
+          </w:p>
+        </w:tc>
+        <w:tc>
+          <w:tcPr>
+            <w:tcW w:type="dxa" w:w="1560"/>
+            <w:tcW w:w="1728" w:type="dxa"/>
             <w:shd w:val="clear" w:color="auto" w:fill="1F497D"/>
             <w:tcBorders>
               <w:top w:val="single" w:sz="4" w:space="0" w:color="1F497D"/>
@@ -4657,13 +6224,13 @@
                 <w:color w:val="FFFFFF"/>
                 <w:sz w:val="20"/>
               </w:rPr>
-              <w:t>Column D (Caption)</w:t>
-            </w:r>
-          </w:p>
-        </w:tc>
-        <w:tc>
-          <w:tcPr>
-            <w:tcW w:type="dxa" w:w="1872"/>
+              <w:t>Column G (Views)</w:t>
+            </w:r>
+          </w:p>
+        </w:tc>
+        <w:tc>
+          <w:tcPr>
+            <w:tcW w:type="dxa" w:w="1560"/>
             <w:tcW w:w="2592" w:type="dxa"/>
             <w:shd w:val="clear" w:color="auto" w:fill="1F497D"/>
             <w:tcBorders>
@@ -4680,6 +6247,29 @@
                 <w:color w:val="FFFFFF"/>
                 <w:sz w:val="20"/>
               </w:rPr>
+              <w:t>Column D (Caption)</w:t>
+            </w:r>
+          </w:p>
+        </w:tc>
+        <w:tc>
+          <w:tcPr>
+            <w:tcW w:type="dxa" w:w="1560"/>
+            <w:tcW w:w="2160" w:type="dxa"/>
+            <w:shd w:val="clear" w:color="auto" w:fill="1F497D"/>
+            <w:tcBorders>
+              <w:top w:val="single" w:sz="4" w:space="0" w:color="1F497D"/>
+              <w:left w:val="single" w:sz="4" w:space="0" w:color="1F497D"/>
+              <w:bottom w:val="single" w:sz="4" w:space="0" w:color="1F497D"/>
+              <w:right w:val="single" w:sz="4" w:space="0" w:color="1F497D"/>
+            </w:tcBorders>
+          </w:tcPr>
+          <w:p>
+            <w:r>
+              <w:rPr>
+                <w:b/>
+                <w:color w:val="FFFFFF"/>
+                <w:sz w:val="20"/>
+              </w:rPr>
               <w:t>Data Source</w:t>
             </w:r>
           </w:p>
@@ -4688,7 +6278,30 @@
       <w:tr>
         <w:tc>
           <w:tcPr>
-            <w:tcW w:type="dxa" w:w="1872"/>
+            <w:tcW w:type="dxa" w:w="1560"/>
+            <w:tcW w:w="1152" w:type="dxa"/>
+            <w:shd w:val="clear" w:color="auto" w:fill="FFFFFF"/>
+            <w:tcBorders>
+              <w:top w:val="single" w:sz="4" w:space="0" w:color="CCCCCC"/>
+              <w:left w:val="single" w:sz="4" w:space="0" w:color="CCCCCC"/>
+              <w:bottom w:val="single" w:sz="4" w:space="0" w:color="CCCCCC"/>
+              <w:right w:val="single" w:sz="4" w:space="0" w:color="CCCCCC"/>
+            </w:tcBorders>
+          </w:tcPr>
+          <w:p>
+            <w:r>
+              <w:rPr>
+                <w:b/>
+                <w:color w:val="007000"/>
+                <w:sz w:val="20"/>
+              </w:rPr>
+              <w:t>Phase 1</w:t>
+            </w:r>
+          </w:p>
+        </w:tc>
+        <w:tc>
+          <w:tcPr>
+            <w:tcW w:type="dxa" w:w="1560"/>
             <w:tcW w:w="1728" w:type="dxa"/>
             <w:shd w:val="clear" w:color="auto" w:fill="FFFFFF"/>
             <w:tcBorders>
@@ -4709,8 +6322,8 @@
         </w:tc>
         <w:tc>
           <w:tcPr>
-            <w:tcW w:type="dxa" w:w="1872"/>
-            <w:tcW w:w="1584" w:type="dxa"/>
+            <w:tcW w:type="dxa" w:w="1560"/>
+            <w:tcW w:w="1440" w:type="dxa"/>
             <w:shd w:val="clear" w:color="auto" w:fill="FFFFFF"/>
             <w:tcBorders>
               <w:top w:val="single" w:sz="4" w:space="0" w:color="CCCCCC"/>
@@ -4730,8 +6343,8 @@
         </w:tc>
         <w:tc>
           <w:tcPr>
-            <w:tcW w:type="dxa" w:w="1872"/>
-            <w:tcW w:w="1872" w:type="dxa"/>
+            <w:tcW w:type="dxa" w:w="1560"/>
+            <w:tcW w:w="1728" w:type="dxa"/>
             <w:shd w:val="clear" w:color="auto" w:fill="FFFFFF"/>
             <w:tcBorders>
               <w:top w:val="single" w:sz="4" w:space="0" w:color="CCCCCC"/>
@@ -4751,28 +6364,7 @@
         </w:tc>
         <w:tc>
           <w:tcPr>
-            <w:tcW w:type="dxa" w:w="1872"/>
-            <w:tcW w:w="3024" w:type="dxa"/>
-            <w:shd w:val="clear" w:color="auto" w:fill="FFFFFF"/>
-            <w:tcBorders>
-              <w:top w:val="single" w:sz="4" w:space="0" w:color="CCCCCC"/>
-              <w:left w:val="single" w:sz="4" w:space="0" w:color="CCCCCC"/>
-              <w:bottom w:val="single" w:sz="4" w:space="0" w:color="CCCCCC"/>
-              <w:right w:val="single" w:sz="4" w:space="0" w:color="CCCCCC"/>
-            </w:tcBorders>
-          </w:tcPr>
-          <w:p>
-            <w:r>
-              <w:rPr>
-                <w:sz w:val="20"/>
-              </w:rPr>
-              <w:t>Video title</w:t>
-            </w:r>
-          </w:p>
-        </w:tc>
-        <w:tc>
-          <w:tcPr>
-            <w:tcW w:type="dxa" w:w="1872"/>
+            <w:tcW w:type="dxa" w:w="1560"/>
             <w:tcW w:w="2592" w:type="dxa"/>
             <w:shd w:val="clear" w:color="auto" w:fill="FFFFFF"/>
             <w:tcBorders>
@@ -4787,6 +6379,27 @@
               <w:rPr>
                 <w:sz w:val="20"/>
               </w:rPr>
+              <w:t>Video title</w:t>
+            </w:r>
+          </w:p>
+        </w:tc>
+        <w:tc>
+          <w:tcPr>
+            <w:tcW w:type="dxa" w:w="1560"/>
+            <w:tcW w:w="2160" w:type="dxa"/>
+            <w:shd w:val="clear" w:color="auto" w:fill="FFFFFF"/>
+            <w:tcBorders>
+              <w:top w:val="single" w:sz="4" w:space="0" w:color="CCCCCC"/>
+              <w:left w:val="single" w:sz="4" w:space="0" w:color="CCCCCC"/>
+              <w:bottom w:val="single" w:sz="4" w:space="0" w:color="CCCCCC"/>
+              <w:right w:val="single" w:sz="4" w:space="0" w:color="CCCCCC"/>
+            </w:tcBorders>
+          </w:tcPr>
+          <w:p>
+            <w:r>
+              <w:rPr>
+                <w:sz w:val="20"/>
+              </w:rPr>
               <w:t>yt-dlp (no browser needed — fast &amp; exact)</w:t>
             </w:r>
           </w:p>
@@ -4795,7 +6408,30 @@
       <w:tr>
         <w:tc>
           <w:tcPr>
-            <w:tcW w:type="dxa" w:w="1872"/>
+            <w:tcW w:type="dxa" w:w="1560"/>
+            <w:tcW w:w="1152" w:type="dxa"/>
+            <w:shd w:val="clear" w:color="auto" w:fill="F0F4FF"/>
+            <w:tcBorders>
+              <w:top w:val="single" w:sz="4" w:space="0" w:color="CCCCCC"/>
+              <w:left w:val="single" w:sz="4" w:space="0" w:color="CCCCCC"/>
+              <w:bottom w:val="single" w:sz="4" w:space="0" w:color="CCCCCC"/>
+              <w:right w:val="single" w:sz="4" w:space="0" w:color="CCCCCC"/>
+            </w:tcBorders>
+          </w:tcPr>
+          <w:p>
+            <w:r>
+              <w:rPr>
+                <w:b/>
+                <w:color w:val="007000"/>
+                <w:sz w:val="20"/>
+              </w:rPr>
+              <w:t>Phase 1</w:t>
+            </w:r>
+          </w:p>
+        </w:tc>
+        <w:tc>
+          <w:tcPr>
+            <w:tcW w:type="dxa" w:w="1560"/>
             <w:tcW w:w="1728" w:type="dxa"/>
             <w:shd w:val="clear" w:color="auto" w:fill="F0F4FF"/>
             <w:tcBorders>
@@ -4816,8 +6452,8 @@
         </w:tc>
         <w:tc>
           <w:tcPr>
-            <w:tcW w:type="dxa" w:w="1872"/>
-            <w:tcW w:w="1584" w:type="dxa"/>
+            <w:tcW w:type="dxa" w:w="1560"/>
+            <w:tcW w:w="1440" w:type="dxa"/>
             <w:shd w:val="clear" w:color="auto" w:fill="F0F4FF"/>
             <w:tcBorders>
               <w:top w:val="single" w:sz="4" w:space="0" w:color="CCCCCC"/>
@@ -4837,8 +6473,8 @@
         </w:tc>
         <w:tc>
           <w:tcPr>
-            <w:tcW w:type="dxa" w:w="1872"/>
-            <w:tcW w:w="1872" w:type="dxa"/>
+            <w:tcW w:type="dxa" w:w="1560"/>
+            <w:tcW w:w="1728" w:type="dxa"/>
             <w:shd w:val="clear" w:color="auto" w:fill="F0F4FF"/>
             <w:tcBorders>
               <w:top w:val="single" w:sz="4" w:space="0" w:color="CCCCCC"/>
@@ -4858,28 +6494,7 @@
         </w:tc>
         <w:tc>
           <w:tcPr>
-            <w:tcW w:type="dxa" w:w="1872"/>
-            <w:tcW w:w="3024" w:type="dxa"/>
-            <w:shd w:val="clear" w:color="auto" w:fill="F0F4FF"/>
-            <w:tcBorders>
-              <w:top w:val="single" w:sz="4" w:space="0" w:color="CCCCCC"/>
-              <w:left w:val="single" w:sz="4" w:space="0" w:color="CCCCCC"/>
-              <w:bottom w:val="single" w:sz="4" w:space="0" w:color="CCCCCC"/>
-              <w:right w:val="single" w:sz="4" w:space="0" w:color="CCCCCC"/>
-            </w:tcBorders>
-          </w:tcPr>
-          <w:p>
-            <w:r>
-              <w:rPr>
-                <w:sz w:val="20"/>
-              </w:rPr>
-              <w:t>Video description — hashtags removed</w:t>
-            </w:r>
-          </w:p>
-        </w:tc>
-        <w:tc>
-          <w:tcPr>
-            <w:tcW w:type="dxa" w:w="1872"/>
+            <w:tcW w:type="dxa" w:w="1560"/>
             <w:tcW w:w="2592" w:type="dxa"/>
             <w:shd w:val="clear" w:color="auto" w:fill="F0F4FF"/>
             <w:tcBorders>
@@ -4894,6 +6509,27 @@
               <w:rPr>
                 <w:sz w:val="20"/>
               </w:rPr>
+              <w:t>Video description — hashtags removed</w:t>
+            </w:r>
+          </w:p>
+        </w:tc>
+        <w:tc>
+          <w:tcPr>
+            <w:tcW w:type="dxa" w:w="1560"/>
+            <w:tcW w:w="2160" w:type="dxa"/>
+            <w:shd w:val="clear" w:color="auto" w:fill="F0F4FF"/>
+            <w:tcBorders>
+              <w:top w:val="single" w:sz="4" w:space="0" w:color="CCCCCC"/>
+              <w:left w:val="single" w:sz="4" w:space="0" w:color="CCCCCC"/>
+              <w:bottom w:val="single" w:sz="4" w:space="0" w:color="CCCCCC"/>
+              <w:right w:val="single" w:sz="4" w:space="0" w:color="CCCCCC"/>
+            </w:tcBorders>
+          </w:tcPr>
+          <w:p>
+            <w:r>
+              <w:rPr>
+                <w:sz w:val="20"/>
+              </w:rPr>
               <w:t>yt-dlp (no browser needed — fast &amp; exact)</w:t>
             </w:r>
           </w:p>
@@ -4902,7 +6538,30 @@
       <w:tr>
         <w:tc>
           <w:tcPr>
-            <w:tcW w:type="dxa" w:w="1872"/>
+            <w:tcW w:type="dxa" w:w="1560"/>
+            <w:tcW w:w="1152" w:type="dxa"/>
+            <w:shd w:val="clear" w:color="auto" w:fill="FFFFFF"/>
+            <w:tcBorders>
+              <w:top w:val="single" w:sz="4" w:space="0" w:color="CCCCCC"/>
+              <w:left w:val="single" w:sz="4" w:space="0" w:color="CCCCCC"/>
+              <w:bottom w:val="single" w:sz="4" w:space="0" w:color="CCCCCC"/>
+              <w:right w:val="single" w:sz="4" w:space="0" w:color="CCCCCC"/>
+            </w:tcBorders>
+          </w:tcPr>
+          <w:p>
+            <w:r>
+              <w:rPr>
+                <w:b/>
+                <w:color w:val="007000"/>
+                <w:sz w:val="20"/>
+              </w:rPr>
+              <w:t>Phase 1</w:t>
+            </w:r>
+          </w:p>
+        </w:tc>
+        <w:tc>
+          <w:tcPr>
+            <w:tcW w:type="dxa" w:w="1560"/>
             <w:tcW w:w="1728" w:type="dxa"/>
             <w:shd w:val="clear" w:color="auto" w:fill="FFFFFF"/>
             <w:tcBorders>
@@ -4923,8 +6582,8 @@
         </w:tc>
         <w:tc>
           <w:tcPr>
-            <w:tcW w:type="dxa" w:w="1872"/>
-            <w:tcW w:w="1584" w:type="dxa"/>
+            <w:tcW w:type="dxa" w:w="1560"/>
+            <w:tcW w:w="1440" w:type="dxa"/>
             <w:shd w:val="clear" w:color="auto" w:fill="FFFFFF"/>
             <w:tcBorders>
               <w:top w:val="single" w:sz="4" w:space="0" w:color="CCCCCC"/>
@@ -4944,8 +6603,8 @@
         </w:tc>
         <w:tc>
           <w:tcPr>
-            <w:tcW w:type="dxa" w:w="1872"/>
-            <w:tcW w:w="1872" w:type="dxa"/>
+            <w:tcW w:type="dxa" w:w="1560"/>
+            <w:tcW w:w="1728" w:type="dxa"/>
             <w:shd w:val="clear" w:color="auto" w:fill="FFFFFF"/>
             <w:tcBorders>
               <w:top w:val="single" w:sz="4" w:space="0" w:color="CCCCCC"/>
@@ -4965,28 +6624,7 @@
         </w:tc>
         <w:tc>
           <w:tcPr>
-            <w:tcW w:type="dxa" w:w="1872"/>
-            <w:tcW w:w="3024" w:type="dxa"/>
-            <w:shd w:val="clear" w:color="auto" w:fill="FFFFFF"/>
-            <w:tcBorders>
-              <w:top w:val="single" w:sz="4" w:space="0" w:color="CCCCCC"/>
-              <w:left w:val="single" w:sz="4" w:space="0" w:color="CCCCCC"/>
-              <w:bottom w:val="single" w:sz="4" w:space="0" w:color="CCCCCC"/>
-              <w:right w:val="single" w:sz="4" w:space="0" w:color="CCCCCC"/>
-            </w:tcBorders>
-          </w:tcPr>
-          <w:p>
-            <w:r>
-              <w:rPr>
-                <w:sz w:val="20"/>
-              </w:rPr>
-              <w:t>Post caption — hashtags removed</w:t>
-            </w:r>
-          </w:p>
-        </w:tc>
-        <w:tc>
-          <w:tcPr>
-            <w:tcW w:type="dxa" w:w="1872"/>
+            <w:tcW w:type="dxa" w:w="1560"/>
             <w:tcW w:w="2592" w:type="dxa"/>
             <w:shd w:val="clear" w:color="auto" w:fill="FFFFFF"/>
             <w:tcBorders>
@@ -5001,6 +6639,27 @@
               <w:rPr>
                 <w:sz w:val="20"/>
               </w:rPr>
+              <w:t>Post caption — hashtags removed</w:t>
+            </w:r>
+          </w:p>
+        </w:tc>
+        <w:tc>
+          <w:tcPr>
+            <w:tcW w:type="dxa" w:w="1560"/>
+            <w:tcW w:w="2160" w:type="dxa"/>
+            <w:shd w:val="clear" w:color="auto" w:fill="FFFFFF"/>
+            <w:tcBorders>
+              <w:top w:val="single" w:sz="4" w:space="0" w:color="CCCCCC"/>
+              <w:left w:val="single" w:sz="4" w:space="0" w:color="CCCCCC"/>
+              <w:bottom w:val="single" w:sz="4" w:space="0" w:color="CCCCCC"/>
+              <w:right w:val="single" w:sz="4" w:space="0" w:color="CCCCCC"/>
+            </w:tcBorders>
+          </w:tcPr>
+          <w:p>
+            <w:r>
+              <w:rPr>
+                <w:sz w:val="20"/>
+              </w:rPr>
               <w:t>Firefox + Claude Vision (2-screenshot approach)</w:t>
             </w:r>
           </w:p>
@@ -5009,7 +6668,30 @@
       <w:tr>
         <w:tc>
           <w:tcPr>
-            <w:tcW w:type="dxa" w:w="1872"/>
+            <w:tcW w:type="dxa" w:w="1560"/>
+            <w:tcW w:w="1152" w:type="dxa"/>
+            <w:shd w:val="clear" w:color="auto" w:fill="F0F4FF"/>
+            <w:tcBorders>
+              <w:top w:val="single" w:sz="4" w:space="0" w:color="CCCCCC"/>
+              <w:left w:val="single" w:sz="4" w:space="0" w:color="CCCCCC"/>
+              <w:bottom w:val="single" w:sz="4" w:space="0" w:color="CCCCCC"/>
+              <w:right w:val="single" w:sz="4" w:space="0" w:color="CCCCCC"/>
+            </w:tcBorders>
+          </w:tcPr>
+          <w:p>
+            <w:r>
+              <w:rPr>
+                <w:b/>
+                <w:color w:val="007000"/>
+                <w:sz w:val="20"/>
+              </w:rPr>
+              <w:t>Phase 1</w:t>
+            </w:r>
+          </w:p>
+        </w:tc>
+        <w:tc>
+          <w:tcPr>
+            <w:tcW w:type="dxa" w:w="1560"/>
             <w:tcW w:w="1728" w:type="dxa"/>
             <w:shd w:val="clear" w:color="auto" w:fill="F0F4FF"/>
             <w:tcBorders>
@@ -5030,8 +6712,8 @@
         </w:tc>
         <w:tc>
           <w:tcPr>
-            <w:tcW w:type="dxa" w:w="1872"/>
-            <w:tcW w:w="1584" w:type="dxa"/>
+            <w:tcW w:type="dxa" w:w="1560"/>
+            <w:tcW w:w="1440" w:type="dxa"/>
             <w:shd w:val="clear" w:color="auto" w:fill="F0F4FF"/>
             <w:tcBorders>
               <w:top w:val="single" w:sz="4" w:space="0" w:color="CCCCCC"/>
@@ -5051,8 +6733,8 @@
         </w:tc>
         <w:tc>
           <w:tcPr>
-            <w:tcW w:type="dxa" w:w="1872"/>
-            <w:tcW w:w="1872" w:type="dxa"/>
+            <w:tcW w:type="dxa" w:w="1560"/>
+            <w:tcW w:w="1728" w:type="dxa"/>
             <w:shd w:val="clear" w:color="auto" w:fill="F0F4FF"/>
             <w:tcBorders>
               <w:top w:val="single" w:sz="4" w:space="0" w:color="CCCCCC"/>
@@ -5072,28 +6754,7 @@
         </w:tc>
         <w:tc>
           <w:tcPr>
-            <w:tcW w:type="dxa" w:w="1872"/>
-            <w:tcW w:w="3024" w:type="dxa"/>
-            <w:shd w:val="clear" w:color="auto" w:fill="F0F4FF"/>
-            <w:tcBorders>
-              <w:top w:val="single" w:sz="4" w:space="0" w:color="CCCCCC"/>
-              <w:left w:val="single" w:sz="4" w:space="0" w:color="CCCCCC"/>
-              <w:bottom w:val="single" w:sz="4" w:space="0" w:color="CCCCCC"/>
-              <w:right w:val="single" w:sz="4" w:space="0" w:color="CCCCCC"/>
-            </w:tcBorders>
-          </w:tcPr>
-          <w:p>
-            <w:r>
-              <w:rPr>
-                <w:sz w:val="20"/>
-              </w:rPr>
-              <w:t>Post caption — hashtags removed</w:t>
-            </w:r>
-          </w:p>
-        </w:tc>
-        <w:tc>
-          <w:tcPr>
-            <w:tcW w:type="dxa" w:w="1872"/>
+            <w:tcW w:type="dxa" w:w="1560"/>
             <w:tcW w:w="2592" w:type="dxa"/>
             <w:shd w:val="clear" w:color="auto" w:fill="F0F4FF"/>
             <w:tcBorders>
@@ -5108,6 +6769,27 @@
               <w:rPr>
                 <w:sz w:val="20"/>
               </w:rPr>
+              <w:t>Post caption — hashtags removed</w:t>
+            </w:r>
+          </w:p>
+        </w:tc>
+        <w:tc>
+          <w:tcPr>
+            <w:tcW w:type="dxa" w:w="1560"/>
+            <w:tcW w:w="2160" w:type="dxa"/>
+            <w:shd w:val="clear" w:color="auto" w:fill="F0F4FF"/>
+            <w:tcBorders>
+              <w:top w:val="single" w:sz="4" w:space="0" w:color="CCCCCC"/>
+              <w:left w:val="single" w:sz="4" w:space="0" w:color="CCCCCC"/>
+              <w:bottom w:val="single" w:sz="4" w:space="0" w:color="CCCCCC"/>
+              <w:right w:val="single" w:sz="4" w:space="0" w:color="CCCCCC"/>
+            </w:tcBorders>
+          </w:tcPr>
+          <w:p>
+            <w:r>
+              <w:rPr>
+                <w:sz w:val="20"/>
+              </w:rPr>
               <w:t>Firefox + Claude Vision</w:t>
             </w:r>
           </w:p>
@@ -5116,7 +6798,30 @@
       <w:tr>
         <w:tc>
           <w:tcPr>
-            <w:tcW w:type="dxa" w:w="1872"/>
+            <w:tcW w:type="dxa" w:w="1560"/>
+            <w:tcW w:w="1152" w:type="dxa"/>
+            <w:shd w:val="clear" w:color="auto" w:fill="FFFFFF"/>
+            <w:tcBorders>
+              <w:top w:val="single" w:sz="4" w:space="0" w:color="CCCCCC"/>
+              <w:left w:val="single" w:sz="4" w:space="0" w:color="CCCCCC"/>
+              <w:bottom w:val="single" w:sz="4" w:space="0" w:color="CCCCCC"/>
+              <w:right w:val="single" w:sz="4" w:space="0" w:color="CCCCCC"/>
+            </w:tcBorders>
+          </w:tcPr>
+          <w:p>
+            <w:r>
+              <w:rPr>
+                <w:b/>
+                <w:color w:val="C55A11"/>
+                <w:sz w:val="20"/>
+              </w:rPr>
+              <w:t>Phase 2</w:t>
+            </w:r>
+          </w:p>
+        </w:tc>
+        <w:tc>
+          <w:tcPr>
+            <w:tcW w:type="dxa" w:w="1560"/>
             <w:tcW w:w="1728" w:type="dxa"/>
             <w:shd w:val="clear" w:color="auto" w:fill="FFFFFF"/>
             <w:tcBorders>
@@ -5137,8 +6842,8 @@
         </w:tc>
         <w:tc>
           <w:tcPr>
-            <w:tcW w:type="dxa" w:w="1872"/>
-            <w:tcW w:w="1584" w:type="dxa"/>
+            <w:tcW w:type="dxa" w:w="1560"/>
+            <w:tcW w:w="1440" w:type="dxa"/>
             <w:shd w:val="clear" w:color="auto" w:fill="FFFFFF"/>
             <w:tcBorders>
               <w:top w:val="single" w:sz="4" w:space="0" w:color="CCCCCC"/>
@@ -5158,8 +6863,8 @@
         </w:tc>
         <w:tc>
           <w:tcPr>
-            <w:tcW w:type="dxa" w:w="1872"/>
-            <w:tcW w:w="1872" w:type="dxa"/>
+            <w:tcW w:type="dxa" w:w="1560"/>
+            <w:tcW w:w="1728" w:type="dxa"/>
             <w:shd w:val="clear" w:color="auto" w:fill="FFFFFF"/>
             <w:tcBorders>
               <w:top w:val="single" w:sz="4" w:space="0" w:color="CCCCCC"/>
@@ -5179,28 +6884,7 @@
         </w:tc>
         <w:tc>
           <w:tcPr>
-            <w:tcW w:type="dxa" w:w="1872"/>
-            <w:tcW w:w="3024" w:type="dxa"/>
-            <w:shd w:val="clear" w:color="auto" w:fill="FFFFFF"/>
-            <w:tcBorders>
-              <w:top w:val="single" w:sz="4" w:space="0" w:color="CCCCCC"/>
-              <w:left w:val="single" w:sz="4" w:space="0" w:color="CCCCCC"/>
-              <w:bottom w:val="single" w:sz="4" w:space="0" w:color="CCCCCC"/>
-              <w:right w:val="single" w:sz="4" w:space="0" w:color="CCCCCC"/>
-            </w:tcBorders>
-          </w:tcPr>
-          <w:p>
-            <w:r>
-              <w:rPr>
-                <w:sz w:val="20"/>
-              </w:rPr>
-              <w:t>Post caption — hashtags removed</w:t>
-            </w:r>
-          </w:p>
-        </w:tc>
-        <w:tc>
-          <w:tcPr>
-            <w:tcW w:type="dxa" w:w="1872"/>
+            <w:tcW w:type="dxa" w:w="1560"/>
             <w:tcW w:w="2592" w:type="dxa"/>
             <w:shd w:val="clear" w:color="auto" w:fill="FFFFFF"/>
             <w:tcBorders>
@@ -5215,7 +6899,28 @@
               <w:rPr>
                 <w:sz w:val="20"/>
               </w:rPr>
-              <w:t>Firefox + Claude Vision</w:t>
+              <w:t>Post caption — hashtags removed</w:t>
+            </w:r>
+          </w:p>
+        </w:tc>
+        <w:tc>
+          <w:tcPr>
+            <w:tcW w:type="dxa" w:w="1560"/>
+            <w:tcW w:w="2160" w:type="dxa"/>
+            <w:shd w:val="clear" w:color="auto" w:fill="FFFFFF"/>
+            <w:tcBorders>
+              <w:top w:val="single" w:sz="4" w:space="0" w:color="CCCCCC"/>
+              <w:left w:val="single" w:sz="4" w:space="0" w:color="CCCCCC"/>
+              <w:bottom w:val="single" w:sz="4" w:space="0" w:color="CCCCCC"/>
+              <w:right w:val="single" w:sz="4" w:space="0" w:color="CCCCCC"/>
+            </w:tcBorders>
+          </w:tcPr>
+          <w:p>
+            <w:r>
+              <w:rPr>
+                <w:sz w:val="20"/>
+              </w:rPr>
+              <w:t>Firefox + Claude Vision (planned)</w:t>
             </w:r>
           </w:p>
         </w:tc>
@@ -5223,7 +6928,30 @@
       <w:tr>
         <w:tc>
           <w:tcPr>
-            <w:tcW w:type="dxa" w:w="1872"/>
+            <w:tcW w:type="dxa" w:w="1560"/>
+            <w:tcW w:w="1152" w:type="dxa"/>
+            <w:shd w:val="clear" w:color="auto" w:fill="F0F4FF"/>
+            <w:tcBorders>
+              <w:top w:val="single" w:sz="4" w:space="0" w:color="CCCCCC"/>
+              <w:left w:val="single" w:sz="4" w:space="0" w:color="CCCCCC"/>
+              <w:bottom w:val="single" w:sz="4" w:space="0" w:color="CCCCCC"/>
+              <w:right w:val="single" w:sz="4" w:space="0" w:color="CCCCCC"/>
+            </w:tcBorders>
+          </w:tcPr>
+          <w:p>
+            <w:r>
+              <w:rPr>
+                <w:b/>
+                <w:color w:val="C55A11"/>
+                <w:sz w:val="20"/>
+              </w:rPr>
+              <w:t>Phase 2</w:t>
+            </w:r>
+          </w:p>
+        </w:tc>
+        <w:tc>
+          <w:tcPr>
+            <w:tcW w:type="dxa" w:w="1560"/>
             <w:tcW w:w="1728" w:type="dxa"/>
             <w:shd w:val="clear" w:color="auto" w:fill="F0F4FF"/>
             <w:tcBorders>
@@ -5244,8 +6972,8 @@
         </w:tc>
         <w:tc>
           <w:tcPr>
-            <w:tcW w:type="dxa" w:w="1872"/>
-            <w:tcW w:w="1584" w:type="dxa"/>
+            <w:tcW w:type="dxa" w:w="1560"/>
+            <w:tcW w:w="1440" w:type="dxa"/>
             <w:shd w:val="clear" w:color="auto" w:fill="F0F4FF"/>
             <w:tcBorders>
               <w:top w:val="single" w:sz="4" w:space="0" w:color="CCCCCC"/>
@@ -5265,8 +6993,8 @@
         </w:tc>
         <w:tc>
           <w:tcPr>
-            <w:tcW w:type="dxa" w:w="1872"/>
-            <w:tcW w:w="1872" w:type="dxa"/>
+            <w:tcW w:type="dxa" w:w="1560"/>
+            <w:tcW w:w="1728" w:type="dxa"/>
             <w:shd w:val="clear" w:color="auto" w:fill="F0F4FF"/>
             <w:tcBorders>
               <w:top w:val="single" w:sz="4" w:space="0" w:color="CCCCCC"/>
@@ -5286,28 +7014,7 @@
         </w:tc>
         <w:tc>
           <w:tcPr>
-            <w:tcW w:type="dxa" w:w="1872"/>
-            <w:tcW w:w="3024" w:type="dxa"/>
-            <w:shd w:val="clear" w:color="auto" w:fill="F0F4FF"/>
-            <w:tcBorders>
-              <w:top w:val="single" w:sz="4" w:space="0" w:color="CCCCCC"/>
-              <w:left w:val="single" w:sz="4" w:space="0" w:color="CCCCCC"/>
-              <w:bottom w:val="single" w:sz="4" w:space="0" w:color="CCCCCC"/>
-              <w:right w:val="single" w:sz="4" w:space="0" w:color="CCCCCC"/>
-            </w:tcBorders>
-          </w:tcPr>
-          <w:p>
-            <w:r>
-              <w:rPr>
-                <w:sz w:val="20"/>
-              </w:rPr>
-              <w:t>Tweet text — hashtags removed</w:t>
-            </w:r>
-          </w:p>
-        </w:tc>
-        <w:tc>
-          <w:tcPr>
-            <w:tcW w:type="dxa" w:w="1872"/>
+            <w:tcW w:type="dxa" w:w="1560"/>
             <w:tcW w:w="2592" w:type="dxa"/>
             <w:shd w:val="clear" w:color="auto" w:fill="F0F4FF"/>
             <w:tcBorders>
@@ -5322,7 +7029,28 @@
               <w:rPr>
                 <w:sz w:val="20"/>
               </w:rPr>
-              <w:t>Firefox + Claude Vision</w:t>
+              <w:t>Tweet text — hashtags removed</w:t>
+            </w:r>
+          </w:p>
+        </w:tc>
+        <w:tc>
+          <w:tcPr>
+            <w:tcW w:type="dxa" w:w="1560"/>
+            <w:tcW w:w="2160" w:type="dxa"/>
+            <w:shd w:val="clear" w:color="auto" w:fill="F0F4FF"/>
+            <w:tcBorders>
+              <w:top w:val="single" w:sz="4" w:space="0" w:color="CCCCCC"/>
+              <w:left w:val="single" w:sz="4" w:space="0" w:color="CCCCCC"/>
+              <w:bottom w:val="single" w:sz="4" w:space="0" w:color="CCCCCC"/>
+              <w:right w:val="single" w:sz="4" w:space="0" w:color="CCCCCC"/>
+            </w:tcBorders>
+          </w:tcPr>
+          <w:p>
+            <w:r>
+              <w:rPr>
+                <w:sz w:val="20"/>
+              </w:rPr>
+              <w:t>Firefox + Claude Vision (planned)</w:t>
             </w:r>
           </w:p>
         </w:tc>
@@ -5330,7 +7058,30 @@
       <w:tr>
         <w:tc>
           <w:tcPr>
-            <w:tcW w:type="dxa" w:w="1872"/>
+            <w:tcW w:type="dxa" w:w="1560"/>
+            <w:tcW w:w="1152" w:type="dxa"/>
+            <w:shd w:val="clear" w:color="auto" w:fill="FFFFFF"/>
+            <w:tcBorders>
+              <w:top w:val="single" w:sz="4" w:space="0" w:color="CCCCCC"/>
+              <w:left w:val="single" w:sz="4" w:space="0" w:color="CCCCCC"/>
+              <w:bottom w:val="single" w:sz="4" w:space="0" w:color="CCCCCC"/>
+              <w:right w:val="single" w:sz="4" w:space="0" w:color="CCCCCC"/>
+            </w:tcBorders>
+          </w:tcPr>
+          <w:p>
+            <w:r>
+              <w:rPr>
+                <w:b/>
+                <w:color w:val="C55A11"/>
+                <w:sz w:val="20"/>
+              </w:rPr>
+              <w:t>Phase 2</w:t>
+            </w:r>
+          </w:p>
+        </w:tc>
+        <w:tc>
+          <w:tcPr>
+            <w:tcW w:type="dxa" w:w="1560"/>
             <w:tcW w:w="1728" w:type="dxa"/>
             <w:shd w:val="clear" w:color="auto" w:fill="FFFFFF"/>
             <w:tcBorders>
@@ -5351,8 +7102,8 @@
         </w:tc>
         <w:tc>
           <w:tcPr>
-            <w:tcW w:type="dxa" w:w="1872"/>
-            <w:tcW w:w="1584" w:type="dxa"/>
+            <w:tcW w:type="dxa" w:w="1560"/>
+            <w:tcW w:w="1440" w:type="dxa"/>
             <w:shd w:val="clear" w:color="auto" w:fill="FFFFFF"/>
             <w:tcBorders>
               <w:top w:val="single" w:sz="4" w:space="0" w:color="CCCCCC"/>
@@ -5372,8 +7123,8 @@
         </w:tc>
         <w:tc>
           <w:tcPr>
-            <w:tcW w:type="dxa" w:w="1872"/>
-            <w:tcW w:w="1872" w:type="dxa"/>
+            <w:tcW w:type="dxa" w:w="1560"/>
+            <w:tcW w:w="1728" w:type="dxa"/>
             <w:shd w:val="clear" w:color="auto" w:fill="FFFFFF"/>
             <w:tcBorders>
               <w:top w:val="single" w:sz="4" w:space="0" w:color="CCCCCC"/>
@@ -5393,28 +7144,7 @@
         </w:tc>
         <w:tc>
           <w:tcPr>
-            <w:tcW w:type="dxa" w:w="1872"/>
-            <w:tcW w:w="3024" w:type="dxa"/>
-            <w:shd w:val="clear" w:color="auto" w:fill="FFFFFF"/>
-            <w:tcBorders>
-              <w:top w:val="single" w:sz="4" w:space="0" w:color="CCCCCC"/>
-              <w:left w:val="single" w:sz="4" w:space="0" w:color="CCCCCC"/>
-              <w:bottom w:val="single" w:sz="4" w:space="0" w:color="CCCCCC"/>
-              <w:right w:val="single" w:sz="4" w:space="0" w:color="CCCCCC"/>
-            </w:tcBorders>
-          </w:tcPr>
-          <w:p>
-            <w:r>
-              <w:rPr>
-                <w:sz w:val="20"/>
-              </w:rPr>
-              <w:t>Post caption — hashtags removed</w:t>
-            </w:r>
-          </w:p>
-        </w:tc>
-        <w:tc>
-          <w:tcPr>
-            <w:tcW w:type="dxa" w:w="1872"/>
+            <w:tcW w:type="dxa" w:w="1560"/>
             <w:tcW w:w="2592" w:type="dxa"/>
             <w:shd w:val="clear" w:color="auto" w:fill="FFFFFF"/>
             <w:tcBorders>
@@ -5429,7 +7159,28 @@
               <w:rPr>
                 <w:sz w:val="20"/>
               </w:rPr>
-              <w:t>Firefox + Claude Vision</w:t>
+              <w:t>Post caption — hashtags removed</w:t>
+            </w:r>
+          </w:p>
+        </w:tc>
+        <w:tc>
+          <w:tcPr>
+            <w:tcW w:type="dxa" w:w="1560"/>
+            <w:tcW w:w="2160" w:type="dxa"/>
+            <w:shd w:val="clear" w:color="auto" w:fill="FFFFFF"/>
+            <w:tcBorders>
+              <w:top w:val="single" w:sz="4" w:space="0" w:color="CCCCCC"/>
+              <w:left w:val="single" w:sz="4" w:space="0" w:color="CCCCCC"/>
+              <w:bottom w:val="single" w:sz="4" w:space="0" w:color="CCCCCC"/>
+              <w:right w:val="single" w:sz="4" w:space="0" w:color="CCCCCC"/>
+            </w:tcBorders>
+          </w:tcPr>
+          <w:p>
+            <w:r>
+              <w:rPr>
+                <w:sz w:val="20"/>
+              </w:rPr>
+              <w:t>Firefox + Claude Vision (planned)</w:t>
             </w:r>
           </w:p>
         </w:tc>
@@ -5441,7 +7192,7 @@
         <w:pStyle w:val="Heading1"/>
       </w:pPr>
       <w:r>
-        <w:t>9. Functional Requirements</w:t>
+        <w:t>11. Functional Requirements</w:t>
       </w:r>
     </w:p>
     <w:p>
@@ -6886,7 +8637,7 @@
         <w:pStyle w:val="Heading1"/>
       </w:pPr>
       <w:r>
-        <w:t>10. Non-Functional Requirements</w:t>
+        <w:t>12. Non-Functional Requirements</w:t>
       </w:r>
     </w:p>
     <w:tbl>
@@ -7096,7 +8847,7 @@
               <w:rPr>
                 <w:sz w:val="20"/>
               </w:rPr>
-              <w:t>View counts and captions must match what is shown on the video page with 99% accuracy.</w:t>
+              <w:t>View counts must match what is shown on the video page within 5% variance (consistent with AC-03). Captions must have zero hashtags remaining after processing (AC-02). Overall field-fill accuracy: 95%+ of submitted URLs result in all 4 columns correctly populated (AC-01).</w:t>
             </w:r>
           </w:p>
         </w:tc>
@@ -7628,7 +9379,7 @@
         <w:pStyle w:val="Heading1"/>
       </w:pPr>
       <w:r>
-        <w:t>11. Risk Register</w:t>
+        <w:t>13. Risk Register</w:t>
       </w:r>
     </w:p>
     <w:tbl>
@@ -8434,7 +10185,7 @@
         <w:pStyle w:val="Heading1"/>
       </w:pPr>
       <w:r>
-        <w:t>12. Assumptions &amp; Constraints</w:t>
+        <w:t>14. Assumptions &amp; Constraints</w:t>
       </w:r>
     </w:p>
     <w:p>
@@ -8442,7 +10193,7 @@
         <w:pStyle w:val="Heading2"/>
       </w:pPr>
       <w:r>
-        <w:t>12.1 Assumptions</w:t>
+        <w:t>14.1 Assumptions</w:t>
       </w:r>
     </w:p>
     <w:p>
@@ -8464,7 +10215,7 @@
         <w:rPr>
           <w:sz w:val="22"/>
         </w:rPr>
-        <w:t>The user is already logged into all 7 platforms in the persistent Chrome profile.</w:t>
+        <w:t>The user is already logged into all 4 active Phase 1 platforms (Instagram, YouTube, TikTok, RedNote) in the persistent Firefox profile.</w:t>
       </w:r>
     </w:p>
     <w:p>
@@ -8516,7 +10267,7 @@
         <w:pStyle w:val="Heading2"/>
       </w:pPr>
       <w:r>
-        <w:t>12.2 Constraints</w:t>
+        <w:t>14.2 Constraints</w:t>
       </w:r>
     </w:p>
     <w:p>
@@ -8590,7 +10341,7 @@
         <w:pStyle w:val="Heading1"/>
       </w:pPr>
       <w:r>
-        <w:t>13. Implementation Roadmap</w:t>
+        <w:t>15. Implementation Roadmap</w:t>
       </w:r>
     </w:p>
     <w:tbl>
@@ -9218,7 +10969,995 @@
         <w:pStyle w:val="Heading1"/>
       </w:pPr>
       <w:r>
-        <w:t>14. Success Criteria</w:t>
+        <w:t>16. Acceptance Criteria</w:t>
+      </w:r>
+    </w:p>
+    <w:p>
+      <w:pPr/>
+      <w:r>
+        <w:rPr>
+          <w:b/>
+          <w:i w:val="0"/>
+          <w:sz w:val="22"/>
+        </w:rPr>
+        <w:t>The system is considered complete and accepted when ALL of the following criteria are met. Each criterion is specific and measurable — not vague.</w:t>
+      </w:r>
+    </w:p>
+    <w:p/>
+    <w:tbl>
+      <w:tblPr>
+        <w:tblW w:type="auto" w:w="0"/>
+        <w:jc w:val="left"/>
+        <w:tblLook w:firstColumn="1" w:firstRow="1" w:lastColumn="0" w:lastRow="0" w:noHBand="0" w:noVBand="1" w:val="04A0"/>
+      </w:tblPr>
+      <w:tblGrid>
+        <w:gridCol w:w="2340"/>
+        <w:gridCol w:w="2340"/>
+        <w:gridCol w:w="2340"/>
+        <w:gridCol w:w="2340"/>
+      </w:tblGrid>
+      <w:tr>
+        <w:tc>
+          <w:tcPr>
+            <w:tcW w:type="dxa" w:w="2340"/>
+            <w:tcW w:w="720" w:type="dxa"/>
+            <w:shd w:val="clear" w:color="auto" w:fill="1F497D"/>
+            <w:tcBorders>
+              <w:top w:val="single" w:sz="4" w:space="0" w:color="1F497D"/>
+              <w:left w:val="single" w:sz="4" w:space="0" w:color="1F497D"/>
+              <w:bottom w:val="single" w:sz="4" w:space="0" w:color="1F497D"/>
+              <w:right w:val="single" w:sz="4" w:space="0" w:color="1F497D"/>
+            </w:tcBorders>
+          </w:tcPr>
+          <w:p>
+            <w:r>
+              <w:rPr>
+                <w:b/>
+                <w:color w:val="FFFFFF"/>
+                <w:sz w:val="20"/>
+              </w:rPr>
+              <w:t>#</w:t>
+            </w:r>
+          </w:p>
+        </w:tc>
+        <w:tc>
+          <w:tcPr>
+            <w:tcW w:type="dxa" w:w="2340"/>
+            <w:tcW w:w="4031" w:type="dxa"/>
+            <w:shd w:val="clear" w:color="auto" w:fill="1F497D"/>
+            <w:tcBorders>
+              <w:top w:val="single" w:sz="4" w:space="0" w:color="1F497D"/>
+              <w:left w:val="single" w:sz="4" w:space="0" w:color="1F497D"/>
+              <w:bottom w:val="single" w:sz="4" w:space="0" w:color="1F497D"/>
+              <w:right w:val="single" w:sz="4" w:space="0" w:color="1F497D"/>
+            </w:tcBorders>
+          </w:tcPr>
+          <w:p>
+            <w:r>
+              <w:rPr>
+                <w:b/>
+                <w:color w:val="FFFFFF"/>
+                <w:sz w:val="20"/>
+              </w:rPr>
+              <w:t>Acceptance Criterion</w:t>
+            </w:r>
+          </w:p>
+        </w:tc>
+        <w:tc>
+          <w:tcPr>
+            <w:tcW w:type="dxa" w:w="2340"/>
+            <w:tcW w:w="3168" w:type="dxa"/>
+            <w:shd w:val="clear" w:color="auto" w:fill="1F497D"/>
+            <w:tcBorders>
+              <w:top w:val="single" w:sz="4" w:space="0" w:color="1F497D"/>
+              <w:left w:val="single" w:sz="4" w:space="0" w:color="1F497D"/>
+              <w:bottom w:val="single" w:sz="4" w:space="0" w:color="1F497D"/>
+              <w:right w:val="single" w:sz="4" w:space="0" w:color="1F497D"/>
+            </w:tcBorders>
+          </w:tcPr>
+          <w:p>
+            <w:r>
+              <w:rPr>
+                <w:b/>
+                <w:color w:val="FFFFFF"/>
+                <w:sz w:val="20"/>
+              </w:rPr>
+              <w:t>How to Verify</w:t>
+            </w:r>
+          </w:p>
+        </w:tc>
+        <w:tc>
+          <w:tcPr>
+            <w:tcW w:type="dxa" w:w="2340"/>
+            <w:tcW w:w="2880" w:type="dxa"/>
+            <w:shd w:val="clear" w:color="auto" w:fill="1F497D"/>
+            <w:tcBorders>
+              <w:top w:val="single" w:sz="4" w:space="0" w:color="1F497D"/>
+              <w:left w:val="single" w:sz="4" w:space="0" w:color="1F497D"/>
+              <w:bottom w:val="single" w:sz="4" w:space="0" w:color="1F497D"/>
+              <w:right w:val="single" w:sz="4" w:space="0" w:color="1F497D"/>
+            </w:tcBorders>
+          </w:tcPr>
+          <w:p>
+            <w:r>
+              <w:rPr>
+                <w:b/>
+                <w:color w:val="FFFFFF"/>
+                <w:sz w:val="20"/>
+              </w:rPr>
+              <w:t>Pass / Fail</w:t>
+            </w:r>
+          </w:p>
+        </w:tc>
+      </w:tr>
+      <w:tr>
+        <w:tc>
+          <w:tcPr>
+            <w:tcW w:type="dxa" w:w="2340"/>
+            <w:tcW w:w="720" w:type="dxa"/>
+            <w:shd w:val="clear" w:color="auto" w:fill="FFFFFF"/>
+            <w:tcBorders>
+              <w:top w:val="single" w:sz="4" w:space="0" w:color="CCCCCC"/>
+              <w:left w:val="single" w:sz="4" w:space="0" w:color="CCCCCC"/>
+              <w:bottom w:val="single" w:sz="4" w:space="0" w:color="CCCCCC"/>
+              <w:right w:val="single" w:sz="4" w:space="0" w:color="CCCCCC"/>
+            </w:tcBorders>
+          </w:tcPr>
+          <w:p>
+            <w:r>
+              <w:rPr>
+                <w:sz w:val="20"/>
+              </w:rPr>
+              <w:t>AC-01</w:t>
+            </w:r>
+          </w:p>
+        </w:tc>
+        <w:tc>
+          <w:tcPr>
+            <w:tcW w:type="dxa" w:w="2340"/>
+            <w:tcW w:w="4031" w:type="dxa"/>
+            <w:shd w:val="clear" w:color="auto" w:fill="FFFFFF"/>
+            <w:tcBorders>
+              <w:top w:val="single" w:sz="4" w:space="0" w:color="CCCCCC"/>
+              <w:left w:val="single" w:sz="4" w:space="0" w:color="CCCCCC"/>
+              <w:bottom w:val="single" w:sz="4" w:space="0" w:color="CCCCCC"/>
+              <w:right w:val="single" w:sz="4" w:space="0" w:color="CCCCCC"/>
+            </w:tcBorders>
+          </w:tcPr>
+          <w:p>
+            <w:r>
+              <w:rPr>
+                <w:sz w:val="20"/>
+              </w:rPr>
+              <w:t>All 4 columns (A, D, E, G) are filled correctly for at least 95% of valid URLs submitted.</w:t>
+            </w:r>
+          </w:p>
+        </w:tc>
+        <w:tc>
+          <w:tcPr>
+            <w:tcW w:type="dxa" w:w="2340"/>
+            <w:tcW w:w="3168" w:type="dxa"/>
+            <w:shd w:val="clear" w:color="auto" w:fill="FFFFFF"/>
+            <w:tcBorders>
+              <w:top w:val="single" w:sz="4" w:space="0" w:color="CCCCCC"/>
+              <w:left w:val="single" w:sz="4" w:space="0" w:color="CCCCCC"/>
+              <w:bottom w:val="single" w:sz="4" w:space="0" w:color="CCCCCC"/>
+              <w:right w:val="single" w:sz="4" w:space="0" w:color="CCCCCC"/>
+            </w:tcBorders>
+          </w:tcPr>
+          <w:p>
+            <w:r>
+              <w:rPr>
+                <w:sz w:val="20"/>
+              </w:rPr>
+              <w:t>Paste 20 real video URLs. Count how many rows have all 4 columns filled correctly in Lark.</w:t>
+            </w:r>
+          </w:p>
+        </w:tc>
+        <w:tc>
+          <w:tcPr>
+            <w:tcW w:type="dxa" w:w="2340"/>
+            <w:tcW w:w="2880" w:type="dxa"/>
+            <w:shd w:val="clear" w:color="auto" w:fill="FFFFFF"/>
+            <w:tcBorders>
+              <w:top w:val="single" w:sz="4" w:space="0" w:color="CCCCCC"/>
+              <w:left w:val="single" w:sz="4" w:space="0" w:color="CCCCCC"/>
+              <w:bottom w:val="single" w:sz="4" w:space="0" w:color="CCCCCC"/>
+              <w:right w:val="single" w:sz="4" w:space="0" w:color="CCCCCC"/>
+            </w:tcBorders>
+          </w:tcPr>
+          <w:p>
+            <w:r>
+              <w:rPr>
+                <w:sz w:val="20"/>
+              </w:rPr>
+              <w:t>PASS if 19+ out of 20 rows are fully correct.</w:t>
+            </w:r>
+          </w:p>
+        </w:tc>
+      </w:tr>
+      <w:tr>
+        <w:tc>
+          <w:tcPr>
+            <w:tcW w:type="dxa" w:w="2340"/>
+            <w:tcW w:w="720" w:type="dxa"/>
+            <w:shd w:val="clear" w:color="auto" w:fill="F0F4FF"/>
+            <w:tcBorders>
+              <w:top w:val="single" w:sz="4" w:space="0" w:color="CCCCCC"/>
+              <w:left w:val="single" w:sz="4" w:space="0" w:color="CCCCCC"/>
+              <w:bottom w:val="single" w:sz="4" w:space="0" w:color="CCCCCC"/>
+              <w:right w:val="single" w:sz="4" w:space="0" w:color="CCCCCC"/>
+            </w:tcBorders>
+          </w:tcPr>
+          <w:p>
+            <w:r>
+              <w:rPr>
+                <w:sz w:val="20"/>
+              </w:rPr>
+              <w:t>AC-02</w:t>
+            </w:r>
+          </w:p>
+        </w:tc>
+        <w:tc>
+          <w:tcPr>
+            <w:tcW w:type="dxa" w:w="2340"/>
+            <w:tcW w:w="4031" w:type="dxa"/>
+            <w:shd w:val="clear" w:color="auto" w:fill="F0F4FF"/>
+            <w:tcBorders>
+              <w:top w:val="single" w:sz="4" w:space="0" w:color="CCCCCC"/>
+              <w:left w:val="single" w:sz="4" w:space="0" w:color="CCCCCC"/>
+              <w:bottom w:val="single" w:sz="4" w:space="0" w:color="CCCCCC"/>
+              <w:right w:val="single" w:sz="4" w:space="0" w:color="CCCCCC"/>
+            </w:tcBorders>
+          </w:tcPr>
+          <w:p>
+            <w:r>
+              <w:rPr>
+                <w:sz w:val="20"/>
+              </w:rPr>
+              <w:t>Zero hashtags remain in Column D (Title) for any processed video.</w:t>
+            </w:r>
+          </w:p>
+        </w:tc>
+        <w:tc>
+          <w:tcPr>
+            <w:tcW w:type="dxa" w:w="2340"/>
+            <w:tcW w:w="3168" w:type="dxa"/>
+            <w:shd w:val="clear" w:color="auto" w:fill="F0F4FF"/>
+            <w:tcBorders>
+              <w:top w:val="single" w:sz="4" w:space="0" w:color="CCCCCC"/>
+              <w:left w:val="single" w:sz="4" w:space="0" w:color="CCCCCC"/>
+              <w:bottom w:val="single" w:sz="4" w:space="0" w:color="CCCCCC"/>
+              <w:right w:val="single" w:sz="4" w:space="0" w:color="CCCCCC"/>
+            </w:tcBorders>
+          </w:tcPr>
+          <w:p>
+            <w:r>
+              <w:rPr>
+                <w:sz w:val="20"/>
+              </w:rPr>
+              <w:t>Check Column D for any word starting with #. Search the entire column.</w:t>
+            </w:r>
+          </w:p>
+        </w:tc>
+        <w:tc>
+          <w:tcPr>
+            <w:tcW w:type="dxa" w:w="2340"/>
+            <w:tcW w:w="2880" w:type="dxa"/>
+            <w:shd w:val="clear" w:color="auto" w:fill="F0F4FF"/>
+            <w:tcBorders>
+              <w:top w:val="single" w:sz="4" w:space="0" w:color="CCCCCC"/>
+              <w:left w:val="single" w:sz="4" w:space="0" w:color="CCCCCC"/>
+              <w:bottom w:val="single" w:sz="4" w:space="0" w:color="CCCCCC"/>
+              <w:right w:val="single" w:sz="4" w:space="0" w:color="CCCCCC"/>
+            </w:tcBorders>
+          </w:tcPr>
+          <w:p>
+            <w:r>
+              <w:rPr>
+                <w:sz w:val="20"/>
+              </w:rPr>
+              <w:t>PASS if 0 hashtags found in any cell.</w:t>
+            </w:r>
+          </w:p>
+        </w:tc>
+      </w:tr>
+      <w:tr>
+        <w:tc>
+          <w:tcPr>
+            <w:tcW w:type="dxa" w:w="2340"/>
+            <w:tcW w:w="720" w:type="dxa"/>
+            <w:shd w:val="clear" w:color="auto" w:fill="FFFFFF"/>
+            <w:tcBorders>
+              <w:top w:val="single" w:sz="4" w:space="0" w:color="CCCCCC"/>
+              <w:left w:val="single" w:sz="4" w:space="0" w:color="CCCCCC"/>
+              <w:bottom w:val="single" w:sz="4" w:space="0" w:color="CCCCCC"/>
+              <w:right w:val="single" w:sz="4" w:space="0" w:color="CCCCCC"/>
+            </w:tcBorders>
+          </w:tcPr>
+          <w:p>
+            <w:r>
+              <w:rPr>
+                <w:sz w:val="20"/>
+              </w:rPr>
+              <w:t>AC-03</w:t>
+            </w:r>
+          </w:p>
+        </w:tc>
+        <w:tc>
+          <w:tcPr>
+            <w:tcW w:type="dxa" w:w="2340"/>
+            <w:tcW w:w="4031" w:type="dxa"/>
+            <w:shd w:val="clear" w:color="auto" w:fill="FFFFFF"/>
+            <w:tcBorders>
+              <w:top w:val="single" w:sz="4" w:space="0" w:color="CCCCCC"/>
+              <w:left w:val="single" w:sz="4" w:space="0" w:color="CCCCCC"/>
+              <w:bottom w:val="single" w:sz="4" w:space="0" w:color="CCCCCC"/>
+              <w:right w:val="single" w:sz="4" w:space="0" w:color="CCCCCC"/>
+            </w:tcBorders>
+          </w:tcPr>
+          <w:p>
+            <w:r>
+              <w:rPr>
+                <w:sz w:val="20"/>
+              </w:rPr>
+              <w:t>View count in Column G matches the number shown on the platform within 5%.</w:t>
+            </w:r>
+          </w:p>
+        </w:tc>
+        <w:tc>
+          <w:tcPr>
+            <w:tcW w:type="dxa" w:w="2340"/>
+            <w:tcW w:w="3168" w:type="dxa"/>
+            <w:shd w:val="clear" w:color="auto" w:fill="FFFFFF"/>
+            <w:tcBorders>
+              <w:top w:val="single" w:sz="4" w:space="0" w:color="CCCCCC"/>
+              <w:left w:val="single" w:sz="4" w:space="0" w:color="CCCCCC"/>
+              <w:bottom w:val="single" w:sz="4" w:space="0" w:color="CCCCCC"/>
+              <w:right w:val="single" w:sz="4" w:space="0" w:color="CCCCCC"/>
+            </w:tcBorders>
+          </w:tcPr>
+          <w:p>
+            <w:r>
+              <w:rPr>
+                <w:sz w:val="20"/>
+              </w:rPr>
+              <w:t>Manually check the view count on platform for 10 processed videos. Compare to Column G.</w:t>
+            </w:r>
+          </w:p>
+        </w:tc>
+        <w:tc>
+          <w:tcPr>
+            <w:tcW w:type="dxa" w:w="2340"/>
+            <w:tcW w:w="2880" w:type="dxa"/>
+            <w:shd w:val="clear" w:color="auto" w:fill="FFFFFF"/>
+            <w:tcBorders>
+              <w:top w:val="single" w:sz="4" w:space="0" w:color="CCCCCC"/>
+              <w:left w:val="single" w:sz="4" w:space="0" w:color="CCCCCC"/>
+              <w:bottom w:val="single" w:sz="4" w:space="0" w:color="CCCCCC"/>
+              <w:right w:val="single" w:sz="4" w:space="0" w:color="CCCCCC"/>
+            </w:tcBorders>
+          </w:tcPr>
+          <w:p>
+            <w:r>
+              <w:rPr>
+                <w:sz w:val="20"/>
+              </w:rPr>
+              <w:t>PASS if all 10 are within 5% of the actual displayed count.</w:t>
+            </w:r>
+          </w:p>
+        </w:tc>
+      </w:tr>
+      <w:tr>
+        <w:tc>
+          <w:tcPr>
+            <w:tcW w:type="dxa" w:w="2340"/>
+            <w:tcW w:w="720" w:type="dxa"/>
+            <w:shd w:val="clear" w:color="auto" w:fill="F0F4FF"/>
+            <w:tcBorders>
+              <w:top w:val="single" w:sz="4" w:space="0" w:color="CCCCCC"/>
+              <w:left w:val="single" w:sz="4" w:space="0" w:color="CCCCCC"/>
+              <w:bottom w:val="single" w:sz="4" w:space="0" w:color="CCCCCC"/>
+              <w:right w:val="single" w:sz="4" w:space="0" w:color="CCCCCC"/>
+            </w:tcBorders>
+          </w:tcPr>
+          <w:p>
+            <w:r>
+              <w:rPr>
+                <w:sz w:val="20"/>
+              </w:rPr>
+              <w:t>AC-04</w:t>
+            </w:r>
+          </w:p>
+        </w:tc>
+        <w:tc>
+          <w:tcPr>
+            <w:tcW w:type="dxa" w:w="2340"/>
+            <w:tcW w:w="4031" w:type="dxa"/>
+            <w:shd w:val="clear" w:color="auto" w:fill="F0F4FF"/>
+            <w:tcBorders>
+              <w:top w:val="single" w:sz="4" w:space="0" w:color="CCCCCC"/>
+              <w:left w:val="single" w:sz="4" w:space="0" w:color="CCCCCC"/>
+              <w:bottom w:val="single" w:sz="4" w:space="0" w:color="CCCCCC"/>
+              <w:right w:val="single" w:sz="4" w:space="0" w:color="CCCCCC"/>
+            </w:tcBorders>
+          </w:tcPr>
+          <w:p>
+            <w:r>
+              <w:rPr>
+                <w:sz w:val="20"/>
+              </w:rPr>
+              <w:t>Posted date in Column A matches the actual video post date.</w:t>
+            </w:r>
+          </w:p>
+        </w:tc>
+        <w:tc>
+          <w:tcPr>
+            <w:tcW w:type="dxa" w:w="2340"/>
+            <w:tcW w:w="3168" w:type="dxa"/>
+            <w:shd w:val="clear" w:color="auto" w:fill="F0F4FF"/>
+            <w:tcBorders>
+              <w:top w:val="single" w:sz="4" w:space="0" w:color="CCCCCC"/>
+              <w:left w:val="single" w:sz="4" w:space="0" w:color="CCCCCC"/>
+              <w:bottom w:val="single" w:sz="4" w:space="0" w:color="CCCCCC"/>
+              <w:right w:val="single" w:sz="4" w:space="0" w:color="CCCCCC"/>
+            </w:tcBorders>
+          </w:tcPr>
+          <w:p>
+            <w:r>
+              <w:rPr>
+                <w:sz w:val="20"/>
+              </w:rPr>
+              <w:t>Check 10 processed videos. Compare Column A date to the date shown on the platform.</w:t>
+            </w:r>
+          </w:p>
+        </w:tc>
+        <w:tc>
+          <w:tcPr>
+            <w:tcW w:type="dxa" w:w="2340"/>
+            <w:tcW w:w="2880" w:type="dxa"/>
+            <w:shd w:val="clear" w:color="auto" w:fill="F0F4FF"/>
+            <w:tcBorders>
+              <w:top w:val="single" w:sz="4" w:space="0" w:color="CCCCCC"/>
+              <w:left w:val="single" w:sz="4" w:space="0" w:color="CCCCCC"/>
+              <w:bottom w:val="single" w:sz="4" w:space="0" w:color="CCCCCC"/>
+              <w:right w:val="single" w:sz="4" w:space="0" w:color="CCCCCC"/>
+            </w:tcBorders>
+          </w:tcPr>
+          <w:p>
+            <w:r>
+              <w:rPr>
+                <w:sz w:val="20"/>
+              </w:rPr>
+              <w:t>PASS if all 10 dates are correct.</w:t>
+            </w:r>
+          </w:p>
+        </w:tc>
+      </w:tr>
+      <w:tr>
+        <w:tc>
+          <w:tcPr>
+            <w:tcW w:type="dxa" w:w="2340"/>
+            <w:tcW w:w="720" w:type="dxa"/>
+            <w:shd w:val="clear" w:color="auto" w:fill="FFFFFF"/>
+            <w:tcBorders>
+              <w:top w:val="single" w:sz="4" w:space="0" w:color="CCCCCC"/>
+              <w:left w:val="single" w:sz="4" w:space="0" w:color="CCCCCC"/>
+              <w:bottom w:val="single" w:sz="4" w:space="0" w:color="CCCCCC"/>
+              <w:right w:val="single" w:sz="4" w:space="0" w:color="CCCCCC"/>
+            </w:tcBorders>
+          </w:tcPr>
+          <w:p>
+            <w:r>
+              <w:rPr>
+                <w:sz w:val="20"/>
+              </w:rPr>
+              <w:t>AC-05</w:t>
+            </w:r>
+          </w:p>
+        </w:tc>
+        <w:tc>
+          <w:tcPr>
+            <w:tcW w:type="dxa" w:w="2340"/>
+            <w:tcW w:w="4031" w:type="dxa"/>
+            <w:shd w:val="clear" w:color="auto" w:fill="FFFFFF"/>
+            <w:tcBorders>
+              <w:top w:val="single" w:sz="4" w:space="0" w:color="CCCCCC"/>
+              <w:left w:val="single" w:sz="4" w:space="0" w:color="CCCCCC"/>
+              <w:bottom w:val="single" w:sz="4" w:space="0" w:color="CCCCCC"/>
+              <w:right w:val="single" w:sz="4" w:space="0" w:color="CCCCCC"/>
+            </w:tcBorders>
+          </w:tcPr>
+          <w:p>
+            <w:r>
+              <w:rPr>
+                <w:sz w:val="20"/>
+              </w:rPr>
+              <w:t>Column F is never modified by the system. Original URL always preserved exactly.</w:t>
+            </w:r>
+          </w:p>
+        </w:tc>
+        <w:tc>
+          <w:tcPr>
+            <w:tcW w:type="dxa" w:w="2340"/>
+            <w:tcW w:w="3168" w:type="dxa"/>
+            <w:shd w:val="clear" w:color="auto" w:fill="FFFFFF"/>
+            <w:tcBorders>
+              <w:top w:val="single" w:sz="4" w:space="0" w:color="CCCCCC"/>
+              <w:left w:val="single" w:sz="4" w:space="0" w:color="CCCCCC"/>
+              <w:bottom w:val="single" w:sz="4" w:space="0" w:color="CCCCCC"/>
+              <w:right w:val="single" w:sz="4" w:space="0" w:color="CCCCCC"/>
+            </w:tcBorders>
+          </w:tcPr>
+          <w:p>
+            <w:r>
+              <w:rPr>
+                <w:sz w:val="20"/>
+              </w:rPr>
+              <w:t>Compare Column F before and after running the system for 20 rows.</w:t>
+            </w:r>
+          </w:p>
+        </w:tc>
+        <w:tc>
+          <w:tcPr>
+            <w:tcW w:type="dxa" w:w="2340"/>
+            <w:tcW w:w="2880" w:type="dxa"/>
+            <w:shd w:val="clear" w:color="auto" w:fill="FFFFFF"/>
+            <w:tcBorders>
+              <w:top w:val="single" w:sz="4" w:space="0" w:color="CCCCCC"/>
+              <w:left w:val="single" w:sz="4" w:space="0" w:color="CCCCCC"/>
+              <w:bottom w:val="single" w:sz="4" w:space="0" w:color="CCCCCC"/>
+              <w:right w:val="single" w:sz="4" w:space="0" w:color="CCCCCC"/>
+            </w:tcBorders>
+          </w:tcPr>
+          <w:p>
+            <w:r>
+              <w:rPr>
+                <w:sz w:val="20"/>
+              </w:rPr>
+              <w:t>PASS if all 20 URLs are byte-for-byte identical after processing.</w:t>
+            </w:r>
+          </w:p>
+        </w:tc>
+      </w:tr>
+      <w:tr>
+        <w:tc>
+          <w:tcPr>
+            <w:tcW w:type="dxa" w:w="2340"/>
+            <w:tcW w:w="720" w:type="dxa"/>
+            <w:shd w:val="clear" w:color="auto" w:fill="F0F4FF"/>
+            <w:tcBorders>
+              <w:top w:val="single" w:sz="4" w:space="0" w:color="CCCCCC"/>
+              <w:left w:val="single" w:sz="4" w:space="0" w:color="CCCCCC"/>
+              <w:bottom w:val="single" w:sz="4" w:space="0" w:color="CCCCCC"/>
+              <w:right w:val="single" w:sz="4" w:space="0" w:color="CCCCCC"/>
+            </w:tcBorders>
+          </w:tcPr>
+          <w:p>
+            <w:r>
+              <w:rPr>
+                <w:sz w:val="20"/>
+              </w:rPr>
+              <w:t>AC-06</w:t>
+            </w:r>
+          </w:p>
+        </w:tc>
+        <w:tc>
+          <w:tcPr>
+            <w:tcW w:type="dxa" w:w="2340"/>
+            <w:tcW w:w="4031" w:type="dxa"/>
+            <w:shd w:val="clear" w:color="auto" w:fill="F0F4FF"/>
+            <w:tcBorders>
+              <w:top w:val="single" w:sz="4" w:space="0" w:color="CCCCCC"/>
+              <w:left w:val="single" w:sz="4" w:space="0" w:color="CCCCCC"/>
+              <w:bottom w:val="single" w:sz="4" w:space="0" w:color="CCCCCC"/>
+              <w:right w:val="single" w:sz="4" w:space="0" w:color="CCCCCC"/>
+            </w:tcBorders>
+          </w:tcPr>
+          <w:p>
+            <w:r>
+              <w:rPr>
+                <w:sz w:val="20"/>
+              </w:rPr>
+              <w:t>Columns B, C, and H are never written to. Any attempt raises an error immediately.</w:t>
+            </w:r>
+          </w:p>
+        </w:tc>
+        <w:tc>
+          <w:tcPr>
+            <w:tcW w:type="dxa" w:w="2340"/>
+            <w:tcW w:w="3168" w:type="dxa"/>
+            <w:shd w:val="clear" w:color="auto" w:fill="F0F4FF"/>
+            <w:tcBorders>
+              <w:top w:val="single" w:sz="4" w:space="0" w:color="CCCCCC"/>
+              <w:left w:val="single" w:sz="4" w:space="0" w:color="CCCCCC"/>
+              <w:bottom w:val="single" w:sz="4" w:space="0" w:color="CCCCCC"/>
+              <w:right w:val="single" w:sz="4" w:space="0" w:color="CCCCCC"/>
+            </w:tcBorders>
+          </w:tcPr>
+          <w:p>
+            <w:r>
+              <w:rPr>
+                <w:sz w:val="20"/>
+              </w:rPr>
+              <w:t>Run pytest test suite — test_lark_writer.py. All 283 automated tests must pass.</w:t>
+            </w:r>
+          </w:p>
+        </w:tc>
+        <w:tc>
+          <w:tcPr>
+            <w:tcW w:type="dxa" w:w="2340"/>
+            <w:tcW w:w="2880" w:type="dxa"/>
+            <w:shd w:val="clear" w:color="auto" w:fill="F0F4FF"/>
+            <w:tcBorders>
+              <w:top w:val="single" w:sz="4" w:space="0" w:color="CCCCCC"/>
+              <w:left w:val="single" w:sz="4" w:space="0" w:color="CCCCCC"/>
+              <w:bottom w:val="single" w:sz="4" w:space="0" w:color="CCCCCC"/>
+              <w:right w:val="single" w:sz="4" w:space="0" w:color="CCCCCC"/>
+            </w:tcBorders>
+          </w:tcPr>
+          <w:p>
+            <w:r>
+              <w:rPr>
+                <w:sz w:val="20"/>
+              </w:rPr>
+              <w:t>PASS if all 283 pytest tests are green.</w:t>
+            </w:r>
+          </w:p>
+        </w:tc>
+      </w:tr>
+      <w:tr>
+        <w:tc>
+          <w:tcPr>
+            <w:tcW w:type="dxa" w:w="2340"/>
+            <w:tcW w:w="720" w:type="dxa"/>
+            <w:shd w:val="clear" w:color="auto" w:fill="FFFFFF"/>
+            <w:tcBorders>
+              <w:top w:val="single" w:sz="4" w:space="0" w:color="CCCCCC"/>
+              <w:left w:val="single" w:sz="4" w:space="0" w:color="CCCCCC"/>
+              <w:bottom w:val="single" w:sz="4" w:space="0" w:color="CCCCCC"/>
+              <w:right w:val="single" w:sz="4" w:space="0" w:color="CCCCCC"/>
+            </w:tcBorders>
+          </w:tcPr>
+          <w:p>
+            <w:r>
+              <w:rPr>
+                <w:sz w:val="20"/>
+              </w:rPr>
+              <w:t>AC-07</w:t>
+            </w:r>
+          </w:p>
+        </w:tc>
+        <w:tc>
+          <w:tcPr>
+            <w:tcW w:type="dxa" w:w="2340"/>
+            <w:tcW w:w="4031" w:type="dxa"/>
+            <w:shd w:val="clear" w:color="auto" w:fill="FFFFFF"/>
+            <w:tcBorders>
+              <w:top w:val="single" w:sz="4" w:space="0" w:color="CCCCCC"/>
+              <w:left w:val="single" w:sz="4" w:space="0" w:color="CCCCCC"/>
+              <w:bottom w:val="single" w:sz="4" w:space="0" w:color="CCCCCC"/>
+              <w:right w:val="single" w:sz="4" w:space="0" w:color="CCCCCC"/>
+            </w:tcBorders>
+          </w:tcPr>
+          <w:p>
+            <w:r>
+              <w:rPr>
+                <w:sz w:val="20"/>
+              </w:rPr>
+              <w:t>Time from pasting URL to data appearing in Lark is under 5 minutes.</w:t>
+            </w:r>
+          </w:p>
+        </w:tc>
+        <w:tc>
+          <w:tcPr>
+            <w:tcW w:type="dxa" w:w="2340"/>
+            <w:tcW w:w="3168" w:type="dxa"/>
+            <w:shd w:val="clear" w:color="auto" w:fill="FFFFFF"/>
+            <w:tcBorders>
+              <w:top w:val="single" w:sz="4" w:space="0" w:color="CCCCCC"/>
+              <w:left w:val="single" w:sz="4" w:space="0" w:color="CCCCCC"/>
+              <w:bottom w:val="single" w:sz="4" w:space="0" w:color="CCCCCC"/>
+              <w:right w:val="single" w:sz="4" w:space="0" w:color="CCCCCC"/>
+            </w:tcBorders>
+          </w:tcPr>
+          <w:p>
+            <w:r>
+              <w:rPr>
+                <w:sz w:val="20"/>
+              </w:rPr>
+              <w:t>Paste a YouTube URL. Start a timer. Check when Lark row is filled.</w:t>
+            </w:r>
+          </w:p>
+        </w:tc>
+        <w:tc>
+          <w:tcPr>
+            <w:tcW w:type="dxa" w:w="2340"/>
+            <w:tcW w:w="2880" w:type="dxa"/>
+            <w:shd w:val="clear" w:color="auto" w:fill="FFFFFF"/>
+            <w:tcBorders>
+              <w:top w:val="single" w:sz="4" w:space="0" w:color="CCCCCC"/>
+              <w:left w:val="single" w:sz="4" w:space="0" w:color="CCCCCC"/>
+              <w:bottom w:val="single" w:sz="4" w:space="0" w:color="CCCCCC"/>
+              <w:right w:val="single" w:sz="4" w:space="0" w:color="CCCCCC"/>
+            </w:tcBorders>
+          </w:tcPr>
+          <w:p>
+            <w:r>
+              <w:rPr>
+                <w:sz w:val="20"/>
+              </w:rPr>
+              <w:t>PASS if data appears within 5 minutes.</w:t>
+            </w:r>
+          </w:p>
+        </w:tc>
+      </w:tr>
+      <w:tr>
+        <w:tc>
+          <w:tcPr>
+            <w:tcW w:type="dxa" w:w="2340"/>
+            <w:tcW w:w="720" w:type="dxa"/>
+            <w:shd w:val="clear" w:color="auto" w:fill="F0F4FF"/>
+            <w:tcBorders>
+              <w:top w:val="single" w:sz="4" w:space="0" w:color="CCCCCC"/>
+              <w:left w:val="single" w:sz="4" w:space="0" w:color="CCCCCC"/>
+              <w:bottom w:val="single" w:sz="4" w:space="0" w:color="CCCCCC"/>
+              <w:right w:val="single" w:sz="4" w:space="0" w:color="CCCCCC"/>
+            </w:tcBorders>
+          </w:tcPr>
+          <w:p>
+            <w:r>
+              <w:rPr>
+                <w:sz w:val="20"/>
+              </w:rPr>
+              <w:t>AC-08</w:t>
+            </w:r>
+          </w:p>
+        </w:tc>
+        <w:tc>
+          <w:tcPr>
+            <w:tcW w:type="dxa" w:w="2340"/>
+            <w:tcW w:w="4031" w:type="dxa"/>
+            <w:shd w:val="clear" w:color="auto" w:fill="F0F4FF"/>
+            <w:tcBorders>
+              <w:top w:val="single" w:sz="4" w:space="0" w:color="CCCCCC"/>
+              <w:left w:val="single" w:sz="4" w:space="0" w:color="CCCCCC"/>
+              <w:bottom w:val="single" w:sz="4" w:space="0" w:color="CCCCCC"/>
+              <w:right w:val="single" w:sz="4" w:space="0" w:color="CCCCCC"/>
+            </w:tcBorders>
+          </w:tcPr>
+          <w:p>
+            <w:r>
+              <w:rPr>
+                <w:sz w:val="20"/>
+              </w:rPr>
+              <w:t>System processes a new URL without the user opening any platform manually.</w:t>
+            </w:r>
+          </w:p>
+        </w:tc>
+        <w:tc>
+          <w:tcPr>
+            <w:tcW w:type="dxa" w:w="2340"/>
+            <w:tcW w:w="3168" w:type="dxa"/>
+            <w:shd w:val="clear" w:color="auto" w:fill="F0F4FF"/>
+            <w:tcBorders>
+              <w:top w:val="single" w:sz="4" w:space="0" w:color="CCCCCC"/>
+              <w:left w:val="single" w:sz="4" w:space="0" w:color="CCCCCC"/>
+              <w:bottom w:val="single" w:sz="4" w:space="0" w:color="CCCCCC"/>
+              <w:right w:val="single" w:sz="4" w:space="0" w:color="CCCCCC"/>
+            </w:tcBorders>
+          </w:tcPr>
+          <w:p>
+            <w:r>
+              <w:rPr>
+                <w:sz w:val="20"/>
+              </w:rPr>
+              <w:t>Paste a URL. Do not open Instagram, YouTube, TikTok, or RedNote. Data should appear automatically.</w:t>
+            </w:r>
+          </w:p>
+        </w:tc>
+        <w:tc>
+          <w:tcPr>
+            <w:tcW w:type="dxa" w:w="2340"/>
+            <w:tcW w:w="2880" w:type="dxa"/>
+            <w:shd w:val="clear" w:color="auto" w:fill="F0F4FF"/>
+            <w:tcBorders>
+              <w:top w:val="single" w:sz="4" w:space="0" w:color="CCCCCC"/>
+              <w:left w:val="single" w:sz="4" w:space="0" w:color="CCCCCC"/>
+              <w:bottom w:val="single" w:sz="4" w:space="0" w:color="CCCCCC"/>
+              <w:right w:val="single" w:sz="4" w:space="0" w:color="CCCCCC"/>
+            </w:tcBorders>
+          </w:tcPr>
+          <w:p>
+            <w:r>
+              <w:rPr>
+                <w:sz w:val="20"/>
+              </w:rPr>
+              <w:t>PASS if Lark fills correctly without user opening any platform.</w:t>
+            </w:r>
+          </w:p>
+        </w:tc>
+      </w:tr>
+      <w:tr>
+        <w:tc>
+          <w:tcPr>
+            <w:tcW w:type="dxa" w:w="2340"/>
+            <w:tcW w:w="720" w:type="dxa"/>
+            <w:shd w:val="clear" w:color="auto" w:fill="FFFFFF"/>
+            <w:tcBorders>
+              <w:top w:val="single" w:sz="4" w:space="0" w:color="CCCCCC"/>
+              <w:left w:val="single" w:sz="4" w:space="0" w:color="CCCCCC"/>
+              <w:bottom w:val="single" w:sz="4" w:space="0" w:color="CCCCCC"/>
+              <w:right w:val="single" w:sz="4" w:space="0" w:color="CCCCCC"/>
+            </w:tcBorders>
+          </w:tcPr>
+          <w:p>
+            <w:r>
+              <w:rPr>
+                <w:sz w:val="20"/>
+              </w:rPr>
+              <w:t>AC-09</w:t>
+            </w:r>
+          </w:p>
+        </w:tc>
+        <w:tc>
+          <w:tcPr>
+            <w:tcW w:type="dxa" w:w="2340"/>
+            <w:tcW w:w="4031" w:type="dxa"/>
+            <w:shd w:val="clear" w:color="auto" w:fill="FFFFFF"/>
+            <w:tcBorders>
+              <w:top w:val="single" w:sz="4" w:space="0" w:color="CCCCCC"/>
+              <w:left w:val="single" w:sz="4" w:space="0" w:color="CCCCCC"/>
+              <w:bottom w:val="single" w:sz="4" w:space="0" w:color="CCCCCC"/>
+              <w:right w:val="single" w:sz="4" w:space="0" w:color="CCCCCC"/>
+            </w:tcBorders>
+          </w:tcPr>
+          <w:p>
+            <w:r>
+              <w:rPr>
+                <w:sz w:val="20"/>
+              </w:rPr>
+              <w:t>If one URL fails (e.g. private video), the system logs the error and continues processing remaining URLs.</w:t>
+            </w:r>
+          </w:p>
+        </w:tc>
+        <w:tc>
+          <w:tcPr>
+            <w:tcW w:type="dxa" w:w="2340"/>
+            <w:tcW w:w="3168" w:type="dxa"/>
+            <w:shd w:val="clear" w:color="auto" w:fill="FFFFFF"/>
+            <w:tcBorders>
+              <w:top w:val="single" w:sz="4" w:space="0" w:color="CCCCCC"/>
+              <w:left w:val="single" w:sz="4" w:space="0" w:color="CCCCCC"/>
+              <w:bottom w:val="single" w:sz="4" w:space="0" w:color="CCCCCC"/>
+              <w:right w:val="single" w:sz="4" w:space="0" w:color="CCCCCC"/>
+            </w:tcBorders>
+          </w:tcPr>
+          <w:p>
+            <w:r>
+              <w:rPr>
+                <w:sz w:val="20"/>
+              </w:rPr>
+              <w:t>Include one private/deleted video URL in a batch of 5. Check that the other 4 are processed.</w:t>
+            </w:r>
+          </w:p>
+        </w:tc>
+        <w:tc>
+          <w:tcPr>
+            <w:tcW w:type="dxa" w:w="2340"/>
+            <w:tcW w:w="2880" w:type="dxa"/>
+            <w:shd w:val="clear" w:color="auto" w:fill="FFFFFF"/>
+            <w:tcBorders>
+              <w:top w:val="single" w:sz="4" w:space="0" w:color="CCCCCC"/>
+              <w:left w:val="single" w:sz="4" w:space="0" w:color="CCCCCC"/>
+              <w:bottom w:val="single" w:sz="4" w:space="0" w:color="CCCCCC"/>
+              <w:right w:val="single" w:sz="4" w:space="0" w:color="CCCCCC"/>
+            </w:tcBorders>
+          </w:tcPr>
+          <w:p>
+            <w:r>
+              <w:rPr>
+                <w:sz w:val="20"/>
+              </w:rPr>
+              <w:t>PASS if 4 rows are filled and 1 error is logged in plain English.</w:t>
+            </w:r>
+          </w:p>
+        </w:tc>
+      </w:tr>
+      <w:tr>
+        <w:tc>
+          <w:tcPr>
+            <w:tcW w:type="dxa" w:w="2340"/>
+            <w:tcW w:w="720" w:type="dxa"/>
+            <w:shd w:val="clear" w:color="auto" w:fill="F0F4FF"/>
+            <w:tcBorders>
+              <w:top w:val="single" w:sz="4" w:space="0" w:color="CCCCCC"/>
+              <w:left w:val="single" w:sz="4" w:space="0" w:color="CCCCCC"/>
+              <w:bottom w:val="single" w:sz="4" w:space="0" w:color="CCCCCC"/>
+              <w:right w:val="single" w:sz="4" w:space="0" w:color="CCCCCC"/>
+            </w:tcBorders>
+          </w:tcPr>
+          <w:p>
+            <w:r>
+              <w:rPr>
+                <w:sz w:val="20"/>
+              </w:rPr>
+              <w:t>AC-10</w:t>
+            </w:r>
+          </w:p>
+        </w:tc>
+        <w:tc>
+          <w:tcPr>
+            <w:tcW w:type="dxa" w:w="2340"/>
+            <w:tcW w:w="4031" w:type="dxa"/>
+            <w:shd w:val="clear" w:color="auto" w:fill="F0F4FF"/>
+            <w:tcBorders>
+              <w:top w:val="single" w:sz="4" w:space="0" w:color="CCCCCC"/>
+              <w:left w:val="single" w:sz="4" w:space="0" w:color="CCCCCC"/>
+              <w:bottom w:val="single" w:sz="4" w:space="0" w:color="CCCCCC"/>
+              <w:right w:val="single" w:sz="4" w:space="0" w:color="CCCCCC"/>
+            </w:tcBorders>
+          </w:tcPr>
+          <w:p>
+            <w:r>
+              <w:rPr>
+                <w:sz w:val="20"/>
+              </w:rPr>
+              <w:t>All error messages are in plain English. No raw Python errors shown to the user.</w:t>
+            </w:r>
+          </w:p>
+        </w:tc>
+        <w:tc>
+          <w:tcPr>
+            <w:tcW w:type="dxa" w:w="2340"/>
+            <w:tcW w:w="3168" w:type="dxa"/>
+            <w:shd w:val="clear" w:color="auto" w:fill="F0F4FF"/>
+            <w:tcBorders>
+              <w:top w:val="single" w:sz="4" w:space="0" w:color="CCCCCC"/>
+              <w:left w:val="single" w:sz="4" w:space="0" w:color="CCCCCC"/>
+              <w:bottom w:val="single" w:sz="4" w:space="0" w:color="CCCCCC"/>
+              <w:right w:val="single" w:sz="4" w:space="0" w:color="CCCCCC"/>
+            </w:tcBorders>
+          </w:tcPr>
+          <w:p>
+            <w:r>
+              <w:rPr>
+                <w:sz w:val="20"/>
+              </w:rPr>
+              <w:t>Trigger common errors (wrong .env, no internet). Read the error message shown.</w:t>
+            </w:r>
+          </w:p>
+        </w:tc>
+        <w:tc>
+          <w:tcPr>
+            <w:tcW w:type="dxa" w:w="2340"/>
+            <w:tcW w:w="2880" w:type="dxa"/>
+            <w:shd w:val="clear" w:color="auto" w:fill="F0F4FF"/>
+            <w:tcBorders>
+              <w:top w:val="single" w:sz="4" w:space="0" w:color="CCCCCC"/>
+              <w:left w:val="single" w:sz="4" w:space="0" w:color="CCCCCC"/>
+              <w:bottom w:val="single" w:sz="4" w:space="0" w:color="CCCCCC"/>
+              <w:right w:val="single" w:sz="4" w:space="0" w:color="CCCCCC"/>
+            </w:tcBorders>
+          </w:tcPr>
+          <w:p>
+            <w:r>
+              <w:rPr>
+                <w:sz w:val="20"/>
+              </w:rPr>
+              <w:t>PASS if all messages are human-readable with a clear action to take.</w:t>
+            </w:r>
+          </w:p>
+        </w:tc>
+      </w:tr>
+    </w:tbl>
+    <w:p/>
+    <w:p>
+      <w:pPr>
+        <w:pStyle w:val="Heading1"/>
+      </w:pPr>
+      <w:r>
+        <w:t>17. Glossary</w:t>
       </w:r>
     </w:p>
     <w:tbl>
@@ -9235,426 +11974,6 @@
         <w:tc>
           <w:tcPr>
             <w:tcW w:type="dxa" w:w="4680"/>
-            <w:tcW w:w="5040" w:type="dxa"/>
-            <w:shd w:val="clear" w:color="auto" w:fill="1F497D"/>
-            <w:tcBorders>
-              <w:top w:val="single" w:sz="4" w:space="0" w:color="1F497D"/>
-              <w:left w:val="single" w:sz="4" w:space="0" w:color="1F497D"/>
-              <w:bottom w:val="single" w:sz="4" w:space="0" w:color="1F497D"/>
-              <w:right w:val="single" w:sz="4" w:space="0" w:color="1F497D"/>
-            </w:tcBorders>
-          </w:tcPr>
-          <w:p>
-            <w:r>
-              <w:rPr>
-                <w:b/>
-                <w:color w:val="FFFFFF"/>
-                <w:sz w:val="20"/>
-              </w:rPr>
-              <w:t>Criteria</w:t>
-            </w:r>
-          </w:p>
-        </w:tc>
-        <w:tc>
-          <w:tcPr>
-            <w:tcW w:type="dxa" w:w="4680"/>
-            <w:tcW w:w="5760" w:type="dxa"/>
-            <w:shd w:val="clear" w:color="auto" w:fill="1F497D"/>
-            <w:tcBorders>
-              <w:top w:val="single" w:sz="4" w:space="0" w:color="1F497D"/>
-              <w:left w:val="single" w:sz="4" w:space="0" w:color="1F497D"/>
-              <w:bottom w:val="single" w:sz="4" w:space="0" w:color="1F497D"/>
-              <w:right w:val="single" w:sz="4" w:space="0" w:color="1F497D"/>
-            </w:tcBorders>
-          </w:tcPr>
-          <w:p>
-            <w:r>
-              <w:rPr>
-                <w:b/>
-                <w:color w:val="FFFFFF"/>
-                <w:sz w:val="20"/>
-              </w:rPr>
-              <w:t>Target</w:t>
-            </w:r>
-          </w:p>
-        </w:tc>
-      </w:tr>
-      <w:tr>
-        <w:tc>
-          <w:tcPr>
-            <w:tcW w:type="dxa" w:w="4680"/>
-            <w:tcW w:w="5040" w:type="dxa"/>
-            <w:shd w:val="clear" w:color="auto" w:fill="FFFFFF"/>
-            <w:tcBorders>
-              <w:top w:val="single" w:sz="4" w:space="0" w:color="CCCCCC"/>
-              <w:left w:val="single" w:sz="4" w:space="0" w:color="CCCCCC"/>
-              <w:bottom w:val="single" w:sz="4" w:space="0" w:color="CCCCCC"/>
-              <w:right w:val="single" w:sz="4" w:space="0" w:color="CCCCCC"/>
-            </w:tcBorders>
-          </w:tcPr>
-          <w:p>
-            <w:r>
-              <w:rPr>
-                <w:sz w:val="20"/>
-              </w:rPr>
-              <w:t>Time saved per reporting cycle</w:t>
-            </w:r>
-          </w:p>
-        </w:tc>
-        <w:tc>
-          <w:tcPr>
-            <w:tcW w:type="dxa" w:w="4680"/>
-            <w:tcW w:w="5760" w:type="dxa"/>
-            <w:shd w:val="clear" w:color="auto" w:fill="FFFFFF"/>
-            <w:tcBorders>
-              <w:top w:val="single" w:sz="4" w:space="0" w:color="CCCCCC"/>
-              <w:left w:val="single" w:sz="4" w:space="0" w:color="CCCCCC"/>
-              <w:bottom w:val="single" w:sz="4" w:space="0" w:color="CCCCCC"/>
-              <w:right w:val="single" w:sz="4" w:space="0" w:color="CCCCCC"/>
-            </w:tcBorders>
-          </w:tcPr>
-          <w:p>
-            <w:r>
-              <w:rPr>
-                <w:sz w:val="20"/>
-              </w:rPr>
-              <w:t>At least 80% reduction</w:t>
-            </w:r>
-          </w:p>
-        </w:tc>
-      </w:tr>
-      <w:tr>
-        <w:tc>
-          <w:tcPr>
-            <w:tcW w:type="dxa" w:w="4680"/>
-            <w:tcW w:w="5040" w:type="dxa"/>
-            <w:shd w:val="clear" w:color="auto" w:fill="F0F4FF"/>
-            <w:tcBorders>
-              <w:top w:val="single" w:sz="4" w:space="0" w:color="CCCCCC"/>
-              <w:left w:val="single" w:sz="4" w:space="0" w:color="CCCCCC"/>
-              <w:bottom w:val="single" w:sz="4" w:space="0" w:color="CCCCCC"/>
-              <w:right w:val="single" w:sz="4" w:space="0" w:color="CCCCCC"/>
-            </w:tcBorders>
-          </w:tcPr>
-          <w:p>
-            <w:r>
-              <w:rPr>
-                <w:sz w:val="20"/>
-              </w:rPr>
-              <w:t>Columns B, C, F, H protection</w:t>
-            </w:r>
-          </w:p>
-        </w:tc>
-        <w:tc>
-          <w:tcPr>
-            <w:tcW w:type="dxa" w:w="4680"/>
-            <w:tcW w:w="5760" w:type="dxa"/>
-            <w:shd w:val="clear" w:color="auto" w:fill="F0F4FF"/>
-            <w:tcBorders>
-              <w:top w:val="single" w:sz="4" w:space="0" w:color="CCCCCC"/>
-              <w:left w:val="single" w:sz="4" w:space="0" w:color="CCCCCC"/>
-              <w:bottom w:val="single" w:sz="4" w:space="0" w:color="CCCCCC"/>
-              <w:right w:val="single" w:sz="4" w:space="0" w:color="CCCCCC"/>
-            </w:tcBorders>
-          </w:tcPr>
-          <w:p>
-            <w:r>
-              <w:rPr>
-                <w:sz w:val="20"/>
-              </w:rPr>
-              <w:t>100% — exception raised if write attempted</w:t>
-            </w:r>
-          </w:p>
-        </w:tc>
-      </w:tr>
-      <w:tr>
-        <w:tc>
-          <w:tcPr>
-            <w:tcW w:type="dxa" w:w="4680"/>
-            <w:tcW w:w="5040" w:type="dxa"/>
-            <w:shd w:val="clear" w:color="auto" w:fill="FFFFFF"/>
-            <w:tcBorders>
-              <w:top w:val="single" w:sz="4" w:space="0" w:color="CCCCCC"/>
-              <w:left w:val="single" w:sz="4" w:space="0" w:color="CCCCCC"/>
-              <w:bottom w:val="single" w:sz="4" w:space="0" w:color="CCCCCC"/>
-              <w:right w:val="single" w:sz="4" w:space="0" w:color="CCCCCC"/>
-            </w:tcBorders>
-          </w:tcPr>
-          <w:p>
-            <w:r>
-              <w:rPr>
-                <w:sz w:val="20"/>
-              </w:rPr>
-              <w:t>Column F (user URL)</w:t>
-            </w:r>
-          </w:p>
-        </w:tc>
-        <w:tc>
-          <w:tcPr>
-            <w:tcW w:type="dxa" w:w="4680"/>
-            <w:tcW w:w="5760" w:type="dxa"/>
-            <w:shd w:val="clear" w:color="auto" w:fill="FFFFFF"/>
-            <w:tcBorders>
-              <w:top w:val="single" w:sz="4" w:space="0" w:color="CCCCCC"/>
-              <w:left w:val="single" w:sz="4" w:space="0" w:color="CCCCCC"/>
-              <w:bottom w:val="single" w:sz="4" w:space="0" w:color="CCCCCC"/>
-              <w:right w:val="single" w:sz="4" w:space="0" w:color="CCCCCC"/>
-            </w:tcBorders>
-          </w:tcPr>
-          <w:p>
-            <w:r>
-              <w:rPr>
-                <w:sz w:val="20"/>
-              </w:rPr>
-              <w:t>Never overwritten — always preserved</w:t>
-            </w:r>
-          </w:p>
-        </w:tc>
-      </w:tr>
-      <w:tr>
-        <w:tc>
-          <w:tcPr>
-            <w:tcW w:type="dxa" w:w="4680"/>
-            <w:tcW w:w="5040" w:type="dxa"/>
-            <w:shd w:val="clear" w:color="auto" w:fill="F0F4FF"/>
-            <w:tcBorders>
-              <w:top w:val="single" w:sz="4" w:space="0" w:color="CCCCCC"/>
-              <w:left w:val="single" w:sz="4" w:space="0" w:color="CCCCCC"/>
-              <w:bottom w:val="single" w:sz="4" w:space="0" w:color="CCCCCC"/>
-              <w:right w:val="single" w:sz="4" w:space="0" w:color="CCCCCC"/>
-            </w:tcBorders>
-          </w:tcPr>
-          <w:p>
-            <w:r>
-              <w:rPr>
-                <w:sz w:val="20"/>
-              </w:rPr>
-              <w:t>View count accuracy</w:t>
-            </w:r>
-          </w:p>
-        </w:tc>
-        <w:tc>
-          <w:tcPr>
-            <w:tcW w:type="dxa" w:w="4680"/>
-            <w:tcW w:w="5760" w:type="dxa"/>
-            <w:shd w:val="clear" w:color="auto" w:fill="F0F4FF"/>
-            <w:tcBorders>
-              <w:top w:val="single" w:sz="4" w:space="0" w:color="CCCCCC"/>
-              <w:left w:val="single" w:sz="4" w:space="0" w:color="CCCCCC"/>
-              <w:bottom w:val="single" w:sz="4" w:space="0" w:color="CCCCCC"/>
-              <w:right w:val="single" w:sz="4" w:space="0" w:color="CCCCCC"/>
-            </w:tcBorders>
-          </w:tcPr>
-          <w:p>
-            <w:r>
-              <w:rPr>
-                <w:sz w:val="20"/>
-              </w:rPr>
-              <w:t>99% match with what is shown on the video page</w:t>
-            </w:r>
-          </w:p>
-        </w:tc>
-      </w:tr>
-      <w:tr>
-        <w:tc>
-          <w:tcPr>
-            <w:tcW w:type="dxa" w:w="4680"/>
-            <w:tcW w:w="5040" w:type="dxa"/>
-            <w:shd w:val="clear" w:color="auto" w:fill="FFFFFF"/>
-            <w:tcBorders>
-              <w:top w:val="single" w:sz="4" w:space="0" w:color="CCCCCC"/>
-              <w:left w:val="single" w:sz="4" w:space="0" w:color="CCCCCC"/>
-              <w:bottom w:val="single" w:sz="4" w:space="0" w:color="CCCCCC"/>
-              <w:right w:val="single" w:sz="4" w:space="0" w:color="CCCCCC"/>
-            </w:tcBorders>
-          </w:tcPr>
-          <w:p>
-            <w:r>
-              <w:rPr>
-                <w:sz w:val="20"/>
-              </w:rPr>
-              <w:t>Caption accuracy</w:t>
-            </w:r>
-          </w:p>
-        </w:tc>
-        <w:tc>
-          <w:tcPr>
-            <w:tcW w:type="dxa" w:w="4680"/>
-            <w:tcW w:w="5760" w:type="dxa"/>
-            <w:shd w:val="clear" w:color="auto" w:fill="FFFFFF"/>
-            <w:tcBorders>
-              <w:top w:val="single" w:sz="4" w:space="0" w:color="CCCCCC"/>
-              <w:left w:val="single" w:sz="4" w:space="0" w:color="CCCCCC"/>
-              <w:bottom w:val="single" w:sz="4" w:space="0" w:color="CCCCCC"/>
-              <w:right w:val="single" w:sz="4" w:space="0" w:color="CCCCCC"/>
-            </w:tcBorders>
-          </w:tcPr>
-          <w:p>
-            <w:r>
-              <w:rPr>
-                <w:sz w:val="20"/>
-              </w:rPr>
-              <w:t>Correct caption with zero hashtags remaining</w:t>
-            </w:r>
-          </w:p>
-        </w:tc>
-      </w:tr>
-      <w:tr>
-        <w:tc>
-          <w:tcPr>
-            <w:tcW w:type="dxa" w:w="4680"/>
-            <w:tcW w:w="5040" w:type="dxa"/>
-            <w:shd w:val="clear" w:color="auto" w:fill="F0F4FF"/>
-            <w:tcBorders>
-              <w:top w:val="single" w:sz="4" w:space="0" w:color="CCCCCC"/>
-              <w:left w:val="single" w:sz="4" w:space="0" w:color="CCCCCC"/>
-              <w:bottom w:val="single" w:sz="4" w:space="0" w:color="CCCCCC"/>
-              <w:right w:val="single" w:sz="4" w:space="0" w:color="CCCCCC"/>
-            </w:tcBorders>
-          </w:tcPr>
-          <w:p>
-            <w:r>
-              <w:rPr>
-                <w:sz w:val="20"/>
-              </w:rPr>
-              <w:t>Platforms supported</w:t>
-            </w:r>
-          </w:p>
-        </w:tc>
-        <w:tc>
-          <w:tcPr>
-            <w:tcW w:type="dxa" w:w="4680"/>
-            <w:tcW w:w="5760" w:type="dxa"/>
-            <w:shd w:val="clear" w:color="auto" w:fill="F0F4FF"/>
-            <w:tcBorders>
-              <w:top w:val="single" w:sz="4" w:space="0" w:color="CCCCCC"/>
-              <w:left w:val="single" w:sz="4" w:space="0" w:color="CCCCCC"/>
-              <w:bottom w:val="single" w:sz="4" w:space="0" w:color="CCCCCC"/>
-              <w:right w:val="single" w:sz="4" w:space="0" w:color="CCCCCC"/>
-            </w:tcBorders>
-          </w:tcPr>
-          <w:p>
-            <w:r>
-              <w:rPr>
-                <w:sz w:val="20"/>
-              </w:rPr>
-              <w:t>All 7: Instagram, TikTok, Facebook, YouTube, X, RedNote, Threads</w:t>
-            </w:r>
-          </w:p>
-        </w:tc>
-      </w:tr>
-      <w:tr>
-        <w:tc>
-          <w:tcPr>
-            <w:tcW w:type="dxa" w:w="4680"/>
-            <w:tcW w:w="5040" w:type="dxa"/>
-            <w:shd w:val="clear" w:color="auto" w:fill="FFFFFF"/>
-            <w:tcBorders>
-              <w:top w:val="single" w:sz="4" w:space="0" w:color="CCCCCC"/>
-              <w:left w:val="single" w:sz="4" w:space="0" w:color="CCCCCC"/>
-              <w:bottom w:val="single" w:sz="4" w:space="0" w:color="CCCCCC"/>
-              <w:right w:val="single" w:sz="4" w:space="0" w:color="CCCCCC"/>
-            </w:tcBorders>
-          </w:tcPr>
-          <w:p>
-            <w:r>
-              <w:rPr>
-                <w:sz w:val="20"/>
-              </w:rPr>
-              <w:t>pytest tests</w:t>
-            </w:r>
-          </w:p>
-        </w:tc>
-        <w:tc>
-          <w:tcPr>
-            <w:tcW w:type="dxa" w:w="4680"/>
-            <w:tcW w:w="5760" w:type="dxa"/>
-            <w:shd w:val="clear" w:color="auto" w:fill="FFFFFF"/>
-            <w:tcBorders>
-              <w:top w:val="single" w:sz="4" w:space="0" w:color="CCCCCC"/>
-              <w:left w:val="single" w:sz="4" w:space="0" w:color="CCCCCC"/>
-              <w:bottom w:val="single" w:sz="4" w:space="0" w:color="CCCCCC"/>
-              <w:right w:val="single" w:sz="4" w:space="0" w:color="CCCCCC"/>
-            </w:tcBorders>
-          </w:tcPr>
-          <w:p>
-            <w:r>
-              <w:rPr>
-                <w:sz w:val="20"/>
-              </w:rPr>
-              <w:t>All 283 tests green across 6 test files</w:t>
-            </w:r>
-          </w:p>
-        </w:tc>
-      </w:tr>
-      <w:tr>
-        <w:tc>
-          <w:tcPr>
-            <w:tcW w:type="dxa" w:w="4680"/>
-            <w:tcW w:w="5040" w:type="dxa"/>
-            <w:shd w:val="clear" w:color="auto" w:fill="F0F4FF"/>
-            <w:tcBorders>
-              <w:top w:val="single" w:sz="4" w:space="0" w:color="CCCCCC"/>
-              <w:left w:val="single" w:sz="4" w:space="0" w:color="CCCCCC"/>
-              <w:bottom w:val="single" w:sz="4" w:space="0" w:color="CCCCCC"/>
-              <w:right w:val="single" w:sz="4" w:space="0" w:color="CCCCCC"/>
-            </w:tcBorders>
-          </w:tcPr>
-          <w:p>
-            <w:r>
-              <w:rPr>
-                <w:sz w:val="20"/>
-              </w:rPr>
-              <w:t>Trigger method</w:t>
-            </w:r>
-          </w:p>
-        </w:tc>
-        <w:tc>
-          <w:tcPr>
-            <w:tcW w:type="dxa" w:w="4680"/>
-            <w:tcW w:w="5760" w:type="dxa"/>
-            <w:shd w:val="clear" w:color="auto" w:fill="F0F4FF"/>
-            <w:tcBorders>
-              <w:top w:val="single" w:sz="4" w:space="0" w:color="CCCCCC"/>
-              <w:left w:val="single" w:sz="4" w:space="0" w:color="CCCCCC"/>
-              <w:bottom w:val="single" w:sz="4" w:space="0" w:color="CCCCCC"/>
-              <w:right w:val="single" w:sz="4" w:space="0" w:color="CCCCCC"/>
-            </w:tcBorders>
-          </w:tcPr>
-          <w:p>
-            <w:r>
-              <w:rPr>
-                <w:sz w:val="20"/>
-              </w:rPr>
-              <w:t>python watcher.py — runs in background, checks every 5 minutes</w:t>
-            </w:r>
-          </w:p>
-        </w:tc>
-      </w:tr>
-    </w:tbl>
-    <w:p/>
-    <w:p>
-      <w:pPr>
-        <w:pStyle w:val="Heading1"/>
-      </w:pPr>
-      <w:r>
-        <w:t>15. Glossary</w:t>
-      </w:r>
-    </w:p>
-    <w:tbl>
-      <w:tblPr>
-        <w:tblW w:type="auto" w:w="0"/>
-        <w:jc w:val="left"/>
-        <w:tblLook w:firstColumn="1" w:firstRow="1" w:lastColumn="0" w:lastRow="0" w:noHBand="0" w:noVBand="1" w:val="04A0"/>
-      </w:tblPr>
-      <w:tblGrid>
-        <w:gridCol w:w="4680"/>
-        <w:gridCol w:w="4680"/>
-      </w:tblGrid>
-      <w:tr>
-        <w:tc>
-          <w:tcPr>
-            <w:tcW w:type="dxa" w:w="4680"/>
             <w:tcW w:w="2880" w:type="dxa"/>
             <w:shd w:val="clear" w:color="auto" w:fill="1F497D"/>
             <w:tcBorders>
@@ -10191,7 +12510,7 @@
         <w:pStyle w:val="Heading1"/>
       </w:pPr>
       <w:r>
-        <w:t>16. Sign-Off &amp; Approval</w:t>
+        <w:t>18. Sign-Off &amp; Approval</w:t>
       </w:r>
     </w:p>
     <w:p>
@@ -10575,7 +12894,7 @@
           <w:color w:val="595959"/>
           <w:sz w:val="18"/>
         </w:rPr>
-        <w:t>— End of Document — Version 5.0 —</w:t>
+        <w:t>— End of Document — Version 5.2 —</w:t>
       </w:r>
     </w:p>
     <w:sectPr>

--- a/BRD_Auto_Count_Social_Media_Reach.docx
+++ b/BRD_Auto_Count_Social_Media_Reach.docx
@@ -96,7 +96,7 @@
               <w:rPr>
                 <w:sz w:val="20"/>
               </w:rPr>
-              <w:t>5.2</w:t>
+              <w:t>5.3</w:t>
             </w:r>
           </w:p>
         </w:tc>
@@ -949,7 +949,7 @@
               <w:rPr>
                 <w:sz w:val="20"/>
               </w:rPr>
-              <w:t>14 May 2026</w:t>
+              <w:t>13 May 2026</w:t>
             </w:r>
           </w:p>
         </w:tc>
@@ -992,6 +992,92 @@
                 <w:sz w:val="20"/>
               </w:rPr>
               <w:t>Feedback fixes: clarified Phase 1 vs Phase 2 platform scope, reconciled baseline metric (40 min/week), aligned AC-03 and NFR-02 accuracy thresholds</w:t>
+            </w:r>
+          </w:p>
+        </w:tc>
+      </w:tr>
+      <w:tr>
+        <w:tc>
+          <w:tcPr>
+            <w:tcW w:type="dxa" w:w="2340"/>
+            <w:tcW w:w="1007" w:type="dxa"/>
+            <w:shd w:val="clear" w:color="auto" w:fill="F0F4FF"/>
+            <w:tcBorders>
+              <w:top w:val="single" w:sz="4" w:space="0" w:color="CCCCCC"/>
+              <w:left w:val="single" w:sz="4" w:space="0" w:color="CCCCCC"/>
+              <w:bottom w:val="single" w:sz="4" w:space="0" w:color="CCCCCC"/>
+              <w:right w:val="single" w:sz="4" w:space="0" w:color="CCCCCC"/>
+            </w:tcBorders>
+          </w:tcPr>
+          <w:p>
+            <w:r>
+              <w:rPr>
+                <w:sz w:val="20"/>
+              </w:rPr>
+              <w:t>5.3</w:t>
+            </w:r>
+          </w:p>
+        </w:tc>
+        <w:tc>
+          <w:tcPr>
+            <w:tcW w:type="dxa" w:w="2340"/>
+            <w:tcW w:w="2160" w:type="dxa"/>
+            <w:shd w:val="clear" w:color="auto" w:fill="F0F4FF"/>
+            <w:tcBorders>
+              <w:top w:val="single" w:sz="4" w:space="0" w:color="CCCCCC"/>
+              <w:left w:val="single" w:sz="4" w:space="0" w:color="CCCCCC"/>
+              <w:bottom w:val="single" w:sz="4" w:space="0" w:color="CCCCCC"/>
+              <w:right w:val="single" w:sz="4" w:space="0" w:color="CCCCCC"/>
+            </w:tcBorders>
+          </w:tcPr>
+          <w:p>
+            <w:r>
+              <w:rPr>
+                <w:sz w:val="20"/>
+              </w:rPr>
+              <w:t>14 May 2026</w:t>
+            </w:r>
+          </w:p>
+        </w:tc>
+        <w:tc>
+          <w:tcPr>
+            <w:tcW w:type="dxa" w:w="2340"/>
+            <w:tcW w:w="2160" w:type="dxa"/>
+            <w:shd w:val="clear" w:color="auto" w:fill="F0F4FF"/>
+            <w:tcBorders>
+              <w:top w:val="single" w:sz="4" w:space="0" w:color="CCCCCC"/>
+              <w:left w:val="single" w:sz="4" w:space="0" w:color="CCCCCC"/>
+              <w:bottom w:val="single" w:sz="4" w:space="0" w:color="CCCCCC"/>
+              <w:right w:val="single" w:sz="4" w:space="0" w:color="CCCCCC"/>
+            </w:tcBorders>
+          </w:tcPr>
+          <w:p>
+            <w:r>
+              <w:rPr>
+                <w:sz w:val="20"/>
+              </w:rPr>
+              <w:t>jingyi-rere</w:t>
+            </w:r>
+          </w:p>
+        </w:tc>
+        <w:tc>
+          <w:tcPr>
+            <w:tcW w:type="dxa" w:w="2340"/>
+            <w:tcW w:w="5472" w:type="dxa"/>
+            <w:shd w:val="clear" w:color="auto" w:fill="F0F4FF"/>
+            <w:tcBorders>
+              <w:top w:val="single" w:sz="4" w:space="0" w:color="CCCCCC"/>
+              <w:left w:val="single" w:sz="4" w:space="0" w:color="CCCCCC"/>
+              <w:bottom w:val="single" w:sz="4" w:space="0" w:color="CCCCCC"/>
+              <w:right w:val="single" w:sz="4" w:space="0" w:color="CCCCCC"/>
+            </w:tcBorders>
+          </w:tcPr>
+          <w:p>
+            <w:r>
+              <w:rPr>
+                <w:sz w:val="20"/>
+              </w:rPr>
+              <w:t>Instagram view count fix: now extracted from reel page screenshot (taken before Escape key) — guarantees correct reel. Watcher interval reduced to 3 minutes. Grid navigation retained for caption/date only.</w:t>
             </w:r>
           </w:p>
         </w:tc>
@@ -1022,7 +1108,7 @@
         <w:t xml:space="preserve">A video content creator at ricebowlmy spends approximately 40 minutes every week manually collecting performance data (posted date, caption, view count) from 4 social media platforms (Instagram, YouTube, TikTok, RedNote) and typing it into a Lark Bitable tracking sheet. This is pure manual data entry — repetitive, error-prone, and done at the end of an already busy week. </w:t>
         <w:br/>
         <w:br/>
-        <w:t xml:space="preserve">This system eliminates that 40 minutes. The user pastes video URLs into Lark Column F. A background watcher detects new URLs within 5 minutes and fills in all data automatically: posted date (Column A), caption with hashtags removed (Column D), content type (Column E), and view count (Column G). </w:t>
+        <w:t xml:space="preserve">This system eliminates that 40 minutes. The user pastes video URLs into Lark Column F. A background watcher detects new URLs within 3 minutes and fills in all data automatically: posted date (Column A), caption with hashtags removed (Column D), content type (Column E), and view count (Column G). </w:t>
         <w:br/>
         <w:br/>
         <w:t xml:space="preserve">Claude AI Vision is required — not optional — because three of the four platforms (Instagram, TikTok, RedNote) have no public API available, block automated scrapers, and present data visually in ways that change with every UI update. Only AI vision can reliably read any screenshot regardless of platform, language, or UI version. </w:t>
@@ -3987,7 +4073,7 @@
               <w:rPr>
                 <w:sz w:val="20"/>
               </w:rPr>
-              <w:t>Within 5 minutes of URL paste</w:t>
+              <w:t>Within 3 minutes of URL paste</w:t>
             </w:r>
           </w:p>
         </w:tc>
@@ -4099,7 +4185,7 @@
         <w:rPr>
           <w:sz w:val="22"/>
         </w:rPr>
-        <w:t>Process new URLs within 5 minutes of being pasted — no batch end-of-week delay.</w:t>
+        <w:t>Process new URLs within 3 minutes of being pasted — no batch end-of-week delay.</w:t>
       </w:r>
     </w:p>
     <w:p>
@@ -4218,7 +4304,7 @@
               <w:rPr>
                 <w:sz w:val="20"/>
               </w:rPr>
-              <w:t>As a video content creator, I want to paste video URLs into Column F and have the system fill columns A, D, E, G automatically within 5 minutes — so I save the 40 minutes I currently spend on manual data entry every week.</w:t>
+              <w:t>As a video content creator, I want to paste video URLs into Column F and have the system fill columns A, D, E, G automatically within 3 minutes — so I save the 40 minutes I currently spend on manual data entry every week.</w:t>
             </w:r>
           </w:p>
         </w:tc>
@@ -5682,7 +5768,7 @@
               <w:rPr>
                 <w:sz w:val="20"/>
               </w:rPr>
-              <w:t>Watcher checks Lark every 5 minutes — finds rows where Column F has URL but A/D/E/G are empty</w:t>
+              <w:t>Watcher checks Lark every 3 minutes — finds rows where Column F has URL but A/D/E/G are empty</w:t>
             </w:r>
           </w:p>
         </w:tc>
@@ -7553,7 +7639,7 @@
               <w:rPr>
                 <w:sz w:val="20"/>
               </w:rPr>
-              <w:t>For Instagram: system takes two screenshots — reel page (caption + date) and profile grid (view count).</w:t>
+              <w:t>For Instagram: system takes two screenshots — reel page screenshot (view count, captured immediately before any navigation) and split-view screenshot (caption + date, from clicking the profile grid thumbnail).</w:t>
             </w:r>
           </w:p>
         </w:tc>
@@ -8223,7 +8309,7 @@
               <w:rPr>
                 <w:sz w:val="20"/>
               </w:rPr>
-              <w:t>System runs as a background watcher (watcher.py) — checks Lark every 5 minutes automatically.</w:t>
+              <w:t>System runs as a background watcher (watcher.py) — checks Lark every 3 minutes automatically.</w:t>
             </w:r>
           </w:p>
         </w:tc>
@@ -8782,7 +8868,7 @@
               <w:rPr>
                 <w:sz w:val="20"/>
               </w:rPr>
-              <w:t>Process up to 20 video URLs within 5 minutes.</w:t>
+              <w:t>Process up to 20 video URLs within 3 minutes.</w:t>
             </w:r>
           </w:p>
         </w:tc>
@@ -11645,7 +11731,7 @@
               <w:rPr>
                 <w:sz w:val="20"/>
               </w:rPr>
-              <w:t>Time from pasting URL to data appearing in Lark is under 5 minutes.</w:t>
+              <w:t>Time from pasting URL to data appearing in Lark is under 3 minutes.</w:t>
             </w:r>
           </w:p>
         </w:tc>
@@ -11687,7 +11773,7 @@
               <w:rPr>
                 <w:sz w:val="20"/>
               </w:rPr>
-              <w:t>PASS if data appears within 5 minutes.</w:t>
+              <w:t>PASS if data appears within 3 minutes.</w:t>
             </w:r>
           </w:p>
         </w:tc>

--- a/BRD_Auto_Count_Social_Media_Reach.docx
+++ b/BRD_Auto_Count_Social_Media_Reach.docx
@@ -140,7 +140,7 @@
               <w:rPr>
                 <w:sz w:val="20"/>
               </w:rPr>
-              <w:t>14 May 2026</w:t>
+              <w:t>18 May 2026</w:t>
             </w:r>
           </w:p>
         </w:tc>
@@ -1035,7 +1035,7 @@
               <w:rPr>
                 <w:sz w:val="20"/>
               </w:rPr>
-              <w:t>14 May 2026</w:t>
+              <w:t>18 May 2026</w:t>
             </w:r>
           </w:p>
         </w:tc>

--- a/BRD_Auto_Count_Social_Media_Reach.docx
+++ b/BRD_Auto_Count_Social_Media_Reach.docx
@@ -96,7 +96,7 @@
               <w:rPr>
                 <w:sz w:val="20"/>
               </w:rPr>
-              <w:t>5.3</w:t>
+              <w:t>5.4</w:t>
             </w:r>
           </w:p>
         </w:tc>
@@ -1078,6 +1078,92 @@
                 <w:sz w:val="20"/>
               </w:rPr>
               <w:t>Instagram view count fix: now extracted from reel page screenshot (taken before Escape key) — guarantees correct reel. Watcher interval reduced to 3 minutes. Grid navigation retained for caption/date only.</w:t>
+            </w:r>
+          </w:p>
+        </w:tc>
+      </w:tr>
+      <w:tr>
+        <w:tc>
+          <w:tcPr>
+            <w:tcW w:type="dxa" w:w="2340"/>
+            <w:tcW w:w="1007" w:type="dxa"/>
+            <w:shd w:val="clear" w:color="auto" w:fill="FFFFFF"/>
+            <w:tcBorders>
+              <w:top w:val="single" w:sz="4" w:space="0" w:color="CCCCCC"/>
+              <w:left w:val="single" w:sz="4" w:space="0" w:color="CCCCCC"/>
+              <w:bottom w:val="single" w:sz="4" w:space="0" w:color="CCCCCC"/>
+              <w:right w:val="single" w:sz="4" w:space="0" w:color="CCCCCC"/>
+            </w:tcBorders>
+          </w:tcPr>
+          <w:p>
+            <w:r>
+              <w:rPr>
+                <w:sz w:val="20"/>
+              </w:rPr>
+              <w:t>5.4</w:t>
+            </w:r>
+          </w:p>
+        </w:tc>
+        <w:tc>
+          <w:tcPr>
+            <w:tcW w:type="dxa" w:w="2340"/>
+            <w:tcW w:w="2160" w:type="dxa"/>
+            <w:shd w:val="clear" w:color="auto" w:fill="FFFFFF"/>
+            <w:tcBorders>
+              <w:top w:val="single" w:sz="4" w:space="0" w:color="CCCCCC"/>
+              <w:left w:val="single" w:sz="4" w:space="0" w:color="CCCCCC"/>
+              <w:bottom w:val="single" w:sz="4" w:space="0" w:color="CCCCCC"/>
+              <w:right w:val="single" w:sz="4" w:space="0" w:color="CCCCCC"/>
+            </w:tcBorders>
+          </w:tcPr>
+          <w:p>
+            <w:r>
+              <w:rPr>
+                <w:sz w:val="20"/>
+              </w:rPr>
+              <w:t>18 May 2026</w:t>
+            </w:r>
+          </w:p>
+        </w:tc>
+        <w:tc>
+          <w:tcPr>
+            <w:tcW w:type="dxa" w:w="2340"/>
+            <w:tcW w:w="2160" w:type="dxa"/>
+            <w:shd w:val="clear" w:color="auto" w:fill="FFFFFF"/>
+            <w:tcBorders>
+              <w:top w:val="single" w:sz="4" w:space="0" w:color="CCCCCC"/>
+              <w:left w:val="single" w:sz="4" w:space="0" w:color="CCCCCC"/>
+              <w:bottom w:val="single" w:sz="4" w:space="0" w:color="CCCCCC"/>
+              <w:right w:val="single" w:sz="4" w:space="0" w:color="CCCCCC"/>
+            </w:tcBorders>
+          </w:tcPr>
+          <w:p>
+            <w:r>
+              <w:rPr>
+                <w:sz w:val="20"/>
+              </w:rPr>
+              <w:t>jingyi-rere</w:t>
+            </w:r>
+          </w:p>
+        </w:tc>
+        <w:tc>
+          <w:tcPr>
+            <w:tcW w:type="dxa" w:w="2340"/>
+            <w:tcW w:w="5472" w:type="dxa"/>
+            <w:shd w:val="clear" w:color="auto" w:fill="FFFFFF"/>
+            <w:tcBorders>
+              <w:top w:val="single" w:sz="4" w:space="0" w:color="CCCCCC"/>
+              <w:left w:val="single" w:sz="4" w:space="0" w:color="CCCCCC"/>
+              <w:bottom w:val="single" w:sz="4" w:space="0" w:color="CCCCCC"/>
+              <w:right w:val="single" w:sz="4" w:space="0" w:color="CCCCCC"/>
+            </w:tcBorders>
+          </w:tcPr>
+          <w:p>
+            <w:r>
+              <w:rPr>
+                <w:sz w:val="20"/>
+              </w:rPr>
+              <w:t>Feedback fixes: removed defensive baseline note — stated upfront as 4 min/video × 10 videos. Phase 2 platforms moved to Appendix A (Future Scope) to keep main doc focused on current build.</w:t>
             </w:r>
           </w:p>
         </w:tc>
@@ -2016,7 +2102,7 @@
           <w:color w:val="595959"/>
           <w:sz w:val="22"/>
         </w:rPr>
-        <w:t>Note on baseline measurement: An earlier estimate cited "10 minutes per day" of data collection work. That figure included time spent switching between apps, re-checking previous entries, and searching for older posts — overhead that is hard to time precisely. The 40 minutes/week figure above is based on timed measurement of individual tasks per video (4 minutes × 10 videos), which is the repeatable, verifiable baseline used for all calculations in this document.</w:t>
+        <w:t>Baseline: 4 minutes per video × 10 videos = 40 minutes per week. Each task above was timed individually — this is the repeatable, verifiable figure used for all calculations in this document.</w:t>
       </w:r>
     </w:p>
     <w:p>
@@ -6191,7 +6277,7 @@
         <w:pStyle w:val="Heading1"/>
       </w:pPr>
       <w:r>
-        <w:t>10. Supported Platforms</w:t>
+        <w:t>10. Supported Platforms (Current Scope)</w:t>
       </w:r>
     </w:p>
     <w:p>
@@ -6203,7 +6289,7 @@
           <w:color w:val="595959"/>
           <w:sz w:val="22"/>
         </w:rPr>
-        <w:t>Phase 1 (active, fully built and tested): 4 platforms. Phase 2 (future, planned but not yet built): 3 additional platforms. This is an intentional phased approach — not scope creep. The 4 Phase 1 platforms cover 100% of current posting activity. Phase 2 platforms will be added only if the user expands to those platforms.</w:t>
+        <w:t>The following 4 platforms are fully built, tested, and active. They cover 100% of current posting activity.</w:t>
       </w:r>
     </w:p>
     <w:p/>
@@ -6214,18 +6300,17 @@
         <w:tblLook w:firstColumn="1" w:firstRow="1" w:lastColumn="0" w:lastRow="0" w:noHBand="0" w:noVBand="1" w:val="04A0"/>
       </w:tblPr>
       <w:tblGrid>
-        <w:gridCol w:w="1560"/>
-        <w:gridCol w:w="1560"/>
-        <w:gridCol w:w="1560"/>
-        <w:gridCol w:w="1560"/>
-        <w:gridCol w:w="1560"/>
-        <w:gridCol w:w="1560"/>
+        <w:gridCol w:w="1872"/>
+        <w:gridCol w:w="1872"/>
+        <w:gridCol w:w="1872"/>
+        <w:gridCol w:w="1872"/>
+        <w:gridCol w:w="1872"/>
       </w:tblGrid>
       <w:tr>
         <w:tc>
           <w:tcPr>
-            <w:tcW w:type="dxa" w:w="1560"/>
-            <w:tcW w:w="1152" w:type="dxa"/>
+            <w:tcW w:type="dxa" w:w="1872"/>
+            <w:tcW w:w="1728" w:type="dxa"/>
             <w:shd w:val="clear" w:color="auto" w:fill="1F497D"/>
             <w:tcBorders>
               <w:top w:val="single" w:sz="4" w:space="0" w:color="1F497D"/>
@@ -6241,14 +6326,14 @@
                 <w:color w:val="FFFFFF"/>
                 <w:sz w:val="20"/>
               </w:rPr>
-              <w:t>Phase</w:t>
-            </w:r>
-          </w:p>
-        </w:tc>
-        <w:tc>
-          <w:tcPr>
-            <w:tcW w:type="dxa" w:w="1560"/>
-            <w:tcW w:w="1728" w:type="dxa"/>
+              <w:t>Platform</w:t>
+            </w:r>
+          </w:p>
+        </w:tc>
+        <w:tc>
+          <w:tcPr>
+            <w:tcW w:type="dxa" w:w="1872"/>
+            <w:tcW w:w="1440" w:type="dxa"/>
             <w:shd w:val="clear" w:color="auto" w:fill="1F497D"/>
             <w:tcBorders>
               <w:top w:val="single" w:sz="4" w:space="0" w:color="1F497D"/>
@@ -6264,14 +6349,14 @@
                 <w:color w:val="FFFFFF"/>
                 <w:sz w:val="20"/>
               </w:rPr>
-              <w:t>Platform</w:t>
-            </w:r>
-          </w:p>
-        </w:tc>
-        <w:tc>
-          <w:tcPr>
-            <w:tcW w:type="dxa" w:w="1560"/>
-            <w:tcW w:w="1440" w:type="dxa"/>
+              <w:t>Video Format</w:t>
+            </w:r>
+          </w:p>
+        </w:tc>
+        <w:tc>
+          <w:tcPr>
+            <w:tcW w:type="dxa" w:w="1872"/>
+            <w:tcW w:w="1728" w:type="dxa"/>
             <w:shd w:val="clear" w:color="auto" w:fill="1F497D"/>
             <w:tcBorders>
               <w:top w:val="single" w:sz="4" w:space="0" w:color="1F497D"/>
@@ -6287,14 +6372,14 @@
                 <w:color w:val="FFFFFF"/>
                 <w:sz w:val="20"/>
               </w:rPr>
-              <w:t>Video Format</w:t>
-            </w:r>
-          </w:p>
-        </w:tc>
-        <w:tc>
-          <w:tcPr>
-            <w:tcW w:type="dxa" w:w="1560"/>
-            <w:tcW w:w="1728" w:type="dxa"/>
+              <w:t>Column G (Views)</w:t>
+            </w:r>
+          </w:p>
+        </w:tc>
+        <w:tc>
+          <w:tcPr>
+            <w:tcW w:type="dxa" w:w="1872"/>
+            <w:tcW w:w="2592" w:type="dxa"/>
             <w:shd w:val="clear" w:color="auto" w:fill="1F497D"/>
             <w:tcBorders>
               <w:top w:val="single" w:sz="4" w:space="0" w:color="1F497D"/>
@@ -6310,14 +6395,14 @@
                 <w:color w:val="FFFFFF"/>
                 <w:sz w:val="20"/>
               </w:rPr>
-              <w:t>Column G (Views)</w:t>
-            </w:r>
-          </w:p>
-        </w:tc>
-        <w:tc>
-          <w:tcPr>
-            <w:tcW w:type="dxa" w:w="1560"/>
-            <w:tcW w:w="2592" w:type="dxa"/>
+              <w:t>Column D (Caption)</w:t>
+            </w:r>
+          </w:p>
+        </w:tc>
+        <w:tc>
+          <w:tcPr>
+            <w:tcW w:type="dxa" w:w="1872"/>
+            <w:tcW w:w="2160" w:type="dxa"/>
             <w:shd w:val="clear" w:color="auto" w:fill="1F497D"/>
             <w:tcBorders>
               <w:top w:val="single" w:sz="4" w:space="0" w:color="1F497D"/>
@@ -6333,14 +6418,480 @@
                 <w:color w:val="FFFFFF"/>
                 <w:sz w:val="20"/>
               </w:rPr>
-              <w:t>Column D (Caption)</w:t>
-            </w:r>
-          </w:p>
-        </w:tc>
-        <w:tc>
-          <w:tcPr>
-            <w:tcW w:type="dxa" w:w="1560"/>
+              <w:t>Data Source</w:t>
+            </w:r>
+          </w:p>
+        </w:tc>
+      </w:tr>
+      <w:tr>
+        <w:tc>
+          <w:tcPr>
+            <w:tcW w:type="dxa" w:w="1872"/>
+            <w:tcW w:w="1728" w:type="dxa"/>
+            <w:shd w:val="clear" w:color="auto" w:fill="FFFFFF"/>
+            <w:tcBorders>
+              <w:top w:val="single" w:sz="4" w:space="0" w:color="CCCCCC"/>
+              <w:left w:val="single" w:sz="4" w:space="0" w:color="CCCCCC"/>
+              <w:bottom w:val="single" w:sz="4" w:space="0" w:color="CCCCCC"/>
+              <w:right w:val="single" w:sz="4" w:space="0" w:color="CCCCCC"/>
+            </w:tcBorders>
+          </w:tcPr>
+          <w:p>
+            <w:r>
+              <w:rPr>
+                <w:sz w:val="20"/>
+              </w:rPr>
+              <w:t>YouTube</w:t>
+            </w:r>
+          </w:p>
+        </w:tc>
+        <w:tc>
+          <w:tcPr>
+            <w:tcW w:type="dxa" w:w="1872"/>
+            <w:tcW w:w="1440" w:type="dxa"/>
+            <w:shd w:val="clear" w:color="auto" w:fill="FFFFFF"/>
+            <w:tcBorders>
+              <w:top w:val="single" w:sz="4" w:space="0" w:color="CCCCCC"/>
+              <w:left w:val="single" w:sz="4" w:space="0" w:color="CCCCCC"/>
+              <w:bottom w:val="single" w:sz="4" w:space="0" w:color="CCCCCC"/>
+              <w:right w:val="single" w:sz="4" w:space="0" w:color="CCCCCC"/>
+            </w:tcBorders>
+          </w:tcPr>
+          <w:p>
+            <w:r>
+              <w:rPr>
+                <w:sz w:val="20"/>
+              </w:rPr>
+              <w:t>Video / Shorts</w:t>
+            </w:r>
+          </w:p>
+        </w:tc>
+        <w:tc>
+          <w:tcPr>
+            <w:tcW w:type="dxa" w:w="1872"/>
+            <w:tcW w:w="1728" w:type="dxa"/>
+            <w:shd w:val="clear" w:color="auto" w:fill="FFFFFF"/>
+            <w:tcBorders>
+              <w:top w:val="single" w:sz="4" w:space="0" w:color="CCCCCC"/>
+              <w:left w:val="single" w:sz="4" w:space="0" w:color="CCCCCC"/>
+              <w:bottom w:val="single" w:sz="4" w:space="0" w:color="CCCCCC"/>
+              <w:right w:val="single" w:sz="4" w:space="0" w:color="CCCCCC"/>
+            </w:tcBorders>
+          </w:tcPr>
+          <w:p>
+            <w:r>
+              <w:rPr>
+                <w:sz w:val="20"/>
+              </w:rPr>
+              <w:t>Total video views</w:t>
+            </w:r>
+          </w:p>
+        </w:tc>
+        <w:tc>
+          <w:tcPr>
+            <w:tcW w:type="dxa" w:w="1872"/>
+            <w:tcW w:w="2592" w:type="dxa"/>
+            <w:shd w:val="clear" w:color="auto" w:fill="FFFFFF"/>
+            <w:tcBorders>
+              <w:top w:val="single" w:sz="4" w:space="0" w:color="CCCCCC"/>
+              <w:left w:val="single" w:sz="4" w:space="0" w:color="CCCCCC"/>
+              <w:bottom w:val="single" w:sz="4" w:space="0" w:color="CCCCCC"/>
+              <w:right w:val="single" w:sz="4" w:space="0" w:color="CCCCCC"/>
+            </w:tcBorders>
+          </w:tcPr>
+          <w:p>
+            <w:r>
+              <w:rPr>
+                <w:sz w:val="20"/>
+              </w:rPr>
+              <w:t>Video title</w:t>
+            </w:r>
+          </w:p>
+        </w:tc>
+        <w:tc>
+          <w:tcPr>
+            <w:tcW w:type="dxa" w:w="1872"/>
             <w:tcW w:w="2160" w:type="dxa"/>
+            <w:shd w:val="clear" w:color="auto" w:fill="FFFFFF"/>
+            <w:tcBorders>
+              <w:top w:val="single" w:sz="4" w:space="0" w:color="CCCCCC"/>
+              <w:left w:val="single" w:sz="4" w:space="0" w:color="CCCCCC"/>
+              <w:bottom w:val="single" w:sz="4" w:space="0" w:color="CCCCCC"/>
+              <w:right w:val="single" w:sz="4" w:space="0" w:color="CCCCCC"/>
+            </w:tcBorders>
+          </w:tcPr>
+          <w:p>
+            <w:r>
+              <w:rPr>
+                <w:sz w:val="20"/>
+              </w:rPr>
+              <w:t>yt-dlp (no browser needed — fast &amp; exact)</w:t>
+            </w:r>
+          </w:p>
+        </w:tc>
+      </w:tr>
+      <w:tr>
+        <w:tc>
+          <w:tcPr>
+            <w:tcW w:type="dxa" w:w="1872"/>
+            <w:tcW w:w="1728" w:type="dxa"/>
+            <w:shd w:val="clear" w:color="auto" w:fill="F0F4FF"/>
+            <w:tcBorders>
+              <w:top w:val="single" w:sz="4" w:space="0" w:color="CCCCCC"/>
+              <w:left w:val="single" w:sz="4" w:space="0" w:color="CCCCCC"/>
+              <w:bottom w:val="single" w:sz="4" w:space="0" w:color="CCCCCC"/>
+              <w:right w:val="single" w:sz="4" w:space="0" w:color="CCCCCC"/>
+            </w:tcBorders>
+          </w:tcPr>
+          <w:p>
+            <w:r>
+              <w:rPr>
+                <w:sz w:val="20"/>
+              </w:rPr>
+              <w:t>TikTok</w:t>
+            </w:r>
+          </w:p>
+        </w:tc>
+        <w:tc>
+          <w:tcPr>
+            <w:tcW w:type="dxa" w:w="1872"/>
+            <w:tcW w:w="1440" w:type="dxa"/>
+            <w:shd w:val="clear" w:color="auto" w:fill="F0F4FF"/>
+            <w:tcBorders>
+              <w:top w:val="single" w:sz="4" w:space="0" w:color="CCCCCC"/>
+              <w:left w:val="single" w:sz="4" w:space="0" w:color="CCCCCC"/>
+              <w:bottom w:val="single" w:sz="4" w:space="0" w:color="CCCCCC"/>
+              <w:right w:val="single" w:sz="4" w:space="0" w:color="CCCCCC"/>
+            </w:tcBorders>
+          </w:tcPr>
+          <w:p>
+            <w:r>
+              <w:rPr>
+                <w:sz w:val="20"/>
+              </w:rPr>
+              <w:t>Video</w:t>
+            </w:r>
+          </w:p>
+        </w:tc>
+        <w:tc>
+          <w:tcPr>
+            <w:tcW w:type="dxa" w:w="1872"/>
+            <w:tcW w:w="1728" w:type="dxa"/>
+            <w:shd w:val="clear" w:color="auto" w:fill="F0F4FF"/>
+            <w:tcBorders>
+              <w:top w:val="single" w:sz="4" w:space="0" w:color="CCCCCC"/>
+              <w:left w:val="single" w:sz="4" w:space="0" w:color="CCCCCC"/>
+              <w:bottom w:val="single" w:sz="4" w:space="0" w:color="CCCCCC"/>
+              <w:right w:val="single" w:sz="4" w:space="0" w:color="CCCCCC"/>
+            </w:tcBorders>
+          </w:tcPr>
+          <w:p>
+            <w:r>
+              <w:rPr>
+                <w:sz w:val="20"/>
+              </w:rPr>
+              <w:t>Total video views</w:t>
+            </w:r>
+          </w:p>
+        </w:tc>
+        <w:tc>
+          <w:tcPr>
+            <w:tcW w:type="dxa" w:w="1872"/>
+            <w:tcW w:w="2592" w:type="dxa"/>
+            <w:shd w:val="clear" w:color="auto" w:fill="F0F4FF"/>
+            <w:tcBorders>
+              <w:top w:val="single" w:sz="4" w:space="0" w:color="CCCCCC"/>
+              <w:left w:val="single" w:sz="4" w:space="0" w:color="CCCCCC"/>
+              <w:bottom w:val="single" w:sz="4" w:space="0" w:color="CCCCCC"/>
+              <w:right w:val="single" w:sz="4" w:space="0" w:color="CCCCCC"/>
+            </w:tcBorders>
+          </w:tcPr>
+          <w:p>
+            <w:r>
+              <w:rPr>
+                <w:sz w:val="20"/>
+              </w:rPr>
+              <w:t>Video description — hashtags removed</w:t>
+            </w:r>
+          </w:p>
+        </w:tc>
+        <w:tc>
+          <w:tcPr>
+            <w:tcW w:type="dxa" w:w="1872"/>
+            <w:tcW w:w="2160" w:type="dxa"/>
+            <w:shd w:val="clear" w:color="auto" w:fill="F0F4FF"/>
+            <w:tcBorders>
+              <w:top w:val="single" w:sz="4" w:space="0" w:color="CCCCCC"/>
+              <w:left w:val="single" w:sz="4" w:space="0" w:color="CCCCCC"/>
+              <w:bottom w:val="single" w:sz="4" w:space="0" w:color="CCCCCC"/>
+              <w:right w:val="single" w:sz="4" w:space="0" w:color="CCCCCC"/>
+            </w:tcBorders>
+          </w:tcPr>
+          <w:p>
+            <w:r>
+              <w:rPr>
+                <w:sz w:val="20"/>
+              </w:rPr>
+              <w:t>yt-dlp (no browser needed — fast &amp; exact)</w:t>
+            </w:r>
+          </w:p>
+        </w:tc>
+      </w:tr>
+      <w:tr>
+        <w:tc>
+          <w:tcPr>
+            <w:tcW w:type="dxa" w:w="1872"/>
+            <w:tcW w:w="1728" w:type="dxa"/>
+            <w:shd w:val="clear" w:color="auto" w:fill="FFFFFF"/>
+            <w:tcBorders>
+              <w:top w:val="single" w:sz="4" w:space="0" w:color="CCCCCC"/>
+              <w:left w:val="single" w:sz="4" w:space="0" w:color="CCCCCC"/>
+              <w:bottom w:val="single" w:sz="4" w:space="0" w:color="CCCCCC"/>
+              <w:right w:val="single" w:sz="4" w:space="0" w:color="CCCCCC"/>
+            </w:tcBorders>
+          </w:tcPr>
+          <w:p>
+            <w:r>
+              <w:rPr>
+                <w:sz w:val="20"/>
+              </w:rPr>
+              <w:t>Instagram</w:t>
+            </w:r>
+          </w:p>
+        </w:tc>
+        <w:tc>
+          <w:tcPr>
+            <w:tcW w:type="dxa" w:w="1872"/>
+            <w:tcW w:w="1440" w:type="dxa"/>
+            <w:shd w:val="clear" w:color="auto" w:fill="FFFFFF"/>
+            <w:tcBorders>
+              <w:top w:val="single" w:sz="4" w:space="0" w:color="CCCCCC"/>
+              <w:left w:val="single" w:sz="4" w:space="0" w:color="CCCCCC"/>
+              <w:bottom w:val="single" w:sz="4" w:space="0" w:color="CCCCCC"/>
+              <w:right w:val="single" w:sz="4" w:space="0" w:color="CCCCCC"/>
+            </w:tcBorders>
+          </w:tcPr>
+          <w:p>
+            <w:r>
+              <w:rPr>
+                <w:sz w:val="20"/>
+              </w:rPr>
+              <w:t>Reels</w:t>
+            </w:r>
+          </w:p>
+        </w:tc>
+        <w:tc>
+          <w:tcPr>
+            <w:tcW w:type="dxa" w:w="1872"/>
+            <w:tcW w:w="1728" w:type="dxa"/>
+            <w:shd w:val="clear" w:color="auto" w:fill="FFFFFF"/>
+            <w:tcBorders>
+              <w:top w:val="single" w:sz="4" w:space="0" w:color="CCCCCC"/>
+              <w:left w:val="single" w:sz="4" w:space="0" w:color="CCCCCC"/>
+              <w:bottom w:val="single" w:sz="4" w:space="0" w:color="CCCCCC"/>
+              <w:right w:val="single" w:sz="4" w:space="0" w:color="CCCCCC"/>
+            </w:tcBorders>
+          </w:tcPr>
+          <w:p>
+            <w:r>
+              <w:rPr>
+                <w:sz w:val="20"/>
+              </w:rPr>
+              <w:t>Reels view count</w:t>
+            </w:r>
+          </w:p>
+        </w:tc>
+        <w:tc>
+          <w:tcPr>
+            <w:tcW w:type="dxa" w:w="1872"/>
+            <w:tcW w:w="2592" w:type="dxa"/>
+            <w:shd w:val="clear" w:color="auto" w:fill="FFFFFF"/>
+            <w:tcBorders>
+              <w:top w:val="single" w:sz="4" w:space="0" w:color="CCCCCC"/>
+              <w:left w:val="single" w:sz="4" w:space="0" w:color="CCCCCC"/>
+              <w:bottom w:val="single" w:sz="4" w:space="0" w:color="CCCCCC"/>
+              <w:right w:val="single" w:sz="4" w:space="0" w:color="CCCCCC"/>
+            </w:tcBorders>
+          </w:tcPr>
+          <w:p>
+            <w:r>
+              <w:rPr>
+                <w:sz w:val="20"/>
+              </w:rPr>
+              <w:t>Post caption — hashtags removed</w:t>
+            </w:r>
+          </w:p>
+        </w:tc>
+        <w:tc>
+          <w:tcPr>
+            <w:tcW w:type="dxa" w:w="1872"/>
+            <w:tcW w:w="2160" w:type="dxa"/>
+            <w:shd w:val="clear" w:color="auto" w:fill="FFFFFF"/>
+            <w:tcBorders>
+              <w:top w:val="single" w:sz="4" w:space="0" w:color="CCCCCC"/>
+              <w:left w:val="single" w:sz="4" w:space="0" w:color="CCCCCC"/>
+              <w:bottom w:val="single" w:sz="4" w:space="0" w:color="CCCCCC"/>
+              <w:right w:val="single" w:sz="4" w:space="0" w:color="CCCCCC"/>
+            </w:tcBorders>
+          </w:tcPr>
+          <w:p>
+            <w:r>
+              <w:rPr>
+                <w:sz w:val="20"/>
+              </w:rPr>
+              <w:t>Firefox + Claude Vision (2-screenshot approach)</w:t>
+            </w:r>
+          </w:p>
+        </w:tc>
+      </w:tr>
+      <w:tr>
+        <w:tc>
+          <w:tcPr>
+            <w:tcW w:type="dxa" w:w="1872"/>
+            <w:tcW w:w="1728" w:type="dxa"/>
+            <w:shd w:val="clear" w:color="auto" w:fill="F0F4FF"/>
+            <w:tcBorders>
+              <w:top w:val="single" w:sz="4" w:space="0" w:color="CCCCCC"/>
+              <w:left w:val="single" w:sz="4" w:space="0" w:color="CCCCCC"/>
+              <w:bottom w:val="single" w:sz="4" w:space="0" w:color="CCCCCC"/>
+              <w:right w:val="single" w:sz="4" w:space="0" w:color="CCCCCC"/>
+            </w:tcBorders>
+          </w:tcPr>
+          <w:p>
+            <w:r>
+              <w:rPr>
+                <w:sz w:val="20"/>
+              </w:rPr>
+              <w:t>RedNote (小红书)</w:t>
+            </w:r>
+          </w:p>
+        </w:tc>
+        <w:tc>
+          <w:tcPr>
+            <w:tcW w:type="dxa" w:w="1872"/>
+            <w:tcW w:w="1440" w:type="dxa"/>
+            <w:shd w:val="clear" w:color="auto" w:fill="F0F4FF"/>
+            <w:tcBorders>
+              <w:top w:val="single" w:sz="4" w:space="0" w:color="CCCCCC"/>
+              <w:left w:val="single" w:sz="4" w:space="0" w:color="CCCCCC"/>
+              <w:bottom w:val="single" w:sz="4" w:space="0" w:color="CCCCCC"/>
+              <w:right w:val="single" w:sz="4" w:space="0" w:color="CCCCCC"/>
+            </w:tcBorders>
+          </w:tcPr>
+          <w:p>
+            <w:r>
+              <w:rPr>
+                <w:sz w:val="20"/>
+              </w:rPr>
+              <w:t>Video</w:t>
+            </w:r>
+          </w:p>
+        </w:tc>
+        <w:tc>
+          <w:tcPr>
+            <w:tcW w:type="dxa" w:w="1872"/>
+            <w:tcW w:w="1728" w:type="dxa"/>
+            <w:shd w:val="clear" w:color="auto" w:fill="F0F4FF"/>
+            <w:tcBorders>
+              <w:top w:val="single" w:sz="4" w:space="0" w:color="CCCCCC"/>
+              <w:left w:val="single" w:sz="4" w:space="0" w:color="CCCCCC"/>
+              <w:bottom w:val="single" w:sz="4" w:space="0" w:color="CCCCCC"/>
+              <w:right w:val="single" w:sz="4" w:space="0" w:color="CCCCCC"/>
+            </w:tcBorders>
+          </w:tcPr>
+          <w:p>
+            <w:r>
+              <w:rPr>
+                <w:sz w:val="20"/>
+              </w:rPr>
+              <w:t>Video views</w:t>
+            </w:r>
+          </w:p>
+        </w:tc>
+        <w:tc>
+          <w:tcPr>
+            <w:tcW w:type="dxa" w:w="1872"/>
+            <w:tcW w:w="2592" w:type="dxa"/>
+            <w:shd w:val="clear" w:color="auto" w:fill="F0F4FF"/>
+            <w:tcBorders>
+              <w:top w:val="single" w:sz="4" w:space="0" w:color="CCCCCC"/>
+              <w:left w:val="single" w:sz="4" w:space="0" w:color="CCCCCC"/>
+              <w:bottom w:val="single" w:sz="4" w:space="0" w:color="CCCCCC"/>
+              <w:right w:val="single" w:sz="4" w:space="0" w:color="CCCCCC"/>
+            </w:tcBorders>
+          </w:tcPr>
+          <w:p>
+            <w:r>
+              <w:rPr>
+                <w:sz w:val="20"/>
+              </w:rPr>
+              <w:t>Post caption — hashtags removed</w:t>
+            </w:r>
+          </w:p>
+        </w:tc>
+        <w:tc>
+          <w:tcPr>
+            <w:tcW w:type="dxa" w:w="1872"/>
+            <w:tcW w:w="2160" w:type="dxa"/>
+            <w:shd w:val="clear" w:color="auto" w:fill="F0F4FF"/>
+            <w:tcBorders>
+              <w:top w:val="single" w:sz="4" w:space="0" w:color="CCCCCC"/>
+              <w:left w:val="single" w:sz="4" w:space="0" w:color="CCCCCC"/>
+              <w:bottom w:val="single" w:sz="4" w:space="0" w:color="CCCCCC"/>
+              <w:right w:val="single" w:sz="4" w:space="0" w:color="CCCCCC"/>
+            </w:tcBorders>
+          </w:tcPr>
+          <w:p>
+            <w:r>
+              <w:rPr>
+                <w:sz w:val="20"/>
+              </w:rPr>
+              <w:t>Firefox + Claude Vision</w:t>
+            </w:r>
+          </w:p>
+        </w:tc>
+      </w:tr>
+    </w:tbl>
+    <w:p/>
+    <w:p/>
+    <w:p>
+      <w:pPr>
+        <w:pStyle w:val="Heading1"/>
+      </w:pPr>
+      <w:r>
+        <w:t>Appendix A: Future Scope (Not Built)</w:t>
+      </w:r>
+    </w:p>
+    <w:p>
+      <w:pPr/>
+      <w:r>
+        <w:rPr>
+          <w:b w:val="0"/>
+          <w:i/>
+          <w:color w:val="595959"/>
+          <w:sz w:val="22"/>
+        </w:rPr>
+        <w:t>The following platforms are out of scope for the current build. They will only be considered if the user expands posting activity to these platforms.</w:t>
+      </w:r>
+    </w:p>
+    <w:p/>
+    <w:tbl>
+      <w:tblPr>
+        <w:tblW w:type="auto" w:w="0"/>
+        <w:jc w:val="left"/>
+        <w:tblLook w:firstColumn="1" w:firstRow="1" w:lastColumn="0" w:lastRow="0" w:noHBand="0" w:noVBand="1" w:val="04A0"/>
+      </w:tblPr>
+      <w:tblGrid>
+        <w:gridCol w:w="2340"/>
+        <w:gridCol w:w="2340"/>
+        <w:gridCol w:w="2340"/>
+        <w:gridCol w:w="2340"/>
+      </w:tblGrid>
+      <w:tr>
+        <w:tc>
+          <w:tcPr>
+            <w:tcW w:type="dxa" w:w="2340"/>
+            <w:tcW w:w="1728" w:type="dxa"/>
             <w:shd w:val="clear" w:color="auto" w:fill="1F497D"/>
             <w:tcBorders>
               <w:top w:val="single" w:sz="4" w:space="0" w:color="1F497D"/>
@@ -6356,7 +6907,76 @@
                 <w:color w:val="FFFFFF"/>
                 <w:sz w:val="20"/>
               </w:rPr>
-              <w:t>Data Source</w:t>
+              <w:t>Platform</w:t>
+            </w:r>
+          </w:p>
+        </w:tc>
+        <w:tc>
+          <w:tcPr>
+            <w:tcW w:type="dxa" w:w="2340"/>
+            <w:tcW w:w="1440" w:type="dxa"/>
+            <w:shd w:val="clear" w:color="auto" w:fill="1F497D"/>
+            <w:tcBorders>
+              <w:top w:val="single" w:sz="4" w:space="0" w:color="1F497D"/>
+              <w:left w:val="single" w:sz="4" w:space="0" w:color="1F497D"/>
+              <w:bottom w:val="single" w:sz="4" w:space="0" w:color="1F497D"/>
+              <w:right w:val="single" w:sz="4" w:space="0" w:color="1F497D"/>
+            </w:tcBorders>
+          </w:tcPr>
+          <w:p>
+            <w:r>
+              <w:rPr>
+                <w:b/>
+                <w:color w:val="FFFFFF"/>
+                <w:sz w:val="20"/>
+              </w:rPr>
+              <w:t>Video Format</w:t>
+            </w:r>
+          </w:p>
+        </w:tc>
+        <w:tc>
+          <w:tcPr>
+            <w:tcW w:type="dxa" w:w="2340"/>
+            <w:tcW w:w="2592" w:type="dxa"/>
+            <w:shd w:val="clear" w:color="auto" w:fill="1F497D"/>
+            <w:tcBorders>
+              <w:top w:val="single" w:sz="4" w:space="0" w:color="1F497D"/>
+              <w:left w:val="single" w:sz="4" w:space="0" w:color="1F497D"/>
+              <w:bottom w:val="single" w:sz="4" w:space="0" w:color="1F497D"/>
+              <w:right w:val="single" w:sz="4" w:space="0" w:color="1F497D"/>
+            </w:tcBorders>
+          </w:tcPr>
+          <w:p>
+            <w:r>
+              <w:rPr>
+                <w:b/>
+                <w:color w:val="FFFFFF"/>
+                <w:sz w:val="20"/>
+              </w:rPr>
+              <w:t>Planned Data Source</w:t>
+            </w:r>
+          </w:p>
+        </w:tc>
+        <w:tc>
+          <w:tcPr>
+            <w:tcW w:type="dxa" w:w="2340"/>
+            <w:tcW w:w="3600" w:type="dxa"/>
+            <w:shd w:val="clear" w:color="auto" w:fill="1F497D"/>
+            <w:tcBorders>
+              <w:top w:val="single" w:sz="4" w:space="0" w:color="1F497D"/>
+              <w:left w:val="single" w:sz="4" w:space="0" w:color="1F497D"/>
+              <w:bottom w:val="single" w:sz="4" w:space="0" w:color="1F497D"/>
+              <w:right w:val="single" w:sz="4" w:space="0" w:color="1F497D"/>
+            </w:tcBorders>
+          </w:tcPr>
+          <w:p>
+            <w:r>
+              <w:rPr>
+                <w:b/>
+                <w:color w:val="FFFFFF"/>
+                <w:sz w:val="20"/>
+              </w:rPr>
+              <w:t>Blocker</w:t>
             </w:r>
           </w:p>
         </w:tc>
@@ -6364,30 +6984,7 @@
       <w:tr>
         <w:tc>
           <w:tcPr>
-            <w:tcW w:type="dxa" w:w="1560"/>
-            <w:tcW w:w="1152" w:type="dxa"/>
-            <w:shd w:val="clear" w:color="auto" w:fill="FFFFFF"/>
-            <w:tcBorders>
-              <w:top w:val="single" w:sz="4" w:space="0" w:color="CCCCCC"/>
-              <w:left w:val="single" w:sz="4" w:space="0" w:color="CCCCCC"/>
-              <w:bottom w:val="single" w:sz="4" w:space="0" w:color="CCCCCC"/>
-              <w:right w:val="single" w:sz="4" w:space="0" w:color="CCCCCC"/>
-            </w:tcBorders>
-          </w:tcPr>
-          <w:p>
-            <w:r>
-              <w:rPr>
-                <w:b/>
-                <w:color w:val="007000"/>
-                <w:sz w:val="20"/>
-              </w:rPr>
-              <w:t>Phase 1</w:t>
-            </w:r>
-          </w:p>
-        </w:tc>
-        <w:tc>
-          <w:tcPr>
-            <w:tcW w:type="dxa" w:w="1560"/>
+            <w:tcW w:type="dxa" w:w="2340"/>
             <w:tcW w:w="1728" w:type="dxa"/>
             <w:shd w:val="clear" w:color="auto" w:fill="FFFFFF"/>
             <w:tcBorders>
@@ -6402,13 +6999,13 @@
               <w:rPr>
                 <w:sz w:val="20"/>
               </w:rPr>
-              <w:t>YouTube</w:t>
-            </w:r>
-          </w:p>
-        </w:tc>
-        <w:tc>
-          <w:tcPr>
-            <w:tcW w:type="dxa" w:w="1560"/>
+              <w:t>Facebook</w:t>
+            </w:r>
+          </w:p>
+        </w:tc>
+        <w:tc>
+          <w:tcPr>
+            <w:tcW w:type="dxa" w:w="2340"/>
             <w:tcW w:w="1440" w:type="dxa"/>
             <w:shd w:val="clear" w:color="auto" w:fill="FFFFFF"/>
             <w:tcBorders>
@@ -6423,13 +7020,143 @@
               <w:rPr>
                 <w:sz w:val="20"/>
               </w:rPr>
-              <w:t>Video / Shorts</w:t>
-            </w:r>
-          </w:p>
-        </w:tc>
-        <w:tc>
-          <w:tcPr>
-            <w:tcW w:type="dxa" w:w="1560"/>
+              <w:t>Video / Reels</w:t>
+            </w:r>
+          </w:p>
+        </w:tc>
+        <w:tc>
+          <w:tcPr>
+            <w:tcW w:type="dxa" w:w="2340"/>
+            <w:tcW w:w="2592" w:type="dxa"/>
+            <w:shd w:val="clear" w:color="auto" w:fill="FFFFFF"/>
+            <w:tcBorders>
+              <w:top w:val="single" w:sz="4" w:space="0" w:color="CCCCCC"/>
+              <w:left w:val="single" w:sz="4" w:space="0" w:color="CCCCCC"/>
+              <w:bottom w:val="single" w:sz="4" w:space="0" w:color="CCCCCC"/>
+              <w:right w:val="single" w:sz="4" w:space="0" w:color="CCCCCC"/>
+            </w:tcBorders>
+          </w:tcPr>
+          <w:p>
+            <w:r>
+              <w:rPr>
+                <w:sz w:val="20"/>
+              </w:rPr>
+              <w:t>Firefox + Claude Vision</w:t>
+            </w:r>
+          </w:p>
+        </w:tc>
+        <w:tc>
+          <w:tcPr>
+            <w:tcW w:type="dxa" w:w="2340"/>
+            <w:tcW w:w="3600" w:type="dxa"/>
+            <w:shd w:val="clear" w:color="auto" w:fill="FFFFFF"/>
+            <w:tcBorders>
+              <w:top w:val="single" w:sz="4" w:space="0" w:color="CCCCCC"/>
+              <w:left w:val="single" w:sz="4" w:space="0" w:color="CCCCCC"/>
+              <w:bottom w:val="single" w:sz="4" w:space="0" w:color="CCCCCC"/>
+              <w:right w:val="single" w:sz="4" w:space="0" w:color="CCCCCC"/>
+            </w:tcBorders>
+          </w:tcPr>
+          <w:p>
+            <w:r>
+              <w:rPr>
+                <w:sz w:val="20"/>
+              </w:rPr>
+              <w:t>Requires Facebook Business account for API; UI scraping feasible but untested</w:t>
+            </w:r>
+          </w:p>
+        </w:tc>
+      </w:tr>
+      <w:tr>
+        <w:tc>
+          <w:tcPr>
+            <w:tcW w:type="dxa" w:w="2340"/>
+            <w:tcW w:w="1728" w:type="dxa"/>
+            <w:shd w:val="clear" w:color="auto" w:fill="F0F4FF"/>
+            <w:tcBorders>
+              <w:top w:val="single" w:sz="4" w:space="0" w:color="CCCCCC"/>
+              <w:left w:val="single" w:sz="4" w:space="0" w:color="CCCCCC"/>
+              <w:bottom w:val="single" w:sz="4" w:space="0" w:color="CCCCCC"/>
+              <w:right w:val="single" w:sz="4" w:space="0" w:color="CCCCCC"/>
+            </w:tcBorders>
+          </w:tcPr>
+          <w:p>
+            <w:r>
+              <w:rPr>
+                <w:sz w:val="20"/>
+              </w:rPr>
+              <w:t>X (Twitter)</w:t>
+            </w:r>
+          </w:p>
+        </w:tc>
+        <w:tc>
+          <w:tcPr>
+            <w:tcW w:type="dxa" w:w="2340"/>
+            <w:tcW w:w="1440" w:type="dxa"/>
+            <w:shd w:val="clear" w:color="auto" w:fill="F0F4FF"/>
+            <w:tcBorders>
+              <w:top w:val="single" w:sz="4" w:space="0" w:color="CCCCCC"/>
+              <w:left w:val="single" w:sz="4" w:space="0" w:color="CCCCCC"/>
+              <w:bottom w:val="single" w:sz="4" w:space="0" w:color="CCCCCC"/>
+              <w:right w:val="single" w:sz="4" w:space="0" w:color="CCCCCC"/>
+            </w:tcBorders>
+          </w:tcPr>
+          <w:p>
+            <w:r>
+              <w:rPr>
+                <w:sz w:val="20"/>
+              </w:rPr>
+              <w:t>Video post</w:t>
+            </w:r>
+          </w:p>
+        </w:tc>
+        <w:tc>
+          <w:tcPr>
+            <w:tcW w:type="dxa" w:w="2340"/>
+            <w:tcW w:w="2592" w:type="dxa"/>
+            <w:shd w:val="clear" w:color="auto" w:fill="F0F4FF"/>
+            <w:tcBorders>
+              <w:top w:val="single" w:sz="4" w:space="0" w:color="CCCCCC"/>
+              <w:left w:val="single" w:sz="4" w:space="0" w:color="CCCCCC"/>
+              <w:bottom w:val="single" w:sz="4" w:space="0" w:color="CCCCCC"/>
+              <w:right w:val="single" w:sz="4" w:space="0" w:color="CCCCCC"/>
+            </w:tcBorders>
+          </w:tcPr>
+          <w:p>
+            <w:r>
+              <w:rPr>
+                <w:sz w:val="20"/>
+              </w:rPr>
+              <w:t>Firefox + Claude Vision</w:t>
+            </w:r>
+          </w:p>
+        </w:tc>
+        <w:tc>
+          <w:tcPr>
+            <w:tcW w:type="dxa" w:w="2340"/>
+            <w:tcW w:w="3600" w:type="dxa"/>
+            <w:shd w:val="clear" w:color="auto" w:fill="F0F4FF"/>
+            <w:tcBorders>
+              <w:top w:val="single" w:sz="4" w:space="0" w:color="CCCCCC"/>
+              <w:left w:val="single" w:sz="4" w:space="0" w:color="CCCCCC"/>
+              <w:bottom w:val="single" w:sz="4" w:space="0" w:color="CCCCCC"/>
+              <w:right w:val="single" w:sz="4" w:space="0" w:color="CCCCCC"/>
+            </w:tcBorders>
+          </w:tcPr>
+          <w:p>
+            <w:r>
+              <w:rPr>
+                <w:sz w:val="20"/>
+              </w:rPr>
+              <w:t>X aggressively blocks automation; login required for all content</w:t>
+            </w:r>
+          </w:p>
+        </w:tc>
+      </w:tr>
+      <w:tr>
+        <w:tc>
+          <w:tcPr>
+            <w:tcW w:type="dxa" w:w="2340"/>
             <w:tcW w:w="1728" w:type="dxa"/>
             <w:shd w:val="clear" w:color="auto" w:fill="FFFFFF"/>
             <w:tcBorders>
@@ -6444,13 +7171,34 @@
               <w:rPr>
                 <w:sz w:val="20"/>
               </w:rPr>
-              <w:t>Total video views</w:t>
-            </w:r>
-          </w:p>
-        </w:tc>
-        <w:tc>
-          <w:tcPr>
-            <w:tcW w:type="dxa" w:w="1560"/>
+              <w:t>Threads</w:t>
+            </w:r>
+          </w:p>
+        </w:tc>
+        <w:tc>
+          <w:tcPr>
+            <w:tcW w:type="dxa" w:w="2340"/>
+            <w:tcW w:w="1440" w:type="dxa"/>
+            <w:shd w:val="clear" w:color="auto" w:fill="FFFFFF"/>
+            <w:tcBorders>
+              <w:top w:val="single" w:sz="4" w:space="0" w:color="CCCCCC"/>
+              <w:left w:val="single" w:sz="4" w:space="0" w:color="CCCCCC"/>
+              <w:bottom w:val="single" w:sz="4" w:space="0" w:color="CCCCCC"/>
+              <w:right w:val="single" w:sz="4" w:space="0" w:color="CCCCCC"/>
+            </w:tcBorders>
+          </w:tcPr>
+          <w:p>
+            <w:r>
+              <w:rPr>
+                <w:sz w:val="20"/>
+              </w:rPr>
+              <w:t>Video post</w:t>
+            </w:r>
+          </w:p>
+        </w:tc>
+        <w:tc>
+          <w:tcPr>
+            <w:tcW w:type="dxa" w:w="2340"/>
             <w:tcW w:w="2592" w:type="dxa"/>
             <w:shd w:val="clear" w:color="auto" w:fill="FFFFFF"/>
             <w:tcBorders>
@@ -6465,14 +7213,14 @@
               <w:rPr>
                 <w:sz w:val="20"/>
               </w:rPr>
-              <w:t>Video title</w:t>
-            </w:r>
-          </w:p>
-        </w:tc>
-        <w:tc>
-          <w:tcPr>
-            <w:tcW w:type="dxa" w:w="1560"/>
-            <w:tcW w:w="2160" w:type="dxa"/>
+              <w:t>Firefox + Claude Vision</w:t>
+            </w:r>
+          </w:p>
+        </w:tc>
+        <w:tc>
+          <w:tcPr>
+            <w:tcW w:type="dxa" w:w="2340"/>
+            <w:tcW w:w="3600" w:type="dxa"/>
             <w:shd w:val="clear" w:color="auto" w:fill="FFFFFF"/>
             <w:tcBorders>
               <w:top w:val="single" w:sz="4" w:space="0" w:color="CCCCCC"/>
@@ -6486,787 +7234,7 @@
               <w:rPr>
                 <w:sz w:val="20"/>
               </w:rPr>
-              <w:t>yt-dlp (no browser needed — fast &amp; exact)</w:t>
-            </w:r>
-          </w:p>
-        </w:tc>
-      </w:tr>
-      <w:tr>
-        <w:tc>
-          <w:tcPr>
-            <w:tcW w:type="dxa" w:w="1560"/>
-            <w:tcW w:w="1152" w:type="dxa"/>
-            <w:shd w:val="clear" w:color="auto" w:fill="F0F4FF"/>
-            <w:tcBorders>
-              <w:top w:val="single" w:sz="4" w:space="0" w:color="CCCCCC"/>
-              <w:left w:val="single" w:sz="4" w:space="0" w:color="CCCCCC"/>
-              <w:bottom w:val="single" w:sz="4" w:space="0" w:color="CCCCCC"/>
-              <w:right w:val="single" w:sz="4" w:space="0" w:color="CCCCCC"/>
-            </w:tcBorders>
-          </w:tcPr>
-          <w:p>
-            <w:r>
-              <w:rPr>
-                <w:b/>
-                <w:color w:val="007000"/>
-                <w:sz w:val="20"/>
-              </w:rPr>
-              <w:t>Phase 1</w:t>
-            </w:r>
-          </w:p>
-        </w:tc>
-        <w:tc>
-          <w:tcPr>
-            <w:tcW w:type="dxa" w:w="1560"/>
-            <w:tcW w:w="1728" w:type="dxa"/>
-            <w:shd w:val="clear" w:color="auto" w:fill="F0F4FF"/>
-            <w:tcBorders>
-              <w:top w:val="single" w:sz="4" w:space="0" w:color="CCCCCC"/>
-              <w:left w:val="single" w:sz="4" w:space="0" w:color="CCCCCC"/>
-              <w:bottom w:val="single" w:sz="4" w:space="0" w:color="CCCCCC"/>
-              <w:right w:val="single" w:sz="4" w:space="0" w:color="CCCCCC"/>
-            </w:tcBorders>
-          </w:tcPr>
-          <w:p>
-            <w:r>
-              <w:rPr>
-                <w:sz w:val="20"/>
-              </w:rPr>
-              <w:t>TikTok</w:t>
-            </w:r>
-          </w:p>
-        </w:tc>
-        <w:tc>
-          <w:tcPr>
-            <w:tcW w:type="dxa" w:w="1560"/>
-            <w:tcW w:w="1440" w:type="dxa"/>
-            <w:shd w:val="clear" w:color="auto" w:fill="F0F4FF"/>
-            <w:tcBorders>
-              <w:top w:val="single" w:sz="4" w:space="0" w:color="CCCCCC"/>
-              <w:left w:val="single" w:sz="4" w:space="0" w:color="CCCCCC"/>
-              <w:bottom w:val="single" w:sz="4" w:space="0" w:color="CCCCCC"/>
-              <w:right w:val="single" w:sz="4" w:space="0" w:color="CCCCCC"/>
-            </w:tcBorders>
-          </w:tcPr>
-          <w:p>
-            <w:r>
-              <w:rPr>
-                <w:sz w:val="20"/>
-              </w:rPr>
-              <w:t>Video</w:t>
-            </w:r>
-          </w:p>
-        </w:tc>
-        <w:tc>
-          <w:tcPr>
-            <w:tcW w:type="dxa" w:w="1560"/>
-            <w:tcW w:w="1728" w:type="dxa"/>
-            <w:shd w:val="clear" w:color="auto" w:fill="F0F4FF"/>
-            <w:tcBorders>
-              <w:top w:val="single" w:sz="4" w:space="0" w:color="CCCCCC"/>
-              <w:left w:val="single" w:sz="4" w:space="0" w:color="CCCCCC"/>
-              <w:bottom w:val="single" w:sz="4" w:space="0" w:color="CCCCCC"/>
-              <w:right w:val="single" w:sz="4" w:space="0" w:color="CCCCCC"/>
-            </w:tcBorders>
-          </w:tcPr>
-          <w:p>
-            <w:r>
-              <w:rPr>
-                <w:sz w:val="20"/>
-              </w:rPr>
-              <w:t>Total video views</w:t>
-            </w:r>
-          </w:p>
-        </w:tc>
-        <w:tc>
-          <w:tcPr>
-            <w:tcW w:type="dxa" w:w="1560"/>
-            <w:tcW w:w="2592" w:type="dxa"/>
-            <w:shd w:val="clear" w:color="auto" w:fill="F0F4FF"/>
-            <w:tcBorders>
-              <w:top w:val="single" w:sz="4" w:space="0" w:color="CCCCCC"/>
-              <w:left w:val="single" w:sz="4" w:space="0" w:color="CCCCCC"/>
-              <w:bottom w:val="single" w:sz="4" w:space="0" w:color="CCCCCC"/>
-              <w:right w:val="single" w:sz="4" w:space="0" w:color="CCCCCC"/>
-            </w:tcBorders>
-          </w:tcPr>
-          <w:p>
-            <w:r>
-              <w:rPr>
-                <w:sz w:val="20"/>
-              </w:rPr>
-              <w:t>Video description — hashtags removed</w:t>
-            </w:r>
-          </w:p>
-        </w:tc>
-        <w:tc>
-          <w:tcPr>
-            <w:tcW w:type="dxa" w:w="1560"/>
-            <w:tcW w:w="2160" w:type="dxa"/>
-            <w:shd w:val="clear" w:color="auto" w:fill="F0F4FF"/>
-            <w:tcBorders>
-              <w:top w:val="single" w:sz="4" w:space="0" w:color="CCCCCC"/>
-              <w:left w:val="single" w:sz="4" w:space="0" w:color="CCCCCC"/>
-              <w:bottom w:val="single" w:sz="4" w:space="0" w:color="CCCCCC"/>
-              <w:right w:val="single" w:sz="4" w:space="0" w:color="CCCCCC"/>
-            </w:tcBorders>
-          </w:tcPr>
-          <w:p>
-            <w:r>
-              <w:rPr>
-                <w:sz w:val="20"/>
-              </w:rPr>
-              <w:t>yt-dlp (no browser needed — fast &amp; exact)</w:t>
-            </w:r>
-          </w:p>
-        </w:tc>
-      </w:tr>
-      <w:tr>
-        <w:tc>
-          <w:tcPr>
-            <w:tcW w:type="dxa" w:w="1560"/>
-            <w:tcW w:w="1152" w:type="dxa"/>
-            <w:shd w:val="clear" w:color="auto" w:fill="FFFFFF"/>
-            <w:tcBorders>
-              <w:top w:val="single" w:sz="4" w:space="0" w:color="CCCCCC"/>
-              <w:left w:val="single" w:sz="4" w:space="0" w:color="CCCCCC"/>
-              <w:bottom w:val="single" w:sz="4" w:space="0" w:color="CCCCCC"/>
-              <w:right w:val="single" w:sz="4" w:space="0" w:color="CCCCCC"/>
-            </w:tcBorders>
-          </w:tcPr>
-          <w:p>
-            <w:r>
-              <w:rPr>
-                <w:b/>
-                <w:color w:val="007000"/>
-                <w:sz w:val="20"/>
-              </w:rPr>
-              <w:t>Phase 1</w:t>
-            </w:r>
-          </w:p>
-        </w:tc>
-        <w:tc>
-          <w:tcPr>
-            <w:tcW w:type="dxa" w:w="1560"/>
-            <w:tcW w:w="1728" w:type="dxa"/>
-            <w:shd w:val="clear" w:color="auto" w:fill="FFFFFF"/>
-            <w:tcBorders>
-              <w:top w:val="single" w:sz="4" w:space="0" w:color="CCCCCC"/>
-              <w:left w:val="single" w:sz="4" w:space="0" w:color="CCCCCC"/>
-              <w:bottom w:val="single" w:sz="4" w:space="0" w:color="CCCCCC"/>
-              <w:right w:val="single" w:sz="4" w:space="0" w:color="CCCCCC"/>
-            </w:tcBorders>
-          </w:tcPr>
-          <w:p>
-            <w:r>
-              <w:rPr>
-                <w:sz w:val="20"/>
-              </w:rPr>
-              <w:t>Instagram</w:t>
-            </w:r>
-          </w:p>
-        </w:tc>
-        <w:tc>
-          <w:tcPr>
-            <w:tcW w:type="dxa" w:w="1560"/>
-            <w:tcW w:w="1440" w:type="dxa"/>
-            <w:shd w:val="clear" w:color="auto" w:fill="FFFFFF"/>
-            <w:tcBorders>
-              <w:top w:val="single" w:sz="4" w:space="0" w:color="CCCCCC"/>
-              <w:left w:val="single" w:sz="4" w:space="0" w:color="CCCCCC"/>
-              <w:bottom w:val="single" w:sz="4" w:space="0" w:color="CCCCCC"/>
-              <w:right w:val="single" w:sz="4" w:space="0" w:color="CCCCCC"/>
-            </w:tcBorders>
-          </w:tcPr>
-          <w:p>
-            <w:r>
-              <w:rPr>
-                <w:sz w:val="20"/>
-              </w:rPr>
-              <w:t>Reels</w:t>
-            </w:r>
-          </w:p>
-        </w:tc>
-        <w:tc>
-          <w:tcPr>
-            <w:tcW w:type="dxa" w:w="1560"/>
-            <w:tcW w:w="1728" w:type="dxa"/>
-            <w:shd w:val="clear" w:color="auto" w:fill="FFFFFF"/>
-            <w:tcBorders>
-              <w:top w:val="single" w:sz="4" w:space="0" w:color="CCCCCC"/>
-              <w:left w:val="single" w:sz="4" w:space="0" w:color="CCCCCC"/>
-              <w:bottom w:val="single" w:sz="4" w:space="0" w:color="CCCCCC"/>
-              <w:right w:val="single" w:sz="4" w:space="0" w:color="CCCCCC"/>
-            </w:tcBorders>
-          </w:tcPr>
-          <w:p>
-            <w:r>
-              <w:rPr>
-                <w:sz w:val="20"/>
-              </w:rPr>
-              <w:t>Reels view count</w:t>
-            </w:r>
-          </w:p>
-        </w:tc>
-        <w:tc>
-          <w:tcPr>
-            <w:tcW w:type="dxa" w:w="1560"/>
-            <w:tcW w:w="2592" w:type="dxa"/>
-            <w:shd w:val="clear" w:color="auto" w:fill="FFFFFF"/>
-            <w:tcBorders>
-              <w:top w:val="single" w:sz="4" w:space="0" w:color="CCCCCC"/>
-              <w:left w:val="single" w:sz="4" w:space="0" w:color="CCCCCC"/>
-              <w:bottom w:val="single" w:sz="4" w:space="0" w:color="CCCCCC"/>
-              <w:right w:val="single" w:sz="4" w:space="0" w:color="CCCCCC"/>
-            </w:tcBorders>
-          </w:tcPr>
-          <w:p>
-            <w:r>
-              <w:rPr>
-                <w:sz w:val="20"/>
-              </w:rPr>
-              <w:t>Post caption — hashtags removed</w:t>
-            </w:r>
-          </w:p>
-        </w:tc>
-        <w:tc>
-          <w:tcPr>
-            <w:tcW w:type="dxa" w:w="1560"/>
-            <w:tcW w:w="2160" w:type="dxa"/>
-            <w:shd w:val="clear" w:color="auto" w:fill="FFFFFF"/>
-            <w:tcBorders>
-              <w:top w:val="single" w:sz="4" w:space="0" w:color="CCCCCC"/>
-              <w:left w:val="single" w:sz="4" w:space="0" w:color="CCCCCC"/>
-              <w:bottom w:val="single" w:sz="4" w:space="0" w:color="CCCCCC"/>
-              <w:right w:val="single" w:sz="4" w:space="0" w:color="CCCCCC"/>
-            </w:tcBorders>
-          </w:tcPr>
-          <w:p>
-            <w:r>
-              <w:rPr>
-                <w:sz w:val="20"/>
-              </w:rPr>
-              <w:t>Firefox + Claude Vision (2-screenshot approach)</w:t>
-            </w:r>
-          </w:p>
-        </w:tc>
-      </w:tr>
-      <w:tr>
-        <w:tc>
-          <w:tcPr>
-            <w:tcW w:type="dxa" w:w="1560"/>
-            <w:tcW w:w="1152" w:type="dxa"/>
-            <w:shd w:val="clear" w:color="auto" w:fill="F0F4FF"/>
-            <w:tcBorders>
-              <w:top w:val="single" w:sz="4" w:space="0" w:color="CCCCCC"/>
-              <w:left w:val="single" w:sz="4" w:space="0" w:color="CCCCCC"/>
-              <w:bottom w:val="single" w:sz="4" w:space="0" w:color="CCCCCC"/>
-              <w:right w:val="single" w:sz="4" w:space="0" w:color="CCCCCC"/>
-            </w:tcBorders>
-          </w:tcPr>
-          <w:p>
-            <w:r>
-              <w:rPr>
-                <w:b/>
-                <w:color w:val="007000"/>
-                <w:sz w:val="20"/>
-              </w:rPr>
-              <w:t>Phase 1</w:t>
-            </w:r>
-          </w:p>
-        </w:tc>
-        <w:tc>
-          <w:tcPr>
-            <w:tcW w:type="dxa" w:w="1560"/>
-            <w:tcW w:w="1728" w:type="dxa"/>
-            <w:shd w:val="clear" w:color="auto" w:fill="F0F4FF"/>
-            <w:tcBorders>
-              <w:top w:val="single" w:sz="4" w:space="0" w:color="CCCCCC"/>
-              <w:left w:val="single" w:sz="4" w:space="0" w:color="CCCCCC"/>
-              <w:bottom w:val="single" w:sz="4" w:space="0" w:color="CCCCCC"/>
-              <w:right w:val="single" w:sz="4" w:space="0" w:color="CCCCCC"/>
-            </w:tcBorders>
-          </w:tcPr>
-          <w:p>
-            <w:r>
-              <w:rPr>
-                <w:sz w:val="20"/>
-              </w:rPr>
-              <w:t>RedNote (小红书)</w:t>
-            </w:r>
-          </w:p>
-        </w:tc>
-        <w:tc>
-          <w:tcPr>
-            <w:tcW w:type="dxa" w:w="1560"/>
-            <w:tcW w:w="1440" w:type="dxa"/>
-            <w:shd w:val="clear" w:color="auto" w:fill="F0F4FF"/>
-            <w:tcBorders>
-              <w:top w:val="single" w:sz="4" w:space="0" w:color="CCCCCC"/>
-              <w:left w:val="single" w:sz="4" w:space="0" w:color="CCCCCC"/>
-              <w:bottom w:val="single" w:sz="4" w:space="0" w:color="CCCCCC"/>
-              <w:right w:val="single" w:sz="4" w:space="0" w:color="CCCCCC"/>
-            </w:tcBorders>
-          </w:tcPr>
-          <w:p>
-            <w:r>
-              <w:rPr>
-                <w:sz w:val="20"/>
-              </w:rPr>
-              <w:t>Video</w:t>
-            </w:r>
-          </w:p>
-        </w:tc>
-        <w:tc>
-          <w:tcPr>
-            <w:tcW w:type="dxa" w:w="1560"/>
-            <w:tcW w:w="1728" w:type="dxa"/>
-            <w:shd w:val="clear" w:color="auto" w:fill="F0F4FF"/>
-            <w:tcBorders>
-              <w:top w:val="single" w:sz="4" w:space="0" w:color="CCCCCC"/>
-              <w:left w:val="single" w:sz="4" w:space="0" w:color="CCCCCC"/>
-              <w:bottom w:val="single" w:sz="4" w:space="0" w:color="CCCCCC"/>
-              <w:right w:val="single" w:sz="4" w:space="0" w:color="CCCCCC"/>
-            </w:tcBorders>
-          </w:tcPr>
-          <w:p>
-            <w:r>
-              <w:rPr>
-                <w:sz w:val="20"/>
-              </w:rPr>
-              <w:t>Video views</w:t>
-            </w:r>
-          </w:p>
-        </w:tc>
-        <w:tc>
-          <w:tcPr>
-            <w:tcW w:type="dxa" w:w="1560"/>
-            <w:tcW w:w="2592" w:type="dxa"/>
-            <w:shd w:val="clear" w:color="auto" w:fill="F0F4FF"/>
-            <w:tcBorders>
-              <w:top w:val="single" w:sz="4" w:space="0" w:color="CCCCCC"/>
-              <w:left w:val="single" w:sz="4" w:space="0" w:color="CCCCCC"/>
-              <w:bottom w:val="single" w:sz="4" w:space="0" w:color="CCCCCC"/>
-              <w:right w:val="single" w:sz="4" w:space="0" w:color="CCCCCC"/>
-            </w:tcBorders>
-          </w:tcPr>
-          <w:p>
-            <w:r>
-              <w:rPr>
-                <w:sz w:val="20"/>
-              </w:rPr>
-              <w:t>Post caption — hashtags removed</w:t>
-            </w:r>
-          </w:p>
-        </w:tc>
-        <w:tc>
-          <w:tcPr>
-            <w:tcW w:type="dxa" w:w="1560"/>
-            <w:tcW w:w="2160" w:type="dxa"/>
-            <w:shd w:val="clear" w:color="auto" w:fill="F0F4FF"/>
-            <w:tcBorders>
-              <w:top w:val="single" w:sz="4" w:space="0" w:color="CCCCCC"/>
-              <w:left w:val="single" w:sz="4" w:space="0" w:color="CCCCCC"/>
-              <w:bottom w:val="single" w:sz="4" w:space="0" w:color="CCCCCC"/>
-              <w:right w:val="single" w:sz="4" w:space="0" w:color="CCCCCC"/>
-            </w:tcBorders>
-          </w:tcPr>
-          <w:p>
-            <w:r>
-              <w:rPr>
-                <w:sz w:val="20"/>
-              </w:rPr>
-              <w:t>Firefox + Claude Vision</w:t>
-            </w:r>
-          </w:p>
-        </w:tc>
-      </w:tr>
-      <w:tr>
-        <w:tc>
-          <w:tcPr>
-            <w:tcW w:type="dxa" w:w="1560"/>
-            <w:tcW w:w="1152" w:type="dxa"/>
-            <w:shd w:val="clear" w:color="auto" w:fill="FFFFFF"/>
-            <w:tcBorders>
-              <w:top w:val="single" w:sz="4" w:space="0" w:color="CCCCCC"/>
-              <w:left w:val="single" w:sz="4" w:space="0" w:color="CCCCCC"/>
-              <w:bottom w:val="single" w:sz="4" w:space="0" w:color="CCCCCC"/>
-              <w:right w:val="single" w:sz="4" w:space="0" w:color="CCCCCC"/>
-            </w:tcBorders>
-          </w:tcPr>
-          <w:p>
-            <w:r>
-              <w:rPr>
-                <w:b/>
-                <w:color w:val="C55A11"/>
-                <w:sz w:val="20"/>
-              </w:rPr>
-              <w:t>Phase 2</w:t>
-            </w:r>
-          </w:p>
-        </w:tc>
-        <w:tc>
-          <w:tcPr>
-            <w:tcW w:type="dxa" w:w="1560"/>
-            <w:tcW w:w="1728" w:type="dxa"/>
-            <w:shd w:val="clear" w:color="auto" w:fill="FFFFFF"/>
-            <w:tcBorders>
-              <w:top w:val="single" w:sz="4" w:space="0" w:color="CCCCCC"/>
-              <w:left w:val="single" w:sz="4" w:space="0" w:color="CCCCCC"/>
-              <w:bottom w:val="single" w:sz="4" w:space="0" w:color="CCCCCC"/>
-              <w:right w:val="single" w:sz="4" w:space="0" w:color="CCCCCC"/>
-            </w:tcBorders>
-          </w:tcPr>
-          <w:p>
-            <w:r>
-              <w:rPr>
-                <w:sz w:val="20"/>
-              </w:rPr>
-              <w:t>Facebook</w:t>
-            </w:r>
-          </w:p>
-        </w:tc>
-        <w:tc>
-          <w:tcPr>
-            <w:tcW w:type="dxa" w:w="1560"/>
-            <w:tcW w:w="1440" w:type="dxa"/>
-            <w:shd w:val="clear" w:color="auto" w:fill="FFFFFF"/>
-            <w:tcBorders>
-              <w:top w:val="single" w:sz="4" w:space="0" w:color="CCCCCC"/>
-              <w:left w:val="single" w:sz="4" w:space="0" w:color="CCCCCC"/>
-              <w:bottom w:val="single" w:sz="4" w:space="0" w:color="CCCCCC"/>
-              <w:right w:val="single" w:sz="4" w:space="0" w:color="CCCCCC"/>
-            </w:tcBorders>
-          </w:tcPr>
-          <w:p>
-            <w:r>
-              <w:rPr>
-                <w:sz w:val="20"/>
-              </w:rPr>
-              <w:t>Video / Reels</w:t>
-            </w:r>
-          </w:p>
-        </w:tc>
-        <w:tc>
-          <w:tcPr>
-            <w:tcW w:type="dxa" w:w="1560"/>
-            <w:tcW w:w="1728" w:type="dxa"/>
-            <w:shd w:val="clear" w:color="auto" w:fill="FFFFFF"/>
-            <w:tcBorders>
-              <w:top w:val="single" w:sz="4" w:space="0" w:color="CCCCCC"/>
-              <w:left w:val="single" w:sz="4" w:space="0" w:color="CCCCCC"/>
-              <w:bottom w:val="single" w:sz="4" w:space="0" w:color="CCCCCC"/>
-              <w:right w:val="single" w:sz="4" w:space="0" w:color="CCCCCC"/>
-            </w:tcBorders>
-          </w:tcPr>
-          <w:p>
-            <w:r>
-              <w:rPr>
-                <w:sz w:val="20"/>
-              </w:rPr>
-              <w:t>Video views</w:t>
-            </w:r>
-          </w:p>
-        </w:tc>
-        <w:tc>
-          <w:tcPr>
-            <w:tcW w:type="dxa" w:w="1560"/>
-            <w:tcW w:w="2592" w:type="dxa"/>
-            <w:shd w:val="clear" w:color="auto" w:fill="FFFFFF"/>
-            <w:tcBorders>
-              <w:top w:val="single" w:sz="4" w:space="0" w:color="CCCCCC"/>
-              <w:left w:val="single" w:sz="4" w:space="0" w:color="CCCCCC"/>
-              <w:bottom w:val="single" w:sz="4" w:space="0" w:color="CCCCCC"/>
-              <w:right w:val="single" w:sz="4" w:space="0" w:color="CCCCCC"/>
-            </w:tcBorders>
-          </w:tcPr>
-          <w:p>
-            <w:r>
-              <w:rPr>
-                <w:sz w:val="20"/>
-              </w:rPr>
-              <w:t>Post caption — hashtags removed</w:t>
-            </w:r>
-          </w:p>
-        </w:tc>
-        <w:tc>
-          <w:tcPr>
-            <w:tcW w:type="dxa" w:w="1560"/>
-            <w:tcW w:w="2160" w:type="dxa"/>
-            <w:shd w:val="clear" w:color="auto" w:fill="FFFFFF"/>
-            <w:tcBorders>
-              <w:top w:val="single" w:sz="4" w:space="0" w:color="CCCCCC"/>
-              <w:left w:val="single" w:sz="4" w:space="0" w:color="CCCCCC"/>
-              <w:bottom w:val="single" w:sz="4" w:space="0" w:color="CCCCCC"/>
-              <w:right w:val="single" w:sz="4" w:space="0" w:color="CCCCCC"/>
-            </w:tcBorders>
-          </w:tcPr>
-          <w:p>
-            <w:r>
-              <w:rPr>
-                <w:sz w:val="20"/>
-              </w:rPr>
-              <w:t>Firefox + Claude Vision (planned)</w:t>
-            </w:r>
-          </w:p>
-        </w:tc>
-      </w:tr>
-      <w:tr>
-        <w:tc>
-          <w:tcPr>
-            <w:tcW w:type="dxa" w:w="1560"/>
-            <w:tcW w:w="1152" w:type="dxa"/>
-            <w:shd w:val="clear" w:color="auto" w:fill="F0F4FF"/>
-            <w:tcBorders>
-              <w:top w:val="single" w:sz="4" w:space="0" w:color="CCCCCC"/>
-              <w:left w:val="single" w:sz="4" w:space="0" w:color="CCCCCC"/>
-              <w:bottom w:val="single" w:sz="4" w:space="0" w:color="CCCCCC"/>
-              <w:right w:val="single" w:sz="4" w:space="0" w:color="CCCCCC"/>
-            </w:tcBorders>
-          </w:tcPr>
-          <w:p>
-            <w:r>
-              <w:rPr>
-                <w:b/>
-                <w:color w:val="C55A11"/>
-                <w:sz w:val="20"/>
-              </w:rPr>
-              <w:t>Phase 2</w:t>
-            </w:r>
-          </w:p>
-        </w:tc>
-        <w:tc>
-          <w:tcPr>
-            <w:tcW w:type="dxa" w:w="1560"/>
-            <w:tcW w:w="1728" w:type="dxa"/>
-            <w:shd w:val="clear" w:color="auto" w:fill="F0F4FF"/>
-            <w:tcBorders>
-              <w:top w:val="single" w:sz="4" w:space="0" w:color="CCCCCC"/>
-              <w:left w:val="single" w:sz="4" w:space="0" w:color="CCCCCC"/>
-              <w:bottom w:val="single" w:sz="4" w:space="0" w:color="CCCCCC"/>
-              <w:right w:val="single" w:sz="4" w:space="0" w:color="CCCCCC"/>
-            </w:tcBorders>
-          </w:tcPr>
-          <w:p>
-            <w:r>
-              <w:rPr>
-                <w:sz w:val="20"/>
-              </w:rPr>
-              <w:t>X (Twitter)</w:t>
-            </w:r>
-          </w:p>
-        </w:tc>
-        <w:tc>
-          <w:tcPr>
-            <w:tcW w:type="dxa" w:w="1560"/>
-            <w:tcW w:w="1440" w:type="dxa"/>
-            <w:shd w:val="clear" w:color="auto" w:fill="F0F4FF"/>
-            <w:tcBorders>
-              <w:top w:val="single" w:sz="4" w:space="0" w:color="CCCCCC"/>
-              <w:left w:val="single" w:sz="4" w:space="0" w:color="CCCCCC"/>
-              <w:bottom w:val="single" w:sz="4" w:space="0" w:color="CCCCCC"/>
-              <w:right w:val="single" w:sz="4" w:space="0" w:color="CCCCCC"/>
-            </w:tcBorders>
-          </w:tcPr>
-          <w:p>
-            <w:r>
-              <w:rPr>
-                <w:sz w:val="20"/>
-              </w:rPr>
-              <w:t>Video post</w:t>
-            </w:r>
-          </w:p>
-        </w:tc>
-        <w:tc>
-          <w:tcPr>
-            <w:tcW w:type="dxa" w:w="1560"/>
-            <w:tcW w:w="1728" w:type="dxa"/>
-            <w:shd w:val="clear" w:color="auto" w:fill="F0F4FF"/>
-            <w:tcBorders>
-              <w:top w:val="single" w:sz="4" w:space="0" w:color="CCCCCC"/>
-              <w:left w:val="single" w:sz="4" w:space="0" w:color="CCCCCC"/>
-              <w:bottom w:val="single" w:sz="4" w:space="0" w:color="CCCCCC"/>
-              <w:right w:val="single" w:sz="4" w:space="0" w:color="CCCCCC"/>
-            </w:tcBorders>
-          </w:tcPr>
-          <w:p>
-            <w:r>
-              <w:rPr>
-                <w:sz w:val="20"/>
-              </w:rPr>
-              <w:t>Video views</w:t>
-            </w:r>
-          </w:p>
-        </w:tc>
-        <w:tc>
-          <w:tcPr>
-            <w:tcW w:type="dxa" w:w="1560"/>
-            <w:tcW w:w="2592" w:type="dxa"/>
-            <w:shd w:val="clear" w:color="auto" w:fill="F0F4FF"/>
-            <w:tcBorders>
-              <w:top w:val="single" w:sz="4" w:space="0" w:color="CCCCCC"/>
-              <w:left w:val="single" w:sz="4" w:space="0" w:color="CCCCCC"/>
-              <w:bottom w:val="single" w:sz="4" w:space="0" w:color="CCCCCC"/>
-              <w:right w:val="single" w:sz="4" w:space="0" w:color="CCCCCC"/>
-            </w:tcBorders>
-          </w:tcPr>
-          <w:p>
-            <w:r>
-              <w:rPr>
-                <w:sz w:val="20"/>
-              </w:rPr>
-              <w:t>Tweet text — hashtags removed</w:t>
-            </w:r>
-          </w:p>
-        </w:tc>
-        <w:tc>
-          <w:tcPr>
-            <w:tcW w:type="dxa" w:w="1560"/>
-            <w:tcW w:w="2160" w:type="dxa"/>
-            <w:shd w:val="clear" w:color="auto" w:fill="F0F4FF"/>
-            <w:tcBorders>
-              <w:top w:val="single" w:sz="4" w:space="0" w:color="CCCCCC"/>
-              <w:left w:val="single" w:sz="4" w:space="0" w:color="CCCCCC"/>
-              <w:bottom w:val="single" w:sz="4" w:space="0" w:color="CCCCCC"/>
-              <w:right w:val="single" w:sz="4" w:space="0" w:color="CCCCCC"/>
-            </w:tcBorders>
-          </w:tcPr>
-          <w:p>
-            <w:r>
-              <w:rPr>
-                <w:sz w:val="20"/>
-              </w:rPr>
-              <w:t>Firefox + Claude Vision (planned)</w:t>
-            </w:r>
-          </w:p>
-        </w:tc>
-      </w:tr>
-      <w:tr>
-        <w:tc>
-          <w:tcPr>
-            <w:tcW w:type="dxa" w:w="1560"/>
-            <w:tcW w:w="1152" w:type="dxa"/>
-            <w:shd w:val="clear" w:color="auto" w:fill="FFFFFF"/>
-            <w:tcBorders>
-              <w:top w:val="single" w:sz="4" w:space="0" w:color="CCCCCC"/>
-              <w:left w:val="single" w:sz="4" w:space="0" w:color="CCCCCC"/>
-              <w:bottom w:val="single" w:sz="4" w:space="0" w:color="CCCCCC"/>
-              <w:right w:val="single" w:sz="4" w:space="0" w:color="CCCCCC"/>
-            </w:tcBorders>
-          </w:tcPr>
-          <w:p>
-            <w:r>
-              <w:rPr>
-                <w:b/>
-                <w:color w:val="C55A11"/>
-                <w:sz w:val="20"/>
-              </w:rPr>
-              <w:t>Phase 2</w:t>
-            </w:r>
-          </w:p>
-        </w:tc>
-        <w:tc>
-          <w:tcPr>
-            <w:tcW w:type="dxa" w:w="1560"/>
-            <w:tcW w:w="1728" w:type="dxa"/>
-            <w:shd w:val="clear" w:color="auto" w:fill="FFFFFF"/>
-            <w:tcBorders>
-              <w:top w:val="single" w:sz="4" w:space="0" w:color="CCCCCC"/>
-              <w:left w:val="single" w:sz="4" w:space="0" w:color="CCCCCC"/>
-              <w:bottom w:val="single" w:sz="4" w:space="0" w:color="CCCCCC"/>
-              <w:right w:val="single" w:sz="4" w:space="0" w:color="CCCCCC"/>
-            </w:tcBorders>
-          </w:tcPr>
-          <w:p>
-            <w:r>
-              <w:rPr>
-                <w:sz w:val="20"/>
-              </w:rPr>
-              <w:t>Threads</w:t>
-            </w:r>
-          </w:p>
-        </w:tc>
-        <w:tc>
-          <w:tcPr>
-            <w:tcW w:type="dxa" w:w="1560"/>
-            <w:tcW w:w="1440" w:type="dxa"/>
-            <w:shd w:val="clear" w:color="auto" w:fill="FFFFFF"/>
-            <w:tcBorders>
-              <w:top w:val="single" w:sz="4" w:space="0" w:color="CCCCCC"/>
-              <w:left w:val="single" w:sz="4" w:space="0" w:color="CCCCCC"/>
-              <w:bottom w:val="single" w:sz="4" w:space="0" w:color="CCCCCC"/>
-              <w:right w:val="single" w:sz="4" w:space="0" w:color="CCCCCC"/>
-            </w:tcBorders>
-          </w:tcPr>
-          <w:p>
-            <w:r>
-              <w:rPr>
-                <w:sz w:val="20"/>
-              </w:rPr>
-              <w:t>Video post</w:t>
-            </w:r>
-          </w:p>
-        </w:tc>
-        <w:tc>
-          <w:tcPr>
-            <w:tcW w:type="dxa" w:w="1560"/>
-            <w:tcW w:w="1728" w:type="dxa"/>
-            <w:shd w:val="clear" w:color="auto" w:fill="FFFFFF"/>
-            <w:tcBorders>
-              <w:top w:val="single" w:sz="4" w:space="0" w:color="CCCCCC"/>
-              <w:left w:val="single" w:sz="4" w:space="0" w:color="CCCCCC"/>
-              <w:bottom w:val="single" w:sz="4" w:space="0" w:color="CCCCCC"/>
-              <w:right w:val="single" w:sz="4" w:space="0" w:color="CCCCCC"/>
-            </w:tcBorders>
-          </w:tcPr>
-          <w:p>
-            <w:r>
-              <w:rPr>
-                <w:sz w:val="20"/>
-              </w:rPr>
-              <w:t>Video views</w:t>
-            </w:r>
-          </w:p>
-        </w:tc>
-        <w:tc>
-          <w:tcPr>
-            <w:tcW w:type="dxa" w:w="1560"/>
-            <w:tcW w:w="2592" w:type="dxa"/>
-            <w:shd w:val="clear" w:color="auto" w:fill="FFFFFF"/>
-            <w:tcBorders>
-              <w:top w:val="single" w:sz="4" w:space="0" w:color="CCCCCC"/>
-              <w:left w:val="single" w:sz="4" w:space="0" w:color="CCCCCC"/>
-              <w:bottom w:val="single" w:sz="4" w:space="0" w:color="CCCCCC"/>
-              <w:right w:val="single" w:sz="4" w:space="0" w:color="CCCCCC"/>
-            </w:tcBorders>
-          </w:tcPr>
-          <w:p>
-            <w:r>
-              <w:rPr>
-                <w:sz w:val="20"/>
-              </w:rPr>
-              <w:t>Post caption — hashtags removed</w:t>
-            </w:r>
-          </w:p>
-        </w:tc>
-        <w:tc>
-          <w:tcPr>
-            <w:tcW w:type="dxa" w:w="1560"/>
-            <w:tcW w:w="2160" w:type="dxa"/>
-            <w:shd w:val="clear" w:color="auto" w:fill="FFFFFF"/>
-            <w:tcBorders>
-              <w:top w:val="single" w:sz="4" w:space="0" w:color="CCCCCC"/>
-              <w:left w:val="single" w:sz="4" w:space="0" w:color="CCCCCC"/>
-              <w:bottom w:val="single" w:sz="4" w:space="0" w:color="CCCCCC"/>
-              <w:right w:val="single" w:sz="4" w:space="0" w:color="CCCCCC"/>
-            </w:tcBorders>
-          </w:tcPr>
-          <w:p>
-            <w:r>
-              <w:rPr>
-                <w:sz w:val="20"/>
-              </w:rPr>
-              <w:t>Firefox + Claude Vision (planned)</w:t>
+              <w:t>No API; UI scraping feasible but not yet implemented</w:t>
             </w:r>
           </w:p>
         </w:tc>

--- a/BRD_Auto_Count_Social_Media_Reach.docx
+++ b/BRD_Auto_Count_Social_Media_Reach.docx
@@ -140,7 +140,7 @@
               <w:rPr>
                 <w:sz w:val="20"/>
               </w:rPr>
-              <w:t>18 May 2026</w:t>
+              <w:t>21 May 2026</w:t>
             </w:r>
           </w:p>
         </w:tc>
@@ -1121,7 +1121,7 @@
               <w:rPr>
                 <w:sz w:val="20"/>
               </w:rPr>
-              <w:t>18 May 2026</w:t>
+              <w:t>21 May 2026</w:t>
             </w:r>
           </w:p>
         </w:tc>

--- a/BRD_Auto_Count_Social_Media_Reach.docx
+++ b/BRD_Auto_Count_Social_Media_Reach.docx
@@ -96,7 +96,7 @@
               <w:rPr>
                 <w:sz w:val="20"/>
               </w:rPr>
-              <w:t>5.4</w:t>
+              <w:t>5.5</w:t>
             </w:r>
           </w:p>
         </w:tc>
@@ -1121,7 +1121,7 @@
               <w:rPr>
                 <w:sz w:val="20"/>
               </w:rPr>
-              <w:t>21 May 2026</w:t>
+              <w:t>18 May 2026</w:t>
             </w:r>
           </w:p>
         </w:tc>
@@ -1164,6 +1164,92 @@
                 <w:sz w:val="20"/>
               </w:rPr>
               <w:t>Feedback fixes: removed defensive baseline note — stated upfront as 4 min/video × 10 videos. Phase 2 platforms moved to Appendix A (Future Scope) to keep main doc focused on current build.</w:t>
+            </w:r>
+          </w:p>
+        </w:tc>
+      </w:tr>
+      <w:tr>
+        <w:tc>
+          <w:tcPr>
+            <w:tcW w:type="dxa" w:w="2340"/>
+            <w:tcW w:w="1007" w:type="dxa"/>
+            <w:shd w:val="clear" w:color="auto" w:fill="F0F4FF"/>
+            <w:tcBorders>
+              <w:top w:val="single" w:sz="4" w:space="0" w:color="CCCCCC"/>
+              <w:left w:val="single" w:sz="4" w:space="0" w:color="CCCCCC"/>
+              <w:bottom w:val="single" w:sz="4" w:space="0" w:color="CCCCCC"/>
+              <w:right w:val="single" w:sz="4" w:space="0" w:color="CCCCCC"/>
+            </w:tcBorders>
+          </w:tcPr>
+          <w:p>
+            <w:r>
+              <w:rPr>
+                <w:sz w:val="20"/>
+              </w:rPr>
+              <w:t>5.5</w:t>
+            </w:r>
+          </w:p>
+        </w:tc>
+        <w:tc>
+          <w:tcPr>
+            <w:tcW w:type="dxa" w:w="2340"/>
+            <w:tcW w:w="2160" w:type="dxa"/>
+            <w:shd w:val="clear" w:color="auto" w:fill="F0F4FF"/>
+            <w:tcBorders>
+              <w:top w:val="single" w:sz="4" w:space="0" w:color="CCCCCC"/>
+              <w:left w:val="single" w:sz="4" w:space="0" w:color="CCCCCC"/>
+              <w:bottom w:val="single" w:sz="4" w:space="0" w:color="CCCCCC"/>
+              <w:right w:val="single" w:sz="4" w:space="0" w:color="CCCCCC"/>
+            </w:tcBorders>
+          </w:tcPr>
+          <w:p>
+            <w:r>
+              <w:rPr>
+                <w:sz w:val="20"/>
+              </w:rPr>
+              <w:t>21 May 2026</w:t>
+            </w:r>
+          </w:p>
+        </w:tc>
+        <w:tc>
+          <w:tcPr>
+            <w:tcW w:type="dxa" w:w="2340"/>
+            <w:tcW w:w="2160" w:type="dxa"/>
+            <w:shd w:val="clear" w:color="auto" w:fill="F0F4FF"/>
+            <w:tcBorders>
+              <w:top w:val="single" w:sz="4" w:space="0" w:color="CCCCCC"/>
+              <w:left w:val="single" w:sz="4" w:space="0" w:color="CCCCCC"/>
+              <w:bottom w:val="single" w:sz="4" w:space="0" w:color="CCCCCC"/>
+              <w:right w:val="single" w:sz="4" w:space="0" w:color="CCCCCC"/>
+            </w:tcBorders>
+          </w:tcPr>
+          <w:p>
+            <w:r>
+              <w:rPr>
+                <w:sz w:val="20"/>
+              </w:rPr>
+              <w:t>jingyi-rere</w:t>
+            </w:r>
+          </w:p>
+        </w:tc>
+        <w:tc>
+          <w:tcPr>
+            <w:tcW w:type="dxa" w:w="2340"/>
+            <w:tcW w:w="5472" w:type="dxa"/>
+            <w:shd w:val="clear" w:color="auto" w:fill="F0F4FF"/>
+            <w:tcBorders>
+              <w:top w:val="single" w:sz="4" w:space="0" w:color="CCCCCC"/>
+              <w:left w:val="single" w:sz="4" w:space="0" w:color="CCCCCC"/>
+              <w:bottom w:val="single" w:sz="4" w:space="0" w:color="CCCCCC"/>
+              <w:right w:val="single" w:sz="4" w:space="0" w:color="CCCCCC"/>
+            </w:tcBorders>
+          </w:tcPr>
+          <w:p>
+            <w:r>
+              <w:rPr>
+                <w:sz w:val="20"/>
+              </w:rPr>
+              <w:t>TikTok → Firefox+DOM (not yt-dlp); X (Twitter) added as 5th platform; live 5-platform test confirmed.</w:t>
             </w:r>
           </w:p>
         </w:tc>
@@ -6289,7 +6375,7 @@
           <w:color w:val="595959"/>
           <w:sz w:val="22"/>
         </w:rPr>
-        <w:t>The following 4 platforms are fully built, tested, and active. They cover 100% of current posting activity.</w:t>
+        <w:t>The following 5 platforms are fully built, tested, and active. They cover 100% of current posting activity.</w:t>
       </w:r>
     </w:p>
     <w:p/>
@@ -6632,7 +6718,7 @@
               <w:rPr>
                 <w:sz w:val="20"/>
               </w:rPr>
-              <w:t>yt-dlp (no browser needed — fast &amp; exact)</w:t>
+              <w:t>Firefox + DOM (caption/date from DOM; view count from embedded page JSON)</w:t>
             </w:r>
           </w:p>
         </w:tc>
@@ -6655,7 +6741,7 @@
               <w:rPr>
                 <w:sz w:val="20"/>
               </w:rPr>
-              <w:t>Instagram</w:t>
+              <w:t>X (Twitter)</w:t>
             </w:r>
           </w:p>
         </w:tc>
@@ -6676,7 +6762,7 @@
               <w:rPr>
                 <w:sz w:val="20"/>
               </w:rPr>
-              <w:t>Reels</w:t>
+              <w:t>Video post</w:t>
             </w:r>
           </w:p>
         </w:tc>
@@ -6697,7 +6783,7 @@
               <w:rPr>
                 <w:sz w:val="20"/>
               </w:rPr>
-              <w:t>Reels view count</w:t>
+              <w:t>Total video views</w:t>
             </w:r>
           </w:p>
         </w:tc>
@@ -6718,7 +6804,7 @@
               <w:rPr>
                 <w:sz w:val="20"/>
               </w:rPr>
-              <w:t>Post caption — hashtags removed</w:t>
+              <w:t>Tweet text — hashtags removed</w:t>
             </w:r>
           </w:p>
         </w:tc>
@@ -6739,7 +6825,7 @@
               <w:rPr>
                 <w:sz w:val="20"/>
               </w:rPr>
-              <w:t>Firefox + Claude Vision (2-screenshot approach)</w:t>
+              <w:t>Firefox + DOM (caption from tweetText; date from &lt;time&gt;; view count from post page)</w:t>
             </w:r>
           </w:p>
         </w:tc>
@@ -6762,7 +6848,7 @@
               <w:rPr>
                 <w:sz w:val="20"/>
               </w:rPr>
-              <w:t>RedNote (小红书)</w:t>
+              <w:t>Instagram</w:t>
             </w:r>
           </w:p>
         </w:tc>
@@ -6783,7 +6869,7 @@
               <w:rPr>
                 <w:sz w:val="20"/>
               </w:rPr>
-              <w:t>Video</w:t>
+              <w:t>Reels</w:t>
             </w:r>
           </w:p>
         </w:tc>
@@ -6804,7 +6890,7 @@
               <w:rPr>
                 <w:sz w:val="20"/>
               </w:rPr>
-              <w:t>Video views</w:t>
+              <w:t>Reels view count</w:t>
             </w:r>
           </w:p>
         </w:tc>
@@ -6834,6 +6920,113 @@
             <w:tcW w:type="dxa" w:w="1872"/>
             <w:tcW w:w="2160" w:type="dxa"/>
             <w:shd w:val="clear" w:color="auto" w:fill="F0F4FF"/>
+            <w:tcBorders>
+              <w:top w:val="single" w:sz="4" w:space="0" w:color="CCCCCC"/>
+              <w:left w:val="single" w:sz="4" w:space="0" w:color="CCCCCC"/>
+              <w:bottom w:val="single" w:sz="4" w:space="0" w:color="CCCCCC"/>
+              <w:right w:val="single" w:sz="4" w:space="0" w:color="CCCCCC"/>
+            </w:tcBorders>
+          </w:tcPr>
+          <w:p>
+            <w:r>
+              <w:rPr>
+                <w:sz w:val="20"/>
+              </w:rPr>
+              <w:t>Firefox + Claude Vision (2-screenshot approach)</w:t>
+            </w:r>
+          </w:p>
+        </w:tc>
+      </w:tr>
+      <w:tr>
+        <w:tc>
+          <w:tcPr>
+            <w:tcW w:type="dxa" w:w="1872"/>
+            <w:tcW w:w="1728" w:type="dxa"/>
+            <w:shd w:val="clear" w:color="auto" w:fill="FFFFFF"/>
+            <w:tcBorders>
+              <w:top w:val="single" w:sz="4" w:space="0" w:color="CCCCCC"/>
+              <w:left w:val="single" w:sz="4" w:space="0" w:color="CCCCCC"/>
+              <w:bottom w:val="single" w:sz="4" w:space="0" w:color="CCCCCC"/>
+              <w:right w:val="single" w:sz="4" w:space="0" w:color="CCCCCC"/>
+            </w:tcBorders>
+          </w:tcPr>
+          <w:p>
+            <w:r>
+              <w:rPr>
+                <w:sz w:val="20"/>
+              </w:rPr>
+              <w:t>RedNote (小红书)</w:t>
+            </w:r>
+          </w:p>
+        </w:tc>
+        <w:tc>
+          <w:tcPr>
+            <w:tcW w:type="dxa" w:w="1872"/>
+            <w:tcW w:w="1440" w:type="dxa"/>
+            <w:shd w:val="clear" w:color="auto" w:fill="FFFFFF"/>
+            <w:tcBorders>
+              <w:top w:val="single" w:sz="4" w:space="0" w:color="CCCCCC"/>
+              <w:left w:val="single" w:sz="4" w:space="0" w:color="CCCCCC"/>
+              <w:bottom w:val="single" w:sz="4" w:space="0" w:color="CCCCCC"/>
+              <w:right w:val="single" w:sz="4" w:space="0" w:color="CCCCCC"/>
+            </w:tcBorders>
+          </w:tcPr>
+          <w:p>
+            <w:r>
+              <w:rPr>
+                <w:sz w:val="20"/>
+              </w:rPr>
+              <w:t>Video</w:t>
+            </w:r>
+          </w:p>
+        </w:tc>
+        <w:tc>
+          <w:tcPr>
+            <w:tcW w:type="dxa" w:w="1872"/>
+            <w:tcW w:w="1728" w:type="dxa"/>
+            <w:shd w:val="clear" w:color="auto" w:fill="FFFFFF"/>
+            <w:tcBorders>
+              <w:top w:val="single" w:sz="4" w:space="0" w:color="CCCCCC"/>
+              <w:left w:val="single" w:sz="4" w:space="0" w:color="CCCCCC"/>
+              <w:bottom w:val="single" w:sz="4" w:space="0" w:color="CCCCCC"/>
+              <w:right w:val="single" w:sz="4" w:space="0" w:color="CCCCCC"/>
+            </w:tcBorders>
+          </w:tcPr>
+          <w:p>
+            <w:r>
+              <w:rPr>
+                <w:sz w:val="20"/>
+              </w:rPr>
+              <w:t>Video views</w:t>
+            </w:r>
+          </w:p>
+        </w:tc>
+        <w:tc>
+          <w:tcPr>
+            <w:tcW w:type="dxa" w:w="1872"/>
+            <w:tcW w:w="2592" w:type="dxa"/>
+            <w:shd w:val="clear" w:color="auto" w:fill="FFFFFF"/>
+            <w:tcBorders>
+              <w:top w:val="single" w:sz="4" w:space="0" w:color="CCCCCC"/>
+              <w:left w:val="single" w:sz="4" w:space="0" w:color="CCCCCC"/>
+              <w:bottom w:val="single" w:sz="4" w:space="0" w:color="CCCCCC"/>
+              <w:right w:val="single" w:sz="4" w:space="0" w:color="CCCCCC"/>
+            </w:tcBorders>
+          </w:tcPr>
+          <w:p>
+            <w:r>
+              <w:rPr>
+                <w:sz w:val="20"/>
+              </w:rPr>
+              <w:t>Post caption — hashtags removed</w:t>
+            </w:r>
+          </w:p>
+        </w:tc>
+        <w:tc>
+          <w:tcPr>
+            <w:tcW w:type="dxa" w:w="1872"/>
+            <w:tcW w:w="2160" w:type="dxa"/>
+            <w:shd w:val="clear" w:color="auto" w:fill="FFFFFF"/>
             <w:tcBorders>
               <w:top w:val="single" w:sz="4" w:space="0" w:color="CCCCCC"/>
               <w:left w:val="single" w:sz="4" w:space="0" w:color="CCCCCC"/>
@@ -7085,7 +7278,7 @@
               <w:rPr>
                 <w:sz w:val="20"/>
               </w:rPr>
-              <w:t>X (Twitter)</w:t>
+              <w:t>Threads</w:t>
             </w:r>
           </w:p>
         </w:tc>
@@ -7136,92 +7329,6 @@
             <w:tcW w:type="dxa" w:w="2340"/>
             <w:tcW w:w="3600" w:type="dxa"/>
             <w:shd w:val="clear" w:color="auto" w:fill="F0F4FF"/>
-            <w:tcBorders>
-              <w:top w:val="single" w:sz="4" w:space="0" w:color="CCCCCC"/>
-              <w:left w:val="single" w:sz="4" w:space="0" w:color="CCCCCC"/>
-              <w:bottom w:val="single" w:sz="4" w:space="0" w:color="CCCCCC"/>
-              <w:right w:val="single" w:sz="4" w:space="0" w:color="CCCCCC"/>
-            </w:tcBorders>
-          </w:tcPr>
-          <w:p>
-            <w:r>
-              <w:rPr>
-                <w:sz w:val="20"/>
-              </w:rPr>
-              <w:t>X aggressively blocks automation; login required for all content</w:t>
-            </w:r>
-          </w:p>
-        </w:tc>
-      </w:tr>
-      <w:tr>
-        <w:tc>
-          <w:tcPr>
-            <w:tcW w:type="dxa" w:w="2340"/>
-            <w:tcW w:w="1728" w:type="dxa"/>
-            <w:shd w:val="clear" w:color="auto" w:fill="FFFFFF"/>
-            <w:tcBorders>
-              <w:top w:val="single" w:sz="4" w:space="0" w:color="CCCCCC"/>
-              <w:left w:val="single" w:sz="4" w:space="0" w:color="CCCCCC"/>
-              <w:bottom w:val="single" w:sz="4" w:space="0" w:color="CCCCCC"/>
-              <w:right w:val="single" w:sz="4" w:space="0" w:color="CCCCCC"/>
-            </w:tcBorders>
-          </w:tcPr>
-          <w:p>
-            <w:r>
-              <w:rPr>
-                <w:sz w:val="20"/>
-              </w:rPr>
-              <w:t>Threads</w:t>
-            </w:r>
-          </w:p>
-        </w:tc>
-        <w:tc>
-          <w:tcPr>
-            <w:tcW w:type="dxa" w:w="2340"/>
-            <w:tcW w:w="1440" w:type="dxa"/>
-            <w:shd w:val="clear" w:color="auto" w:fill="FFFFFF"/>
-            <w:tcBorders>
-              <w:top w:val="single" w:sz="4" w:space="0" w:color="CCCCCC"/>
-              <w:left w:val="single" w:sz="4" w:space="0" w:color="CCCCCC"/>
-              <w:bottom w:val="single" w:sz="4" w:space="0" w:color="CCCCCC"/>
-              <w:right w:val="single" w:sz="4" w:space="0" w:color="CCCCCC"/>
-            </w:tcBorders>
-          </w:tcPr>
-          <w:p>
-            <w:r>
-              <w:rPr>
-                <w:sz w:val="20"/>
-              </w:rPr>
-              <w:t>Video post</w:t>
-            </w:r>
-          </w:p>
-        </w:tc>
-        <w:tc>
-          <w:tcPr>
-            <w:tcW w:type="dxa" w:w="2340"/>
-            <w:tcW w:w="2592" w:type="dxa"/>
-            <w:shd w:val="clear" w:color="auto" w:fill="FFFFFF"/>
-            <w:tcBorders>
-              <w:top w:val="single" w:sz="4" w:space="0" w:color="CCCCCC"/>
-              <w:left w:val="single" w:sz="4" w:space="0" w:color="CCCCCC"/>
-              <w:bottom w:val="single" w:sz="4" w:space="0" w:color="CCCCCC"/>
-              <w:right w:val="single" w:sz="4" w:space="0" w:color="CCCCCC"/>
-            </w:tcBorders>
-          </w:tcPr>
-          <w:p>
-            <w:r>
-              <w:rPr>
-                <w:sz w:val="20"/>
-              </w:rPr>
-              <w:t>Firefox + Claude Vision</w:t>
-            </w:r>
-          </w:p>
-        </w:tc>
-        <w:tc>
-          <w:tcPr>
-            <w:tcW w:type="dxa" w:w="2340"/>
-            <w:tcW w:w="3600" w:type="dxa"/>
-            <w:shd w:val="clear" w:color="auto" w:fill="FFFFFF"/>
             <w:tcBorders>
               <w:top w:val="single" w:sz="4" w:space="0" w:color="CCCCCC"/>
               <w:left w:val="single" w:sz="4" w:space="0" w:color="CCCCCC"/>
@@ -7473,7 +7580,7 @@
               <w:rPr>
                 <w:sz w:val="20"/>
               </w:rPr>
-              <w:t>System routes YouTube/TikTok URLs to yt-dlp for fast, exact metadata extraction (no browser).</w:t>
+              <w:t>System routes YouTube URLs to yt-dlp for fast, exact metadata extraction (no browser). Routes TikTok and X (Twitter) URLs to Firefox + DOM extraction.</w:t>
             </w:r>
           </w:p>
         </w:tc>
@@ -12948,7 +13055,7 @@
           <w:color w:val="595959"/>
           <w:sz w:val="18"/>
         </w:rPr>
-        <w:t>— End of Document — Version 5.2 —</w:t>
+        <w:t>— End of Document — Version 5.5 —</w:t>
       </w:r>
     </w:p>
     <w:sectPr>
